--- a/00-首页/题组Word/第一轮·综合套卷/第一轮综合卷11（学生版）.docx
+++ b/00-首页/题组Word/第一轮·综合套卷/第一轮综合卷11（学生版）.docx
@@ -15911,153 +15911,6 @@
           <w:rFonts w:hint="eastAsia" w:ascii="Times New Roman" w:hAnsi="Times New Roman" w:eastAsia="SimHei" w:cs="Times New Roman"/>
         </w:rPr>
         <w:t>题</w:t>
-      </w:r>
-    </w:p>
-    <w:p>
-      <w:pPr>
-        <w:pStyle w:val="BlockText"/>
-      </w:pPr>
-      <w:r>
-        <w:rPr>
-          <w:rFonts w:hint="eastAsia" w:ascii="Times New Roman" w:hAnsi="Times New Roman" w:eastAsia="FangSong" w:cs="Times New Roman"/>
-          <w:b/>
-          <w:bCs/>
-        </w:rPr>
-        <w:t xml:space="preserve">派生自</w:t>
-      </w:r>
-      <w:r>
-        <w:rPr>
-          <w:rFonts w:hint="eastAsia" w:ascii="Times New Roman" w:hAnsi="Times New Roman" w:eastAsia="Times New Roman" w:cs="Times New Roman"/>
-        </w:rPr>
-        <w:t>：</w:t>
-      </w:r>
-      <w:r>
-        <w:rPr>
-          <w:rFonts w:hint="eastAsia" w:ascii="Times New Roman" w:hAnsi="Times New Roman" w:eastAsia="FangSong" w:cs="Times New Roman"/>
-        </w:rPr>
-        <w:t>卷</w:t>
-      </w:r>
-      <w:r>
-        <w:rPr>
-          <w:rFonts w:hint="eastAsia" w:ascii="Times New Roman" w:hAnsi="Times New Roman" w:eastAsia="Times New Roman" w:cs="Times New Roman"/>
-        </w:rPr>
-        <w:t>-01-</w:t>
-      </w:r>
-      <w:r>
-        <w:rPr>
-          <w:rFonts w:hint="eastAsia" w:ascii="Times New Roman" w:hAnsi="Times New Roman" w:eastAsia="FangSong" w:cs="Times New Roman"/>
-        </w:rPr>
-        <w:t>第</w:t>
-      </w:r>
-      <w:r>
-        <w:rPr>
-          <w:rFonts w:hint="eastAsia" w:ascii="Times New Roman" w:hAnsi="Times New Roman" w:eastAsia="Times New Roman" w:cs="Times New Roman"/>
-        </w:rPr>
-        <w:t>1</w:t>
-      </w:r>
-      <w:r>
-        <w:rPr>
-          <w:rFonts w:hint="eastAsia" w:ascii="Times New Roman" w:hAnsi="Times New Roman" w:eastAsia="FangSong" w:cs="Times New Roman"/>
-        </w:rPr>
-        <w:t>章</w:t>
-      </w:r>
-      <w:r>
-        <w:rPr>
-          <w:rFonts w:hint="eastAsia" w:ascii="Times New Roman" w:hAnsi="Times New Roman" w:eastAsia="Times New Roman" w:cs="Times New Roman"/>
-        </w:rPr>
-        <w:t>-A</w:t>
-      </w:r>
-      <w:r>
-        <w:rPr>
-          <w:rFonts w:hint="eastAsia" w:ascii="Times New Roman" w:hAnsi="Times New Roman" w:eastAsia="FangSong" w:cs="Times New Roman"/>
-        </w:rPr>
-        <w:t>卷</w:t>
-      </w:r>
-      <w:r>
-        <w:rPr>
-          <w:rFonts w:hint="eastAsia" w:ascii="Times New Roman" w:hAnsi="Times New Roman" w:eastAsia="Times New Roman" w:cs="Times New Roman"/>
-        </w:rPr>
-        <w:t>-</w:t>
-      </w:r>
-      <w:r>
-        <w:rPr>
-          <w:rFonts w:hint="eastAsia" w:ascii="Times New Roman" w:hAnsi="Times New Roman" w:eastAsia="FangSong" w:cs="Times New Roman"/>
-        </w:rPr>
-        <w:t>化学反应速率与化学平衡</w:t>
-      </w:r>
-      <w:r>
-        <w:rPr>
-          <w:rFonts w:hint="eastAsia" w:ascii="Times New Roman" w:hAnsi="Times New Roman" w:eastAsia="Times New Roman" w:cs="Times New Roman"/>
-        </w:rPr>
-        <w:t>（</w:t>
-      </w:r>
-      <w:r>
-        <w:rPr>
-          <w:rFonts w:hint="eastAsia" w:ascii="Times New Roman" w:hAnsi="Times New Roman" w:eastAsia="FangSong" w:cs="Times New Roman"/>
-        </w:rPr>
-        <w:t>卷形态保留原文</w:t>
-      </w:r>
-      <w:r>
-        <w:rPr>
-          <w:rFonts w:hint="eastAsia" w:ascii="Times New Roman" w:hAnsi="Times New Roman" w:eastAsia="Times New Roman" w:cs="Times New Roman"/>
-        </w:rPr>
-        <w:t>；</w:t>
-      </w:r>
-      <w:r>
-        <w:rPr>
-          <w:rFonts w:hint="eastAsia" w:ascii="Times New Roman" w:hAnsi="Times New Roman" w:eastAsia="FangSong" w:cs="Times New Roman"/>
-        </w:rPr>
-        <w:t>本文件为派生逐题</w:t>
-      </w:r>
-      <w:r>
-        <w:rPr>
-          <w:rFonts w:hint="eastAsia" w:ascii="Times New Roman" w:hAnsi="Times New Roman" w:eastAsia="Times New Roman" w:cs="Times New Roman"/>
-        </w:rPr>
-        <w:t>）</w:t>
-      </w:r>
-      <w:r>
-        <w:rPr>
-          <w:rFonts w:ascii="Times New Roman" w:hAnsi="Times New Roman" w:eastAsia="Times New Roman" w:cs="Times New Roman"/>
-        </w:rPr>
-        <w:t xml:space="preserve"> </w:t>
-      </w:r>
-      <w:r>
-        <w:rPr>
-          <w:rFonts w:hint="eastAsia" w:ascii="Times New Roman" w:hAnsi="Times New Roman" w:eastAsia="FangSong" w:cs="Times New Roman"/>
-          <w:b/>
-          <w:bCs/>
-        </w:rPr>
-        <w:t xml:space="preserve">答案状态</w:t>
-      </w:r>
-      <w:r>
-        <w:rPr>
-          <w:rFonts w:hint="eastAsia" w:ascii="Times New Roman" w:hAnsi="Times New Roman" w:eastAsia="Times New Roman" w:cs="Times New Roman"/>
-        </w:rPr>
-        <w:t>：</w:t>
-      </w:r>
-      <w:r>
-        <w:rPr>
-          <w:rFonts w:hint="eastAsia" w:ascii="Times New Roman" w:hAnsi="Times New Roman" w:eastAsia="FangSong" w:cs="Times New Roman"/>
-        </w:rPr>
-        <w:t>已按题号锚切分</w:t>
-      </w:r>
-      <w:r>
-        <w:rPr>
-          <w:rFonts w:hint="eastAsia" w:ascii="Times New Roman" w:hAnsi="Times New Roman" w:eastAsia="Times New Roman" w:cs="Times New Roman"/>
-        </w:rPr>
-        <w:t>（</w:t>
-      </w:r>
-      <w:r>
-        <w:rPr>
-          <w:rFonts w:hint="eastAsia" w:ascii="Times New Roman" w:hAnsi="Times New Roman" w:eastAsia="FangSong" w:cs="Times New Roman"/>
-        </w:rPr>
-        <w:t>待抽检</w:t>
-      </w:r>
-      <w:r>
-        <w:rPr>
-          <w:rFonts w:hint="eastAsia" w:ascii="Times New Roman" w:hAnsi="Times New Roman" w:eastAsia="Times New Roman" w:cs="Times New Roman"/>
-        </w:rPr>
-        <w:t>）</w:t>
       </w:r>
     </w:p>
     <w:p>

--- a/00-首页/题组Word/第一轮·综合套卷/第一轮综合卷11（学生版）.docx
+++ b/00-首页/题组Word/第一轮·综合套卷/第一轮综合卷11（学生版）.docx
@@ -10573,187 +10573,6 @@
           <w:rFonts w:hint="eastAsia" w:ascii="Times New Roman" w:hAnsi="Times New Roman" w:eastAsia="FangSong" w:cs="Times New Roman"/>
         </w:rPr>
         <w:t>必须先把其转化为其强酸盐</w:t>
-      </w:r>
-    </w:p>
-    <w:p>
-      <w:pPr>
-        <w:pStyle w:val="BlockText"/>
-      </w:pPr>
-      <w:r>
-        <w:rPr>
-          <w:rFonts w:hint="eastAsia" w:ascii="Times New Roman" w:hAnsi="Times New Roman" w:eastAsia="FangSong" w:cs="Times New Roman"/>
-          <w:b/>
-          <w:bCs/>
-        </w:rPr>
-        <w:t xml:space="preserve">同素材关联</w:t>
-      </w:r>
-      <w:r>
-        <w:rPr>
-          <w:rFonts w:hint="eastAsia" w:ascii="Times New Roman" w:hAnsi="Times New Roman" w:eastAsia="Times New Roman" w:cs="Times New Roman"/>
-        </w:rPr>
-        <w:t>：</w:t>
-      </w:r>
-      <w:r>
-        <w:rPr>
-          <w:rFonts w:hint="eastAsia" w:ascii="Times New Roman" w:hAnsi="Times New Roman" w:eastAsia="FangSong" w:cs="Times New Roman"/>
-        </w:rPr>
-        <w:t>本题沿用</w:t>
-      </w:r>
-      <w:r>
-        <w:rPr>
-          <w:rFonts w:ascii="Times New Roman" w:hAnsi="Times New Roman" w:eastAsia="Times New Roman" w:cs="Times New Roman"/>
-        </w:rPr>
-        <w:t xml:space="preserve"> 2003 </w:t>
-      </w:r>
-      <w:r>
-        <w:rPr>
-          <w:rFonts w:hint="eastAsia" w:ascii="Times New Roman" w:hAnsi="Times New Roman" w:eastAsia="FangSong" w:cs="Times New Roman"/>
-        </w:rPr>
-        <w:t xml:space="preserve">年全国初赛</w:t>
-      </w:r>
-      <w:r>
-        <w:rPr>
-          <w:rFonts w:ascii="Times New Roman" w:hAnsi="Times New Roman" w:eastAsia="Times New Roman" w:cs="Times New Roman"/>
-        </w:rPr>
-        <w:t xml:space="preserve"> </w:t>
-      </w:r>
-      <w:r>
-        <w:rPr>
-          <w:rFonts w:hint="eastAsia" w:ascii="Times New Roman" w:hAnsi="Times New Roman" w:eastAsia="Times New Roman" w:cs="Times New Roman"/>
-        </w:rPr>
-        <w:t xml:space="preserve">Roundup（</w:t>
-      </w:r>
-      <w:r>
-        <w:rPr>
-          <w:rFonts w:hint="eastAsia" w:ascii="Times New Roman" w:hAnsi="Times New Roman" w:eastAsia="Times New Roman" w:cs="Times New Roman"/>
-        </w:rPr>
-        <w:t>“</w:t>
-      </w:r>
-      <w:r>
-        <w:rPr>
-          <w:rFonts w:hint="eastAsia" w:ascii="Times New Roman" w:hAnsi="Times New Roman" w:eastAsia="FangSong" w:cs="Times New Roman"/>
-        </w:rPr>
-        <w:t>一扫光</w:t>
-      </w:r>
-      <w:r>
-        <w:rPr>
-          <w:rFonts w:hint="eastAsia" w:ascii="Times New Roman" w:hAnsi="Times New Roman" w:eastAsia="Times New Roman" w:cs="Times New Roman"/>
-        </w:rPr>
-        <w:t>”</w:t>
-      </w:r>
-      <w:r>
-        <w:rPr>
-          <w:rFonts w:hint="eastAsia" w:ascii="Times New Roman" w:hAnsi="Times New Roman" w:eastAsia="Times New Roman" w:cs="Times New Roman"/>
-        </w:rPr>
-        <w:t>）</w:t>
-      </w:r>
-      <w:r>
-        <w:rPr>
-          <w:rFonts w:hint="eastAsia" w:ascii="Times New Roman" w:hAnsi="Times New Roman" w:eastAsia="FangSong" w:cs="Times New Roman"/>
-        </w:rPr>
-        <w:t>题干的结构与</w:t>
-      </w:r>
-      <w:r>
-        <w:rPr>
-          <w:rFonts w:ascii="Times New Roman" w:hAnsi="Times New Roman" w:eastAsia="Times New Roman" w:cs="Times New Roman"/>
-        </w:rPr>
-        <w:t xml:space="preserve"> pKa </w:t>
-      </w:r>
-      <w:r>
-        <w:rPr>
-          <w:rFonts w:hint="eastAsia" w:ascii="Times New Roman" w:hAnsi="Times New Roman" w:eastAsia="FangSong" w:cs="Times New Roman"/>
-        </w:rPr>
-        <w:t>数据改编为多选题</w:t>
-      </w:r>
-      <w:r>
-        <w:rPr>
-          <w:rFonts w:hint="eastAsia" w:ascii="Times New Roman" w:hAnsi="Times New Roman" w:eastAsia="Times New Roman" w:cs="Times New Roman"/>
-        </w:rPr>
-        <w:t>，</w:t>
-      </w:r>
-      <w:r>
-        <w:rPr>
-          <w:rFonts w:hint="eastAsia" w:ascii="Times New Roman" w:hAnsi="Times New Roman" w:eastAsia="FangSong" w:cs="Times New Roman"/>
-        </w:rPr>
-        <w:t>整题版见</w:t>
-      </w:r>
-      <w:r>
-        <w:rPr>
-          <w:rFonts w:ascii="Times New Roman" w:hAnsi="Times New Roman" w:eastAsia="Times New Roman" w:cs="Times New Roman"/>
-        </w:rPr>
-        <w:t xml:space="preserve"> </w:t>
-      </w:r>
-      <w:r>
-        <w:rPr>
-          <w:rFonts w:hint="eastAsia" w:ascii="Times New Roman" w:hAnsi="Times New Roman" w:eastAsia="FangSong" w:cs="Times New Roman"/>
-        </w:rPr>
-        <w:t>题</w:t>
-      </w:r>
-      <w:r>
-        <w:rPr>
-          <w:rFonts w:hint="eastAsia" w:ascii="Times New Roman" w:hAnsi="Times New Roman" w:eastAsia="Times New Roman" w:cs="Times New Roman"/>
-        </w:rPr>
-        <w:t>-1132-</w:t>
-      </w:r>
-      <w:r>
-        <w:rPr>
-          <w:rFonts w:hint="eastAsia" w:ascii="Times New Roman" w:hAnsi="Times New Roman" w:eastAsia="FangSong" w:cs="Times New Roman"/>
-        </w:rPr>
-        <w:t>二分册</w:t>
-      </w:r>
-      <w:r>
-        <w:rPr>
-          <w:rFonts w:hint="eastAsia" w:ascii="Times New Roman" w:hAnsi="Times New Roman" w:eastAsia="Times New Roman" w:cs="Times New Roman"/>
-        </w:rPr>
-        <w:t>-L16</w:t>
-      </w:r>
-      <w:r>
-        <w:rPr>
-          <w:rFonts w:hint="eastAsia" w:ascii="Times New Roman" w:hAnsi="Times New Roman" w:eastAsia="FangSong" w:cs="Times New Roman"/>
-        </w:rPr>
-        <w:t>对例</w:t>
-      </w:r>
-      <w:r>
-        <w:rPr>
-          <w:rFonts w:hint="eastAsia" w:ascii="Times New Roman" w:hAnsi="Times New Roman" w:eastAsia="Times New Roman" w:cs="Times New Roman"/>
-        </w:rPr>
-        <w:t>3-2003</w:t>
-      </w:r>
-      <w:r>
-        <w:rPr>
-          <w:rFonts w:hint="eastAsia" w:ascii="Times New Roman" w:hAnsi="Times New Roman" w:eastAsia="FangSong" w:cs="Times New Roman"/>
-        </w:rPr>
-        <w:t>初赛</w:t>
-      </w:r>
-      <w:r>
-        <w:rPr>
-          <w:rFonts w:hint="eastAsia" w:ascii="Times New Roman" w:hAnsi="Times New Roman" w:eastAsia="Times New Roman" w:cs="Times New Roman"/>
-        </w:rPr>
-        <w:t>Roundup</w:t>
-      </w:r>
-      <w:r>
-        <w:rPr>
-          <w:rFonts w:hint="eastAsia" w:ascii="Times New Roman" w:hAnsi="Times New Roman" w:eastAsia="FangSong" w:cs="Times New Roman"/>
-        </w:rPr>
-        <w:t>一扫光</w:t>
-      </w:r>
-      <w:r>
-        <w:rPr>
-          <w:rFonts w:hint="eastAsia" w:ascii="Times New Roman" w:hAnsi="Times New Roman" w:eastAsia="Times New Roman" w:cs="Times New Roman"/>
-        </w:rPr>
-        <w:t>，</w:t>
-      </w:r>
-      <w:r>
-        <w:rPr>
-          <w:rFonts w:hint="eastAsia" w:ascii="Times New Roman" w:hAnsi="Times New Roman" w:eastAsia="FangSong" w:cs="Times New Roman"/>
-        </w:rPr>
-        <w:t>互为同素材异版</w:t>
-      </w:r>
-      <w:r>
-        <w:rPr>
-          <w:rFonts w:hint="eastAsia" w:ascii="Times New Roman" w:hAnsi="Times New Roman" w:eastAsia="Times New Roman" w:cs="Times New Roman"/>
-        </w:rPr>
-        <w:t>。</w:t>
       </w:r>
     </w:p>
     <w:p>

--- a/00-首页/题组Word/第一轮·综合套卷/第一轮综合卷11（学生版）.docx
+++ b/00-首页/题组Word/第一轮·综合套卷/第一轮综合卷11（学生版）.docx
@@ -9429,14 +9429,14 @@
         </w:rPr>
         <w:drawing>
           <wp:inline>
-            <wp:extent cx="3240000" cy="4584609"/>
+            <wp:extent cx="3600000" cy="737078"/>
             <wp:effectExtent b="0" l="0" r="0" t="0"/>
             <wp:docPr descr="" title="" id="30" name="Picture"/>
             <a:graphic>
               <a:graphicData uri="http://schemas.openxmlformats.org/drawingml/2006/picture">
                 <pic:pic>
                   <pic:nvPicPr>
-                    <pic:cNvPr descr="2021-浙江预赛_p10.png" id="31" name="Picture"/>
+                    <pic:cNvPr descr="bf4abd03f46fc9c3.png" id="31" name="Picture"/>
                     <pic:cNvPicPr>
                       <a:picLocks noChangeArrowheads="1" noChangeAspect="1"/>
                     </pic:cNvPicPr>
@@ -9450,7 +9450,7 @@
                   <pic:spPr bwMode="auto">
                     <a:xfrm>
                       <a:off x="0" y="0"/>
-                      <a:ext cx="3240000" cy="4584609"/>
+                      <a:ext cx="3600000" cy="737078"/>
                     </a:xfrm>
                     <a:prstGeom prst="rect">
                       <a:avLst/>
@@ -10161,14 +10161,14 @@
         </w:rPr>
         <w:drawing>
           <wp:inline>
-            <wp:extent cx="3240000" cy="4584609"/>
+            <wp:extent cx="3600000" cy="1489250"/>
             <wp:effectExtent b="0" l="0" r="0" t="0"/>
             <wp:docPr descr="" title="" id="35" name="Picture"/>
             <a:graphic>
               <a:graphicData uri="http://schemas.openxmlformats.org/drawingml/2006/picture">
                 <pic:pic>
                   <pic:nvPicPr>
-                    <pic:cNvPr descr="2021-浙江预赛_p08.png" id="36" name="Picture"/>
+                    <pic:cNvPr descr="38468233632903bb.png" id="36" name="Picture"/>
                     <pic:cNvPicPr>
                       <a:picLocks noChangeArrowheads="1" noChangeAspect="1"/>
                     </pic:cNvPicPr>
@@ -10182,7 +10182,7 @@
                   <pic:spPr bwMode="auto">
                     <a:xfrm>
                       <a:off x="0" y="0"/>
-                      <a:ext cx="3240000" cy="4584609"/>
+                      <a:ext cx="3600000" cy="1489250"/>
                     </a:xfrm>
                     <a:prstGeom prst="rect">
                       <a:avLst/>

--- a/00-首页/题组Word/第一轮·综合套卷/第一轮综合卷11（学生版）.docx
+++ b/00-首页/题组Word/第一轮·综合套卷/第一轮综合卷11（学生版）.docx
@@ -91,6 +91,8 @@
     <w:p>
       <w:pPr>
         <w:pStyle w:val="FirstParagraph"/>
+        <w:ind w:left="480" w:hanging="480"/>
+        <w:spacing w:after="0"/>
       </w:pPr>
       <w:r>
         <w:rPr>
@@ -216,6 +218,13 @@
         </w:rPr>
         <w:t xml:space="preserve"> </w:t>
       </w:r>
+    </w:p>
+    <w:p>
+      <w:pPr>
+        <w:pStyle w:val="FirstParagraph"/>
+        <w:ind w:left="480" w:hanging="480"/>
+        <w:spacing w:before="0" w:after="0"/>
+      </w:pPr>
       <w:r>
         <w:rPr>
           <w:rFonts w:ascii="Times New Roman" w:hAnsi="Times New Roman" w:eastAsia="Times New Roman" w:cs="Times New Roman"/>
@@ -234,6 +243,13 @@
         </w:rPr>
         <w:t xml:space="preserve"> </w:t>
       </w:r>
+    </w:p>
+    <w:p>
+      <w:pPr>
+        <w:pStyle w:val="FirstParagraph"/>
+        <w:ind w:left="480" w:hanging="480"/>
+        <w:spacing w:before="0" w:after="0"/>
+      </w:pPr>
       <w:r>
         <w:rPr>
           <w:rFonts w:ascii="Times New Roman" w:hAnsi="Times New Roman" w:eastAsia="Times New Roman" w:cs="Times New Roman"/>
@@ -264,6 +280,13 @@
         </w:rPr>
         <w:t xml:space="preserve"> </w:t>
       </w:r>
+    </w:p>
+    <w:p>
+      <w:pPr>
+        <w:pStyle w:val="FirstParagraph"/>
+        <w:ind w:left="480" w:hanging="480"/>
+        <w:spacing w:before="0" w:after="0"/>
+      </w:pPr>
       <w:r>
         <w:rPr>
           <w:rFonts w:ascii="Times New Roman" w:hAnsi="Times New Roman" w:eastAsia="Times New Roman" w:cs="Times New Roman"/>
@@ -282,6 +305,13 @@
         </w:rPr>
         <w:t xml:space="preserve"> </w:t>
       </w:r>
+    </w:p>
+    <w:p>
+      <w:pPr>
+        <w:pStyle w:val="FirstParagraph"/>
+        <w:ind w:left="480" w:hanging="480"/>
+        <w:spacing w:before="0" w:after="180"/>
+      </w:pPr>
       <w:r>
         <w:rPr>
           <w:rFonts w:ascii="Times New Roman" w:hAnsi="Times New Roman" w:eastAsia="Times New Roman" w:cs="Times New Roman"/>
@@ -294,6 +324,16 @@
         </w:rPr>
         <w:t xml:space="preserve">三角锥形和平面三角形</w:t>
       </w:r>
+    </w:p>
+    <w:p>
+      <w:pPr>
+        <w:spacing w:before="0" w:after="0"/>
+      </w:pPr>
+    </w:p>
+    <w:p>
+      <w:pPr>
+        <w:spacing w:before="0" w:after="0"/>
+      </w:pPr>
     </w:p>
     <w:p>
       <w:pPr>
@@ -555,6 +595,8 @@
     <w:p>
       <w:pPr>
         <w:pStyle w:val="BodyText"/>
+        <w:ind w:left="480" w:hanging="480"/>
+        <w:spacing w:after="0"/>
       </w:pPr>
       <w:r>
         <w:rPr>
@@ -656,6 +698,13 @@
         </w:rPr>
         <w:t xml:space="preserve"> </w:t>
       </w:r>
+    </w:p>
+    <w:p>
+      <w:pPr>
+        <w:pStyle w:val="BodyText"/>
+        <w:ind w:left="480" w:hanging="480"/>
+        <w:spacing w:before="0" w:after="0"/>
+      </w:pPr>
       <w:r>
         <w:rPr>
           <w:rFonts w:ascii="Times New Roman" w:hAnsi="Times New Roman" w:eastAsia="Times New Roman" w:cs="Times New Roman"/>
@@ -762,6 +811,13 @@
         </w:rPr>
         <w:t xml:space="preserve"> </w:t>
       </w:r>
+    </w:p>
+    <w:p>
+      <w:pPr>
+        <w:pStyle w:val="BodyText"/>
+        <w:ind w:left="480" w:hanging="480"/>
+        <w:spacing w:before="0" w:after="0"/>
+      </w:pPr>
       <w:r>
         <w:rPr>
           <w:rFonts w:ascii="Times New Roman" w:hAnsi="Times New Roman" w:eastAsia="Times New Roman" w:cs="Times New Roman"/>
@@ -868,6 +924,13 @@
         </w:rPr>
         <w:t xml:space="preserve"> </w:t>
       </w:r>
+    </w:p>
+    <w:p>
+      <w:pPr>
+        <w:pStyle w:val="BodyText"/>
+        <w:ind w:left="480" w:hanging="480"/>
+        <w:spacing w:before="0" w:after="180"/>
+      </w:pPr>
       <w:r>
         <w:rPr>
           <w:rFonts w:ascii="Times New Roman" w:hAnsi="Times New Roman" w:eastAsia="Times New Roman" w:cs="Times New Roman"/>
@@ -1034,6 +1097,16 @@
         </w:rPr>
         <w:t xml:space="preserve">分子中没有</w:t>
       </w:r>
+    </w:p>
+    <w:p>
+      <w:pPr>
+        <w:spacing w:before="0" w:after="0"/>
+      </w:pPr>
+    </w:p>
+    <w:p>
+      <w:pPr>
+        <w:spacing w:before="0" w:after="0"/>
+      </w:pPr>
     </w:p>
     <w:p>
       <w:pPr>
@@ -1287,6 +1360,8 @@
     <w:p>
       <w:pPr>
         <w:pStyle w:val="BodyText"/>
+        <w:ind w:left="480" w:hanging="480"/>
+        <w:spacing w:after="0"/>
       </w:pPr>
       <w:r>
         <w:rPr>
@@ -1382,6 +1457,13 @@
         </w:rPr>
         <w:t xml:space="preserve"> </w:t>
       </w:r>
+    </w:p>
+    <w:p>
+      <w:pPr>
+        <w:pStyle w:val="BodyText"/>
+        <w:ind w:left="480" w:hanging="480"/>
+        <w:spacing w:before="0" w:after="0"/>
+      </w:pPr>
       <w:r>
         <w:rPr>
           <w:rFonts w:ascii="Times New Roman" w:hAnsi="Times New Roman" w:eastAsia="Times New Roman" w:cs="Times New Roman"/>
@@ -1476,6 +1558,13 @@
         </w:rPr>
         <w:t xml:space="preserve"> </w:t>
       </w:r>
+    </w:p>
+    <w:p>
+      <w:pPr>
+        <w:pStyle w:val="BodyText"/>
+        <w:ind w:left="480" w:hanging="480"/>
+        <w:spacing w:before="0" w:after="0"/>
+      </w:pPr>
       <w:r>
         <w:rPr>
           <w:rFonts w:ascii="Times New Roman" w:hAnsi="Times New Roman" w:eastAsia="Times New Roman" w:cs="Times New Roman"/>
@@ -1506,6 +1595,13 @@
         </w:rPr>
         <w:t xml:space="preserve"> </w:t>
       </w:r>
+    </w:p>
+    <w:p>
+      <w:pPr>
+        <w:pStyle w:val="BodyText"/>
+        <w:ind w:left="480" w:hanging="480"/>
+        <w:spacing w:before="0" w:after="180"/>
+      </w:pPr>
       <w:r>
         <w:rPr>
           <w:rFonts w:ascii="Times New Roman" w:hAnsi="Times New Roman" w:eastAsia="Times New Roman" w:cs="Times New Roman"/>
@@ -1597,6 +1693,16 @@
     </w:p>
     <w:p>
       <w:pPr>
+        <w:spacing w:before="0" w:after="0"/>
+      </w:pPr>
+    </w:p>
+    <w:p>
+      <w:pPr>
+        <w:spacing w:before="0" w:after="0"/>
+      </w:pPr>
+    </w:p>
+    <w:p>
+      <w:pPr>
         <w:spacing w:before="160" w:after="80"/>
       </w:pPr>
       <w:r>
@@ -1634,6 +1740,8 @@
     <w:p>
       <w:pPr>
         <w:pStyle w:val="FirstParagraph"/>
+        <w:ind w:left="480" w:hanging="480"/>
+        <w:spacing w:after="0"/>
       </w:pPr>
       <w:r>
         <w:rPr>
@@ -1762,6 +1870,13 @@
         </w:rPr>
         <w:t xml:space="preserve"> </w:t>
       </w:r>
+    </w:p>
+    <w:p>
+      <w:pPr>
+        <w:pStyle w:val="FirstParagraph"/>
+        <w:ind w:left="480" w:hanging="480"/>
+        <w:spacing w:before="0" w:after="0"/>
+      </w:pPr>
       <w:r>
         <w:rPr>
           <w:rFonts w:ascii="Times New Roman" w:hAnsi="Times New Roman" w:eastAsia="Times New Roman" w:cs="Times New Roman"/>
@@ -1829,6 +1944,13 @@
         </w:rPr>
         <w:t xml:space="preserve"> </w:t>
       </w:r>
+    </w:p>
+    <w:p>
+      <w:pPr>
+        <w:pStyle w:val="FirstParagraph"/>
+        <w:ind w:left="480" w:hanging="480"/>
+        <w:spacing w:before="0" w:after="0"/>
+      </w:pPr>
       <w:r>
         <w:rPr>
           <w:rFonts w:ascii="Times New Roman" w:hAnsi="Times New Roman" w:eastAsia="Times New Roman" w:cs="Times New Roman"/>
@@ -1896,6 +2018,13 @@
         </w:rPr>
         <w:t xml:space="preserve"> </w:t>
       </w:r>
+    </w:p>
+    <w:p>
+      <w:pPr>
+        <w:pStyle w:val="FirstParagraph"/>
+        <w:ind w:left="480" w:hanging="480"/>
+        <w:spacing w:before="0" w:after="0"/>
+      </w:pPr>
       <w:r>
         <w:rPr>
           <w:rFonts w:ascii="Times New Roman" w:hAnsi="Times New Roman" w:eastAsia="Times New Roman" w:cs="Times New Roman"/>
@@ -1972,6 +2101,13 @@
         </w:rPr>
         <w:t xml:space="preserve"> </w:t>
       </w:r>
+    </w:p>
+    <w:p>
+      <w:pPr>
+        <w:pStyle w:val="FirstParagraph"/>
+        <w:ind w:left="480" w:hanging="480"/>
+        <w:spacing w:before="0" w:after="180"/>
+      </w:pPr>
       <w:r>
         <w:rPr>
           <w:rFonts w:ascii="Times New Roman" w:hAnsi="Times New Roman" w:eastAsia="Times New Roman" w:cs="Times New Roman"/>
@@ -2045,6 +2181,16 @@
     </w:p>
     <w:p>
       <w:pPr>
+        <w:spacing w:before="0" w:after="0"/>
+      </w:pPr>
+    </w:p>
+    <w:p>
+      <w:pPr>
+        <w:spacing w:before="0" w:after="0"/>
+      </w:pPr>
+    </w:p>
+    <w:p>
+      <w:pPr>
         <w:spacing w:before="160" w:after="80"/>
       </w:pPr>
       <w:r>
@@ -2105,10 +2251,6 @@
     <w:p>
       <w:pPr>
         <w:pStyle w:val="Compact"/>
-        <w:numPr>
-          <w:ilvl w:val="0"/>
-          <w:numId w:val="1001"/>
-        </w:numPr>
       </w:pPr>
       <w:r>
         <w:rPr>
@@ -2150,10 +2292,6 @@
     <w:p>
       <w:pPr>
         <w:pStyle w:val="Compact"/>
-        <w:numPr>
-          <w:ilvl w:val="0"/>
-          <w:numId w:val="1001"/>
-        </w:numPr>
       </w:pPr>
       <w:r>
         <w:rPr>
@@ -2183,10 +2321,6 @@
     <w:p>
       <w:pPr>
         <w:pStyle w:val="Compact"/>
-        <w:numPr>
-          <w:ilvl w:val="0"/>
-          <w:numId w:val="1001"/>
-        </w:numPr>
       </w:pPr>
       <w:r>
         <w:rPr>
@@ -2260,10 +2394,6 @@
     <w:p>
       <w:pPr>
         <w:pStyle w:val="Compact"/>
-        <w:numPr>
-          <w:ilvl w:val="0"/>
-          <w:numId w:val="1001"/>
-        </w:numPr>
       </w:pPr>
       <w:r>
         <w:rPr>
@@ -2320,6 +2450,16 @@
         </w:rPr>
         <w:t xml:space="preserve"> ΔH &gt; 0</w:t>
       </w:r>
+    </w:p>
+    <w:p>
+      <w:pPr>
+        <w:spacing w:before="0" w:after="0"/>
+      </w:pPr>
+    </w:p>
+    <w:p>
+      <w:pPr>
+        <w:spacing w:before="0" w:after="0"/>
+      </w:pPr>
     </w:p>
     <w:p>
       <w:pPr>
@@ -3208,6 +3348,8 @@
     <w:p>
       <w:pPr>
         <w:pStyle w:val="BodyText"/>
+        <w:ind w:left="480" w:hanging="480"/>
+        <w:spacing w:after="0"/>
       </w:pPr>
       <w:r>
         <w:rPr>
@@ -3233,6 +3375,13 @@
         </w:rPr>
         <w:t xml:space="preserve"> </w:t>
       </w:r>
+    </w:p>
+    <w:p>
+      <w:pPr>
+        <w:pStyle w:val="BodyText"/>
+        <w:ind w:left="480" w:hanging="480"/>
+        <w:spacing w:before="0" w:after="0"/>
+      </w:pPr>
       <w:r>
         <w:rPr>
           <w:rFonts w:ascii="Times New Roman" w:hAnsi="Times New Roman" w:eastAsia="Times New Roman" w:cs="Times New Roman"/>
@@ -3371,6 +3520,13 @@
         </w:rPr>
         <w:t xml:space="preserve"> </w:t>
       </w:r>
+    </w:p>
+    <w:p>
+      <w:pPr>
+        <w:pStyle w:val="BodyText"/>
+        <w:ind w:left="480" w:hanging="480"/>
+        <w:spacing w:before="0" w:after="0"/>
+      </w:pPr>
       <w:r>
         <w:rPr>
           <w:rFonts w:ascii="Times New Roman" w:hAnsi="Times New Roman" w:eastAsia="Times New Roman" w:cs="Times New Roman"/>
@@ -3500,6 +3656,13 @@
         </w:rPr>
         <w:t xml:space="preserve"> </w:t>
       </w:r>
+    </w:p>
+    <w:p>
+      <w:pPr>
+        <w:pStyle w:val="BodyText"/>
+        <w:ind w:left="480" w:hanging="480"/>
+        <w:spacing w:before="0" w:after="0"/>
+      </w:pPr>
       <w:r>
         <w:rPr>
           <w:rFonts w:ascii="Times New Roman" w:hAnsi="Times New Roman" w:eastAsia="Times New Roman" w:cs="Times New Roman"/>
@@ -3602,6 +3765,13 @@
         </w:rPr>
         <w:t xml:space="preserve"> </w:t>
       </w:r>
+    </w:p>
+    <w:p>
+      <w:pPr>
+        <w:pStyle w:val="BodyText"/>
+        <w:ind w:left="480" w:hanging="480"/>
+        <w:spacing w:before="0" w:after="180"/>
+      </w:pPr>
       <w:r>
         <w:rPr>
           <w:rFonts w:ascii="Times New Roman" w:hAnsi="Times New Roman" w:eastAsia="Times New Roman" w:cs="Times New Roman"/>
@@ -3710,6 +3880,16 @@
     </w:p>
     <w:p>
       <w:pPr>
+        <w:spacing w:before="0" w:after="0"/>
+      </w:pPr>
+    </w:p>
+    <w:p>
+      <w:pPr>
+        <w:spacing w:before="0" w:after="0"/>
+      </w:pPr>
+    </w:p>
+    <w:p>
+      <w:pPr>
         <w:spacing w:before="160" w:after="80"/>
       </w:pPr>
       <w:r>
@@ -3820,6 +4000,21 @@
         </w:rPr>
         <w:t>。</w:t>
       </w:r>
+    </w:p>
+    <w:p>
+      <w:pPr>
+        <w:spacing w:before="0" w:after="0"/>
+      </w:pPr>
+    </w:p>
+    <w:p>
+      <w:pPr>
+        <w:spacing w:before="0" w:after="0"/>
+      </w:pPr>
+    </w:p>
+    <w:p>
+      <w:pPr>
+        <w:spacing w:before="0" w:after="0"/>
+      </w:pPr>
     </w:p>
     <w:p>
       <w:pPr>
@@ -4422,6 +4617,46 @@
     </w:p>
     <w:p>
       <w:pPr>
+        <w:spacing w:before="0" w:after="0"/>
+      </w:pPr>
+    </w:p>
+    <w:p>
+      <w:pPr>
+        <w:spacing w:before="0" w:after="0"/>
+      </w:pPr>
+    </w:p>
+    <w:p>
+      <w:pPr>
+        <w:spacing w:before="0" w:after="0"/>
+      </w:pPr>
+    </w:p>
+    <w:p>
+      <w:pPr>
+        <w:spacing w:before="0" w:after="0"/>
+      </w:pPr>
+    </w:p>
+    <w:p>
+      <w:pPr>
+        <w:spacing w:before="0" w:after="0"/>
+      </w:pPr>
+    </w:p>
+    <w:p>
+      <w:pPr>
+        <w:spacing w:before="0" w:after="0"/>
+      </w:pPr>
+    </w:p>
+    <w:p>
+      <w:pPr>
+        <w:spacing w:before="0" w:after="0"/>
+      </w:pPr>
+    </w:p>
+    <w:p>
+      <w:pPr>
+        <w:spacing w:before="0" w:after="0"/>
+      </w:pPr>
+    </w:p>
+    <w:p>
+      <w:pPr>
         <w:spacing w:before="160" w:after="80"/>
       </w:pPr>
       <w:r>
@@ -5349,6 +5584,46 @@
     </w:p>
     <w:p>
       <w:pPr>
+        <w:spacing w:before="0" w:after="0"/>
+      </w:pPr>
+    </w:p>
+    <w:p>
+      <w:pPr>
+        <w:spacing w:before="0" w:after="0"/>
+      </w:pPr>
+    </w:p>
+    <w:p>
+      <w:pPr>
+        <w:spacing w:before="0" w:after="0"/>
+      </w:pPr>
+    </w:p>
+    <w:p>
+      <w:pPr>
+        <w:spacing w:before="0" w:after="0"/>
+      </w:pPr>
+    </w:p>
+    <w:p>
+      <w:pPr>
+        <w:spacing w:before="0" w:after="0"/>
+      </w:pPr>
+    </w:p>
+    <w:p>
+      <w:pPr>
+        <w:spacing w:before="0" w:after="0"/>
+      </w:pPr>
+    </w:p>
+    <w:p>
+      <w:pPr>
+        <w:spacing w:before="0" w:after="0"/>
+      </w:pPr>
+    </w:p>
+    <w:p>
+      <w:pPr>
+        <w:spacing w:before="0" w:after="0"/>
+      </w:pPr>
+    </w:p>
+    <w:p>
+      <w:pPr>
         <w:spacing w:before="160" w:after="80"/>
       </w:pPr>
       <w:r>
@@ -5471,6 +5746,21 @@
         </w:rPr>
         <w:t xml:space="preserve"> a=670pm。</w:t>
       </w:r>
+    </w:p>
+    <w:p>
+      <w:pPr>
+        <w:spacing w:before="0" w:after="0"/>
+      </w:pPr>
+    </w:p>
+    <w:p>
+      <w:pPr>
+        <w:spacing w:before="0" w:after="0"/>
+      </w:pPr>
+    </w:p>
+    <w:p>
+      <w:pPr>
+        <w:spacing w:before="0" w:after="0"/>
+      </w:pPr>
     </w:p>
     <w:p>
       <w:pPr>
@@ -6483,6 +6773,46 @@
     </w:p>
     <w:p>
       <w:pPr>
+        <w:spacing w:before="0" w:after="0"/>
+      </w:pPr>
+    </w:p>
+    <w:p>
+      <w:pPr>
+        <w:spacing w:before="0" w:after="0"/>
+      </w:pPr>
+    </w:p>
+    <w:p>
+      <w:pPr>
+        <w:spacing w:before="0" w:after="0"/>
+      </w:pPr>
+    </w:p>
+    <w:p>
+      <w:pPr>
+        <w:spacing w:before="0" w:after="0"/>
+      </w:pPr>
+    </w:p>
+    <w:p>
+      <w:pPr>
+        <w:spacing w:before="0" w:after="0"/>
+      </w:pPr>
+    </w:p>
+    <w:p>
+      <w:pPr>
+        <w:spacing w:before="0" w:after="0"/>
+      </w:pPr>
+    </w:p>
+    <w:p>
+      <w:pPr>
+        <w:spacing w:before="0" w:after="0"/>
+      </w:pPr>
+    </w:p>
+    <w:p>
+      <w:pPr>
+        <w:spacing w:before="0" w:after="0"/>
+      </w:pPr>
+    </w:p>
+    <w:p>
+      <w:pPr>
         <w:spacing w:before="160" w:after="80"/>
       </w:pPr>
       <w:r>
@@ -6909,6 +7239,46 @@
         </w:rPr>
         <w:t>。</w:t>
       </w:r>
+    </w:p>
+    <w:p>
+      <w:pPr>
+        <w:spacing w:before="0" w:after="0"/>
+      </w:pPr>
+    </w:p>
+    <w:p>
+      <w:pPr>
+        <w:spacing w:before="0" w:after="0"/>
+      </w:pPr>
+    </w:p>
+    <w:p>
+      <w:pPr>
+        <w:spacing w:before="0" w:after="0"/>
+      </w:pPr>
+    </w:p>
+    <w:p>
+      <w:pPr>
+        <w:spacing w:before="0" w:after="0"/>
+      </w:pPr>
+    </w:p>
+    <w:p>
+      <w:pPr>
+        <w:spacing w:before="0" w:after="0"/>
+      </w:pPr>
+    </w:p>
+    <w:p>
+      <w:pPr>
+        <w:spacing w:before="0" w:after="0"/>
+      </w:pPr>
+    </w:p>
+    <w:p>
+      <w:pPr>
+        <w:spacing w:before="0" w:after="0"/>
+      </w:pPr>
+    </w:p>
+    <w:p>
+      <w:pPr>
+        <w:spacing w:before="0" w:after="0"/>
+      </w:pPr>
     </w:p>
     <w:p>
       <w:pPr>
@@ -7139,6 +7509,31 @@
     </w:p>
     <w:p>
       <w:pPr>
+        <w:spacing w:before="0" w:after="0"/>
+      </w:pPr>
+    </w:p>
+    <w:p>
+      <w:pPr>
+        <w:spacing w:before="0" w:after="0"/>
+      </w:pPr>
+    </w:p>
+    <w:p>
+      <w:pPr>
+        <w:spacing w:before="0" w:after="0"/>
+      </w:pPr>
+    </w:p>
+    <w:p>
+      <w:pPr>
+        <w:spacing w:before="0" w:after="0"/>
+      </w:pPr>
+    </w:p>
+    <w:p>
+      <w:pPr>
+        <w:spacing w:before="0" w:after="0"/>
+      </w:pPr>
+    </w:p>
+    <w:p>
+      <w:pPr>
         <w:spacing w:before="160" w:after="80"/>
       </w:pPr>
       <w:r>
@@ -7566,6 +7961,46 @@
         </w:rPr>
         <w:t>。</w:t>
       </w:r>
+    </w:p>
+    <w:p>
+      <w:pPr>
+        <w:spacing w:before="0" w:after="0"/>
+      </w:pPr>
+    </w:p>
+    <w:p>
+      <w:pPr>
+        <w:spacing w:before="0" w:after="0"/>
+      </w:pPr>
+    </w:p>
+    <w:p>
+      <w:pPr>
+        <w:spacing w:before="0" w:after="0"/>
+      </w:pPr>
+    </w:p>
+    <w:p>
+      <w:pPr>
+        <w:spacing w:before="0" w:after="0"/>
+      </w:pPr>
+    </w:p>
+    <w:p>
+      <w:pPr>
+        <w:spacing w:before="0" w:after="0"/>
+      </w:pPr>
+    </w:p>
+    <w:p>
+      <w:pPr>
+        <w:spacing w:before="0" w:after="0"/>
+      </w:pPr>
+    </w:p>
+    <w:p>
+      <w:pPr>
+        <w:spacing w:before="0" w:after="0"/>
+      </w:pPr>
+    </w:p>
+    <w:p>
+      <w:pPr>
+        <w:spacing w:before="0" w:after="0"/>
+      </w:pPr>
     </w:p>
     <w:p>
       <w:pPr>
@@ -8264,7 +8699,7 @@
         </w:rPr>
         <w:drawing>
           <wp:inline>
-            <wp:extent cx="3600000" cy="2426086"/>
+            <wp:extent cx="3600000" cy="2341667"/>
             <wp:effectExtent b="0" l="0" r="0" t="0"/>
             <wp:docPr descr="" title="" id="24" name="Picture"/>
             <a:graphic>
@@ -8285,7 +8720,7 @@
                   <pic:spPr bwMode="auto">
                     <a:xfrm>
                       <a:off x="0" y="0"/>
-                      <a:ext cx="3600000" cy="2426086"/>
+                      <a:ext cx="3600000" cy="2341667"/>
                     </a:xfrm>
                     <a:prstGeom prst="rect">
                       <a:avLst/>
@@ -8306,6 +8741,46 @@
     </w:p>
     <w:p>
       <w:pPr>
+        <w:spacing w:before="0" w:after="0"/>
+      </w:pPr>
+    </w:p>
+    <w:p>
+      <w:pPr>
+        <w:spacing w:before="0" w:after="0"/>
+      </w:pPr>
+    </w:p>
+    <w:p>
+      <w:pPr>
+        <w:spacing w:before="0" w:after="0"/>
+      </w:pPr>
+    </w:p>
+    <w:p>
+      <w:pPr>
+        <w:spacing w:before="0" w:after="0"/>
+      </w:pPr>
+    </w:p>
+    <w:p>
+      <w:pPr>
+        <w:spacing w:before="0" w:after="0"/>
+      </w:pPr>
+    </w:p>
+    <w:p>
+      <w:pPr>
+        <w:spacing w:before="0" w:after="0"/>
+      </w:pPr>
+    </w:p>
+    <w:p>
+      <w:pPr>
+        <w:spacing w:before="0" w:after="0"/>
+      </w:pPr>
+    </w:p>
+    <w:p>
+      <w:pPr>
+        <w:spacing w:before="0" w:after="0"/>
+      </w:pPr>
+    </w:p>
+    <w:p>
+      <w:pPr>
         <w:spacing w:before="160" w:after="80"/>
       </w:pPr>
       <w:r>
@@ -9011,6 +9486,31 @@
     </w:p>
     <w:p>
       <w:pPr>
+        <w:spacing w:before="0" w:after="0"/>
+      </w:pPr>
+    </w:p>
+    <w:p>
+      <w:pPr>
+        <w:spacing w:before="0" w:after="0"/>
+      </w:pPr>
+    </w:p>
+    <w:p>
+      <w:pPr>
+        <w:spacing w:before="0" w:after="0"/>
+      </w:pPr>
+    </w:p>
+    <w:p>
+      <w:pPr>
+        <w:spacing w:before="0" w:after="0"/>
+      </w:pPr>
+    </w:p>
+    <w:p>
+      <w:pPr>
+        <w:spacing w:before="0" w:after="0"/>
+      </w:pPr>
+    </w:p>
+    <w:p>
+      <w:pPr>
         <w:spacing w:before="160" w:after="80"/>
       </w:pPr>
       <w:r>
@@ -9059,10 +9559,6 @@
     <w:p>
       <w:pPr>
         <w:pStyle w:val="Compact"/>
-        <w:numPr>
-          <w:ilvl w:val="0"/>
-          <w:numId w:val="1008"/>
-        </w:numPr>
       </w:pPr>
       <w:r>
         <w:rPr>
@@ -9080,10 +9576,6 @@
     <w:p>
       <w:pPr>
         <w:pStyle w:val="Compact"/>
-        <w:numPr>
-          <w:ilvl w:val="0"/>
-          <w:numId w:val="1008"/>
-        </w:numPr>
       </w:pPr>
       <w:r>
         <w:rPr>
@@ -9125,10 +9617,6 @@
     <w:p>
       <w:pPr>
         <w:pStyle w:val="Compact"/>
-        <w:numPr>
-          <w:ilvl w:val="0"/>
-          <w:numId w:val="1008"/>
-        </w:numPr>
       </w:pPr>
       <w:r>
         <w:rPr>
@@ -9236,10 +9724,6 @@
     <w:p>
       <w:pPr>
         <w:pStyle w:val="Compact"/>
-        <w:numPr>
-          <w:ilvl w:val="0"/>
-          <w:numId w:val="1008"/>
-        </w:numPr>
       </w:pPr>
       <w:r>
         <w:rPr>
@@ -9357,6 +9841,16 @@
         </w:rPr>
         <w:t xml:space="preserve"> p</w:t>
       </w:r>
+    </w:p>
+    <w:p>
+      <w:pPr>
+        <w:spacing w:before="0" w:after="0"/>
+      </w:pPr>
+    </w:p>
+    <w:p>
+      <w:pPr>
+        <w:spacing w:before="0" w:after="0"/>
+      </w:pPr>
     </w:p>
     <w:p>
       <w:pPr>
@@ -9429,7 +9923,7 @@
         </w:rPr>
         <w:drawing>
           <wp:inline>
-            <wp:extent cx="3600000" cy="737078"/>
+            <wp:extent cx="3600000" cy="729975"/>
             <wp:effectExtent b="0" l="0" r="0" t="0"/>
             <wp:docPr descr="" title="" id="30" name="Picture"/>
             <a:graphic>
@@ -9450,7 +9944,7 @@
                   <pic:spPr bwMode="auto">
                     <a:xfrm>
                       <a:off x="0" y="0"/>
-                      <a:ext cx="3600000" cy="737078"/>
+                      <a:ext cx="3600000" cy="729975"/>
                     </a:xfrm>
                     <a:prstGeom prst="rect">
                       <a:avLst/>
@@ -9471,6 +9965,21 @@
     </w:p>
     <w:p>
       <w:pPr>
+        <w:spacing w:before="0" w:after="0"/>
+      </w:pPr>
+    </w:p>
+    <w:p>
+      <w:pPr>
+        <w:spacing w:before="0" w:after="0"/>
+      </w:pPr>
+    </w:p>
+    <w:p>
+      <w:pPr>
+        <w:spacing w:before="0" w:after="0"/>
+      </w:pPr>
+    </w:p>
+    <w:p>
+      <w:pPr>
         <w:spacing w:before="160" w:after="80"/>
       </w:pPr>
       <w:r>
@@ -9795,10 +10304,8 @@
     <w:p>
       <w:pPr>
         <w:pStyle w:val="Compact"/>
-        <w:numPr>
-          <w:ilvl w:val="0"/>
-          <w:numId w:val="1009"/>
-        </w:numPr>
+        <w:ind w:left="480" w:hanging="480"/>
+        <w:spacing w:after="0"/>
       </w:pPr>
       <w:r>
         <w:rPr>
@@ -9816,7 +10323,20 @@
         <w:rPr>
           <w:rFonts w:ascii="Times New Roman" w:hAnsi="Times New Roman" w:eastAsia="Times New Roman" w:cs="Times New Roman"/>
         </w:rPr>
-        <w:t xml:space="preserve">　　B. </w:t>
+        <w:t xml:space="preserve">　　</w:t>
+      </w:r>
+    </w:p>
+    <w:p>
+      <w:pPr>
+        <w:pStyle w:val="Compact"/>
+        <w:ind w:left="480" w:hanging="480"/>
+        <w:spacing w:before="0" w:after="0"/>
+      </w:pPr>
+      <w:r>
+        <w:rPr>
+          <w:rFonts w:ascii="Times New Roman" w:hAnsi="Times New Roman" w:eastAsia="Times New Roman" w:cs="Times New Roman"/>
+        </w:rPr>
+        <w:t xml:space="preserve">B. </w:t>
       </w:r>
       <w:r>
         <w:rPr>
@@ -9828,7 +10348,20 @@
         <w:rPr>
           <w:rFonts w:ascii="Times New Roman" w:hAnsi="Times New Roman" w:eastAsia="Times New Roman" w:cs="Times New Roman"/>
         </w:rPr>
-        <w:t xml:space="preserve">　　C. </w:t>
+        <w:t xml:space="preserve">　　</w:t>
+      </w:r>
+    </w:p>
+    <w:p>
+      <w:pPr>
+        <w:pStyle w:val="Compact"/>
+        <w:ind w:left="480" w:hanging="480"/>
+        <w:spacing w:before="0" w:after="0"/>
+      </w:pPr>
+      <w:r>
+        <w:rPr>
+          <w:rFonts w:ascii="Times New Roman" w:hAnsi="Times New Roman" w:eastAsia="Times New Roman" w:cs="Times New Roman"/>
+        </w:rPr>
+        <w:t xml:space="preserve">C. </w:t>
       </w:r>
       <w:r>
         <w:rPr>
@@ -9840,7 +10373,20 @@
         <w:rPr>
           <w:rFonts w:ascii="Times New Roman" w:hAnsi="Times New Roman" w:eastAsia="Times New Roman" w:cs="Times New Roman"/>
         </w:rPr>
-        <w:t xml:space="preserve">　　D. </w:t>
+        <w:t xml:space="preserve">　　</w:t>
+      </w:r>
+    </w:p>
+    <w:p>
+      <w:pPr>
+        <w:pStyle w:val="Compact"/>
+        <w:ind w:left="480" w:hanging="480"/>
+        <w:spacing w:before="0" w:after="36"/>
+      </w:pPr>
+      <w:r>
+        <w:rPr>
+          <w:rFonts w:ascii="Times New Roman" w:hAnsi="Times New Roman" w:eastAsia="Times New Roman" w:cs="Times New Roman"/>
+        </w:rPr>
+        <w:t xml:space="preserve">D. </w:t>
       </w:r>
       <w:r>
         <w:rPr>
@@ -9848,6 +10394,16 @@
         </w:rPr>
         <w:t xml:space="preserve">先减小后增大</w:t>
       </w:r>
+    </w:p>
+    <w:p>
+      <w:pPr>
+        <w:spacing w:before="0" w:after="0"/>
+      </w:pPr>
+    </w:p>
+    <w:p>
+      <w:pPr>
+        <w:spacing w:before="0" w:after="0"/>
+      </w:pPr>
     </w:p>
     <w:p>
       <w:pPr>
@@ -10161,7 +10717,7 @@
         </w:rPr>
         <w:drawing>
           <wp:inline>
-            <wp:extent cx="3600000" cy="1489250"/>
+            <wp:extent cx="3600000" cy="1465798"/>
             <wp:effectExtent b="0" l="0" r="0" t="0"/>
             <wp:docPr descr="" title="" id="35" name="Picture"/>
             <a:graphic>
@@ -10182,7 +10738,7 @@
                   <pic:spPr bwMode="auto">
                     <a:xfrm>
                       <a:off x="0" y="0"/>
-                      <a:ext cx="3600000" cy="1489250"/>
+                      <a:ext cx="3600000" cy="1465798"/>
                     </a:xfrm>
                     <a:prstGeom prst="rect">
                       <a:avLst/>
@@ -10204,10 +10760,6 @@
     <w:p>
       <w:pPr>
         <w:pStyle w:val="Compact"/>
-        <w:numPr>
-          <w:ilvl w:val="0"/>
-          <w:numId w:val="1010"/>
-        </w:numPr>
       </w:pPr>
       <w:r>
         <w:rPr>
@@ -10297,10 +10849,6 @@
     <w:p>
       <w:pPr>
         <w:pStyle w:val="Compact"/>
-        <w:numPr>
-          <w:ilvl w:val="0"/>
-          <w:numId w:val="1010"/>
-        </w:numPr>
       </w:pPr>
       <w:r>
         <w:rPr>
@@ -10367,10 +10915,6 @@
     <w:p>
       <w:pPr>
         <w:pStyle w:val="Compact"/>
-        <w:numPr>
-          <w:ilvl w:val="0"/>
-          <w:numId w:val="1010"/>
-        </w:numPr>
       </w:pPr>
       <w:r>
         <w:rPr>
@@ -10452,10 +10996,6 @@
     <w:p>
       <w:pPr>
         <w:pStyle w:val="Compact"/>
-        <w:numPr>
-          <w:ilvl w:val="0"/>
-          <w:numId w:val="1010"/>
-        </w:numPr>
       </w:pPr>
       <w:r>
         <w:rPr>
@@ -10481,6 +11021,16 @@
         </w:rPr>
         <w:t xml:space="preserve">值基本上不发生变化</w:t>
       </w:r>
+    </w:p>
+    <w:p>
+      <w:pPr>
+        <w:spacing w:before="0" w:after="0"/>
+      </w:pPr>
+    </w:p>
+    <w:p>
+      <w:pPr>
+        <w:spacing w:before="0" w:after="0"/>
+      </w:pPr>
     </w:p>
     <w:p>
       <w:pPr>
@@ -11223,6 +11773,31 @@
     </w:p>
     <w:p>
       <w:pPr>
+        <w:spacing w:before="0" w:after="0"/>
+      </w:pPr>
+    </w:p>
+    <w:p>
+      <w:pPr>
+        <w:spacing w:before="0" w:after="0"/>
+      </w:pPr>
+    </w:p>
+    <w:p>
+      <w:pPr>
+        <w:spacing w:before="0" w:after="0"/>
+      </w:pPr>
+    </w:p>
+    <w:p>
+      <w:pPr>
+        <w:spacing w:before="0" w:after="0"/>
+      </w:pPr>
+    </w:p>
+    <w:p>
+      <w:pPr>
+        <w:spacing w:before="0" w:after="0"/>
+      </w:pPr>
+    </w:p>
+    <w:p>
+      <w:pPr>
         <w:spacing w:before="160" w:after="80"/>
       </w:pPr>
       <w:r>
@@ -11400,6 +11975,21 @@
         </w:rPr>
         <w:t>。</w:t>
       </w:r>
+    </w:p>
+    <w:p>
+      <w:pPr>
+        <w:spacing w:before="0" w:after="0"/>
+      </w:pPr>
+    </w:p>
+    <w:p>
+      <w:pPr>
+        <w:spacing w:before="0" w:after="0"/>
+      </w:pPr>
+    </w:p>
+    <w:p>
+      <w:pPr>
+        <w:spacing w:before="0" w:after="0"/>
+      </w:pPr>
     </w:p>
     <w:p>
       <w:pPr>
@@ -11929,6 +12519,31 @@
     </w:tbl>
     <w:p>
       <w:pPr>
+        <w:spacing w:before="0" w:after="0"/>
+      </w:pPr>
+    </w:p>
+    <w:p>
+      <w:pPr>
+        <w:spacing w:before="0" w:after="0"/>
+      </w:pPr>
+    </w:p>
+    <w:p>
+      <w:pPr>
+        <w:spacing w:before="0" w:after="0"/>
+      </w:pPr>
+    </w:p>
+    <w:p>
+      <w:pPr>
+        <w:spacing w:before="0" w:after="0"/>
+      </w:pPr>
+    </w:p>
+    <w:p>
+      <w:pPr>
+        <w:spacing w:before="0" w:after="0"/>
+      </w:pPr>
+    </w:p>
+    <w:p>
+      <w:pPr>
         <w:spacing w:before="160" w:after="80"/>
       </w:pPr>
       <w:r>
@@ -12848,6 +13463,46 @@
         </w:rPr>
         <w:t>？</w:t>
       </w:r>
+    </w:p>
+    <w:p>
+      <w:pPr>
+        <w:spacing w:before="0" w:after="0"/>
+      </w:pPr>
+    </w:p>
+    <w:p>
+      <w:pPr>
+        <w:spacing w:before="0" w:after="0"/>
+      </w:pPr>
+    </w:p>
+    <w:p>
+      <w:pPr>
+        <w:spacing w:before="0" w:after="0"/>
+      </w:pPr>
+    </w:p>
+    <w:p>
+      <w:pPr>
+        <w:spacing w:before="0" w:after="0"/>
+      </w:pPr>
+    </w:p>
+    <w:p>
+      <w:pPr>
+        <w:spacing w:before="0" w:after="0"/>
+      </w:pPr>
+    </w:p>
+    <w:p>
+      <w:pPr>
+        <w:spacing w:before="0" w:after="0"/>
+      </w:pPr>
+    </w:p>
+    <w:p>
+      <w:pPr>
+        <w:spacing w:before="0" w:after="0"/>
+      </w:pPr>
+    </w:p>
+    <w:p>
+      <w:pPr>
+        <w:spacing w:before="0" w:after="0"/>
+      </w:pPr>
     </w:p>
     <w:p>
       <w:pPr>
@@ -13863,6 +14518,31 @@
     </w:p>
     <w:p>
       <w:pPr>
+        <w:spacing w:before="0" w:after="0"/>
+      </w:pPr>
+    </w:p>
+    <w:p>
+      <w:pPr>
+        <w:spacing w:before="0" w:after="0"/>
+      </w:pPr>
+    </w:p>
+    <w:p>
+      <w:pPr>
+        <w:spacing w:before="0" w:after="0"/>
+      </w:pPr>
+    </w:p>
+    <w:p>
+      <w:pPr>
+        <w:spacing w:before="0" w:after="0"/>
+      </w:pPr>
+    </w:p>
+    <w:p>
+      <w:pPr>
+        <w:spacing w:before="0" w:after="0"/>
+      </w:pPr>
+    </w:p>
+    <w:p>
+      <w:pPr>
         <w:spacing w:before="160" w:after="80"/>
       </w:pPr>
       <w:r>
@@ -14391,6 +15071,31 @@
         </w:rPr>
         <w:t>。</w:t>
       </w:r>
+    </w:p>
+    <w:p>
+      <w:pPr>
+        <w:spacing w:before="0" w:after="0"/>
+      </w:pPr>
+    </w:p>
+    <w:p>
+      <w:pPr>
+        <w:spacing w:before="0" w:after="0"/>
+      </w:pPr>
+    </w:p>
+    <w:p>
+      <w:pPr>
+        <w:spacing w:before="0" w:after="0"/>
+      </w:pPr>
+    </w:p>
+    <w:p>
+      <w:pPr>
+        <w:spacing w:before="0" w:after="0"/>
+      </w:pPr>
+    </w:p>
+    <w:p>
+      <w:pPr>
+        <w:spacing w:before="0" w:after="0"/>
+      </w:pPr>
     </w:p>
     <w:p>
       <w:pPr>

--- a/00-首页/题组Word/第一轮·综合套卷/第一轮综合卷11（学生版）.docx
+++ b/00-首页/题组Word/第一轮·综合套卷/第一轮综合卷11（学生版）.docx
@@ -91,8 +91,8 @@
     <w:p>
       <w:pPr>
         <w:pStyle w:val="FirstParagraph"/>
+        <w:spacing w:before="0" w:after="0"/>
         <w:ind w:left="480" w:hanging="480"/>
-        <w:spacing w:after="0"/>
       </w:pPr>
       <w:r>
         <w:rPr>
@@ -222,20 +222,57 @@
     <w:p>
       <w:pPr>
         <w:pStyle w:val="FirstParagraph"/>
+        <w:spacing w:before="0" w:after="0"/>
         <w:ind w:left="480" w:hanging="480"/>
+      </w:pPr>
+      <w:r>
+        <w:rPr>
+          <w:rFonts w:ascii="Times New Roman" w:hAnsi="Times New Roman" w:eastAsia="Times New Roman" w:cs="Times New Roman"/>
+        </w:rPr>
+        <w:t xml:space="preserve">A. </w:t>
+      </w:r>
+      <w:r>
+        <w:rPr>
+          <w:rFonts w:hint="eastAsia" w:ascii="Times New Roman" w:hAnsi="Times New Roman" w:eastAsia="FangSong" w:cs="Times New Roman"/>
+        </w:rPr>
+        <w:t xml:space="preserve">平面三角形和三角锥形</w:t>
+      </w:r>
+      <w:r>
+        <w:rPr>
+          <w:rFonts w:ascii="Times New Roman" w:hAnsi="Times New Roman" w:eastAsia="Times New Roman" w:cs="Times New Roman"/>
+        </w:rPr>
+        <w:t xml:space="preserve"> </w:t>
+      </w:r>
+    </w:p>
+    <w:p>
+      <w:pPr>
+        <w:pStyle w:val="FirstParagraph"/>
         <w:spacing w:before="0" w:after="0"/>
-      </w:pPr>
-      <w:r>
-        <w:rPr>
-          <w:rFonts w:ascii="Times New Roman" w:hAnsi="Times New Roman" w:eastAsia="Times New Roman" w:cs="Times New Roman"/>
-        </w:rPr>
-        <w:t xml:space="preserve">A. </w:t>
-      </w:r>
-      <w:r>
-        <w:rPr>
-          <w:rFonts w:hint="eastAsia" w:ascii="Times New Roman" w:hAnsi="Times New Roman" w:eastAsia="FangSong" w:cs="Times New Roman"/>
-        </w:rPr>
-        <w:t xml:space="preserve">平面三角形和三角锥形</w:t>
+        <w:ind w:left="480" w:hanging="480"/>
+      </w:pPr>
+      <w:r>
+        <w:rPr>
+          <w:rFonts w:ascii="Times New Roman" w:hAnsi="Times New Roman" w:eastAsia="Times New Roman" w:cs="Times New Roman"/>
+        </w:rPr>
+        <w:t xml:space="preserve">B. </w:t>
+      </w:r>
+      <w:r>
+        <w:rPr>
+          <w:rFonts w:hint="eastAsia" w:ascii="Times New Roman" w:hAnsi="Times New Roman" w:eastAsia="FangSong" w:cs="Times New Roman"/>
+        </w:rPr>
+        <w:t xml:space="preserve">三角锥形和</w:t>
+      </w:r>
+      <w:r>
+        <w:rPr>
+          <w:rFonts w:ascii="Times New Roman" w:hAnsi="Times New Roman" w:eastAsia="Times New Roman" w:cs="Times New Roman"/>
+        </w:rPr>
+        <w:t xml:space="preserve"> T </w:t>
+      </w:r>
+      <w:r>
+        <w:rPr>
+          <w:rFonts w:hint="eastAsia" w:ascii="Times New Roman" w:hAnsi="Times New Roman" w:eastAsia="FangSong" w:cs="Times New Roman"/>
+        </w:rPr>
+        <w:t xml:space="preserve">字形</w:t>
       </w:r>
       <w:r>
         <w:rPr>
@@ -247,70 +284,33 @@
     <w:p>
       <w:pPr>
         <w:pStyle w:val="FirstParagraph"/>
+        <w:spacing w:before="0" w:after="0"/>
         <w:ind w:left="480" w:hanging="480"/>
+      </w:pPr>
+      <w:r>
+        <w:rPr>
+          <w:rFonts w:ascii="Times New Roman" w:hAnsi="Times New Roman" w:eastAsia="Times New Roman" w:cs="Times New Roman"/>
+        </w:rPr>
+        <w:t xml:space="preserve">C. T </w:t>
+      </w:r>
+      <w:r>
+        <w:rPr>
+          <w:rFonts w:hint="eastAsia" w:ascii="Times New Roman" w:hAnsi="Times New Roman" w:eastAsia="FangSong" w:cs="Times New Roman"/>
+        </w:rPr>
+        <w:t xml:space="preserve">字形和平面三角形</w:t>
+      </w:r>
+      <w:r>
+        <w:rPr>
+          <w:rFonts w:ascii="Times New Roman" w:hAnsi="Times New Roman" w:eastAsia="Times New Roman" w:cs="Times New Roman"/>
+        </w:rPr>
+        <w:t xml:space="preserve"> </w:t>
+      </w:r>
+    </w:p>
+    <w:p>
+      <w:pPr>
+        <w:pStyle w:val="FirstParagraph"/>
         <w:spacing w:before="0" w:after="0"/>
-      </w:pPr>
-      <w:r>
-        <w:rPr>
-          <w:rFonts w:ascii="Times New Roman" w:hAnsi="Times New Roman" w:eastAsia="Times New Roman" w:cs="Times New Roman"/>
-        </w:rPr>
-        <w:t xml:space="preserve">B. </w:t>
-      </w:r>
-      <w:r>
-        <w:rPr>
-          <w:rFonts w:hint="eastAsia" w:ascii="Times New Roman" w:hAnsi="Times New Roman" w:eastAsia="FangSong" w:cs="Times New Roman"/>
-        </w:rPr>
-        <w:t xml:space="preserve">三角锥形和</w:t>
-      </w:r>
-      <w:r>
-        <w:rPr>
-          <w:rFonts w:ascii="Times New Roman" w:hAnsi="Times New Roman" w:eastAsia="Times New Roman" w:cs="Times New Roman"/>
-        </w:rPr>
-        <w:t xml:space="preserve"> T </w:t>
-      </w:r>
-      <w:r>
-        <w:rPr>
-          <w:rFonts w:hint="eastAsia" w:ascii="Times New Roman" w:hAnsi="Times New Roman" w:eastAsia="FangSong" w:cs="Times New Roman"/>
-        </w:rPr>
-        <w:t xml:space="preserve">字形</w:t>
-      </w:r>
-      <w:r>
-        <w:rPr>
-          <w:rFonts w:ascii="Times New Roman" w:hAnsi="Times New Roman" w:eastAsia="Times New Roman" w:cs="Times New Roman"/>
-        </w:rPr>
-        <w:t xml:space="preserve"> </w:t>
-      </w:r>
-    </w:p>
-    <w:p>
-      <w:pPr>
-        <w:pStyle w:val="FirstParagraph"/>
         <w:ind w:left="480" w:hanging="480"/>
-        <w:spacing w:before="0" w:after="0"/>
-      </w:pPr>
-      <w:r>
-        <w:rPr>
-          <w:rFonts w:ascii="Times New Roman" w:hAnsi="Times New Roman" w:eastAsia="Times New Roman" w:cs="Times New Roman"/>
-        </w:rPr>
-        <w:t xml:space="preserve">C. T </w:t>
-      </w:r>
-      <w:r>
-        <w:rPr>
-          <w:rFonts w:hint="eastAsia" w:ascii="Times New Roman" w:hAnsi="Times New Roman" w:eastAsia="FangSong" w:cs="Times New Roman"/>
-        </w:rPr>
-        <w:t xml:space="preserve">字形和平面三角形</w:t>
-      </w:r>
-      <w:r>
-        <w:rPr>
-          <w:rFonts w:ascii="Times New Roman" w:hAnsi="Times New Roman" w:eastAsia="Times New Roman" w:cs="Times New Roman"/>
-        </w:rPr>
-        <w:t xml:space="preserve"> </w:t>
-      </w:r>
-    </w:p>
-    <w:p>
-      <w:pPr>
-        <w:pStyle w:val="FirstParagraph"/>
-        <w:ind w:left="480" w:hanging="480"/>
-        <w:spacing w:before="0" w:after="180"/>
       </w:pPr>
       <w:r>
         <w:rPr>
@@ -595,8 +595,8 @@
     <w:p>
       <w:pPr>
         <w:pStyle w:val="BodyText"/>
+        <w:spacing w:before="0" w:after="0"/>
         <w:ind w:left="480" w:hanging="480"/>
-        <w:spacing w:after="0"/>
       </w:pPr>
       <w:r>
         <w:rPr>
@@ -702,8 +702,8 @@
     <w:p>
       <w:pPr>
         <w:pStyle w:val="BodyText"/>
+        <w:spacing w:before="0" w:after="0"/>
         <w:ind w:left="480" w:hanging="480"/>
-        <w:spacing w:before="0" w:after="0"/>
       </w:pPr>
       <w:r>
         <w:rPr>
@@ -815,8 +815,8 @@
     <w:p>
       <w:pPr>
         <w:pStyle w:val="BodyText"/>
+        <w:spacing w:before="0" w:after="0"/>
         <w:ind w:left="480" w:hanging="480"/>
-        <w:spacing w:before="0" w:after="0"/>
       </w:pPr>
       <w:r>
         <w:rPr>
@@ -928,8 +928,8 @@
     <w:p>
       <w:pPr>
         <w:pStyle w:val="BodyText"/>
+        <w:spacing w:before="0" w:after="0"/>
         <w:ind w:left="480" w:hanging="480"/>
-        <w:spacing w:before="0" w:after="180"/>
       </w:pPr>
       <w:r>
         <w:rPr>
@@ -1360,8 +1360,8 @@
     <w:p>
       <w:pPr>
         <w:pStyle w:val="BodyText"/>
+        <w:spacing w:before="0" w:after="0"/>
         <w:ind w:left="480" w:hanging="480"/>
-        <w:spacing w:after="0"/>
       </w:pPr>
       <w:r>
         <w:rPr>
@@ -1461,8 +1461,8 @@
     <w:p>
       <w:pPr>
         <w:pStyle w:val="BodyText"/>
+        <w:spacing w:before="0" w:after="0"/>
         <w:ind w:left="480" w:hanging="480"/>
-        <w:spacing w:before="0" w:after="0"/>
       </w:pPr>
       <w:r>
         <w:rPr>
@@ -1562,45 +1562,45 @@
     <w:p>
       <w:pPr>
         <w:pStyle w:val="BodyText"/>
+        <w:spacing w:before="0" w:after="0"/>
         <w:ind w:left="480" w:hanging="480"/>
+      </w:pPr>
+      <w:r>
+        <w:rPr>
+          <w:rFonts w:ascii="Times New Roman" w:hAnsi="Times New Roman" w:eastAsia="Times New Roman" w:cs="Times New Roman"/>
+        </w:rPr>
+        <w:t xml:space="preserve">C. </w:t>
+      </w:r>
+      <w:r>
+        <w:rPr>
+          <w:rFonts w:hint="eastAsia" w:ascii="Times New Roman" w:hAnsi="Times New Roman" w:eastAsia="FangSong" w:cs="Times New Roman"/>
+        </w:rPr>
+        <w:t xml:space="preserve">电负性以</w:t>
+      </w:r>
+      <w:r>
+        <w:rPr>
+          <w:rFonts w:ascii="Times New Roman" w:hAnsi="Times New Roman" w:eastAsia="Times New Roman" w:cs="Times New Roman"/>
+        </w:rPr>
+        <w:t xml:space="preserve"> N &lt; O &lt; F </w:t>
+      </w:r>
+      <w:r>
+        <w:rPr>
+          <w:rFonts w:hint="eastAsia" w:ascii="Times New Roman" w:hAnsi="Times New Roman" w:eastAsia="FangSong" w:cs="Times New Roman"/>
+        </w:rPr>
+        <w:t xml:space="preserve">顺序而增大</w:t>
+      </w:r>
+      <w:r>
+        <w:rPr>
+          <w:rFonts w:ascii="Times New Roman" w:hAnsi="Times New Roman" w:eastAsia="Times New Roman" w:cs="Times New Roman"/>
+        </w:rPr>
+        <w:t xml:space="preserve"> </w:t>
+      </w:r>
+    </w:p>
+    <w:p>
+      <w:pPr>
+        <w:pStyle w:val="BodyText"/>
         <w:spacing w:before="0" w:after="0"/>
-      </w:pPr>
-      <w:r>
-        <w:rPr>
-          <w:rFonts w:ascii="Times New Roman" w:hAnsi="Times New Roman" w:eastAsia="Times New Roman" w:cs="Times New Roman"/>
-        </w:rPr>
-        <w:t xml:space="preserve">C. </w:t>
-      </w:r>
-      <w:r>
-        <w:rPr>
-          <w:rFonts w:hint="eastAsia" w:ascii="Times New Roman" w:hAnsi="Times New Roman" w:eastAsia="FangSong" w:cs="Times New Roman"/>
-        </w:rPr>
-        <w:t xml:space="preserve">电负性以</w:t>
-      </w:r>
-      <w:r>
-        <w:rPr>
-          <w:rFonts w:ascii="Times New Roman" w:hAnsi="Times New Roman" w:eastAsia="Times New Roman" w:cs="Times New Roman"/>
-        </w:rPr>
-        <w:t xml:space="preserve"> N &lt; O &lt; F </w:t>
-      </w:r>
-      <w:r>
-        <w:rPr>
-          <w:rFonts w:hint="eastAsia" w:ascii="Times New Roman" w:hAnsi="Times New Roman" w:eastAsia="FangSong" w:cs="Times New Roman"/>
-        </w:rPr>
-        <w:t xml:space="preserve">顺序而增大</w:t>
-      </w:r>
-      <w:r>
-        <w:rPr>
-          <w:rFonts w:ascii="Times New Roman" w:hAnsi="Times New Roman" w:eastAsia="Times New Roman" w:cs="Times New Roman"/>
-        </w:rPr>
-        <w:t xml:space="preserve"> </w:t>
-      </w:r>
-    </w:p>
-    <w:p>
-      <w:pPr>
-        <w:pStyle w:val="BodyText"/>
         <w:ind w:left="480" w:hanging="480"/>
-        <w:spacing w:before="0" w:after="180"/>
       </w:pPr>
       <w:r>
         <w:rPr>
@@ -1740,8 +1740,8 @@
     <w:p>
       <w:pPr>
         <w:pStyle w:val="FirstParagraph"/>
+        <w:spacing w:before="0" w:after="0"/>
         <w:ind w:left="480" w:hanging="480"/>
-        <w:spacing w:after="0"/>
       </w:pPr>
       <w:r>
         <w:rPr>
@@ -1874,8 +1874,8 @@
     <w:p>
       <w:pPr>
         <w:pStyle w:val="FirstParagraph"/>
+        <w:spacing w:before="0" w:after="0"/>
         <w:ind w:left="480" w:hanging="480"/>
-        <w:spacing w:before="0" w:after="0"/>
       </w:pPr>
       <w:r>
         <w:rPr>
@@ -1948,8 +1948,8 @@
     <w:p>
       <w:pPr>
         <w:pStyle w:val="FirstParagraph"/>
+        <w:spacing w:before="0" w:after="0"/>
         <w:ind w:left="480" w:hanging="480"/>
-        <w:spacing w:before="0" w:after="0"/>
       </w:pPr>
       <w:r>
         <w:rPr>
@@ -2022,8 +2022,8 @@
     <w:p>
       <w:pPr>
         <w:pStyle w:val="FirstParagraph"/>
+        <w:spacing w:before="0" w:after="0"/>
         <w:ind w:left="480" w:hanging="480"/>
-        <w:spacing w:before="0" w:after="0"/>
       </w:pPr>
       <w:r>
         <w:rPr>
@@ -2105,8 +2105,8 @@
     <w:p>
       <w:pPr>
         <w:pStyle w:val="FirstParagraph"/>
+        <w:spacing w:before="0" w:after="0"/>
         <w:ind w:left="480" w:hanging="480"/>
-        <w:spacing w:before="0" w:after="180"/>
       </w:pPr>
       <w:r>
         <w:rPr>
@@ -2251,6 +2251,7 @@
     <w:p>
       <w:pPr>
         <w:pStyle w:val="Compact"/>
+        <w:spacing w:before="0" w:after="0"/>
       </w:pPr>
       <w:r>
         <w:rPr>
@@ -2292,6 +2293,7 @@
     <w:p>
       <w:pPr>
         <w:pStyle w:val="Compact"/>
+        <w:spacing w:before="0" w:after="0"/>
       </w:pPr>
       <w:r>
         <w:rPr>
@@ -2321,6 +2323,7 @@
     <w:p>
       <w:pPr>
         <w:pStyle w:val="Compact"/>
+        <w:spacing w:before="0" w:after="0"/>
       </w:pPr>
       <w:r>
         <w:rPr>
@@ -2394,6 +2397,7 @@
     <w:p>
       <w:pPr>
         <w:pStyle w:val="Compact"/>
+        <w:spacing w:before="0" w:after="0"/>
       </w:pPr>
       <w:r>
         <w:rPr>
@@ -3348,8 +3352,8 @@
     <w:p>
       <w:pPr>
         <w:pStyle w:val="BodyText"/>
+        <w:spacing w:before="0" w:after="0"/>
         <w:ind w:left="480" w:hanging="480"/>
-        <w:spacing w:after="0"/>
       </w:pPr>
       <w:r>
         <w:rPr>
@@ -3379,8 +3383,8 @@
     <w:p>
       <w:pPr>
         <w:pStyle w:val="BodyText"/>
+        <w:spacing w:before="0" w:after="0"/>
         <w:ind w:left="480" w:hanging="480"/>
-        <w:spacing w:before="0" w:after="0"/>
       </w:pPr>
       <w:r>
         <w:rPr>
@@ -3524,8 +3528,8 @@
     <w:p>
       <w:pPr>
         <w:pStyle w:val="BodyText"/>
+        <w:spacing w:before="0" w:after="0"/>
         <w:ind w:left="480" w:hanging="480"/>
-        <w:spacing w:before="0" w:after="0"/>
       </w:pPr>
       <w:r>
         <w:rPr>
@@ -3660,8 +3664,8 @@
     <w:p>
       <w:pPr>
         <w:pStyle w:val="BodyText"/>
+        <w:spacing w:before="0" w:after="0"/>
         <w:ind w:left="480" w:hanging="480"/>
-        <w:spacing w:before="0" w:after="0"/>
       </w:pPr>
       <w:r>
         <w:rPr>
@@ -3769,8 +3773,8 @@
     <w:p>
       <w:pPr>
         <w:pStyle w:val="BodyText"/>
+        <w:spacing w:before="0" w:after="0"/>
         <w:ind w:left="480" w:hanging="480"/>
-        <w:spacing w:before="0" w:after="180"/>
       </w:pPr>
       <w:r>
         <w:rPr>
@@ -4406,6 +4410,14 @@
       <w:tblPr>
         <w:tblStyle w:val="Table"/>
         <w:tblW w:type="auto" w:w="0"/>
+        <w:tblBorders>
+          <w:top w:val="single" w:sz="12" w:space="0" w:color="000000"/>
+          <w:left w:val="none" w:sz="0" w:space="0" w:color="auto"/>
+          <w:bottom w:val="single" w:sz="12" w:space="0" w:color="000000"/>
+          <w:right w:val="none" w:sz="0" w:space="0" w:color="auto"/>
+          <w:insideH w:val="none" w:sz="0" w:space="0" w:color="auto"/>
+          <w:insideV w:val="none" w:sz="0" w:space="0" w:color="auto"/>
+        </w:tblBorders>
         <w:tblLook w:firstRow="1" w:lastRow="0" w:firstColumn="0" w:lastColumn="0" w:noHBand="0" w:noVBand="0" w:val="0020"/>
       </w:tblPr>
       <w:tblGrid>
@@ -4420,7 +4432,11 @@
           <w:tblHeader w:val="on"/>
         </w:trPr>
         <w:tc>
-          <w:tcPr/>
+          <w:tcPr>
+            <w:tcBorders>
+              <w:bottom w:val="single" w:sz="8" w:space="0" w:color="000000"/>
+            </w:tcBorders>
+          </w:tcPr>
           <w:p>
             <w:pPr>
               <w:pStyle w:val="Compact"/>
@@ -4443,7 +4459,11 @@
           </w:p>
         </w:tc>
         <w:tc>
-          <w:tcPr/>
+          <w:tcPr>
+            <w:tcBorders>
+              <w:bottom w:val="single" w:sz="8" w:space="0" w:color="000000"/>
+            </w:tcBorders>
+          </w:tcPr>
           <w:p>
             <w:pPr>
               <w:pStyle w:val="Compact"/>
@@ -4459,7 +4479,11 @@
           </w:p>
         </w:tc>
         <w:tc>
-          <w:tcPr/>
+          <w:tcPr>
+            <w:tcBorders>
+              <w:bottom w:val="single" w:sz="8" w:space="0" w:color="000000"/>
+            </w:tcBorders>
+          </w:tcPr>
           <w:p>
             <w:pPr>
               <w:pStyle w:val="Compact"/>
@@ -4475,7 +4499,11 @@
           </w:p>
         </w:tc>
         <w:tc>
-          <w:tcPr/>
+          <w:tcPr>
+            <w:tcBorders>
+              <w:bottom w:val="single" w:sz="8" w:space="0" w:color="000000"/>
+            </w:tcBorders>
+          </w:tcPr>
           <w:p>
             <w:pPr>
               <w:pStyle w:val="Compact"/>
@@ -4491,7 +4519,11 @@
           </w:p>
         </w:tc>
         <w:tc>
-          <w:tcPr/>
+          <w:tcPr>
+            <w:tcBorders>
+              <w:bottom w:val="single" w:sz="8" w:space="0" w:color="000000"/>
+            </w:tcBorders>
+          </w:tcPr>
           <w:p>
             <w:pPr>
               <w:pStyle w:val="Compact"/>
@@ -9559,6 +9591,7 @@
     <w:p>
       <w:pPr>
         <w:pStyle w:val="Compact"/>
+        <w:spacing w:before="0" w:after="0"/>
       </w:pPr>
       <w:r>
         <w:rPr>
@@ -9576,6 +9609,7 @@
     <w:p>
       <w:pPr>
         <w:pStyle w:val="Compact"/>
+        <w:spacing w:before="0" w:after="0"/>
       </w:pPr>
       <w:r>
         <w:rPr>
@@ -9617,6 +9651,7 @@
     <w:p>
       <w:pPr>
         <w:pStyle w:val="Compact"/>
+        <w:spacing w:before="0" w:after="0"/>
       </w:pPr>
       <w:r>
         <w:rPr>
@@ -9724,6 +9759,7 @@
     <w:p>
       <w:pPr>
         <w:pStyle w:val="Compact"/>
+        <w:spacing w:before="0" w:after="0"/>
       </w:pPr>
       <w:r>
         <w:rPr>
@@ -10304,8 +10340,8 @@
     <w:p>
       <w:pPr>
         <w:pStyle w:val="Compact"/>
+        <w:spacing w:before="0" w:after="0"/>
         <w:ind w:left="480" w:hanging="480"/>
-        <w:spacing w:after="0"/>
       </w:pPr>
       <w:r>
         <w:rPr>
@@ -10329,20 +10365,45 @@
     <w:p>
       <w:pPr>
         <w:pStyle w:val="Compact"/>
+        <w:spacing w:before="0" w:after="0"/>
         <w:ind w:left="480" w:hanging="480"/>
+      </w:pPr>
+      <w:r>
+        <w:rPr>
+          <w:rFonts w:ascii="Times New Roman" w:hAnsi="Times New Roman" w:eastAsia="Times New Roman" w:cs="Times New Roman"/>
+        </w:rPr>
+        <w:t xml:space="preserve">B. </w:t>
+      </w:r>
+      <w:r>
+        <w:rPr>
+          <w:rFonts w:hint="eastAsia" w:ascii="Times New Roman" w:hAnsi="Times New Roman" w:eastAsia="FangSong" w:cs="Times New Roman"/>
+        </w:rPr>
+        <w:t xml:space="preserve">逐渐减小</w:t>
+      </w:r>
+      <w:r>
+        <w:rPr>
+          <w:rFonts w:ascii="Times New Roman" w:hAnsi="Times New Roman" w:eastAsia="Times New Roman" w:cs="Times New Roman"/>
+        </w:rPr>
+        <w:t xml:space="preserve">　　</w:t>
+      </w:r>
+    </w:p>
+    <w:p>
+      <w:pPr>
+        <w:pStyle w:val="Compact"/>
         <w:spacing w:before="0" w:after="0"/>
-      </w:pPr>
-      <w:r>
-        <w:rPr>
-          <w:rFonts w:ascii="Times New Roman" w:hAnsi="Times New Roman" w:eastAsia="Times New Roman" w:cs="Times New Roman"/>
-        </w:rPr>
-        <w:t xml:space="preserve">B. </w:t>
-      </w:r>
-      <w:r>
-        <w:rPr>
-          <w:rFonts w:hint="eastAsia" w:ascii="Times New Roman" w:hAnsi="Times New Roman" w:eastAsia="FangSong" w:cs="Times New Roman"/>
-        </w:rPr>
-        <w:t xml:space="preserve">逐渐减小</w:t>
+        <w:ind w:left="480" w:hanging="480"/>
+      </w:pPr>
+      <w:r>
+        <w:rPr>
+          <w:rFonts w:ascii="Times New Roman" w:hAnsi="Times New Roman" w:eastAsia="Times New Roman" w:cs="Times New Roman"/>
+        </w:rPr>
+        <w:t xml:space="preserve">C. </w:t>
+      </w:r>
+      <w:r>
+        <w:rPr>
+          <w:rFonts w:hint="eastAsia" w:ascii="Times New Roman" w:hAnsi="Times New Roman" w:eastAsia="FangSong" w:cs="Times New Roman"/>
+        </w:rPr>
+        <w:t xml:space="preserve">先增大后减小</w:t>
       </w:r>
       <w:r>
         <w:rPr>
@@ -10354,33 +10415,8 @@
     <w:p>
       <w:pPr>
         <w:pStyle w:val="Compact"/>
+        <w:spacing w:before="0" w:after="0"/>
         <w:ind w:left="480" w:hanging="480"/>
-        <w:spacing w:before="0" w:after="0"/>
-      </w:pPr>
-      <w:r>
-        <w:rPr>
-          <w:rFonts w:ascii="Times New Roman" w:hAnsi="Times New Roman" w:eastAsia="Times New Roman" w:cs="Times New Roman"/>
-        </w:rPr>
-        <w:t xml:space="preserve">C. </w:t>
-      </w:r>
-      <w:r>
-        <w:rPr>
-          <w:rFonts w:hint="eastAsia" w:ascii="Times New Roman" w:hAnsi="Times New Roman" w:eastAsia="FangSong" w:cs="Times New Roman"/>
-        </w:rPr>
-        <w:t xml:space="preserve">先增大后减小</w:t>
-      </w:r>
-      <w:r>
-        <w:rPr>
-          <w:rFonts w:ascii="Times New Roman" w:hAnsi="Times New Roman" w:eastAsia="Times New Roman" w:cs="Times New Roman"/>
-        </w:rPr>
-        <w:t xml:space="preserve">　　</w:t>
-      </w:r>
-    </w:p>
-    <w:p>
-      <w:pPr>
-        <w:pStyle w:val="Compact"/>
-        <w:ind w:left="480" w:hanging="480"/>
-        <w:spacing w:before="0" w:after="36"/>
       </w:pPr>
       <w:r>
         <w:rPr>
@@ -10760,6 +10796,7 @@
     <w:p>
       <w:pPr>
         <w:pStyle w:val="Compact"/>
+        <w:spacing w:before="0" w:after="0"/>
       </w:pPr>
       <w:r>
         <w:rPr>
@@ -10849,6 +10886,7 @@
     <w:p>
       <w:pPr>
         <w:pStyle w:val="Compact"/>
+        <w:spacing w:before="0" w:after="0"/>
       </w:pPr>
       <w:r>
         <w:rPr>
@@ -10915,6 +10953,7 @@
     <w:p>
       <w:pPr>
         <w:pStyle w:val="Compact"/>
+        <w:spacing w:before="0" w:after="0"/>
       </w:pPr>
       <w:r>
         <w:rPr>
@@ -10996,6 +11035,7 @@
     <w:p>
       <w:pPr>
         <w:pStyle w:val="Compact"/>
+        <w:spacing w:before="0" w:after="0"/>
       </w:pPr>
       <w:r>
         <w:rPr>
@@ -12121,6 +12161,14 @@
       <w:tblPr>
         <w:tblStyle w:val="Table"/>
         <w:tblW w:type="auto" w:w="0"/>
+        <w:tblBorders>
+          <w:top w:val="single" w:sz="12" w:space="0" w:color="000000"/>
+          <w:left w:val="none" w:sz="0" w:space="0" w:color="auto"/>
+          <w:bottom w:val="single" w:sz="12" w:space="0" w:color="000000"/>
+          <w:right w:val="none" w:sz="0" w:space="0" w:color="auto"/>
+          <w:insideH w:val="none" w:sz="0" w:space="0" w:color="auto"/>
+          <w:insideV w:val="none" w:sz="0" w:space="0" w:color="auto"/>
+        </w:tblBorders>
         <w:tblLook w:firstRow="1" w:lastRow="0" w:firstColumn="0" w:lastColumn="0" w:noHBand="0" w:noVBand="0" w:val="0020"/>
       </w:tblPr>
       <w:tblGrid>
@@ -12136,7 +12184,11 @@
           <w:tblHeader w:val="on"/>
         </w:trPr>
         <w:tc>
-          <w:tcPr/>
+          <w:tcPr>
+            <w:tcBorders>
+              <w:bottom w:val="single" w:sz="8" w:space="0" w:color="000000"/>
+            </w:tcBorders>
+          </w:tcPr>
           <w:p>
             <w:pPr>
               <w:pStyle w:val="Compact"/>
@@ -12182,7 +12234,11 @@
           </w:p>
         </w:tc>
         <w:tc>
-          <w:tcPr/>
+          <w:tcPr>
+            <w:tcBorders>
+              <w:bottom w:val="single" w:sz="8" w:space="0" w:color="000000"/>
+            </w:tcBorders>
+          </w:tcPr>
           <w:p>
             <w:pPr>
               <w:pStyle w:val="Compact"/>
@@ -12198,7 +12254,11 @@
           </w:p>
         </w:tc>
         <w:tc>
-          <w:tcPr/>
+          <w:tcPr>
+            <w:tcBorders>
+              <w:bottom w:val="single" w:sz="8" w:space="0" w:color="000000"/>
+            </w:tcBorders>
+          </w:tcPr>
           <w:p>
             <w:pPr>
               <w:pStyle w:val="Compact"/>
@@ -12214,7 +12274,11 @@
           </w:p>
         </w:tc>
         <w:tc>
-          <w:tcPr/>
+          <w:tcPr>
+            <w:tcBorders>
+              <w:bottom w:val="single" w:sz="8" w:space="0" w:color="000000"/>
+            </w:tcBorders>
+          </w:tcPr>
           <w:p>
             <w:pPr>
               <w:pStyle w:val="Compact"/>
@@ -12230,7 +12294,11 @@
           </w:p>
         </w:tc>
         <w:tc>
-          <w:tcPr/>
+          <w:tcPr>
+            <w:tcBorders>
+              <w:bottom w:val="single" w:sz="8" w:space="0" w:color="000000"/>
+            </w:tcBorders>
+          </w:tcPr>
           <w:p>
             <w:pPr>
               <w:pStyle w:val="Compact"/>
@@ -12246,7 +12314,11 @@
           </w:p>
         </w:tc>
         <w:tc>
-          <w:tcPr/>
+          <w:tcPr>
+            <w:tcBorders>
+              <w:bottom w:val="single" w:sz="8" w:space="0" w:color="000000"/>
+            </w:tcBorders>
+          </w:tcPr>
           <w:p>
             <w:pPr>
               <w:pStyle w:val="Compact"/>
@@ -15804,7 +15876,7 @@
     <ns0:rPr>
       <ns0:rFonts ns0:ascii="Times New Roman" ns0:cs="Times New Roman" ns0:eastAsia="SimHei" ns0:hAnsi="Times New Roman"/>
       <ns0:b/>
-      <ns0:color ns0:val="17324D"/>
+      <ns0:color ns0:val="000000"/>
       <ns0:sz ns0:val="44"/>
       <ns0:szCs ns0:val="56"/>
     </ns0:rPr>
@@ -15946,7 +16018,7 @@
     <ns0:rPr>
       <ns0:rFonts ns0:ascii="Times New Roman" ns0:cs="Times New Roman" ns0:eastAsia="SimHei" ns0:hAnsi="Times New Roman"/>
       <ns0:b/>
-      <ns0:color ns0:val="17324D"/>
+      <ns0:color ns0:val="000000"/>
       <ns0:sz ns0:val="32"/>
       <ns0:szCs ns0:val="40"/>
     </ns0:rPr>
@@ -15970,7 +16042,7 @@
     <ns0:rPr>
       <ns0:rFonts ns0:ascii="Times New Roman" ns0:cs="Times New Roman" ns0:eastAsia="SimHei" ns0:hAnsi="Times New Roman"/>
       <ns0:b/>
-      <ns0:color ns0:val="17324D"/>
+      <ns0:color ns0:val="000000"/>
       <ns0:sz ns0:val="28"/>
       <ns0:szCs ns0:val="32"/>
     </ns0:rPr>
@@ -15994,7 +16066,7 @@
     <ns0:rPr>
       <ns0:rFonts ns0:ascii="Times New Roman" ns0:cs="Times New Roman" ns0:eastAsia="SimHei" ns0:hAnsi="Times New Roman"/>
       <ns0:b/>
-      <ns0:color ns0:val="17324D"/>
+      <ns0:color ns0:val="000000"/>
       <ns0:sz ns0:val="25"/>
       <ns0:szCs ns0:val="28"/>
     </ns0:rPr>

--- a/00-首页/题组Word/第一轮·综合套卷/第一轮综合卷11（学生版）.docx
+++ b/00-首页/题组Word/第一轮·综合套卷/第一轮综合卷11（学生版）.docx
@@ -91,8 +91,6 @@
     <w:p>
       <w:pPr>
         <w:pStyle w:val="FirstParagraph"/>
-        <w:spacing w:before="0" w:after="0"/>
-        <w:ind w:left="480" w:hanging="480"/>
       </w:pPr>
       <w:r>
         <w:rPr>
@@ -218,13 +216,6 @@
         </w:rPr>
         <w:t xml:space="preserve"> </w:t>
       </w:r>
-    </w:p>
-    <w:p>
-      <w:pPr>
-        <w:pStyle w:val="FirstParagraph"/>
-        <w:spacing w:before="0" w:after="0"/>
-        <w:ind w:left="480" w:hanging="480"/>
-      </w:pPr>
       <w:r>
         <w:rPr>
           <w:rFonts w:ascii="Times New Roman" w:hAnsi="Times New Roman" w:eastAsia="Times New Roman" w:cs="Times New Roman"/>
@@ -243,13 +234,6 @@
         </w:rPr>
         <w:t xml:space="preserve"> </w:t>
       </w:r>
-    </w:p>
-    <w:p>
-      <w:pPr>
-        <w:pStyle w:val="FirstParagraph"/>
-        <w:spacing w:before="0" w:after="0"/>
-        <w:ind w:left="480" w:hanging="480"/>
-      </w:pPr>
       <w:r>
         <w:rPr>
           <w:rFonts w:ascii="Times New Roman" w:hAnsi="Times New Roman" w:eastAsia="Times New Roman" w:cs="Times New Roman"/>
@@ -280,13 +264,6 @@
         </w:rPr>
         <w:t xml:space="preserve"> </w:t>
       </w:r>
-    </w:p>
-    <w:p>
-      <w:pPr>
-        <w:pStyle w:val="FirstParagraph"/>
-        <w:spacing w:before="0" w:after="0"/>
-        <w:ind w:left="480" w:hanging="480"/>
-      </w:pPr>
       <w:r>
         <w:rPr>
           <w:rFonts w:ascii="Times New Roman" w:hAnsi="Times New Roman" w:eastAsia="Times New Roman" w:cs="Times New Roman"/>
@@ -305,13 +282,6 @@
         </w:rPr>
         <w:t xml:space="preserve"> </w:t>
       </w:r>
-    </w:p>
-    <w:p>
-      <w:pPr>
-        <w:pStyle w:val="FirstParagraph"/>
-        <w:spacing w:before="0" w:after="0"/>
-        <w:ind w:left="480" w:hanging="480"/>
-      </w:pPr>
       <w:r>
         <w:rPr>
           <w:rFonts w:ascii="Times New Roman" w:hAnsi="Times New Roman" w:eastAsia="Times New Roman" w:cs="Times New Roman"/>
@@ -324,16 +294,6 @@
         </w:rPr>
         <w:t xml:space="preserve">三角锥形和平面三角形</w:t>
       </w:r>
-    </w:p>
-    <w:p>
-      <w:pPr>
-        <w:spacing w:before="0" w:after="0"/>
-      </w:pPr>
-    </w:p>
-    <w:p>
-      <w:pPr>
-        <w:spacing w:before="0" w:after="0"/>
-      </w:pPr>
     </w:p>
     <w:p>
       <w:pPr>
@@ -595,8 +555,6 @@
     <w:p>
       <w:pPr>
         <w:pStyle w:val="BodyText"/>
-        <w:spacing w:before="0" w:after="0"/>
-        <w:ind w:left="480" w:hanging="480"/>
       </w:pPr>
       <w:r>
         <w:rPr>
@@ -698,13 +656,6 @@
         </w:rPr>
         <w:t xml:space="preserve"> </w:t>
       </w:r>
-    </w:p>
-    <w:p>
-      <w:pPr>
-        <w:pStyle w:val="BodyText"/>
-        <w:spacing w:before="0" w:after="0"/>
-        <w:ind w:left="480" w:hanging="480"/>
-      </w:pPr>
       <w:r>
         <w:rPr>
           <w:rFonts w:ascii="Times New Roman" w:hAnsi="Times New Roman" w:eastAsia="Times New Roman" w:cs="Times New Roman"/>
@@ -811,13 +762,6 @@
         </w:rPr>
         <w:t xml:space="preserve"> </w:t>
       </w:r>
-    </w:p>
-    <w:p>
-      <w:pPr>
-        <w:pStyle w:val="BodyText"/>
-        <w:spacing w:before="0" w:after="0"/>
-        <w:ind w:left="480" w:hanging="480"/>
-      </w:pPr>
       <w:r>
         <w:rPr>
           <w:rFonts w:ascii="Times New Roman" w:hAnsi="Times New Roman" w:eastAsia="Times New Roman" w:cs="Times New Roman"/>
@@ -924,13 +868,6 @@
         </w:rPr>
         <w:t xml:space="preserve"> </w:t>
       </w:r>
-    </w:p>
-    <w:p>
-      <w:pPr>
-        <w:pStyle w:val="BodyText"/>
-        <w:spacing w:before="0" w:after="0"/>
-        <w:ind w:left="480" w:hanging="480"/>
-      </w:pPr>
       <w:r>
         <w:rPr>
           <w:rFonts w:ascii="Times New Roman" w:hAnsi="Times New Roman" w:eastAsia="Times New Roman" w:cs="Times New Roman"/>
@@ -1097,16 +1034,6 @@
         </w:rPr>
         <w:t xml:space="preserve">分子中没有</w:t>
       </w:r>
-    </w:p>
-    <w:p>
-      <w:pPr>
-        <w:spacing w:before="0" w:after="0"/>
-      </w:pPr>
-    </w:p>
-    <w:p>
-      <w:pPr>
-        <w:spacing w:before="0" w:after="0"/>
-      </w:pPr>
     </w:p>
     <w:p>
       <w:pPr>
@@ -1360,8 +1287,6 @@
     <w:p>
       <w:pPr>
         <w:pStyle w:val="BodyText"/>
-        <w:spacing w:before="0" w:after="0"/>
-        <w:ind w:left="480" w:hanging="480"/>
       </w:pPr>
       <w:r>
         <w:rPr>
@@ -1457,13 +1382,6 @@
         </w:rPr>
         <w:t xml:space="preserve"> </w:t>
       </w:r>
-    </w:p>
-    <w:p>
-      <w:pPr>
-        <w:pStyle w:val="BodyText"/>
-        <w:spacing w:before="0" w:after="0"/>
-        <w:ind w:left="480" w:hanging="480"/>
-      </w:pPr>
       <w:r>
         <w:rPr>
           <w:rFonts w:ascii="Times New Roman" w:hAnsi="Times New Roman" w:eastAsia="Times New Roman" w:cs="Times New Roman"/>
@@ -1558,13 +1476,6 @@
         </w:rPr>
         <w:t xml:space="preserve"> </w:t>
       </w:r>
-    </w:p>
-    <w:p>
-      <w:pPr>
-        <w:pStyle w:val="BodyText"/>
-        <w:spacing w:before="0" w:after="0"/>
-        <w:ind w:left="480" w:hanging="480"/>
-      </w:pPr>
       <w:r>
         <w:rPr>
           <w:rFonts w:ascii="Times New Roman" w:hAnsi="Times New Roman" w:eastAsia="Times New Roman" w:cs="Times New Roman"/>
@@ -1595,13 +1506,6 @@
         </w:rPr>
         <w:t xml:space="preserve"> </w:t>
       </w:r>
-    </w:p>
-    <w:p>
-      <w:pPr>
-        <w:pStyle w:val="BodyText"/>
-        <w:spacing w:before="0" w:after="0"/>
-        <w:ind w:left="480" w:hanging="480"/>
-      </w:pPr>
       <w:r>
         <w:rPr>
           <w:rFonts w:ascii="Times New Roman" w:hAnsi="Times New Roman" w:eastAsia="Times New Roman" w:cs="Times New Roman"/>
@@ -1693,16 +1597,6 @@
     </w:p>
     <w:p>
       <w:pPr>
-        <w:spacing w:before="0" w:after="0"/>
-      </w:pPr>
-    </w:p>
-    <w:p>
-      <w:pPr>
-        <w:spacing w:before="0" w:after="0"/>
-      </w:pPr>
-    </w:p>
-    <w:p>
-      <w:pPr>
         <w:spacing w:before="160" w:after="80"/>
       </w:pPr>
       <w:r>
@@ -1740,8 +1634,6 @@
     <w:p>
       <w:pPr>
         <w:pStyle w:val="FirstParagraph"/>
-        <w:spacing w:before="0" w:after="0"/>
-        <w:ind w:left="480" w:hanging="480"/>
       </w:pPr>
       <w:r>
         <w:rPr>
@@ -1870,13 +1762,6 @@
         </w:rPr>
         <w:t xml:space="preserve"> </w:t>
       </w:r>
-    </w:p>
-    <w:p>
-      <w:pPr>
-        <w:pStyle w:val="FirstParagraph"/>
-        <w:spacing w:before="0" w:after="0"/>
-        <w:ind w:left="480" w:hanging="480"/>
-      </w:pPr>
       <w:r>
         <w:rPr>
           <w:rFonts w:ascii="Times New Roman" w:hAnsi="Times New Roman" w:eastAsia="Times New Roman" w:cs="Times New Roman"/>
@@ -1944,13 +1829,6 @@
         </w:rPr>
         <w:t xml:space="preserve"> </w:t>
       </w:r>
-    </w:p>
-    <w:p>
-      <w:pPr>
-        <w:pStyle w:val="FirstParagraph"/>
-        <w:spacing w:before="0" w:after="0"/>
-        <w:ind w:left="480" w:hanging="480"/>
-      </w:pPr>
       <w:r>
         <w:rPr>
           <w:rFonts w:ascii="Times New Roman" w:hAnsi="Times New Roman" w:eastAsia="Times New Roman" w:cs="Times New Roman"/>
@@ -2018,13 +1896,6 @@
         </w:rPr>
         <w:t xml:space="preserve"> </w:t>
       </w:r>
-    </w:p>
-    <w:p>
-      <w:pPr>
-        <w:pStyle w:val="FirstParagraph"/>
-        <w:spacing w:before="0" w:after="0"/>
-        <w:ind w:left="480" w:hanging="480"/>
-      </w:pPr>
       <w:r>
         <w:rPr>
           <w:rFonts w:ascii="Times New Roman" w:hAnsi="Times New Roman" w:eastAsia="Times New Roman" w:cs="Times New Roman"/>
@@ -2101,13 +1972,6 @@
         </w:rPr>
         <w:t xml:space="preserve"> </w:t>
       </w:r>
-    </w:p>
-    <w:p>
-      <w:pPr>
-        <w:pStyle w:val="FirstParagraph"/>
-        <w:spacing w:before="0" w:after="0"/>
-        <w:ind w:left="480" w:hanging="480"/>
-      </w:pPr>
       <w:r>
         <w:rPr>
           <w:rFonts w:ascii="Times New Roman" w:hAnsi="Times New Roman" w:eastAsia="Times New Roman" w:cs="Times New Roman"/>
@@ -2181,16 +2045,6 @@
     </w:p>
     <w:p>
       <w:pPr>
-        <w:spacing w:before="0" w:after="0"/>
-      </w:pPr>
-    </w:p>
-    <w:p>
-      <w:pPr>
-        <w:spacing w:before="0" w:after="0"/>
-      </w:pPr>
-    </w:p>
-    <w:p>
-      <w:pPr>
         <w:spacing w:before="160" w:after="80"/>
       </w:pPr>
       <w:r>
@@ -2251,7 +2105,10 @@
     <w:p>
       <w:pPr>
         <w:pStyle w:val="Compact"/>
-        <w:spacing w:before="0" w:after="0"/>
+        <w:numPr>
+          <w:ilvl w:val="0"/>
+          <w:numId w:val="1001"/>
+        </w:numPr>
       </w:pPr>
       <w:r>
         <w:rPr>
@@ -2293,7 +2150,10 @@
     <w:p>
       <w:pPr>
         <w:pStyle w:val="Compact"/>
-        <w:spacing w:before="0" w:after="0"/>
+        <w:numPr>
+          <w:ilvl w:val="0"/>
+          <w:numId w:val="1001"/>
+        </w:numPr>
       </w:pPr>
       <w:r>
         <w:rPr>
@@ -2323,7 +2183,10 @@
     <w:p>
       <w:pPr>
         <w:pStyle w:val="Compact"/>
-        <w:spacing w:before="0" w:after="0"/>
+        <w:numPr>
+          <w:ilvl w:val="0"/>
+          <w:numId w:val="1001"/>
+        </w:numPr>
       </w:pPr>
       <w:r>
         <w:rPr>
@@ -2397,7 +2260,10 @@
     <w:p>
       <w:pPr>
         <w:pStyle w:val="Compact"/>
-        <w:spacing w:before="0" w:after="0"/>
+        <w:numPr>
+          <w:ilvl w:val="0"/>
+          <w:numId w:val="1001"/>
+        </w:numPr>
       </w:pPr>
       <w:r>
         <w:rPr>
@@ -2454,16 +2320,6 @@
         </w:rPr>
         <w:t xml:space="preserve"> ΔH &gt; 0</w:t>
       </w:r>
-    </w:p>
-    <w:p>
-      <w:pPr>
-        <w:spacing w:before="0" w:after="0"/>
-      </w:pPr>
-    </w:p>
-    <w:p>
-      <w:pPr>
-        <w:spacing w:before="0" w:after="0"/>
-      </w:pPr>
     </w:p>
     <w:p>
       <w:pPr>
@@ -3352,8 +3208,6 @@
     <w:p>
       <w:pPr>
         <w:pStyle w:val="BodyText"/>
-        <w:spacing w:before="0" w:after="0"/>
-        <w:ind w:left="480" w:hanging="480"/>
       </w:pPr>
       <w:r>
         <w:rPr>
@@ -3379,13 +3233,6 @@
         </w:rPr>
         <w:t xml:space="preserve"> </w:t>
       </w:r>
-    </w:p>
-    <w:p>
-      <w:pPr>
-        <w:pStyle w:val="BodyText"/>
-        <w:spacing w:before="0" w:after="0"/>
-        <w:ind w:left="480" w:hanging="480"/>
-      </w:pPr>
       <w:r>
         <w:rPr>
           <w:rFonts w:ascii="Times New Roman" w:hAnsi="Times New Roman" w:eastAsia="Times New Roman" w:cs="Times New Roman"/>
@@ -3524,13 +3371,6 @@
         </w:rPr>
         <w:t xml:space="preserve"> </w:t>
       </w:r>
-    </w:p>
-    <w:p>
-      <w:pPr>
-        <w:pStyle w:val="BodyText"/>
-        <w:spacing w:before="0" w:after="0"/>
-        <w:ind w:left="480" w:hanging="480"/>
-      </w:pPr>
       <w:r>
         <w:rPr>
           <w:rFonts w:ascii="Times New Roman" w:hAnsi="Times New Roman" w:eastAsia="Times New Roman" w:cs="Times New Roman"/>
@@ -3660,13 +3500,6 @@
         </w:rPr>
         <w:t xml:space="preserve"> </w:t>
       </w:r>
-    </w:p>
-    <w:p>
-      <w:pPr>
-        <w:pStyle w:val="BodyText"/>
-        <w:spacing w:before="0" w:after="0"/>
-        <w:ind w:left="480" w:hanging="480"/>
-      </w:pPr>
       <w:r>
         <w:rPr>
           <w:rFonts w:ascii="Times New Roman" w:hAnsi="Times New Roman" w:eastAsia="Times New Roman" w:cs="Times New Roman"/>
@@ -3769,13 +3602,6 @@
         </w:rPr>
         <w:t xml:space="preserve"> </w:t>
       </w:r>
-    </w:p>
-    <w:p>
-      <w:pPr>
-        <w:pStyle w:val="BodyText"/>
-        <w:spacing w:before="0" w:after="0"/>
-        <w:ind w:left="480" w:hanging="480"/>
-      </w:pPr>
       <w:r>
         <w:rPr>
           <w:rFonts w:ascii="Times New Roman" w:hAnsi="Times New Roman" w:eastAsia="Times New Roman" w:cs="Times New Roman"/>
@@ -3884,16 +3710,6 @@
     </w:p>
     <w:p>
       <w:pPr>
-        <w:spacing w:before="0" w:after="0"/>
-      </w:pPr>
-    </w:p>
-    <w:p>
-      <w:pPr>
-        <w:spacing w:before="0" w:after="0"/>
-      </w:pPr>
-    </w:p>
-    <w:p>
-      <w:pPr>
         <w:spacing w:before="160" w:after="80"/>
       </w:pPr>
       <w:r>
@@ -4004,21 +3820,6 @@
         </w:rPr>
         <w:t>。</w:t>
       </w:r>
-    </w:p>
-    <w:p>
-      <w:pPr>
-        <w:spacing w:before="0" w:after="0"/>
-      </w:pPr>
-    </w:p>
-    <w:p>
-      <w:pPr>
-        <w:spacing w:before="0" w:after="0"/>
-      </w:pPr>
-    </w:p>
-    <w:p>
-      <w:pPr>
-        <w:spacing w:before="0" w:after="0"/>
-      </w:pPr>
     </w:p>
     <w:p>
       <w:pPr>
@@ -4410,14 +4211,6 @@
       <w:tblPr>
         <w:tblStyle w:val="Table"/>
         <w:tblW w:type="auto" w:w="0"/>
-        <w:tblBorders>
-          <w:top w:val="single" w:sz="12" w:space="0" w:color="000000"/>
-          <w:left w:val="none" w:sz="0" w:space="0" w:color="auto"/>
-          <w:bottom w:val="single" w:sz="12" w:space="0" w:color="000000"/>
-          <w:right w:val="none" w:sz="0" w:space="0" w:color="auto"/>
-          <w:insideH w:val="none" w:sz="0" w:space="0" w:color="auto"/>
-          <w:insideV w:val="none" w:sz="0" w:space="0" w:color="auto"/>
-        </w:tblBorders>
         <w:tblLook w:firstRow="1" w:lastRow="0" w:firstColumn="0" w:lastColumn="0" w:noHBand="0" w:noVBand="0" w:val="0020"/>
       </w:tblPr>
       <w:tblGrid>
@@ -4432,11 +4225,7 @@
           <w:tblHeader w:val="on"/>
         </w:trPr>
         <w:tc>
-          <w:tcPr>
-            <w:tcBorders>
-              <w:bottom w:val="single" w:sz="8" w:space="0" w:color="000000"/>
-            </w:tcBorders>
-          </w:tcPr>
+          <w:tcPr/>
           <w:p>
             <w:pPr>
               <w:pStyle w:val="Compact"/>
@@ -4459,11 +4248,7 @@
           </w:p>
         </w:tc>
         <w:tc>
-          <w:tcPr>
-            <w:tcBorders>
-              <w:bottom w:val="single" w:sz="8" w:space="0" w:color="000000"/>
-            </w:tcBorders>
-          </w:tcPr>
+          <w:tcPr/>
           <w:p>
             <w:pPr>
               <w:pStyle w:val="Compact"/>
@@ -4479,11 +4264,7 @@
           </w:p>
         </w:tc>
         <w:tc>
-          <w:tcPr>
-            <w:tcBorders>
-              <w:bottom w:val="single" w:sz="8" w:space="0" w:color="000000"/>
-            </w:tcBorders>
-          </w:tcPr>
+          <w:tcPr/>
           <w:p>
             <w:pPr>
               <w:pStyle w:val="Compact"/>
@@ -4499,11 +4280,7 @@
           </w:p>
         </w:tc>
         <w:tc>
-          <w:tcPr>
-            <w:tcBorders>
-              <w:bottom w:val="single" w:sz="8" w:space="0" w:color="000000"/>
-            </w:tcBorders>
-          </w:tcPr>
+          <w:tcPr/>
           <w:p>
             <w:pPr>
               <w:pStyle w:val="Compact"/>
@@ -4519,11 +4296,7 @@
           </w:p>
         </w:tc>
         <w:tc>
-          <w:tcPr>
-            <w:tcBorders>
-              <w:bottom w:val="single" w:sz="8" w:space="0" w:color="000000"/>
-            </w:tcBorders>
-          </w:tcPr>
+          <w:tcPr/>
           <w:p>
             <w:pPr>
               <w:pStyle w:val="Compact"/>
@@ -4649,46 +4422,6 @@
     </w:p>
     <w:p>
       <w:pPr>
-        <w:spacing w:before="0" w:after="0"/>
-      </w:pPr>
-    </w:p>
-    <w:p>
-      <w:pPr>
-        <w:spacing w:before="0" w:after="0"/>
-      </w:pPr>
-    </w:p>
-    <w:p>
-      <w:pPr>
-        <w:spacing w:before="0" w:after="0"/>
-      </w:pPr>
-    </w:p>
-    <w:p>
-      <w:pPr>
-        <w:spacing w:before="0" w:after="0"/>
-      </w:pPr>
-    </w:p>
-    <w:p>
-      <w:pPr>
-        <w:spacing w:before="0" w:after="0"/>
-      </w:pPr>
-    </w:p>
-    <w:p>
-      <w:pPr>
-        <w:spacing w:before="0" w:after="0"/>
-      </w:pPr>
-    </w:p>
-    <w:p>
-      <w:pPr>
-        <w:spacing w:before="0" w:after="0"/>
-      </w:pPr>
-    </w:p>
-    <w:p>
-      <w:pPr>
-        <w:spacing w:before="0" w:after="0"/>
-      </w:pPr>
-    </w:p>
-    <w:p>
-      <w:pPr>
         <w:spacing w:before="160" w:after="80"/>
       </w:pPr>
       <w:r>
@@ -5616,46 +5349,6 @@
     </w:p>
     <w:p>
       <w:pPr>
-        <w:spacing w:before="0" w:after="0"/>
-      </w:pPr>
-    </w:p>
-    <w:p>
-      <w:pPr>
-        <w:spacing w:before="0" w:after="0"/>
-      </w:pPr>
-    </w:p>
-    <w:p>
-      <w:pPr>
-        <w:spacing w:before="0" w:after="0"/>
-      </w:pPr>
-    </w:p>
-    <w:p>
-      <w:pPr>
-        <w:spacing w:before="0" w:after="0"/>
-      </w:pPr>
-    </w:p>
-    <w:p>
-      <w:pPr>
-        <w:spacing w:before="0" w:after="0"/>
-      </w:pPr>
-    </w:p>
-    <w:p>
-      <w:pPr>
-        <w:spacing w:before="0" w:after="0"/>
-      </w:pPr>
-    </w:p>
-    <w:p>
-      <w:pPr>
-        <w:spacing w:before="0" w:after="0"/>
-      </w:pPr>
-    </w:p>
-    <w:p>
-      <w:pPr>
-        <w:spacing w:before="0" w:after="0"/>
-      </w:pPr>
-    </w:p>
-    <w:p>
-      <w:pPr>
         <w:spacing w:before="160" w:after="80"/>
       </w:pPr>
       <w:r>
@@ -5778,21 +5471,6 @@
         </w:rPr>
         <w:t xml:space="preserve"> a=670pm。</w:t>
       </w:r>
-    </w:p>
-    <w:p>
-      <w:pPr>
-        <w:spacing w:before="0" w:after="0"/>
-      </w:pPr>
-    </w:p>
-    <w:p>
-      <w:pPr>
-        <w:spacing w:before="0" w:after="0"/>
-      </w:pPr>
-    </w:p>
-    <w:p>
-      <w:pPr>
-        <w:spacing w:before="0" w:after="0"/>
-      </w:pPr>
     </w:p>
     <w:p>
       <w:pPr>
@@ -6805,46 +6483,6 @@
     </w:p>
     <w:p>
       <w:pPr>
-        <w:spacing w:before="0" w:after="0"/>
-      </w:pPr>
-    </w:p>
-    <w:p>
-      <w:pPr>
-        <w:spacing w:before="0" w:after="0"/>
-      </w:pPr>
-    </w:p>
-    <w:p>
-      <w:pPr>
-        <w:spacing w:before="0" w:after="0"/>
-      </w:pPr>
-    </w:p>
-    <w:p>
-      <w:pPr>
-        <w:spacing w:before="0" w:after="0"/>
-      </w:pPr>
-    </w:p>
-    <w:p>
-      <w:pPr>
-        <w:spacing w:before="0" w:after="0"/>
-      </w:pPr>
-    </w:p>
-    <w:p>
-      <w:pPr>
-        <w:spacing w:before="0" w:after="0"/>
-      </w:pPr>
-    </w:p>
-    <w:p>
-      <w:pPr>
-        <w:spacing w:before="0" w:after="0"/>
-      </w:pPr>
-    </w:p>
-    <w:p>
-      <w:pPr>
-        <w:spacing w:before="0" w:after="0"/>
-      </w:pPr>
-    </w:p>
-    <w:p>
-      <w:pPr>
         <w:spacing w:before="160" w:after="80"/>
       </w:pPr>
       <w:r>
@@ -7271,46 +6909,6 @@
         </w:rPr>
         <w:t>。</w:t>
       </w:r>
-    </w:p>
-    <w:p>
-      <w:pPr>
-        <w:spacing w:before="0" w:after="0"/>
-      </w:pPr>
-    </w:p>
-    <w:p>
-      <w:pPr>
-        <w:spacing w:before="0" w:after="0"/>
-      </w:pPr>
-    </w:p>
-    <w:p>
-      <w:pPr>
-        <w:spacing w:before="0" w:after="0"/>
-      </w:pPr>
-    </w:p>
-    <w:p>
-      <w:pPr>
-        <w:spacing w:before="0" w:after="0"/>
-      </w:pPr>
-    </w:p>
-    <w:p>
-      <w:pPr>
-        <w:spacing w:before="0" w:after="0"/>
-      </w:pPr>
-    </w:p>
-    <w:p>
-      <w:pPr>
-        <w:spacing w:before="0" w:after="0"/>
-      </w:pPr>
-    </w:p>
-    <w:p>
-      <w:pPr>
-        <w:spacing w:before="0" w:after="0"/>
-      </w:pPr>
-    </w:p>
-    <w:p>
-      <w:pPr>
-        <w:spacing w:before="0" w:after="0"/>
-      </w:pPr>
     </w:p>
     <w:p>
       <w:pPr>
@@ -7541,31 +7139,6 @@
     </w:p>
     <w:p>
       <w:pPr>
-        <w:spacing w:before="0" w:after="0"/>
-      </w:pPr>
-    </w:p>
-    <w:p>
-      <w:pPr>
-        <w:spacing w:before="0" w:after="0"/>
-      </w:pPr>
-    </w:p>
-    <w:p>
-      <w:pPr>
-        <w:spacing w:before="0" w:after="0"/>
-      </w:pPr>
-    </w:p>
-    <w:p>
-      <w:pPr>
-        <w:spacing w:before="0" w:after="0"/>
-      </w:pPr>
-    </w:p>
-    <w:p>
-      <w:pPr>
-        <w:spacing w:before="0" w:after="0"/>
-      </w:pPr>
-    </w:p>
-    <w:p>
-      <w:pPr>
         <w:spacing w:before="160" w:after="80"/>
       </w:pPr>
       <w:r>
@@ -7993,46 +7566,6 @@
         </w:rPr>
         <w:t>。</w:t>
       </w:r>
-    </w:p>
-    <w:p>
-      <w:pPr>
-        <w:spacing w:before="0" w:after="0"/>
-      </w:pPr>
-    </w:p>
-    <w:p>
-      <w:pPr>
-        <w:spacing w:before="0" w:after="0"/>
-      </w:pPr>
-    </w:p>
-    <w:p>
-      <w:pPr>
-        <w:spacing w:before="0" w:after="0"/>
-      </w:pPr>
-    </w:p>
-    <w:p>
-      <w:pPr>
-        <w:spacing w:before="0" w:after="0"/>
-      </w:pPr>
-    </w:p>
-    <w:p>
-      <w:pPr>
-        <w:spacing w:before="0" w:after="0"/>
-      </w:pPr>
-    </w:p>
-    <w:p>
-      <w:pPr>
-        <w:spacing w:before="0" w:after="0"/>
-      </w:pPr>
-    </w:p>
-    <w:p>
-      <w:pPr>
-        <w:spacing w:before="0" w:after="0"/>
-      </w:pPr>
-    </w:p>
-    <w:p>
-      <w:pPr>
-        <w:spacing w:before="0" w:after="0"/>
-      </w:pPr>
     </w:p>
     <w:p>
       <w:pPr>
@@ -8731,7 +8264,7 @@
         </w:rPr>
         <w:drawing>
           <wp:inline>
-            <wp:extent cx="3600000" cy="2341667"/>
+            <wp:extent cx="3600000" cy="2426086"/>
             <wp:effectExtent b="0" l="0" r="0" t="0"/>
             <wp:docPr descr="" title="" id="24" name="Picture"/>
             <a:graphic>
@@ -8752,7 +8285,7 @@
                   <pic:spPr bwMode="auto">
                     <a:xfrm>
                       <a:off x="0" y="0"/>
-                      <a:ext cx="3600000" cy="2341667"/>
+                      <a:ext cx="3600000" cy="2426086"/>
                     </a:xfrm>
                     <a:prstGeom prst="rect">
                       <a:avLst/>
@@ -8773,46 +8306,6 @@
     </w:p>
     <w:p>
       <w:pPr>
-        <w:spacing w:before="0" w:after="0"/>
-      </w:pPr>
-    </w:p>
-    <w:p>
-      <w:pPr>
-        <w:spacing w:before="0" w:after="0"/>
-      </w:pPr>
-    </w:p>
-    <w:p>
-      <w:pPr>
-        <w:spacing w:before="0" w:after="0"/>
-      </w:pPr>
-    </w:p>
-    <w:p>
-      <w:pPr>
-        <w:spacing w:before="0" w:after="0"/>
-      </w:pPr>
-    </w:p>
-    <w:p>
-      <w:pPr>
-        <w:spacing w:before="0" w:after="0"/>
-      </w:pPr>
-    </w:p>
-    <w:p>
-      <w:pPr>
-        <w:spacing w:before="0" w:after="0"/>
-      </w:pPr>
-    </w:p>
-    <w:p>
-      <w:pPr>
-        <w:spacing w:before="0" w:after="0"/>
-      </w:pPr>
-    </w:p>
-    <w:p>
-      <w:pPr>
-        <w:spacing w:before="0" w:after="0"/>
-      </w:pPr>
-    </w:p>
-    <w:p>
-      <w:pPr>
         <w:spacing w:before="160" w:after="80"/>
       </w:pPr>
       <w:r>
@@ -9518,31 +9011,6 @@
     </w:p>
     <w:p>
       <w:pPr>
-        <w:spacing w:before="0" w:after="0"/>
-      </w:pPr>
-    </w:p>
-    <w:p>
-      <w:pPr>
-        <w:spacing w:before="0" w:after="0"/>
-      </w:pPr>
-    </w:p>
-    <w:p>
-      <w:pPr>
-        <w:spacing w:before="0" w:after="0"/>
-      </w:pPr>
-    </w:p>
-    <w:p>
-      <w:pPr>
-        <w:spacing w:before="0" w:after="0"/>
-      </w:pPr>
-    </w:p>
-    <w:p>
-      <w:pPr>
-        <w:spacing w:before="0" w:after="0"/>
-      </w:pPr>
-    </w:p>
-    <w:p>
-      <w:pPr>
         <w:spacing w:before="160" w:after="80"/>
       </w:pPr>
       <w:r>
@@ -9591,7 +9059,10 @@
     <w:p>
       <w:pPr>
         <w:pStyle w:val="Compact"/>
-        <w:spacing w:before="0" w:after="0"/>
+        <w:numPr>
+          <w:ilvl w:val="0"/>
+          <w:numId w:val="1008"/>
+        </w:numPr>
       </w:pPr>
       <w:r>
         <w:rPr>
@@ -9609,7 +9080,10 @@
     <w:p>
       <w:pPr>
         <w:pStyle w:val="Compact"/>
-        <w:spacing w:before="0" w:after="0"/>
+        <w:numPr>
+          <w:ilvl w:val="0"/>
+          <w:numId w:val="1008"/>
+        </w:numPr>
       </w:pPr>
       <w:r>
         <w:rPr>
@@ -9651,7 +9125,10 @@
     <w:p>
       <w:pPr>
         <w:pStyle w:val="Compact"/>
-        <w:spacing w:before="0" w:after="0"/>
+        <w:numPr>
+          <w:ilvl w:val="0"/>
+          <w:numId w:val="1008"/>
+        </w:numPr>
       </w:pPr>
       <w:r>
         <w:rPr>
@@ -9759,7 +9236,10 @@
     <w:p>
       <w:pPr>
         <w:pStyle w:val="Compact"/>
-        <w:spacing w:before="0" w:after="0"/>
+        <w:numPr>
+          <w:ilvl w:val="0"/>
+          <w:numId w:val="1008"/>
+        </w:numPr>
       </w:pPr>
       <w:r>
         <w:rPr>
@@ -9877,16 +9357,6 @@
         </w:rPr>
         <w:t xml:space="preserve"> p</w:t>
       </w:r>
-    </w:p>
-    <w:p>
-      <w:pPr>
-        <w:spacing w:before="0" w:after="0"/>
-      </w:pPr>
-    </w:p>
-    <w:p>
-      <w:pPr>
-        <w:spacing w:before="0" w:after="0"/>
-      </w:pPr>
     </w:p>
     <w:p>
       <w:pPr>
@@ -9959,7 +9429,7 @@
         </w:rPr>
         <w:drawing>
           <wp:inline>
-            <wp:extent cx="3600000" cy="729975"/>
+            <wp:extent cx="3600000" cy="737078"/>
             <wp:effectExtent b="0" l="0" r="0" t="0"/>
             <wp:docPr descr="" title="" id="30" name="Picture"/>
             <a:graphic>
@@ -9980,7 +9450,7 @@
                   <pic:spPr bwMode="auto">
                     <a:xfrm>
                       <a:off x="0" y="0"/>
-                      <a:ext cx="3600000" cy="729975"/>
+                      <a:ext cx="3600000" cy="737078"/>
                     </a:xfrm>
                     <a:prstGeom prst="rect">
                       <a:avLst/>
@@ -10001,21 +9471,6 @@
     </w:p>
     <w:p>
       <w:pPr>
-        <w:spacing w:before="0" w:after="0"/>
-      </w:pPr>
-    </w:p>
-    <w:p>
-      <w:pPr>
-        <w:spacing w:before="0" w:after="0"/>
-      </w:pPr>
-    </w:p>
-    <w:p>
-      <w:pPr>
-        <w:spacing w:before="0" w:after="0"/>
-      </w:pPr>
-    </w:p>
-    <w:p>
-      <w:pPr>
         <w:spacing w:before="160" w:after="80"/>
       </w:pPr>
       <w:r>
@@ -10340,8 +9795,10 @@
     <w:p>
       <w:pPr>
         <w:pStyle w:val="Compact"/>
-        <w:spacing w:before="0" w:after="0"/>
-        <w:ind w:left="480" w:hanging="480"/>
+        <w:numPr>
+          <w:ilvl w:val="0"/>
+          <w:numId w:val="1009"/>
+        </w:numPr>
       </w:pPr>
       <w:r>
         <w:rPr>
@@ -10359,20 +9816,7 @@
         <w:rPr>
           <w:rFonts w:ascii="Times New Roman" w:hAnsi="Times New Roman" w:eastAsia="Times New Roman" w:cs="Times New Roman"/>
         </w:rPr>
-        <w:t xml:space="preserve">　　</w:t>
-      </w:r>
-    </w:p>
-    <w:p>
-      <w:pPr>
-        <w:pStyle w:val="Compact"/>
-        <w:spacing w:before="0" w:after="0"/>
-        <w:ind w:left="480" w:hanging="480"/>
-      </w:pPr>
-      <w:r>
-        <w:rPr>
-          <w:rFonts w:ascii="Times New Roman" w:hAnsi="Times New Roman" w:eastAsia="Times New Roman" w:cs="Times New Roman"/>
-        </w:rPr>
-        <w:t xml:space="preserve">B. </w:t>
+        <w:t xml:space="preserve">　　B. </w:t>
       </w:r>
       <w:r>
         <w:rPr>
@@ -10384,20 +9828,7 @@
         <w:rPr>
           <w:rFonts w:ascii="Times New Roman" w:hAnsi="Times New Roman" w:eastAsia="Times New Roman" w:cs="Times New Roman"/>
         </w:rPr>
-        <w:t xml:space="preserve">　　</w:t>
-      </w:r>
-    </w:p>
-    <w:p>
-      <w:pPr>
-        <w:pStyle w:val="Compact"/>
-        <w:spacing w:before="0" w:after="0"/>
-        <w:ind w:left="480" w:hanging="480"/>
-      </w:pPr>
-      <w:r>
-        <w:rPr>
-          <w:rFonts w:ascii="Times New Roman" w:hAnsi="Times New Roman" w:eastAsia="Times New Roman" w:cs="Times New Roman"/>
-        </w:rPr>
-        <w:t xml:space="preserve">C. </w:t>
+        <w:t xml:space="preserve">　　C. </w:t>
       </w:r>
       <w:r>
         <w:rPr>
@@ -10409,20 +9840,7 @@
         <w:rPr>
           <w:rFonts w:ascii="Times New Roman" w:hAnsi="Times New Roman" w:eastAsia="Times New Roman" w:cs="Times New Roman"/>
         </w:rPr>
-        <w:t xml:space="preserve">　　</w:t>
-      </w:r>
-    </w:p>
-    <w:p>
-      <w:pPr>
-        <w:pStyle w:val="Compact"/>
-        <w:spacing w:before="0" w:after="0"/>
-        <w:ind w:left="480" w:hanging="480"/>
-      </w:pPr>
-      <w:r>
-        <w:rPr>
-          <w:rFonts w:ascii="Times New Roman" w:hAnsi="Times New Roman" w:eastAsia="Times New Roman" w:cs="Times New Roman"/>
-        </w:rPr>
-        <w:t xml:space="preserve">D. </w:t>
+        <w:t xml:space="preserve">　　D. </w:t>
       </w:r>
       <w:r>
         <w:rPr>
@@ -10430,16 +9848,6 @@
         </w:rPr>
         <w:t xml:space="preserve">先减小后增大</w:t>
       </w:r>
-    </w:p>
-    <w:p>
-      <w:pPr>
-        <w:spacing w:before="0" w:after="0"/>
-      </w:pPr>
-    </w:p>
-    <w:p>
-      <w:pPr>
-        <w:spacing w:before="0" w:after="0"/>
-      </w:pPr>
     </w:p>
     <w:p>
       <w:pPr>
@@ -10753,7 +10161,7 @@
         </w:rPr>
         <w:drawing>
           <wp:inline>
-            <wp:extent cx="3600000" cy="1465798"/>
+            <wp:extent cx="3600000" cy="1489250"/>
             <wp:effectExtent b="0" l="0" r="0" t="0"/>
             <wp:docPr descr="" title="" id="35" name="Picture"/>
             <a:graphic>
@@ -10774,7 +10182,7 @@
                   <pic:spPr bwMode="auto">
                     <a:xfrm>
                       <a:off x="0" y="0"/>
-                      <a:ext cx="3600000" cy="1465798"/>
+                      <a:ext cx="3600000" cy="1489250"/>
                     </a:xfrm>
                     <a:prstGeom prst="rect">
                       <a:avLst/>
@@ -10796,7 +10204,10 @@
     <w:p>
       <w:pPr>
         <w:pStyle w:val="Compact"/>
-        <w:spacing w:before="0" w:after="0"/>
+        <w:numPr>
+          <w:ilvl w:val="0"/>
+          <w:numId w:val="1010"/>
+        </w:numPr>
       </w:pPr>
       <w:r>
         <w:rPr>
@@ -10886,7 +10297,10 @@
     <w:p>
       <w:pPr>
         <w:pStyle w:val="Compact"/>
-        <w:spacing w:before="0" w:after="0"/>
+        <w:numPr>
+          <w:ilvl w:val="0"/>
+          <w:numId w:val="1010"/>
+        </w:numPr>
       </w:pPr>
       <w:r>
         <w:rPr>
@@ -10953,7 +10367,10 @@
     <w:p>
       <w:pPr>
         <w:pStyle w:val="Compact"/>
-        <w:spacing w:before="0" w:after="0"/>
+        <w:numPr>
+          <w:ilvl w:val="0"/>
+          <w:numId w:val="1010"/>
+        </w:numPr>
       </w:pPr>
       <w:r>
         <w:rPr>
@@ -11035,7 +10452,10 @@
     <w:p>
       <w:pPr>
         <w:pStyle w:val="Compact"/>
-        <w:spacing w:before="0" w:after="0"/>
+        <w:numPr>
+          <w:ilvl w:val="0"/>
+          <w:numId w:val="1010"/>
+        </w:numPr>
       </w:pPr>
       <w:r>
         <w:rPr>
@@ -11061,16 +10481,6 @@
         </w:rPr>
         <w:t xml:space="preserve">值基本上不发生变化</w:t>
       </w:r>
-    </w:p>
-    <w:p>
-      <w:pPr>
-        <w:spacing w:before="0" w:after="0"/>
-      </w:pPr>
-    </w:p>
-    <w:p>
-      <w:pPr>
-        <w:spacing w:before="0" w:after="0"/>
-      </w:pPr>
     </w:p>
     <w:p>
       <w:pPr>
@@ -11813,31 +11223,6 @@
     </w:p>
     <w:p>
       <w:pPr>
-        <w:spacing w:before="0" w:after="0"/>
-      </w:pPr>
-    </w:p>
-    <w:p>
-      <w:pPr>
-        <w:spacing w:before="0" w:after="0"/>
-      </w:pPr>
-    </w:p>
-    <w:p>
-      <w:pPr>
-        <w:spacing w:before="0" w:after="0"/>
-      </w:pPr>
-    </w:p>
-    <w:p>
-      <w:pPr>
-        <w:spacing w:before="0" w:after="0"/>
-      </w:pPr>
-    </w:p>
-    <w:p>
-      <w:pPr>
-        <w:spacing w:before="0" w:after="0"/>
-      </w:pPr>
-    </w:p>
-    <w:p>
-      <w:pPr>
         <w:spacing w:before="160" w:after="80"/>
       </w:pPr>
       <w:r>
@@ -12015,21 +11400,6 @@
         </w:rPr>
         <w:t>。</w:t>
       </w:r>
-    </w:p>
-    <w:p>
-      <w:pPr>
-        <w:spacing w:before="0" w:after="0"/>
-      </w:pPr>
-    </w:p>
-    <w:p>
-      <w:pPr>
-        <w:spacing w:before="0" w:after="0"/>
-      </w:pPr>
-    </w:p>
-    <w:p>
-      <w:pPr>
-        <w:spacing w:before="0" w:after="0"/>
-      </w:pPr>
     </w:p>
     <w:p>
       <w:pPr>
@@ -12161,14 +11531,6 @@
       <w:tblPr>
         <w:tblStyle w:val="Table"/>
         <w:tblW w:type="auto" w:w="0"/>
-        <w:tblBorders>
-          <w:top w:val="single" w:sz="12" w:space="0" w:color="000000"/>
-          <w:left w:val="none" w:sz="0" w:space="0" w:color="auto"/>
-          <w:bottom w:val="single" w:sz="12" w:space="0" w:color="000000"/>
-          <w:right w:val="none" w:sz="0" w:space="0" w:color="auto"/>
-          <w:insideH w:val="none" w:sz="0" w:space="0" w:color="auto"/>
-          <w:insideV w:val="none" w:sz="0" w:space="0" w:color="auto"/>
-        </w:tblBorders>
         <w:tblLook w:firstRow="1" w:lastRow="0" w:firstColumn="0" w:lastColumn="0" w:noHBand="0" w:noVBand="0" w:val="0020"/>
       </w:tblPr>
       <w:tblGrid>
@@ -12184,11 +11546,7 @@
           <w:tblHeader w:val="on"/>
         </w:trPr>
         <w:tc>
-          <w:tcPr>
-            <w:tcBorders>
-              <w:bottom w:val="single" w:sz="8" w:space="0" w:color="000000"/>
-            </w:tcBorders>
-          </w:tcPr>
+          <w:tcPr/>
           <w:p>
             <w:pPr>
               <w:pStyle w:val="Compact"/>
@@ -12234,11 +11592,7 @@
           </w:p>
         </w:tc>
         <w:tc>
-          <w:tcPr>
-            <w:tcBorders>
-              <w:bottom w:val="single" w:sz="8" w:space="0" w:color="000000"/>
-            </w:tcBorders>
-          </w:tcPr>
+          <w:tcPr/>
           <w:p>
             <w:pPr>
               <w:pStyle w:val="Compact"/>
@@ -12254,11 +11608,7 @@
           </w:p>
         </w:tc>
         <w:tc>
-          <w:tcPr>
-            <w:tcBorders>
-              <w:bottom w:val="single" w:sz="8" w:space="0" w:color="000000"/>
-            </w:tcBorders>
-          </w:tcPr>
+          <w:tcPr/>
           <w:p>
             <w:pPr>
               <w:pStyle w:val="Compact"/>
@@ -12274,11 +11624,7 @@
           </w:p>
         </w:tc>
         <w:tc>
-          <w:tcPr>
-            <w:tcBorders>
-              <w:bottom w:val="single" w:sz="8" w:space="0" w:color="000000"/>
-            </w:tcBorders>
-          </w:tcPr>
+          <w:tcPr/>
           <w:p>
             <w:pPr>
               <w:pStyle w:val="Compact"/>
@@ -12294,11 +11640,7 @@
           </w:p>
         </w:tc>
         <w:tc>
-          <w:tcPr>
-            <w:tcBorders>
-              <w:bottom w:val="single" w:sz="8" w:space="0" w:color="000000"/>
-            </w:tcBorders>
-          </w:tcPr>
+          <w:tcPr/>
           <w:p>
             <w:pPr>
               <w:pStyle w:val="Compact"/>
@@ -12314,11 +11656,7 @@
           </w:p>
         </w:tc>
         <w:tc>
-          <w:tcPr>
-            <w:tcBorders>
-              <w:bottom w:val="single" w:sz="8" w:space="0" w:color="000000"/>
-            </w:tcBorders>
-          </w:tcPr>
+          <w:tcPr/>
           <w:p>
             <w:pPr>
               <w:pStyle w:val="Compact"/>
@@ -12591,31 +11929,6 @@
     </w:tbl>
     <w:p>
       <w:pPr>
-        <w:spacing w:before="0" w:after="0"/>
-      </w:pPr>
-    </w:p>
-    <w:p>
-      <w:pPr>
-        <w:spacing w:before="0" w:after="0"/>
-      </w:pPr>
-    </w:p>
-    <w:p>
-      <w:pPr>
-        <w:spacing w:before="0" w:after="0"/>
-      </w:pPr>
-    </w:p>
-    <w:p>
-      <w:pPr>
-        <w:spacing w:before="0" w:after="0"/>
-      </w:pPr>
-    </w:p>
-    <w:p>
-      <w:pPr>
-        <w:spacing w:before="0" w:after="0"/>
-      </w:pPr>
-    </w:p>
-    <w:p>
-      <w:pPr>
         <w:spacing w:before="160" w:after="80"/>
       </w:pPr>
       <w:r>
@@ -13535,46 +12848,6 @@
         </w:rPr>
         <w:t>？</w:t>
       </w:r>
-    </w:p>
-    <w:p>
-      <w:pPr>
-        <w:spacing w:before="0" w:after="0"/>
-      </w:pPr>
-    </w:p>
-    <w:p>
-      <w:pPr>
-        <w:spacing w:before="0" w:after="0"/>
-      </w:pPr>
-    </w:p>
-    <w:p>
-      <w:pPr>
-        <w:spacing w:before="0" w:after="0"/>
-      </w:pPr>
-    </w:p>
-    <w:p>
-      <w:pPr>
-        <w:spacing w:before="0" w:after="0"/>
-      </w:pPr>
-    </w:p>
-    <w:p>
-      <w:pPr>
-        <w:spacing w:before="0" w:after="0"/>
-      </w:pPr>
-    </w:p>
-    <w:p>
-      <w:pPr>
-        <w:spacing w:before="0" w:after="0"/>
-      </w:pPr>
-    </w:p>
-    <w:p>
-      <w:pPr>
-        <w:spacing w:before="0" w:after="0"/>
-      </w:pPr>
-    </w:p>
-    <w:p>
-      <w:pPr>
-        <w:spacing w:before="0" w:after="0"/>
-      </w:pPr>
     </w:p>
     <w:p>
       <w:pPr>
@@ -14590,31 +13863,6 @@
     </w:p>
     <w:p>
       <w:pPr>
-        <w:spacing w:before="0" w:after="0"/>
-      </w:pPr>
-    </w:p>
-    <w:p>
-      <w:pPr>
-        <w:spacing w:before="0" w:after="0"/>
-      </w:pPr>
-    </w:p>
-    <w:p>
-      <w:pPr>
-        <w:spacing w:before="0" w:after="0"/>
-      </w:pPr>
-    </w:p>
-    <w:p>
-      <w:pPr>
-        <w:spacing w:before="0" w:after="0"/>
-      </w:pPr>
-    </w:p>
-    <w:p>
-      <w:pPr>
-        <w:spacing w:before="0" w:after="0"/>
-      </w:pPr>
-    </w:p>
-    <w:p>
-      <w:pPr>
         <w:spacing w:before="160" w:after="80"/>
       </w:pPr>
       <w:r>
@@ -14652,43 +13900,6 @@
     <w:p>
       <w:pPr>
         <w:pStyle w:val="FirstParagraph"/>
-      </w:pPr>
-      <w:r>
-        <w:rPr>
-          <w:rFonts w:ascii="Times New Roman" w:hAnsi="Times New Roman" w:eastAsia="Times New Roman" w:cs="Times New Roman"/>
-          <w:b/>
-          <w:bCs/>
-        </w:rPr>
-        <w:t xml:space="preserve">8 </w:t>
-      </w:r>
-      <w:r>
-        <w:rPr>
-          <w:rFonts w:hint="eastAsia" w:ascii="Times New Roman" w:hAnsi="Times New Roman" w:eastAsia="Times New Roman" w:cs="Times New Roman"/>
-          <w:b/>
-          <w:bCs/>
-        </w:rPr>
-        <w:t>(8</w:t>
-      </w:r>
-      <w:r>
-        <w:rPr>
-          <w:rFonts w:hint="eastAsia" w:ascii="Times New Roman" w:hAnsi="Times New Roman" w:eastAsia="FangSong" w:cs="Times New Roman"/>
-          <w:b/>
-          <w:bCs/>
-        </w:rPr>
-        <w:t>分</w:t>
-      </w:r>
-      <w:r>
-        <w:rPr>
-          <w:rFonts w:hint="eastAsia" w:ascii="Times New Roman" w:hAnsi="Times New Roman" w:eastAsia="Times New Roman" w:cs="Times New Roman"/>
-          <w:b/>
-          <w:bCs/>
-        </w:rPr>
-        <w:t>)&gt;&gt;&gt;</w:t>
-      </w:r>
-    </w:p>
-    <w:p>
-      <w:pPr>
-        <w:pStyle w:val="BodyText"/>
       </w:pPr>
       <w:r>
         <w:rPr>
@@ -15143,31 +14354,6 @@
         </w:rPr>
         <w:t>。</w:t>
       </w:r>
-    </w:p>
-    <w:p>
-      <w:pPr>
-        <w:spacing w:before="0" w:after="0"/>
-      </w:pPr>
-    </w:p>
-    <w:p>
-      <w:pPr>
-        <w:spacing w:before="0" w:after="0"/>
-      </w:pPr>
-    </w:p>
-    <w:p>
-      <w:pPr>
-        <w:spacing w:before="0" w:after="0"/>
-      </w:pPr>
-    </w:p>
-    <w:p>
-      <w:pPr>
-        <w:spacing w:before="0" w:after="0"/>
-      </w:pPr>
-    </w:p>
-    <w:p>
-      <w:pPr>
-        <w:spacing w:before="0" w:after="0"/>
-      </w:pPr>
     </w:p>
     <w:p>
       <w:pPr>
@@ -15876,7 +15062,7 @@
     <ns0:rPr>
       <ns0:rFonts ns0:ascii="Times New Roman" ns0:cs="Times New Roman" ns0:eastAsia="SimHei" ns0:hAnsi="Times New Roman"/>
       <ns0:b/>
-      <ns0:color ns0:val="000000"/>
+      <ns0:color ns0:val="17324D"/>
       <ns0:sz ns0:val="44"/>
       <ns0:szCs ns0:val="56"/>
     </ns0:rPr>
@@ -16018,7 +15204,7 @@
     <ns0:rPr>
       <ns0:rFonts ns0:ascii="Times New Roman" ns0:cs="Times New Roman" ns0:eastAsia="SimHei" ns0:hAnsi="Times New Roman"/>
       <ns0:b/>
-      <ns0:color ns0:val="000000"/>
+      <ns0:color ns0:val="17324D"/>
       <ns0:sz ns0:val="32"/>
       <ns0:szCs ns0:val="40"/>
     </ns0:rPr>
@@ -16042,7 +15228,7 @@
     <ns0:rPr>
       <ns0:rFonts ns0:ascii="Times New Roman" ns0:cs="Times New Roman" ns0:eastAsia="SimHei" ns0:hAnsi="Times New Roman"/>
       <ns0:b/>
-      <ns0:color ns0:val="000000"/>
+      <ns0:color ns0:val="17324D"/>
       <ns0:sz ns0:val="28"/>
       <ns0:szCs ns0:val="32"/>
     </ns0:rPr>
@@ -16066,7 +15252,7 @@
     <ns0:rPr>
       <ns0:rFonts ns0:ascii="Times New Roman" ns0:cs="Times New Roman" ns0:eastAsia="SimHei" ns0:hAnsi="Times New Roman"/>
       <ns0:b/>
-      <ns0:color ns0:val="000000"/>
+      <ns0:color ns0:val="17324D"/>
       <ns0:sz ns0:val="25"/>
       <ns0:szCs ns0:val="28"/>
     </ns0:rPr>

--- a/00-首页/题组Word/第一轮·综合套卷/第一轮综合卷11（学生版）.docx
+++ b/00-首页/题组Word/第一轮·综合套卷/第一轮综合卷11（学生版）.docx
@@ -42,6 +42,60 @@
     </w:p>
     <w:p>
       <w:pPr>
+        <w:pStyle w:val="BlockText"/>
+        <w:ind w:firstLine="420"/>
+      </w:pPr>
+      <w:r>
+        <w:rPr>
+          <w:rFonts w:hint="eastAsia" w:ascii="Times New Roman" w:hAnsi="Times New Roman" w:eastAsia="FangSong" w:cs="Times New Roman"/>
+        </w:rPr>
+        <w:t xml:space="preserve">共</w:t>
+      </w:r>
+      <w:r>
+        <w:rPr>
+          <w:rFonts w:ascii="Times New Roman" w:hAnsi="Times New Roman" w:eastAsia="Times New Roman" w:cs="Times New Roman"/>
+        </w:rPr>
+        <w:t xml:space="preserve"> 26 </w:t>
+      </w:r>
+      <w:r>
+        <w:rPr>
+          <w:rFonts w:hint="eastAsia" w:ascii="Times New Roman" w:hAnsi="Times New Roman" w:eastAsia="FangSong" w:cs="Times New Roman"/>
+        </w:rPr>
+        <w:t>题</w:t>
+      </w:r>
+      <w:r>
+        <w:rPr>
+          <w:rFonts w:hint="eastAsia" w:ascii="Times New Roman" w:hAnsi="Times New Roman" w:eastAsia="Times New Roman" w:cs="Times New Roman"/>
+        </w:rPr>
+        <w:t>。</w:t>
+      </w:r>
+      <w:r>
+        <w:rPr>
+          <w:rFonts w:hint="eastAsia" w:ascii="Times New Roman" w:hAnsi="Times New Roman" w:eastAsia="FangSong" w:cs="Times New Roman"/>
+        </w:rPr>
+        <w:t>建议先独立完成</w:t>
+      </w:r>
+      <w:r>
+        <w:rPr>
+          <w:rFonts w:hint="eastAsia" w:ascii="Times New Roman" w:hAnsi="Times New Roman" w:eastAsia="Times New Roman" w:cs="Times New Roman"/>
+        </w:rPr>
+        <w:t>，</w:t>
+      </w:r>
+      <w:r>
+        <w:rPr>
+          <w:rFonts w:hint="eastAsia" w:ascii="Times New Roman" w:hAnsi="Times New Roman" w:eastAsia="FangSong" w:cs="Times New Roman"/>
+        </w:rPr>
+        <w:t>再核对答案</w:t>
+      </w:r>
+      <w:r>
+        <w:rPr>
+          <w:rFonts w:hint="eastAsia" w:ascii="Times New Roman" w:hAnsi="Times New Roman" w:eastAsia="Times New Roman" w:cs="Times New Roman"/>
+        </w:rPr>
+        <w:t>。</w:t>
+      </w:r>
+    </w:p>
+    <w:p>
+      <w:pPr>
         <w:spacing w:before="160" w:after="80"/>
       </w:pPr>
       <w:r>
@@ -91,6 +145,7 @@
     <w:p>
       <w:pPr>
         <w:pStyle w:val="FirstParagraph"/>
+        <w:ind w:firstLine="420"/>
       </w:pPr>
       <w:r>
         <w:rPr>
@@ -305,6 +360,16 @@
         </w:pict>
       </w:r>
     </w:p>
+    <w:p>
+      <w:pPr>
+        <w:spacing w:before="160" w:after="80"/>
+      </w:pPr>
+      <w:r>
+        <w:pict>
+          <v:rect style="width:0;height:1.5pt" o:hralign="center" o:hrstd="t" o:hr="t"/>
+        </w:pict>
+      </w:r>
+    </w:p>
     <w:bookmarkEnd w:id="9"/>
     <w:bookmarkStart w:id="10" w:name="第2题"/>
     <w:p>
@@ -334,6 +399,7 @@
     <w:p>
       <w:pPr>
         <w:pStyle w:val="FirstParagraph"/>
+        <w:ind w:firstLine="420"/>
       </w:pPr>
       <m:oMath>
         <m:sSub>
@@ -555,6 +621,7 @@
     <w:p>
       <w:pPr>
         <w:pStyle w:val="BodyText"/>
+        <w:ind w:firstLine="420"/>
       </w:pPr>
       <w:r>
         <w:rPr>
@@ -1045,6 +1112,16 @@
         </w:pict>
       </w:r>
     </w:p>
+    <w:p>
+      <w:pPr>
+        <w:spacing w:before="160" w:after="80"/>
+      </w:pPr>
+      <w:r>
+        <w:pict>
+          <v:rect style="width:0;height:1.5pt" o:hralign="center" o:hrstd="t" o:hr="t"/>
+        </w:pict>
+      </w:r>
+    </w:p>
     <w:bookmarkEnd w:id="10"/>
     <w:bookmarkStart w:id="11" w:name="第3题"/>
     <w:p>
@@ -1074,6 +1151,7 @@
     <w:p>
       <w:pPr>
         <w:pStyle w:val="FirstParagraph"/>
+        <w:ind w:firstLine="420"/>
       </w:pPr>
       <w:r>
         <w:rPr>
@@ -1287,6 +1365,7 @@
     <w:p>
       <w:pPr>
         <w:pStyle w:val="BodyText"/>
+        <w:ind w:firstLine="420"/>
       </w:pPr>
       <w:r>
         <w:rPr>
@@ -1605,6 +1684,16 @@
         </w:pict>
       </w:r>
     </w:p>
+    <w:p>
+      <w:pPr>
+        <w:spacing w:before="160" w:after="80"/>
+      </w:pPr>
+      <w:r>
+        <w:pict>
+          <v:rect style="width:0;height:1.5pt" o:hralign="center" o:hrstd="t" o:hr="t"/>
+        </w:pict>
+      </w:r>
+    </w:p>
     <w:bookmarkEnd w:id="11"/>
     <w:bookmarkStart w:id="12" w:name="第4题"/>
     <w:p>
@@ -1634,6 +1723,7 @@
     <w:p>
       <w:pPr>
         <w:pStyle w:val="FirstParagraph"/>
+        <w:ind w:firstLine="420"/>
       </w:pPr>
       <w:r>
         <w:rPr>
@@ -1766,7 +1856,7 @@
         <w:rPr>
           <w:rFonts w:ascii="Times New Roman" w:hAnsi="Times New Roman" w:eastAsia="Times New Roman" w:cs="Times New Roman"/>
         </w:rPr>
-        <w:t xml:space="preserve">A.</w:t>
+        <w:t xml:space="preserve">- A.</w:t>
       </w:r>
       <w:r>
         <w:rPr>
@@ -1833,7 +1923,7 @@
         <w:rPr>
           <w:rFonts w:ascii="Times New Roman" w:hAnsi="Times New Roman" w:eastAsia="Times New Roman" w:cs="Times New Roman"/>
         </w:rPr>
-        <w:t xml:space="preserve">B.</w:t>
+        <w:t xml:space="preserve">- B.</w:t>
       </w:r>
       <w:r>
         <w:rPr>
@@ -1900,7 +1990,7 @@
         <w:rPr>
           <w:rFonts w:ascii="Times New Roman" w:hAnsi="Times New Roman" w:eastAsia="Times New Roman" w:cs="Times New Roman"/>
         </w:rPr>
-        <w:t xml:space="preserve">C.</w:t>
+        <w:t xml:space="preserve">- C.</w:t>
       </w:r>
       <w:r>
         <w:rPr>
@@ -1976,7 +2066,7 @@
         <w:rPr>
           <w:rFonts w:ascii="Times New Roman" w:hAnsi="Times New Roman" w:eastAsia="Times New Roman" w:cs="Times New Roman"/>
         </w:rPr>
-        <w:t xml:space="preserve">D.</w:t>
+        <w:t xml:space="preserve">- D.</w:t>
       </w:r>
       <w:r>
         <w:rPr>
@@ -2053,6 +2143,16 @@
         </w:pict>
       </w:r>
     </w:p>
+    <w:p>
+      <w:pPr>
+        <w:spacing w:before="160" w:after="80"/>
+      </w:pPr>
+      <w:r>
+        <w:pict>
+          <v:rect style="width:0;height:1.5pt" o:hralign="center" o:hrstd="t" o:hr="t"/>
+        </w:pict>
+      </w:r>
+    </w:p>
     <w:bookmarkEnd w:id="12"/>
     <w:bookmarkStart w:id="13" w:name="第5题"/>
     <w:p>
@@ -2082,6 +2182,7 @@
     <w:p>
       <w:pPr>
         <w:pStyle w:val="FirstParagraph"/>
+        <w:ind w:firstLine="420"/>
       </w:pPr>
       <w:r>
         <w:rPr>
@@ -2109,6 +2210,7 @@
           <w:ilvl w:val="0"/>
           <w:numId w:val="1001"/>
         </w:numPr>
+        <w:ind w:firstLine="420"/>
       </w:pPr>
       <w:r>
         <w:rPr>
@@ -2154,6 +2256,7 @@
           <w:ilvl w:val="0"/>
           <w:numId w:val="1001"/>
         </w:numPr>
+        <w:ind w:firstLine="420"/>
       </w:pPr>
       <w:r>
         <w:rPr>
@@ -2187,6 +2290,7 @@
           <w:ilvl w:val="0"/>
           <w:numId w:val="1001"/>
         </w:numPr>
+        <w:ind w:firstLine="420"/>
       </w:pPr>
       <w:r>
         <w:rPr>
@@ -2264,6 +2368,7 @@
           <w:ilvl w:val="0"/>
           <w:numId w:val="1001"/>
         </w:numPr>
+        <w:ind w:firstLine="420"/>
       </w:pPr>
       <w:r>
         <w:rPr>
@@ -2331,6 +2436,16 @@
         </w:pict>
       </w:r>
     </w:p>
+    <w:p>
+      <w:pPr>
+        <w:spacing w:before="160" w:after="80"/>
+      </w:pPr>
+      <w:r>
+        <w:pict>
+          <v:rect style="width:0;height:1.5pt" o:hralign="center" o:hrstd="t" o:hr="t"/>
+        </w:pict>
+      </w:r>
+    </w:p>
     <w:bookmarkEnd w:id="13"/>
     <w:bookmarkStart w:id="14" w:name="第6题"/>
     <w:p>
@@ -2360,6 +2475,7 @@
     <w:p>
       <w:pPr>
         <w:pStyle w:val="FirstParagraph"/>
+        <w:ind w:firstLine="420"/>
       </w:pPr>
       <w:r>
         <w:rPr>
@@ -3208,6 +3324,7 @@
     <w:p>
       <w:pPr>
         <w:pStyle w:val="BodyText"/>
+        <w:ind w:firstLine="420"/>
       </w:pPr>
       <w:r>
         <w:rPr>
@@ -3237,7 +3354,7 @@
         <w:rPr>
           <w:rFonts w:ascii="Times New Roman" w:hAnsi="Times New Roman" w:eastAsia="Times New Roman" w:cs="Times New Roman"/>
         </w:rPr>
-        <w:t xml:space="preserve">A.</w:t>
+        <w:t xml:space="preserve">- A.</w:t>
       </w:r>
       <w:r>
         <w:rPr>
@@ -3375,7 +3492,7 @@
         <w:rPr>
           <w:rFonts w:ascii="Times New Roman" w:hAnsi="Times New Roman" w:eastAsia="Times New Roman" w:cs="Times New Roman"/>
         </w:rPr>
-        <w:t xml:space="preserve">B.</w:t>
+        <w:t xml:space="preserve">- B.</w:t>
       </w:r>
       <w:r>
         <w:rPr>
@@ -3504,7 +3621,7 @@
         <w:rPr>
           <w:rFonts w:ascii="Times New Roman" w:hAnsi="Times New Roman" w:eastAsia="Times New Roman" w:cs="Times New Roman"/>
         </w:rPr>
-        <w:t xml:space="preserve">C.</w:t>
+        <w:t xml:space="preserve">- C.</w:t>
       </w:r>
       <w:r>
         <w:rPr>
@@ -3606,7 +3723,7 @@
         <w:rPr>
           <w:rFonts w:ascii="Times New Roman" w:hAnsi="Times New Roman" w:eastAsia="Times New Roman" w:cs="Times New Roman"/>
         </w:rPr>
-        <w:t xml:space="preserve">D.</w:t>
+        <w:t xml:space="preserve">- D.</w:t>
       </w:r>
       <w:r>
         <w:rPr>
@@ -3718,109 +3835,6 @@
         </w:pict>
       </w:r>
     </w:p>
-    <w:bookmarkEnd w:id="14"/>
-    <w:bookmarkStart w:id="15" w:name="第7题"/>
-    <w:p>
-      <w:pPr>
-        <w:pStyle w:val="Heading3"/>
-        <w:spacing w:before="280" w:after="120"/>
-      </w:pPr>
-      <w:r>
-        <w:rPr>
-          <w:rFonts w:hint="eastAsia" w:ascii="Times New Roman" w:hAnsi="Times New Roman" w:eastAsia="SimHei" w:cs="Times New Roman"/>
-        </w:rPr>
-        <w:t>第</w:t>
-      </w:r>
-      <w:r>
-        <w:rPr>
-          <w:rFonts w:hint="eastAsia" w:ascii="Times New Roman" w:hAnsi="Times New Roman" w:eastAsia="Times New Roman" w:cs="Times New Roman"/>
-        </w:rPr>
-        <w:t>7</w:t>
-      </w:r>
-      <w:r>
-        <w:rPr>
-          <w:rFonts w:hint="eastAsia" w:ascii="Times New Roman" w:hAnsi="Times New Roman" w:eastAsia="SimHei" w:cs="Times New Roman"/>
-        </w:rPr>
-        <w:t>题</w:t>
-      </w:r>
-    </w:p>
-    <w:p>
-      <w:pPr>
-        <w:pStyle w:val="FirstParagraph"/>
-      </w:pPr>
-      <w:r>
-        <w:rPr>
-          <w:rFonts w:hint="eastAsia" w:ascii="Times New Roman" w:hAnsi="Times New Roman" w:eastAsia="FangSong" w:cs="Times New Roman"/>
-        </w:rPr>
-        <w:t>在第一过渡系元素的电子结构中</w:t>
-      </w:r>
-      <w:r>
-        <w:rPr>
-          <w:rFonts w:hint="eastAsia" w:ascii="Times New Roman" w:hAnsi="Times New Roman" w:eastAsia="Times New Roman" w:cs="Times New Roman"/>
-        </w:rPr>
-        <w:t>，</w:t>
-      </w:r>
-      <w:r>
-        <w:rPr>
-          <w:rFonts w:hint="eastAsia" w:ascii="Times New Roman" w:hAnsi="Times New Roman" w:eastAsia="FangSong" w:cs="Times New Roman"/>
-        </w:rPr>
-        <w:t>经验表明</w:t>
-      </w:r>
-      <w:r>
-        <w:rPr>
-          <w:rFonts w:hint="eastAsia" w:ascii="Times New Roman" w:hAnsi="Times New Roman" w:eastAsia="Times New Roman" w:cs="Times New Roman"/>
-        </w:rPr>
-        <w:t>，</w:t>
-      </w:r>
-      <w:r>
-        <w:rPr>
-          <w:rFonts w:hint="eastAsia" w:ascii="Times New Roman" w:hAnsi="Times New Roman" w:eastAsia="FangSong" w:cs="Times New Roman"/>
-        </w:rPr>
-        <w:t>电子总是先填</w:t>
-      </w:r>
-      <w:r>
-        <w:rPr>
-          <w:rFonts w:ascii="Times New Roman" w:hAnsi="Times New Roman" w:eastAsia="Times New Roman" w:cs="Times New Roman"/>
-        </w:rPr>
-        <w:t xml:space="preserve"> 4s </w:t>
-      </w:r>
-      <w:r>
-        <w:rPr>
-          <w:rFonts w:hint="eastAsia" w:ascii="Times New Roman" w:hAnsi="Times New Roman" w:eastAsia="FangSong" w:cs="Times New Roman"/>
-        </w:rPr>
-        <w:t xml:space="preserve">轨道却又是</w:t>
-      </w:r>
-      <w:r>
-        <w:rPr>
-          <w:rFonts w:ascii="Times New Roman" w:hAnsi="Times New Roman" w:eastAsia="Times New Roman" w:cs="Times New Roman"/>
-        </w:rPr>
-        <w:t xml:space="preserve"> 4s </w:t>
-      </w:r>
-      <w:r>
-        <w:rPr>
-          <w:rFonts w:hint="eastAsia" w:ascii="Times New Roman" w:hAnsi="Times New Roman" w:eastAsia="FangSong" w:cs="Times New Roman"/>
-        </w:rPr>
-        <w:t>轨道上的电子优先电离</w:t>
-      </w:r>
-      <w:r>
-        <w:rPr>
-          <w:rFonts w:hint="eastAsia" w:ascii="Times New Roman" w:hAnsi="Times New Roman" w:eastAsia="Times New Roman" w:cs="Times New Roman"/>
-        </w:rPr>
-        <w:t>。</w:t>
-      </w:r>
-      <w:r>
-        <w:rPr>
-          <w:rFonts w:hint="eastAsia" w:ascii="Times New Roman" w:hAnsi="Times New Roman" w:eastAsia="FangSong" w:cs="Times New Roman"/>
-        </w:rPr>
-        <w:t>定性解释原因</w:t>
-      </w:r>
-      <w:r>
-        <w:rPr>
-          <w:rFonts w:hint="eastAsia" w:ascii="Times New Roman" w:hAnsi="Times New Roman" w:eastAsia="Times New Roman" w:cs="Times New Roman"/>
-        </w:rPr>
-        <w:t>。</w:t>
-      </w:r>
-    </w:p>
     <w:p>
       <w:pPr>
         <w:spacing w:before="160" w:after="80"/>
@@ -3831,6 +3845,130 @@
         </w:pict>
       </w:r>
     </w:p>
+    <w:bookmarkEnd w:id="14"/>
+    <w:bookmarkStart w:id="15" w:name="第7题"/>
+    <w:p>
+      <w:pPr>
+        <w:pStyle w:val="Heading3"/>
+        <w:spacing w:before="280" w:after="120"/>
+      </w:pPr>
+      <w:r>
+        <w:rPr>
+          <w:rFonts w:hint="eastAsia" w:ascii="Times New Roman" w:hAnsi="Times New Roman" w:eastAsia="SimHei" w:cs="Times New Roman"/>
+        </w:rPr>
+        <w:t>第</w:t>
+      </w:r>
+      <w:r>
+        <w:rPr>
+          <w:rFonts w:hint="eastAsia" w:ascii="Times New Roman" w:hAnsi="Times New Roman" w:eastAsia="Times New Roman" w:cs="Times New Roman"/>
+        </w:rPr>
+        <w:t>7</w:t>
+      </w:r>
+      <w:r>
+        <w:rPr>
+          <w:rFonts w:hint="eastAsia" w:ascii="Times New Roman" w:hAnsi="Times New Roman" w:eastAsia="SimHei" w:cs="Times New Roman"/>
+        </w:rPr>
+        <w:t>题</w:t>
+      </w:r>
+    </w:p>
+    <w:p>
+      <w:pPr>
+        <w:pStyle w:val="FirstParagraph"/>
+        <w:ind w:firstLine="420"/>
+      </w:pPr>
+      <w:r>
+        <w:rPr>
+          <w:rFonts w:hint="eastAsia" w:ascii="Times New Roman" w:hAnsi="Times New Roman" w:eastAsia="FangSong" w:cs="Times New Roman"/>
+        </w:rPr>
+        <w:t>在第一过渡系元素的电子结构中</w:t>
+      </w:r>
+      <w:r>
+        <w:rPr>
+          <w:rFonts w:hint="eastAsia" w:ascii="Times New Roman" w:hAnsi="Times New Roman" w:eastAsia="Times New Roman" w:cs="Times New Roman"/>
+        </w:rPr>
+        <w:t>，</w:t>
+      </w:r>
+      <w:r>
+        <w:rPr>
+          <w:rFonts w:hint="eastAsia" w:ascii="Times New Roman" w:hAnsi="Times New Roman" w:eastAsia="FangSong" w:cs="Times New Roman"/>
+        </w:rPr>
+        <w:t>经验表明</w:t>
+      </w:r>
+      <w:r>
+        <w:rPr>
+          <w:rFonts w:hint="eastAsia" w:ascii="Times New Roman" w:hAnsi="Times New Roman" w:eastAsia="Times New Roman" w:cs="Times New Roman"/>
+        </w:rPr>
+        <w:t>，</w:t>
+      </w:r>
+      <w:r>
+        <w:rPr>
+          <w:rFonts w:hint="eastAsia" w:ascii="Times New Roman" w:hAnsi="Times New Roman" w:eastAsia="FangSong" w:cs="Times New Roman"/>
+        </w:rPr>
+        <w:t>电子总是先填</w:t>
+      </w:r>
+      <w:r>
+        <w:rPr>
+          <w:rFonts w:ascii="Times New Roman" w:hAnsi="Times New Roman" w:eastAsia="Times New Roman" w:cs="Times New Roman"/>
+        </w:rPr>
+        <w:t xml:space="preserve"> 4s </w:t>
+      </w:r>
+      <w:r>
+        <w:rPr>
+          <w:rFonts w:hint="eastAsia" w:ascii="Times New Roman" w:hAnsi="Times New Roman" w:eastAsia="FangSong" w:cs="Times New Roman"/>
+        </w:rPr>
+        <w:t xml:space="preserve">轨道却又是</w:t>
+      </w:r>
+      <w:r>
+        <w:rPr>
+          <w:rFonts w:ascii="Times New Roman" w:hAnsi="Times New Roman" w:eastAsia="Times New Roman" w:cs="Times New Roman"/>
+        </w:rPr>
+        <w:t xml:space="preserve"> 4s </w:t>
+      </w:r>
+      <w:r>
+        <w:rPr>
+          <w:rFonts w:hint="eastAsia" w:ascii="Times New Roman" w:hAnsi="Times New Roman" w:eastAsia="FangSong" w:cs="Times New Roman"/>
+        </w:rPr>
+        <w:t>轨道上的电子优先电离</w:t>
+      </w:r>
+      <w:r>
+        <w:rPr>
+          <w:rFonts w:hint="eastAsia" w:ascii="Times New Roman" w:hAnsi="Times New Roman" w:eastAsia="Times New Roman" w:cs="Times New Roman"/>
+        </w:rPr>
+        <w:t>。</w:t>
+      </w:r>
+      <w:r>
+        <w:rPr>
+          <w:rFonts w:hint="eastAsia" w:ascii="Times New Roman" w:hAnsi="Times New Roman" w:eastAsia="FangSong" w:cs="Times New Roman"/>
+        </w:rPr>
+        <w:t>定性解释原因</w:t>
+      </w:r>
+      <w:r>
+        <w:rPr>
+          <w:rFonts w:hint="eastAsia" w:ascii="Times New Roman" w:hAnsi="Times New Roman" w:eastAsia="Times New Roman" w:cs="Times New Roman"/>
+        </w:rPr>
+        <w:t>。</w:t>
+      </w:r>
+    </w:p>
+    <w:p>
+      <w:pPr>
+        <w:spacing w:before="160" w:after="80"/>
+      </w:pPr>
+      <w:r>
+        <w:pict>
+          <v:rect style="width:0;height:1.5pt" o:hralign="center" o:hrstd="t" o:hr="t"/>
+        </w:pict>
+      </w:r>
+    </w:p>
+    <w:p>
+      <w:pPr>
+        <w:spacing w:before="160" w:after="80"/>
+      </w:pPr>
+      <w:r>
+        <w:pict>
+          <v:rect style="width:0;height:1.5pt" o:hralign="center" o:hrstd="t" o:hr="t"/>
+        </w:pict>
+      </w:r>
+    </w:p>
     <w:bookmarkEnd w:id="15"/>
     <w:bookmarkStart w:id="16" w:name="第8题"/>
     <w:p>
@@ -3860,6 +3998,7 @@
     <w:p>
       <w:pPr>
         <w:pStyle w:val="FirstParagraph"/>
+        <w:ind w:firstLine="420"/>
       </w:pPr>
       <w:r>
         <w:rPr>
@@ -3941,6 +4080,7 @@
           <w:ilvl w:val="0"/>
           <w:numId w:val="1002"/>
         </w:numPr>
+        <w:ind w:firstLine="420"/>
       </w:pPr>
       <w:r>
         <w:rPr>
@@ -3974,6 +4114,7 @@
           <w:ilvl w:val="0"/>
           <w:numId w:val="1002"/>
         </w:numPr>
+        <w:ind w:firstLine="420"/>
       </w:pPr>
       <w:r>
         <w:rPr>
@@ -4086,6 +4227,7 @@
           <w:numId w:val="1002"/>
         </w:numPr>
         <w:spacing w:after="80"/>
+        <w:ind w:firstLine="420"/>
       </w:pPr>
       <w:r>
         <w:rPr>
@@ -4212,6 +4354,15 @@
         <w:tblStyle w:val="Table"/>
         <w:tblW w:type="auto" w:w="0"/>
         <w:tblLook w:firstRow="1" w:lastRow="0" w:firstColumn="0" w:lastColumn="0" w:noHBand="0" w:noVBand="0" w:val="0020"/>
+        <w:jc w:val="center"/>
+        <w:tblBorders>
+          <w:top w:val="single" w:sz="12" w:space="0" w:color="333333"/>
+          <w:bottom w:val="single" w:sz="12" w:space="0" w:color="333333"/>
+          <w:left w:val="none"/>
+          <w:right w:val="none"/>
+          <w:insideH w:val="none"/>
+          <w:insideV w:val="none"/>
+        </w:tblBorders>
       </w:tblPr>
       <w:tblGrid>
         <w:gridCol w:w="1584"/>
@@ -4225,7 +4376,11 @@
           <w:tblHeader w:val="on"/>
         </w:trPr>
         <w:tc>
-          <w:tcPr/>
+          <w:tcPr>
+            <w:tcBorders>
+              <w:bottom w:val="single" w:sz="6" w:space="0" w:color="333333"/>
+            </w:tcBorders>
+          </w:tcPr>
           <w:p>
             <w:pPr>
               <w:pStyle w:val="Compact"/>
@@ -4248,7 +4403,11 @@
           </w:p>
         </w:tc>
         <w:tc>
-          <w:tcPr/>
+          <w:tcPr>
+            <w:tcBorders>
+              <w:bottom w:val="single" w:sz="6" w:space="0" w:color="333333"/>
+            </w:tcBorders>
+          </w:tcPr>
           <w:p>
             <w:pPr>
               <w:pStyle w:val="Compact"/>
@@ -4264,7 +4423,11 @@
           </w:p>
         </w:tc>
         <w:tc>
-          <w:tcPr/>
+          <w:tcPr>
+            <w:tcBorders>
+              <w:bottom w:val="single" w:sz="6" w:space="0" w:color="333333"/>
+            </w:tcBorders>
+          </w:tcPr>
           <w:p>
             <w:pPr>
               <w:pStyle w:val="Compact"/>
@@ -4280,7 +4443,11 @@
           </w:p>
         </w:tc>
         <w:tc>
-          <w:tcPr/>
+          <w:tcPr>
+            <w:tcBorders>
+              <w:bottom w:val="single" w:sz="6" w:space="0" w:color="333333"/>
+            </w:tcBorders>
+          </w:tcPr>
           <w:p>
             <w:pPr>
               <w:pStyle w:val="Compact"/>
@@ -4296,7 +4463,11 @@
           </w:p>
         </w:tc>
         <w:tc>
-          <w:tcPr/>
+          <w:tcPr>
+            <w:tcBorders>
+              <w:bottom w:val="single" w:sz="6" w:space="0" w:color="333333"/>
+            </w:tcBorders>
+          </w:tcPr>
           <w:p>
             <w:pPr>
               <w:pStyle w:val="Compact"/>
@@ -4394,6 +4565,7 @@
       <w:pPr>
         <w:pStyle w:val="BodyText"/>
         <w:spacing w:before="120"/>
+        <w:ind w:firstLine="420"/>
       </w:pPr>
       <w:r>
         <w:rPr>
@@ -4430,6 +4602,16 @@
         </w:pict>
       </w:r>
     </w:p>
+    <w:p>
+      <w:pPr>
+        <w:spacing w:before="160" w:after="80"/>
+      </w:pPr>
+      <w:r>
+        <w:pict>
+          <v:rect style="width:0;height:1.5pt" o:hralign="center" o:hrstd="t" o:hr="t"/>
+        </w:pict>
+      </w:r>
+    </w:p>
     <w:bookmarkEnd w:id="16"/>
     <w:bookmarkStart w:id="17" w:name="第9题"/>
     <w:p>
@@ -4459,6 +4641,7 @@
     <w:p>
       <w:pPr>
         <w:pStyle w:val="FirstParagraph"/>
+        <w:ind w:firstLine="420"/>
       </w:pPr>
       <w:r>
         <w:rPr>
@@ -4824,6 +5007,7 @@
     <w:p>
       <w:pPr>
         <w:pStyle w:val="BodyText"/>
+        <w:ind w:firstLine="420"/>
       </w:pPr>
       <w:r>
         <w:rPr>
@@ -4831,7 +5015,7 @@
           <w:b/>
           <w:bCs/>
         </w:rPr>
-        <w:t xml:space="preserve">73-1</w:t>
+        <w:t xml:space="preserve">(1)</w:t>
       </w:r>
       <w:r>
         <w:rPr>
@@ -4879,6 +5063,7 @@
     <w:p>
       <w:pPr>
         <w:pStyle w:val="BodyText"/>
+        <w:ind w:firstLine="420"/>
       </w:pPr>
       <w:r>
         <w:rPr>
@@ -4886,7 +5071,7 @@
           <w:b/>
           <w:bCs/>
         </w:rPr>
-        <w:t xml:space="preserve">73-2</w:t>
+        <w:t xml:space="preserve">(2)</w:t>
       </w:r>
       <w:r>
         <w:rPr>
@@ -5357,121 +5542,6 @@
         </w:pict>
       </w:r>
     </w:p>
-    <w:bookmarkEnd w:id="17"/>
-    <w:bookmarkStart w:id="18" w:name="第10题"/>
-    <w:p>
-      <w:pPr>
-        <w:pStyle w:val="Heading3"/>
-        <w:spacing w:before="280" w:after="120"/>
-      </w:pPr>
-      <w:r>
-        <w:rPr>
-          <w:rFonts w:hint="eastAsia" w:ascii="Times New Roman" w:hAnsi="Times New Roman" w:eastAsia="SimHei" w:cs="Times New Roman"/>
-        </w:rPr>
-        <w:t>第</w:t>
-      </w:r>
-      <w:r>
-        <w:rPr>
-          <w:rFonts w:hint="eastAsia" w:ascii="Times New Roman" w:hAnsi="Times New Roman" w:eastAsia="Times New Roman" w:cs="Times New Roman"/>
-        </w:rPr>
-        <w:t>10</w:t>
-      </w:r>
-      <w:r>
-        <w:rPr>
-          <w:rFonts w:hint="eastAsia" w:ascii="Times New Roman" w:hAnsi="Times New Roman" w:eastAsia="SimHei" w:cs="Times New Roman"/>
-        </w:rPr>
-        <w:t>题</w:t>
-      </w:r>
-    </w:p>
-    <w:p>
-      <w:pPr>
-        <w:pStyle w:val="FirstParagraph"/>
-      </w:pPr>
-      <w:r>
-        <w:rPr>
-          <w:rFonts w:ascii="Times New Roman" w:hAnsi="Times New Roman" w:eastAsia="Times New Roman" w:cs="Times New Roman"/>
-        </w:rPr>
-        <w:t xml:space="preserve">γ-MgAgSb </w:t>
-      </w:r>
-      <w:r>
-        <w:rPr>
-          <w:rFonts w:hint="eastAsia" w:ascii="Times New Roman" w:hAnsi="Times New Roman" w:eastAsia="FangSong" w:cs="Times New Roman"/>
-        </w:rPr>
-        <w:t>属立方晶系</w:t>
-      </w:r>
-      <w:r>
-        <w:rPr>
-          <w:rFonts w:hint="eastAsia" w:ascii="Times New Roman" w:hAnsi="Times New Roman" w:eastAsia="Times New Roman" w:cs="Times New Roman"/>
-        </w:rPr>
-        <w:t>，</w:t>
-      </w:r>
-      <w:r>
-        <w:rPr>
-          <w:rFonts w:hint="eastAsia" w:ascii="Times New Roman" w:hAnsi="Times New Roman" w:eastAsia="FangSong" w:cs="Times New Roman"/>
-        </w:rPr>
-        <w:t>其晶体结构可以视为</w:t>
-      </w:r>
-      <w:r>
-        <w:rPr>
-          <w:rFonts w:ascii="Times New Roman" w:hAnsi="Times New Roman" w:eastAsia="Times New Roman" w:cs="Times New Roman"/>
-        </w:rPr>
-        <w:t xml:space="preserve"> MgSb </w:t>
-      </w:r>
-      <w:r>
-        <w:rPr>
-          <w:rFonts w:hint="eastAsia" w:ascii="Times New Roman" w:hAnsi="Times New Roman" w:eastAsia="FangSong" w:cs="Times New Roman"/>
-        </w:rPr>
-        <w:t xml:space="preserve">作</w:t>
-      </w:r>
-      <w:r>
-        <w:rPr>
-          <w:rFonts w:ascii="Times New Roman" w:hAnsi="Times New Roman" w:eastAsia="Times New Roman" w:cs="Times New Roman"/>
-        </w:rPr>
-        <w:t xml:space="preserve"> NaCl </w:t>
-      </w:r>
-      <w:r>
-        <w:rPr>
-          <w:rFonts w:hint="eastAsia" w:ascii="Times New Roman" w:hAnsi="Times New Roman" w:eastAsia="FangSong" w:cs="Times New Roman"/>
-        </w:rPr>
-        <w:t>结构</w:t>
-      </w:r>
-      <w:r>
-        <w:rPr>
-          <w:rFonts w:hint="eastAsia" w:ascii="Times New Roman" w:hAnsi="Times New Roman" w:eastAsia="Times New Roman" w:cs="Times New Roman"/>
-        </w:rPr>
-        <w:t>，Ag</w:t>
-      </w:r>
-      <w:r>
-        <w:rPr>
-          <w:rFonts w:ascii="Times New Roman" w:hAnsi="Times New Roman" w:eastAsia="Times New Roman" w:cs="Times New Roman"/>
-        </w:rPr>
-        <w:t xml:space="preserve"> </w:t>
-      </w:r>
-      <w:r>
-        <w:rPr>
-          <w:rFonts w:hint="eastAsia" w:ascii="Times New Roman" w:hAnsi="Times New Roman" w:eastAsia="FangSong" w:cs="Times New Roman"/>
-        </w:rPr>
-        <w:t>掺杂入某种空隙得到</w:t>
-      </w:r>
-      <w:r>
-        <w:rPr>
-          <w:rFonts w:hint="eastAsia" w:ascii="Times New Roman" w:hAnsi="Times New Roman" w:eastAsia="Times New Roman" w:cs="Times New Roman"/>
-        </w:rPr>
-        <w:t>。</w:t>
-      </w:r>
-      <w:r>
-        <w:rPr>
-          <w:rFonts w:hint="eastAsia" w:ascii="Times New Roman" w:hAnsi="Times New Roman" w:eastAsia="FangSong" w:cs="Times New Roman"/>
-        </w:rPr>
-        <w:t>晶胞参数</w:t>
-      </w:r>
-      <w:r>
-        <w:rPr>
-          <w:rFonts w:ascii="Times New Roman" w:hAnsi="Times New Roman" w:eastAsia="Times New Roman" w:cs="Times New Roman"/>
-        </w:rPr>
-        <w:t xml:space="preserve"> a=670pm。</w:t>
-      </w:r>
-    </w:p>
     <w:p>
       <w:pPr>
         <w:spacing w:before="160" w:after="80"/>
@@ -5482,8 +5552,8 @@
         </w:pict>
       </w:r>
     </w:p>
-    <w:bookmarkEnd w:id="18"/>
-    <w:bookmarkStart w:id="19" w:name="第11题"/>
+    <w:bookmarkEnd w:id="17"/>
+    <w:bookmarkStart w:id="18" w:name="第10题"/>
     <w:p>
       <w:pPr>
         <w:pStyle w:val="Heading3"/>
@@ -5499,7 +5569,7 @@
         <w:rPr>
           <w:rFonts w:hint="eastAsia" w:ascii="Times New Roman" w:hAnsi="Times New Roman" w:eastAsia="Times New Roman" w:cs="Times New Roman"/>
         </w:rPr>
-        <w:t>11</w:t>
+        <w:t>10</w:t>
       </w:r>
       <w:r>
         <w:rPr>
@@ -5511,50 +5581,184 @@
     <w:p>
       <w:pPr>
         <w:pStyle w:val="FirstParagraph"/>
-      </w:pPr>
-      <w:r>
-        <w:rPr>
-          <w:rFonts w:ascii="Times New Roman" w:hAnsi="Times New Roman" w:eastAsia="Times New Roman" w:cs="Times New Roman"/>
-          <w:b/>
-          <w:bCs/>
-        </w:rPr>
-        <w:t xml:space="preserve">75-1</w:t>
-      </w:r>
-      <w:r>
-        <w:rPr>
-          <w:rFonts w:ascii="Times New Roman" w:hAnsi="Times New Roman" w:eastAsia="Times New Roman" w:cs="Times New Roman"/>
-        </w:rPr>
-        <w:t xml:space="preserve"> </w:t>
-      </w:r>
-      <w:r>
-        <w:rPr>
-          <w:rFonts w:hint="eastAsia" w:ascii="Times New Roman" w:hAnsi="Times New Roman" w:eastAsia="FangSong" w:cs="Times New Roman"/>
-        </w:rPr>
-        <w:t xml:space="preserve">将</w:t>
-      </w:r>
-      <w:r>
-        <w:rPr>
-          <w:rFonts w:ascii="Times New Roman" w:hAnsi="Times New Roman" w:eastAsia="Times New Roman" w:cs="Times New Roman"/>
-        </w:rPr>
-        <w:t xml:space="preserve"> ZnO </w:t>
-      </w:r>
-      <w:r>
-        <w:rPr>
-          <w:rFonts w:hint="eastAsia" w:ascii="Times New Roman" w:hAnsi="Times New Roman" w:eastAsia="FangSong" w:cs="Times New Roman"/>
-        </w:rPr>
-        <w:t xml:space="preserve">和</w:t>
-      </w:r>
-      <w:r>
-        <w:rPr>
-          <w:rFonts w:ascii="Times New Roman" w:hAnsi="Times New Roman" w:eastAsia="Times New Roman" w:cs="Times New Roman"/>
-        </w:rPr>
-        <w:t xml:space="preserve"> Zn </w:t>
-      </w:r>
-      <w:r>
-        <w:rPr>
-          <w:rFonts w:hint="eastAsia" w:ascii="Times New Roman" w:hAnsi="Times New Roman" w:eastAsia="FangSong" w:cs="Times New Roman"/>
-        </w:rPr>
-        <w:t xml:space="preserve">混合后隔绝空气加热可得到</w:t>
+        <w:ind w:firstLine="420"/>
+      </w:pPr>
+      <w:r>
+        <w:rPr>
+          <w:rFonts w:ascii="Times New Roman" w:hAnsi="Times New Roman" w:eastAsia="Times New Roman" w:cs="Times New Roman"/>
+        </w:rPr>
+        <w:t xml:space="preserve">γ-MgAgSb </w:t>
+      </w:r>
+      <w:r>
+        <w:rPr>
+          <w:rFonts w:hint="eastAsia" w:ascii="Times New Roman" w:hAnsi="Times New Roman" w:eastAsia="FangSong" w:cs="Times New Roman"/>
+        </w:rPr>
+        <w:t>属立方晶系</w:t>
+      </w:r>
+      <w:r>
+        <w:rPr>
+          <w:rFonts w:hint="eastAsia" w:ascii="Times New Roman" w:hAnsi="Times New Roman" w:eastAsia="Times New Roman" w:cs="Times New Roman"/>
+        </w:rPr>
+        <w:t>，</w:t>
+      </w:r>
+      <w:r>
+        <w:rPr>
+          <w:rFonts w:hint="eastAsia" w:ascii="Times New Roman" w:hAnsi="Times New Roman" w:eastAsia="FangSong" w:cs="Times New Roman"/>
+        </w:rPr>
+        <w:t>其晶体结构可以视为</w:t>
+      </w:r>
+      <w:r>
+        <w:rPr>
+          <w:rFonts w:ascii="Times New Roman" w:hAnsi="Times New Roman" w:eastAsia="Times New Roman" w:cs="Times New Roman"/>
+        </w:rPr>
+        <w:t xml:space="preserve"> MgSb </w:t>
+      </w:r>
+      <w:r>
+        <w:rPr>
+          <w:rFonts w:hint="eastAsia" w:ascii="Times New Roman" w:hAnsi="Times New Roman" w:eastAsia="FangSong" w:cs="Times New Roman"/>
+        </w:rPr>
+        <w:t xml:space="preserve">作</w:t>
+      </w:r>
+      <w:r>
+        <w:rPr>
+          <w:rFonts w:ascii="Times New Roman" w:hAnsi="Times New Roman" w:eastAsia="Times New Roman" w:cs="Times New Roman"/>
+        </w:rPr>
+        <w:t xml:space="preserve"> NaCl </w:t>
+      </w:r>
+      <w:r>
+        <w:rPr>
+          <w:rFonts w:hint="eastAsia" w:ascii="Times New Roman" w:hAnsi="Times New Roman" w:eastAsia="FangSong" w:cs="Times New Roman"/>
+        </w:rPr>
+        <w:t>结构</w:t>
+      </w:r>
+      <w:r>
+        <w:rPr>
+          <w:rFonts w:hint="eastAsia" w:ascii="Times New Roman" w:hAnsi="Times New Roman" w:eastAsia="Times New Roman" w:cs="Times New Roman"/>
+        </w:rPr>
+        <w:t>，Ag</w:t>
+      </w:r>
+      <w:r>
+        <w:rPr>
+          <w:rFonts w:ascii="Times New Roman" w:hAnsi="Times New Roman" w:eastAsia="Times New Roman" w:cs="Times New Roman"/>
+        </w:rPr>
+        <w:t xml:space="preserve"> </w:t>
+      </w:r>
+      <w:r>
+        <w:rPr>
+          <w:rFonts w:hint="eastAsia" w:ascii="Times New Roman" w:hAnsi="Times New Roman" w:eastAsia="FangSong" w:cs="Times New Roman"/>
+        </w:rPr>
+        <w:t>掺杂入某种空隙得到</w:t>
+      </w:r>
+      <w:r>
+        <w:rPr>
+          <w:rFonts w:hint="eastAsia" w:ascii="Times New Roman" w:hAnsi="Times New Roman" w:eastAsia="Times New Roman" w:cs="Times New Roman"/>
+        </w:rPr>
+        <w:t>。</w:t>
+      </w:r>
+      <w:r>
+        <w:rPr>
+          <w:rFonts w:hint="eastAsia" w:ascii="Times New Roman" w:hAnsi="Times New Roman" w:eastAsia="FangSong" w:cs="Times New Roman"/>
+        </w:rPr>
+        <w:t>晶胞参数</w:t>
+      </w:r>
+      <w:r>
+        <w:rPr>
+          <w:rFonts w:ascii="Times New Roman" w:hAnsi="Times New Roman" w:eastAsia="Times New Roman" w:cs="Times New Roman"/>
+        </w:rPr>
+        <w:t xml:space="preserve"> a=670pm。</w:t>
+      </w:r>
+    </w:p>
+    <w:p>
+      <w:pPr>
+        <w:spacing w:before="160" w:after="80"/>
+      </w:pPr>
+      <w:r>
+        <w:pict>
+          <v:rect style="width:0;height:1.5pt" o:hralign="center" o:hrstd="t" o:hr="t"/>
+        </w:pict>
+      </w:r>
+    </w:p>
+    <w:p>
+      <w:pPr>
+        <w:numPr>
+          <w:ilvl w:val="0"/>
+          <w:numId w:val="1003"/>
+        </w:numPr>
+        <w:ind w:firstLine="420"/>
+      </w:pPr>
+      <w:r>
+        <w:rPr>
+          <w:rFonts w:hint="eastAsia" w:ascii="Times New Roman" w:hAnsi="Times New Roman" w:eastAsia="FangSong" w:cs="Times New Roman"/>
+        </w:rPr>
+        <w:t xml:space="preserve">请画出</w:t>
+      </w:r>
+      <w:r>
+        <w:rPr>
+          <w:rFonts w:ascii="Times New Roman" w:hAnsi="Times New Roman" w:eastAsia="Times New Roman" w:cs="Times New Roman"/>
+        </w:rPr>
+        <w:t xml:space="preserve"> </w:t>
+      </w:r>
+      <m:oMath>
+        <m:r>
+          <m:t>γ</m:t>
+        </m:r>
+      </m:oMath>
+      <w:r>
+        <w:rPr>
+          <w:rFonts w:ascii="Times New Roman" w:hAnsi="Times New Roman" w:eastAsia="Times New Roman" w:cs="Times New Roman"/>
+        </w:rPr>
+        <w:t xml:space="preserve"> </w:t>
+      </w:r>
+      <w:r>
+        <w:rPr>
+          <w:rFonts w:ascii="Times New Roman" w:hAnsi="Times New Roman" w:eastAsia="Times New Roman" w:cs="Times New Roman"/>
+        </w:rPr>
+        <w:t xml:space="preserve">-MgAgSb </w:t>
+      </w:r>
+      <w:r>
+        <w:rPr>
+          <w:rFonts w:hint="eastAsia" w:ascii="Times New Roman" w:hAnsi="Times New Roman" w:eastAsia="FangSong" w:cs="Times New Roman"/>
+        </w:rPr>
+        <w:t>的正当晶胞</w:t>
+      </w:r>
+      <w:r>
+        <w:rPr>
+          <w:rFonts w:hint="eastAsia" w:ascii="Times New Roman" w:hAnsi="Times New Roman" w:eastAsia="Times New Roman" w:cs="Times New Roman"/>
+        </w:rPr>
+        <w:t>。</w:t>
+      </w:r>
+    </w:p>
+    <w:p>
+      <w:pPr>
+        <w:numPr>
+          <w:ilvl w:val="0"/>
+          <w:numId w:val="1003"/>
+        </w:numPr>
+        <w:ind w:firstLine="420"/>
+      </w:pPr>
+      <w:r>
+        <w:rPr>
+          <w:rFonts w:hint="eastAsia" w:ascii="Times New Roman" w:hAnsi="Times New Roman" w:eastAsia="FangSong" w:cs="Times New Roman"/>
+        </w:rPr>
+        <w:t>计算说明在高温下银离子能否自由移动而导电</w:t>
+      </w:r>
+      <w:r>
+        <w:rPr>
+          <w:rFonts w:hint="eastAsia" w:ascii="Times New Roman" w:hAnsi="Times New Roman" w:eastAsia="Times New Roman" w:cs="Times New Roman"/>
+        </w:rPr>
+        <w:t>。</w:t>
+      </w:r>
+      <w:r>
+        <w:rPr>
+          <w:rFonts w:hint="eastAsia" w:ascii="Times New Roman" w:hAnsi="Times New Roman" w:eastAsia="FangSong" w:cs="Times New Roman"/>
+        </w:rPr>
+        <w:t>离子半径数据</w:t>
+      </w:r>
+      <w:r>
+        <w:rPr>
+          <w:rFonts w:hint="eastAsia" w:ascii="Times New Roman" w:hAnsi="Times New Roman" w:eastAsia="Times New Roman" w:cs="Times New Roman"/>
+        </w:rPr>
+        <w:t>：</w:t>
       </w:r>
       <w:r>
         <w:rPr>
@@ -5572,207 +5776,87 @@
           </m:ctrlPr>
         </m:oMathPr>
         <m:r>
+          <m:t>r</m:t>
+        </m:r>
+        <m:r>
           <m:rPr>
             <m:sty m:val="p"/>
           </m:rPr>
-          <m:t>Z</m:t>
-        </m:r>
+          <m:t>(</m:t>
+        </m:r>
+        <m:sSup>
+          <m:e>
+            <m:r>
+              <m:rPr>
+                <m:sty m:val="p"/>
+              </m:rPr>
+              <m:t>M</m:t>
+            </m:r>
+            <m:r>
+              <m:rPr>
+                <m:sty m:val="p"/>
+              </m:rPr>
+              <m:t>g</m:t>
+            </m:r>
+          </m:e>
+          <m:sup>
+            <m:r>
+              <m:t>2</m:t>
+            </m:r>
+            <m:r>
+              <m:rPr>
+                <m:sty m:val="p"/>
+              </m:rPr>
+              <m:t>+</m:t>
+            </m:r>
+          </m:sup>
+        </m:sSup>
         <m:r>
           <m:rPr>
             <m:sty m:val="p"/>
           </m:rPr>
-          <m:t>n</m:t>
-        </m:r>
-        <m:sSub>
-          <m:e>
-            <m:r>
-              <m:rPr>
-                <m:sty m:val="p"/>
-              </m:rPr>
-              <m:t>O</m:t>
-            </m:r>
-          </m:e>
-          <m:sub>
-            <m:r>
-              <m:rPr>
-                <m:sty m:val="p"/>
-              </m:rPr>
-              <m:t>1</m:t>
-            </m:r>
-            <m:r>
-              <m:rPr>
-                <m:sty m:val="p"/>
-              </m:rPr>
-              <m:t>−</m:t>
-            </m:r>
-            <m:r>
-              <m:rPr>
-                <m:sty m:val="p"/>
-              </m:rPr>
-              <m:t>x</m:t>
-            </m:r>
-          </m:sub>
-        </m:sSub>
+          <m:t>)</m:t>
+        </m:r>
+        <m:r>
+          <m:rPr>
+            <m:sty m:val="p"/>
+          </m:rPr>
+          <m:t>=</m:t>
+        </m:r>
+        <m:r>
+          <m:t>72</m:t>
+        </m:r>
+        <m:r>
+          <m:rPr>
+            <m:sty m:val="p"/>
+          </m:rPr>
+          <m:t>p</m:t>
+        </m:r>
+        <m:r>
+          <m:rPr>
+            <m:sty m:val="p"/>
+          </m:rPr>
+          <m:t>m</m:t>
+        </m:r>
       </m:oMath>
       <w:r>
         <w:rPr>
-          <w:rFonts w:hint="eastAsia" w:ascii="Times New Roman" w:hAnsi="Times New Roman" w:eastAsia="Times New Roman" w:cs="Times New Roman"/>
-        </w:rPr>
-        <w:t>，</w:t>
-      </w:r>
-      <w:r>
-        <w:rPr>
-          <w:rFonts w:hint="eastAsia" w:ascii="Times New Roman" w:hAnsi="Times New Roman" w:eastAsia="FangSong" w:cs="Times New Roman"/>
-        </w:rPr>
-        <w:t>通过调整</w:t>
-      </w:r>
-      <w:r>
-        <w:rPr>
-          <w:rFonts w:ascii="Times New Roman" w:hAnsi="Times New Roman" w:eastAsia="Times New Roman" w:cs="Times New Roman"/>
-        </w:rPr>
-        <w:t xml:space="preserve"> ZnO/Zn </w:t>
-      </w:r>
-      <w:r>
-        <w:rPr>
-          <w:rFonts w:hint="eastAsia" w:ascii="Times New Roman" w:hAnsi="Times New Roman" w:eastAsia="FangSong" w:cs="Times New Roman"/>
-        </w:rPr>
-        <w:t>的比例可以得到不同颜色的化合物</w:t>
-      </w:r>
-      <w:r>
-        <w:rPr>
-          <w:rFonts w:hint="eastAsia" w:ascii="Times New Roman" w:hAnsi="Times New Roman" w:eastAsia="Times New Roman" w:cs="Times New Roman"/>
-        </w:rPr>
-        <w:t>，</w:t>
-      </w:r>
-      <w:r>
-        <w:rPr>
-          <w:rFonts w:hint="eastAsia" w:ascii="Times New Roman" w:hAnsi="Times New Roman" w:eastAsia="FangSong" w:cs="Times New Roman"/>
-        </w:rPr>
-        <w:t>解释原因</w:t>
-      </w:r>
-      <w:r>
-        <w:rPr>
-          <w:rFonts w:hint="eastAsia" w:ascii="Times New Roman" w:hAnsi="Times New Roman" w:eastAsia="Times New Roman" w:cs="Times New Roman"/>
-        </w:rPr>
-        <w:t>。</w:t>
-      </w:r>
-    </w:p>
-    <w:p>
-      <w:pPr>
-        <w:pStyle w:val="BodyText"/>
-      </w:pPr>
-      <w:r>
-        <w:rPr>
-          <w:rFonts w:ascii="Times New Roman" w:hAnsi="Times New Roman" w:eastAsia="Times New Roman" w:cs="Times New Roman"/>
-          <w:b/>
-          <w:bCs/>
-        </w:rPr>
-        <w:t xml:space="preserve">75-2</w:t>
-      </w:r>
-      <w:r>
-        <w:rPr>
-          <w:rFonts w:ascii="Times New Roman" w:hAnsi="Times New Roman" w:eastAsia="Times New Roman" w:cs="Times New Roman"/>
-        </w:rPr>
-        <w:t xml:space="preserve"> </w:t>
-      </w:r>
-      <w:r>
-        <w:rPr>
-          <w:rFonts w:ascii="Times New Roman" w:hAnsi="Times New Roman" w:eastAsia="Times New Roman" w:cs="Times New Roman"/>
-        </w:rPr>
-        <w:t xml:space="preserve">ZnO </w:t>
-      </w:r>
-      <w:r>
-        <w:rPr>
-          <w:rFonts w:hint="eastAsia" w:ascii="Times New Roman" w:hAnsi="Times New Roman" w:eastAsia="FangSong" w:cs="Times New Roman"/>
-        </w:rPr>
-        <w:t>呈白色</w:t>
-      </w:r>
-      <w:r>
-        <w:rPr>
-          <w:rFonts w:hint="eastAsia" w:ascii="Times New Roman" w:hAnsi="Times New Roman" w:eastAsia="Times New Roman" w:cs="Times New Roman"/>
-        </w:rPr>
-        <w:t>，</w:t>
-      </w:r>
-      <w:r>
-        <w:rPr>
-          <w:rFonts w:hint="eastAsia" w:ascii="Times New Roman" w:hAnsi="Times New Roman" w:eastAsia="FangSong" w:cs="Times New Roman"/>
-        </w:rPr>
-        <w:t>而</w:t>
-      </w:r>
-      <w:r>
-        <w:rPr>
-          <w:rFonts w:ascii="Times New Roman" w:hAnsi="Times New Roman" w:eastAsia="Times New Roman" w:cs="Times New Roman"/>
-        </w:rPr>
-        <w:t xml:space="preserve"> HgO </w:t>
-      </w:r>
-      <w:r>
-        <w:rPr>
-          <w:rFonts w:hint="eastAsia" w:ascii="Times New Roman" w:hAnsi="Times New Roman" w:eastAsia="FangSong" w:cs="Times New Roman"/>
-        </w:rPr>
-        <w:t>有红色</w:t>
-      </w:r>
-      <w:r>
-        <w:rPr>
-          <w:rFonts w:hint="eastAsia" w:ascii="Times New Roman" w:hAnsi="Times New Roman" w:eastAsia="Times New Roman" w:cs="Times New Roman"/>
-        </w:rPr>
-        <w:t>、</w:t>
-      </w:r>
-      <w:r>
-        <w:rPr>
-          <w:rFonts w:hint="eastAsia" w:ascii="Times New Roman" w:hAnsi="Times New Roman" w:eastAsia="FangSong" w:cs="Times New Roman"/>
-        </w:rPr>
-        <w:t>黄色</w:t>
-      </w:r>
-      <w:r>
-        <w:rPr>
-          <w:rFonts w:hint="eastAsia" w:ascii="Times New Roman" w:hAnsi="Times New Roman" w:eastAsia="Times New Roman" w:cs="Times New Roman"/>
-        </w:rPr>
-        <w:t>。</w:t>
-      </w:r>
-      <w:r>
-        <w:rPr>
-          <w:rFonts w:hint="eastAsia" w:ascii="Times New Roman" w:hAnsi="Times New Roman" w:eastAsia="FangSong" w:cs="Times New Roman"/>
-        </w:rPr>
-        <w:t>红黄颜色的差异是由颗粒大小决定的</w:t>
-      </w:r>
-      <w:r>
-        <w:rPr>
-          <w:rFonts w:hint="eastAsia" w:ascii="Times New Roman" w:hAnsi="Times New Roman" w:eastAsia="Times New Roman" w:cs="Times New Roman"/>
-        </w:rPr>
-        <w:t>，</w:t>
-      </w:r>
-      <w:r>
-        <w:rPr>
-          <w:rFonts w:hint="eastAsia" w:ascii="Times New Roman" w:hAnsi="Times New Roman" w:eastAsia="FangSong" w:cs="Times New Roman"/>
-        </w:rPr>
-        <w:t>黄色氧化汞的颗粒较小</w:t>
-      </w:r>
-      <w:r>
-        <w:rPr>
-          <w:rFonts w:hint="eastAsia" w:ascii="Times New Roman" w:hAnsi="Times New Roman" w:eastAsia="Times New Roman" w:cs="Times New Roman"/>
-        </w:rPr>
-        <w:t>。</w:t>
-      </w:r>
-      <w:r>
-        <w:rPr>
-          <w:rFonts w:hint="eastAsia" w:ascii="Times New Roman" w:hAnsi="Times New Roman" w:eastAsia="FangSong" w:cs="Times New Roman"/>
-        </w:rPr>
-        <w:t>试写出以下方程式并推测固体产物的颜色</w:t>
-      </w:r>
-      <w:r>
-        <w:rPr>
-          <w:rFonts w:hint="eastAsia" w:ascii="Times New Roman" w:hAnsi="Times New Roman" w:eastAsia="Times New Roman" w:cs="Times New Roman"/>
-        </w:rPr>
-        <w:t>：</w:t>
-      </w:r>
-    </w:p>
-    <w:p>
-      <w:pPr>
-        <w:numPr>
-          <w:ilvl w:val="0"/>
-          <w:numId w:val="1003"/>
-        </w:numPr>
-      </w:pPr>
+          <w:rFonts w:ascii="Times New Roman" w:hAnsi="Times New Roman" w:eastAsia="Times New Roman" w:cs="Times New Roman"/>
+        </w:rPr>
+        <w:t xml:space="preserve"> </w:t>
+      </w:r>
+      <w:r>
+        <w:rPr>
+          <w:rFonts w:hint="eastAsia" w:ascii="Times New Roman" w:hAnsi="Times New Roman" w:eastAsia="Times New Roman" w:cs="Times New Roman"/>
+        </w:rPr>
+        <w:t xml:space="preserve">，</w:t>
+      </w:r>
+      <w:r>
+        <w:rPr>
+          <w:rFonts w:ascii="Times New Roman" w:hAnsi="Times New Roman" w:eastAsia="Times New Roman" w:cs="Times New Roman"/>
+        </w:rPr>
+        <w:t xml:space="preserve"> </w:t>
+      </w:r>
       <m:oMath>
         <m:oMathPr>
           <m:ctrlPr>
@@ -5783,16 +5867,7 @@
           </m:ctrlPr>
         </m:oMathPr>
         <m:r>
-          <m:rPr>
-            <m:sty m:val="p"/>
-          </m:rPr>
-          <m:t>H</m:t>
-        </m:r>
-        <m:r>
-          <m:rPr>
-            <m:sty m:val="p"/>
-          </m:rPr>
-          <m:t>g</m:t>
+          <m:t>r</m:t>
         </m:r>
         <m:r>
           <m:rPr>
@@ -5800,48 +5875,60 @@
           </m:rPr>
           <m:t>(</m:t>
         </m:r>
+        <m:sSup>
+          <m:e>
+            <m:r>
+              <m:rPr>
+                <m:sty m:val="p"/>
+              </m:rPr>
+              <m:t>S</m:t>
+            </m:r>
+            <m:r>
+              <m:rPr>
+                <m:sty m:val="p"/>
+              </m:rPr>
+              <m:t>b</m:t>
+            </m:r>
+          </m:e>
+          <m:sup>
+            <m:r>
+              <m:t>3</m:t>
+            </m:r>
+            <m:r>
+              <m:rPr>
+                <m:sty m:val="p"/>
+              </m:rPr>
+              <m:t>−</m:t>
+            </m:r>
+          </m:sup>
+        </m:sSup>
         <m:r>
           <m:rPr>
             <m:sty m:val="p"/>
           </m:rPr>
-          <m:t>N</m:t>
-        </m:r>
-        <m:sSub>
-          <m:e>
-            <m:r>
-              <m:rPr>
-                <m:sty m:val="p"/>
-              </m:rPr>
-              <m:t>O</m:t>
-            </m:r>
-          </m:e>
-          <m:sub>
-            <m:r>
-              <m:rPr>
-                <m:sty m:val="p"/>
-              </m:rPr>
-              <m:t>3</m:t>
-            </m:r>
-          </m:sub>
-        </m:sSub>
-        <m:sSub>
-          <m:e>
-            <m:r>
-              <m:rPr>
-                <m:sty m:val="p"/>
-              </m:rPr>
-              <m:t>)</m:t>
-            </m:r>
-          </m:e>
-          <m:sub>
-            <m:r>
-              <m:rPr>
-                <m:sty m:val="p"/>
-              </m:rPr>
-              <m:t>2</m:t>
-            </m:r>
-          </m:sub>
-        </m:sSub>
+          <m:t>)</m:t>
+        </m:r>
+        <m:r>
+          <m:rPr>
+            <m:sty m:val="p"/>
+          </m:rPr>
+          <m:t>=</m:t>
+        </m:r>
+        <m:r>
+          <m:t>220</m:t>
+        </m:r>
+        <m:r>
+          <m:rPr>
+            <m:sty m:val="p"/>
+          </m:rPr>
+          <m:t>p</m:t>
+        </m:r>
+        <m:r>
+          <m:rPr>
+            <m:sty m:val="p"/>
+          </m:rPr>
+          <m:t>m</m:t>
+        </m:r>
       </m:oMath>
       <w:r>
         <w:rPr>
@@ -5851,30 +5938,16 @@
       </w:r>
       <w:r>
         <w:rPr>
-          <w:rFonts w:hint="eastAsia" w:ascii="Times New Roman" w:hAnsi="Times New Roman" w:eastAsia="FangSong" w:cs="Times New Roman"/>
-        </w:rPr>
-        <w:t xml:space="preserve">热分解为</w:t>
-      </w:r>
-      <w:r>
-        <w:rPr>
-          <w:rFonts w:ascii="Times New Roman" w:hAnsi="Times New Roman" w:eastAsia="Times New Roman" w:cs="Times New Roman"/>
-        </w:rPr>
-        <w:t xml:space="preserve"> </w:t>
-      </w:r>
-      <w:r>
-        <w:rPr>
-          <w:rFonts w:hint="eastAsia" w:ascii="Times New Roman" w:hAnsi="Times New Roman" w:eastAsia="Times New Roman" w:cs="Times New Roman"/>
-        </w:rPr>
-        <w:t xml:space="preserve">HgO；</w:t>
-      </w:r>
-    </w:p>
-    <w:p>
-      <w:pPr>
-        <w:numPr>
-          <w:ilvl w:val="0"/>
-          <w:numId w:val="1003"/>
-        </w:numPr>
-      </w:pPr>
+          <w:rFonts w:hint="eastAsia" w:ascii="Times New Roman" w:hAnsi="Times New Roman" w:eastAsia="Times New Roman" w:cs="Times New Roman"/>
+        </w:rPr>
+        <w:t xml:space="preserve">，</w:t>
+      </w:r>
+      <w:r>
+        <w:rPr>
+          <w:rFonts w:ascii="Times New Roman" w:hAnsi="Times New Roman" w:eastAsia="Times New Roman" w:cs="Times New Roman"/>
+        </w:rPr>
+        <w:t xml:space="preserve"> </w:t>
+      </w:r>
       <m:oMath>
         <m:oMathPr>
           <m:ctrlPr>
@@ -5885,16 +5958,7 @@
           </m:ctrlPr>
         </m:oMathPr>
         <m:r>
-          <m:rPr>
-            <m:sty m:val="p"/>
-          </m:rPr>
-          <m:t>H</m:t>
-        </m:r>
-        <m:r>
-          <m:rPr>
-            <m:sty m:val="p"/>
-          </m:rPr>
-          <m:t>g</m:t>
+          <m:t>r</m:t>
         </m:r>
         <m:r>
           <m:rPr>
@@ -5902,48 +5966,57 @@
           </m:rPr>
           <m:t>(</m:t>
         </m:r>
+        <m:sSup>
+          <m:e>
+            <m:r>
+              <m:rPr>
+                <m:sty m:val="p"/>
+              </m:rPr>
+              <m:t>A</m:t>
+            </m:r>
+            <m:r>
+              <m:rPr>
+                <m:sty m:val="p"/>
+              </m:rPr>
+              <m:t>g</m:t>
+            </m:r>
+          </m:e>
+          <m:sup>
+            <m:r>
+              <m:rPr>
+                <m:sty m:val="p"/>
+              </m:rPr>
+              <m:t>+</m:t>
+            </m:r>
+          </m:sup>
+        </m:sSup>
         <m:r>
           <m:rPr>
             <m:sty m:val="p"/>
           </m:rPr>
-          <m:t>N</m:t>
-        </m:r>
-        <m:sSub>
-          <m:e>
-            <m:r>
-              <m:rPr>
-                <m:sty m:val="p"/>
-              </m:rPr>
-              <m:t>O</m:t>
-            </m:r>
-          </m:e>
-          <m:sub>
-            <m:r>
-              <m:rPr>
-                <m:sty m:val="p"/>
-              </m:rPr>
-              <m:t>3</m:t>
-            </m:r>
-          </m:sub>
-        </m:sSub>
-        <m:sSub>
-          <m:e>
-            <m:r>
-              <m:rPr>
-                <m:sty m:val="p"/>
-              </m:rPr>
-              <m:t>)</m:t>
-            </m:r>
-          </m:e>
-          <m:sub>
-            <m:r>
-              <m:rPr>
-                <m:sty m:val="p"/>
-              </m:rPr>
-              <m:t>2</m:t>
-            </m:r>
-          </m:sub>
-        </m:sSub>
+          <m:t>)</m:t>
+        </m:r>
+        <m:r>
+          <m:rPr>
+            <m:sty m:val="p"/>
+          </m:rPr>
+          <m:t>=</m:t>
+        </m:r>
+        <m:r>
+          <m:t>115</m:t>
+        </m:r>
+        <m:r>
+          <m:rPr>
+            <m:sty m:val="p"/>
+          </m:rPr>
+          <m:t>p</m:t>
+        </m:r>
+        <m:r>
+          <m:rPr>
+            <m:sty m:val="p"/>
+          </m:rPr>
+          <m:t>m</m:t>
+        </m:r>
       </m:oMath>
       <w:r>
         <w:rPr>
@@ -5953,161 +6026,51 @@
       </w:r>
       <w:r>
         <w:rPr>
-          <w:rFonts w:hint="eastAsia" w:ascii="Times New Roman" w:hAnsi="Times New Roman" w:eastAsia="FangSong" w:cs="Times New Roman"/>
-        </w:rPr>
-        <w:t xml:space="preserve">与足量</w:t>
-      </w:r>
-      <w:r>
-        <w:rPr>
-          <w:rFonts w:ascii="Times New Roman" w:hAnsi="Times New Roman" w:eastAsia="Times New Roman" w:cs="Times New Roman"/>
-        </w:rPr>
-        <w:t xml:space="preserve"> NaOH </w:t>
-      </w:r>
-      <w:r>
-        <w:rPr>
-          <w:rFonts w:hint="eastAsia" w:ascii="Times New Roman" w:hAnsi="Times New Roman" w:eastAsia="FangSong" w:cs="Times New Roman"/>
-        </w:rPr>
-        <w:t xml:space="preserve">溶液反应</w:t>
-      </w:r>
-      <w:r>
-        <w:rPr>
-          <w:rFonts w:ascii="Times New Roman" w:hAnsi="Times New Roman" w:eastAsia="Times New Roman" w:cs="Times New Roman"/>
-        </w:rPr>
-        <w:t xml:space="preserve"> HgO。</w:t>
+          <w:rFonts w:ascii="Times New Roman" w:hAnsi="Times New Roman" w:eastAsia="Times New Roman" w:cs="Times New Roman"/>
+        </w:rPr>
+        <w:t xml:space="preserve">。</w:t>
+      </w:r>
+    </w:p>
+    <w:p>
+      <w:pPr>
+        <w:spacing w:before="160" w:after="80"/>
+      </w:pPr>
+      <w:r>
+        <w:pict>
+          <v:rect style="width:0;height:1.5pt" o:hralign="center" o:hrstd="t" o:hr="t"/>
+        </w:pict>
+      </w:r>
+    </w:p>
+    <w:bookmarkEnd w:id="18"/>
+    <w:bookmarkStart w:id="19" w:name="第11题"/>
+    <w:p>
+      <w:pPr>
+        <w:pStyle w:val="Heading3"/>
+        <w:spacing w:before="280" w:after="120"/>
+      </w:pPr>
+      <w:r>
+        <w:rPr>
+          <w:rFonts w:hint="eastAsia" w:ascii="Times New Roman" w:hAnsi="Times New Roman" w:eastAsia="SimHei" w:cs="Times New Roman"/>
+        </w:rPr>
+        <w:t>第</w:t>
+      </w:r>
+      <w:r>
+        <w:rPr>
+          <w:rFonts w:hint="eastAsia" w:ascii="Times New Roman" w:hAnsi="Times New Roman" w:eastAsia="Times New Roman" w:cs="Times New Roman"/>
+        </w:rPr>
+        <w:t>11</w:t>
+      </w:r>
+      <w:r>
+        <w:rPr>
+          <w:rFonts w:hint="eastAsia" w:ascii="Times New Roman" w:hAnsi="Times New Roman" w:eastAsia="SimHei" w:cs="Times New Roman"/>
+        </w:rPr>
+        <w:t>题</w:t>
       </w:r>
     </w:p>
     <w:p>
       <w:pPr>
         <w:pStyle w:val="FirstParagraph"/>
-      </w:pPr>
-      <w:r>
-        <w:rPr>
-          <w:rFonts w:ascii="Times New Roman" w:hAnsi="Times New Roman" w:eastAsia="Times New Roman" w:cs="Times New Roman"/>
-        </w:rPr>
-        <w:t xml:space="preserve">HgS </w:t>
-      </w:r>
-      <w:r>
-        <w:rPr>
-          <w:rFonts w:hint="eastAsia" w:ascii="Times New Roman" w:hAnsi="Times New Roman" w:eastAsia="FangSong" w:cs="Times New Roman"/>
-        </w:rPr>
-        <w:t>同样有红</w:t>
-      </w:r>
-      <w:r>
-        <w:rPr>
-          <w:rFonts w:hint="eastAsia" w:ascii="Times New Roman" w:hAnsi="Times New Roman" w:eastAsia="Times New Roman" w:cs="Times New Roman"/>
-        </w:rPr>
-        <w:t>、</w:t>
-      </w:r>
-      <w:r>
-        <w:rPr>
-          <w:rFonts w:hint="eastAsia" w:ascii="Times New Roman" w:hAnsi="Times New Roman" w:eastAsia="FangSong" w:cs="Times New Roman"/>
-        </w:rPr>
-        <w:t>黑两种颜色</w:t>
-      </w:r>
-      <w:r>
-        <w:rPr>
-          <w:rFonts w:hint="eastAsia" w:ascii="Times New Roman" w:hAnsi="Times New Roman" w:eastAsia="Times New Roman" w:cs="Times New Roman"/>
-        </w:rPr>
-        <w:t>，</w:t>
-      </w:r>
-      <w:r>
-        <w:rPr>
-          <w:rFonts w:hint="eastAsia" w:ascii="Times New Roman" w:hAnsi="Times New Roman" w:eastAsia="FangSong" w:cs="Times New Roman"/>
-        </w:rPr>
-        <w:t>两者晶型不同</w:t>
-      </w:r>
-      <w:r>
-        <w:rPr>
-          <w:rFonts w:hint="eastAsia" w:ascii="Times New Roman" w:hAnsi="Times New Roman" w:eastAsia="Times New Roman" w:cs="Times New Roman"/>
-        </w:rPr>
-        <w:t>：</w:t>
-      </w:r>
-      <w:r>
-        <w:rPr>
-          <w:rFonts w:hint="eastAsia" w:ascii="Times New Roman" w:hAnsi="Times New Roman" w:eastAsia="FangSong" w:cs="Times New Roman"/>
-        </w:rPr>
-        <w:t>红色的</w:t>
-      </w:r>
-      <w:r>
-        <w:rPr>
-          <w:rFonts w:ascii="Times New Roman" w:hAnsi="Times New Roman" w:eastAsia="Times New Roman" w:cs="Times New Roman"/>
-        </w:rPr>
-        <w:t xml:space="preserve"> </w:t>
-      </w:r>
-      <m:oMath>
-        <m:r>
-          <m:t>α</m:t>
-        </m:r>
-      </m:oMath>
-      <w:r>
-        <w:rPr>
-          <w:rFonts w:ascii="Times New Roman" w:hAnsi="Times New Roman" w:eastAsia="Times New Roman" w:cs="Times New Roman"/>
-        </w:rPr>
-        <w:t xml:space="preserve">-HgS </w:t>
-      </w:r>
-      <w:r>
-        <w:rPr>
-          <w:rFonts w:hint="eastAsia" w:ascii="Times New Roman" w:hAnsi="Times New Roman" w:eastAsia="FangSong" w:cs="Times New Roman"/>
-        </w:rPr>
-        <w:t>为岩盐</w:t>
-      </w:r>
-      <w:r>
-        <w:rPr>
-          <w:rFonts w:hint="eastAsia" w:ascii="Times New Roman" w:hAnsi="Times New Roman" w:eastAsia="Times New Roman" w:cs="Times New Roman"/>
-        </w:rPr>
-        <w:t>（NaCl）</w:t>
-      </w:r>
-      <w:r>
-        <w:rPr>
-          <w:rFonts w:hint="eastAsia" w:ascii="Times New Roman" w:hAnsi="Times New Roman" w:eastAsia="FangSong" w:cs="Times New Roman"/>
-        </w:rPr>
-        <w:t>型</w:t>
-      </w:r>
-      <w:r>
-        <w:rPr>
-          <w:rFonts w:hint="eastAsia" w:ascii="Times New Roman" w:hAnsi="Times New Roman" w:eastAsia="Times New Roman" w:cs="Times New Roman"/>
-        </w:rPr>
-        <w:t>，</w:t>
-      </w:r>
-      <w:r>
-        <w:rPr>
-          <w:rFonts w:hint="eastAsia" w:ascii="Times New Roman" w:hAnsi="Times New Roman" w:eastAsia="FangSong" w:cs="Times New Roman"/>
-        </w:rPr>
-        <w:t>黑色的</w:t>
-      </w:r>
-      <w:r>
-        <w:rPr>
-          <w:rFonts w:ascii="Times New Roman" w:hAnsi="Times New Roman" w:eastAsia="Times New Roman" w:cs="Times New Roman"/>
-        </w:rPr>
-        <w:t xml:space="preserve"> </w:t>
-      </w:r>
-      <m:oMath>
-        <m:r>
-          <m:t>β</m:t>
-        </m:r>
-      </m:oMath>
-      <w:r>
-        <w:rPr>
-          <w:rFonts w:ascii="Times New Roman" w:hAnsi="Times New Roman" w:eastAsia="Times New Roman" w:cs="Times New Roman"/>
-        </w:rPr>
-        <w:t xml:space="preserve">-HgS </w:t>
-      </w:r>
-      <w:r>
-        <w:rPr>
-          <w:rFonts w:hint="eastAsia" w:ascii="Times New Roman" w:hAnsi="Times New Roman" w:eastAsia="FangSong" w:cs="Times New Roman"/>
-        </w:rPr>
-        <w:t>为闪锌矿型</w:t>
-      </w:r>
-      <w:r>
-        <w:rPr>
-          <w:rFonts w:hint="eastAsia" w:ascii="Times New Roman" w:hAnsi="Times New Roman" w:eastAsia="Times New Roman" w:cs="Times New Roman"/>
-        </w:rPr>
-        <w:t>。</w:t>
-      </w:r>
-    </w:p>
-    <w:p>
-      <w:pPr>
-        <w:pStyle w:val="BodyText"/>
+        <w:ind w:firstLine="420"/>
       </w:pPr>
       <w:r>
         <w:rPr>
@@ -6115,60 +6078,25 @@
           <w:b/>
           <w:bCs/>
         </w:rPr>
-        <w:t xml:space="preserve">75-3</w:t>
-      </w:r>
-      <w:r>
-        <w:rPr>
-          <w:rFonts w:ascii="Times New Roman" w:hAnsi="Times New Roman" w:eastAsia="Times New Roman" w:cs="Times New Roman"/>
-        </w:rPr>
-        <w:t xml:space="preserve"> </w:t>
-      </w:r>
-      <w:r>
-        <w:rPr>
-          <w:rFonts w:hint="eastAsia" w:ascii="Times New Roman" w:hAnsi="Times New Roman" w:eastAsia="FangSong" w:cs="Times New Roman"/>
-        </w:rPr>
-        <w:t xml:space="preserve">假设两种矿石中</w:t>
-      </w:r>
-      <w:r>
-        <w:rPr>
-          <w:rFonts w:ascii="Times New Roman" w:hAnsi="Times New Roman" w:eastAsia="Times New Roman" w:cs="Times New Roman"/>
-        </w:rPr>
-        <w:t xml:space="preserve"> Hg—S </w:t>
-      </w:r>
-      <w:r>
-        <w:rPr>
-          <w:rFonts w:hint="eastAsia" w:ascii="Times New Roman" w:hAnsi="Times New Roman" w:eastAsia="FangSong" w:cs="Times New Roman"/>
-        </w:rPr>
-        <w:t>键长相同</w:t>
-      </w:r>
-      <w:r>
-        <w:rPr>
-          <w:rFonts w:hint="eastAsia" w:ascii="Times New Roman" w:hAnsi="Times New Roman" w:eastAsia="Times New Roman" w:cs="Times New Roman"/>
-        </w:rPr>
-        <w:t>，</w:t>
-      </w:r>
-      <w:r>
-        <w:rPr>
-          <w:rFonts w:hint="eastAsia" w:ascii="Times New Roman" w:hAnsi="Times New Roman" w:eastAsia="FangSong" w:cs="Times New Roman"/>
-        </w:rPr>
-        <w:t>求</w:t>
-      </w:r>
-      <w:r>
-        <w:rPr>
-          <w:rFonts w:ascii="Times New Roman" w:hAnsi="Times New Roman" w:eastAsia="Times New Roman" w:cs="Times New Roman"/>
-        </w:rPr>
-        <w:t xml:space="preserve"> </w:t>
-      </w:r>
-      <m:oMath>
-        <m:r>
-          <m:t>α</m:t>
-        </m:r>
-      </m:oMath>
-      <w:r>
-        <w:rPr>
-          <w:rFonts w:ascii="Times New Roman" w:hAnsi="Times New Roman" w:eastAsia="Times New Roman" w:cs="Times New Roman"/>
-        </w:rPr>
-        <w:t xml:space="preserve">-HgS </w:t>
+        <w:t xml:space="preserve">(1)</w:t>
+      </w:r>
+      <w:r>
+        <w:rPr>
+          <w:rFonts w:ascii="Times New Roman" w:hAnsi="Times New Roman" w:eastAsia="Times New Roman" w:cs="Times New Roman"/>
+        </w:rPr>
+        <w:t xml:space="preserve"> </w:t>
+      </w:r>
+      <w:r>
+        <w:rPr>
+          <w:rFonts w:hint="eastAsia" w:ascii="Times New Roman" w:hAnsi="Times New Roman" w:eastAsia="FangSong" w:cs="Times New Roman"/>
+        </w:rPr>
+        <w:t xml:space="preserve">将</w:t>
+      </w:r>
+      <w:r>
+        <w:rPr>
+          <w:rFonts w:ascii="Times New Roman" w:hAnsi="Times New Roman" w:eastAsia="Times New Roman" w:cs="Times New Roman"/>
+        </w:rPr>
+        <w:t xml:space="preserve"> ZnO </w:t>
       </w:r>
       <w:r>
         <w:rPr>
@@ -6180,101 +6108,13 @@
         <w:rPr>
           <w:rFonts w:ascii="Times New Roman" w:hAnsi="Times New Roman" w:eastAsia="Times New Roman" w:cs="Times New Roman"/>
         </w:rPr>
-        <w:t xml:space="preserve"> </w:t>
-      </w:r>
-      <m:oMath>
-        <m:r>
-          <m:t>β</m:t>
-        </m:r>
-      </m:oMath>
-      <w:r>
-        <w:rPr>
-          <w:rFonts w:ascii="Times New Roman" w:hAnsi="Times New Roman" w:eastAsia="Times New Roman" w:cs="Times New Roman"/>
-        </w:rPr>
-        <w:t xml:space="preserve">-HgS </w:t>
-      </w:r>
-      <w:r>
-        <w:rPr>
-          <w:rFonts w:hint="eastAsia" w:ascii="Times New Roman" w:hAnsi="Times New Roman" w:eastAsia="FangSong" w:cs="Times New Roman"/>
-        </w:rPr>
-        <w:t>的密度比</w:t>
-      </w:r>
-      <w:r>
-        <w:rPr>
-          <w:rFonts w:hint="eastAsia" w:ascii="Times New Roman" w:hAnsi="Times New Roman" w:eastAsia="Times New Roman" w:cs="Times New Roman"/>
-        </w:rPr>
-        <w:t>。</w:t>
-      </w:r>
-    </w:p>
-    <w:p>
-      <w:pPr>
-        <w:pStyle w:val="BodyText"/>
-      </w:pPr>
-      <w:r>
-        <w:rPr>
-          <w:rFonts w:ascii="Times New Roman" w:hAnsi="Times New Roman" w:eastAsia="Times New Roman" w:cs="Times New Roman"/>
-          <w:b/>
-          <w:bCs/>
-        </w:rPr>
-        <w:t xml:space="preserve">75-4</w:t>
-      </w:r>
-      <w:r>
-        <w:rPr>
-          <w:rFonts w:ascii="Times New Roman" w:hAnsi="Times New Roman" w:eastAsia="Times New Roman" w:cs="Times New Roman"/>
-        </w:rPr>
-        <w:t xml:space="preserve"> </w:t>
-      </w:r>
-      <w:r>
-        <w:rPr>
-          <w:rFonts w:hint="eastAsia" w:ascii="Times New Roman" w:hAnsi="Times New Roman" w:eastAsia="FangSong" w:cs="Times New Roman"/>
-        </w:rPr>
-        <w:t>实际上</w:t>
-      </w:r>
-      <w:r>
-        <w:rPr>
-          <w:rFonts w:hint="eastAsia" w:ascii="Times New Roman" w:hAnsi="Times New Roman" w:eastAsia="Times New Roman" w:cs="Times New Roman"/>
-        </w:rPr>
-        <w:t>，</w:t>
-      </w:r>
-      <m:oMath>
-        <m:r>
-          <m:t>α</m:t>
-        </m:r>
-      </m:oMath>
-      <w:r>
-        <w:rPr>
-          <w:rFonts w:ascii="Times New Roman" w:hAnsi="Times New Roman" w:eastAsia="Times New Roman" w:cs="Times New Roman"/>
-        </w:rPr>
-        <w:t xml:space="preserve">-HgS </w:t>
-      </w:r>
-      <w:r>
-        <w:rPr>
-          <w:rFonts w:hint="eastAsia" w:ascii="Times New Roman" w:hAnsi="Times New Roman" w:eastAsia="FangSong" w:cs="Times New Roman"/>
-        </w:rPr>
-        <w:t xml:space="preserve">和</w:t>
-      </w:r>
-      <w:r>
-        <w:rPr>
-          <w:rFonts w:ascii="Times New Roman" w:hAnsi="Times New Roman" w:eastAsia="Times New Roman" w:cs="Times New Roman"/>
-        </w:rPr>
-        <w:t xml:space="preserve"> </w:t>
-      </w:r>
-      <m:oMath>
-        <m:r>
-          <m:t>β</m:t>
-        </m:r>
-      </m:oMath>
-      <w:r>
-        <w:rPr>
-          <w:rFonts w:ascii="Times New Roman" w:hAnsi="Times New Roman" w:eastAsia="Times New Roman" w:cs="Times New Roman"/>
-        </w:rPr>
-        <w:t xml:space="preserve">-HgS </w:t>
-      </w:r>
-      <w:r>
-        <w:rPr>
-          <w:rFonts w:hint="eastAsia" w:ascii="Times New Roman" w:hAnsi="Times New Roman" w:eastAsia="FangSong" w:cs="Times New Roman"/>
-        </w:rPr>
-        <w:t xml:space="preserve">的密度分别为</w:t>
+        <w:t xml:space="preserve"> Zn </w:t>
+      </w:r>
+      <w:r>
+        <w:rPr>
+          <w:rFonts w:hint="eastAsia" w:ascii="Times New Roman" w:hAnsi="Times New Roman" w:eastAsia="FangSong" w:cs="Times New Roman"/>
+        </w:rPr>
+        <w:t xml:space="preserve">混合后隔绝空气加热可得到</w:t>
       </w:r>
       <w:r>
         <w:rPr>
@@ -6292,66 +6132,209 @@
           </m:ctrlPr>
         </m:oMathPr>
         <m:r>
-          <m:t>8.10</m:t>
-        </m:r>
-        <m:r>
-          <m:t> </m:t>
-        </m:r>
-        <m:r>
           <m:rPr>
             <m:sty m:val="p"/>
           </m:rPr>
-          <m:t>g</m:t>
+          <m:t>Z</m:t>
         </m:r>
         <m:r>
           <m:rPr>
             <m:sty m:val="p"/>
           </m:rPr>
-          <m:t>/</m:t>
-        </m:r>
-        <m:r>
-          <m:rPr>
-            <m:sty m:val="p"/>
-          </m:rPr>
-          <m:t>c</m:t>
-        </m:r>
-        <m:sSup>
+          <m:t>n</m:t>
+        </m:r>
+        <m:sSub>
           <m:e>
             <m:r>
               <m:rPr>
                 <m:sty m:val="p"/>
               </m:rPr>
-              <m:t>m</m:t>
+              <m:t>O</m:t>
             </m:r>
           </m:e>
-          <m:sup>
+          <m:sub>
             <m:r>
               <m:rPr>
                 <m:sty m:val="p"/>
               </m:rPr>
-              <m:t>3</m:t>
-            </m:r>
-          </m:sup>
-        </m:sSup>
+              <m:t>1</m:t>
+            </m:r>
+            <m:r>
+              <m:rPr>
+                <m:sty m:val="p"/>
+              </m:rPr>
+              <m:t>−</m:t>
+            </m:r>
+            <m:r>
+              <m:rPr>
+                <m:sty m:val="p"/>
+              </m:rPr>
+              <m:t>x</m:t>
+            </m:r>
+          </m:sub>
+        </m:sSub>
       </m:oMath>
       <w:r>
         <w:rPr>
-          <w:rFonts w:ascii="Times New Roman" w:hAnsi="Times New Roman" w:eastAsia="Times New Roman" w:cs="Times New Roman"/>
-        </w:rPr>
-        <w:t xml:space="preserve"> </w:t>
-      </w:r>
-      <w:r>
-        <w:rPr>
-          <w:rFonts w:hint="eastAsia" w:ascii="Times New Roman" w:hAnsi="Times New Roman" w:eastAsia="FangSong" w:cs="Times New Roman"/>
-        </w:rPr>
-        <w:t xml:space="preserve">和</w:t>
-      </w:r>
-      <w:r>
-        <w:rPr>
-          <w:rFonts w:ascii="Times New Roman" w:hAnsi="Times New Roman" w:eastAsia="Times New Roman" w:cs="Times New Roman"/>
-        </w:rPr>
-        <w:t xml:space="preserve"> </w:t>
-      </w:r>
+          <w:rFonts w:hint="eastAsia" w:ascii="Times New Roman" w:hAnsi="Times New Roman" w:eastAsia="Times New Roman" w:cs="Times New Roman"/>
+        </w:rPr>
+        <w:t>，</w:t>
+      </w:r>
+      <w:r>
+        <w:rPr>
+          <w:rFonts w:hint="eastAsia" w:ascii="Times New Roman" w:hAnsi="Times New Roman" w:eastAsia="FangSong" w:cs="Times New Roman"/>
+        </w:rPr>
+        <w:t>通过调整</w:t>
+      </w:r>
+      <w:r>
+        <w:rPr>
+          <w:rFonts w:ascii="Times New Roman" w:hAnsi="Times New Roman" w:eastAsia="Times New Roman" w:cs="Times New Roman"/>
+        </w:rPr>
+        <w:t xml:space="preserve"> ZnO/Zn </w:t>
+      </w:r>
+      <w:r>
+        <w:rPr>
+          <w:rFonts w:hint="eastAsia" w:ascii="Times New Roman" w:hAnsi="Times New Roman" w:eastAsia="FangSong" w:cs="Times New Roman"/>
+        </w:rPr>
+        <w:t>的比例可以得到不同颜色的化合物</w:t>
+      </w:r>
+      <w:r>
+        <w:rPr>
+          <w:rFonts w:hint="eastAsia" w:ascii="Times New Roman" w:hAnsi="Times New Roman" w:eastAsia="Times New Roman" w:cs="Times New Roman"/>
+        </w:rPr>
+        <w:t>，</w:t>
+      </w:r>
+      <w:r>
+        <w:rPr>
+          <w:rFonts w:hint="eastAsia" w:ascii="Times New Roman" w:hAnsi="Times New Roman" w:eastAsia="FangSong" w:cs="Times New Roman"/>
+        </w:rPr>
+        <w:t>解释原因</w:t>
+      </w:r>
+      <w:r>
+        <w:rPr>
+          <w:rFonts w:hint="eastAsia" w:ascii="Times New Roman" w:hAnsi="Times New Roman" w:eastAsia="Times New Roman" w:cs="Times New Roman"/>
+        </w:rPr>
+        <w:t>。</w:t>
+      </w:r>
+    </w:p>
+    <w:p>
+      <w:pPr>
+        <w:pStyle w:val="BodyText"/>
+        <w:ind w:firstLine="420"/>
+      </w:pPr>
+      <w:r>
+        <w:rPr>
+          <w:rFonts w:ascii="Times New Roman" w:hAnsi="Times New Roman" w:eastAsia="Times New Roman" w:cs="Times New Roman"/>
+          <w:b/>
+          <w:bCs/>
+        </w:rPr>
+        <w:t xml:space="preserve">(2)</w:t>
+      </w:r>
+      <w:r>
+        <w:rPr>
+          <w:rFonts w:ascii="Times New Roman" w:hAnsi="Times New Roman" w:eastAsia="Times New Roman" w:cs="Times New Roman"/>
+        </w:rPr>
+        <w:t xml:space="preserve"> </w:t>
+      </w:r>
+      <w:r>
+        <w:rPr>
+          <w:rFonts w:ascii="Times New Roman" w:hAnsi="Times New Roman" w:eastAsia="Times New Roman" w:cs="Times New Roman"/>
+        </w:rPr>
+        <w:t xml:space="preserve">ZnO </w:t>
+      </w:r>
+      <w:r>
+        <w:rPr>
+          <w:rFonts w:hint="eastAsia" w:ascii="Times New Roman" w:hAnsi="Times New Roman" w:eastAsia="FangSong" w:cs="Times New Roman"/>
+        </w:rPr>
+        <w:t>呈白色</w:t>
+      </w:r>
+      <w:r>
+        <w:rPr>
+          <w:rFonts w:hint="eastAsia" w:ascii="Times New Roman" w:hAnsi="Times New Roman" w:eastAsia="Times New Roman" w:cs="Times New Roman"/>
+        </w:rPr>
+        <w:t>，</w:t>
+      </w:r>
+      <w:r>
+        <w:rPr>
+          <w:rFonts w:hint="eastAsia" w:ascii="Times New Roman" w:hAnsi="Times New Roman" w:eastAsia="FangSong" w:cs="Times New Roman"/>
+        </w:rPr>
+        <w:t>而</w:t>
+      </w:r>
+      <w:r>
+        <w:rPr>
+          <w:rFonts w:ascii="Times New Roman" w:hAnsi="Times New Roman" w:eastAsia="Times New Roman" w:cs="Times New Roman"/>
+        </w:rPr>
+        <w:t xml:space="preserve"> HgO </w:t>
+      </w:r>
+      <w:r>
+        <w:rPr>
+          <w:rFonts w:hint="eastAsia" w:ascii="Times New Roman" w:hAnsi="Times New Roman" w:eastAsia="FangSong" w:cs="Times New Roman"/>
+        </w:rPr>
+        <w:t>有红色</w:t>
+      </w:r>
+      <w:r>
+        <w:rPr>
+          <w:rFonts w:hint="eastAsia" w:ascii="Times New Roman" w:hAnsi="Times New Roman" w:eastAsia="Times New Roman" w:cs="Times New Roman"/>
+        </w:rPr>
+        <w:t>、</w:t>
+      </w:r>
+      <w:r>
+        <w:rPr>
+          <w:rFonts w:hint="eastAsia" w:ascii="Times New Roman" w:hAnsi="Times New Roman" w:eastAsia="FangSong" w:cs="Times New Roman"/>
+        </w:rPr>
+        <w:t>黄色</w:t>
+      </w:r>
+      <w:r>
+        <w:rPr>
+          <w:rFonts w:hint="eastAsia" w:ascii="Times New Roman" w:hAnsi="Times New Roman" w:eastAsia="Times New Roman" w:cs="Times New Roman"/>
+        </w:rPr>
+        <w:t>。</w:t>
+      </w:r>
+      <w:r>
+        <w:rPr>
+          <w:rFonts w:hint="eastAsia" w:ascii="Times New Roman" w:hAnsi="Times New Roman" w:eastAsia="FangSong" w:cs="Times New Roman"/>
+        </w:rPr>
+        <w:t>红黄颜色的差异是由颗粒大小决定的</w:t>
+      </w:r>
+      <w:r>
+        <w:rPr>
+          <w:rFonts w:hint="eastAsia" w:ascii="Times New Roman" w:hAnsi="Times New Roman" w:eastAsia="Times New Roman" w:cs="Times New Roman"/>
+        </w:rPr>
+        <w:t>，</w:t>
+      </w:r>
+      <w:r>
+        <w:rPr>
+          <w:rFonts w:hint="eastAsia" w:ascii="Times New Roman" w:hAnsi="Times New Roman" w:eastAsia="FangSong" w:cs="Times New Roman"/>
+        </w:rPr>
+        <w:t>黄色氧化汞的颗粒较小</w:t>
+      </w:r>
+      <w:r>
+        <w:rPr>
+          <w:rFonts w:hint="eastAsia" w:ascii="Times New Roman" w:hAnsi="Times New Roman" w:eastAsia="Times New Roman" w:cs="Times New Roman"/>
+        </w:rPr>
+        <w:t>。</w:t>
+      </w:r>
+      <w:r>
+        <w:rPr>
+          <w:rFonts w:hint="eastAsia" w:ascii="Times New Roman" w:hAnsi="Times New Roman" w:eastAsia="FangSong" w:cs="Times New Roman"/>
+        </w:rPr>
+        <w:t>试写出以下方程式并推测固体产物的颜色</w:t>
+      </w:r>
+      <w:r>
+        <w:rPr>
+          <w:rFonts w:hint="eastAsia" w:ascii="Times New Roman" w:hAnsi="Times New Roman" w:eastAsia="Times New Roman" w:cs="Times New Roman"/>
+        </w:rPr>
+        <w:t>：</w:t>
+      </w:r>
+    </w:p>
+    <w:p>
+      <w:pPr>
+        <w:numPr>
+          <w:ilvl w:val="0"/>
+          <w:numId w:val="1004"/>
+        </w:numPr>
+        <w:ind w:firstLine="420"/>
+      </w:pPr>
       <m:oMath>
         <m:oMathPr>
           <m:ctrlPr>
@@ -6362,10 +6345,10 @@
           </m:ctrlPr>
         </m:oMathPr>
         <m:r>
-          <m:t>7.73</m:t>
-        </m:r>
-        <m:r>
-          <m:t> </m:t>
+          <m:rPr>
+            <m:sty m:val="p"/>
+          </m:rPr>
+          <m:t>H</m:t>
         </m:r>
         <m:r>
           <m:rPr>
@@ -6377,237 +6360,46 @@
           <m:rPr>
             <m:sty m:val="p"/>
           </m:rPr>
-          <m:t>/</m:t>
+          <m:t>(</m:t>
         </m:r>
         <m:r>
           <m:rPr>
             <m:sty m:val="p"/>
           </m:rPr>
-          <m:t>c</m:t>
-        </m:r>
-        <m:sSup>
+          <m:t>N</m:t>
+        </m:r>
+        <m:sSub>
           <m:e>
             <m:r>
               <m:rPr>
                 <m:sty m:val="p"/>
               </m:rPr>
-              <m:t>m</m:t>
+              <m:t>O</m:t>
             </m:r>
           </m:e>
-          <m:sup>
+          <m:sub>
             <m:r>
               <m:rPr>
                 <m:sty m:val="p"/>
               </m:rPr>
               <m:t>3</m:t>
             </m:r>
-          </m:sup>
-        </m:sSup>
-      </m:oMath>
-      <w:r>
-        <w:rPr>
-          <w:rFonts w:hint="eastAsia" w:ascii="Times New Roman" w:hAnsi="Times New Roman" w:eastAsia="Times New Roman" w:cs="Times New Roman"/>
-        </w:rPr>
-        <w:t>。</w:t>
-      </w:r>
-      <w:r>
-        <w:rPr>
-          <w:rFonts w:hint="eastAsia" w:ascii="Times New Roman" w:hAnsi="Times New Roman" w:eastAsia="FangSong" w:cs="Times New Roman"/>
-        </w:rPr>
-        <w:t>通过计算写出</w:t>
-      </w:r>
-      <w:r>
-        <w:rPr>
-          <w:rFonts w:ascii="Times New Roman" w:hAnsi="Times New Roman" w:eastAsia="Times New Roman" w:cs="Times New Roman"/>
-        </w:rPr>
-        <w:t xml:space="preserve"> </w:t>
-      </w:r>
-      <m:oMath>
-        <m:r>
-          <m:t>α</m:t>
-        </m:r>
-      </m:oMath>
-      <w:r>
-        <w:rPr>
-          <w:rFonts w:ascii="Times New Roman" w:hAnsi="Times New Roman" w:eastAsia="Times New Roman" w:cs="Times New Roman"/>
-        </w:rPr>
-        <w:t xml:space="preserve">-HgS </w:t>
-      </w:r>
-      <w:r>
-        <w:rPr>
-          <w:rFonts w:hint="eastAsia" w:ascii="Times New Roman" w:hAnsi="Times New Roman" w:eastAsia="FangSong" w:cs="Times New Roman"/>
-        </w:rPr>
-        <w:t xml:space="preserve">和</w:t>
-      </w:r>
-      <w:r>
-        <w:rPr>
-          <w:rFonts w:ascii="Times New Roman" w:hAnsi="Times New Roman" w:eastAsia="Times New Roman" w:cs="Times New Roman"/>
-        </w:rPr>
-        <w:t xml:space="preserve"> </w:t>
-      </w:r>
-      <m:oMath>
-        <m:r>
-          <m:t>β</m:t>
-        </m:r>
-      </m:oMath>
-      <w:r>
-        <w:rPr>
-          <w:rFonts w:ascii="Times New Roman" w:hAnsi="Times New Roman" w:eastAsia="Times New Roman" w:cs="Times New Roman"/>
-        </w:rPr>
-        <w:t xml:space="preserve">-HgS </w:t>
-      </w:r>
-      <w:r>
-        <w:rPr>
-          <w:rFonts w:hint="eastAsia" w:ascii="Times New Roman" w:hAnsi="Times New Roman" w:eastAsia="FangSong" w:cs="Times New Roman"/>
-        </w:rPr>
-        <w:t xml:space="preserve">中</w:t>
-      </w:r>
-      <w:r>
-        <w:rPr>
-          <w:rFonts w:ascii="Times New Roman" w:hAnsi="Times New Roman" w:eastAsia="Times New Roman" w:cs="Times New Roman"/>
-        </w:rPr>
-        <w:t xml:space="preserve"> Hg—S </w:t>
-      </w:r>
-      <w:r>
-        <w:rPr>
-          <w:rFonts w:hint="eastAsia" w:ascii="Times New Roman" w:hAnsi="Times New Roman" w:eastAsia="FangSong" w:cs="Times New Roman"/>
-        </w:rPr>
-        <w:t>键长并解释这种差异</w:t>
-      </w:r>
-      <w:r>
-        <w:rPr>
-          <w:rFonts w:hint="eastAsia" w:ascii="Times New Roman" w:hAnsi="Times New Roman" w:eastAsia="Times New Roman" w:cs="Times New Roman"/>
-        </w:rPr>
-        <w:t>。</w:t>
-      </w:r>
-    </w:p>
-    <w:p>
-      <w:pPr>
-        <w:spacing w:before="160" w:after="80"/>
-      </w:pPr>
-      <w:r>
-        <w:pict>
-          <v:rect style="width:0;height:1.5pt" o:hralign="center" o:hrstd="t" o:hr="t"/>
-        </w:pict>
-      </w:r>
-    </w:p>
-    <w:bookmarkEnd w:id="19"/>
-    <w:bookmarkStart w:id="20" w:name="第12题"/>
-    <w:p>
-      <w:pPr>
-        <w:pStyle w:val="Heading3"/>
-        <w:spacing w:before="280" w:after="120"/>
-      </w:pPr>
-      <w:r>
-        <w:rPr>
-          <w:rFonts w:hint="eastAsia" w:ascii="Times New Roman" w:hAnsi="Times New Roman" w:eastAsia="SimHei" w:cs="Times New Roman"/>
-        </w:rPr>
-        <w:t>第</w:t>
-      </w:r>
-      <w:r>
-        <w:rPr>
-          <w:rFonts w:hint="eastAsia" w:ascii="Times New Roman" w:hAnsi="Times New Roman" w:eastAsia="Times New Roman" w:cs="Times New Roman"/>
-        </w:rPr>
-        <w:t>12</w:t>
-      </w:r>
-      <w:r>
-        <w:rPr>
-          <w:rFonts w:hint="eastAsia" w:ascii="Times New Roman" w:hAnsi="Times New Roman" w:eastAsia="SimHei" w:cs="Times New Roman"/>
-        </w:rPr>
-        <w:t>题</w:t>
-      </w:r>
-    </w:p>
-    <w:p>
-      <w:pPr>
-        <w:pStyle w:val="FirstParagraph"/>
-      </w:pPr>
-      <w:r>
-        <w:rPr>
-          <w:rFonts w:hint="eastAsia" w:ascii="Times New Roman" w:hAnsi="Times New Roman" w:eastAsia="FangSong" w:cs="Times New Roman"/>
-        </w:rPr>
-        <w:t>已知以下数据</w:t>
-      </w:r>
-      <w:r>
-        <w:rPr>
-          <w:rFonts w:hint="eastAsia" w:ascii="Times New Roman" w:hAnsi="Times New Roman" w:eastAsia="Times New Roman" w:cs="Times New Roman"/>
-        </w:rPr>
-        <w:t>：Ca</w:t>
-      </w:r>
-      <w:r>
-        <w:rPr>
-          <w:rFonts w:ascii="Times New Roman" w:hAnsi="Times New Roman" w:eastAsia="Times New Roman" w:cs="Times New Roman"/>
-        </w:rPr>
-        <w:t xml:space="preserve"> </w:t>
-      </w:r>
-      <w:r>
-        <w:rPr>
-          <w:rFonts w:hint="eastAsia" w:ascii="Times New Roman" w:hAnsi="Times New Roman" w:eastAsia="FangSong" w:cs="Times New Roman"/>
-        </w:rPr>
-        <w:t xml:space="preserve">的升华热为</w:t>
-      </w:r>
-      <w:r>
-        <w:rPr>
-          <w:rFonts w:ascii="Times New Roman" w:hAnsi="Times New Roman" w:eastAsia="Times New Roman" w:cs="Times New Roman"/>
-        </w:rPr>
-        <w:t xml:space="preserve"> </w:t>
-      </w:r>
-      <w:r>
-        <w:rPr>
-          <w:rFonts w:hint="eastAsia" w:ascii="Times New Roman" w:hAnsi="Times New Roman" w:eastAsia="Times New Roman" w:cs="Times New Roman"/>
-        </w:rPr>
-        <w:t xml:space="preserve">193kJ/mol，Ca</w:t>
-      </w:r>
-      <w:r>
-        <w:rPr>
-          <w:rFonts w:ascii="Times New Roman" w:hAnsi="Times New Roman" w:eastAsia="Times New Roman" w:cs="Times New Roman"/>
-        </w:rPr>
-        <w:t xml:space="preserve"> </w:t>
-      </w:r>
-      <w:r>
-        <w:rPr>
-          <w:rFonts w:hint="eastAsia" w:ascii="Times New Roman" w:hAnsi="Times New Roman" w:eastAsia="FangSong" w:cs="Times New Roman"/>
-        </w:rPr>
-        <w:t xml:space="preserve">的第一和第二电离能分别为</w:t>
-      </w:r>
-      <w:r>
-        <w:rPr>
-          <w:rFonts w:ascii="Times New Roman" w:hAnsi="Times New Roman" w:eastAsia="Times New Roman" w:cs="Times New Roman"/>
-        </w:rPr>
-        <w:t xml:space="preserve"> 590 </w:t>
-      </w:r>
-      <w:r>
-        <w:rPr>
-          <w:rFonts w:hint="eastAsia" w:ascii="Times New Roman" w:hAnsi="Times New Roman" w:eastAsia="FangSong" w:cs="Times New Roman"/>
-        </w:rPr>
-        <w:t xml:space="preserve">和</w:t>
-      </w:r>
-      <w:r>
-        <w:rPr>
-          <w:rFonts w:ascii="Times New Roman" w:hAnsi="Times New Roman" w:eastAsia="Times New Roman" w:cs="Times New Roman"/>
-        </w:rPr>
-        <w:t xml:space="preserve"> </w:t>
-      </w:r>
-      <w:r>
-        <w:rPr>
-          <w:rFonts w:hint="eastAsia" w:ascii="Times New Roman" w:hAnsi="Times New Roman" w:eastAsia="Times New Roman" w:cs="Times New Roman"/>
-        </w:rPr>
-        <w:t xml:space="preserve">1010kJ/mol，</w:t>
-      </w:r>
-      <w:r>
-        <w:rPr>
-          <w:rFonts w:ascii="Times New Roman" w:hAnsi="Times New Roman" w:eastAsia="Times New Roman" w:cs="Times New Roman"/>
-        </w:rPr>
-        <w:t xml:space="preserve"> </w:t>
-      </w:r>
-      <m:oMath>
+          </m:sub>
+        </m:sSub>
         <m:sSub>
           <m:e>
             <m:r>
-              <m:t>O</m:t>
+              <m:rPr>
+                <m:sty m:val="p"/>
+              </m:rPr>
+              <m:t>)</m:t>
             </m:r>
           </m:e>
           <m:sub>
             <m:r>
+              <m:rPr>
+                <m:sty m:val="p"/>
+              </m:rPr>
               <m:t>2</m:t>
             </m:r>
           </m:sub>
@@ -6623,989 +6415,28 @@
         <w:rPr>
           <w:rFonts w:hint="eastAsia" w:ascii="Times New Roman" w:hAnsi="Times New Roman" w:eastAsia="FangSong" w:cs="Times New Roman"/>
         </w:rPr>
-        <w:t xml:space="preserve">的键能为</w:t>
-      </w:r>
-      <w:r>
-        <w:rPr>
-          <w:rFonts w:ascii="Times New Roman" w:hAnsi="Times New Roman" w:eastAsia="Times New Roman" w:cs="Times New Roman"/>
-        </w:rPr>
-        <w:t xml:space="preserve"> </w:t>
-      </w:r>
-      <w:r>
-        <w:rPr>
-          <w:rFonts w:hint="eastAsia" w:ascii="Times New Roman" w:hAnsi="Times New Roman" w:eastAsia="Times New Roman" w:cs="Times New Roman"/>
-        </w:rPr>
-        <w:t xml:space="preserve">498kJ/mol，O</w:t>
-      </w:r>
-      <w:r>
-        <w:rPr>
-          <w:rFonts w:ascii="Times New Roman" w:hAnsi="Times New Roman" w:eastAsia="Times New Roman" w:cs="Times New Roman"/>
-        </w:rPr>
-        <w:t xml:space="preserve"> </w:t>
-      </w:r>
-      <w:r>
-        <w:rPr>
-          <w:rFonts w:hint="eastAsia" w:ascii="Times New Roman" w:hAnsi="Times New Roman" w:eastAsia="FangSong" w:cs="Times New Roman"/>
-        </w:rPr>
-        <w:t xml:space="preserve">的第一和第二电子亲和能分别为</w:t>
-      </w:r>
-      <w:r>
-        <w:rPr>
-          <w:rFonts w:ascii="Times New Roman" w:hAnsi="Times New Roman" w:eastAsia="Times New Roman" w:cs="Times New Roman"/>
-        </w:rPr>
-        <w:t xml:space="preserve"> 141 </w:t>
-      </w:r>
-      <w:r>
-        <w:rPr>
-          <w:rFonts w:hint="eastAsia" w:ascii="Times New Roman" w:hAnsi="Times New Roman" w:eastAsia="FangSong" w:cs="Times New Roman"/>
-        </w:rPr>
-        <w:t xml:space="preserve">和</w:t>
-      </w:r>
-      <w:r>
-        <w:rPr>
-          <w:rFonts w:ascii="Times New Roman" w:hAnsi="Times New Roman" w:eastAsia="Times New Roman" w:cs="Times New Roman"/>
-        </w:rPr>
-        <w:t xml:space="preserve"> </w:t>
-      </w:r>
-      <w:r>
-        <w:rPr>
-          <w:rFonts w:hint="eastAsia" w:ascii="Times New Roman" w:hAnsi="Times New Roman" w:eastAsia="Times New Roman" w:cs="Times New Roman"/>
-        </w:rPr>
-        <w:t xml:space="preserve">-878kJ/mol，CaO</w:t>
-      </w:r>
-      <w:r>
-        <w:rPr>
-          <w:rFonts w:ascii="Times New Roman" w:hAnsi="Times New Roman" w:eastAsia="Times New Roman" w:cs="Times New Roman"/>
-        </w:rPr>
-        <w:t xml:space="preserve"> </w:t>
-      </w:r>
-      <w:r>
-        <w:rPr>
-          <w:rFonts w:hint="eastAsia" w:ascii="Times New Roman" w:hAnsi="Times New Roman" w:eastAsia="FangSong" w:cs="Times New Roman"/>
-        </w:rPr>
-        <w:t xml:space="preserve">的标准摩尔生成焓为</w:t>
-      </w:r>
-      <w:r>
-        <w:rPr>
-          <w:rFonts w:ascii="Times New Roman" w:hAnsi="Times New Roman" w:eastAsia="Times New Roman" w:cs="Times New Roman"/>
-        </w:rPr>
-        <w:t xml:space="preserve"> -635kJ/mol。</w:t>
-      </w:r>
-    </w:p>
-    <w:p>
-      <w:pPr>
-        <w:pStyle w:val="BodyText"/>
-      </w:pPr>
-      <w:r>
-        <w:rPr>
-          <w:rFonts w:ascii="Times New Roman" w:hAnsi="Times New Roman" w:eastAsia="Times New Roman" w:cs="Times New Roman"/>
-        </w:rPr>
-        <w:t xml:space="preserve">76-1 </w:t>
-      </w:r>
-      <w:r>
-        <w:rPr>
-          <w:rFonts w:hint="eastAsia" w:ascii="Times New Roman" w:hAnsi="Times New Roman" w:eastAsia="FangSong" w:cs="Times New Roman"/>
-        </w:rPr>
-        <w:t xml:space="preserve">从实验数据中求出</w:t>
-      </w:r>
-      <w:r>
-        <w:rPr>
-          <w:rFonts w:ascii="Times New Roman" w:hAnsi="Times New Roman" w:eastAsia="Times New Roman" w:cs="Times New Roman"/>
-        </w:rPr>
-        <w:t xml:space="preserve"> CaO </w:t>
-      </w:r>
-      <w:r>
-        <w:rPr>
-          <w:rFonts w:hint="eastAsia" w:ascii="Times New Roman" w:hAnsi="Times New Roman" w:eastAsia="FangSong" w:cs="Times New Roman"/>
-        </w:rPr>
-        <w:t>的晶格能</w:t>
-      </w:r>
-      <w:r>
-        <w:rPr>
-          <w:rFonts w:hint="eastAsia" w:ascii="Times New Roman" w:hAnsi="Times New Roman" w:eastAsia="Times New Roman" w:cs="Times New Roman"/>
-        </w:rPr>
-        <w:t>。</w:t>
-      </w:r>
-    </w:p>
-    <w:p>
-      <w:pPr>
-        <w:pStyle w:val="BodyText"/>
-      </w:pPr>
-      <w:r>
-        <w:rPr>
-          <w:rFonts w:ascii="Times New Roman" w:hAnsi="Times New Roman" w:eastAsia="Times New Roman" w:cs="Times New Roman"/>
-        </w:rPr>
-        <w:t xml:space="preserve">76-2 </w:t>
-      </w:r>
-      <w:r>
-        <w:rPr>
-          <w:rFonts w:hint="eastAsia" w:ascii="Times New Roman" w:hAnsi="Times New Roman" w:eastAsia="FangSong" w:cs="Times New Roman"/>
-        </w:rPr>
-        <w:t>晶格能也可以从理论上求出</w:t>
-      </w:r>
-      <w:r>
-        <w:rPr>
-          <w:rFonts w:hint="eastAsia" w:ascii="Times New Roman" w:hAnsi="Times New Roman" w:eastAsia="Times New Roman" w:cs="Times New Roman"/>
-        </w:rPr>
-        <w:t>。</w:t>
-      </w:r>
-      <w:r>
-        <w:rPr>
-          <w:rFonts w:hint="eastAsia" w:ascii="Times New Roman" w:hAnsi="Times New Roman" w:eastAsia="FangSong" w:cs="Times New Roman"/>
-        </w:rPr>
-        <w:t>已知</w:t>
-      </w:r>
-      <w:r>
-        <w:rPr>
-          <w:rFonts w:ascii="Times New Roman" w:hAnsi="Times New Roman" w:eastAsia="Times New Roman" w:cs="Times New Roman"/>
-        </w:rPr>
-        <w:t xml:space="preserve"> CaO </w:t>
-      </w:r>
-      <w:r>
-        <w:rPr>
-          <w:rFonts w:hint="eastAsia" w:ascii="Times New Roman" w:hAnsi="Times New Roman" w:eastAsia="FangSong" w:cs="Times New Roman"/>
-        </w:rPr>
-        <w:t xml:space="preserve">是</w:t>
-      </w:r>
-      <w:r>
-        <w:rPr>
-          <w:rFonts w:ascii="Times New Roman" w:hAnsi="Times New Roman" w:eastAsia="Times New Roman" w:cs="Times New Roman"/>
-        </w:rPr>
-        <w:t xml:space="preserve"> NaCl </w:t>
-      </w:r>
-      <w:r>
-        <w:rPr>
-          <w:rFonts w:hint="eastAsia" w:ascii="Times New Roman" w:hAnsi="Times New Roman" w:eastAsia="FangSong" w:cs="Times New Roman"/>
-        </w:rPr>
-        <w:t>型结构</w:t>
-      </w:r>
-      <w:r>
-        <w:rPr>
-          <w:rFonts w:hint="eastAsia" w:ascii="Times New Roman" w:hAnsi="Times New Roman" w:eastAsia="Times New Roman" w:cs="Times New Roman"/>
-        </w:rPr>
-        <w:t>，</w:t>
-      </w:r>
-      <w:r>
-        <w:rPr>
-          <w:rFonts w:hint="eastAsia" w:ascii="Times New Roman" w:hAnsi="Times New Roman" w:eastAsia="FangSong" w:cs="Times New Roman"/>
-        </w:rPr>
-        <w:t>晶胞参数为</w:t>
-      </w:r>
-      <w:r>
-        <w:rPr>
-          <w:rFonts w:ascii="Times New Roman" w:hAnsi="Times New Roman" w:eastAsia="Times New Roman" w:cs="Times New Roman"/>
-        </w:rPr>
-        <w:t xml:space="preserve"> </w:t>
-      </w:r>
-      <w:r>
-        <w:rPr>
-          <w:rFonts w:hint="eastAsia" w:ascii="Times New Roman" w:hAnsi="Times New Roman" w:eastAsia="Times New Roman" w:cs="Times New Roman"/>
-        </w:rPr>
-        <w:t>0.480nm。</w:t>
-      </w:r>
-      <w:r>
-        <w:rPr>
-          <w:rFonts w:hint="eastAsia" w:ascii="Times New Roman" w:hAnsi="Times New Roman" w:eastAsia="FangSong" w:cs="Times New Roman"/>
-        </w:rPr>
-        <w:t>假设我们只考虑一个</w:t>
-      </w:r>
-      <w:r>
-        <w:rPr>
-          <w:rFonts w:ascii="Times New Roman" w:hAnsi="Times New Roman" w:eastAsia="Times New Roman" w:cs="Times New Roman"/>
-        </w:rPr>
-        <w:t xml:space="preserve"> </w:t>
-      </w:r>
-      <m:oMath>
-        <m:r>
-          <m:t>C</m:t>
-        </m:r>
-        <m:sSup>
-          <m:e>
-            <m:r>
-              <m:t>a</m:t>
-            </m:r>
-          </m:e>
-          <m:sup>
-            <m:r>
-              <m:t>2</m:t>
-            </m:r>
-            <m:r>
-              <m:rPr>
-                <m:sty m:val="p"/>
-              </m:rPr>
-              <m:t>+</m:t>
-            </m:r>
-          </m:sup>
-        </m:sSup>
-      </m:oMath>
-      <w:r>
-        <w:rPr>
-          <w:rFonts w:ascii="Times New Roman" w:hAnsi="Times New Roman" w:eastAsia="Times New Roman" w:cs="Times New Roman"/>
-        </w:rPr>
-        <w:t xml:space="preserve"> </w:t>
-      </w:r>
-      <w:r>
-        <w:rPr>
-          <w:rFonts w:hint="eastAsia" w:ascii="Times New Roman" w:hAnsi="Times New Roman" w:eastAsia="FangSong" w:cs="Times New Roman"/>
-        </w:rPr>
-        <w:t>周围最近和次近的离子</w:t>
-      </w:r>
-      <w:r>
-        <w:rPr>
-          <w:rFonts w:hint="eastAsia" w:ascii="Times New Roman" w:hAnsi="Times New Roman" w:eastAsia="Times New Roman" w:cs="Times New Roman"/>
-        </w:rPr>
-        <w:t>，</w:t>
-      </w:r>
-      <w:r>
-        <w:rPr>
-          <w:rFonts w:hint="eastAsia" w:ascii="Times New Roman" w:hAnsi="Times New Roman" w:eastAsia="FangSong" w:cs="Times New Roman"/>
-        </w:rPr>
-        <w:t>求该</w:t>
-      </w:r>
-      <w:r>
-        <w:rPr>
-          <w:rFonts w:ascii="Times New Roman" w:hAnsi="Times New Roman" w:eastAsia="Times New Roman" w:cs="Times New Roman"/>
-        </w:rPr>
-        <w:t xml:space="preserve"> </w:t>
-      </w:r>
-      <m:oMath>
-        <m:r>
-          <m:t>C</m:t>
-        </m:r>
-        <m:sSup>
-          <m:e>
-            <m:r>
-              <m:t>a</m:t>
-            </m:r>
-          </m:e>
-          <m:sup>
-            <m:r>
-              <m:t>2</m:t>
-            </m:r>
-            <m:r>
-              <m:rPr>
-                <m:sty m:val="p"/>
-              </m:rPr>
-              <m:t>+</m:t>
-            </m:r>
-          </m:sup>
-        </m:sSup>
-      </m:oMath>
-      <w:r>
-        <w:rPr>
-          <w:rFonts w:ascii="Times New Roman" w:hAnsi="Times New Roman" w:eastAsia="Times New Roman" w:cs="Times New Roman"/>
-        </w:rPr>
-        <w:t xml:space="preserve"> </w:t>
-      </w:r>
-      <w:r>
-        <w:rPr>
-          <w:rFonts w:hint="eastAsia" w:ascii="Times New Roman" w:hAnsi="Times New Roman" w:eastAsia="FangSong" w:cs="Times New Roman"/>
-        </w:rPr>
-        <w:t>静电势能的大小</w:t>
-      </w:r>
-      <w:r>
-        <w:rPr>
-          <w:rFonts w:hint="eastAsia" w:ascii="Times New Roman" w:hAnsi="Times New Roman" w:eastAsia="Times New Roman" w:cs="Times New Roman"/>
-        </w:rPr>
-        <w:t>。</w:t>
-      </w:r>
-    </w:p>
-    <w:p>
-      <w:pPr>
-        <w:spacing w:before="160" w:after="80"/>
-      </w:pPr>
-      <w:r>
-        <w:pict>
-          <v:rect style="width:0;height:1.5pt" o:hralign="center" o:hrstd="t" o:hr="t"/>
-        </w:pict>
-      </w:r>
-    </w:p>
-    <w:bookmarkEnd w:id="20"/>
-    <w:bookmarkStart w:id="21" w:name="第13题"/>
-    <w:p>
-      <w:pPr>
-        <w:pStyle w:val="Heading3"/>
-        <w:spacing w:before="280" w:after="120"/>
-      </w:pPr>
-      <w:r>
-        <w:rPr>
-          <w:rFonts w:hint="eastAsia" w:ascii="Times New Roman" w:hAnsi="Times New Roman" w:eastAsia="SimHei" w:cs="Times New Roman"/>
-        </w:rPr>
-        <w:t>第</w:t>
-      </w:r>
-      <w:r>
-        <w:rPr>
-          <w:rFonts w:hint="eastAsia" w:ascii="Times New Roman" w:hAnsi="Times New Roman" w:eastAsia="Times New Roman" w:cs="Times New Roman"/>
-        </w:rPr>
-        <w:t>13</w:t>
-      </w:r>
-      <w:r>
-        <w:rPr>
-          <w:rFonts w:hint="eastAsia" w:ascii="Times New Roman" w:hAnsi="Times New Roman" w:eastAsia="SimHei" w:cs="Times New Roman"/>
-        </w:rPr>
-        <w:t>题</w:t>
-      </w:r>
-    </w:p>
-    <w:p>
-      <w:pPr>
-        <w:pStyle w:val="FirstParagraph"/>
-      </w:pPr>
-      <w:r>
-        <w:rPr>
-          <w:rFonts w:hint="eastAsia" w:ascii="Times New Roman" w:hAnsi="Times New Roman" w:eastAsia="FangSong" w:cs="Times New Roman"/>
-        </w:rPr>
-        <w:t xml:space="preserve">钒与</w:t>
-      </w:r>
-      <w:r>
-        <w:rPr>
-          <w:rFonts w:ascii="Times New Roman" w:hAnsi="Times New Roman" w:eastAsia="Times New Roman" w:cs="Times New Roman"/>
-        </w:rPr>
-        <w:t xml:space="preserve"> </w:t>
-      </w:r>
-      <w:r>
-        <w:rPr>
-          <w:rFonts w:hint="eastAsia" w:ascii="Times New Roman" w:hAnsi="Times New Roman" w:eastAsia="Times New Roman" w:cs="Times New Roman"/>
-        </w:rPr>
-        <w:t>N-</w:t>
-      </w:r>
-      <w:r>
-        <w:rPr>
-          <w:rFonts w:hint="eastAsia" w:ascii="Times New Roman" w:hAnsi="Times New Roman" w:eastAsia="FangSong" w:cs="Times New Roman"/>
-        </w:rPr>
-        <w:t>苯甲酰</w:t>
-      </w:r>
-      <w:r>
-        <w:rPr>
-          <w:rFonts w:hint="eastAsia" w:ascii="Times New Roman" w:hAnsi="Times New Roman" w:eastAsia="Times New Roman" w:cs="Times New Roman"/>
-        </w:rPr>
-        <w:t>-N-</w:t>
-      </w:r>
-      <w:r>
-        <w:rPr>
-          <w:rFonts w:hint="eastAsia" w:ascii="Times New Roman" w:hAnsi="Times New Roman" w:eastAsia="FangSong" w:cs="Times New Roman"/>
-        </w:rPr>
-        <w:t>苯基羟胺</w:t>
-      </w:r>
-      <w:r>
-        <w:rPr>
-          <w:rFonts w:hint="eastAsia" w:ascii="Times New Roman" w:hAnsi="Times New Roman" w:eastAsia="Times New Roman" w:cs="Times New Roman"/>
-        </w:rPr>
-        <w:t>(213g/mol)</w:t>
-      </w:r>
-      <w:r>
-        <w:rPr>
-          <w:rFonts w:hint="eastAsia" w:ascii="Times New Roman" w:hAnsi="Times New Roman" w:eastAsia="FangSong" w:cs="Times New Roman"/>
-        </w:rPr>
-        <w:t>根离子在</w:t>
-      </w:r>
-      <w:r>
-        <w:rPr>
-          <w:rFonts w:ascii="Times New Roman" w:hAnsi="Times New Roman" w:eastAsia="Times New Roman" w:cs="Times New Roman"/>
-        </w:rPr>
-        <w:t xml:space="preserve"> 4mol/L </w:t>
-      </w:r>
-      <w:r>
-        <w:rPr>
-          <w:rFonts w:hint="eastAsia" w:ascii="Times New Roman" w:hAnsi="Times New Roman" w:eastAsia="FangSong" w:cs="Times New Roman"/>
-        </w:rPr>
-        <w:t>盐酸介质中形成紫红色的单核配合物</w:t>
-      </w:r>
-      <w:r>
-        <w:rPr>
-          <w:rFonts w:hint="eastAsia" w:ascii="Times New Roman" w:hAnsi="Times New Roman" w:eastAsia="Times New Roman" w:cs="Times New Roman"/>
-        </w:rPr>
-        <w:t>，</w:t>
-      </w:r>
-      <w:r>
-        <w:rPr>
-          <w:rFonts w:hint="eastAsia" w:ascii="Times New Roman" w:hAnsi="Times New Roman" w:eastAsia="FangSong" w:cs="Times New Roman"/>
-        </w:rPr>
-        <w:t>该配合物溶液可进行比色测定</w:t>
-      </w:r>
-      <w:r>
-        <w:rPr>
-          <w:rFonts w:hint="eastAsia" w:ascii="Times New Roman" w:hAnsi="Times New Roman" w:eastAsia="Times New Roman" w:cs="Times New Roman"/>
-        </w:rPr>
-        <w:t>，</w:t>
-      </w:r>
-      <w:r>
-        <w:rPr>
-          <w:rFonts w:hint="eastAsia" w:ascii="Times New Roman" w:hAnsi="Times New Roman" w:eastAsia="FangSong" w:cs="Times New Roman"/>
-        </w:rPr>
-        <w:t>用以定量测定钢中钒的含量</w:t>
-      </w:r>
-      <w:r>
-        <w:rPr>
-          <w:rFonts w:hint="eastAsia" w:ascii="Times New Roman" w:hAnsi="Times New Roman" w:eastAsia="Times New Roman" w:cs="Times New Roman"/>
-        </w:rPr>
-        <w:t>。</w:t>
-      </w:r>
-      <w:r>
-        <w:rPr>
-          <w:rFonts w:hint="eastAsia" w:ascii="Times New Roman" w:hAnsi="Times New Roman" w:eastAsia="FangSong" w:cs="Times New Roman"/>
-        </w:rPr>
-        <w:t>该配合物是电中性分子</w:t>
-      </w:r>
-      <w:r>
-        <w:rPr>
-          <w:rFonts w:hint="eastAsia" w:ascii="Times New Roman" w:hAnsi="Times New Roman" w:eastAsia="Times New Roman" w:cs="Times New Roman"/>
-        </w:rPr>
-        <w:t>，</w:t>
-      </w:r>
-      <w:r>
-        <w:rPr>
-          <w:rFonts w:hint="eastAsia" w:ascii="Times New Roman" w:hAnsi="Times New Roman" w:eastAsia="FangSong" w:cs="Times New Roman"/>
-        </w:rPr>
-        <w:t>实验测得其氧的质量分数为</w:t>
-      </w:r>
-      <w:r>
-        <w:rPr>
-          <w:rFonts w:ascii="Times New Roman" w:hAnsi="Times New Roman" w:eastAsia="Times New Roman" w:cs="Times New Roman"/>
-        </w:rPr>
-        <w:t xml:space="preserve"> 15.2%。</w:t>
-      </w:r>
-    </w:p>
-    <w:p>
-      <w:pPr>
-        <w:pStyle w:val="Compact"/>
+        <w:t xml:space="preserve">热分解为</w:t>
+      </w:r>
+      <w:r>
+        <w:rPr>
+          <w:rFonts w:ascii="Times New Roman" w:hAnsi="Times New Roman" w:eastAsia="Times New Roman" w:cs="Times New Roman"/>
+        </w:rPr>
+        <w:t xml:space="preserve"> </w:t>
+      </w:r>
+      <w:r>
+        <w:rPr>
+          <w:rFonts w:hint="eastAsia" w:ascii="Times New Roman" w:hAnsi="Times New Roman" w:eastAsia="Times New Roman" w:cs="Times New Roman"/>
+        </w:rPr>
+        <w:t xml:space="preserve">HgO；</w:t>
+      </w:r>
+    </w:p>
+    <w:p>
+      <w:pPr>
         <w:numPr>
           <w:ilvl w:val="0"/>
           <w:numId w:val="1004"/>
         </w:numPr>
-      </w:pPr>
-      <w:r>
-        <w:rPr>
-          <w:rFonts w:hint="eastAsia" w:ascii="Times New Roman" w:hAnsi="Times New Roman" w:eastAsia="FangSong" w:cs="Times New Roman"/>
-        </w:rPr>
-        <w:t>通过计算确定该配合物的化学式</w:t>
-      </w:r>
-      <w:r>
-        <w:rPr>
-          <w:rFonts w:hint="eastAsia" w:ascii="Times New Roman" w:hAnsi="Times New Roman" w:eastAsia="Times New Roman" w:cs="Times New Roman"/>
-        </w:rPr>
-        <w:t>。</w:t>
-      </w:r>
-    </w:p>
-    <w:p>
-      <w:pPr>
-        <w:pStyle w:val="Compact"/>
-        <w:numPr>
-          <w:ilvl w:val="0"/>
-          <w:numId w:val="1004"/>
-        </w:numPr>
-      </w:pPr>
-      <w:r>
-        <w:rPr>
-          <w:rFonts w:hint="eastAsia" w:ascii="Times New Roman" w:hAnsi="Times New Roman" w:eastAsia="FangSong" w:cs="Times New Roman"/>
-        </w:rPr>
-        <w:t>该配合物共有几种可能立体结构体</w:t>
-      </w:r>
-      <w:r>
-        <w:rPr>
-          <w:rFonts w:hint="eastAsia" w:ascii="Times New Roman" w:hAnsi="Times New Roman" w:eastAsia="Times New Roman" w:cs="Times New Roman"/>
-        </w:rPr>
-        <w:t>(</w:t>
-      </w:r>
-      <w:r>
-        <w:rPr>
-          <w:rFonts w:hint="eastAsia" w:ascii="Times New Roman" w:hAnsi="Times New Roman" w:eastAsia="FangSong" w:cs="Times New Roman"/>
-        </w:rPr>
-        <w:t>不包括光学异构体</w:t>
-      </w:r>
-      <w:r>
-        <w:rPr>
-          <w:rFonts w:hint="eastAsia" w:ascii="Times New Roman" w:hAnsi="Times New Roman" w:eastAsia="Times New Roman" w:cs="Times New Roman"/>
-        </w:rPr>
-        <w:t>)?</w:t>
-      </w:r>
-      <w:r>
-        <w:rPr>
-          <w:rFonts w:ascii="Times New Roman" w:hAnsi="Times New Roman" w:eastAsia="Times New Roman" w:cs="Times New Roman"/>
-        </w:rPr>
-        <w:t xml:space="preserve"> </w:t>
-      </w:r>
-      <w:r>
-        <w:rPr>
-          <w:rFonts w:hint="eastAsia" w:ascii="Times New Roman" w:hAnsi="Times New Roman" w:eastAsia="FangSong" w:cs="Times New Roman"/>
-        </w:rPr>
-        <w:t>画出其中最稳定的一种</w:t>
-      </w:r>
-      <w:r>
-        <w:rPr>
-          <w:rFonts w:hint="eastAsia" w:ascii="Times New Roman" w:hAnsi="Times New Roman" w:eastAsia="Times New Roman" w:cs="Times New Roman"/>
-        </w:rPr>
-        <w:t>。</w:t>
-      </w:r>
-    </w:p>
-    <w:p>
-      <w:pPr>
-        <w:spacing w:before="160" w:after="80"/>
-      </w:pPr>
-      <w:r>
-        <w:pict>
-          <v:rect style="width:0;height:1.5pt" o:hralign="center" o:hrstd="t" o:hr="t"/>
-        </w:pict>
-      </w:r>
-    </w:p>
-    <w:bookmarkEnd w:id="21"/>
-    <w:bookmarkStart w:id="22" w:name="第14题"/>
-    <w:p>
-      <w:pPr>
-        <w:pStyle w:val="Heading3"/>
-        <w:spacing w:before="280" w:after="120"/>
-      </w:pPr>
-      <w:r>
-        <w:rPr>
-          <w:rFonts w:hint="eastAsia" w:ascii="Times New Roman" w:hAnsi="Times New Roman" w:eastAsia="SimHei" w:cs="Times New Roman"/>
-        </w:rPr>
-        <w:t>第</w:t>
-      </w:r>
-      <w:r>
-        <w:rPr>
-          <w:rFonts w:hint="eastAsia" w:ascii="Times New Roman" w:hAnsi="Times New Roman" w:eastAsia="Times New Roman" w:cs="Times New Roman"/>
-        </w:rPr>
-        <w:t>14</w:t>
-      </w:r>
-      <w:r>
-        <w:rPr>
-          <w:rFonts w:hint="eastAsia" w:ascii="Times New Roman" w:hAnsi="Times New Roman" w:eastAsia="SimHei" w:cs="Times New Roman"/>
-        </w:rPr>
-        <w:t>题</w:t>
-      </w:r>
-    </w:p>
-    <w:p>
-      <w:pPr>
-        <w:pStyle w:val="FirstParagraph"/>
-      </w:pPr>
-      <w:r>
-        <w:rPr>
-          <w:rFonts w:hint="eastAsia" w:ascii="Times New Roman" w:hAnsi="Times New Roman" w:eastAsia="FangSong" w:cs="Times New Roman"/>
-        </w:rPr>
-        <w:t>一般说来</w:t>
-      </w:r>
-      <w:r>
-        <w:rPr>
-          <w:rFonts w:hint="eastAsia" w:ascii="Times New Roman" w:hAnsi="Times New Roman" w:eastAsia="Times New Roman" w:cs="Times New Roman"/>
-        </w:rPr>
-        <w:t>,</w:t>
-      </w:r>
-      <w:r>
-        <w:rPr>
-          <w:rFonts w:ascii="Times New Roman" w:hAnsi="Times New Roman" w:eastAsia="Times New Roman" w:cs="Times New Roman"/>
-        </w:rPr>
-        <w:t xml:space="preserve"> Co(Ⅲ) </w:t>
-      </w:r>
-      <w:r>
-        <w:rPr>
-          <w:rFonts w:hint="eastAsia" w:ascii="Times New Roman" w:hAnsi="Times New Roman" w:eastAsia="FangSong" w:cs="Times New Roman"/>
-        </w:rPr>
-        <w:t>具有强氧化性</w:t>
-      </w:r>
-      <w:r>
-        <w:rPr>
-          <w:rFonts w:hint="eastAsia" w:ascii="Times New Roman" w:hAnsi="Times New Roman" w:eastAsia="Times New Roman" w:cs="Times New Roman"/>
-        </w:rPr>
-        <w:t>,</w:t>
-      </w:r>
-      <w:r>
-        <w:rPr>
-          <w:rFonts w:ascii="Times New Roman" w:hAnsi="Times New Roman" w:eastAsia="Times New Roman" w:cs="Times New Roman"/>
-        </w:rPr>
-        <w:t xml:space="preserve"> </w:t>
-      </w:r>
-      <w:r>
-        <w:rPr>
-          <w:rFonts w:hint="eastAsia" w:ascii="Times New Roman" w:hAnsi="Times New Roman" w:eastAsia="FangSong" w:cs="Times New Roman"/>
-        </w:rPr>
-        <w:t xml:space="preserve">极易被还原为</w:t>
-      </w:r>
-      <w:r>
-        <w:rPr>
-          <w:rFonts w:ascii="Times New Roman" w:hAnsi="Times New Roman" w:eastAsia="Times New Roman" w:cs="Times New Roman"/>
-        </w:rPr>
-        <w:t xml:space="preserve"> </w:t>
-      </w:r>
-      <w:r>
-        <w:rPr>
-          <w:rFonts w:hint="eastAsia" w:ascii="Times New Roman" w:hAnsi="Times New Roman" w:eastAsia="Times New Roman" w:cs="Times New Roman"/>
-        </w:rPr>
-        <w:t>Co(Ⅱ)。</w:t>
-      </w:r>
-      <w:r>
-        <w:rPr>
-          <w:rFonts w:hint="eastAsia" w:ascii="Times New Roman" w:hAnsi="Times New Roman" w:eastAsia="FangSong" w:cs="Times New Roman"/>
-        </w:rPr>
-        <w:t>然而在配合物中</w:t>
-      </w:r>
-      <w:r>
-        <w:rPr>
-          <w:rFonts w:hint="eastAsia" w:ascii="Times New Roman" w:hAnsi="Times New Roman" w:eastAsia="Times New Roman" w:cs="Times New Roman"/>
-        </w:rPr>
-        <w:t>,</w:t>
-      </w:r>
-      <w:r>
-        <w:rPr>
-          <w:rFonts w:ascii="Times New Roman" w:hAnsi="Times New Roman" w:eastAsia="Times New Roman" w:cs="Times New Roman"/>
-        </w:rPr>
-        <w:t xml:space="preserve"> Co(Ⅲ) </w:t>
-      </w:r>
-      <w:r>
-        <w:rPr>
-          <w:rFonts w:hint="eastAsia" w:ascii="Times New Roman" w:hAnsi="Times New Roman" w:eastAsia="FangSong" w:cs="Times New Roman"/>
-        </w:rPr>
-        <w:t xml:space="preserve">配合物的稳定性却大于</w:t>
-      </w:r>
-      <w:r>
-        <w:rPr>
-          <w:rFonts w:ascii="Times New Roman" w:hAnsi="Times New Roman" w:eastAsia="Times New Roman" w:cs="Times New Roman"/>
-        </w:rPr>
-        <w:t xml:space="preserve"> </w:t>
-      </w:r>
-      <w:r>
-        <w:rPr>
-          <w:rFonts w:hint="eastAsia" w:ascii="Times New Roman" w:hAnsi="Times New Roman" w:eastAsia="Times New Roman" w:cs="Times New Roman"/>
-        </w:rPr>
-        <w:t>Co(Ⅱ)。</w:t>
-      </w:r>
-      <w:r>
-        <w:rPr>
-          <w:rFonts w:hint="eastAsia" w:ascii="Times New Roman" w:hAnsi="Times New Roman" w:eastAsia="FangSong" w:cs="Times New Roman"/>
-        </w:rPr>
-        <w:t>有人通过</w:t>
-      </w:r>
-      <w:r>
-        <w:rPr>
-          <w:rFonts w:ascii="Times New Roman" w:hAnsi="Times New Roman" w:eastAsia="Times New Roman" w:cs="Times New Roman"/>
-        </w:rPr>
-        <w:t xml:space="preserve"> 8.076g CoCl</w:t>
-      </w:r>
-      <w:r>
-        <w:rPr>
-          <w:rFonts w:ascii="Times New Roman" w:hAnsi="Times New Roman" w:eastAsia="Times New Roman" w:cs="Times New Roman"/>
-          <w:vertAlign w:val="subscript"/>
-        </w:rPr>
-        <w:t>2</w:t>
-      </w:r>
-      <w:r>
-        <w:rPr>
-          <w:rFonts w:ascii="Times New Roman" w:hAnsi="Times New Roman" w:eastAsia="Times New Roman" w:cs="Times New Roman"/>
-        </w:rPr>
-        <w:t>·4H</w:t>
-      </w:r>
-      <w:r>
-        <w:rPr>
-          <w:rFonts w:ascii="Times New Roman" w:hAnsi="Times New Roman" w:eastAsia="Times New Roman" w:cs="Times New Roman"/>
-          <w:vertAlign w:val="subscript"/>
-        </w:rPr>
-        <w:t>2</w:t>
-      </w:r>
-      <w:r>
-        <w:rPr>
-          <w:rFonts w:ascii="Times New Roman" w:hAnsi="Times New Roman" w:eastAsia="Times New Roman" w:cs="Times New Roman"/>
-        </w:rPr>
-        <w:t xml:space="preserve">O </w:t>
-      </w:r>
-      <w:r>
-        <w:rPr>
-          <w:rFonts w:hint="eastAsia" w:ascii="Times New Roman" w:hAnsi="Times New Roman" w:eastAsia="FangSong" w:cs="Times New Roman"/>
-        </w:rPr>
-        <w:t xml:space="preserve">与过量过氧化氢和足量氨的乙醇溶液反应正好得</w:t>
-      </w:r>
-      <w:r>
-        <w:rPr>
-          <w:rFonts w:ascii="Times New Roman" w:hAnsi="Times New Roman" w:eastAsia="Times New Roman" w:cs="Times New Roman"/>
-        </w:rPr>
-        <w:t xml:space="preserve"> 8.076g </w:t>
-      </w:r>
-      <w:r>
-        <w:rPr>
-          <w:rFonts w:hint="eastAsia" w:ascii="Times New Roman" w:hAnsi="Times New Roman" w:eastAsia="FangSong" w:cs="Times New Roman"/>
-        </w:rPr>
-        <w:t xml:space="preserve">的</w:t>
-      </w:r>
-      <w:r>
-        <w:rPr>
-          <w:rFonts w:ascii="Times New Roman" w:hAnsi="Times New Roman" w:eastAsia="Times New Roman" w:cs="Times New Roman"/>
-        </w:rPr>
-        <w:t xml:space="preserve"> A </w:t>
-      </w:r>
-      <w:r>
-        <w:rPr>
-          <w:rFonts w:hint="eastAsia" w:ascii="Times New Roman" w:hAnsi="Times New Roman" w:eastAsia="FangSong" w:cs="Times New Roman"/>
-        </w:rPr>
-        <w:t>物质</w:t>
-      </w:r>
-      <w:r>
-        <w:rPr>
-          <w:rFonts w:hint="eastAsia" w:ascii="Times New Roman" w:hAnsi="Times New Roman" w:eastAsia="Times New Roman" w:cs="Times New Roman"/>
-        </w:rPr>
-        <w:t>,</w:t>
-      </w:r>
-      <w:r>
-        <w:rPr>
-          <w:rFonts w:ascii="Times New Roman" w:hAnsi="Times New Roman" w:eastAsia="Times New Roman" w:cs="Times New Roman"/>
-        </w:rPr>
-        <w:t xml:space="preserve"> </w:t>
-      </w:r>
-      <w:r>
-        <w:rPr>
-          <w:rFonts w:hint="eastAsia" w:ascii="Times New Roman" w:hAnsi="Times New Roman" w:eastAsia="FangSong" w:cs="Times New Roman"/>
-        </w:rPr>
-        <w:t xml:space="preserve">产率为</w:t>
-      </w:r>
-      <w:r>
-        <w:rPr>
-          <w:rFonts w:ascii="Times New Roman" w:hAnsi="Times New Roman" w:eastAsia="Times New Roman" w:cs="Times New Roman"/>
-        </w:rPr>
-        <w:t xml:space="preserve"> </w:t>
-      </w:r>
-      <w:r>
-        <w:rPr>
-          <w:rFonts w:hint="eastAsia" w:ascii="Times New Roman" w:hAnsi="Times New Roman" w:eastAsia="Times New Roman" w:cs="Times New Roman"/>
-        </w:rPr>
-        <w:t>90.96%。</w:t>
-      </w:r>
-      <w:r>
-        <w:rPr>
-          <w:rFonts w:hint="eastAsia" w:ascii="Times New Roman" w:hAnsi="Times New Roman" w:eastAsia="FangSong" w:cs="Times New Roman"/>
-        </w:rPr>
-        <w:t>元素分析表明</w:t>
-      </w:r>
-      <w:r>
-        <w:rPr>
-          <w:rFonts w:ascii="Times New Roman" w:hAnsi="Times New Roman" w:eastAsia="Times New Roman" w:cs="Times New Roman"/>
-        </w:rPr>
-        <w:t xml:space="preserve"> A </w:t>
-      </w:r>
-      <w:r>
-        <w:rPr>
-          <w:rFonts w:hint="eastAsia" w:ascii="Times New Roman" w:hAnsi="Times New Roman" w:eastAsia="FangSong" w:cs="Times New Roman"/>
-        </w:rPr>
-        <w:t xml:space="preserve">中含</w:t>
-      </w:r>
-      <w:r>
-        <w:rPr>
-          <w:rFonts w:ascii="Times New Roman" w:hAnsi="Times New Roman" w:eastAsia="Times New Roman" w:cs="Times New Roman"/>
-        </w:rPr>
-        <w:t xml:space="preserve"> Cl 31.94%, </w:t>
-      </w:r>
-      <w:r>
-        <w:rPr>
-          <w:rFonts w:hint="eastAsia" w:ascii="Times New Roman" w:hAnsi="Times New Roman" w:eastAsia="FangSong" w:cs="Times New Roman"/>
-        </w:rPr>
-        <w:t xml:space="preserve">含</w:t>
-      </w:r>
-      <w:r>
-        <w:rPr>
-          <w:rFonts w:ascii="Times New Roman" w:hAnsi="Times New Roman" w:eastAsia="Times New Roman" w:cs="Times New Roman"/>
-        </w:rPr>
-        <w:t xml:space="preserve"> N </w:t>
-      </w:r>
-      <w:r>
-        <w:rPr>
-          <w:rFonts w:hint="eastAsia" w:ascii="Times New Roman" w:hAnsi="Times New Roman" w:eastAsia="Times New Roman" w:cs="Times New Roman"/>
-        </w:rPr>
-        <w:t>28.40%。</w:t>
-      </w:r>
-      <w:r>
-        <w:rPr>
-          <w:rFonts w:hint="eastAsia" w:ascii="Times New Roman" w:hAnsi="Times New Roman" w:eastAsia="FangSong" w:cs="Times New Roman"/>
-        </w:rPr>
-        <w:t>红外光谱中没有发现</w:t>
-      </w:r>
-      <w:r>
-        <w:rPr>
-          <w:rFonts w:ascii="Times New Roman" w:hAnsi="Times New Roman" w:eastAsia="Times New Roman" w:cs="Times New Roman"/>
-        </w:rPr>
-        <w:t xml:space="preserve"> Co—Cl </w:t>
-      </w:r>
-      <w:r>
-        <w:rPr>
-          <w:rFonts w:hint="eastAsia" w:ascii="Times New Roman" w:hAnsi="Times New Roman" w:eastAsia="FangSong" w:cs="Times New Roman"/>
-        </w:rPr>
-        <w:t>键</w:t>
-      </w:r>
-      <w:r>
-        <w:rPr>
-          <w:rFonts w:hint="eastAsia" w:ascii="Times New Roman" w:hAnsi="Times New Roman" w:eastAsia="Times New Roman" w:cs="Times New Roman"/>
-        </w:rPr>
-        <w:t>。</w:t>
-      </w:r>
-      <w:r>
-        <w:rPr>
-          <w:rFonts w:hint="eastAsia" w:ascii="Times New Roman" w:hAnsi="Times New Roman" w:eastAsia="FangSong" w:cs="Times New Roman"/>
-        </w:rPr>
-        <w:t>单晶衍射表明</w:t>
-      </w:r>
-      <w:r>
-        <w:rPr>
-          <w:rFonts w:ascii="Times New Roman" w:hAnsi="Times New Roman" w:eastAsia="Times New Roman" w:cs="Times New Roman"/>
-        </w:rPr>
-        <w:t xml:space="preserve"> A </w:t>
-      </w:r>
-      <w:r>
-        <w:rPr>
-          <w:rFonts w:hint="eastAsia" w:ascii="Times New Roman" w:hAnsi="Times New Roman" w:eastAsia="FangSong" w:cs="Times New Roman"/>
-        </w:rPr>
-        <w:t>分子中含有对称面</w:t>
-      </w:r>
-      <w:r>
-        <w:rPr>
-          <w:rFonts w:hint="eastAsia" w:ascii="Times New Roman" w:hAnsi="Times New Roman" w:eastAsia="Times New Roman" w:cs="Times New Roman"/>
-        </w:rPr>
-        <w:t>。</w:t>
-      </w:r>
-      <w:r>
-        <w:rPr>
-          <w:rFonts w:hint="eastAsia" w:ascii="Times New Roman" w:hAnsi="Times New Roman" w:eastAsia="FangSong" w:cs="Times New Roman"/>
-        </w:rPr>
-        <w:t>分子呈顺磁性</w:t>
-      </w:r>
-      <w:r>
-        <w:rPr>
-          <w:rFonts w:hint="eastAsia" w:ascii="Times New Roman" w:hAnsi="Times New Roman" w:eastAsia="Times New Roman" w:cs="Times New Roman"/>
-        </w:rPr>
-        <w:t>。</w:t>
-      </w:r>
-    </w:p>
-    <w:p>
-      <w:pPr>
-        <w:pStyle w:val="Compact"/>
-        <w:numPr>
-          <w:ilvl w:val="0"/>
-          <w:numId w:val="1005"/>
-        </w:numPr>
-      </w:pPr>
-      <w:r>
-        <w:rPr>
-          <w:rFonts w:hint="eastAsia" w:ascii="Times New Roman" w:hAnsi="Times New Roman" w:eastAsia="FangSong" w:cs="Times New Roman"/>
-        </w:rPr>
-        <w:t xml:space="preserve">推出</w:t>
-      </w:r>
-      <w:r>
-        <w:rPr>
-          <w:rFonts w:ascii="Times New Roman" w:hAnsi="Times New Roman" w:eastAsia="Times New Roman" w:cs="Times New Roman"/>
-        </w:rPr>
-        <w:t xml:space="preserve"> A </w:t>
-      </w:r>
-      <w:r>
-        <w:rPr>
-          <w:rFonts w:hint="eastAsia" w:ascii="Times New Roman" w:hAnsi="Times New Roman" w:eastAsia="FangSong" w:cs="Times New Roman"/>
-        </w:rPr>
-        <w:t>的分子式并画出其结构式</w:t>
-      </w:r>
-      <w:r>
-        <w:rPr>
-          <w:rFonts w:hint="eastAsia" w:ascii="Times New Roman" w:hAnsi="Times New Roman" w:eastAsia="Times New Roman" w:cs="Times New Roman"/>
-        </w:rPr>
-        <w:t>。</w:t>
-      </w:r>
-    </w:p>
-    <w:p>
-      <w:pPr>
-        <w:pStyle w:val="Compact"/>
-        <w:numPr>
-          <w:ilvl w:val="0"/>
-          <w:numId w:val="1005"/>
-        </w:numPr>
-      </w:pPr>
-      <w:r>
-        <w:rPr>
-          <w:rFonts w:hint="eastAsia" w:ascii="Times New Roman" w:hAnsi="Times New Roman" w:eastAsia="FangSong" w:cs="Times New Roman"/>
-        </w:rPr>
-        <w:t xml:space="preserve">写出合成</w:t>
-      </w:r>
-      <w:r>
-        <w:rPr>
-          <w:rFonts w:ascii="Times New Roman" w:hAnsi="Times New Roman" w:eastAsia="Times New Roman" w:cs="Times New Roman"/>
-        </w:rPr>
-        <w:t xml:space="preserve"> A </w:t>
-      </w:r>
-      <w:r>
-        <w:rPr>
-          <w:rFonts w:hint="eastAsia" w:ascii="Times New Roman" w:hAnsi="Times New Roman" w:eastAsia="FangSong" w:cs="Times New Roman"/>
-        </w:rPr>
-        <w:t>的反应方程式</w:t>
-      </w:r>
-      <w:r>
-        <w:rPr>
-          <w:rFonts w:hint="eastAsia" w:ascii="Times New Roman" w:hAnsi="Times New Roman" w:eastAsia="Times New Roman" w:cs="Times New Roman"/>
-        </w:rPr>
-        <w:t>。</w:t>
-      </w:r>
-    </w:p>
-    <w:p>
-      <w:pPr>
-        <w:pStyle w:val="Compact"/>
-        <w:numPr>
-          <w:ilvl w:val="0"/>
-          <w:numId w:val="1005"/>
-        </w:numPr>
-      </w:pPr>
-      <w:r>
-        <w:rPr>
-          <w:rFonts w:hint="eastAsia" w:ascii="Times New Roman" w:hAnsi="Times New Roman" w:eastAsia="FangSong" w:cs="Times New Roman"/>
-        </w:rPr>
-        <w:t xml:space="preserve">指出</w:t>
-      </w:r>
-      <w:r>
-        <w:rPr>
-          <w:rFonts w:ascii="Times New Roman" w:hAnsi="Times New Roman" w:eastAsia="Times New Roman" w:cs="Times New Roman"/>
-        </w:rPr>
-        <w:t xml:space="preserve"> A </w:t>
-      </w:r>
-      <w:r>
-        <w:rPr>
-          <w:rFonts w:hint="eastAsia" w:ascii="Times New Roman" w:hAnsi="Times New Roman" w:eastAsia="FangSong" w:cs="Times New Roman"/>
-        </w:rPr>
-        <w:t>中氧元素的氧化态以及中心钴离子的价电子排布和杂化方式</w:t>
-      </w:r>
-      <w:r>
-        <w:rPr>
-          <w:rFonts w:hint="eastAsia" w:ascii="Times New Roman" w:hAnsi="Times New Roman" w:eastAsia="Times New Roman" w:cs="Times New Roman"/>
-        </w:rPr>
-        <w:t>。</w:t>
-      </w:r>
-    </w:p>
-    <w:p>
-      <w:pPr>
-        <w:spacing w:before="160" w:after="80"/>
-      </w:pPr>
-      <w:r>
-        <w:pict>
-          <v:rect style="width:0;height:1.5pt" o:hralign="center" o:hrstd="t" o:hr="t"/>
-        </w:pict>
-      </w:r>
-    </w:p>
-    <w:bookmarkEnd w:id="22"/>
-    <w:bookmarkStart w:id="26" w:name="第15题"/>
-    <w:p>
-      <w:pPr>
-        <w:pStyle w:val="Heading3"/>
-        <w:spacing w:before="280" w:after="120"/>
-      </w:pPr>
-      <w:r>
-        <w:rPr>
-          <w:rFonts w:hint="eastAsia" w:ascii="Times New Roman" w:hAnsi="Times New Roman" w:eastAsia="SimHei" w:cs="Times New Roman"/>
-        </w:rPr>
-        <w:t>第</w:t>
-      </w:r>
-      <w:r>
-        <w:rPr>
-          <w:rFonts w:hint="eastAsia" w:ascii="Times New Roman" w:hAnsi="Times New Roman" w:eastAsia="Times New Roman" w:cs="Times New Roman"/>
-        </w:rPr>
-        <w:t>15</w:t>
-      </w:r>
-      <w:r>
-        <w:rPr>
-          <w:rFonts w:hint="eastAsia" w:ascii="Times New Roman" w:hAnsi="Times New Roman" w:eastAsia="SimHei" w:cs="Times New Roman"/>
-        </w:rPr>
-        <w:t>题</w:t>
-      </w:r>
-    </w:p>
-    <w:p>
-      <w:pPr>
-        <w:pStyle w:val="FirstParagraph"/>
+        <w:ind w:firstLine="420"/>
       </w:pPr>
       <m:oMath>
         <m:oMathPr>
@@ -7620,28 +6451,28 @@
           <m:rPr>
             <m:sty m:val="p"/>
           </m:rPr>
-          <m:t>C</m:t>
+          <m:t>H</m:t>
         </m:r>
         <m:r>
           <m:rPr>
             <m:sty m:val="p"/>
           </m:rPr>
-          <m:t>O</m:t>
+          <m:t>g</m:t>
         </m:r>
         <m:r>
           <m:rPr>
             <m:sty m:val="p"/>
           </m:rPr>
-          <m:t>,</m:t>
+          <m:t>(</m:t>
+        </m:r>
+        <m:r>
+          <m:rPr>
+            <m:sty m:val="p"/>
+          </m:rPr>
+          <m:t>N</m:t>
         </m:r>
         <m:sSub>
           <m:e>
-            <m:r>
-              <m:rPr>
-                <m:sty m:val="p"/>
-              </m:rPr>
-              <m:t>C</m:t>
-            </m:r>
             <m:r>
               <m:rPr>
                 <m:sty m:val="p"/>
@@ -7651,6 +6482,27 @@
           </m:e>
           <m:sub>
             <m:r>
+              <m:rPr>
+                <m:sty m:val="p"/>
+              </m:rPr>
+              <m:t>3</m:t>
+            </m:r>
+          </m:sub>
+        </m:sSub>
+        <m:sSub>
+          <m:e>
+            <m:r>
+              <m:rPr>
+                <m:sty m:val="p"/>
+              </m:rPr>
+              <m:t>)</m:t>
+            </m:r>
+          </m:e>
+          <m:sub>
+            <m:r>
+              <m:rPr>
+                <m:sty m:val="p"/>
+              </m:rPr>
               <m:t>2</m:t>
             </m:r>
           </m:sub>
@@ -7666,7 +6518,149 @@
         <w:rPr>
           <w:rFonts w:hint="eastAsia" w:ascii="Times New Roman" w:hAnsi="Times New Roman" w:eastAsia="FangSong" w:cs="Times New Roman"/>
         </w:rPr>
-        <w:t>是常见的碳族氧化物</w:t>
+        <w:t xml:space="preserve">与足量</w:t>
+      </w:r>
+      <w:r>
+        <w:rPr>
+          <w:rFonts w:ascii="Times New Roman" w:hAnsi="Times New Roman" w:eastAsia="Times New Roman" w:cs="Times New Roman"/>
+        </w:rPr>
+        <w:t xml:space="preserve"> NaOH </w:t>
+      </w:r>
+      <w:r>
+        <w:rPr>
+          <w:rFonts w:hint="eastAsia" w:ascii="Times New Roman" w:hAnsi="Times New Roman" w:eastAsia="FangSong" w:cs="Times New Roman"/>
+        </w:rPr>
+        <w:t xml:space="preserve">溶液反应</w:t>
+      </w:r>
+      <w:r>
+        <w:rPr>
+          <w:rFonts w:ascii="Times New Roman" w:hAnsi="Times New Roman" w:eastAsia="Times New Roman" w:cs="Times New Roman"/>
+        </w:rPr>
+        <w:t xml:space="preserve"> HgO。</w:t>
+      </w:r>
+    </w:p>
+    <w:p>
+      <w:pPr>
+        <w:pStyle w:val="FirstParagraph"/>
+        <w:ind w:firstLine="420"/>
+      </w:pPr>
+      <w:r>
+        <w:rPr>
+          <w:rFonts w:ascii="Times New Roman" w:hAnsi="Times New Roman" w:eastAsia="Times New Roman" w:cs="Times New Roman"/>
+        </w:rPr>
+        <w:t xml:space="preserve">HgS </w:t>
+      </w:r>
+      <w:r>
+        <w:rPr>
+          <w:rFonts w:hint="eastAsia" w:ascii="Times New Roman" w:hAnsi="Times New Roman" w:eastAsia="FangSong" w:cs="Times New Roman"/>
+        </w:rPr>
+        <w:t>同样有红</w:t>
+      </w:r>
+      <w:r>
+        <w:rPr>
+          <w:rFonts w:hint="eastAsia" w:ascii="Times New Roman" w:hAnsi="Times New Roman" w:eastAsia="Times New Roman" w:cs="Times New Roman"/>
+        </w:rPr>
+        <w:t>、</w:t>
+      </w:r>
+      <w:r>
+        <w:rPr>
+          <w:rFonts w:hint="eastAsia" w:ascii="Times New Roman" w:hAnsi="Times New Roman" w:eastAsia="FangSong" w:cs="Times New Roman"/>
+        </w:rPr>
+        <w:t>黑两种颜色</w:t>
+      </w:r>
+      <w:r>
+        <w:rPr>
+          <w:rFonts w:hint="eastAsia" w:ascii="Times New Roman" w:hAnsi="Times New Roman" w:eastAsia="Times New Roman" w:cs="Times New Roman"/>
+        </w:rPr>
+        <w:t>，</w:t>
+      </w:r>
+      <w:r>
+        <w:rPr>
+          <w:rFonts w:hint="eastAsia" w:ascii="Times New Roman" w:hAnsi="Times New Roman" w:eastAsia="FangSong" w:cs="Times New Roman"/>
+        </w:rPr>
+        <w:t>两者晶型不同</w:t>
+      </w:r>
+      <w:r>
+        <w:rPr>
+          <w:rFonts w:hint="eastAsia" w:ascii="Times New Roman" w:hAnsi="Times New Roman" w:eastAsia="Times New Roman" w:cs="Times New Roman"/>
+        </w:rPr>
+        <w:t>：</w:t>
+      </w:r>
+      <w:r>
+        <w:rPr>
+          <w:rFonts w:hint="eastAsia" w:ascii="Times New Roman" w:hAnsi="Times New Roman" w:eastAsia="FangSong" w:cs="Times New Roman"/>
+        </w:rPr>
+        <w:t>红色的</w:t>
+      </w:r>
+      <w:r>
+        <w:rPr>
+          <w:rFonts w:ascii="Times New Roman" w:hAnsi="Times New Roman" w:eastAsia="Times New Roman" w:cs="Times New Roman"/>
+        </w:rPr>
+        <w:t xml:space="preserve"> </w:t>
+      </w:r>
+      <m:oMath>
+        <m:r>
+          <m:t>α</m:t>
+        </m:r>
+      </m:oMath>
+      <w:r>
+        <w:rPr>
+          <w:rFonts w:ascii="Times New Roman" w:hAnsi="Times New Roman" w:eastAsia="Times New Roman" w:cs="Times New Roman"/>
+        </w:rPr>
+        <w:t xml:space="preserve">-HgS </w:t>
+      </w:r>
+      <w:r>
+        <w:rPr>
+          <w:rFonts w:hint="eastAsia" w:ascii="Times New Roman" w:hAnsi="Times New Roman" w:eastAsia="FangSong" w:cs="Times New Roman"/>
+        </w:rPr>
+        <w:t>为岩盐</w:t>
+      </w:r>
+      <w:r>
+        <w:rPr>
+          <w:rFonts w:hint="eastAsia" w:ascii="Times New Roman" w:hAnsi="Times New Roman" w:eastAsia="Times New Roman" w:cs="Times New Roman"/>
+        </w:rPr>
+        <w:t>（NaCl）</w:t>
+      </w:r>
+      <w:r>
+        <w:rPr>
+          <w:rFonts w:hint="eastAsia" w:ascii="Times New Roman" w:hAnsi="Times New Roman" w:eastAsia="FangSong" w:cs="Times New Roman"/>
+        </w:rPr>
+        <w:t>型</w:t>
+      </w:r>
+      <w:r>
+        <w:rPr>
+          <w:rFonts w:hint="eastAsia" w:ascii="Times New Roman" w:hAnsi="Times New Roman" w:eastAsia="Times New Roman" w:cs="Times New Roman"/>
+        </w:rPr>
+        <w:t>，</w:t>
+      </w:r>
+      <w:r>
+        <w:rPr>
+          <w:rFonts w:hint="eastAsia" w:ascii="Times New Roman" w:hAnsi="Times New Roman" w:eastAsia="FangSong" w:cs="Times New Roman"/>
+        </w:rPr>
+        <w:t>黑色的</w:t>
+      </w:r>
+      <w:r>
+        <w:rPr>
+          <w:rFonts w:ascii="Times New Roman" w:hAnsi="Times New Roman" w:eastAsia="Times New Roman" w:cs="Times New Roman"/>
+        </w:rPr>
+        <w:t xml:space="preserve"> </w:t>
+      </w:r>
+      <m:oMath>
+        <m:r>
+          <m:t>β</m:t>
+        </m:r>
+      </m:oMath>
+      <w:r>
+        <w:rPr>
+          <w:rFonts w:ascii="Times New Roman" w:hAnsi="Times New Roman" w:eastAsia="Times New Roman" w:cs="Times New Roman"/>
+        </w:rPr>
+        <w:t xml:space="preserve">-HgS </w:t>
+      </w:r>
+      <w:r>
+        <w:rPr>
+          <w:rFonts w:hint="eastAsia" w:ascii="Times New Roman" w:hAnsi="Times New Roman" w:eastAsia="FangSong" w:cs="Times New Roman"/>
+        </w:rPr>
+        <w:t>为闪锌矿型</w:t>
       </w:r>
       <w:r>
         <w:rPr>
@@ -7674,11 +6668,43 @@
         </w:rPr>
         <w:t>。</w:t>
       </w:r>
-      <w:r>
-        <w:rPr>
-          <w:rFonts w:hint="eastAsia" w:ascii="Times New Roman" w:hAnsi="Times New Roman" w:eastAsia="FangSong" w:cs="Times New Roman"/>
-        </w:rPr>
-        <w:t>与之类似的硅不同</w:t>
+    </w:p>
+    <w:p>
+      <w:pPr>
+        <w:pStyle w:val="BodyText"/>
+        <w:ind w:firstLine="420"/>
+      </w:pPr>
+      <w:r>
+        <w:rPr>
+          <w:rFonts w:ascii="Times New Roman" w:hAnsi="Times New Roman" w:eastAsia="Times New Roman" w:cs="Times New Roman"/>
+          <w:b/>
+          <w:bCs/>
+        </w:rPr>
+        <w:t xml:space="preserve">(3)</w:t>
+      </w:r>
+      <w:r>
+        <w:rPr>
+          <w:rFonts w:ascii="Times New Roman" w:hAnsi="Times New Roman" w:eastAsia="Times New Roman" w:cs="Times New Roman"/>
+        </w:rPr>
+        <w:t xml:space="preserve"> </w:t>
+      </w:r>
+      <w:r>
+        <w:rPr>
+          <w:rFonts w:hint="eastAsia" w:ascii="Times New Roman" w:hAnsi="Times New Roman" w:eastAsia="FangSong" w:cs="Times New Roman"/>
+        </w:rPr>
+        <w:t xml:space="preserve">假设两种矿石中</w:t>
+      </w:r>
+      <w:r>
+        <w:rPr>
+          <w:rFonts w:ascii="Times New Roman" w:hAnsi="Times New Roman" w:eastAsia="Times New Roman" w:cs="Times New Roman"/>
+        </w:rPr>
+        <w:t xml:space="preserve"> Hg—S </w:t>
+      </w:r>
+      <w:r>
+        <w:rPr>
+          <w:rFonts w:hint="eastAsia" w:ascii="Times New Roman" w:hAnsi="Times New Roman" w:eastAsia="FangSong" w:cs="Times New Roman"/>
+        </w:rPr>
+        <w:t>键长相同</w:t>
       </w:r>
       <w:r>
         <w:rPr>
@@ -7690,7 +6716,459 @@
         <w:rPr>
           <w:rFonts w:hint="eastAsia" w:ascii="Times New Roman" w:hAnsi="Times New Roman" w:eastAsia="FangSong" w:cs="Times New Roman"/>
         </w:rPr>
-        <w:t>虽然</w:t>
+        <w:t>求</w:t>
+      </w:r>
+      <w:r>
+        <w:rPr>
+          <w:rFonts w:ascii="Times New Roman" w:hAnsi="Times New Roman" w:eastAsia="Times New Roman" w:cs="Times New Roman"/>
+        </w:rPr>
+        <w:t xml:space="preserve"> </w:t>
+      </w:r>
+      <m:oMath>
+        <m:r>
+          <m:t>α</m:t>
+        </m:r>
+      </m:oMath>
+      <w:r>
+        <w:rPr>
+          <w:rFonts w:ascii="Times New Roman" w:hAnsi="Times New Roman" w:eastAsia="Times New Roman" w:cs="Times New Roman"/>
+        </w:rPr>
+        <w:t xml:space="preserve">-HgS </w:t>
+      </w:r>
+      <w:r>
+        <w:rPr>
+          <w:rFonts w:hint="eastAsia" w:ascii="Times New Roman" w:hAnsi="Times New Roman" w:eastAsia="FangSong" w:cs="Times New Roman"/>
+        </w:rPr>
+        <w:t xml:space="preserve">和</w:t>
+      </w:r>
+      <w:r>
+        <w:rPr>
+          <w:rFonts w:ascii="Times New Roman" w:hAnsi="Times New Roman" w:eastAsia="Times New Roman" w:cs="Times New Roman"/>
+        </w:rPr>
+        <w:t xml:space="preserve"> </w:t>
+      </w:r>
+      <m:oMath>
+        <m:r>
+          <m:t>β</m:t>
+        </m:r>
+      </m:oMath>
+      <w:r>
+        <w:rPr>
+          <w:rFonts w:ascii="Times New Roman" w:hAnsi="Times New Roman" w:eastAsia="Times New Roman" w:cs="Times New Roman"/>
+        </w:rPr>
+        <w:t xml:space="preserve">-HgS </w:t>
+      </w:r>
+      <w:r>
+        <w:rPr>
+          <w:rFonts w:hint="eastAsia" w:ascii="Times New Roman" w:hAnsi="Times New Roman" w:eastAsia="FangSong" w:cs="Times New Roman"/>
+        </w:rPr>
+        <w:t>的密度比</w:t>
+      </w:r>
+      <w:r>
+        <w:rPr>
+          <w:rFonts w:hint="eastAsia" w:ascii="Times New Roman" w:hAnsi="Times New Roman" w:eastAsia="Times New Roman" w:cs="Times New Roman"/>
+        </w:rPr>
+        <w:t>。</w:t>
+      </w:r>
+    </w:p>
+    <w:p>
+      <w:pPr>
+        <w:pStyle w:val="BodyText"/>
+        <w:ind w:firstLine="420"/>
+      </w:pPr>
+      <w:r>
+        <w:rPr>
+          <w:rFonts w:ascii="Times New Roman" w:hAnsi="Times New Roman" w:eastAsia="Times New Roman" w:cs="Times New Roman"/>
+          <w:b/>
+          <w:bCs/>
+        </w:rPr>
+        <w:t xml:space="preserve">(4)</w:t>
+      </w:r>
+      <w:r>
+        <w:rPr>
+          <w:rFonts w:ascii="Times New Roman" w:hAnsi="Times New Roman" w:eastAsia="Times New Roman" w:cs="Times New Roman"/>
+        </w:rPr>
+        <w:t xml:space="preserve"> </w:t>
+      </w:r>
+      <w:r>
+        <w:rPr>
+          <w:rFonts w:hint="eastAsia" w:ascii="Times New Roman" w:hAnsi="Times New Roman" w:eastAsia="FangSong" w:cs="Times New Roman"/>
+        </w:rPr>
+        <w:t>实际上</w:t>
+      </w:r>
+      <w:r>
+        <w:rPr>
+          <w:rFonts w:hint="eastAsia" w:ascii="Times New Roman" w:hAnsi="Times New Roman" w:eastAsia="Times New Roman" w:cs="Times New Roman"/>
+        </w:rPr>
+        <w:t>，</w:t>
+      </w:r>
+      <m:oMath>
+        <m:r>
+          <m:t>α</m:t>
+        </m:r>
+      </m:oMath>
+      <w:r>
+        <w:rPr>
+          <w:rFonts w:ascii="Times New Roman" w:hAnsi="Times New Roman" w:eastAsia="Times New Roman" w:cs="Times New Roman"/>
+        </w:rPr>
+        <w:t xml:space="preserve">-HgS </w:t>
+      </w:r>
+      <w:r>
+        <w:rPr>
+          <w:rFonts w:hint="eastAsia" w:ascii="Times New Roman" w:hAnsi="Times New Roman" w:eastAsia="FangSong" w:cs="Times New Roman"/>
+        </w:rPr>
+        <w:t xml:space="preserve">和</w:t>
+      </w:r>
+      <w:r>
+        <w:rPr>
+          <w:rFonts w:ascii="Times New Roman" w:hAnsi="Times New Roman" w:eastAsia="Times New Roman" w:cs="Times New Roman"/>
+        </w:rPr>
+        <w:t xml:space="preserve"> </w:t>
+      </w:r>
+      <m:oMath>
+        <m:r>
+          <m:t>β</m:t>
+        </m:r>
+      </m:oMath>
+      <w:r>
+        <w:rPr>
+          <w:rFonts w:ascii="Times New Roman" w:hAnsi="Times New Roman" w:eastAsia="Times New Roman" w:cs="Times New Roman"/>
+        </w:rPr>
+        <w:t xml:space="preserve">-HgS </w:t>
+      </w:r>
+      <w:r>
+        <w:rPr>
+          <w:rFonts w:hint="eastAsia" w:ascii="Times New Roman" w:hAnsi="Times New Roman" w:eastAsia="FangSong" w:cs="Times New Roman"/>
+        </w:rPr>
+        <w:t xml:space="preserve">的密度分别为</w:t>
+      </w:r>
+      <w:r>
+        <w:rPr>
+          <w:rFonts w:ascii="Times New Roman" w:hAnsi="Times New Roman" w:eastAsia="Times New Roman" w:cs="Times New Roman"/>
+        </w:rPr>
+        <w:t xml:space="preserve"> </w:t>
+      </w:r>
+      <m:oMath>
+        <m:oMathPr>
+          <m:ctrlPr>
+            <w:rPr>
+              <w:sz w:val="28"/>
+              <w:szCs w:val="28"/>
+            </w:rPr>
+          </m:ctrlPr>
+        </m:oMathPr>
+        <m:r>
+          <m:t>8.10</m:t>
+        </m:r>
+        <m:r>
+          <m:t> </m:t>
+        </m:r>
+        <m:r>
+          <m:rPr>
+            <m:sty m:val="p"/>
+          </m:rPr>
+          <m:t>g</m:t>
+        </m:r>
+        <m:r>
+          <m:rPr>
+            <m:sty m:val="p"/>
+          </m:rPr>
+          <m:t>/</m:t>
+        </m:r>
+        <m:r>
+          <m:rPr>
+            <m:sty m:val="p"/>
+          </m:rPr>
+          <m:t>c</m:t>
+        </m:r>
+        <m:sSup>
+          <m:e>
+            <m:r>
+              <m:rPr>
+                <m:sty m:val="p"/>
+              </m:rPr>
+              <m:t>m</m:t>
+            </m:r>
+          </m:e>
+          <m:sup>
+            <m:r>
+              <m:rPr>
+                <m:sty m:val="p"/>
+              </m:rPr>
+              <m:t>3</m:t>
+            </m:r>
+          </m:sup>
+        </m:sSup>
+      </m:oMath>
+      <w:r>
+        <w:rPr>
+          <w:rFonts w:ascii="Times New Roman" w:hAnsi="Times New Roman" w:eastAsia="Times New Roman" w:cs="Times New Roman"/>
+        </w:rPr>
+        <w:t xml:space="preserve"> </w:t>
+      </w:r>
+      <w:r>
+        <w:rPr>
+          <w:rFonts w:hint="eastAsia" w:ascii="Times New Roman" w:hAnsi="Times New Roman" w:eastAsia="FangSong" w:cs="Times New Roman"/>
+        </w:rPr>
+        <w:t xml:space="preserve">和</w:t>
+      </w:r>
+      <w:r>
+        <w:rPr>
+          <w:rFonts w:ascii="Times New Roman" w:hAnsi="Times New Roman" w:eastAsia="Times New Roman" w:cs="Times New Roman"/>
+        </w:rPr>
+        <w:t xml:space="preserve"> </w:t>
+      </w:r>
+      <m:oMath>
+        <m:oMathPr>
+          <m:ctrlPr>
+            <w:rPr>
+              <w:sz w:val="28"/>
+              <w:szCs w:val="28"/>
+            </w:rPr>
+          </m:ctrlPr>
+        </m:oMathPr>
+        <m:r>
+          <m:t>7.73</m:t>
+        </m:r>
+        <m:r>
+          <m:t> </m:t>
+        </m:r>
+        <m:r>
+          <m:rPr>
+            <m:sty m:val="p"/>
+          </m:rPr>
+          <m:t>g</m:t>
+        </m:r>
+        <m:r>
+          <m:rPr>
+            <m:sty m:val="p"/>
+          </m:rPr>
+          <m:t>/</m:t>
+        </m:r>
+        <m:r>
+          <m:rPr>
+            <m:sty m:val="p"/>
+          </m:rPr>
+          <m:t>c</m:t>
+        </m:r>
+        <m:sSup>
+          <m:e>
+            <m:r>
+              <m:rPr>
+                <m:sty m:val="p"/>
+              </m:rPr>
+              <m:t>m</m:t>
+            </m:r>
+          </m:e>
+          <m:sup>
+            <m:r>
+              <m:rPr>
+                <m:sty m:val="p"/>
+              </m:rPr>
+              <m:t>3</m:t>
+            </m:r>
+          </m:sup>
+        </m:sSup>
+      </m:oMath>
+      <w:r>
+        <w:rPr>
+          <w:rFonts w:hint="eastAsia" w:ascii="Times New Roman" w:hAnsi="Times New Roman" w:eastAsia="Times New Roman" w:cs="Times New Roman"/>
+        </w:rPr>
+        <w:t>。</w:t>
+      </w:r>
+      <w:r>
+        <w:rPr>
+          <w:rFonts w:hint="eastAsia" w:ascii="Times New Roman" w:hAnsi="Times New Roman" w:eastAsia="FangSong" w:cs="Times New Roman"/>
+        </w:rPr>
+        <w:t>通过计算写出</w:t>
+      </w:r>
+      <w:r>
+        <w:rPr>
+          <w:rFonts w:ascii="Times New Roman" w:hAnsi="Times New Roman" w:eastAsia="Times New Roman" w:cs="Times New Roman"/>
+        </w:rPr>
+        <w:t xml:space="preserve"> </w:t>
+      </w:r>
+      <m:oMath>
+        <m:r>
+          <m:t>α</m:t>
+        </m:r>
+      </m:oMath>
+      <w:r>
+        <w:rPr>
+          <w:rFonts w:ascii="Times New Roman" w:hAnsi="Times New Roman" w:eastAsia="Times New Roman" w:cs="Times New Roman"/>
+        </w:rPr>
+        <w:t xml:space="preserve">-HgS </w:t>
+      </w:r>
+      <w:r>
+        <w:rPr>
+          <w:rFonts w:hint="eastAsia" w:ascii="Times New Roman" w:hAnsi="Times New Roman" w:eastAsia="FangSong" w:cs="Times New Roman"/>
+        </w:rPr>
+        <w:t xml:space="preserve">和</w:t>
+      </w:r>
+      <w:r>
+        <w:rPr>
+          <w:rFonts w:ascii="Times New Roman" w:hAnsi="Times New Roman" w:eastAsia="Times New Roman" w:cs="Times New Roman"/>
+        </w:rPr>
+        <w:t xml:space="preserve"> </w:t>
+      </w:r>
+      <m:oMath>
+        <m:r>
+          <m:t>β</m:t>
+        </m:r>
+      </m:oMath>
+      <w:r>
+        <w:rPr>
+          <w:rFonts w:ascii="Times New Roman" w:hAnsi="Times New Roman" w:eastAsia="Times New Roman" w:cs="Times New Roman"/>
+        </w:rPr>
+        <w:t xml:space="preserve">-HgS </w:t>
+      </w:r>
+      <w:r>
+        <w:rPr>
+          <w:rFonts w:hint="eastAsia" w:ascii="Times New Roman" w:hAnsi="Times New Roman" w:eastAsia="FangSong" w:cs="Times New Roman"/>
+        </w:rPr>
+        <w:t xml:space="preserve">中</w:t>
+      </w:r>
+      <w:r>
+        <w:rPr>
+          <w:rFonts w:ascii="Times New Roman" w:hAnsi="Times New Roman" w:eastAsia="Times New Roman" w:cs="Times New Roman"/>
+        </w:rPr>
+        <w:t xml:space="preserve"> Hg—S </w:t>
+      </w:r>
+      <w:r>
+        <w:rPr>
+          <w:rFonts w:hint="eastAsia" w:ascii="Times New Roman" w:hAnsi="Times New Roman" w:eastAsia="FangSong" w:cs="Times New Roman"/>
+        </w:rPr>
+        <w:t>键长并解释这种差异</w:t>
+      </w:r>
+      <w:r>
+        <w:rPr>
+          <w:rFonts w:hint="eastAsia" w:ascii="Times New Roman" w:hAnsi="Times New Roman" w:eastAsia="Times New Roman" w:cs="Times New Roman"/>
+        </w:rPr>
+        <w:t>。</w:t>
+      </w:r>
+    </w:p>
+    <w:p>
+      <w:pPr>
+        <w:spacing w:before="160" w:after="80"/>
+      </w:pPr>
+      <w:r>
+        <w:pict>
+          <v:rect style="width:0;height:1.5pt" o:hralign="center" o:hrstd="t" o:hr="t"/>
+        </w:pict>
+      </w:r>
+    </w:p>
+    <w:p>
+      <w:pPr>
+        <w:spacing w:before="160" w:after="80"/>
+      </w:pPr>
+      <w:r>
+        <w:pict>
+          <v:rect style="width:0;height:1.5pt" o:hralign="center" o:hrstd="t" o:hr="t"/>
+        </w:pict>
+      </w:r>
+    </w:p>
+    <w:bookmarkEnd w:id="19"/>
+    <w:bookmarkStart w:id="20" w:name="第12题"/>
+    <w:p>
+      <w:pPr>
+        <w:pStyle w:val="Heading3"/>
+        <w:spacing w:before="280" w:after="120"/>
+      </w:pPr>
+      <w:r>
+        <w:rPr>
+          <w:rFonts w:hint="eastAsia" w:ascii="Times New Roman" w:hAnsi="Times New Roman" w:eastAsia="SimHei" w:cs="Times New Roman"/>
+        </w:rPr>
+        <w:t>第</w:t>
+      </w:r>
+      <w:r>
+        <w:rPr>
+          <w:rFonts w:hint="eastAsia" w:ascii="Times New Roman" w:hAnsi="Times New Roman" w:eastAsia="Times New Roman" w:cs="Times New Roman"/>
+        </w:rPr>
+        <w:t>12</w:t>
+      </w:r>
+      <w:r>
+        <w:rPr>
+          <w:rFonts w:hint="eastAsia" w:ascii="Times New Roman" w:hAnsi="Times New Roman" w:eastAsia="SimHei" w:cs="Times New Roman"/>
+        </w:rPr>
+        <w:t>题</w:t>
+      </w:r>
+    </w:p>
+    <w:p>
+      <w:pPr>
+        <w:pStyle w:val="FirstParagraph"/>
+        <w:ind w:firstLine="420"/>
+      </w:pPr>
+      <w:r>
+        <w:rPr>
+          <w:rFonts w:hint="eastAsia" w:ascii="Times New Roman" w:hAnsi="Times New Roman" w:eastAsia="FangSong" w:cs="Times New Roman"/>
+        </w:rPr>
+        <w:t>已知以下数据</w:t>
+      </w:r>
+      <w:r>
+        <w:rPr>
+          <w:rFonts w:hint="eastAsia" w:ascii="Times New Roman" w:hAnsi="Times New Roman" w:eastAsia="Times New Roman" w:cs="Times New Roman"/>
+        </w:rPr>
+        <w:t>：Ca</w:t>
+      </w:r>
+      <w:r>
+        <w:rPr>
+          <w:rFonts w:ascii="Times New Roman" w:hAnsi="Times New Roman" w:eastAsia="Times New Roman" w:cs="Times New Roman"/>
+        </w:rPr>
+        <w:t xml:space="preserve"> </w:t>
+      </w:r>
+      <w:r>
+        <w:rPr>
+          <w:rFonts w:hint="eastAsia" w:ascii="Times New Roman" w:hAnsi="Times New Roman" w:eastAsia="FangSong" w:cs="Times New Roman"/>
+        </w:rPr>
+        <w:t xml:space="preserve">的升华热为</w:t>
+      </w:r>
+      <w:r>
+        <w:rPr>
+          <w:rFonts w:ascii="Times New Roman" w:hAnsi="Times New Roman" w:eastAsia="Times New Roman" w:cs="Times New Roman"/>
+        </w:rPr>
+        <w:t xml:space="preserve"> </w:t>
+      </w:r>
+      <w:r>
+        <w:rPr>
+          <w:rFonts w:hint="eastAsia" w:ascii="Times New Roman" w:hAnsi="Times New Roman" w:eastAsia="Times New Roman" w:cs="Times New Roman"/>
+        </w:rPr>
+        <w:t xml:space="preserve">193kJ/mol，Ca</w:t>
+      </w:r>
+      <w:r>
+        <w:rPr>
+          <w:rFonts w:ascii="Times New Roman" w:hAnsi="Times New Roman" w:eastAsia="Times New Roman" w:cs="Times New Roman"/>
+        </w:rPr>
+        <w:t xml:space="preserve"> </w:t>
+      </w:r>
+      <w:r>
+        <w:rPr>
+          <w:rFonts w:hint="eastAsia" w:ascii="Times New Roman" w:hAnsi="Times New Roman" w:eastAsia="FangSong" w:cs="Times New Roman"/>
+        </w:rPr>
+        <w:t xml:space="preserve">的第一和第二电离能分别为</w:t>
+      </w:r>
+      <w:r>
+        <w:rPr>
+          <w:rFonts w:ascii="Times New Roman" w:hAnsi="Times New Roman" w:eastAsia="Times New Roman" w:cs="Times New Roman"/>
+        </w:rPr>
+        <w:t xml:space="preserve"> 590 </w:t>
+      </w:r>
+      <w:r>
+        <w:rPr>
+          <w:rFonts w:hint="eastAsia" w:ascii="Times New Roman" w:hAnsi="Times New Roman" w:eastAsia="FangSong" w:cs="Times New Roman"/>
+        </w:rPr>
+        <w:t xml:space="preserve">和</w:t>
+      </w:r>
+      <w:r>
+        <w:rPr>
+          <w:rFonts w:ascii="Times New Roman" w:hAnsi="Times New Roman" w:eastAsia="Times New Roman" w:cs="Times New Roman"/>
+        </w:rPr>
+        <w:t xml:space="preserve"> </w:t>
+      </w:r>
+      <w:r>
+        <w:rPr>
+          <w:rFonts w:hint="eastAsia" w:ascii="Times New Roman" w:hAnsi="Times New Roman" w:eastAsia="Times New Roman" w:cs="Times New Roman"/>
+        </w:rPr>
+        <w:t xml:space="preserve">1010kJ/mol，</w:t>
       </w:r>
       <w:r>
         <w:rPr>
@@ -7702,30 +7180,289 @@
         <m:sSub>
           <m:e>
             <m:r>
+              <m:t>O</m:t>
+            </m:r>
+          </m:e>
+          <m:sub>
+            <m:r>
+              <m:t>2</m:t>
+            </m:r>
+          </m:sub>
+        </m:sSub>
+      </m:oMath>
+      <w:r>
+        <w:rPr>
+          <w:rFonts w:ascii="Times New Roman" w:hAnsi="Times New Roman" w:eastAsia="Times New Roman" w:cs="Times New Roman"/>
+        </w:rPr>
+        <w:t xml:space="preserve"> </w:t>
+      </w:r>
+      <w:r>
+        <w:rPr>
+          <w:rFonts w:hint="eastAsia" w:ascii="Times New Roman" w:hAnsi="Times New Roman" w:eastAsia="FangSong" w:cs="Times New Roman"/>
+        </w:rPr>
+        <w:t xml:space="preserve">的键能为</w:t>
+      </w:r>
+      <w:r>
+        <w:rPr>
+          <w:rFonts w:ascii="Times New Roman" w:hAnsi="Times New Roman" w:eastAsia="Times New Roman" w:cs="Times New Roman"/>
+        </w:rPr>
+        <w:t xml:space="preserve"> </w:t>
+      </w:r>
+      <w:r>
+        <w:rPr>
+          <w:rFonts w:hint="eastAsia" w:ascii="Times New Roman" w:hAnsi="Times New Roman" w:eastAsia="Times New Roman" w:cs="Times New Roman"/>
+        </w:rPr>
+        <w:t xml:space="preserve">498kJ/mol，O</w:t>
+      </w:r>
+      <w:r>
+        <w:rPr>
+          <w:rFonts w:ascii="Times New Roman" w:hAnsi="Times New Roman" w:eastAsia="Times New Roman" w:cs="Times New Roman"/>
+        </w:rPr>
+        <w:t xml:space="preserve"> </w:t>
+      </w:r>
+      <w:r>
+        <w:rPr>
+          <w:rFonts w:hint="eastAsia" w:ascii="Times New Roman" w:hAnsi="Times New Roman" w:eastAsia="FangSong" w:cs="Times New Roman"/>
+        </w:rPr>
+        <w:t xml:space="preserve">的第一和第二电子亲和能分别为</w:t>
+      </w:r>
+      <w:r>
+        <w:rPr>
+          <w:rFonts w:ascii="Times New Roman" w:hAnsi="Times New Roman" w:eastAsia="Times New Roman" w:cs="Times New Roman"/>
+        </w:rPr>
+        <w:t xml:space="preserve"> 141 </w:t>
+      </w:r>
+      <w:r>
+        <w:rPr>
+          <w:rFonts w:hint="eastAsia" w:ascii="Times New Roman" w:hAnsi="Times New Roman" w:eastAsia="FangSong" w:cs="Times New Roman"/>
+        </w:rPr>
+        <w:t xml:space="preserve">和</w:t>
+      </w:r>
+      <w:r>
+        <w:rPr>
+          <w:rFonts w:ascii="Times New Roman" w:hAnsi="Times New Roman" w:eastAsia="Times New Roman" w:cs="Times New Roman"/>
+        </w:rPr>
+        <w:t xml:space="preserve"> </w:t>
+      </w:r>
+      <w:r>
+        <w:rPr>
+          <w:rFonts w:hint="eastAsia" w:ascii="Times New Roman" w:hAnsi="Times New Roman" w:eastAsia="Times New Roman" w:cs="Times New Roman"/>
+        </w:rPr>
+        <w:t xml:space="preserve">-878kJ/mol，CaO</w:t>
+      </w:r>
+      <w:r>
+        <w:rPr>
+          <w:rFonts w:ascii="Times New Roman" w:hAnsi="Times New Roman" w:eastAsia="Times New Roman" w:cs="Times New Roman"/>
+        </w:rPr>
+        <w:t xml:space="preserve"> </w:t>
+      </w:r>
+      <w:r>
+        <w:rPr>
+          <w:rFonts w:hint="eastAsia" w:ascii="Times New Roman" w:hAnsi="Times New Roman" w:eastAsia="FangSong" w:cs="Times New Roman"/>
+        </w:rPr>
+        <w:t xml:space="preserve">的标准摩尔生成焓为</w:t>
+      </w:r>
+      <w:r>
+        <w:rPr>
+          <w:rFonts w:ascii="Times New Roman" w:hAnsi="Times New Roman" w:eastAsia="Times New Roman" w:cs="Times New Roman"/>
+        </w:rPr>
+        <w:t xml:space="preserve"> -635kJ/mol。</w:t>
+      </w:r>
+    </w:p>
+    <w:p>
+      <w:pPr>
+        <w:numPr>
+          <w:ilvl w:val="0"/>
+          <w:numId w:val="1005"/>
+        </w:numPr>
+        <w:ind w:firstLine="420"/>
+      </w:pPr>
+      <w:r>
+        <w:rPr>
+          <w:rFonts w:hint="eastAsia" w:ascii="Times New Roman" w:hAnsi="Times New Roman" w:eastAsia="FangSong" w:cs="Times New Roman"/>
+        </w:rPr>
+        <w:t xml:space="preserve">从实验数据中求出</w:t>
+      </w:r>
+      <w:r>
+        <w:rPr>
+          <w:rFonts w:ascii="Times New Roman" w:hAnsi="Times New Roman" w:eastAsia="Times New Roman" w:cs="Times New Roman"/>
+        </w:rPr>
+        <w:t xml:space="preserve"> CaO </w:t>
+      </w:r>
+      <w:r>
+        <w:rPr>
+          <w:rFonts w:hint="eastAsia" w:ascii="Times New Roman" w:hAnsi="Times New Roman" w:eastAsia="FangSong" w:cs="Times New Roman"/>
+        </w:rPr>
+        <w:t>的晶格能</w:t>
+      </w:r>
+      <w:r>
+        <w:rPr>
+          <w:rFonts w:hint="eastAsia" w:ascii="Times New Roman" w:hAnsi="Times New Roman" w:eastAsia="Times New Roman" w:cs="Times New Roman"/>
+        </w:rPr>
+        <w:t>。</w:t>
+      </w:r>
+    </w:p>
+    <w:p>
+      <w:pPr>
+        <w:numPr>
+          <w:ilvl w:val="0"/>
+          <w:numId w:val="1005"/>
+        </w:numPr>
+        <w:ind w:firstLine="420"/>
+      </w:pPr>
+      <w:r>
+        <w:rPr>
+          <w:rFonts w:hint="eastAsia" w:ascii="Times New Roman" w:hAnsi="Times New Roman" w:eastAsia="FangSong" w:cs="Times New Roman"/>
+        </w:rPr>
+        <w:t>晶格能也可以从理论上求出</w:t>
+      </w:r>
+      <w:r>
+        <w:rPr>
+          <w:rFonts w:hint="eastAsia" w:ascii="Times New Roman" w:hAnsi="Times New Roman" w:eastAsia="Times New Roman" w:cs="Times New Roman"/>
+        </w:rPr>
+        <w:t>。</w:t>
+      </w:r>
+      <w:r>
+        <w:rPr>
+          <w:rFonts w:hint="eastAsia" w:ascii="Times New Roman" w:hAnsi="Times New Roman" w:eastAsia="FangSong" w:cs="Times New Roman"/>
+        </w:rPr>
+        <w:t>已知</w:t>
+      </w:r>
+      <w:r>
+        <w:rPr>
+          <w:rFonts w:ascii="Times New Roman" w:hAnsi="Times New Roman" w:eastAsia="Times New Roman" w:cs="Times New Roman"/>
+        </w:rPr>
+        <w:t xml:space="preserve"> CaO </w:t>
+      </w:r>
+      <w:r>
+        <w:rPr>
+          <w:rFonts w:hint="eastAsia" w:ascii="Times New Roman" w:hAnsi="Times New Roman" w:eastAsia="FangSong" w:cs="Times New Roman"/>
+        </w:rPr>
+        <w:t xml:space="preserve">是</w:t>
+      </w:r>
+      <w:r>
+        <w:rPr>
+          <w:rFonts w:ascii="Times New Roman" w:hAnsi="Times New Roman" w:eastAsia="Times New Roman" w:cs="Times New Roman"/>
+        </w:rPr>
+        <w:t xml:space="preserve"> NaCl </w:t>
+      </w:r>
+      <w:r>
+        <w:rPr>
+          <w:rFonts w:hint="eastAsia" w:ascii="Times New Roman" w:hAnsi="Times New Roman" w:eastAsia="FangSong" w:cs="Times New Roman"/>
+        </w:rPr>
+        <w:t>型结构</w:t>
+      </w:r>
+      <w:r>
+        <w:rPr>
+          <w:rFonts w:hint="eastAsia" w:ascii="Times New Roman" w:hAnsi="Times New Roman" w:eastAsia="Times New Roman" w:cs="Times New Roman"/>
+        </w:rPr>
+        <w:t>，</w:t>
+      </w:r>
+      <w:r>
+        <w:rPr>
+          <w:rFonts w:hint="eastAsia" w:ascii="Times New Roman" w:hAnsi="Times New Roman" w:eastAsia="FangSong" w:cs="Times New Roman"/>
+        </w:rPr>
+        <w:t>晶胞参数为</w:t>
+      </w:r>
+      <w:r>
+        <w:rPr>
+          <w:rFonts w:ascii="Times New Roman" w:hAnsi="Times New Roman" w:eastAsia="Times New Roman" w:cs="Times New Roman"/>
+        </w:rPr>
+        <w:t xml:space="preserve"> </w:t>
+      </w:r>
+      <w:r>
+        <w:rPr>
+          <w:rFonts w:hint="eastAsia" w:ascii="Times New Roman" w:hAnsi="Times New Roman" w:eastAsia="Times New Roman" w:cs="Times New Roman"/>
+        </w:rPr>
+        <w:t>0.480nm。</w:t>
+      </w:r>
+      <w:r>
+        <w:rPr>
+          <w:rFonts w:hint="eastAsia" w:ascii="Times New Roman" w:hAnsi="Times New Roman" w:eastAsia="FangSong" w:cs="Times New Roman"/>
+        </w:rPr>
+        <w:t>假设我们只考虑一个</w:t>
+      </w:r>
+      <w:r>
+        <w:rPr>
+          <w:rFonts w:ascii="Times New Roman" w:hAnsi="Times New Roman" w:eastAsia="Times New Roman" w:cs="Times New Roman"/>
+        </w:rPr>
+        <w:t xml:space="preserve"> </w:t>
+      </w:r>
+      <m:oMath>
+        <m:r>
+          <m:t>C</m:t>
+        </m:r>
+        <m:sSup>
+          <m:e>
+            <m:r>
+              <m:t>a</m:t>
+            </m:r>
+          </m:e>
+          <m:sup>
+            <m:r>
+              <m:t>2</m:t>
+            </m:r>
+            <m:r>
               <m:rPr>
                 <m:sty m:val="p"/>
               </m:rPr>
-              <m:t>S</m:t>
+              <m:t>+</m:t>
+            </m:r>
+          </m:sup>
+        </m:sSup>
+      </m:oMath>
+      <w:r>
+        <w:rPr>
+          <w:rFonts w:ascii="Times New Roman" w:hAnsi="Times New Roman" w:eastAsia="Times New Roman" w:cs="Times New Roman"/>
+        </w:rPr>
+        <w:t xml:space="preserve"> </w:t>
+      </w:r>
+      <w:r>
+        <w:rPr>
+          <w:rFonts w:hint="eastAsia" w:ascii="Times New Roman" w:hAnsi="Times New Roman" w:eastAsia="FangSong" w:cs="Times New Roman"/>
+        </w:rPr>
+        <w:t>周围最近和次近的离子</w:t>
+      </w:r>
+      <w:r>
+        <w:rPr>
+          <w:rFonts w:hint="eastAsia" w:ascii="Times New Roman" w:hAnsi="Times New Roman" w:eastAsia="Times New Roman" w:cs="Times New Roman"/>
+        </w:rPr>
+        <w:t>，</w:t>
+      </w:r>
+      <w:r>
+        <w:rPr>
+          <w:rFonts w:hint="eastAsia" w:ascii="Times New Roman" w:hAnsi="Times New Roman" w:eastAsia="FangSong" w:cs="Times New Roman"/>
+        </w:rPr>
+        <w:t>求该</w:t>
+      </w:r>
+      <w:r>
+        <w:rPr>
+          <w:rFonts w:ascii="Times New Roman" w:hAnsi="Times New Roman" w:eastAsia="Times New Roman" w:cs="Times New Roman"/>
+        </w:rPr>
+        <w:t xml:space="preserve"> </w:t>
+      </w:r>
+      <m:oMath>
+        <m:r>
+          <m:t>C</m:t>
+        </m:r>
+        <m:sSup>
+          <m:e>
+            <m:r>
+              <m:t>a</m:t>
+            </m:r>
+          </m:e>
+          <m:sup>
+            <m:r>
+              <m:t>2</m:t>
             </m:r>
             <m:r>
               <m:rPr>
                 <m:sty m:val="p"/>
               </m:rPr>
-              <m:t>i</m:t>
-            </m:r>
-            <m:r>
-              <m:rPr>
-                <m:sty m:val="p"/>
-              </m:rPr>
-              <m:t>O</m:t>
-            </m:r>
-          </m:e>
-          <m:sub>
-            <m:r>
-              <m:t>2</m:t>
-            </m:r>
-          </m:sub>
-        </m:sSub>
+              <m:t>+</m:t>
+            </m:r>
+          </m:sup>
+        </m:sSup>
       </m:oMath>
       <w:r>
         <w:rPr>
@@ -7737,7 +7474,125 @@
         <w:rPr>
           <w:rFonts w:hint="eastAsia" w:ascii="Times New Roman" w:hAnsi="Times New Roman" w:eastAsia="FangSong" w:cs="Times New Roman"/>
         </w:rPr>
-        <w:t>是常见的</w:t>
+        <w:t>静电势能的大小</w:t>
+      </w:r>
+      <w:r>
+        <w:rPr>
+          <w:rFonts w:hint="eastAsia" w:ascii="Times New Roman" w:hAnsi="Times New Roman" w:eastAsia="Times New Roman" w:cs="Times New Roman"/>
+        </w:rPr>
+        <w:t>。</w:t>
+      </w:r>
+    </w:p>
+    <w:p>
+      <w:pPr>
+        <w:spacing w:before="160" w:after="80"/>
+      </w:pPr>
+      <w:r>
+        <w:pict>
+          <v:rect style="width:0;height:1.5pt" o:hralign="center" o:hrstd="t" o:hr="t"/>
+        </w:pict>
+      </w:r>
+    </w:p>
+    <w:p>
+      <w:pPr>
+        <w:spacing w:before="160" w:after="80"/>
+      </w:pPr>
+      <w:r>
+        <w:pict>
+          <v:rect style="width:0;height:1.5pt" o:hralign="center" o:hrstd="t" o:hr="t"/>
+        </w:pict>
+      </w:r>
+    </w:p>
+    <w:bookmarkEnd w:id="20"/>
+    <w:bookmarkStart w:id="21" w:name="第13题"/>
+    <w:p>
+      <w:pPr>
+        <w:pStyle w:val="Heading3"/>
+        <w:spacing w:before="280" w:after="120"/>
+      </w:pPr>
+      <w:r>
+        <w:rPr>
+          <w:rFonts w:hint="eastAsia" w:ascii="Times New Roman" w:hAnsi="Times New Roman" w:eastAsia="SimHei" w:cs="Times New Roman"/>
+        </w:rPr>
+        <w:t>第</w:t>
+      </w:r>
+      <w:r>
+        <w:rPr>
+          <w:rFonts w:hint="eastAsia" w:ascii="Times New Roman" w:hAnsi="Times New Roman" w:eastAsia="Times New Roman" w:cs="Times New Roman"/>
+        </w:rPr>
+        <w:t>13</w:t>
+      </w:r>
+      <w:r>
+        <w:rPr>
+          <w:rFonts w:hint="eastAsia" w:ascii="Times New Roman" w:hAnsi="Times New Roman" w:eastAsia="SimHei" w:cs="Times New Roman"/>
+        </w:rPr>
+        <w:t>题</w:t>
+      </w:r>
+    </w:p>
+    <w:p>
+      <w:pPr>
+        <w:pStyle w:val="FirstParagraph"/>
+        <w:ind w:firstLine="420"/>
+      </w:pPr>
+      <w:r>
+        <w:rPr>
+          <w:rFonts w:hint="eastAsia" w:ascii="Times New Roman" w:hAnsi="Times New Roman" w:eastAsia="FangSong" w:cs="Times New Roman"/>
+        </w:rPr>
+        <w:t xml:space="preserve">钒与</w:t>
+      </w:r>
+      <w:r>
+        <w:rPr>
+          <w:rFonts w:ascii="Times New Roman" w:hAnsi="Times New Roman" w:eastAsia="Times New Roman" w:cs="Times New Roman"/>
+        </w:rPr>
+        <w:t xml:space="preserve"> </w:t>
+      </w:r>
+      <w:r>
+        <w:rPr>
+          <w:rFonts w:hint="eastAsia" w:ascii="Times New Roman" w:hAnsi="Times New Roman" w:eastAsia="Times New Roman" w:cs="Times New Roman"/>
+        </w:rPr>
+        <w:t>N-</w:t>
+      </w:r>
+      <w:r>
+        <w:rPr>
+          <w:rFonts w:hint="eastAsia" w:ascii="Times New Roman" w:hAnsi="Times New Roman" w:eastAsia="FangSong" w:cs="Times New Roman"/>
+        </w:rPr>
+        <w:t>苯甲酰</w:t>
+      </w:r>
+      <w:r>
+        <w:rPr>
+          <w:rFonts w:hint="eastAsia" w:ascii="Times New Roman" w:hAnsi="Times New Roman" w:eastAsia="Times New Roman" w:cs="Times New Roman"/>
+        </w:rPr>
+        <w:t>-N-</w:t>
+      </w:r>
+      <w:r>
+        <w:rPr>
+          <w:rFonts w:hint="eastAsia" w:ascii="Times New Roman" w:hAnsi="Times New Roman" w:eastAsia="FangSong" w:cs="Times New Roman"/>
+        </w:rPr>
+        <w:t>苯基羟胺</w:t>
+      </w:r>
+      <w:r>
+        <w:rPr>
+          <w:rFonts w:hint="eastAsia" w:ascii="Times New Roman" w:hAnsi="Times New Roman" w:eastAsia="Times New Roman" w:cs="Times New Roman"/>
+        </w:rPr>
+        <w:t>(213g/mol)</w:t>
+      </w:r>
+      <w:r>
+        <w:rPr>
+          <w:rFonts w:hint="eastAsia" w:ascii="Times New Roman" w:hAnsi="Times New Roman" w:eastAsia="FangSong" w:cs="Times New Roman"/>
+        </w:rPr>
+        <w:t>根离子在</w:t>
+      </w:r>
+      <w:r>
+        <w:rPr>
+          <w:rFonts w:ascii="Times New Roman" w:hAnsi="Times New Roman" w:eastAsia="Times New Roman" w:cs="Times New Roman"/>
+        </w:rPr>
+        <w:t xml:space="preserve"> 4mol/L </w:t>
+      </w:r>
+      <w:r>
+        <w:rPr>
+          <w:rFonts w:hint="eastAsia" w:ascii="Times New Roman" w:hAnsi="Times New Roman" w:eastAsia="FangSong" w:cs="Times New Roman"/>
+        </w:rPr>
+        <w:t>盐酸介质中形成紫红色的单核配合物</w:t>
       </w:r>
       <w:r>
         <w:rPr>
@@ -7749,19 +7604,19 @@
         <w:rPr>
           <w:rFonts w:hint="eastAsia" w:ascii="Times New Roman" w:hAnsi="Times New Roman" w:eastAsia="FangSong" w:cs="Times New Roman"/>
         </w:rPr>
-        <w:t>但是</w:t>
-      </w:r>
-      <w:r>
-        <w:rPr>
-          <w:rFonts w:hint="eastAsia" w:ascii="Times New Roman" w:hAnsi="Times New Roman" w:eastAsia="Times New Roman" w:cs="Times New Roman"/>
-        </w:rPr>
-        <w:t>SiO</w:t>
-      </w:r>
-      <w:r>
-        <w:rPr>
-          <w:rFonts w:hint="eastAsia" w:ascii="Times New Roman" w:hAnsi="Times New Roman" w:eastAsia="FangSong" w:cs="Times New Roman"/>
-        </w:rPr>
-        <w:t>却是非常不稳定的物种</w:t>
+        <w:t>该配合物溶液可进行比色测定</w:t>
+      </w:r>
+      <w:r>
+        <w:rPr>
+          <w:rFonts w:hint="eastAsia" w:ascii="Times New Roman" w:hAnsi="Times New Roman" w:eastAsia="Times New Roman" w:cs="Times New Roman"/>
+        </w:rPr>
+        <w:t>，</w:t>
+      </w:r>
+      <w:r>
+        <w:rPr>
+          <w:rFonts w:hint="eastAsia" w:ascii="Times New Roman" w:hAnsi="Times New Roman" w:eastAsia="FangSong" w:cs="Times New Roman"/>
+        </w:rPr>
+        <w:t>用以定量测定钢中钒的含量</w:t>
       </w:r>
       <w:r>
         <w:rPr>
@@ -7773,19 +7628,7 @@
         <w:rPr>
           <w:rFonts w:hint="eastAsia" w:ascii="Times New Roman" w:hAnsi="Times New Roman" w:eastAsia="FangSong" w:cs="Times New Roman"/>
         </w:rPr>
-        <w:t>通过配位化学中的给</w:t>
-      </w:r>
-      <w:r>
-        <w:rPr>
-          <w:rFonts w:hint="eastAsia" w:ascii="Times New Roman" w:hAnsi="Times New Roman" w:eastAsia="Times New Roman" w:cs="Times New Roman"/>
-        </w:rPr>
-        <w:t>-</w:t>
-      </w:r>
-      <w:r>
-        <w:rPr>
-          <w:rFonts w:hint="eastAsia" w:ascii="Times New Roman" w:hAnsi="Times New Roman" w:eastAsia="FangSong" w:cs="Times New Roman"/>
-        </w:rPr>
-        <w:t>受体作用的合成策略</w:t>
+        <w:t>该配合物是电中性分子</w:t>
       </w:r>
       <w:r>
         <w:rPr>
@@ -7797,291 +7640,13 @@
         <w:rPr>
           <w:rFonts w:hint="eastAsia" w:ascii="Times New Roman" w:hAnsi="Times New Roman" w:eastAsia="FangSong" w:cs="Times New Roman"/>
         </w:rPr>
-        <w:t>可以在下面的反应观察到一种特殊的</w:t>
-      </w:r>
-      <w:r>
-        <w:rPr>
-          <w:rFonts w:hint="eastAsia" w:ascii="Times New Roman" w:hAnsi="Times New Roman" w:eastAsia="Times New Roman" w:cs="Times New Roman"/>
-        </w:rPr>
-        <w:t>SiO</w:t>
-      </w:r>
-      <w:r>
-        <w:rPr>
-          <w:rFonts w:hint="eastAsia" w:ascii="Times New Roman" w:hAnsi="Times New Roman" w:eastAsia="FangSong" w:cs="Times New Roman"/>
-        </w:rPr>
-        <w:t>结构</w:t>
-      </w:r>
-      <w:r>
-        <w:rPr>
-          <w:rFonts w:hint="eastAsia" w:ascii="Times New Roman" w:hAnsi="Times New Roman" w:eastAsia="Times New Roman" w:cs="Times New Roman"/>
-        </w:rPr>
-        <w:t>B。</w:t>
-      </w:r>
-      <w:r>
-        <w:rPr>
-          <w:rFonts w:hint="eastAsia" w:ascii="Times New Roman" w:hAnsi="Times New Roman" w:eastAsia="FangSong" w:cs="Times New Roman"/>
-        </w:rPr>
-        <w:t>其中</w:t>
-      </w:r>
-      <w:r>
-        <w:rPr>
-          <w:rFonts w:hint="eastAsia" w:ascii="Times New Roman" w:hAnsi="Times New Roman" w:eastAsia="Times New Roman" w:cs="Times New Roman"/>
-        </w:rPr>
-        <w:t>，A</w:t>
-      </w:r>
-      <w:r>
-        <w:rPr>
-          <w:rFonts w:hint="eastAsia" w:ascii="Times New Roman" w:hAnsi="Times New Roman" w:eastAsia="FangSong" w:cs="Times New Roman"/>
-        </w:rPr>
-        <w:t>为最终产物</w:t>
-      </w:r>
-      <w:r>
-        <w:rPr>
-          <w:rFonts w:hint="eastAsia" w:ascii="Times New Roman" w:hAnsi="Times New Roman" w:eastAsia="Times New Roman" w:cs="Times New Roman"/>
-        </w:rPr>
-        <w:t>，</w:t>
-      </w:r>
-      <w:r>
-        <w:rPr>
-          <w:rFonts w:hint="eastAsia" w:ascii="Times New Roman" w:hAnsi="Times New Roman" w:eastAsia="FangSong" w:cs="Times New Roman"/>
-        </w:rPr>
-        <w:t>底物和等量</w:t>
-      </w:r>
-      <w:r>
-        <w:rPr>
-          <w:rFonts w:ascii="Times New Roman" w:hAnsi="Times New Roman" w:eastAsia="Times New Roman" w:cs="Times New Roman"/>
-        </w:rPr>
-        <w:t xml:space="preserve"> </w:t>
-      </w:r>
-      <m:oMath>
-        <m:sSub>
-          <m:e>
-            <m:r>
-              <m:rPr>
-                <m:sty m:val="p"/>
-              </m:rPr>
-              <m:t>C</m:t>
-            </m:r>
-            <m:r>
-              <m:rPr>
-                <m:sty m:val="p"/>
-              </m:rPr>
-              <m:t>O</m:t>
-            </m:r>
-          </m:e>
-          <m:sub>
-            <m:r>
-              <m:t>2</m:t>
-            </m:r>
-          </m:sub>
-        </m:sSub>
-      </m:oMath>
-      <w:r>
-        <w:rPr>
-          <w:rFonts w:ascii="Times New Roman" w:hAnsi="Times New Roman" w:eastAsia="Times New Roman" w:cs="Times New Roman"/>
-        </w:rPr>
-        <w:t xml:space="preserve"> </w:t>
-      </w:r>
-      <w:r>
-        <w:rPr>
-          <w:rFonts w:hint="eastAsia" w:ascii="Times New Roman" w:hAnsi="Times New Roman" w:eastAsia="FangSong" w:cs="Times New Roman"/>
-        </w:rPr>
-        <w:t>反应并脱去等量</w:t>
-      </w:r>
-      <w:r>
-        <w:rPr>
-          <w:rFonts w:hint="eastAsia" w:ascii="Times New Roman" w:hAnsi="Times New Roman" w:eastAsia="Times New Roman" w:cs="Times New Roman"/>
-        </w:rPr>
-        <w:t>CO</w:t>
-      </w:r>
-      <w:r>
-        <w:rPr>
-          <w:rFonts w:hint="eastAsia" w:ascii="Times New Roman" w:hAnsi="Times New Roman" w:eastAsia="FangSong" w:cs="Times New Roman"/>
-        </w:rPr>
-        <w:t>得到</w:t>
-      </w:r>
-      <w:r>
-        <w:rPr>
-          <w:rFonts w:hint="eastAsia" w:ascii="Times New Roman" w:hAnsi="Times New Roman" w:eastAsia="Times New Roman" w:cs="Times New Roman"/>
-        </w:rPr>
-        <w:t>B，</w:t>
-      </w:r>
-      <w:r>
-        <w:rPr>
-          <w:rFonts w:hint="eastAsia" w:ascii="Times New Roman" w:hAnsi="Times New Roman" w:eastAsia="FangSong" w:cs="Times New Roman"/>
-        </w:rPr>
-        <w:t>再和等量</w:t>
-      </w:r>
-      <w:r>
-        <w:rPr>
-          <w:rFonts w:ascii="Times New Roman" w:hAnsi="Times New Roman" w:eastAsia="Times New Roman" w:cs="Times New Roman"/>
-        </w:rPr>
-        <w:t xml:space="preserve"> </w:t>
-      </w:r>
-      <m:oMath>
-        <m:sSub>
-          <m:e>
-            <m:r>
-              <m:rPr>
-                <m:sty m:val="p"/>
-              </m:rPr>
-              <m:t>C</m:t>
-            </m:r>
-            <m:r>
-              <m:rPr>
-                <m:sty m:val="p"/>
-              </m:rPr>
-              <m:t>O</m:t>
-            </m:r>
-          </m:e>
-          <m:sub>
-            <m:r>
-              <m:t>2</m:t>
-            </m:r>
-          </m:sub>
-        </m:sSub>
-      </m:oMath>
-      <w:r>
-        <w:rPr>
-          <w:rFonts w:ascii="Times New Roman" w:hAnsi="Times New Roman" w:eastAsia="Times New Roman" w:cs="Times New Roman"/>
-        </w:rPr>
-        <w:t xml:space="preserve"> </w:t>
-      </w:r>
-      <w:r>
-        <w:rPr>
-          <w:rFonts w:hint="eastAsia" w:ascii="Times New Roman" w:hAnsi="Times New Roman" w:eastAsia="FangSong" w:cs="Times New Roman"/>
-        </w:rPr>
-        <w:t>反应并脱去等量</w:t>
-      </w:r>
-      <w:r>
-        <w:rPr>
-          <w:rFonts w:hint="eastAsia" w:ascii="Times New Roman" w:hAnsi="Times New Roman" w:eastAsia="Times New Roman" w:cs="Times New Roman"/>
-        </w:rPr>
-        <w:t>CO</w:t>
-      </w:r>
-      <w:r>
-        <w:rPr>
-          <w:rFonts w:hint="eastAsia" w:ascii="Times New Roman" w:hAnsi="Times New Roman" w:eastAsia="FangSong" w:cs="Times New Roman"/>
-        </w:rPr>
-        <w:t>得到</w:t>
-      </w:r>
-      <w:r>
-        <w:rPr>
-          <w:rFonts w:hint="eastAsia" w:ascii="Times New Roman" w:hAnsi="Times New Roman" w:eastAsia="Times New Roman" w:cs="Times New Roman"/>
-        </w:rPr>
-        <w:t>C，</w:t>
-      </w:r>
-      <w:r>
-        <w:rPr>
-          <w:rFonts w:hint="eastAsia" w:ascii="Times New Roman" w:hAnsi="Times New Roman" w:eastAsia="FangSong" w:cs="Times New Roman"/>
-        </w:rPr>
-        <w:t>最后和两当量</w:t>
-      </w:r>
-      <w:r>
-        <w:rPr>
-          <w:rFonts w:ascii="Times New Roman" w:hAnsi="Times New Roman" w:eastAsia="Times New Roman" w:cs="Times New Roman"/>
-        </w:rPr>
-        <w:t xml:space="preserve"> </w:t>
-      </w:r>
-      <m:oMath>
-        <m:sSub>
-          <m:e>
-            <m:r>
-              <m:rPr>
-                <m:sty m:val="p"/>
-              </m:rPr>
-              <m:t>C</m:t>
-            </m:r>
-            <m:r>
-              <m:rPr>
-                <m:sty m:val="p"/>
-              </m:rPr>
-              <m:t>O</m:t>
-            </m:r>
-          </m:e>
-          <m:sub>
-            <m:r>
-              <m:t>2</m:t>
-            </m:r>
-          </m:sub>
-        </m:sSub>
-      </m:oMath>
-      <w:r>
-        <w:rPr>
-          <w:rFonts w:ascii="Times New Roman" w:hAnsi="Times New Roman" w:eastAsia="Times New Roman" w:cs="Times New Roman"/>
-        </w:rPr>
-        <w:t xml:space="preserve"> </w:t>
-      </w:r>
-      <w:r>
-        <w:rPr>
-          <w:rFonts w:hint="eastAsia" w:ascii="Times New Roman" w:hAnsi="Times New Roman" w:eastAsia="FangSong" w:cs="Times New Roman"/>
-        </w:rPr>
-        <w:t>反应得到</w:t>
-      </w:r>
-      <w:r>
-        <w:rPr>
-          <w:rFonts w:hint="eastAsia" w:ascii="Times New Roman" w:hAnsi="Times New Roman" w:eastAsia="Times New Roman" w:cs="Times New Roman"/>
-        </w:rPr>
-        <w:t>A，R</w:t>
-      </w:r>
-      <w:r>
-        <w:rPr>
-          <w:rFonts w:hint="eastAsia" w:ascii="Times New Roman" w:hAnsi="Times New Roman" w:eastAsia="FangSong" w:cs="Times New Roman"/>
-        </w:rPr>
-        <w:t>为大体积芳基</w:t>
-      </w:r>
-      <w:r>
-        <w:rPr>
-          <w:rFonts w:hint="eastAsia" w:ascii="Times New Roman" w:hAnsi="Times New Roman" w:eastAsia="Times New Roman" w:cs="Times New Roman"/>
-        </w:rPr>
-        <w:t>。</w:t>
-      </w:r>
-    </w:p>
-    <w:p>
-      <w:pPr>
-        <w:pStyle w:val="BodyText"/>
-      </w:pPr>
-      <w:r>
-        <w:rPr>
-          <w:rFonts w:hint="eastAsia" w:ascii="Times New Roman" w:hAnsi="Times New Roman" w:eastAsia="Times New Roman" w:cs="Times New Roman"/>
-        </w:rPr>
-        <w:t>（</w:t>
-      </w:r>
-      <w:r>
-        <w:rPr>
-          <w:rFonts w:hint="eastAsia" w:ascii="Times New Roman" w:hAnsi="Times New Roman" w:eastAsia="FangSong" w:cs="Times New Roman"/>
-        </w:rPr>
-        <w:t>注</w:t>
-      </w:r>
-      <w:r>
-        <w:rPr>
-          <w:rFonts w:hint="eastAsia" w:ascii="Times New Roman" w:hAnsi="Times New Roman" w:eastAsia="Times New Roman" w:cs="Times New Roman"/>
-        </w:rPr>
-        <w:t>：</w:t>
-      </w:r>
-      <w:r>
-        <w:rPr>
-          <w:rFonts w:hint="eastAsia" w:ascii="Times New Roman" w:hAnsi="Times New Roman" w:eastAsia="FangSong" w:cs="Times New Roman"/>
-        </w:rPr>
-        <w:t>原题含化学反应方程式图片</w:t>
-      </w:r>
-      <w:r>
-        <w:rPr>
-          <w:rFonts w:hint="eastAsia" w:ascii="Times New Roman" w:hAnsi="Times New Roman" w:eastAsia="Times New Roman" w:cs="Times New Roman"/>
-        </w:rPr>
-        <w:t>，OCR</w:t>
-      </w:r>
-      <w:r>
-        <w:rPr>
-          <w:rFonts w:hint="eastAsia" w:ascii="Times New Roman" w:hAnsi="Times New Roman" w:eastAsia="FangSong" w:cs="Times New Roman"/>
-        </w:rPr>
-        <w:t>原文中为图片引用</w:t>
-      </w:r>
-      <w:r>
-        <w:rPr>
-          <w:rFonts w:hint="eastAsia" w:ascii="Times New Roman" w:hAnsi="Times New Roman" w:eastAsia="Times New Roman" w:cs="Times New Roman"/>
-        </w:rPr>
-        <w:t>）</w:t>
+        <w:t>实验测得其氧的质量分数为</w:t>
+      </w:r>
+      <w:r>
+        <w:rPr>
+          <w:rFonts w:ascii="Times New Roman" w:hAnsi="Times New Roman" w:eastAsia="Times New Roman" w:cs="Times New Roman"/>
+        </w:rPr>
+        <w:t xml:space="preserve"> 15.2%。</w:t>
       </w:r>
     </w:p>
     <w:p>
@@ -8091,90 +7656,13 @@
           <w:ilvl w:val="0"/>
           <w:numId w:val="1006"/>
         </w:numPr>
-      </w:pPr>
-      <w:r>
-        <w:rPr>
-          <w:rFonts w:hint="eastAsia" w:ascii="Times New Roman" w:hAnsi="Times New Roman" w:eastAsia="FangSong" w:cs="Times New Roman"/>
-        </w:rPr>
-        <w:t xml:space="preserve">已知</w:t>
-      </w:r>
-      <w:r>
-        <w:rPr>
-          <w:rFonts w:ascii="Times New Roman" w:hAnsi="Times New Roman" w:eastAsia="Times New Roman" w:cs="Times New Roman"/>
-        </w:rPr>
-        <w:t xml:space="preserve"> A </w:t>
-      </w:r>
-      <w:r>
-        <w:rPr>
-          <w:rFonts w:hint="eastAsia" w:ascii="Times New Roman" w:hAnsi="Times New Roman" w:eastAsia="FangSong" w:cs="Times New Roman"/>
-        </w:rPr>
-        <w:t xml:space="preserve">中</w:t>
-      </w:r>
-      <w:r>
-        <w:rPr>
-          <w:rFonts w:ascii="Times New Roman" w:hAnsi="Times New Roman" w:eastAsia="Times New Roman" w:cs="Times New Roman"/>
-        </w:rPr>
-        <w:t xml:space="preserve"> Si </w:t>
-      </w:r>
-      <w:r>
-        <w:rPr>
-          <w:rFonts w:hint="eastAsia" w:ascii="Times New Roman" w:hAnsi="Times New Roman" w:eastAsia="FangSong" w:cs="Times New Roman"/>
-        </w:rPr>
-        <w:t xml:space="preserve">的配位数为</w:t>
-      </w:r>
-      <w:r>
-        <w:rPr>
-          <w:rFonts w:ascii="Times New Roman" w:hAnsi="Times New Roman" w:eastAsia="Times New Roman" w:cs="Times New Roman"/>
-        </w:rPr>
-        <w:t xml:space="preserve"> </w:t>
-      </w:r>
-      <w:r>
-        <w:rPr>
-          <w:rFonts w:hint="eastAsia" w:ascii="Times New Roman" w:hAnsi="Times New Roman" w:eastAsia="Times New Roman" w:cs="Times New Roman"/>
-        </w:rPr>
-        <w:t>6，</w:t>
-      </w:r>
-      <w:r>
-        <w:rPr>
-          <w:rFonts w:hint="eastAsia" w:ascii="Times New Roman" w:hAnsi="Times New Roman" w:eastAsia="FangSong" w:cs="Times New Roman"/>
-        </w:rPr>
-        <w:t>给出</w:t>
-      </w:r>
-      <w:r>
-        <w:rPr>
-          <w:rFonts w:ascii="Times New Roman" w:hAnsi="Times New Roman" w:eastAsia="Times New Roman" w:cs="Times New Roman"/>
-        </w:rPr>
-        <w:t xml:space="preserve"> A、B、C </w:t>
-      </w:r>
-      <w:r>
-        <w:rPr>
-          <w:rFonts w:hint="eastAsia" w:ascii="Times New Roman" w:hAnsi="Times New Roman" w:eastAsia="FangSong" w:cs="Times New Roman"/>
-        </w:rPr>
-        <w:t>的结构</w:t>
-      </w:r>
-      <w:r>
-        <w:rPr>
-          <w:rFonts w:hint="eastAsia" w:ascii="Times New Roman" w:hAnsi="Times New Roman" w:eastAsia="Times New Roman" w:cs="Times New Roman"/>
-        </w:rPr>
-        <w:t>，</w:t>
-      </w:r>
-      <w:r>
-        <w:rPr>
-          <w:rFonts w:hint="eastAsia" w:ascii="Times New Roman" w:hAnsi="Times New Roman" w:eastAsia="FangSong" w:cs="Times New Roman"/>
-        </w:rPr>
-        <w:t>其中</w:t>
-      </w:r>
-      <w:r>
-        <w:rPr>
-          <w:rFonts w:ascii="Times New Roman" w:hAnsi="Times New Roman" w:eastAsia="Times New Roman" w:cs="Times New Roman"/>
-        </w:rPr>
-        <w:t xml:space="preserve"> C </w:t>
-      </w:r>
-      <w:r>
-        <w:rPr>
-          <w:rFonts w:hint="eastAsia" w:ascii="Times New Roman" w:hAnsi="Times New Roman" w:eastAsia="FangSong" w:cs="Times New Roman"/>
-        </w:rPr>
-        <w:t>请另写出共振式</w:t>
+        <w:ind w:firstLine="420"/>
+      </w:pPr>
+      <w:r>
+        <w:rPr>
+          <w:rFonts w:hint="eastAsia" w:ascii="Times New Roman" w:hAnsi="Times New Roman" w:eastAsia="FangSong" w:cs="Times New Roman"/>
+        </w:rPr>
+        <w:t>通过计算确定该配合物的化学式</w:t>
       </w:r>
       <w:r>
         <w:rPr>
@@ -8190,6 +7678,1132 @@
           <w:ilvl w:val="0"/>
           <w:numId w:val="1006"/>
         </w:numPr>
+        <w:ind w:firstLine="420"/>
+      </w:pPr>
+      <w:r>
+        <w:rPr>
+          <w:rFonts w:hint="eastAsia" w:ascii="Times New Roman" w:hAnsi="Times New Roman" w:eastAsia="FangSong" w:cs="Times New Roman"/>
+        </w:rPr>
+        <w:t>该配合物共有几种可能立体结构体</w:t>
+      </w:r>
+      <w:r>
+        <w:rPr>
+          <w:rFonts w:hint="eastAsia" w:ascii="Times New Roman" w:hAnsi="Times New Roman" w:eastAsia="Times New Roman" w:cs="Times New Roman"/>
+        </w:rPr>
+        <w:t>(</w:t>
+      </w:r>
+      <w:r>
+        <w:rPr>
+          <w:rFonts w:hint="eastAsia" w:ascii="Times New Roman" w:hAnsi="Times New Roman" w:eastAsia="FangSong" w:cs="Times New Roman"/>
+        </w:rPr>
+        <w:t>不包括光学异构体</w:t>
+      </w:r>
+      <w:r>
+        <w:rPr>
+          <w:rFonts w:hint="eastAsia" w:ascii="Times New Roman" w:hAnsi="Times New Roman" w:eastAsia="Times New Roman" w:cs="Times New Roman"/>
+        </w:rPr>
+        <w:t>)?</w:t>
+      </w:r>
+      <w:r>
+        <w:rPr>
+          <w:rFonts w:ascii="Times New Roman" w:hAnsi="Times New Roman" w:eastAsia="Times New Roman" w:cs="Times New Roman"/>
+        </w:rPr>
+        <w:t xml:space="preserve"> </w:t>
+      </w:r>
+      <w:r>
+        <w:rPr>
+          <w:rFonts w:hint="eastAsia" w:ascii="Times New Roman" w:hAnsi="Times New Roman" w:eastAsia="FangSong" w:cs="Times New Roman"/>
+        </w:rPr>
+        <w:t>画出其中最稳定的一种</w:t>
+      </w:r>
+      <w:r>
+        <w:rPr>
+          <w:rFonts w:hint="eastAsia" w:ascii="Times New Roman" w:hAnsi="Times New Roman" w:eastAsia="Times New Roman" w:cs="Times New Roman"/>
+        </w:rPr>
+        <w:t>。</w:t>
+      </w:r>
+    </w:p>
+    <w:p>
+      <w:pPr>
+        <w:spacing w:before="160" w:after="80"/>
+      </w:pPr>
+      <w:r>
+        <w:pict>
+          <v:rect style="width:0;height:1.5pt" o:hralign="center" o:hrstd="t" o:hr="t"/>
+        </w:pict>
+      </w:r>
+    </w:p>
+    <w:p>
+      <w:pPr>
+        <w:spacing w:before="160" w:after="80"/>
+      </w:pPr>
+      <w:r>
+        <w:pict>
+          <v:rect style="width:0;height:1.5pt" o:hralign="center" o:hrstd="t" o:hr="t"/>
+        </w:pict>
+      </w:r>
+    </w:p>
+    <w:bookmarkEnd w:id="21"/>
+    <w:bookmarkStart w:id="22" w:name="第14题"/>
+    <w:p>
+      <w:pPr>
+        <w:pStyle w:val="Heading3"/>
+        <w:spacing w:before="280" w:after="120"/>
+      </w:pPr>
+      <w:r>
+        <w:rPr>
+          <w:rFonts w:hint="eastAsia" w:ascii="Times New Roman" w:hAnsi="Times New Roman" w:eastAsia="SimHei" w:cs="Times New Roman"/>
+        </w:rPr>
+        <w:t>第</w:t>
+      </w:r>
+      <w:r>
+        <w:rPr>
+          <w:rFonts w:hint="eastAsia" w:ascii="Times New Roman" w:hAnsi="Times New Roman" w:eastAsia="Times New Roman" w:cs="Times New Roman"/>
+        </w:rPr>
+        <w:t>14</w:t>
+      </w:r>
+      <w:r>
+        <w:rPr>
+          <w:rFonts w:hint="eastAsia" w:ascii="Times New Roman" w:hAnsi="Times New Roman" w:eastAsia="SimHei" w:cs="Times New Roman"/>
+        </w:rPr>
+        <w:t>题</w:t>
+      </w:r>
+    </w:p>
+    <w:p>
+      <w:pPr>
+        <w:pStyle w:val="FirstParagraph"/>
+        <w:ind w:firstLine="420"/>
+      </w:pPr>
+      <w:r>
+        <w:rPr>
+          <w:rFonts w:hint="eastAsia" w:ascii="Times New Roman" w:hAnsi="Times New Roman" w:eastAsia="FangSong" w:cs="Times New Roman"/>
+        </w:rPr>
+        <w:t>一般说来</w:t>
+      </w:r>
+      <w:r>
+        <w:rPr>
+          <w:rFonts w:hint="eastAsia" w:ascii="Times New Roman" w:hAnsi="Times New Roman" w:eastAsia="Times New Roman" w:cs="Times New Roman"/>
+        </w:rPr>
+        <w:t>,</w:t>
+      </w:r>
+      <w:r>
+        <w:rPr>
+          <w:rFonts w:ascii="Times New Roman" w:hAnsi="Times New Roman" w:eastAsia="Times New Roman" w:cs="Times New Roman"/>
+        </w:rPr>
+        <w:t xml:space="preserve"> Co(Ⅲ) </w:t>
+      </w:r>
+      <w:r>
+        <w:rPr>
+          <w:rFonts w:hint="eastAsia" w:ascii="Times New Roman" w:hAnsi="Times New Roman" w:eastAsia="FangSong" w:cs="Times New Roman"/>
+        </w:rPr>
+        <w:t>具有强氧化性</w:t>
+      </w:r>
+      <w:r>
+        <w:rPr>
+          <w:rFonts w:hint="eastAsia" w:ascii="Times New Roman" w:hAnsi="Times New Roman" w:eastAsia="Times New Roman" w:cs="Times New Roman"/>
+        </w:rPr>
+        <w:t>,</w:t>
+      </w:r>
+      <w:r>
+        <w:rPr>
+          <w:rFonts w:ascii="Times New Roman" w:hAnsi="Times New Roman" w:eastAsia="Times New Roman" w:cs="Times New Roman"/>
+        </w:rPr>
+        <w:t xml:space="preserve"> </w:t>
+      </w:r>
+      <w:r>
+        <w:rPr>
+          <w:rFonts w:hint="eastAsia" w:ascii="Times New Roman" w:hAnsi="Times New Roman" w:eastAsia="FangSong" w:cs="Times New Roman"/>
+        </w:rPr>
+        <w:t xml:space="preserve">极易被还原为</w:t>
+      </w:r>
+      <w:r>
+        <w:rPr>
+          <w:rFonts w:ascii="Times New Roman" w:hAnsi="Times New Roman" w:eastAsia="Times New Roman" w:cs="Times New Roman"/>
+        </w:rPr>
+        <w:t xml:space="preserve"> </w:t>
+      </w:r>
+      <w:r>
+        <w:rPr>
+          <w:rFonts w:hint="eastAsia" w:ascii="Times New Roman" w:hAnsi="Times New Roman" w:eastAsia="Times New Roman" w:cs="Times New Roman"/>
+        </w:rPr>
+        <w:t>Co(Ⅱ)。</w:t>
+      </w:r>
+      <w:r>
+        <w:rPr>
+          <w:rFonts w:hint="eastAsia" w:ascii="Times New Roman" w:hAnsi="Times New Roman" w:eastAsia="FangSong" w:cs="Times New Roman"/>
+        </w:rPr>
+        <w:t>然而在配合物中</w:t>
+      </w:r>
+      <w:r>
+        <w:rPr>
+          <w:rFonts w:hint="eastAsia" w:ascii="Times New Roman" w:hAnsi="Times New Roman" w:eastAsia="Times New Roman" w:cs="Times New Roman"/>
+        </w:rPr>
+        <w:t>,</w:t>
+      </w:r>
+      <w:r>
+        <w:rPr>
+          <w:rFonts w:ascii="Times New Roman" w:hAnsi="Times New Roman" w:eastAsia="Times New Roman" w:cs="Times New Roman"/>
+        </w:rPr>
+        <w:t xml:space="preserve"> Co(Ⅲ) </w:t>
+      </w:r>
+      <w:r>
+        <w:rPr>
+          <w:rFonts w:hint="eastAsia" w:ascii="Times New Roman" w:hAnsi="Times New Roman" w:eastAsia="FangSong" w:cs="Times New Roman"/>
+        </w:rPr>
+        <w:t xml:space="preserve">配合物的稳定性却大于</w:t>
+      </w:r>
+      <w:r>
+        <w:rPr>
+          <w:rFonts w:ascii="Times New Roman" w:hAnsi="Times New Roman" w:eastAsia="Times New Roman" w:cs="Times New Roman"/>
+        </w:rPr>
+        <w:t xml:space="preserve"> </w:t>
+      </w:r>
+      <w:r>
+        <w:rPr>
+          <w:rFonts w:hint="eastAsia" w:ascii="Times New Roman" w:hAnsi="Times New Roman" w:eastAsia="Times New Roman" w:cs="Times New Roman"/>
+        </w:rPr>
+        <w:t>Co(Ⅱ)。</w:t>
+      </w:r>
+      <w:r>
+        <w:rPr>
+          <w:rFonts w:hint="eastAsia" w:ascii="Times New Roman" w:hAnsi="Times New Roman" w:eastAsia="FangSong" w:cs="Times New Roman"/>
+        </w:rPr>
+        <w:t>有人通过</w:t>
+      </w:r>
+      <w:r>
+        <w:rPr>
+          <w:rFonts w:ascii="Times New Roman" w:hAnsi="Times New Roman" w:eastAsia="Times New Roman" w:cs="Times New Roman"/>
+        </w:rPr>
+        <w:t xml:space="preserve"> 8.076g CoCl</w:t>
+      </w:r>
+      <w:r>
+        <w:rPr>
+          <w:rFonts w:ascii="Times New Roman" w:hAnsi="Times New Roman" w:eastAsia="Times New Roman" w:cs="Times New Roman"/>
+          <w:vertAlign w:val="subscript"/>
+        </w:rPr>
+        <w:t>2</w:t>
+      </w:r>
+      <w:r>
+        <w:rPr>
+          <w:rFonts w:ascii="Times New Roman" w:hAnsi="Times New Roman" w:eastAsia="Times New Roman" w:cs="Times New Roman"/>
+        </w:rPr>
+        <w:t>·4H</w:t>
+      </w:r>
+      <w:r>
+        <w:rPr>
+          <w:rFonts w:ascii="Times New Roman" w:hAnsi="Times New Roman" w:eastAsia="Times New Roman" w:cs="Times New Roman"/>
+          <w:vertAlign w:val="subscript"/>
+        </w:rPr>
+        <w:t>2</w:t>
+      </w:r>
+      <w:r>
+        <w:rPr>
+          <w:rFonts w:ascii="Times New Roman" w:hAnsi="Times New Roman" w:eastAsia="Times New Roman" w:cs="Times New Roman"/>
+        </w:rPr>
+        <w:t xml:space="preserve">O </w:t>
+      </w:r>
+      <w:r>
+        <w:rPr>
+          <w:rFonts w:hint="eastAsia" w:ascii="Times New Roman" w:hAnsi="Times New Roman" w:eastAsia="FangSong" w:cs="Times New Roman"/>
+        </w:rPr>
+        <w:t xml:space="preserve">与过量过氧化氢和足量氨的乙醇溶液反应正好得</w:t>
+      </w:r>
+      <w:r>
+        <w:rPr>
+          <w:rFonts w:ascii="Times New Roman" w:hAnsi="Times New Roman" w:eastAsia="Times New Roman" w:cs="Times New Roman"/>
+        </w:rPr>
+        <w:t xml:space="preserve"> 8.076g </w:t>
+      </w:r>
+      <w:r>
+        <w:rPr>
+          <w:rFonts w:hint="eastAsia" w:ascii="Times New Roman" w:hAnsi="Times New Roman" w:eastAsia="FangSong" w:cs="Times New Roman"/>
+        </w:rPr>
+        <w:t xml:space="preserve">的</w:t>
+      </w:r>
+      <w:r>
+        <w:rPr>
+          <w:rFonts w:ascii="Times New Roman" w:hAnsi="Times New Roman" w:eastAsia="Times New Roman" w:cs="Times New Roman"/>
+        </w:rPr>
+        <w:t xml:space="preserve"> A </w:t>
+      </w:r>
+      <w:r>
+        <w:rPr>
+          <w:rFonts w:hint="eastAsia" w:ascii="Times New Roman" w:hAnsi="Times New Roman" w:eastAsia="FangSong" w:cs="Times New Roman"/>
+        </w:rPr>
+        <w:t>物质</w:t>
+      </w:r>
+      <w:r>
+        <w:rPr>
+          <w:rFonts w:hint="eastAsia" w:ascii="Times New Roman" w:hAnsi="Times New Roman" w:eastAsia="Times New Roman" w:cs="Times New Roman"/>
+        </w:rPr>
+        <w:t>,</w:t>
+      </w:r>
+      <w:r>
+        <w:rPr>
+          <w:rFonts w:ascii="Times New Roman" w:hAnsi="Times New Roman" w:eastAsia="Times New Roman" w:cs="Times New Roman"/>
+        </w:rPr>
+        <w:t xml:space="preserve"> </w:t>
+      </w:r>
+      <w:r>
+        <w:rPr>
+          <w:rFonts w:hint="eastAsia" w:ascii="Times New Roman" w:hAnsi="Times New Roman" w:eastAsia="FangSong" w:cs="Times New Roman"/>
+        </w:rPr>
+        <w:t xml:space="preserve">产率为</w:t>
+      </w:r>
+      <w:r>
+        <w:rPr>
+          <w:rFonts w:ascii="Times New Roman" w:hAnsi="Times New Roman" w:eastAsia="Times New Roman" w:cs="Times New Roman"/>
+        </w:rPr>
+        <w:t xml:space="preserve"> </w:t>
+      </w:r>
+      <w:r>
+        <w:rPr>
+          <w:rFonts w:hint="eastAsia" w:ascii="Times New Roman" w:hAnsi="Times New Roman" w:eastAsia="Times New Roman" w:cs="Times New Roman"/>
+        </w:rPr>
+        <w:t>90.96%。</w:t>
+      </w:r>
+      <w:r>
+        <w:rPr>
+          <w:rFonts w:hint="eastAsia" w:ascii="Times New Roman" w:hAnsi="Times New Roman" w:eastAsia="FangSong" w:cs="Times New Roman"/>
+        </w:rPr>
+        <w:t>元素分析表明</w:t>
+      </w:r>
+      <w:r>
+        <w:rPr>
+          <w:rFonts w:ascii="Times New Roman" w:hAnsi="Times New Roman" w:eastAsia="Times New Roman" w:cs="Times New Roman"/>
+        </w:rPr>
+        <w:t xml:space="preserve"> A </w:t>
+      </w:r>
+      <w:r>
+        <w:rPr>
+          <w:rFonts w:hint="eastAsia" w:ascii="Times New Roman" w:hAnsi="Times New Roman" w:eastAsia="FangSong" w:cs="Times New Roman"/>
+        </w:rPr>
+        <w:t xml:space="preserve">中含</w:t>
+      </w:r>
+      <w:r>
+        <w:rPr>
+          <w:rFonts w:ascii="Times New Roman" w:hAnsi="Times New Roman" w:eastAsia="Times New Roman" w:cs="Times New Roman"/>
+        </w:rPr>
+        <w:t xml:space="preserve"> Cl 31.94%, </w:t>
+      </w:r>
+      <w:r>
+        <w:rPr>
+          <w:rFonts w:hint="eastAsia" w:ascii="Times New Roman" w:hAnsi="Times New Roman" w:eastAsia="FangSong" w:cs="Times New Roman"/>
+        </w:rPr>
+        <w:t xml:space="preserve">含</w:t>
+      </w:r>
+      <w:r>
+        <w:rPr>
+          <w:rFonts w:ascii="Times New Roman" w:hAnsi="Times New Roman" w:eastAsia="Times New Roman" w:cs="Times New Roman"/>
+        </w:rPr>
+        <w:t xml:space="preserve"> N </w:t>
+      </w:r>
+      <w:r>
+        <w:rPr>
+          <w:rFonts w:hint="eastAsia" w:ascii="Times New Roman" w:hAnsi="Times New Roman" w:eastAsia="Times New Roman" w:cs="Times New Roman"/>
+        </w:rPr>
+        <w:t>28.40%。</w:t>
+      </w:r>
+      <w:r>
+        <w:rPr>
+          <w:rFonts w:hint="eastAsia" w:ascii="Times New Roman" w:hAnsi="Times New Roman" w:eastAsia="FangSong" w:cs="Times New Roman"/>
+        </w:rPr>
+        <w:t>红外光谱中没有发现</w:t>
+      </w:r>
+      <w:r>
+        <w:rPr>
+          <w:rFonts w:ascii="Times New Roman" w:hAnsi="Times New Roman" w:eastAsia="Times New Roman" w:cs="Times New Roman"/>
+        </w:rPr>
+        <w:t xml:space="preserve"> Co—Cl </w:t>
+      </w:r>
+      <w:r>
+        <w:rPr>
+          <w:rFonts w:hint="eastAsia" w:ascii="Times New Roman" w:hAnsi="Times New Roman" w:eastAsia="FangSong" w:cs="Times New Roman"/>
+        </w:rPr>
+        <w:t>键</w:t>
+      </w:r>
+      <w:r>
+        <w:rPr>
+          <w:rFonts w:hint="eastAsia" w:ascii="Times New Roman" w:hAnsi="Times New Roman" w:eastAsia="Times New Roman" w:cs="Times New Roman"/>
+        </w:rPr>
+        <w:t>。</w:t>
+      </w:r>
+      <w:r>
+        <w:rPr>
+          <w:rFonts w:hint="eastAsia" w:ascii="Times New Roman" w:hAnsi="Times New Roman" w:eastAsia="FangSong" w:cs="Times New Roman"/>
+        </w:rPr>
+        <w:t>单晶衍射表明</w:t>
+      </w:r>
+      <w:r>
+        <w:rPr>
+          <w:rFonts w:ascii="Times New Roman" w:hAnsi="Times New Roman" w:eastAsia="Times New Roman" w:cs="Times New Roman"/>
+        </w:rPr>
+        <w:t xml:space="preserve"> A </w:t>
+      </w:r>
+      <w:r>
+        <w:rPr>
+          <w:rFonts w:hint="eastAsia" w:ascii="Times New Roman" w:hAnsi="Times New Roman" w:eastAsia="FangSong" w:cs="Times New Roman"/>
+        </w:rPr>
+        <w:t>分子中含有对称面</w:t>
+      </w:r>
+      <w:r>
+        <w:rPr>
+          <w:rFonts w:hint="eastAsia" w:ascii="Times New Roman" w:hAnsi="Times New Roman" w:eastAsia="Times New Roman" w:cs="Times New Roman"/>
+        </w:rPr>
+        <w:t>。</w:t>
+      </w:r>
+      <w:r>
+        <w:rPr>
+          <w:rFonts w:hint="eastAsia" w:ascii="Times New Roman" w:hAnsi="Times New Roman" w:eastAsia="FangSong" w:cs="Times New Roman"/>
+        </w:rPr>
+        <w:t>分子呈顺磁性</w:t>
+      </w:r>
+      <w:r>
+        <w:rPr>
+          <w:rFonts w:hint="eastAsia" w:ascii="Times New Roman" w:hAnsi="Times New Roman" w:eastAsia="Times New Roman" w:cs="Times New Roman"/>
+        </w:rPr>
+        <w:t>。</w:t>
+      </w:r>
+    </w:p>
+    <w:p>
+      <w:pPr>
+        <w:pStyle w:val="Compact"/>
+        <w:numPr>
+          <w:ilvl w:val="0"/>
+          <w:numId w:val="1007"/>
+        </w:numPr>
+        <w:ind w:firstLine="420"/>
+      </w:pPr>
+      <w:r>
+        <w:rPr>
+          <w:rFonts w:hint="eastAsia" w:ascii="Times New Roman" w:hAnsi="Times New Roman" w:eastAsia="FangSong" w:cs="Times New Roman"/>
+        </w:rPr>
+        <w:t xml:space="preserve">推出</w:t>
+      </w:r>
+      <w:r>
+        <w:rPr>
+          <w:rFonts w:ascii="Times New Roman" w:hAnsi="Times New Roman" w:eastAsia="Times New Roman" w:cs="Times New Roman"/>
+        </w:rPr>
+        <w:t xml:space="preserve"> A </w:t>
+      </w:r>
+      <w:r>
+        <w:rPr>
+          <w:rFonts w:hint="eastAsia" w:ascii="Times New Roman" w:hAnsi="Times New Roman" w:eastAsia="FangSong" w:cs="Times New Roman"/>
+        </w:rPr>
+        <w:t>的分子式并画出其结构式</w:t>
+      </w:r>
+      <w:r>
+        <w:rPr>
+          <w:rFonts w:hint="eastAsia" w:ascii="Times New Roman" w:hAnsi="Times New Roman" w:eastAsia="Times New Roman" w:cs="Times New Roman"/>
+        </w:rPr>
+        <w:t>。</w:t>
+      </w:r>
+    </w:p>
+    <w:p>
+      <w:pPr>
+        <w:pStyle w:val="Compact"/>
+        <w:numPr>
+          <w:ilvl w:val="0"/>
+          <w:numId w:val="1007"/>
+        </w:numPr>
+        <w:ind w:firstLine="420"/>
+      </w:pPr>
+      <w:r>
+        <w:rPr>
+          <w:rFonts w:hint="eastAsia" w:ascii="Times New Roman" w:hAnsi="Times New Roman" w:eastAsia="FangSong" w:cs="Times New Roman"/>
+        </w:rPr>
+        <w:t xml:space="preserve">写出合成</w:t>
+      </w:r>
+      <w:r>
+        <w:rPr>
+          <w:rFonts w:ascii="Times New Roman" w:hAnsi="Times New Roman" w:eastAsia="Times New Roman" w:cs="Times New Roman"/>
+        </w:rPr>
+        <w:t xml:space="preserve"> A </w:t>
+      </w:r>
+      <w:r>
+        <w:rPr>
+          <w:rFonts w:hint="eastAsia" w:ascii="Times New Roman" w:hAnsi="Times New Roman" w:eastAsia="FangSong" w:cs="Times New Roman"/>
+        </w:rPr>
+        <w:t>的反应方程式</w:t>
+      </w:r>
+      <w:r>
+        <w:rPr>
+          <w:rFonts w:hint="eastAsia" w:ascii="Times New Roman" w:hAnsi="Times New Roman" w:eastAsia="Times New Roman" w:cs="Times New Roman"/>
+        </w:rPr>
+        <w:t>。</w:t>
+      </w:r>
+    </w:p>
+    <w:p>
+      <w:pPr>
+        <w:pStyle w:val="Compact"/>
+        <w:numPr>
+          <w:ilvl w:val="0"/>
+          <w:numId w:val="1007"/>
+        </w:numPr>
+        <w:ind w:firstLine="420"/>
+      </w:pPr>
+      <w:r>
+        <w:rPr>
+          <w:rFonts w:hint="eastAsia" w:ascii="Times New Roman" w:hAnsi="Times New Roman" w:eastAsia="FangSong" w:cs="Times New Roman"/>
+        </w:rPr>
+        <w:t xml:space="preserve">指出</w:t>
+      </w:r>
+      <w:r>
+        <w:rPr>
+          <w:rFonts w:ascii="Times New Roman" w:hAnsi="Times New Roman" w:eastAsia="Times New Roman" w:cs="Times New Roman"/>
+        </w:rPr>
+        <w:t xml:space="preserve"> A </w:t>
+      </w:r>
+      <w:r>
+        <w:rPr>
+          <w:rFonts w:hint="eastAsia" w:ascii="Times New Roman" w:hAnsi="Times New Roman" w:eastAsia="FangSong" w:cs="Times New Roman"/>
+        </w:rPr>
+        <w:t>中氧元素的氧化态以及中心钴离子的价电子排布和杂化方式</w:t>
+      </w:r>
+      <w:r>
+        <w:rPr>
+          <w:rFonts w:hint="eastAsia" w:ascii="Times New Roman" w:hAnsi="Times New Roman" w:eastAsia="Times New Roman" w:cs="Times New Roman"/>
+        </w:rPr>
+        <w:t>。</w:t>
+      </w:r>
+    </w:p>
+    <w:p>
+      <w:pPr>
+        <w:spacing w:before="160" w:after="80"/>
+      </w:pPr>
+      <w:r>
+        <w:pict>
+          <v:rect style="width:0;height:1.5pt" o:hralign="center" o:hrstd="t" o:hr="t"/>
+        </w:pict>
+      </w:r>
+    </w:p>
+    <w:p>
+      <w:pPr>
+        <w:spacing w:before="160" w:after="80"/>
+      </w:pPr>
+      <w:r>
+        <w:pict>
+          <v:rect style="width:0;height:1.5pt" o:hralign="center" o:hrstd="t" o:hr="t"/>
+        </w:pict>
+      </w:r>
+    </w:p>
+    <w:bookmarkEnd w:id="22"/>
+    <w:bookmarkStart w:id="26" w:name="第15题"/>
+    <w:p>
+      <w:pPr>
+        <w:pStyle w:val="Heading3"/>
+        <w:spacing w:before="280" w:after="120"/>
+      </w:pPr>
+      <w:r>
+        <w:rPr>
+          <w:rFonts w:hint="eastAsia" w:ascii="Times New Roman" w:hAnsi="Times New Roman" w:eastAsia="SimHei" w:cs="Times New Roman"/>
+        </w:rPr>
+        <w:t>第</w:t>
+      </w:r>
+      <w:r>
+        <w:rPr>
+          <w:rFonts w:hint="eastAsia" w:ascii="Times New Roman" w:hAnsi="Times New Roman" w:eastAsia="Times New Roman" w:cs="Times New Roman"/>
+        </w:rPr>
+        <w:t>15</w:t>
+      </w:r>
+      <w:r>
+        <w:rPr>
+          <w:rFonts w:hint="eastAsia" w:ascii="Times New Roman" w:hAnsi="Times New Roman" w:eastAsia="SimHei" w:cs="Times New Roman"/>
+        </w:rPr>
+        <w:t>题</w:t>
+      </w:r>
+    </w:p>
+    <w:p>
+      <w:pPr>
+        <w:pStyle w:val="FirstParagraph"/>
+        <w:ind w:firstLine="420"/>
+      </w:pPr>
+      <m:oMath>
+        <m:oMathPr>
+          <m:ctrlPr>
+            <w:rPr>
+              <w:sz w:val="28"/>
+              <w:szCs w:val="28"/>
+            </w:rPr>
+          </m:ctrlPr>
+        </m:oMathPr>
+        <m:r>
+          <m:rPr>
+            <m:sty m:val="p"/>
+          </m:rPr>
+          <m:t>C</m:t>
+        </m:r>
+        <m:r>
+          <m:rPr>
+            <m:sty m:val="p"/>
+          </m:rPr>
+          <m:t>O</m:t>
+        </m:r>
+        <m:r>
+          <m:rPr>
+            <m:sty m:val="p"/>
+          </m:rPr>
+          <m:t>,</m:t>
+        </m:r>
+        <m:sSub>
+          <m:e>
+            <m:r>
+              <m:rPr>
+                <m:sty m:val="p"/>
+              </m:rPr>
+              <m:t>C</m:t>
+            </m:r>
+            <m:r>
+              <m:rPr>
+                <m:sty m:val="p"/>
+              </m:rPr>
+              <m:t>O</m:t>
+            </m:r>
+          </m:e>
+          <m:sub>
+            <m:r>
+              <m:t>2</m:t>
+            </m:r>
+          </m:sub>
+        </m:sSub>
+      </m:oMath>
+      <w:r>
+        <w:rPr>
+          <w:rFonts w:ascii="Times New Roman" w:hAnsi="Times New Roman" w:eastAsia="Times New Roman" w:cs="Times New Roman"/>
+        </w:rPr>
+        <w:t xml:space="preserve"> </w:t>
+      </w:r>
+      <w:r>
+        <w:rPr>
+          <w:rFonts w:hint="eastAsia" w:ascii="Times New Roman" w:hAnsi="Times New Roman" w:eastAsia="FangSong" w:cs="Times New Roman"/>
+        </w:rPr>
+        <w:t>是常见的碳族氧化物</w:t>
+      </w:r>
+      <w:r>
+        <w:rPr>
+          <w:rFonts w:hint="eastAsia" w:ascii="Times New Roman" w:hAnsi="Times New Roman" w:eastAsia="Times New Roman" w:cs="Times New Roman"/>
+        </w:rPr>
+        <w:t>。</w:t>
+      </w:r>
+      <w:r>
+        <w:rPr>
+          <w:rFonts w:hint="eastAsia" w:ascii="Times New Roman" w:hAnsi="Times New Roman" w:eastAsia="FangSong" w:cs="Times New Roman"/>
+        </w:rPr>
+        <w:t>与之类似的硅不同</w:t>
+      </w:r>
+      <w:r>
+        <w:rPr>
+          <w:rFonts w:hint="eastAsia" w:ascii="Times New Roman" w:hAnsi="Times New Roman" w:eastAsia="Times New Roman" w:cs="Times New Roman"/>
+        </w:rPr>
+        <w:t>，</w:t>
+      </w:r>
+      <w:r>
+        <w:rPr>
+          <w:rFonts w:hint="eastAsia" w:ascii="Times New Roman" w:hAnsi="Times New Roman" w:eastAsia="FangSong" w:cs="Times New Roman"/>
+        </w:rPr>
+        <w:t>虽然</w:t>
+      </w:r>
+      <w:r>
+        <w:rPr>
+          <w:rFonts w:ascii="Times New Roman" w:hAnsi="Times New Roman" w:eastAsia="Times New Roman" w:cs="Times New Roman"/>
+        </w:rPr>
+        <w:t xml:space="preserve"> </w:t>
+      </w:r>
+      <m:oMath>
+        <m:sSub>
+          <m:e>
+            <m:r>
+              <m:rPr>
+                <m:sty m:val="p"/>
+              </m:rPr>
+              <m:t>S</m:t>
+            </m:r>
+            <m:r>
+              <m:rPr>
+                <m:sty m:val="p"/>
+              </m:rPr>
+              <m:t>i</m:t>
+            </m:r>
+            <m:r>
+              <m:rPr>
+                <m:sty m:val="p"/>
+              </m:rPr>
+              <m:t>O</m:t>
+            </m:r>
+          </m:e>
+          <m:sub>
+            <m:r>
+              <m:t>2</m:t>
+            </m:r>
+          </m:sub>
+        </m:sSub>
+      </m:oMath>
+      <w:r>
+        <w:rPr>
+          <w:rFonts w:ascii="Times New Roman" w:hAnsi="Times New Roman" w:eastAsia="Times New Roman" w:cs="Times New Roman"/>
+        </w:rPr>
+        <w:t xml:space="preserve"> </w:t>
+      </w:r>
+      <w:r>
+        <w:rPr>
+          <w:rFonts w:hint="eastAsia" w:ascii="Times New Roman" w:hAnsi="Times New Roman" w:eastAsia="FangSong" w:cs="Times New Roman"/>
+        </w:rPr>
+        <w:t>是常见的</w:t>
+      </w:r>
+      <w:r>
+        <w:rPr>
+          <w:rFonts w:hint="eastAsia" w:ascii="Times New Roman" w:hAnsi="Times New Roman" w:eastAsia="Times New Roman" w:cs="Times New Roman"/>
+        </w:rPr>
+        <w:t>，</w:t>
+      </w:r>
+      <w:r>
+        <w:rPr>
+          <w:rFonts w:hint="eastAsia" w:ascii="Times New Roman" w:hAnsi="Times New Roman" w:eastAsia="FangSong" w:cs="Times New Roman"/>
+        </w:rPr>
+        <w:t>但是</w:t>
+      </w:r>
+      <w:r>
+        <w:rPr>
+          <w:rFonts w:hint="eastAsia" w:ascii="Times New Roman" w:hAnsi="Times New Roman" w:eastAsia="Times New Roman" w:cs="Times New Roman"/>
+        </w:rPr>
+        <w:t>SiO</w:t>
+      </w:r>
+      <w:r>
+        <w:rPr>
+          <w:rFonts w:hint="eastAsia" w:ascii="Times New Roman" w:hAnsi="Times New Roman" w:eastAsia="FangSong" w:cs="Times New Roman"/>
+        </w:rPr>
+        <w:t>却是非常不稳定的物种</w:t>
+      </w:r>
+      <w:r>
+        <w:rPr>
+          <w:rFonts w:hint="eastAsia" w:ascii="Times New Roman" w:hAnsi="Times New Roman" w:eastAsia="Times New Roman" w:cs="Times New Roman"/>
+        </w:rPr>
+        <w:t>。</w:t>
+      </w:r>
+      <w:r>
+        <w:rPr>
+          <w:rFonts w:hint="eastAsia" w:ascii="Times New Roman" w:hAnsi="Times New Roman" w:eastAsia="FangSong" w:cs="Times New Roman"/>
+        </w:rPr>
+        <w:t>通过配位化学中的给</w:t>
+      </w:r>
+      <w:r>
+        <w:rPr>
+          <w:rFonts w:hint="eastAsia" w:ascii="Times New Roman" w:hAnsi="Times New Roman" w:eastAsia="Times New Roman" w:cs="Times New Roman"/>
+        </w:rPr>
+        <w:t>-</w:t>
+      </w:r>
+      <w:r>
+        <w:rPr>
+          <w:rFonts w:hint="eastAsia" w:ascii="Times New Roman" w:hAnsi="Times New Roman" w:eastAsia="FangSong" w:cs="Times New Roman"/>
+        </w:rPr>
+        <w:t>受体作用的合成策略</w:t>
+      </w:r>
+      <w:r>
+        <w:rPr>
+          <w:rFonts w:hint="eastAsia" w:ascii="Times New Roman" w:hAnsi="Times New Roman" w:eastAsia="Times New Roman" w:cs="Times New Roman"/>
+        </w:rPr>
+        <w:t>，</w:t>
+      </w:r>
+      <w:r>
+        <w:rPr>
+          <w:rFonts w:hint="eastAsia" w:ascii="Times New Roman" w:hAnsi="Times New Roman" w:eastAsia="FangSong" w:cs="Times New Roman"/>
+        </w:rPr>
+        <w:t>可以在下面的反应观察到一种特殊的</w:t>
+      </w:r>
+      <w:r>
+        <w:rPr>
+          <w:rFonts w:hint="eastAsia" w:ascii="Times New Roman" w:hAnsi="Times New Roman" w:eastAsia="Times New Roman" w:cs="Times New Roman"/>
+        </w:rPr>
+        <w:t>SiO</w:t>
+      </w:r>
+      <w:r>
+        <w:rPr>
+          <w:rFonts w:hint="eastAsia" w:ascii="Times New Roman" w:hAnsi="Times New Roman" w:eastAsia="FangSong" w:cs="Times New Roman"/>
+        </w:rPr>
+        <w:t>结构</w:t>
+      </w:r>
+      <w:r>
+        <w:rPr>
+          <w:rFonts w:hint="eastAsia" w:ascii="Times New Roman" w:hAnsi="Times New Roman" w:eastAsia="Times New Roman" w:cs="Times New Roman"/>
+        </w:rPr>
+        <w:t>B。</w:t>
+      </w:r>
+      <w:r>
+        <w:rPr>
+          <w:rFonts w:hint="eastAsia" w:ascii="Times New Roman" w:hAnsi="Times New Roman" w:eastAsia="FangSong" w:cs="Times New Roman"/>
+        </w:rPr>
+        <w:t>其中</w:t>
+      </w:r>
+      <w:r>
+        <w:rPr>
+          <w:rFonts w:hint="eastAsia" w:ascii="Times New Roman" w:hAnsi="Times New Roman" w:eastAsia="Times New Roman" w:cs="Times New Roman"/>
+        </w:rPr>
+        <w:t>，A</w:t>
+      </w:r>
+      <w:r>
+        <w:rPr>
+          <w:rFonts w:hint="eastAsia" w:ascii="Times New Roman" w:hAnsi="Times New Roman" w:eastAsia="FangSong" w:cs="Times New Roman"/>
+        </w:rPr>
+        <w:t>为最终产物</w:t>
+      </w:r>
+      <w:r>
+        <w:rPr>
+          <w:rFonts w:hint="eastAsia" w:ascii="Times New Roman" w:hAnsi="Times New Roman" w:eastAsia="Times New Roman" w:cs="Times New Roman"/>
+        </w:rPr>
+        <w:t>，</w:t>
+      </w:r>
+      <w:r>
+        <w:rPr>
+          <w:rFonts w:hint="eastAsia" w:ascii="Times New Roman" w:hAnsi="Times New Roman" w:eastAsia="FangSong" w:cs="Times New Roman"/>
+        </w:rPr>
+        <w:t>底物和等量</w:t>
+      </w:r>
+      <w:r>
+        <w:rPr>
+          <w:rFonts w:ascii="Times New Roman" w:hAnsi="Times New Roman" w:eastAsia="Times New Roman" w:cs="Times New Roman"/>
+        </w:rPr>
+        <w:t xml:space="preserve"> </w:t>
+      </w:r>
+      <m:oMath>
+        <m:sSub>
+          <m:e>
+            <m:r>
+              <m:rPr>
+                <m:sty m:val="p"/>
+              </m:rPr>
+              <m:t>C</m:t>
+            </m:r>
+            <m:r>
+              <m:rPr>
+                <m:sty m:val="p"/>
+              </m:rPr>
+              <m:t>O</m:t>
+            </m:r>
+          </m:e>
+          <m:sub>
+            <m:r>
+              <m:t>2</m:t>
+            </m:r>
+          </m:sub>
+        </m:sSub>
+      </m:oMath>
+      <w:r>
+        <w:rPr>
+          <w:rFonts w:ascii="Times New Roman" w:hAnsi="Times New Roman" w:eastAsia="Times New Roman" w:cs="Times New Roman"/>
+        </w:rPr>
+        <w:t xml:space="preserve"> </w:t>
+      </w:r>
+      <w:r>
+        <w:rPr>
+          <w:rFonts w:hint="eastAsia" w:ascii="Times New Roman" w:hAnsi="Times New Roman" w:eastAsia="FangSong" w:cs="Times New Roman"/>
+        </w:rPr>
+        <w:t>反应并脱去等量</w:t>
+      </w:r>
+      <w:r>
+        <w:rPr>
+          <w:rFonts w:hint="eastAsia" w:ascii="Times New Roman" w:hAnsi="Times New Roman" w:eastAsia="Times New Roman" w:cs="Times New Roman"/>
+        </w:rPr>
+        <w:t>CO</w:t>
+      </w:r>
+      <w:r>
+        <w:rPr>
+          <w:rFonts w:hint="eastAsia" w:ascii="Times New Roman" w:hAnsi="Times New Roman" w:eastAsia="FangSong" w:cs="Times New Roman"/>
+        </w:rPr>
+        <w:t>得到</w:t>
+      </w:r>
+      <w:r>
+        <w:rPr>
+          <w:rFonts w:hint="eastAsia" w:ascii="Times New Roman" w:hAnsi="Times New Roman" w:eastAsia="Times New Roman" w:cs="Times New Roman"/>
+        </w:rPr>
+        <w:t>B，</w:t>
+      </w:r>
+      <w:r>
+        <w:rPr>
+          <w:rFonts w:hint="eastAsia" w:ascii="Times New Roman" w:hAnsi="Times New Roman" w:eastAsia="FangSong" w:cs="Times New Roman"/>
+        </w:rPr>
+        <w:t>再和等量</w:t>
+      </w:r>
+      <w:r>
+        <w:rPr>
+          <w:rFonts w:ascii="Times New Roman" w:hAnsi="Times New Roman" w:eastAsia="Times New Roman" w:cs="Times New Roman"/>
+        </w:rPr>
+        <w:t xml:space="preserve"> </w:t>
+      </w:r>
+      <m:oMath>
+        <m:sSub>
+          <m:e>
+            <m:r>
+              <m:rPr>
+                <m:sty m:val="p"/>
+              </m:rPr>
+              <m:t>C</m:t>
+            </m:r>
+            <m:r>
+              <m:rPr>
+                <m:sty m:val="p"/>
+              </m:rPr>
+              <m:t>O</m:t>
+            </m:r>
+          </m:e>
+          <m:sub>
+            <m:r>
+              <m:t>2</m:t>
+            </m:r>
+          </m:sub>
+        </m:sSub>
+      </m:oMath>
+      <w:r>
+        <w:rPr>
+          <w:rFonts w:ascii="Times New Roman" w:hAnsi="Times New Roman" w:eastAsia="Times New Roman" w:cs="Times New Roman"/>
+        </w:rPr>
+        <w:t xml:space="preserve"> </w:t>
+      </w:r>
+      <w:r>
+        <w:rPr>
+          <w:rFonts w:hint="eastAsia" w:ascii="Times New Roman" w:hAnsi="Times New Roman" w:eastAsia="FangSong" w:cs="Times New Roman"/>
+        </w:rPr>
+        <w:t>反应并脱去等量</w:t>
+      </w:r>
+      <w:r>
+        <w:rPr>
+          <w:rFonts w:hint="eastAsia" w:ascii="Times New Roman" w:hAnsi="Times New Roman" w:eastAsia="Times New Roman" w:cs="Times New Roman"/>
+        </w:rPr>
+        <w:t>CO</w:t>
+      </w:r>
+      <w:r>
+        <w:rPr>
+          <w:rFonts w:hint="eastAsia" w:ascii="Times New Roman" w:hAnsi="Times New Roman" w:eastAsia="FangSong" w:cs="Times New Roman"/>
+        </w:rPr>
+        <w:t>得到</w:t>
+      </w:r>
+      <w:r>
+        <w:rPr>
+          <w:rFonts w:hint="eastAsia" w:ascii="Times New Roman" w:hAnsi="Times New Roman" w:eastAsia="Times New Roman" w:cs="Times New Roman"/>
+        </w:rPr>
+        <w:t>C，</w:t>
+      </w:r>
+      <w:r>
+        <w:rPr>
+          <w:rFonts w:hint="eastAsia" w:ascii="Times New Roman" w:hAnsi="Times New Roman" w:eastAsia="FangSong" w:cs="Times New Roman"/>
+        </w:rPr>
+        <w:t>最后和两当量</w:t>
+      </w:r>
+      <w:r>
+        <w:rPr>
+          <w:rFonts w:ascii="Times New Roman" w:hAnsi="Times New Roman" w:eastAsia="Times New Roman" w:cs="Times New Roman"/>
+        </w:rPr>
+        <w:t xml:space="preserve"> </w:t>
+      </w:r>
+      <m:oMath>
+        <m:sSub>
+          <m:e>
+            <m:r>
+              <m:rPr>
+                <m:sty m:val="p"/>
+              </m:rPr>
+              <m:t>C</m:t>
+            </m:r>
+            <m:r>
+              <m:rPr>
+                <m:sty m:val="p"/>
+              </m:rPr>
+              <m:t>O</m:t>
+            </m:r>
+          </m:e>
+          <m:sub>
+            <m:r>
+              <m:t>2</m:t>
+            </m:r>
+          </m:sub>
+        </m:sSub>
+      </m:oMath>
+      <w:r>
+        <w:rPr>
+          <w:rFonts w:ascii="Times New Roman" w:hAnsi="Times New Roman" w:eastAsia="Times New Roman" w:cs="Times New Roman"/>
+        </w:rPr>
+        <w:t xml:space="preserve"> </w:t>
+      </w:r>
+      <w:r>
+        <w:rPr>
+          <w:rFonts w:hint="eastAsia" w:ascii="Times New Roman" w:hAnsi="Times New Roman" w:eastAsia="FangSong" w:cs="Times New Roman"/>
+        </w:rPr>
+        <w:t>反应得到</w:t>
+      </w:r>
+      <w:r>
+        <w:rPr>
+          <w:rFonts w:hint="eastAsia" w:ascii="Times New Roman" w:hAnsi="Times New Roman" w:eastAsia="Times New Roman" w:cs="Times New Roman"/>
+        </w:rPr>
+        <w:t>A，R</w:t>
+      </w:r>
+      <w:r>
+        <w:rPr>
+          <w:rFonts w:hint="eastAsia" w:ascii="Times New Roman" w:hAnsi="Times New Roman" w:eastAsia="FangSong" w:cs="Times New Roman"/>
+        </w:rPr>
+        <w:t>为大体积芳基</w:t>
+      </w:r>
+      <w:r>
+        <w:rPr>
+          <w:rFonts w:hint="eastAsia" w:ascii="Times New Roman" w:hAnsi="Times New Roman" w:eastAsia="Times New Roman" w:cs="Times New Roman"/>
+        </w:rPr>
+        <w:t>。</w:t>
+      </w:r>
+    </w:p>
+    <w:p>
+      <w:pPr>
+        <w:pStyle w:val="BodyText"/>
+        <w:ind w:firstLine="420"/>
+      </w:pPr>
+      <w:r>
+        <w:rPr>
+          <w:rFonts w:hint="eastAsia" w:ascii="Times New Roman" w:hAnsi="Times New Roman" w:eastAsia="Times New Roman" w:cs="Times New Roman"/>
+        </w:rPr>
+        <w:t>（</w:t>
+      </w:r>
+      <w:r>
+        <w:rPr>
+          <w:rFonts w:hint="eastAsia" w:ascii="Times New Roman" w:hAnsi="Times New Roman" w:eastAsia="FangSong" w:cs="Times New Roman"/>
+        </w:rPr>
+        <w:t>注</w:t>
+      </w:r>
+      <w:r>
+        <w:rPr>
+          <w:rFonts w:hint="eastAsia" w:ascii="Times New Roman" w:hAnsi="Times New Roman" w:eastAsia="Times New Roman" w:cs="Times New Roman"/>
+        </w:rPr>
+        <w:t>：</w:t>
+      </w:r>
+      <w:r>
+        <w:rPr>
+          <w:rFonts w:hint="eastAsia" w:ascii="Times New Roman" w:hAnsi="Times New Roman" w:eastAsia="FangSong" w:cs="Times New Roman"/>
+        </w:rPr>
+        <w:t>原题含化学反应方程式图片</w:t>
+      </w:r>
+      <w:r>
+        <w:rPr>
+          <w:rFonts w:hint="eastAsia" w:ascii="Times New Roman" w:hAnsi="Times New Roman" w:eastAsia="Times New Roman" w:cs="Times New Roman"/>
+        </w:rPr>
+        <w:t>，OCR</w:t>
+      </w:r>
+      <w:r>
+        <w:rPr>
+          <w:rFonts w:hint="eastAsia" w:ascii="Times New Roman" w:hAnsi="Times New Roman" w:eastAsia="FangSong" w:cs="Times New Roman"/>
+        </w:rPr>
+        <w:t>原文中为图片引用</w:t>
+      </w:r>
+      <w:r>
+        <w:rPr>
+          <w:rFonts w:hint="eastAsia" w:ascii="Times New Roman" w:hAnsi="Times New Roman" w:eastAsia="Times New Roman" w:cs="Times New Roman"/>
+        </w:rPr>
+        <w:t>）</w:t>
+      </w:r>
+    </w:p>
+    <w:p>
+      <w:pPr>
+        <w:pStyle w:val="Compact"/>
+        <w:numPr>
+          <w:ilvl w:val="0"/>
+          <w:numId w:val="1008"/>
+        </w:numPr>
+        <w:ind w:firstLine="420"/>
+      </w:pPr>
+      <w:r>
+        <w:rPr>
+          <w:rFonts w:hint="eastAsia" w:ascii="Times New Roman" w:hAnsi="Times New Roman" w:eastAsia="FangSong" w:cs="Times New Roman"/>
+        </w:rPr>
+        <w:t xml:space="preserve">已知</w:t>
+      </w:r>
+      <w:r>
+        <w:rPr>
+          <w:rFonts w:ascii="Times New Roman" w:hAnsi="Times New Roman" w:eastAsia="Times New Roman" w:cs="Times New Roman"/>
+        </w:rPr>
+        <w:t xml:space="preserve"> A </w:t>
+      </w:r>
+      <w:r>
+        <w:rPr>
+          <w:rFonts w:hint="eastAsia" w:ascii="Times New Roman" w:hAnsi="Times New Roman" w:eastAsia="FangSong" w:cs="Times New Roman"/>
+        </w:rPr>
+        <w:t xml:space="preserve">中</w:t>
+      </w:r>
+      <w:r>
+        <w:rPr>
+          <w:rFonts w:ascii="Times New Roman" w:hAnsi="Times New Roman" w:eastAsia="Times New Roman" w:cs="Times New Roman"/>
+        </w:rPr>
+        <w:t xml:space="preserve"> Si </w:t>
+      </w:r>
+      <w:r>
+        <w:rPr>
+          <w:rFonts w:hint="eastAsia" w:ascii="Times New Roman" w:hAnsi="Times New Roman" w:eastAsia="FangSong" w:cs="Times New Roman"/>
+        </w:rPr>
+        <w:t xml:space="preserve">的配位数为</w:t>
+      </w:r>
+      <w:r>
+        <w:rPr>
+          <w:rFonts w:ascii="Times New Roman" w:hAnsi="Times New Roman" w:eastAsia="Times New Roman" w:cs="Times New Roman"/>
+        </w:rPr>
+        <w:t xml:space="preserve"> </w:t>
+      </w:r>
+      <w:r>
+        <w:rPr>
+          <w:rFonts w:hint="eastAsia" w:ascii="Times New Roman" w:hAnsi="Times New Roman" w:eastAsia="Times New Roman" w:cs="Times New Roman"/>
+        </w:rPr>
+        <w:t>6，</w:t>
+      </w:r>
+      <w:r>
+        <w:rPr>
+          <w:rFonts w:hint="eastAsia" w:ascii="Times New Roman" w:hAnsi="Times New Roman" w:eastAsia="FangSong" w:cs="Times New Roman"/>
+        </w:rPr>
+        <w:t>给出</w:t>
+      </w:r>
+      <w:r>
+        <w:rPr>
+          <w:rFonts w:ascii="Times New Roman" w:hAnsi="Times New Roman" w:eastAsia="Times New Roman" w:cs="Times New Roman"/>
+        </w:rPr>
+        <w:t xml:space="preserve"> A、B、C </w:t>
+      </w:r>
+      <w:r>
+        <w:rPr>
+          <w:rFonts w:hint="eastAsia" w:ascii="Times New Roman" w:hAnsi="Times New Roman" w:eastAsia="FangSong" w:cs="Times New Roman"/>
+        </w:rPr>
+        <w:t>的结构</w:t>
+      </w:r>
+      <w:r>
+        <w:rPr>
+          <w:rFonts w:hint="eastAsia" w:ascii="Times New Roman" w:hAnsi="Times New Roman" w:eastAsia="Times New Roman" w:cs="Times New Roman"/>
+        </w:rPr>
+        <w:t>，</w:t>
+      </w:r>
+      <w:r>
+        <w:rPr>
+          <w:rFonts w:hint="eastAsia" w:ascii="Times New Roman" w:hAnsi="Times New Roman" w:eastAsia="FangSong" w:cs="Times New Roman"/>
+        </w:rPr>
+        <w:t>其中</w:t>
+      </w:r>
+      <w:r>
+        <w:rPr>
+          <w:rFonts w:ascii="Times New Roman" w:hAnsi="Times New Roman" w:eastAsia="Times New Roman" w:cs="Times New Roman"/>
+        </w:rPr>
+        <w:t xml:space="preserve"> C </w:t>
+      </w:r>
+      <w:r>
+        <w:rPr>
+          <w:rFonts w:hint="eastAsia" w:ascii="Times New Roman" w:hAnsi="Times New Roman" w:eastAsia="FangSong" w:cs="Times New Roman"/>
+        </w:rPr>
+        <w:t>请另写出共振式</w:t>
+      </w:r>
+      <w:r>
+        <w:rPr>
+          <w:rFonts w:hint="eastAsia" w:ascii="Times New Roman" w:hAnsi="Times New Roman" w:eastAsia="Times New Roman" w:cs="Times New Roman"/>
+        </w:rPr>
+        <w:t>。</w:t>
+      </w:r>
+    </w:p>
+    <w:p>
+      <w:pPr>
+        <w:pStyle w:val="Compact"/>
+        <w:numPr>
+          <w:ilvl w:val="0"/>
+          <w:numId w:val="1008"/>
+        </w:numPr>
+        <w:ind w:firstLine="420"/>
       </w:pPr>
       <w:r>
         <w:rPr>
@@ -8264,7 +8878,7 @@
         </w:rPr>
         <w:drawing>
           <wp:inline>
-            <wp:extent cx="3600000" cy="2426086"/>
+            <wp:extent cx="3600000" cy="2308332"/>
             <wp:effectExtent b="0" l="0" r="0" t="0"/>
             <wp:docPr descr="" title="" id="24" name="Picture"/>
             <a:graphic>
@@ -8285,7 +8899,7 @@
                   <pic:spPr bwMode="auto">
                     <a:xfrm>
                       <a:off x="0" y="0"/>
-                      <a:ext cx="3600000" cy="2426086"/>
+                      <a:ext cx="3600000" cy="2308332"/>
                     </a:xfrm>
                     <a:prstGeom prst="rect">
                       <a:avLst/>
@@ -8314,6 +8928,16 @@
         </w:pict>
       </w:r>
     </w:p>
+    <w:p>
+      <w:pPr>
+        <w:spacing w:before="160" w:after="80"/>
+      </w:pPr>
+      <w:r>
+        <w:pict>
+          <v:rect style="width:0;height:1.5pt" o:hralign="center" o:hrstd="t" o:hr="t"/>
+        </w:pict>
+      </w:r>
+    </w:p>
     <w:bookmarkEnd w:id="26"/>
     <w:bookmarkStart w:id="27" w:name="第16题"/>
     <w:p>
@@ -8343,6 +8967,7 @@
     <w:p>
       <w:pPr>
         <w:pStyle w:val="FirstParagraph"/>
+        <w:ind w:firstLine="420"/>
       </w:pPr>
       <w:r>
         <w:rPr>
@@ -8458,8 +9083,9 @@
         <w:pStyle w:val="Compact"/>
         <w:numPr>
           <w:ilvl w:val="0"/>
-          <w:numId w:val="1007"/>
+          <w:numId w:val="1009"/>
         </w:numPr>
+        <w:ind w:firstLine="420"/>
       </w:pPr>
       <w:r>
         <w:rPr>
@@ -8763,8 +9389,9 @@
         <w:pStyle w:val="Compact"/>
         <w:numPr>
           <w:ilvl w:val="0"/>
-          <w:numId w:val="1007"/>
+          <w:numId w:val="1009"/>
         </w:numPr>
+        <w:ind w:firstLine="420"/>
       </w:pPr>
       <w:r>
         <w:rPr>
@@ -9019,6 +9646,16 @@
         </w:pict>
       </w:r>
     </w:p>
+    <w:p>
+      <w:pPr>
+        <w:spacing w:before="160" w:after="80"/>
+      </w:pPr>
+      <w:r>
+        <w:pict>
+          <v:rect style="width:0;height:1.5pt" o:hralign="center" o:hrstd="t" o:hr="t"/>
+        </w:pict>
+      </w:r>
+    </w:p>
     <w:bookmarkEnd w:id="27"/>
     <w:bookmarkStart w:id="28" w:name="第17题"/>
     <w:p>
@@ -9048,6 +9685,7 @@
     <w:p>
       <w:pPr>
         <w:pStyle w:val="FirstParagraph"/>
+        <w:ind w:firstLine="420"/>
       </w:pPr>
       <w:r>
         <w:rPr>
@@ -9061,8 +9699,9 @@
         <w:pStyle w:val="Compact"/>
         <w:numPr>
           <w:ilvl w:val="0"/>
-          <w:numId w:val="1008"/>
+          <w:numId w:val="1010"/>
         </w:numPr>
+        <w:ind w:firstLine="420"/>
       </w:pPr>
       <w:r>
         <w:rPr>
@@ -9082,8 +9721,9 @@
         <w:pStyle w:val="Compact"/>
         <w:numPr>
           <w:ilvl w:val="0"/>
-          <w:numId w:val="1008"/>
+          <w:numId w:val="1010"/>
         </w:numPr>
+        <w:ind w:firstLine="420"/>
       </w:pPr>
       <w:r>
         <w:rPr>
@@ -9127,8 +9767,9 @@
         <w:pStyle w:val="Compact"/>
         <w:numPr>
           <w:ilvl w:val="0"/>
-          <w:numId w:val="1008"/>
+          <w:numId w:val="1010"/>
         </w:numPr>
+        <w:ind w:firstLine="420"/>
       </w:pPr>
       <w:r>
         <w:rPr>
@@ -9238,8 +9879,9 @@
         <w:pStyle w:val="Compact"/>
         <w:numPr>
           <w:ilvl w:val="0"/>
-          <w:numId w:val="1008"/>
+          <w:numId w:val="1010"/>
         </w:numPr>
+        <w:ind w:firstLine="420"/>
       </w:pPr>
       <w:r>
         <w:rPr>
@@ -9368,6 +10010,16 @@
         </w:pict>
       </w:r>
     </w:p>
+    <w:p>
+      <w:pPr>
+        <w:spacing w:before="160" w:after="80"/>
+      </w:pPr>
+      <w:r>
+        <w:pict>
+          <v:rect style="width:0;height:1.5pt" o:hralign="center" o:hrstd="t" o:hr="t"/>
+        </w:pict>
+      </w:r>
+    </w:p>
     <w:bookmarkEnd w:id="28"/>
     <w:bookmarkStart w:id="32" w:name="第18题"/>
     <w:p>
@@ -9397,6 +10049,7 @@
     <w:p>
       <w:pPr>
         <w:pStyle w:val="FirstParagraph"/>
+        <w:ind w:firstLine="420"/>
       </w:pPr>
       <w:r>
         <w:rPr>
@@ -9429,7 +10082,7 @@
         </w:rPr>
         <w:drawing>
           <wp:inline>
-            <wp:extent cx="3600000" cy="737078"/>
+            <wp:extent cx="3600000" cy="690908"/>
             <wp:effectExtent b="0" l="0" r="0" t="0"/>
             <wp:docPr descr="" title="" id="30" name="Picture"/>
             <a:graphic>
@@ -9450,7 +10103,7 @@
                   <pic:spPr bwMode="auto">
                     <a:xfrm>
                       <a:off x="0" y="0"/>
-                      <a:ext cx="3600000" cy="737078"/>
+                      <a:ext cx="3600000" cy="690908"/>
                     </a:xfrm>
                     <a:prstGeom prst="rect">
                       <a:avLst/>
@@ -9479,6 +10132,16 @@
         </w:pict>
       </w:r>
     </w:p>
+    <w:p>
+      <w:pPr>
+        <w:spacing w:before="160" w:after="80"/>
+      </w:pPr>
+      <w:r>
+        <w:pict>
+          <v:rect style="width:0;height:1.5pt" o:hralign="center" o:hrstd="t" o:hr="t"/>
+        </w:pict>
+      </w:r>
+    </w:p>
     <w:bookmarkEnd w:id="32"/>
     <w:bookmarkStart w:id="33" w:name="第19题"/>
     <w:p>
@@ -9508,6 +10171,7 @@
     <w:p>
       <w:pPr>
         <w:pStyle w:val="FirstParagraph"/>
+        <w:ind w:firstLine="420"/>
       </w:pPr>
       <w:r>
         <w:rPr>
@@ -9797,8 +10461,9 @@
         <w:pStyle w:val="Compact"/>
         <w:numPr>
           <w:ilvl w:val="0"/>
-          <w:numId w:val="1009"/>
+          <w:numId w:val="1011"/>
         </w:numPr>
+        <w:ind w:firstLine="420"/>
       </w:pPr>
       <w:r>
         <w:rPr>
@@ -9812,11 +10477,21 @@
         </w:rPr>
         <w:t xml:space="preserve">逐渐增大</w:t>
       </w:r>
-      <w:r>
-        <w:rPr>
-          <w:rFonts w:ascii="Times New Roman" w:hAnsi="Times New Roman" w:eastAsia="Times New Roman" w:cs="Times New Roman"/>
-        </w:rPr>
-        <w:t xml:space="preserve">　　B. </w:t>
+    </w:p>
+    <w:p>
+      <w:pPr>
+        <w:pStyle w:val="Compact"/>
+        <w:numPr>
+          <w:ilvl w:val="0"/>
+          <w:numId w:val="1011"/>
+        </w:numPr>
+        <w:ind w:firstLine="420"/>
+      </w:pPr>
+      <w:r>
+        <w:rPr>
+          <w:rFonts w:ascii="Times New Roman" w:hAnsi="Times New Roman" w:eastAsia="Times New Roman" w:cs="Times New Roman"/>
+        </w:rPr>
+        <w:t xml:space="preserve">B. </w:t>
       </w:r>
       <w:r>
         <w:rPr>
@@ -9824,11 +10499,21 @@
         </w:rPr>
         <w:t xml:space="preserve">逐渐减小</w:t>
       </w:r>
-      <w:r>
-        <w:rPr>
-          <w:rFonts w:ascii="Times New Roman" w:hAnsi="Times New Roman" w:eastAsia="Times New Roman" w:cs="Times New Roman"/>
-        </w:rPr>
-        <w:t xml:space="preserve">　　C. </w:t>
+    </w:p>
+    <w:p>
+      <w:pPr>
+        <w:pStyle w:val="Compact"/>
+        <w:numPr>
+          <w:ilvl w:val="0"/>
+          <w:numId w:val="1011"/>
+        </w:numPr>
+        <w:ind w:firstLine="420"/>
+      </w:pPr>
+      <w:r>
+        <w:rPr>
+          <w:rFonts w:ascii="Times New Roman" w:hAnsi="Times New Roman" w:eastAsia="Times New Roman" w:cs="Times New Roman"/>
+        </w:rPr>
+        <w:t xml:space="preserve">C. </w:t>
       </w:r>
       <w:r>
         <w:rPr>
@@ -9836,11 +10521,21 @@
         </w:rPr>
         <w:t xml:space="preserve">先增大后减小</w:t>
       </w:r>
-      <w:r>
-        <w:rPr>
-          <w:rFonts w:ascii="Times New Roman" w:hAnsi="Times New Roman" w:eastAsia="Times New Roman" w:cs="Times New Roman"/>
-        </w:rPr>
-        <w:t xml:space="preserve">　　D. </w:t>
+    </w:p>
+    <w:p>
+      <w:pPr>
+        <w:pStyle w:val="Compact"/>
+        <w:numPr>
+          <w:ilvl w:val="0"/>
+          <w:numId w:val="1011"/>
+        </w:numPr>
+        <w:ind w:firstLine="420"/>
+      </w:pPr>
+      <w:r>
+        <w:rPr>
+          <w:rFonts w:ascii="Times New Roman" w:hAnsi="Times New Roman" w:eastAsia="Times New Roman" w:cs="Times New Roman"/>
+        </w:rPr>
+        <w:t xml:space="preserve">D. </w:t>
       </w:r>
       <w:r>
         <w:rPr>
@@ -9859,6 +10554,16 @@
         </w:pict>
       </w:r>
     </w:p>
+    <w:p>
+      <w:pPr>
+        <w:spacing w:before="160" w:after="80"/>
+      </w:pPr>
+      <w:r>
+        <w:pict>
+          <v:rect style="width:0;height:1.5pt" o:hralign="center" o:hrstd="t" o:hr="t"/>
+        </w:pict>
+      </w:r>
+    </w:p>
     <w:bookmarkEnd w:id="33"/>
     <w:bookmarkStart w:id="37" w:name="第20题"/>
     <w:p>
@@ -9888,6 +10593,7 @@
     <w:p>
       <w:pPr>
         <w:pStyle w:val="FirstParagraph"/>
+        <w:ind w:firstLine="420"/>
       </w:pPr>
       <w:r>
         <w:rPr>
@@ -10206,8 +10912,9 @@
         <w:pStyle w:val="Compact"/>
         <w:numPr>
           <w:ilvl w:val="0"/>
-          <w:numId w:val="1010"/>
+          <w:numId w:val="1012"/>
         </w:numPr>
+        <w:ind w:firstLine="420"/>
       </w:pPr>
       <w:r>
         <w:rPr>
@@ -10299,8 +11006,9 @@
         <w:pStyle w:val="Compact"/>
         <w:numPr>
           <w:ilvl w:val="0"/>
-          <w:numId w:val="1010"/>
+          <w:numId w:val="1012"/>
         </w:numPr>
+        <w:ind w:firstLine="420"/>
       </w:pPr>
       <w:r>
         <w:rPr>
@@ -10369,8 +11077,9 @@
         <w:pStyle w:val="Compact"/>
         <w:numPr>
           <w:ilvl w:val="0"/>
-          <w:numId w:val="1010"/>
+          <w:numId w:val="1012"/>
         </w:numPr>
+        <w:ind w:firstLine="420"/>
       </w:pPr>
       <w:r>
         <w:rPr>
@@ -10454,8 +11163,9 @@
         <w:pStyle w:val="Compact"/>
         <w:numPr>
           <w:ilvl w:val="0"/>
-          <w:numId w:val="1010"/>
+          <w:numId w:val="1012"/>
         </w:numPr>
+        <w:ind w:firstLine="420"/>
       </w:pPr>
       <w:r>
         <w:rPr>
@@ -10492,6 +11202,16 @@
         </w:pict>
       </w:r>
     </w:p>
+    <w:p>
+      <w:pPr>
+        <w:spacing w:before="160" w:after="80"/>
+      </w:pPr>
+      <w:r>
+        <w:pict>
+          <v:rect style="width:0;height:1.5pt" o:hralign="center" o:hrstd="t" o:hr="t"/>
+        </w:pict>
+      </w:r>
+    </w:p>
     <w:bookmarkEnd w:id="37"/>
     <w:bookmarkStart w:id="38" w:name="第21题"/>
     <w:p>
@@ -10521,6 +11241,7 @@
     <w:p>
       <w:pPr>
         <w:pStyle w:val="FirstParagraph"/>
+        <w:ind w:firstLine="420"/>
       </w:pPr>
       <w:r>
         <w:rPr>
@@ -10663,6 +11384,7 @@
     <w:p>
       <w:pPr>
         <w:pStyle w:val="BodyText"/>
+        <w:ind w:firstLine="420"/>
       </w:pPr>
       <w:r>
         <w:rPr>
@@ -10858,6 +11580,7 @@
     <w:p>
       <w:pPr>
         <w:pStyle w:val="BodyText"/>
+        <w:ind w:firstLine="420"/>
       </w:pPr>
       <w:r>
         <w:rPr>
@@ -11048,6 +11771,7 @@
     <w:p>
       <w:pPr>
         <w:pStyle w:val="BodyText"/>
+        <w:ind w:firstLine="420"/>
       </w:pPr>
       <w:r>
         <w:rPr>
@@ -11223,6 +11947,48 @@
     </w:p>
     <w:p>
       <w:pPr>
+        <w:pStyle w:val="BodyText"/>
+        <w:ind w:firstLine="420"/>
+      </w:pPr>
+      <w:r>
+        <w:rPr>
+          <w:rFonts w:hint="eastAsia" w:ascii="Times New Roman" w:hAnsi="Times New Roman" w:eastAsia="FangSong" w:cs="Times New Roman"/>
+        </w:rPr>
+        <w:t>写出上述各反应的化学方程式</w:t>
+      </w:r>
+      <w:r>
+        <w:rPr>
+          <w:rFonts w:hint="eastAsia" w:ascii="Times New Roman" w:hAnsi="Times New Roman" w:eastAsia="Times New Roman" w:cs="Times New Roman"/>
+        </w:rPr>
+        <w:t>（</w:t>
+      </w:r>
+      <w:r>
+        <w:rPr>
+          <w:rFonts w:hint="eastAsia" w:ascii="Times New Roman" w:hAnsi="Times New Roman" w:eastAsia="FangSong" w:cs="Times New Roman"/>
+        </w:rPr>
+        <w:t>若为溶液中的离子反应</w:t>
+      </w:r>
+      <w:r>
+        <w:rPr>
+          <w:rFonts w:hint="eastAsia" w:ascii="Times New Roman" w:hAnsi="Times New Roman" w:eastAsia="Times New Roman" w:cs="Times New Roman"/>
+        </w:rPr>
+        <w:t>，</w:t>
+      </w:r>
+      <w:r>
+        <w:rPr>
+          <w:rFonts w:hint="eastAsia" w:ascii="Times New Roman" w:hAnsi="Times New Roman" w:eastAsia="FangSong" w:cs="Times New Roman"/>
+        </w:rPr>
+        <w:t>同时写出离子方程式</w:t>
+      </w:r>
+      <w:r>
+        <w:rPr>
+          <w:rFonts w:hint="eastAsia" w:ascii="Times New Roman" w:hAnsi="Times New Roman" w:eastAsia="Times New Roman" w:cs="Times New Roman"/>
+        </w:rPr>
+        <w:t>）。</w:t>
+      </w:r>
+    </w:p>
+    <w:p>
+      <w:pPr>
         <w:spacing w:before="160" w:after="80"/>
       </w:pPr>
       <w:r>
@@ -11231,6 +11997,16 @@
         </w:pict>
       </w:r>
     </w:p>
+    <w:p>
+      <w:pPr>
+        <w:spacing w:before="160" w:after="80"/>
+      </w:pPr>
+      <w:r>
+        <w:pict>
+          <v:rect style="width:0;height:1.5pt" o:hralign="center" o:hrstd="t" o:hr="t"/>
+        </w:pict>
+      </w:r>
+    </w:p>
     <w:bookmarkEnd w:id="38"/>
     <w:bookmarkStart w:id="39" w:name="第22题"/>
     <w:p>
@@ -11260,6 +12036,7 @@
     <w:p>
       <w:pPr>
         <w:pStyle w:val="FirstParagraph"/>
+        <w:ind w:firstLine="420"/>
       </w:pPr>
       <m:oMath>
         <m:sSub>
@@ -11411,6 +12188,16 @@
         </w:pict>
       </w:r>
     </w:p>
+    <w:p>
+      <w:pPr>
+        <w:spacing w:before="160" w:after="80"/>
+      </w:pPr>
+      <w:r>
+        <w:pict>
+          <v:rect style="width:0;height:1.5pt" o:hralign="center" o:hrstd="t" o:hr="t"/>
+        </w:pict>
+      </w:r>
+    </w:p>
     <w:bookmarkEnd w:id="39"/>
     <w:bookmarkStart w:id="40" w:name="第23题"/>
     <w:p>
@@ -11441,6 +12228,7 @@
       <w:pPr>
         <w:pStyle w:val="FirstParagraph"/>
         <w:spacing w:after="80"/>
+        <w:ind w:firstLine="420"/>
       </w:pPr>
       <w:r>
         <w:rPr>
@@ -11532,6 +12320,15 @@
         <w:tblStyle w:val="Table"/>
         <w:tblW w:type="auto" w:w="0"/>
         <w:tblLook w:firstRow="1" w:lastRow="0" w:firstColumn="0" w:lastColumn="0" w:noHBand="0" w:noVBand="0" w:val="0020"/>
+        <w:jc w:val="center"/>
+        <w:tblBorders>
+          <w:top w:val="single" w:sz="12" w:space="0" w:color="333333"/>
+          <w:bottom w:val="single" w:sz="12" w:space="0" w:color="333333"/>
+          <w:left w:val="none"/>
+          <w:right w:val="none"/>
+          <w:insideH w:val="none"/>
+          <w:insideV w:val="none"/>
+        </w:tblBorders>
       </w:tblPr>
       <w:tblGrid>
         <w:gridCol w:w="1320"/>
@@ -11546,7 +12343,11 @@
           <w:tblHeader w:val="on"/>
         </w:trPr>
         <w:tc>
-          <w:tcPr/>
+          <w:tcPr>
+            <w:tcBorders>
+              <w:bottom w:val="single" w:sz="6" w:space="0" w:color="333333"/>
+            </w:tcBorders>
+          </w:tcPr>
           <w:p>
             <w:pPr>
               <w:pStyle w:val="Compact"/>
@@ -11592,7 +12393,11 @@
           </w:p>
         </w:tc>
         <w:tc>
-          <w:tcPr/>
+          <w:tcPr>
+            <w:tcBorders>
+              <w:bottom w:val="single" w:sz="6" w:space="0" w:color="333333"/>
+            </w:tcBorders>
+          </w:tcPr>
           <w:p>
             <w:pPr>
               <w:pStyle w:val="Compact"/>
@@ -11608,7 +12413,11 @@
           </w:p>
         </w:tc>
         <w:tc>
-          <w:tcPr/>
+          <w:tcPr>
+            <w:tcBorders>
+              <w:bottom w:val="single" w:sz="6" w:space="0" w:color="333333"/>
+            </w:tcBorders>
+          </w:tcPr>
           <w:p>
             <w:pPr>
               <w:pStyle w:val="Compact"/>
@@ -11624,7 +12433,11 @@
           </w:p>
         </w:tc>
         <w:tc>
-          <w:tcPr/>
+          <w:tcPr>
+            <w:tcBorders>
+              <w:bottom w:val="single" w:sz="6" w:space="0" w:color="333333"/>
+            </w:tcBorders>
+          </w:tcPr>
           <w:p>
             <w:pPr>
               <w:pStyle w:val="Compact"/>
@@ -11640,7 +12453,11 @@
           </w:p>
         </w:tc>
         <w:tc>
-          <w:tcPr/>
+          <w:tcPr>
+            <w:tcBorders>
+              <w:bottom w:val="single" w:sz="6" w:space="0" w:color="333333"/>
+            </w:tcBorders>
+          </w:tcPr>
           <w:p>
             <w:pPr>
               <w:pStyle w:val="Compact"/>
@@ -11656,7 +12473,11 @@
           </w:p>
         </w:tc>
         <w:tc>
-          <w:tcPr/>
+          <w:tcPr>
+            <w:tcBorders>
+              <w:bottom w:val="single" w:sz="6" w:space="0" w:color="333333"/>
+            </w:tcBorders>
+          </w:tcPr>
           <w:p>
             <w:pPr>
               <w:pStyle w:val="Compact"/>
@@ -11937,6 +12758,16 @@
         </w:pict>
       </w:r>
     </w:p>
+    <w:p>
+      <w:pPr>
+        <w:spacing w:before="160" w:after="80"/>
+      </w:pPr>
+      <w:r>
+        <w:pict>
+          <v:rect style="width:0;height:1.5pt" o:hralign="center" o:hrstd="t" o:hr="t"/>
+        </w:pict>
+      </w:r>
+    </w:p>
     <w:bookmarkEnd w:id="40"/>
     <w:bookmarkStart w:id="47" w:name="第24题"/>
     <w:p>
@@ -11966,6 +12797,7 @@
     <w:p>
       <w:pPr>
         <w:pStyle w:val="FirstParagraph"/>
+        <w:ind w:firstLine="420"/>
       </w:pPr>
       <w:r>
         <w:rPr>
@@ -12031,6 +12863,7 @@
     <w:p>
       <w:pPr>
         <w:pStyle w:val="BodyText"/>
+        <w:ind w:firstLine="420"/>
       </w:pPr>
       <w:r>
         <w:rPr>
@@ -12212,6 +13045,7 @@
     <w:p>
       <w:pPr>
         <w:pStyle w:val="BodyText"/>
+        <w:ind w:firstLine="420"/>
       </w:pPr>
       <w:r>
         <w:rPr>
@@ -12437,6 +13271,7 @@
     <w:p>
       <w:pPr>
         <w:pStyle w:val="BodyText"/>
+        <w:ind w:firstLine="420"/>
       </w:pPr>
       <w:r>
         <w:rPr>
@@ -12578,6 +13413,7 @@
     <w:p>
       <w:pPr>
         <w:pStyle w:val="BodyText"/>
+        <w:ind w:firstLine="420"/>
       </w:pPr>
       <w:r>
         <w:rPr>
@@ -12601,6 +13437,7 @@
     <w:p>
       <w:pPr>
         <w:pStyle w:val="BodyText"/>
+        <w:ind w:firstLine="420"/>
       </w:pPr>
       <w:r>
         <w:rPr>
@@ -12617,14 +13454,12 @@
     </w:p>
     <w:p>
       <w:pPr>
-        <w:pStyle w:val="BodyText"/>
-      </w:pPr>
-      <w:r>
-        <w:rPr>
-          <w:rFonts w:ascii="Times New Roman" w:hAnsi="Times New Roman" w:eastAsia="Times New Roman" w:cs="Times New Roman"/>
-        </w:rPr>
-        <w:t xml:space="preserve">10-1 </w:t>
-      </w:r>
+        <w:numPr>
+          <w:ilvl w:val="0"/>
+          <w:numId w:val="1013"/>
+        </w:numPr>
+        <w:ind w:firstLine="420"/>
+      </w:pPr>
       <w:r>
         <w:rPr>
           <w:rFonts w:hint="eastAsia" w:ascii="Times New Roman" w:hAnsi="Times New Roman" w:eastAsia="FangSong" w:cs="Times New Roman"/>
@@ -12676,14 +13511,12 @@
     </w:p>
     <w:p>
       <w:pPr>
-        <w:pStyle w:val="BodyText"/>
-      </w:pPr>
-      <w:r>
-        <w:rPr>
-          <w:rFonts w:ascii="Times New Roman" w:hAnsi="Times New Roman" w:eastAsia="Times New Roman" w:cs="Times New Roman"/>
-        </w:rPr>
-        <w:t xml:space="preserve">10-2 </w:t>
-      </w:r>
+        <w:numPr>
+          <w:ilvl w:val="0"/>
+          <w:numId w:val="1013"/>
+        </w:numPr>
+        <w:ind w:firstLine="420"/>
+      </w:pPr>
       <w:r>
         <w:rPr>
           <w:rFonts w:hint="eastAsia" w:ascii="Times New Roman" w:hAnsi="Times New Roman" w:eastAsia="FangSong" w:cs="Times New Roman"/>
@@ -12793,14 +13626,12 @@
     </w:p>
     <w:p>
       <w:pPr>
-        <w:pStyle w:val="BodyText"/>
-      </w:pPr>
-      <w:r>
-        <w:rPr>
-          <w:rFonts w:ascii="Times New Roman" w:hAnsi="Times New Roman" w:eastAsia="Times New Roman" w:cs="Times New Roman"/>
-        </w:rPr>
-        <w:t xml:space="preserve">10-3 </w:t>
-      </w:r>
+        <w:numPr>
+          <w:ilvl w:val="0"/>
+          <w:numId w:val="1013"/>
+        </w:numPr>
+        <w:ind w:firstLine="420"/>
+      </w:pPr>
       <w:r>
         <w:rPr>
           <w:rFonts w:hint="eastAsia" w:ascii="Times New Roman" w:hAnsi="Times New Roman" w:eastAsia="FangSong" w:cs="Times New Roman"/>
@@ -12816,14 +13647,12 @@
     </w:p>
     <w:p>
       <w:pPr>
-        <w:pStyle w:val="BodyText"/>
-      </w:pPr>
-      <w:r>
-        <w:rPr>
-          <w:rFonts w:ascii="Times New Roman" w:hAnsi="Times New Roman" w:eastAsia="Times New Roman" w:cs="Times New Roman"/>
-        </w:rPr>
-        <w:t xml:space="preserve">10-4 </w:t>
-      </w:r>
+        <w:numPr>
+          <w:ilvl w:val="0"/>
+          <w:numId w:val="1013"/>
+        </w:numPr>
+        <w:ind w:firstLine="420"/>
+      </w:pPr>
       <w:r>
         <w:rPr>
           <w:rFonts w:hint="eastAsia" w:ascii="Times New Roman" w:hAnsi="Times New Roman" w:eastAsia="FangSong" w:cs="Times New Roman"/>
@@ -12859,6 +13688,16 @@
         </w:pict>
       </w:r>
     </w:p>
+    <w:p>
+      <w:pPr>
+        <w:spacing w:before="160" w:after="80"/>
+      </w:pPr>
+      <w:r>
+        <w:pict>
+          <v:rect style="width:0;height:1.5pt" o:hralign="center" o:hrstd="t" o:hr="t"/>
+        </w:pict>
+      </w:r>
+    </w:p>
     <w:bookmarkEnd w:id="47"/>
     <w:bookmarkStart w:id="48" w:name="第25题"/>
     <w:p>
@@ -12888,6 +13727,7 @@
     <w:p>
       <w:pPr>
         <w:pStyle w:val="FirstParagraph"/>
+        <w:ind w:firstLine="420"/>
       </w:pPr>
       <w:r>
         <w:rPr>
@@ -13627,6 +14467,7 @@
     <w:p>
       <w:pPr>
         <w:pStyle w:val="FirstParagraph"/>
+        <w:ind w:firstLine="420"/>
       </w:pPr>
       <w:r>
         <w:rPr>
@@ -13773,14 +14614,12 @@
     </w:p>
     <w:p>
       <w:pPr>
-        <w:pStyle w:val="BodyText"/>
-      </w:pPr>
-      <w:r>
-        <w:rPr>
-          <w:rFonts w:ascii="Times New Roman" w:hAnsi="Times New Roman" w:eastAsia="Times New Roman" w:cs="Times New Roman"/>
-        </w:rPr>
-        <w:t xml:space="preserve">7-1 </w:t>
-      </w:r>
+        <w:numPr>
+          <w:ilvl w:val="0"/>
+          <w:numId w:val="1014"/>
+        </w:numPr>
+        <w:ind w:firstLine="420"/>
+      </w:pPr>
       <w:r>
         <w:rPr>
           <w:rFonts w:hint="eastAsia" w:ascii="Times New Roman" w:hAnsi="Times New Roman" w:eastAsia="FangSong" w:cs="Times New Roman"/>
@@ -13796,14 +14635,12 @@
     </w:p>
     <w:p>
       <w:pPr>
-        <w:pStyle w:val="BodyText"/>
-      </w:pPr>
-      <w:r>
-        <w:rPr>
-          <w:rFonts w:ascii="Times New Roman" w:hAnsi="Times New Roman" w:eastAsia="Times New Roman" w:cs="Times New Roman"/>
-        </w:rPr>
-        <w:t xml:space="preserve">7-2 </w:t>
-      </w:r>
+        <w:numPr>
+          <w:ilvl w:val="0"/>
+          <w:numId w:val="1014"/>
+        </w:numPr>
+        <w:ind w:firstLine="420"/>
+      </w:pPr>
       <w:r>
         <w:rPr>
           <w:rFonts w:hint="eastAsia" w:ascii="Times New Roman" w:hAnsi="Times New Roman" w:eastAsia="FangSong" w:cs="Times New Roman"/>
@@ -13871,6 +14708,16 @@
         </w:pict>
       </w:r>
     </w:p>
+    <w:p>
+      <w:pPr>
+        <w:spacing w:before="160" w:after="80"/>
+      </w:pPr>
+      <w:r>
+        <w:pict>
+          <v:rect style="width:0;height:1.5pt" o:hralign="center" o:hrstd="t" o:hr="t"/>
+        </w:pict>
+      </w:r>
+    </w:p>
     <w:bookmarkEnd w:id="48"/>
     <w:bookmarkStart w:id="49" w:name="第26题"/>
     <w:p>
@@ -13900,6 +14747,7 @@
     <w:p>
       <w:pPr>
         <w:pStyle w:val="FirstParagraph"/>
+        <w:ind w:firstLine="420"/>
       </w:pPr>
       <w:r>
         <w:rPr>
@@ -14353,6 +15201,16 @@
           <w:rFonts w:hint="eastAsia" w:ascii="Times New Roman" w:hAnsi="Times New Roman" w:eastAsia="Times New Roman" w:cs="Times New Roman"/>
         </w:rPr>
         <w:t>。</w:t>
+      </w:r>
+    </w:p>
+    <w:p>
+      <w:pPr>
+        <w:spacing w:before="160" w:after="80"/>
+      </w:pPr>
+      <w:r>
+        <w:pict>
+          <v:rect style="width:0;height:1.5pt" o:hralign="center" o:hrstd="t" o:hr="t"/>
+        </w:pict>
       </w:r>
     </w:p>
     <w:p>
@@ -14704,6 +15562,91 @@
       </w:pPr>
     </w:lvl>
   </w:abstractNum>
+  <w:abstractNum w:abstractNumId="99431">
+    <w:nsid w:val="00A99431"/>
+    <w:multiLevelType w:val="multilevel"/>
+    <w:lvl w:ilvl="0">
+      <w:start w:val="1"/>
+      <w:numFmt w:val="decimal"/>
+      <w:lvlText w:val="(%1)"/>
+      <w:lvlJc w:val="left"/>
+      <w:pPr>
+        <w:ind w:left="720" w:hanging="360"/>
+      </w:pPr>
+    </w:lvl>
+    <w:lvl w:ilvl="1">
+      <w:start w:val="1"/>
+      <w:numFmt w:val="decimal"/>
+      <w:lvlText w:val="(%2)"/>
+      <w:lvlJc w:val="left"/>
+      <w:pPr>
+        <w:ind w:left="1440" w:hanging="360"/>
+      </w:pPr>
+    </w:lvl>
+    <w:lvl w:ilvl="2">
+      <w:start w:val="1"/>
+      <w:numFmt w:val="decimal"/>
+      <w:lvlText w:val="(%3)"/>
+      <w:lvlJc w:val="left"/>
+      <w:pPr>
+        <w:ind w:left="2160" w:hanging="360"/>
+      </w:pPr>
+    </w:lvl>
+    <w:lvl w:ilvl="3">
+      <w:start w:val="1"/>
+      <w:numFmt w:val="decimal"/>
+      <w:lvlText w:val="(%4)"/>
+      <w:lvlJc w:val="left"/>
+      <w:pPr>
+        <w:ind w:left="2880" w:hanging="360"/>
+      </w:pPr>
+    </w:lvl>
+    <w:lvl w:ilvl="4">
+      <w:start w:val="1"/>
+      <w:numFmt w:val="decimal"/>
+      <w:lvlText w:val="(%5)"/>
+      <w:lvlJc w:val="left"/>
+      <w:pPr>
+        <w:ind w:left="3600" w:hanging="360"/>
+      </w:pPr>
+    </w:lvl>
+    <w:lvl w:ilvl="5">
+      <w:start w:val="1"/>
+      <w:numFmt w:val="decimal"/>
+      <w:lvlText w:val="(%6)"/>
+      <w:lvlJc w:val="left"/>
+      <w:pPr>
+        <w:ind w:left="4320" w:hanging="360"/>
+      </w:pPr>
+    </w:lvl>
+    <w:lvl w:ilvl="6">
+      <w:start w:val="1"/>
+      <w:numFmt w:val="decimal"/>
+      <w:lvlText w:val="(%7)"/>
+      <w:lvlJc w:val="left"/>
+      <w:pPr>
+        <w:ind w:left="5040" w:hanging="360"/>
+      </w:pPr>
+    </w:lvl>
+    <w:lvl w:ilvl="7">
+      <w:start w:val="1"/>
+      <w:numFmt w:val="decimal"/>
+      <w:lvlText w:val="(%8)"/>
+      <w:lvlJc w:val="left"/>
+      <w:pPr>
+        <w:ind w:left="5760" w:hanging="360"/>
+      </w:pPr>
+    </w:lvl>
+    <w:lvl w:ilvl="8">
+      <w:start w:val="1"/>
+      <w:numFmt w:val="decimal"/>
+      <w:lvlText w:val="(%9)"/>
+      <w:lvlJc w:val="left"/>
+      <w:pPr>
+        <w:ind w:left="6480" w:hanging="360"/>
+      </w:pPr>
+    </w:lvl>
+  </w:abstractNum>
   <w:abstractNum w:abstractNumId="99731">
     <w:nsid w:val="00A99731"/>
     <w:multiLevelType w:val="multilevel"/>
@@ -14826,6 +15769,36 @@
     </w:lvlOverride>
   </w:num>
   <w:num w:numId="1003">
+    <w:abstractNumId w:val="99431"/>
+    <w:lvlOverride w:ilvl="0">
+      <w:startOverride w:val="1"/>
+    </w:lvlOverride>
+    <w:lvlOverride w:ilvl="1">
+      <w:startOverride w:val="1"/>
+    </w:lvlOverride>
+    <w:lvlOverride w:ilvl="2">
+      <w:startOverride w:val="1"/>
+    </w:lvlOverride>
+    <w:lvlOverride w:ilvl="3">
+      <w:startOverride w:val="1"/>
+    </w:lvlOverride>
+    <w:lvlOverride w:ilvl="4">
+      <w:startOverride w:val="1"/>
+    </w:lvlOverride>
+    <w:lvlOverride w:ilvl="5">
+      <w:startOverride w:val="1"/>
+    </w:lvlOverride>
+    <w:lvlOverride w:ilvl="6">
+      <w:startOverride w:val="1"/>
+    </w:lvlOverride>
+    <w:lvlOverride w:ilvl="7">
+      <w:startOverride w:val="1"/>
+    </w:lvlOverride>
+    <w:lvlOverride w:ilvl="8">
+      <w:startOverride w:val="1"/>
+    </w:lvlOverride>
+  </w:num>
+  <w:num w:numId="1004">
     <w:abstractNumId w:val="99731"/>
     <w:lvlOverride w:ilvl="0">
       <w:startOverride w:val="1"/>
@@ -14855,38 +15828,8 @@
       <w:startOverride w:val="1"/>
     </w:lvlOverride>
   </w:num>
-  <w:num w:numId="1004">
-    <w:abstractNumId w:val="99411"/>
-    <w:lvlOverride w:ilvl="0">
-      <w:startOverride w:val="1"/>
-    </w:lvlOverride>
-    <w:lvlOverride w:ilvl="1">
-      <w:startOverride w:val="1"/>
-    </w:lvlOverride>
-    <w:lvlOverride w:ilvl="2">
-      <w:startOverride w:val="1"/>
-    </w:lvlOverride>
-    <w:lvlOverride w:ilvl="3">
-      <w:startOverride w:val="1"/>
-    </w:lvlOverride>
-    <w:lvlOverride w:ilvl="4">
-      <w:startOverride w:val="1"/>
-    </w:lvlOverride>
-    <w:lvlOverride w:ilvl="5">
-      <w:startOverride w:val="1"/>
-    </w:lvlOverride>
-    <w:lvlOverride w:ilvl="6">
-      <w:startOverride w:val="1"/>
-    </w:lvlOverride>
-    <w:lvlOverride w:ilvl="7">
-      <w:startOverride w:val="1"/>
-    </w:lvlOverride>
-    <w:lvlOverride w:ilvl="8">
-      <w:startOverride w:val="1"/>
-    </w:lvlOverride>
-  </w:num>
   <w:num w:numId="1005">
-    <w:abstractNumId w:val="99411"/>
+    <w:abstractNumId w:val="99431"/>
     <w:lvlOverride w:ilvl="0">
       <w:startOverride w:val="1"/>
     </w:lvlOverride>
@@ -14976,13 +15919,133 @@
     </w:lvlOverride>
   </w:num>
   <w:num w:numId="1008">
-    <w:abstractNumId w:val="991"/>
+    <w:abstractNumId w:val="99411"/>
+    <w:lvlOverride w:ilvl="0">
+      <w:startOverride w:val="1"/>
+    </w:lvlOverride>
+    <w:lvlOverride w:ilvl="1">
+      <w:startOverride w:val="1"/>
+    </w:lvlOverride>
+    <w:lvlOverride w:ilvl="2">
+      <w:startOverride w:val="1"/>
+    </w:lvlOverride>
+    <w:lvlOverride w:ilvl="3">
+      <w:startOverride w:val="1"/>
+    </w:lvlOverride>
+    <w:lvlOverride w:ilvl="4">
+      <w:startOverride w:val="1"/>
+    </w:lvlOverride>
+    <w:lvlOverride w:ilvl="5">
+      <w:startOverride w:val="1"/>
+    </w:lvlOverride>
+    <w:lvlOverride w:ilvl="6">
+      <w:startOverride w:val="1"/>
+    </w:lvlOverride>
+    <w:lvlOverride w:ilvl="7">
+      <w:startOverride w:val="1"/>
+    </w:lvlOverride>
+    <w:lvlOverride w:ilvl="8">
+      <w:startOverride w:val="1"/>
+    </w:lvlOverride>
   </w:num>
   <w:num w:numId="1009">
-    <w:abstractNumId w:val="991"/>
+    <w:abstractNumId w:val="99411"/>
+    <w:lvlOverride w:ilvl="0">
+      <w:startOverride w:val="1"/>
+    </w:lvlOverride>
+    <w:lvlOverride w:ilvl="1">
+      <w:startOverride w:val="1"/>
+    </w:lvlOverride>
+    <w:lvlOverride w:ilvl="2">
+      <w:startOverride w:val="1"/>
+    </w:lvlOverride>
+    <w:lvlOverride w:ilvl="3">
+      <w:startOverride w:val="1"/>
+    </w:lvlOverride>
+    <w:lvlOverride w:ilvl="4">
+      <w:startOverride w:val="1"/>
+    </w:lvlOverride>
+    <w:lvlOverride w:ilvl="5">
+      <w:startOverride w:val="1"/>
+    </w:lvlOverride>
+    <w:lvlOverride w:ilvl="6">
+      <w:startOverride w:val="1"/>
+    </w:lvlOverride>
+    <w:lvlOverride w:ilvl="7">
+      <w:startOverride w:val="1"/>
+    </w:lvlOverride>
+    <w:lvlOverride w:ilvl="8">
+      <w:startOverride w:val="1"/>
+    </w:lvlOverride>
   </w:num>
   <w:num w:numId="1010">
     <w:abstractNumId w:val="991"/>
+  </w:num>
+  <w:num w:numId="1011">
+    <w:abstractNumId w:val="991"/>
+  </w:num>
+  <w:num w:numId="1012">
+    <w:abstractNumId w:val="991"/>
+  </w:num>
+  <w:num w:numId="1013">
+    <w:abstractNumId w:val="99431"/>
+    <w:lvlOverride w:ilvl="0">
+      <w:startOverride w:val="1"/>
+    </w:lvlOverride>
+    <w:lvlOverride w:ilvl="1">
+      <w:startOverride w:val="1"/>
+    </w:lvlOverride>
+    <w:lvlOverride w:ilvl="2">
+      <w:startOverride w:val="1"/>
+    </w:lvlOverride>
+    <w:lvlOverride w:ilvl="3">
+      <w:startOverride w:val="1"/>
+    </w:lvlOverride>
+    <w:lvlOverride w:ilvl="4">
+      <w:startOverride w:val="1"/>
+    </w:lvlOverride>
+    <w:lvlOverride w:ilvl="5">
+      <w:startOverride w:val="1"/>
+    </w:lvlOverride>
+    <w:lvlOverride w:ilvl="6">
+      <w:startOverride w:val="1"/>
+    </w:lvlOverride>
+    <w:lvlOverride w:ilvl="7">
+      <w:startOverride w:val="1"/>
+    </w:lvlOverride>
+    <w:lvlOverride w:ilvl="8">
+      <w:startOverride w:val="1"/>
+    </w:lvlOverride>
+  </w:num>
+  <w:num w:numId="1014">
+    <w:abstractNumId w:val="99431"/>
+    <w:lvlOverride w:ilvl="0">
+      <w:startOverride w:val="1"/>
+    </w:lvlOverride>
+    <w:lvlOverride w:ilvl="1">
+      <w:startOverride w:val="1"/>
+    </w:lvlOverride>
+    <w:lvlOverride w:ilvl="2">
+      <w:startOverride w:val="1"/>
+    </w:lvlOverride>
+    <w:lvlOverride w:ilvl="3">
+      <w:startOverride w:val="1"/>
+    </w:lvlOverride>
+    <w:lvlOverride w:ilvl="4">
+      <w:startOverride w:val="1"/>
+    </w:lvlOverride>
+    <w:lvlOverride w:ilvl="5">
+      <w:startOverride w:val="1"/>
+    </w:lvlOverride>
+    <w:lvlOverride w:ilvl="6">
+      <w:startOverride w:val="1"/>
+    </w:lvlOverride>
+    <w:lvlOverride w:ilvl="7">
+      <w:startOverride w:val="1"/>
+    </w:lvlOverride>
+    <w:lvlOverride w:ilvl="8">
+      <w:startOverride w:val="1"/>
+    </w:lvlOverride>
   </w:num>
 </w:numbering>
 </file>

--- a/00-首页/题组Word/第一轮·综合套卷/第一轮综合卷11（学生版）.docx
+++ b/00-首页/题组Word/第一轮·综合套卷/第一轮综合卷11（学生版）.docx
@@ -348,16 +348,6 @@
           <w:rFonts w:hint="eastAsia" w:ascii="Times New Roman" w:hAnsi="Times New Roman" w:eastAsia="FangSong" w:cs="Times New Roman"/>
         </w:rPr>
         <w:t xml:space="preserve">三角锥形和平面三角形</w:t>
-      </w:r>
-    </w:p>
-    <w:p>
-      <w:pPr>
-        <w:spacing w:before="160" w:after="80"/>
-      </w:pPr>
-      <w:r>
-        <w:pict>
-          <v:rect style="width:0;height:1.5pt" o:hralign="center" o:hrstd="t" o:hr="t"/>
-        </w:pict>
       </w:r>
     </w:p>
     <w:p>
@@ -1100,16 +1090,6 @@
           <w:rFonts w:hint="eastAsia" w:ascii="Times New Roman" w:hAnsi="Times New Roman" w:eastAsia="FangSong" w:cs="Times New Roman"/>
         </w:rPr>
         <w:t xml:space="preserve">分子中没有</w:t>
-      </w:r>
-    </w:p>
-    <w:p>
-      <w:pPr>
-        <w:spacing w:before="160" w:after="80"/>
-      </w:pPr>
-      <w:r>
-        <w:pict>
-          <v:rect style="width:0;height:1.5pt" o:hralign="center" o:hrstd="t" o:hr="t"/>
-        </w:pict>
       </w:r>
     </w:p>
     <w:p>
@@ -1684,16 +1664,6 @@
         </w:pict>
       </w:r>
     </w:p>
-    <w:p>
-      <w:pPr>
-        <w:spacing w:before="160" w:after="80"/>
-      </w:pPr>
-      <w:r>
-        <w:pict>
-          <v:rect style="width:0;height:1.5pt" o:hralign="center" o:hrstd="t" o:hr="t"/>
-        </w:pict>
-      </w:r>
-    </w:p>
     <w:bookmarkEnd w:id="11"/>
     <w:bookmarkStart w:id="12" w:name="第4题"/>
     <w:p>
@@ -1856,7 +1826,7 @@
         <w:rPr>
           <w:rFonts w:ascii="Times New Roman" w:hAnsi="Times New Roman" w:eastAsia="Times New Roman" w:cs="Times New Roman"/>
         </w:rPr>
-        <w:t xml:space="preserve">- A.</w:t>
+        <w:t xml:space="preserve">A.</w:t>
       </w:r>
       <w:r>
         <w:rPr>
@@ -1923,7 +1893,7 @@
         <w:rPr>
           <w:rFonts w:ascii="Times New Roman" w:hAnsi="Times New Roman" w:eastAsia="Times New Roman" w:cs="Times New Roman"/>
         </w:rPr>
-        <w:t xml:space="preserve">- B.</w:t>
+        <w:t xml:space="preserve">B.</w:t>
       </w:r>
       <w:r>
         <w:rPr>
@@ -1990,7 +1960,7 @@
         <w:rPr>
           <w:rFonts w:ascii="Times New Roman" w:hAnsi="Times New Roman" w:eastAsia="Times New Roman" w:cs="Times New Roman"/>
         </w:rPr>
-        <w:t xml:space="preserve">- C.</w:t>
+        <w:t xml:space="preserve">C.</w:t>
       </w:r>
       <w:r>
         <w:rPr>
@@ -2066,7 +2036,7 @@
         <w:rPr>
           <w:rFonts w:ascii="Times New Roman" w:hAnsi="Times New Roman" w:eastAsia="Times New Roman" w:cs="Times New Roman"/>
         </w:rPr>
-        <w:t xml:space="preserve">- D.</w:t>
+        <w:t xml:space="preserve">D.</w:t>
       </w:r>
       <w:r>
         <w:rPr>
@@ -2143,16 +2113,6 @@
         </w:pict>
       </w:r>
     </w:p>
-    <w:p>
-      <w:pPr>
-        <w:spacing w:before="160" w:after="80"/>
-      </w:pPr>
-      <w:r>
-        <w:pict>
-          <v:rect style="width:0;height:1.5pt" o:hralign="center" o:hrstd="t" o:hr="t"/>
-        </w:pict>
-      </w:r>
-    </w:p>
     <w:bookmarkEnd w:id="12"/>
     <w:bookmarkStart w:id="13" w:name="第5题"/>
     <w:p>
@@ -2424,16 +2384,6 @@
           <w:rFonts w:ascii="Times New Roman" w:hAnsi="Times New Roman" w:eastAsia="Times New Roman" w:cs="Times New Roman"/>
         </w:rPr>
         <w:t xml:space="preserve"> ΔH &gt; 0</w:t>
-      </w:r>
-    </w:p>
-    <w:p>
-      <w:pPr>
-        <w:spacing w:before="160" w:after="80"/>
-      </w:pPr>
-      <w:r>
-        <w:pict>
-          <v:rect style="width:0;height:1.5pt" o:hralign="center" o:hrstd="t" o:hr="t"/>
-        </w:pict>
       </w:r>
     </w:p>
     <w:p>
@@ -3354,7 +3304,7 @@
         <w:rPr>
           <w:rFonts w:ascii="Times New Roman" w:hAnsi="Times New Roman" w:eastAsia="Times New Roman" w:cs="Times New Roman"/>
         </w:rPr>
-        <w:t xml:space="preserve">- A.</w:t>
+        <w:t xml:space="preserve">A.</w:t>
       </w:r>
       <w:r>
         <w:rPr>
@@ -3492,7 +3442,7 @@
         <w:rPr>
           <w:rFonts w:ascii="Times New Roman" w:hAnsi="Times New Roman" w:eastAsia="Times New Roman" w:cs="Times New Roman"/>
         </w:rPr>
-        <w:t xml:space="preserve">- B.</w:t>
+        <w:t xml:space="preserve">B.</w:t>
       </w:r>
       <w:r>
         <w:rPr>
@@ -3621,7 +3571,7 @@
         <w:rPr>
           <w:rFonts w:ascii="Times New Roman" w:hAnsi="Times New Roman" w:eastAsia="Times New Roman" w:cs="Times New Roman"/>
         </w:rPr>
-        <w:t xml:space="preserve">- C.</w:t>
+        <w:t xml:space="preserve">C.</w:t>
       </w:r>
       <w:r>
         <w:rPr>
@@ -3723,7 +3673,7 @@
         <w:rPr>
           <w:rFonts w:ascii="Times New Roman" w:hAnsi="Times New Roman" w:eastAsia="Times New Roman" w:cs="Times New Roman"/>
         </w:rPr>
-        <w:t xml:space="preserve">- D.</w:t>
+        <w:t xml:space="preserve">D.</w:t>
       </w:r>
       <w:r>
         <w:rPr>
@@ -3835,16 +3785,6 @@
         </w:pict>
       </w:r>
     </w:p>
-    <w:p>
-      <w:pPr>
-        <w:spacing w:before="160" w:after="80"/>
-      </w:pPr>
-      <w:r>
-        <w:pict>
-          <v:rect style="width:0;height:1.5pt" o:hralign="center" o:hrstd="t" o:hr="t"/>
-        </w:pict>
-      </w:r>
-    </w:p>
     <w:bookmarkEnd w:id="14"/>
     <w:bookmarkStart w:id="15" w:name="第7题"/>
     <w:p>
@@ -3947,16 +3887,6 @@
           <w:rFonts w:hint="eastAsia" w:ascii="Times New Roman" w:hAnsi="Times New Roman" w:eastAsia="Times New Roman" w:cs="Times New Roman"/>
         </w:rPr>
         <w:t>。</w:t>
-      </w:r>
-    </w:p>
-    <w:p>
-      <w:pPr>
-        <w:spacing w:before="160" w:after="80"/>
-      </w:pPr>
-      <w:r>
-        <w:pict>
-          <v:rect style="width:0;height:1.5pt" o:hralign="center" o:hrstd="t" o:hr="t"/>
-        </w:pict>
       </w:r>
     </w:p>
     <w:p>
@@ -4602,16 +4532,6 @@
         </w:pict>
       </w:r>
     </w:p>
-    <w:p>
-      <w:pPr>
-        <w:spacing w:before="160" w:after="80"/>
-      </w:pPr>
-      <w:r>
-        <w:pict>
-          <v:rect style="width:0;height:1.5pt" o:hralign="center" o:hrstd="t" o:hr="t"/>
-        </w:pict>
-      </w:r>
-    </w:p>
     <w:bookmarkEnd w:id="16"/>
     <w:bookmarkStart w:id="17" w:name="第9题"/>
     <w:p>
@@ -5015,7 +4935,7 @@
           <w:b/>
           <w:bCs/>
         </w:rPr>
-        <w:t xml:space="preserve">(1)</w:t>
+        <w:t xml:space="preserve">73-1</w:t>
       </w:r>
       <w:r>
         <w:rPr>
@@ -5071,7 +4991,7 @@
           <w:b/>
           <w:bCs/>
         </w:rPr>
-        <w:t xml:space="preserve">(2)</w:t>
+        <w:t xml:space="preserve">73-2</w:t>
       </w:r>
       <w:r>
         <w:rPr>
@@ -5542,6 +5462,122 @@
         </w:pict>
       </w:r>
     </w:p>
+    <w:bookmarkEnd w:id="17"/>
+    <w:bookmarkStart w:id="18" w:name="第10题"/>
+    <w:p>
+      <w:pPr>
+        <w:pStyle w:val="Heading3"/>
+        <w:spacing w:before="280" w:after="120"/>
+      </w:pPr>
+      <w:r>
+        <w:rPr>
+          <w:rFonts w:hint="eastAsia" w:ascii="Times New Roman" w:hAnsi="Times New Roman" w:eastAsia="SimHei" w:cs="Times New Roman"/>
+        </w:rPr>
+        <w:t>第</w:t>
+      </w:r>
+      <w:r>
+        <w:rPr>
+          <w:rFonts w:hint="eastAsia" w:ascii="Times New Roman" w:hAnsi="Times New Roman" w:eastAsia="Times New Roman" w:cs="Times New Roman"/>
+        </w:rPr>
+        <w:t>10</w:t>
+      </w:r>
+      <w:r>
+        <w:rPr>
+          <w:rFonts w:hint="eastAsia" w:ascii="Times New Roman" w:hAnsi="Times New Roman" w:eastAsia="SimHei" w:cs="Times New Roman"/>
+        </w:rPr>
+        <w:t>题</w:t>
+      </w:r>
+    </w:p>
+    <w:p>
+      <w:pPr>
+        <w:pStyle w:val="FirstParagraph"/>
+        <w:ind w:firstLine="420"/>
+      </w:pPr>
+      <w:r>
+        <w:rPr>
+          <w:rFonts w:ascii="Times New Roman" w:hAnsi="Times New Roman" w:eastAsia="Times New Roman" w:cs="Times New Roman"/>
+        </w:rPr>
+        <w:t xml:space="preserve">γ-MgAgSb </w:t>
+      </w:r>
+      <w:r>
+        <w:rPr>
+          <w:rFonts w:hint="eastAsia" w:ascii="Times New Roman" w:hAnsi="Times New Roman" w:eastAsia="FangSong" w:cs="Times New Roman"/>
+        </w:rPr>
+        <w:t>属立方晶系</w:t>
+      </w:r>
+      <w:r>
+        <w:rPr>
+          <w:rFonts w:hint="eastAsia" w:ascii="Times New Roman" w:hAnsi="Times New Roman" w:eastAsia="Times New Roman" w:cs="Times New Roman"/>
+        </w:rPr>
+        <w:t>，</w:t>
+      </w:r>
+      <w:r>
+        <w:rPr>
+          <w:rFonts w:hint="eastAsia" w:ascii="Times New Roman" w:hAnsi="Times New Roman" w:eastAsia="FangSong" w:cs="Times New Roman"/>
+        </w:rPr>
+        <w:t>其晶体结构可以视为</w:t>
+      </w:r>
+      <w:r>
+        <w:rPr>
+          <w:rFonts w:ascii="Times New Roman" w:hAnsi="Times New Roman" w:eastAsia="Times New Roman" w:cs="Times New Roman"/>
+        </w:rPr>
+        <w:t xml:space="preserve"> MgSb </w:t>
+      </w:r>
+      <w:r>
+        <w:rPr>
+          <w:rFonts w:hint="eastAsia" w:ascii="Times New Roman" w:hAnsi="Times New Roman" w:eastAsia="FangSong" w:cs="Times New Roman"/>
+        </w:rPr>
+        <w:t xml:space="preserve">作</w:t>
+      </w:r>
+      <w:r>
+        <w:rPr>
+          <w:rFonts w:ascii="Times New Roman" w:hAnsi="Times New Roman" w:eastAsia="Times New Roman" w:cs="Times New Roman"/>
+        </w:rPr>
+        <w:t xml:space="preserve"> NaCl </w:t>
+      </w:r>
+      <w:r>
+        <w:rPr>
+          <w:rFonts w:hint="eastAsia" w:ascii="Times New Roman" w:hAnsi="Times New Roman" w:eastAsia="FangSong" w:cs="Times New Roman"/>
+        </w:rPr>
+        <w:t>结构</w:t>
+      </w:r>
+      <w:r>
+        <w:rPr>
+          <w:rFonts w:hint="eastAsia" w:ascii="Times New Roman" w:hAnsi="Times New Roman" w:eastAsia="Times New Roman" w:cs="Times New Roman"/>
+        </w:rPr>
+        <w:t>，Ag</w:t>
+      </w:r>
+      <w:r>
+        <w:rPr>
+          <w:rFonts w:ascii="Times New Roman" w:hAnsi="Times New Roman" w:eastAsia="Times New Roman" w:cs="Times New Roman"/>
+        </w:rPr>
+        <w:t xml:space="preserve"> </w:t>
+      </w:r>
+      <w:r>
+        <w:rPr>
+          <w:rFonts w:hint="eastAsia" w:ascii="Times New Roman" w:hAnsi="Times New Roman" w:eastAsia="FangSong" w:cs="Times New Roman"/>
+        </w:rPr>
+        <w:t>掺杂入某种空隙得到</w:t>
+      </w:r>
+      <w:r>
+        <w:rPr>
+          <w:rFonts w:hint="eastAsia" w:ascii="Times New Roman" w:hAnsi="Times New Roman" w:eastAsia="Times New Roman" w:cs="Times New Roman"/>
+        </w:rPr>
+        <w:t>。</w:t>
+      </w:r>
+      <w:r>
+        <w:rPr>
+          <w:rFonts w:hint="eastAsia" w:ascii="Times New Roman" w:hAnsi="Times New Roman" w:eastAsia="FangSong" w:cs="Times New Roman"/>
+        </w:rPr>
+        <w:t>晶胞参数</w:t>
+      </w:r>
+      <w:r>
+        <w:rPr>
+          <w:rFonts w:ascii="Times New Roman" w:hAnsi="Times New Roman" w:eastAsia="Times New Roman" w:cs="Times New Roman"/>
+        </w:rPr>
+        <w:t xml:space="preserve"> a=670pm。</w:t>
+      </w:r>
+    </w:p>
     <w:p>
       <w:pPr>
         <w:spacing w:before="160" w:after="80"/>
@@ -5552,8 +5588,8 @@
         </w:pict>
       </w:r>
     </w:p>
-    <w:bookmarkEnd w:id="17"/>
-    <w:bookmarkStart w:id="18" w:name="第10题"/>
+    <w:bookmarkEnd w:id="18"/>
+    <w:bookmarkStart w:id="19" w:name="第11题"/>
     <w:p>
       <w:pPr>
         <w:pStyle w:val="Heading3"/>
@@ -5569,7 +5605,7 @@
         <w:rPr>
           <w:rFonts w:hint="eastAsia" w:ascii="Times New Roman" w:hAnsi="Times New Roman" w:eastAsia="Times New Roman" w:cs="Times New Roman"/>
         </w:rPr>
-        <w:t>10</w:t>
+        <w:t>11</w:t>
       </w:r>
       <w:r>
         <w:rPr>
@@ -5586,179 +5622,46 @@
       <w:r>
         <w:rPr>
           <w:rFonts w:ascii="Times New Roman" w:hAnsi="Times New Roman" w:eastAsia="Times New Roman" w:cs="Times New Roman"/>
-        </w:rPr>
-        <w:t xml:space="preserve">γ-MgAgSb </w:t>
-      </w:r>
-      <w:r>
-        <w:rPr>
-          <w:rFonts w:hint="eastAsia" w:ascii="Times New Roman" w:hAnsi="Times New Roman" w:eastAsia="FangSong" w:cs="Times New Roman"/>
-        </w:rPr>
-        <w:t>属立方晶系</w:t>
-      </w:r>
-      <w:r>
-        <w:rPr>
-          <w:rFonts w:hint="eastAsia" w:ascii="Times New Roman" w:hAnsi="Times New Roman" w:eastAsia="Times New Roman" w:cs="Times New Roman"/>
-        </w:rPr>
-        <w:t>，</w:t>
-      </w:r>
-      <w:r>
-        <w:rPr>
-          <w:rFonts w:hint="eastAsia" w:ascii="Times New Roman" w:hAnsi="Times New Roman" w:eastAsia="FangSong" w:cs="Times New Roman"/>
-        </w:rPr>
-        <w:t>其晶体结构可以视为</w:t>
-      </w:r>
-      <w:r>
-        <w:rPr>
-          <w:rFonts w:ascii="Times New Roman" w:hAnsi="Times New Roman" w:eastAsia="Times New Roman" w:cs="Times New Roman"/>
-        </w:rPr>
-        <w:t xml:space="preserve"> MgSb </w:t>
-      </w:r>
-      <w:r>
-        <w:rPr>
-          <w:rFonts w:hint="eastAsia" w:ascii="Times New Roman" w:hAnsi="Times New Roman" w:eastAsia="FangSong" w:cs="Times New Roman"/>
-        </w:rPr>
-        <w:t xml:space="preserve">作</w:t>
-      </w:r>
-      <w:r>
-        <w:rPr>
-          <w:rFonts w:ascii="Times New Roman" w:hAnsi="Times New Roman" w:eastAsia="Times New Roman" w:cs="Times New Roman"/>
-        </w:rPr>
-        <w:t xml:space="preserve"> NaCl </w:t>
-      </w:r>
-      <w:r>
-        <w:rPr>
-          <w:rFonts w:hint="eastAsia" w:ascii="Times New Roman" w:hAnsi="Times New Roman" w:eastAsia="FangSong" w:cs="Times New Roman"/>
-        </w:rPr>
-        <w:t>结构</w:t>
-      </w:r>
-      <w:r>
-        <w:rPr>
-          <w:rFonts w:hint="eastAsia" w:ascii="Times New Roman" w:hAnsi="Times New Roman" w:eastAsia="Times New Roman" w:cs="Times New Roman"/>
-        </w:rPr>
-        <w:t>，Ag</w:t>
-      </w:r>
-      <w:r>
-        <w:rPr>
-          <w:rFonts w:ascii="Times New Roman" w:hAnsi="Times New Roman" w:eastAsia="Times New Roman" w:cs="Times New Roman"/>
-        </w:rPr>
-        <w:t xml:space="preserve"> </w:t>
-      </w:r>
-      <w:r>
-        <w:rPr>
-          <w:rFonts w:hint="eastAsia" w:ascii="Times New Roman" w:hAnsi="Times New Roman" w:eastAsia="FangSong" w:cs="Times New Roman"/>
-        </w:rPr>
-        <w:t>掺杂入某种空隙得到</w:t>
-      </w:r>
-      <w:r>
-        <w:rPr>
-          <w:rFonts w:hint="eastAsia" w:ascii="Times New Roman" w:hAnsi="Times New Roman" w:eastAsia="Times New Roman" w:cs="Times New Roman"/>
-        </w:rPr>
-        <w:t>。</w:t>
-      </w:r>
-      <w:r>
-        <w:rPr>
-          <w:rFonts w:hint="eastAsia" w:ascii="Times New Roman" w:hAnsi="Times New Roman" w:eastAsia="FangSong" w:cs="Times New Roman"/>
-        </w:rPr>
-        <w:t>晶胞参数</w:t>
-      </w:r>
-      <w:r>
-        <w:rPr>
-          <w:rFonts w:ascii="Times New Roman" w:hAnsi="Times New Roman" w:eastAsia="Times New Roman" w:cs="Times New Roman"/>
-        </w:rPr>
-        <w:t xml:space="preserve"> a=670pm。</w:t>
-      </w:r>
-    </w:p>
-    <w:p>
-      <w:pPr>
-        <w:spacing w:before="160" w:after="80"/>
-      </w:pPr>
-      <w:r>
-        <w:pict>
-          <v:rect style="width:0;height:1.5pt" o:hralign="center" o:hrstd="t" o:hr="t"/>
-        </w:pict>
-      </w:r>
-    </w:p>
-    <w:p>
-      <w:pPr>
-        <w:numPr>
-          <w:ilvl w:val="0"/>
-          <w:numId w:val="1003"/>
-        </w:numPr>
-        <w:ind w:firstLine="420"/>
-      </w:pPr>
-      <w:r>
-        <w:rPr>
-          <w:rFonts w:hint="eastAsia" w:ascii="Times New Roman" w:hAnsi="Times New Roman" w:eastAsia="FangSong" w:cs="Times New Roman"/>
-        </w:rPr>
-        <w:t xml:space="preserve">请画出</w:t>
-      </w:r>
-      <w:r>
-        <w:rPr>
-          <w:rFonts w:ascii="Times New Roman" w:hAnsi="Times New Roman" w:eastAsia="Times New Roman" w:cs="Times New Roman"/>
-        </w:rPr>
-        <w:t xml:space="preserve"> </w:t>
-      </w:r>
-      <m:oMath>
-        <m:r>
-          <m:t>γ</m:t>
-        </m:r>
-      </m:oMath>
-      <w:r>
-        <w:rPr>
-          <w:rFonts w:ascii="Times New Roman" w:hAnsi="Times New Roman" w:eastAsia="Times New Roman" w:cs="Times New Roman"/>
-        </w:rPr>
-        <w:t xml:space="preserve"> </w:t>
-      </w:r>
-      <w:r>
-        <w:rPr>
-          <w:rFonts w:ascii="Times New Roman" w:hAnsi="Times New Roman" w:eastAsia="Times New Roman" w:cs="Times New Roman"/>
-        </w:rPr>
-        <w:t xml:space="preserve">-MgAgSb </w:t>
-      </w:r>
-      <w:r>
-        <w:rPr>
-          <w:rFonts w:hint="eastAsia" w:ascii="Times New Roman" w:hAnsi="Times New Roman" w:eastAsia="FangSong" w:cs="Times New Roman"/>
-        </w:rPr>
-        <w:t>的正当晶胞</w:t>
-      </w:r>
-      <w:r>
-        <w:rPr>
-          <w:rFonts w:hint="eastAsia" w:ascii="Times New Roman" w:hAnsi="Times New Roman" w:eastAsia="Times New Roman" w:cs="Times New Roman"/>
-        </w:rPr>
-        <w:t>。</w:t>
-      </w:r>
-    </w:p>
-    <w:p>
-      <w:pPr>
-        <w:numPr>
-          <w:ilvl w:val="0"/>
-          <w:numId w:val="1003"/>
-        </w:numPr>
-        <w:ind w:firstLine="420"/>
-      </w:pPr>
-      <w:r>
-        <w:rPr>
-          <w:rFonts w:hint="eastAsia" w:ascii="Times New Roman" w:hAnsi="Times New Roman" w:eastAsia="FangSong" w:cs="Times New Roman"/>
-        </w:rPr>
-        <w:t>计算说明在高温下银离子能否自由移动而导电</w:t>
-      </w:r>
-      <w:r>
-        <w:rPr>
-          <w:rFonts w:hint="eastAsia" w:ascii="Times New Roman" w:hAnsi="Times New Roman" w:eastAsia="Times New Roman" w:cs="Times New Roman"/>
-        </w:rPr>
-        <w:t>。</w:t>
-      </w:r>
-      <w:r>
-        <w:rPr>
-          <w:rFonts w:hint="eastAsia" w:ascii="Times New Roman" w:hAnsi="Times New Roman" w:eastAsia="FangSong" w:cs="Times New Roman"/>
-        </w:rPr>
-        <w:t>离子半径数据</w:t>
-      </w:r>
-      <w:r>
-        <w:rPr>
-          <w:rFonts w:hint="eastAsia" w:ascii="Times New Roman" w:hAnsi="Times New Roman" w:eastAsia="Times New Roman" w:cs="Times New Roman"/>
-        </w:rPr>
-        <w:t>：</w:t>
+          <w:b/>
+          <w:bCs/>
+        </w:rPr>
+        <w:t xml:space="preserve">75-1</w:t>
+      </w:r>
+      <w:r>
+        <w:rPr>
+          <w:rFonts w:ascii="Times New Roman" w:hAnsi="Times New Roman" w:eastAsia="Times New Roman" w:cs="Times New Roman"/>
+        </w:rPr>
+        <w:t xml:space="preserve"> </w:t>
+      </w:r>
+      <w:r>
+        <w:rPr>
+          <w:rFonts w:hint="eastAsia" w:ascii="Times New Roman" w:hAnsi="Times New Roman" w:eastAsia="FangSong" w:cs="Times New Roman"/>
+        </w:rPr>
+        <w:t xml:space="preserve">将</w:t>
+      </w:r>
+      <w:r>
+        <w:rPr>
+          <w:rFonts w:ascii="Times New Roman" w:hAnsi="Times New Roman" w:eastAsia="Times New Roman" w:cs="Times New Roman"/>
+        </w:rPr>
+        <w:t xml:space="preserve"> ZnO </w:t>
+      </w:r>
+      <w:r>
+        <w:rPr>
+          <w:rFonts w:hint="eastAsia" w:ascii="Times New Roman" w:hAnsi="Times New Roman" w:eastAsia="FangSong" w:cs="Times New Roman"/>
+        </w:rPr>
+        <w:t xml:space="preserve">和</w:t>
+      </w:r>
+      <w:r>
+        <w:rPr>
+          <w:rFonts w:ascii="Times New Roman" w:hAnsi="Times New Roman" w:eastAsia="Times New Roman" w:cs="Times New Roman"/>
+        </w:rPr>
+        <w:t xml:space="preserve"> Zn </w:t>
+      </w:r>
+      <w:r>
+        <w:rPr>
+          <w:rFonts w:hint="eastAsia" w:ascii="Times New Roman" w:hAnsi="Times New Roman" w:eastAsia="FangSong" w:cs="Times New Roman"/>
+        </w:rPr>
+        <w:t xml:space="preserve">混合后隔绝空气加热可得到</w:t>
       </w:r>
       <w:r>
         <w:rPr>
@@ -5776,87 +5679,209 @@
           </m:ctrlPr>
         </m:oMathPr>
         <m:r>
-          <m:t>r</m:t>
-        </m:r>
-        <m:r>
           <m:rPr>
             <m:sty m:val="p"/>
           </m:rPr>
-          <m:t>(</m:t>
-        </m:r>
-        <m:sSup>
+          <m:t>Z</m:t>
+        </m:r>
+        <m:r>
+          <m:rPr>
+            <m:sty m:val="p"/>
+          </m:rPr>
+          <m:t>n</m:t>
+        </m:r>
+        <m:sSub>
           <m:e>
             <m:r>
               <m:rPr>
                 <m:sty m:val="p"/>
               </m:rPr>
-              <m:t>M</m:t>
-            </m:r>
+              <m:t>O</m:t>
+            </m:r>
+          </m:e>
+          <m:sub>
             <m:r>
               <m:rPr>
                 <m:sty m:val="p"/>
               </m:rPr>
-              <m:t>g</m:t>
-            </m:r>
-          </m:e>
-          <m:sup>
-            <m:r>
-              <m:t>2</m:t>
+              <m:t>1</m:t>
             </m:r>
             <m:r>
               <m:rPr>
                 <m:sty m:val="p"/>
               </m:rPr>
-              <m:t>+</m:t>
-            </m:r>
-          </m:sup>
-        </m:sSup>
-        <m:r>
-          <m:rPr>
-            <m:sty m:val="p"/>
-          </m:rPr>
-          <m:t>)</m:t>
-        </m:r>
-        <m:r>
-          <m:rPr>
-            <m:sty m:val="p"/>
-          </m:rPr>
-          <m:t>=</m:t>
-        </m:r>
-        <m:r>
-          <m:t>72</m:t>
-        </m:r>
-        <m:r>
-          <m:rPr>
-            <m:sty m:val="p"/>
-          </m:rPr>
-          <m:t>p</m:t>
-        </m:r>
-        <m:r>
-          <m:rPr>
-            <m:sty m:val="p"/>
-          </m:rPr>
-          <m:t>m</m:t>
-        </m:r>
+              <m:t>−</m:t>
+            </m:r>
+            <m:r>
+              <m:rPr>
+                <m:sty m:val="p"/>
+              </m:rPr>
+              <m:t>x</m:t>
+            </m:r>
+          </m:sub>
+        </m:sSub>
       </m:oMath>
       <w:r>
         <w:rPr>
-          <w:rFonts w:ascii="Times New Roman" w:hAnsi="Times New Roman" w:eastAsia="Times New Roman" w:cs="Times New Roman"/>
-        </w:rPr>
-        <w:t xml:space="preserve"> </w:t>
-      </w:r>
-      <w:r>
-        <w:rPr>
-          <w:rFonts w:hint="eastAsia" w:ascii="Times New Roman" w:hAnsi="Times New Roman" w:eastAsia="Times New Roman" w:cs="Times New Roman"/>
-        </w:rPr>
-        <w:t xml:space="preserve">，</w:t>
-      </w:r>
-      <w:r>
-        <w:rPr>
-          <w:rFonts w:ascii="Times New Roman" w:hAnsi="Times New Roman" w:eastAsia="Times New Roman" w:cs="Times New Roman"/>
-        </w:rPr>
-        <w:t xml:space="preserve"> </w:t>
-      </w:r>
+          <w:rFonts w:hint="eastAsia" w:ascii="Times New Roman" w:hAnsi="Times New Roman" w:eastAsia="Times New Roman" w:cs="Times New Roman"/>
+        </w:rPr>
+        <w:t>，</w:t>
+      </w:r>
+      <w:r>
+        <w:rPr>
+          <w:rFonts w:hint="eastAsia" w:ascii="Times New Roman" w:hAnsi="Times New Roman" w:eastAsia="FangSong" w:cs="Times New Roman"/>
+        </w:rPr>
+        <w:t>通过调整</w:t>
+      </w:r>
+      <w:r>
+        <w:rPr>
+          <w:rFonts w:ascii="Times New Roman" w:hAnsi="Times New Roman" w:eastAsia="Times New Roman" w:cs="Times New Roman"/>
+        </w:rPr>
+        <w:t xml:space="preserve"> ZnO/Zn </w:t>
+      </w:r>
+      <w:r>
+        <w:rPr>
+          <w:rFonts w:hint="eastAsia" w:ascii="Times New Roman" w:hAnsi="Times New Roman" w:eastAsia="FangSong" w:cs="Times New Roman"/>
+        </w:rPr>
+        <w:t>的比例可以得到不同颜色的化合物</w:t>
+      </w:r>
+      <w:r>
+        <w:rPr>
+          <w:rFonts w:hint="eastAsia" w:ascii="Times New Roman" w:hAnsi="Times New Roman" w:eastAsia="Times New Roman" w:cs="Times New Roman"/>
+        </w:rPr>
+        <w:t>，</w:t>
+      </w:r>
+      <w:r>
+        <w:rPr>
+          <w:rFonts w:hint="eastAsia" w:ascii="Times New Roman" w:hAnsi="Times New Roman" w:eastAsia="FangSong" w:cs="Times New Roman"/>
+        </w:rPr>
+        <w:t>解释原因</w:t>
+      </w:r>
+      <w:r>
+        <w:rPr>
+          <w:rFonts w:hint="eastAsia" w:ascii="Times New Roman" w:hAnsi="Times New Roman" w:eastAsia="Times New Roman" w:cs="Times New Roman"/>
+        </w:rPr>
+        <w:t>。</w:t>
+      </w:r>
+    </w:p>
+    <w:p>
+      <w:pPr>
+        <w:pStyle w:val="BodyText"/>
+        <w:ind w:firstLine="420"/>
+      </w:pPr>
+      <w:r>
+        <w:rPr>
+          <w:rFonts w:ascii="Times New Roman" w:hAnsi="Times New Roman" w:eastAsia="Times New Roman" w:cs="Times New Roman"/>
+          <w:b/>
+          <w:bCs/>
+        </w:rPr>
+        <w:t xml:space="preserve">75-2</w:t>
+      </w:r>
+      <w:r>
+        <w:rPr>
+          <w:rFonts w:ascii="Times New Roman" w:hAnsi="Times New Roman" w:eastAsia="Times New Roman" w:cs="Times New Roman"/>
+        </w:rPr>
+        <w:t xml:space="preserve"> </w:t>
+      </w:r>
+      <w:r>
+        <w:rPr>
+          <w:rFonts w:ascii="Times New Roman" w:hAnsi="Times New Roman" w:eastAsia="Times New Roman" w:cs="Times New Roman"/>
+        </w:rPr>
+        <w:t xml:space="preserve">ZnO </w:t>
+      </w:r>
+      <w:r>
+        <w:rPr>
+          <w:rFonts w:hint="eastAsia" w:ascii="Times New Roman" w:hAnsi="Times New Roman" w:eastAsia="FangSong" w:cs="Times New Roman"/>
+        </w:rPr>
+        <w:t>呈白色</w:t>
+      </w:r>
+      <w:r>
+        <w:rPr>
+          <w:rFonts w:hint="eastAsia" w:ascii="Times New Roman" w:hAnsi="Times New Roman" w:eastAsia="Times New Roman" w:cs="Times New Roman"/>
+        </w:rPr>
+        <w:t>，</w:t>
+      </w:r>
+      <w:r>
+        <w:rPr>
+          <w:rFonts w:hint="eastAsia" w:ascii="Times New Roman" w:hAnsi="Times New Roman" w:eastAsia="FangSong" w:cs="Times New Roman"/>
+        </w:rPr>
+        <w:t>而</w:t>
+      </w:r>
+      <w:r>
+        <w:rPr>
+          <w:rFonts w:ascii="Times New Roman" w:hAnsi="Times New Roman" w:eastAsia="Times New Roman" w:cs="Times New Roman"/>
+        </w:rPr>
+        <w:t xml:space="preserve"> HgO </w:t>
+      </w:r>
+      <w:r>
+        <w:rPr>
+          <w:rFonts w:hint="eastAsia" w:ascii="Times New Roman" w:hAnsi="Times New Roman" w:eastAsia="FangSong" w:cs="Times New Roman"/>
+        </w:rPr>
+        <w:t>有红色</w:t>
+      </w:r>
+      <w:r>
+        <w:rPr>
+          <w:rFonts w:hint="eastAsia" w:ascii="Times New Roman" w:hAnsi="Times New Roman" w:eastAsia="Times New Roman" w:cs="Times New Roman"/>
+        </w:rPr>
+        <w:t>、</w:t>
+      </w:r>
+      <w:r>
+        <w:rPr>
+          <w:rFonts w:hint="eastAsia" w:ascii="Times New Roman" w:hAnsi="Times New Roman" w:eastAsia="FangSong" w:cs="Times New Roman"/>
+        </w:rPr>
+        <w:t>黄色</w:t>
+      </w:r>
+      <w:r>
+        <w:rPr>
+          <w:rFonts w:hint="eastAsia" w:ascii="Times New Roman" w:hAnsi="Times New Roman" w:eastAsia="Times New Roman" w:cs="Times New Roman"/>
+        </w:rPr>
+        <w:t>。</w:t>
+      </w:r>
+      <w:r>
+        <w:rPr>
+          <w:rFonts w:hint="eastAsia" w:ascii="Times New Roman" w:hAnsi="Times New Roman" w:eastAsia="FangSong" w:cs="Times New Roman"/>
+        </w:rPr>
+        <w:t>红黄颜色的差异是由颗粒大小决定的</w:t>
+      </w:r>
+      <w:r>
+        <w:rPr>
+          <w:rFonts w:hint="eastAsia" w:ascii="Times New Roman" w:hAnsi="Times New Roman" w:eastAsia="Times New Roman" w:cs="Times New Roman"/>
+        </w:rPr>
+        <w:t>，</w:t>
+      </w:r>
+      <w:r>
+        <w:rPr>
+          <w:rFonts w:hint="eastAsia" w:ascii="Times New Roman" w:hAnsi="Times New Roman" w:eastAsia="FangSong" w:cs="Times New Roman"/>
+        </w:rPr>
+        <w:t>黄色氧化汞的颗粒较小</w:t>
+      </w:r>
+      <w:r>
+        <w:rPr>
+          <w:rFonts w:hint="eastAsia" w:ascii="Times New Roman" w:hAnsi="Times New Roman" w:eastAsia="Times New Roman" w:cs="Times New Roman"/>
+        </w:rPr>
+        <w:t>。</w:t>
+      </w:r>
+      <w:r>
+        <w:rPr>
+          <w:rFonts w:hint="eastAsia" w:ascii="Times New Roman" w:hAnsi="Times New Roman" w:eastAsia="FangSong" w:cs="Times New Roman"/>
+        </w:rPr>
+        <w:t>试写出以下方程式并推测固体产物的颜色</w:t>
+      </w:r>
+      <w:r>
+        <w:rPr>
+          <w:rFonts w:hint="eastAsia" w:ascii="Times New Roman" w:hAnsi="Times New Roman" w:eastAsia="Times New Roman" w:cs="Times New Roman"/>
+        </w:rPr>
+        <w:t>：</w:t>
+      </w:r>
+    </w:p>
+    <w:p>
+      <w:pPr>
+        <w:numPr>
+          <w:ilvl w:val="0"/>
+          <w:numId w:val="1003"/>
+        </w:numPr>
+        <w:ind w:firstLine="420"/>
+      </w:pPr>
       <m:oMath>
         <m:oMathPr>
           <m:ctrlPr>
@@ -5867,7 +5892,16 @@
           </m:ctrlPr>
         </m:oMathPr>
         <m:r>
-          <m:t>r</m:t>
+          <m:rPr>
+            <m:sty m:val="p"/>
+          </m:rPr>
+          <m:t>H</m:t>
+        </m:r>
+        <m:r>
+          <m:rPr>
+            <m:sty m:val="p"/>
+          </m:rPr>
+          <m:t>g</m:t>
         </m:r>
         <m:r>
           <m:rPr>
@@ -5875,60 +5909,48 @@
           </m:rPr>
           <m:t>(</m:t>
         </m:r>
-        <m:sSup>
+        <m:r>
+          <m:rPr>
+            <m:sty m:val="p"/>
+          </m:rPr>
+          <m:t>N</m:t>
+        </m:r>
+        <m:sSub>
           <m:e>
             <m:r>
               <m:rPr>
                 <m:sty m:val="p"/>
               </m:rPr>
-              <m:t>S</m:t>
-            </m:r>
+              <m:t>O</m:t>
+            </m:r>
+          </m:e>
+          <m:sub>
             <m:r>
               <m:rPr>
                 <m:sty m:val="p"/>
               </m:rPr>
-              <m:t>b</m:t>
-            </m:r>
-          </m:e>
-          <m:sup>
-            <m:r>
               <m:t>3</m:t>
             </m:r>
+          </m:sub>
+        </m:sSub>
+        <m:sSub>
+          <m:e>
             <m:r>
               <m:rPr>
                 <m:sty m:val="p"/>
               </m:rPr>
-              <m:t>−</m:t>
-            </m:r>
-          </m:sup>
-        </m:sSup>
-        <m:r>
-          <m:rPr>
-            <m:sty m:val="p"/>
-          </m:rPr>
-          <m:t>)</m:t>
-        </m:r>
-        <m:r>
-          <m:rPr>
-            <m:sty m:val="p"/>
-          </m:rPr>
-          <m:t>=</m:t>
-        </m:r>
-        <m:r>
-          <m:t>220</m:t>
-        </m:r>
-        <m:r>
-          <m:rPr>
-            <m:sty m:val="p"/>
-          </m:rPr>
-          <m:t>p</m:t>
-        </m:r>
-        <m:r>
-          <m:rPr>
-            <m:sty m:val="p"/>
-          </m:rPr>
-          <m:t>m</m:t>
-        </m:r>
+              <m:t>)</m:t>
+            </m:r>
+          </m:e>
+          <m:sub>
+            <m:r>
+              <m:rPr>
+                <m:sty m:val="p"/>
+              </m:rPr>
+              <m:t>2</m:t>
+            </m:r>
+          </m:sub>
+        </m:sSub>
       </m:oMath>
       <w:r>
         <w:rPr>
@@ -5938,16 +5960,31 @@
       </w:r>
       <w:r>
         <w:rPr>
-          <w:rFonts w:hint="eastAsia" w:ascii="Times New Roman" w:hAnsi="Times New Roman" w:eastAsia="Times New Roman" w:cs="Times New Roman"/>
-        </w:rPr>
-        <w:t xml:space="preserve">，</w:t>
-      </w:r>
-      <w:r>
-        <w:rPr>
-          <w:rFonts w:ascii="Times New Roman" w:hAnsi="Times New Roman" w:eastAsia="Times New Roman" w:cs="Times New Roman"/>
-        </w:rPr>
-        <w:t xml:space="preserve"> </w:t>
-      </w:r>
+          <w:rFonts w:hint="eastAsia" w:ascii="Times New Roman" w:hAnsi="Times New Roman" w:eastAsia="FangSong" w:cs="Times New Roman"/>
+        </w:rPr>
+        <w:t xml:space="preserve">热分解为</w:t>
+      </w:r>
+      <w:r>
+        <w:rPr>
+          <w:rFonts w:ascii="Times New Roman" w:hAnsi="Times New Roman" w:eastAsia="Times New Roman" w:cs="Times New Roman"/>
+        </w:rPr>
+        <w:t xml:space="preserve"> </w:t>
+      </w:r>
+      <w:r>
+        <w:rPr>
+          <w:rFonts w:hint="eastAsia" w:ascii="Times New Roman" w:hAnsi="Times New Roman" w:eastAsia="Times New Roman" w:cs="Times New Roman"/>
+        </w:rPr>
+        <w:t xml:space="preserve">HgO；</w:t>
+      </w:r>
+    </w:p>
+    <w:p>
+      <w:pPr>
+        <w:numPr>
+          <w:ilvl w:val="0"/>
+          <w:numId w:val="1003"/>
+        </w:numPr>
+        <w:ind w:firstLine="420"/>
+      </w:pPr>
       <m:oMath>
         <m:oMathPr>
           <m:ctrlPr>
@@ -5958,7 +5995,16 @@
           </m:ctrlPr>
         </m:oMathPr>
         <m:r>
-          <m:t>r</m:t>
+          <m:rPr>
+            <m:sty m:val="p"/>
+          </m:rPr>
+          <m:t>H</m:t>
+        </m:r>
+        <m:r>
+          <m:rPr>
+            <m:sty m:val="p"/>
+          </m:rPr>
+          <m:t>g</m:t>
         </m:r>
         <m:r>
           <m:rPr>
@@ -5966,57 +6012,48 @@
           </m:rPr>
           <m:t>(</m:t>
         </m:r>
-        <m:sSup>
+        <m:r>
+          <m:rPr>
+            <m:sty m:val="p"/>
+          </m:rPr>
+          <m:t>N</m:t>
+        </m:r>
+        <m:sSub>
           <m:e>
             <m:r>
               <m:rPr>
                 <m:sty m:val="p"/>
               </m:rPr>
-              <m:t>A</m:t>
-            </m:r>
+              <m:t>O</m:t>
+            </m:r>
+          </m:e>
+          <m:sub>
             <m:r>
               <m:rPr>
                 <m:sty m:val="p"/>
               </m:rPr>
-              <m:t>g</m:t>
-            </m:r>
-          </m:e>
-          <m:sup>
+              <m:t>3</m:t>
+            </m:r>
+          </m:sub>
+        </m:sSub>
+        <m:sSub>
+          <m:e>
             <m:r>
               <m:rPr>
                 <m:sty m:val="p"/>
               </m:rPr>
-              <m:t>+</m:t>
-            </m:r>
-          </m:sup>
-        </m:sSup>
-        <m:r>
-          <m:rPr>
-            <m:sty m:val="p"/>
-          </m:rPr>
-          <m:t>)</m:t>
-        </m:r>
-        <m:r>
-          <m:rPr>
-            <m:sty m:val="p"/>
-          </m:rPr>
-          <m:t>=</m:t>
-        </m:r>
-        <m:r>
-          <m:t>115</m:t>
-        </m:r>
-        <m:r>
-          <m:rPr>
-            <m:sty m:val="p"/>
-          </m:rPr>
-          <m:t>p</m:t>
-        </m:r>
-        <m:r>
-          <m:rPr>
-            <m:sty m:val="p"/>
-          </m:rPr>
-          <m:t>m</m:t>
-        </m:r>
+              <m:t>)</m:t>
+            </m:r>
+          </m:e>
+          <m:sub>
+            <m:r>
+              <m:rPr>
+                <m:sty m:val="p"/>
+              </m:rPr>
+              <m:t>2</m:t>
+            </m:r>
+          </m:sub>
+        </m:sSub>
       </m:oMath>
       <w:r>
         <w:rPr>
@@ -6026,50 +6063,162 @@
       </w:r>
       <w:r>
         <w:rPr>
-          <w:rFonts w:ascii="Times New Roman" w:hAnsi="Times New Roman" w:eastAsia="Times New Roman" w:cs="Times New Roman"/>
-        </w:rPr>
-        <w:t xml:space="preserve">。</w:t>
+          <w:rFonts w:hint="eastAsia" w:ascii="Times New Roman" w:hAnsi="Times New Roman" w:eastAsia="FangSong" w:cs="Times New Roman"/>
+        </w:rPr>
+        <w:t xml:space="preserve">与足量</w:t>
+      </w:r>
+      <w:r>
+        <w:rPr>
+          <w:rFonts w:ascii="Times New Roman" w:hAnsi="Times New Roman" w:eastAsia="Times New Roman" w:cs="Times New Roman"/>
+        </w:rPr>
+        <w:t xml:space="preserve"> NaOH </w:t>
+      </w:r>
+      <w:r>
+        <w:rPr>
+          <w:rFonts w:hint="eastAsia" w:ascii="Times New Roman" w:hAnsi="Times New Roman" w:eastAsia="FangSong" w:cs="Times New Roman"/>
+        </w:rPr>
+        <w:t xml:space="preserve">溶液反应</w:t>
+      </w:r>
+      <w:r>
+        <w:rPr>
+          <w:rFonts w:ascii="Times New Roman" w:hAnsi="Times New Roman" w:eastAsia="Times New Roman" w:cs="Times New Roman"/>
+        </w:rPr>
+        <w:t xml:space="preserve"> HgO。</w:t>
       </w:r>
     </w:p>
     <w:p>
       <w:pPr>
-        <w:spacing w:before="160" w:after="80"/>
-      </w:pPr>
-      <w:r>
-        <w:pict>
-          <v:rect style="width:0;height:1.5pt" o:hralign="center" o:hrstd="t" o:hr="t"/>
-        </w:pict>
-      </w:r>
-    </w:p>
-    <w:bookmarkEnd w:id="18"/>
-    <w:bookmarkStart w:id="19" w:name="第11题"/>
-    <w:p>
-      <w:pPr>
-        <w:pStyle w:val="Heading3"/>
-        <w:spacing w:before="280" w:after="120"/>
-      </w:pPr>
-      <w:r>
-        <w:rPr>
-          <w:rFonts w:hint="eastAsia" w:ascii="Times New Roman" w:hAnsi="Times New Roman" w:eastAsia="SimHei" w:cs="Times New Roman"/>
-        </w:rPr>
-        <w:t>第</w:t>
-      </w:r>
-      <w:r>
-        <w:rPr>
-          <w:rFonts w:hint="eastAsia" w:ascii="Times New Roman" w:hAnsi="Times New Roman" w:eastAsia="Times New Roman" w:cs="Times New Roman"/>
-        </w:rPr>
-        <w:t>11</w:t>
-      </w:r>
-      <w:r>
-        <w:rPr>
-          <w:rFonts w:hint="eastAsia" w:ascii="Times New Roman" w:hAnsi="Times New Roman" w:eastAsia="SimHei" w:cs="Times New Roman"/>
-        </w:rPr>
-        <w:t>题</w:t>
+        <w:pStyle w:val="FirstParagraph"/>
+        <w:ind w:firstLine="420"/>
+      </w:pPr>
+      <w:r>
+        <w:rPr>
+          <w:rFonts w:ascii="Times New Roman" w:hAnsi="Times New Roman" w:eastAsia="Times New Roman" w:cs="Times New Roman"/>
+        </w:rPr>
+        <w:t xml:space="preserve">HgS </w:t>
+      </w:r>
+      <w:r>
+        <w:rPr>
+          <w:rFonts w:hint="eastAsia" w:ascii="Times New Roman" w:hAnsi="Times New Roman" w:eastAsia="FangSong" w:cs="Times New Roman"/>
+        </w:rPr>
+        <w:t>同样有红</w:t>
+      </w:r>
+      <w:r>
+        <w:rPr>
+          <w:rFonts w:hint="eastAsia" w:ascii="Times New Roman" w:hAnsi="Times New Roman" w:eastAsia="Times New Roman" w:cs="Times New Roman"/>
+        </w:rPr>
+        <w:t>、</w:t>
+      </w:r>
+      <w:r>
+        <w:rPr>
+          <w:rFonts w:hint="eastAsia" w:ascii="Times New Roman" w:hAnsi="Times New Roman" w:eastAsia="FangSong" w:cs="Times New Roman"/>
+        </w:rPr>
+        <w:t>黑两种颜色</w:t>
+      </w:r>
+      <w:r>
+        <w:rPr>
+          <w:rFonts w:hint="eastAsia" w:ascii="Times New Roman" w:hAnsi="Times New Roman" w:eastAsia="Times New Roman" w:cs="Times New Roman"/>
+        </w:rPr>
+        <w:t>，</w:t>
+      </w:r>
+      <w:r>
+        <w:rPr>
+          <w:rFonts w:hint="eastAsia" w:ascii="Times New Roman" w:hAnsi="Times New Roman" w:eastAsia="FangSong" w:cs="Times New Roman"/>
+        </w:rPr>
+        <w:t>两者晶型不同</w:t>
+      </w:r>
+      <w:r>
+        <w:rPr>
+          <w:rFonts w:hint="eastAsia" w:ascii="Times New Roman" w:hAnsi="Times New Roman" w:eastAsia="Times New Roman" w:cs="Times New Roman"/>
+        </w:rPr>
+        <w:t>：</w:t>
+      </w:r>
+      <w:r>
+        <w:rPr>
+          <w:rFonts w:hint="eastAsia" w:ascii="Times New Roman" w:hAnsi="Times New Roman" w:eastAsia="FangSong" w:cs="Times New Roman"/>
+        </w:rPr>
+        <w:t>红色的</w:t>
+      </w:r>
+      <w:r>
+        <w:rPr>
+          <w:rFonts w:ascii="Times New Roman" w:hAnsi="Times New Roman" w:eastAsia="Times New Roman" w:cs="Times New Roman"/>
+        </w:rPr>
+        <w:t xml:space="preserve"> </w:t>
+      </w:r>
+      <m:oMath>
+        <m:r>
+          <m:t>α</m:t>
+        </m:r>
+      </m:oMath>
+      <w:r>
+        <w:rPr>
+          <w:rFonts w:ascii="Times New Roman" w:hAnsi="Times New Roman" w:eastAsia="Times New Roman" w:cs="Times New Roman"/>
+        </w:rPr>
+        <w:t xml:space="preserve">-HgS </w:t>
+      </w:r>
+      <w:r>
+        <w:rPr>
+          <w:rFonts w:hint="eastAsia" w:ascii="Times New Roman" w:hAnsi="Times New Roman" w:eastAsia="FangSong" w:cs="Times New Roman"/>
+        </w:rPr>
+        <w:t>为岩盐</w:t>
+      </w:r>
+      <w:r>
+        <w:rPr>
+          <w:rFonts w:hint="eastAsia" w:ascii="Times New Roman" w:hAnsi="Times New Roman" w:eastAsia="Times New Roman" w:cs="Times New Roman"/>
+        </w:rPr>
+        <w:t>（NaCl）</w:t>
+      </w:r>
+      <w:r>
+        <w:rPr>
+          <w:rFonts w:hint="eastAsia" w:ascii="Times New Roman" w:hAnsi="Times New Roman" w:eastAsia="FangSong" w:cs="Times New Roman"/>
+        </w:rPr>
+        <w:t>型</w:t>
+      </w:r>
+      <w:r>
+        <w:rPr>
+          <w:rFonts w:hint="eastAsia" w:ascii="Times New Roman" w:hAnsi="Times New Roman" w:eastAsia="Times New Roman" w:cs="Times New Roman"/>
+        </w:rPr>
+        <w:t>，</w:t>
+      </w:r>
+      <w:r>
+        <w:rPr>
+          <w:rFonts w:hint="eastAsia" w:ascii="Times New Roman" w:hAnsi="Times New Roman" w:eastAsia="FangSong" w:cs="Times New Roman"/>
+        </w:rPr>
+        <w:t>黑色的</w:t>
+      </w:r>
+      <w:r>
+        <w:rPr>
+          <w:rFonts w:ascii="Times New Roman" w:hAnsi="Times New Roman" w:eastAsia="Times New Roman" w:cs="Times New Roman"/>
+        </w:rPr>
+        <w:t xml:space="preserve"> </w:t>
+      </w:r>
+      <m:oMath>
+        <m:r>
+          <m:t>β</m:t>
+        </m:r>
+      </m:oMath>
+      <w:r>
+        <w:rPr>
+          <w:rFonts w:ascii="Times New Roman" w:hAnsi="Times New Roman" w:eastAsia="Times New Roman" w:cs="Times New Roman"/>
+        </w:rPr>
+        <w:t xml:space="preserve">-HgS </w:t>
+      </w:r>
+      <w:r>
+        <w:rPr>
+          <w:rFonts w:hint="eastAsia" w:ascii="Times New Roman" w:hAnsi="Times New Roman" w:eastAsia="FangSong" w:cs="Times New Roman"/>
+        </w:rPr>
+        <w:t>为闪锌矿型</w:t>
+      </w:r>
+      <w:r>
+        <w:rPr>
+          <w:rFonts w:hint="eastAsia" w:ascii="Times New Roman" w:hAnsi="Times New Roman" w:eastAsia="Times New Roman" w:cs="Times New Roman"/>
+        </w:rPr>
+        <w:t>。</w:t>
       </w:r>
     </w:p>
     <w:p>
       <w:pPr>
-        <w:pStyle w:val="FirstParagraph"/>
+        <w:pStyle w:val="BodyText"/>
         <w:ind w:firstLine="420"/>
       </w:pPr>
       <w:r>
@@ -6078,25 +6227,60 @@
           <w:b/>
           <w:bCs/>
         </w:rPr>
-        <w:t xml:space="preserve">(1)</w:t>
-      </w:r>
-      <w:r>
-        <w:rPr>
-          <w:rFonts w:ascii="Times New Roman" w:hAnsi="Times New Roman" w:eastAsia="Times New Roman" w:cs="Times New Roman"/>
-        </w:rPr>
-        <w:t xml:space="preserve"> </w:t>
-      </w:r>
-      <w:r>
-        <w:rPr>
-          <w:rFonts w:hint="eastAsia" w:ascii="Times New Roman" w:hAnsi="Times New Roman" w:eastAsia="FangSong" w:cs="Times New Roman"/>
-        </w:rPr>
-        <w:t xml:space="preserve">将</w:t>
-      </w:r>
-      <w:r>
-        <w:rPr>
-          <w:rFonts w:ascii="Times New Roman" w:hAnsi="Times New Roman" w:eastAsia="Times New Roman" w:cs="Times New Roman"/>
-        </w:rPr>
-        <w:t xml:space="preserve"> ZnO </w:t>
+        <w:t xml:space="preserve">75-3</w:t>
+      </w:r>
+      <w:r>
+        <w:rPr>
+          <w:rFonts w:ascii="Times New Roman" w:hAnsi="Times New Roman" w:eastAsia="Times New Roman" w:cs="Times New Roman"/>
+        </w:rPr>
+        <w:t xml:space="preserve"> </w:t>
+      </w:r>
+      <w:r>
+        <w:rPr>
+          <w:rFonts w:hint="eastAsia" w:ascii="Times New Roman" w:hAnsi="Times New Roman" w:eastAsia="FangSong" w:cs="Times New Roman"/>
+        </w:rPr>
+        <w:t xml:space="preserve">假设两种矿石中</w:t>
+      </w:r>
+      <w:r>
+        <w:rPr>
+          <w:rFonts w:ascii="Times New Roman" w:hAnsi="Times New Roman" w:eastAsia="Times New Roman" w:cs="Times New Roman"/>
+        </w:rPr>
+        <w:t xml:space="preserve"> Hg—S </w:t>
+      </w:r>
+      <w:r>
+        <w:rPr>
+          <w:rFonts w:hint="eastAsia" w:ascii="Times New Roman" w:hAnsi="Times New Roman" w:eastAsia="FangSong" w:cs="Times New Roman"/>
+        </w:rPr>
+        <w:t>键长相同</w:t>
+      </w:r>
+      <w:r>
+        <w:rPr>
+          <w:rFonts w:hint="eastAsia" w:ascii="Times New Roman" w:hAnsi="Times New Roman" w:eastAsia="Times New Roman" w:cs="Times New Roman"/>
+        </w:rPr>
+        <w:t>，</w:t>
+      </w:r>
+      <w:r>
+        <w:rPr>
+          <w:rFonts w:hint="eastAsia" w:ascii="Times New Roman" w:hAnsi="Times New Roman" w:eastAsia="FangSong" w:cs="Times New Roman"/>
+        </w:rPr>
+        <w:t>求</w:t>
+      </w:r>
+      <w:r>
+        <w:rPr>
+          <w:rFonts w:ascii="Times New Roman" w:hAnsi="Times New Roman" w:eastAsia="Times New Roman" w:cs="Times New Roman"/>
+        </w:rPr>
+        <w:t xml:space="preserve"> </w:t>
+      </w:r>
+      <m:oMath>
+        <m:r>
+          <m:t>α</m:t>
+        </m:r>
+      </m:oMath>
+      <w:r>
+        <w:rPr>
+          <w:rFonts w:ascii="Times New Roman" w:hAnsi="Times New Roman" w:eastAsia="Times New Roman" w:cs="Times New Roman"/>
+        </w:rPr>
+        <w:t xml:space="preserve">-HgS </w:t>
       </w:r>
       <w:r>
         <w:rPr>
@@ -6108,13 +6292,102 @@
         <w:rPr>
           <w:rFonts w:ascii="Times New Roman" w:hAnsi="Times New Roman" w:eastAsia="Times New Roman" w:cs="Times New Roman"/>
         </w:rPr>
-        <w:t xml:space="preserve"> Zn </w:t>
-      </w:r>
-      <w:r>
-        <w:rPr>
-          <w:rFonts w:hint="eastAsia" w:ascii="Times New Roman" w:hAnsi="Times New Roman" w:eastAsia="FangSong" w:cs="Times New Roman"/>
-        </w:rPr>
-        <w:t xml:space="preserve">混合后隔绝空气加热可得到</w:t>
+        <w:t xml:space="preserve"> </w:t>
+      </w:r>
+      <m:oMath>
+        <m:r>
+          <m:t>β</m:t>
+        </m:r>
+      </m:oMath>
+      <w:r>
+        <w:rPr>
+          <w:rFonts w:ascii="Times New Roman" w:hAnsi="Times New Roman" w:eastAsia="Times New Roman" w:cs="Times New Roman"/>
+        </w:rPr>
+        <w:t xml:space="preserve">-HgS </w:t>
+      </w:r>
+      <w:r>
+        <w:rPr>
+          <w:rFonts w:hint="eastAsia" w:ascii="Times New Roman" w:hAnsi="Times New Roman" w:eastAsia="FangSong" w:cs="Times New Roman"/>
+        </w:rPr>
+        <w:t>的密度比</w:t>
+      </w:r>
+      <w:r>
+        <w:rPr>
+          <w:rFonts w:hint="eastAsia" w:ascii="Times New Roman" w:hAnsi="Times New Roman" w:eastAsia="Times New Roman" w:cs="Times New Roman"/>
+        </w:rPr>
+        <w:t>。</w:t>
+      </w:r>
+    </w:p>
+    <w:p>
+      <w:pPr>
+        <w:pStyle w:val="BodyText"/>
+        <w:ind w:firstLine="420"/>
+      </w:pPr>
+      <w:r>
+        <w:rPr>
+          <w:rFonts w:ascii="Times New Roman" w:hAnsi="Times New Roman" w:eastAsia="Times New Roman" w:cs="Times New Roman"/>
+          <w:b/>
+          <w:bCs/>
+        </w:rPr>
+        <w:t xml:space="preserve">75-4</w:t>
+      </w:r>
+      <w:r>
+        <w:rPr>
+          <w:rFonts w:ascii="Times New Roman" w:hAnsi="Times New Roman" w:eastAsia="Times New Roman" w:cs="Times New Roman"/>
+        </w:rPr>
+        <w:t xml:space="preserve"> </w:t>
+      </w:r>
+      <w:r>
+        <w:rPr>
+          <w:rFonts w:hint="eastAsia" w:ascii="Times New Roman" w:hAnsi="Times New Roman" w:eastAsia="FangSong" w:cs="Times New Roman"/>
+        </w:rPr>
+        <w:t>实际上</w:t>
+      </w:r>
+      <w:r>
+        <w:rPr>
+          <w:rFonts w:hint="eastAsia" w:ascii="Times New Roman" w:hAnsi="Times New Roman" w:eastAsia="Times New Roman" w:cs="Times New Roman"/>
+        </w:rPr>
+        <w:t>，</w:t>
+      </w:r>
+      <m:oMath>
+        <m:r>
+          <m:t>α</m:t>
+        </m:r>
+      </m:oMath>
+      <w:r>
+        <w:rPr>
+          <w:rFonts w:ascii="Times New Roman" w:hAnsi="Times New Roman" w:eastAsia="Times New Roman" w:cs="Times New Roman"/>
+        </w:rPr>
+        <w:t xml:space="preserve">-HgS </w:t>
+      </w:r>
+      <w:r>
+        <w:rPr>
+          <w:rFonts w:hint="eastAsia" w:ascii="Times New Roman" w:hAnsi="Times New Roman" w:eastAsia="FangSong" w:cs="Times New Roman"/>
+        </w:rPr>
+        <w:t xml:space="preserve">和</w:t>
+      </w:r>
+      <w:r>
+        <w:rPr>
+          <w:rFonts w:ascii="Times New Roman" w:hAnsi="Times New Roman" w:eastAsia="Times New Roman" w:cs="Times New Roman"/>
+        </w:rPr>
+        <w:t xml:space="preserve"> </w:t>
+      </w:r>
+      <m:oMath>
+        <m:r>
+          <m:t>β</m:t>
+        </m:r>
+      </m:oMath>
+      <w:r>
+        <w:rPr>
+          <w:rFonts w:ascii="Times New Roman" w:hAnsi="Times New Roman" w:eastAsia="Times New Roman" w:cs="Times New Roman"/>
+        </w:rPr>
+        <w:t xml:space="preserve">-HgS </w:t>
+      </w:r>
+      <w:r>
+        <w:rPr>
+          <w:rFonts w:hint="eastAsia" w:ascii="Times New Roman" w:hAnsi="Times New Roman" w:eastAsia="FangSong" w:cs="Times New Roman"/>
+        </w:rPr>
+        <w:t xml:space="preserve">的密度分别为</w:t>
       </w:r>
       <w:r>
         <w:rPr>
@@ -6132,209 +6405,66 @@
           </m:ctrlPr>
         </m:oMathPr>
         <m:r>
+          <m:t>8.10</m:t>
+        </m:r>
+        <m:r>
+          <m:t> </m:t>
+        </m:r>
+        <m:r>
           <m:rPr>
             <m:sty m:val="p"/>
           </m:rPr>
-          <m:t>Z</m:t>
+          <m:t>g</m:t>
         </m:r>
         <m:r>
           <m:rPr>
             <m:sty m:val="p"/>
           </m:rPr>
-          <m:t>n</m:t>
-        </m:r>
-        <m:sSub>
+          <m:t>/</m:t>
+        </m:r>
+        <m:r>
+          <m:rPr>
+            <m:sty m:val="p"/>
+          </m:rPr>
+          <m:t>c</m:t>
+        </m:r>
+        <m:sSup>
           <m:e>
             <m:r>
               <m:rPr>
                 <m:sty m:val="p"/>
               </m:rPr>
-              <m:t>O</m:t>
+              <m:t>m</m:t>
             </m:r>
           </m:e>
-          <m:sub>
+          <m:sup>
             <m:r>
               <m:rPr>
                 <m:sty m:val="p"/>
               </m:rPr>
-              <m:t>1</m:t>
-            </m:r>
-            <m:r>
-              <m:rPr>
-                <m:sty m:val="p"/>
-              </m:rPr>
-              <m:t>−</m:t>
-            </m:r>
-            <m:r>
-              <m:rPr>
-                <m:sty m:val="p"/>
-              </m:rPr>
-              <m:t>x</m:t>
-            </m:r>
-          </m:sub>
-        </m:sSub>
+              <m:t>3</m:t>
+            </m:r>
+          </m:sup>
+        </m:sSup>
       </m:oMath>
       <w:r>
         <w:rPr>
-          <w:rFonts w:hint="eastAsia" w:ascii="Times New Roman" w:hAnsi="Times New Roman" w:eastAsia="Times New Roman" w:cs="Times New Roman"/>
-        </w:rPr>
-        <w:t>，</w:t>
-      </w:r>
-      <w:r>
-        <w:rPr>
-          <w:rFonts w:hint="eastAsia" w:ascii="Times New Roman" w:hAnsi="Times New Roman" w:eastAsia="FangSong" w:cs="Times New Roman"/>
-        </w:rPr>
-        <w:t>通过调整</w:t>
-      </w:r>
-      <w:r>
-        <w:rPr>
-          <w:rFonts w:ascii="Times New Roman" w:hAnsi="Times New Roman" w:eastAsia="Times New Roman" w:cs="Times New Roman"/>
-        </w:rPr>
-        <w:t xml:space="preserve"> ZnO/Zn </w:t>
-      </w:r>
-      <w:r>
-        <w:rPr>
-          <w:rFonts w:hint="eastAsia" w:ascii="Times New Roman" w:hAnsi="Times New Roman" w:eastAsia="FangSong" w:cs="Times New Roman"/>
-        </w:rPr>
-        <w:t>的比例可以得到不同颜色的化合物</w:t>
-      </w:r>
-      <w:r>
-        <w:rPr>
-          <w:rFonts w:hint="eastAsia" w:ascii="Times New Roman" w:hAnsi="Times New Roman" w:eastAsia="Times New Roman" w:cs="Times New Roman"/>
-        </w:rPr>
-        <w:t>，</w:t>
-      </w:r>
-      <w:r>
-        <w:rPr>
-          <w:rFonts w:hint="eastAsia" w:ascii="Times New Roman" w:hAnsi="Times New Roman" w:eastAsia="FangSong" w:cs="Times New Roman"/>
-        </w:rPr>
-        <w:t>解释原因</w:t>
-      </w:r>
-      <w:r>
-        <w:rPr>
-          <w:rFonts w:hint="eastAsia" w:ascii="Times New Roman" w:hAnsi="Times New Roman" w:eastAsia="Times New Roman" w:cs="Times New Roman"/>
-        </w:rPr>
-        <w:t>。</w:t>
-      </w:r>
-    </w:p>
-    <w:p>
-      <w:pPr>
-        <w:pStyle w:val="BodyText"/>
-        <w:ind w:firstLine="420"/>
-      </w:pPr>
-      <w:r>
-        <w:rPr>
-          <w:rFonts w:ascii="Times New Roman" w:hAnsi="Times New Roman" w:eastAsia="Times New Roman" w:cs="Times New Roman"/>
-          <w:b/>
-          <w:bCs/>
-        </w:rPr>
-        <w:t xml:space="preserve">(2)</w:t>
-      </w:r>
-      <w:r>
-        <w:rPr>
-          <w:rFonts w:ascii="Times New Roman" w:hAnsi="Times New Roman" w:eastAsia="Times New Roman" w:cs="Times New Roman"/>
-        </w:rPr>
-        <w:t xml:space="preserve"> </w:t>
-      </w:r>
-      <w:r>
-        <w:rPr>
-          <w:rFonts w:ascii="Times New Roman" w:hAnsi="Times New Roman" w:eastAsia="Times New Roman" w:cs="Times New Roman"/>
-        </w:rPr>
-        <w:t xml:space="preserve">ZnO </w:t>
-      </w:r>
-      <w:r>
-        <w:rPr>
-          <w:rFonts w:hint="eastAsia" w:ascii="Times New Roman" w:hAnsi="Times New Roman" w:eastAsia="FangSong" w:cs="Times New Roman"/>
-        </w:rPr>
-        <w:t>呈白色</w:t>
-      </w:r>
-      <w:r>
-        <w:rPr>
-          <w:rFonts w:hint="eastAsia" w:ascii="Times New Roman" w:hAnsi="Times New Roman" w:eastAsia="Times New Roman" w:cs="Times New Roman"/>
-        </w:rPr>
-        <w:t>，</w:t>
-      </w:r>
-      <w:r>
-        <w:rPr>
-          <w:rFonts w:hint="eastAsia" w:ascii="Times New Roman" w:hAnsi="Times New Roman" w:eastAsia="FangSong" w:cs="Times New Roman"/>
-        </w:rPr>
-        <w:t>而</w:t>
-      </w:r>
-      <w:r>
-        <w:rPr>
-          <w:rFonts w:ascii="Times New Roman" w:hAnsi="Times New Roman" w:eastAsia="Times New Roman" w:cs="Times New Roman"/>
-        </w:rPr>
-        <w:t xml:space="preserve"> HgO </w:t>
-      </w:r>
-      <w:r>
-        <w:rPr>
-          <w:rFonts w:hint="eastAsia" w:ascii="Times New Roman" w:hAnsi="Times New Roman" w:eastAsia="FangSong" w:cs="Times New Roman"/>
-        </w:rPr>
-        <w:t>有红色</w:t>
-      </w:r>
-      <w:r>
-        <w:rPr>
-          <w:rFonts w:hint="eastAsia" w:ascii="Times New Roman" w:hAnsi="Times New Roman" w:eastAsia="Times New Roman" w:cs="Times New Roman"/>
-        </w:rPr>
-        <w:t>、</w:t>
-      </w:r>
-      <w:r>
-        <w:rPr>
-          <w:rFonts w:hint="eastAsia" w:ascii="Times New Roman" w:hAnsi="Times New Roman" w:eastAsia="FangSong" w:cs="Times New Roman"/>
-        </w:rPr>
-        <w:t>黄色</w:t>
-      </w:r>
-      <w:r>
-        <w:rPr>
-          <w:rFonts w:hint="eastAsia" w:ascii="Times New Roman" w:hAnsi="Times New Roman" w:eastAsia="Times New Roman" w:cs="Times New Roman"/>
-        </w:rPr>
-        <w:t>。</w:t>
-      </w:r>
-      <w:r>
-        <w:rPr>
-          <w:rFonts w:hint="eastAsia" w:ascii="Times New Roman" w:hAnsi="Times New Roman" w:eastAsia="FangSong" w:cs="Times New Roman"/>
-        </w:rPr>
-        <w:t>红黄颜色的差异是由颗粒大小决定的</w:t>
-      </w:r>
-      <w:r>
-        <w:rPr>
-          <w:rFonts w:hint="eastAsia" w:ascii="Times New Roman" w:hAnsi="Times New Roman" w:eastAsia="Times New Roman" w:cs="Times New Roman"/>
-        </w:rPr>
-        <w:t>，</w:t>
-      </w:r>
-      <w:r>
-        <w:rPr>
-          <w:rFonts w:hint="eastAsia" w:ascii="Times New Roman" w:hAnsi="Times New Roman" w:eastAsia="FangSong" w:cs="Times New Roman"/>
-        </w:rPr>
-        <w:t>黄色氧化汞的颗粒较小</w:t>
-      </w:r>
-      <w:r>
-        <w:rPr>
-          <w:rFonts w:hint="eastAsia" w:ascii="Times New Roman" w:hAnsi="Times New Roman" w:eastAsia="Times New Roman" w:cs="Times New Roman"/>
-        </w:rPr>
-        <w:t>。</w:t>
-      </w:r>
-      <w:r>
-        <w:rPr>
-          <w:rFonts w:hint="eastAsia" w:ascii="Times New Roman" w:hAnsi="Times New Roman" w:eastAsia="FangSong" w:cs="Times New Roman"/>
-        </w:rPr>
-        <w:t>试写出以下方程式并推测固体产物的颜色</w:t>
-      </w:r>
-      <w:r>
-        <w:rPr>
-          <w:rFonts w:hint="eastAsia" w:ascii="Times New Roman" w:hAnsi="Times New Roman" w:eastAsia="Times New Roman" w:cs="Times New Roman"/>
-        </w:rPr>
-        <w:t>：</w:t>
-      </w:r>
-    </w:p>
-    <w:p>
-      <w:pPr>
-        <w:numPr>
-          <w:ilvl w:val="0"/>
-          <w:numId w:val="1004"/>
-        </w:numPr>
-        <w:ind w:firstLine="420"/>
-      </w:pPr>
+          <w:rFonts w:ascii="Times New Roman" w:hAnsi="Times New Roman" w:eastAsia="Times New Roman" w:cs="Times New Roman"/>
+        </w:rPr>
+        <w:t xml:space="preserve"> </w:t>
+      </w:r>
+      <w:r>
+        <w:rPr>
+          <w:rFonts w:hint="eastAsia" w:ascii="Times New Roman" w:hAnsi="Times New Roman" w:eastAsia="FangSong" w:cs="Times New Roman"/>
+        </w:rPr>
+        <w:t xml:space="preserve">和</w:t>
+      </w:r>
+      <w:r>
+        <w:rPr>
+          <w:rFonts w:ascii="Times New Roman" w:hAnsi="Times New Roman" w:eastAsia="Times New Roman" w:cs="Times New Roman"/>
+        </w:rPr>
+        <w:t xml:space="preserve"> </w:t>
+      </w:r>
       <m:oMath>
         <m:oMathPr>
           <m:ctrlPr>
@@ -6345,10 +6475,10 @@
           </m:ctrlPr>
         </m:oMathPr>
         <m:r>
-          <m:rPr>
-            <m:sty m:val="p"/>
-          </m:rPr>
-          <m:t>H</m:t>
+          <m:t>7.73</m:t>
+        </m:r>
+        <m:r>
+          <m:t> </m:t>
         </m:r>
         <m:r>
           <m:rPr>
@@ -6360,50 +6490,522 @@
           <m:rPr>
             <m:sty m:val="p"/>
           </m:rPr>
-          <m:t>(</m:t>
+          <m:t>/</m:t>
         </m:r>
         <m:r>
           <m:rPr>
             <m:sty m:val="p"/>
           </m:rPr>
-          <m:t>N</m:t>
-        </m:r>
-        <m:sSub>
+          <m:t>c</m:t>
+        </m:r>
+        <m:sSup>
           <m:e>
             <m:r>
               <m:rPr>
                 <m:sty m:val="p"/>
               </m:rPr>
-              <m:t>O</m:t>
+              <m:t>m</m:t>
             </m:r>
           </m:e>
-          <m:sub>
+          <m:sup>
             <m:r>
               <m:rPr>
                 <m:sty m:val="p"/>
               </m:rPr>
               <m:t>3</m:t>
             </m:r>
+          </m:sup>
+        </m:sSup>
+      </m:oMath>
+      <w:r>
+        <w:rPr>
+          <w:rFonts w:hint="eastAsia" w:ascii="Times New Roman" w:hAnsi="Times New Roman" w:eastAsia="Times New Roman" w:cs="Times New Roman"/>
+        </w:rPr>
+        <w:t>。</w:t>
+      </w:r>
+      <w:r>
+        <w:rPr>
+          <w:rFonts w:hint="eastAsia" w:ascii="Times New Roman" w:hAnsi="Times New Roman" w:eastAsia="FangSong" w:cs="Times New Roman"/>
+        </w:rPr>
+        <w:t>通过计算写出</w:t>
+      </w:r>
+      <w:r>
+        <w:rPr>
+          <w:rFonts w:ascii="Times New Roman" w:hAnsi="Times New Roman" w:eastAsia="Times New Roman" w:cs="Times New Roman"/>
+        </w:rPr>
+        <w:t xml:space="preserve"> </w:t>
+      </w:r>
+      <m:oMath>
+        <m:r>
+          <m:t>α</m:t>
+        </m:r>
+      </m:oMath>
+      <w:r>
+        <w:rPr>
+          <w:rFonts w:ascii="Times New Roman" w:hAnsi="Times New Roman" w:eastAsia="Times New Roman" w:cs="Times New Roman"/>
+        </w:rPr>
+        <w:t xml:space="preserve">-HgS </w:t>
+      </w:r>
+      <w:r>
+        <w:rPr>
+          <w:rFonts w:hint="eastAsia" w:ascii="Times New Roman" w:hAnsi="Times New Roman" w:eastAsia="FangSong" w:cs="Times New Roman"/>
+        </w:rPr>
+        <w:t xml:space="preserve">和</w:t>
+      </w:r>
+      <w:r>
+        <w:rPr>
+          <w:rFonts w:ascii="Times New Roman" w:hAnsi="Times New Roman" w:eastAsia="Times New Roman" w:cs="Times New Roman"/>
+        </w:rPr>
+        <w:t xml:space="preserve"> </w:t>
+      </w:r>
+      <m:oMath>
+        <m:r>
+          <m:t>β</m:t>
+        </m:r>
+      </m:oMath>
+      <w:r>
+        <w:rPr>
+          <w:rFonts w:ascii="Times New Roman" w:hAnsi="Times New Roman" w:eastAsia="Times New Roman" w:cs="Times New Roman"/>
+        </w:rPr>
+        <w:t xml:space="preserve">-HgS </w:t>
+      </w:r>
+      <w:r>
+        <w:rPr>
+          <w:rFonts w:hint="eastAsia" w:ascii="Times New Roman" w:hAnsi="Times New Roman" w:eastAsia="FangSong" w:cs="Times New Roman"/>
+        </w:rPr>
+        <w:t xml:space="preserve">中</w:t>
+      </w:r>
+      <w:r>
+        <w:rPr>
+          <w:rFonts w:ascii="Times New Roman" w:hAnsi="Times New Roman" w:eastAsia="Times New Roman" w:cs="Times New Roman"/>
+        </w:rPr>
+        <w:t xml:space="preserve"> Hg—S </w:t>
+      </w:r>
+      <w:r>
+        <w:rPr>
+          <w:rFonts w:hint="eastAsia" w:ascii="Times New Roman" w:hAnsi="Times New Roman" w:eastAsia="FangSong" w:cs="Times New Roman"/>
+        </w:rPr>
+        <w:t>键长并解释这种差异</w:t>
+      </w:r>
+      <w:r>
+        <w:rPr>
+          <w:rFonts w:hint="eastAsia" w:ascii="Times New Roman" w:hAnsi="Times New Roman" w:eastAsia="Times New Roman" w:cs="Times New Roman"/>
+        </w:rPr>
+        <w:t>。</w:t>
+      </w:r>
+    </w:p>
+    <w:p>
+      <w:pPr>
+        <w:spacing w:before="160" w:after="80"/>
+      </w:pPr>
+      <w:r>
+        <w:pict>
+          <v:rect style="width:0;height:1.5pt" o:hralign="center" o:hrstd="t" o:hr="t"/>
+        </w:pict>
+      </w:r>
+    </w:p>
+    <w:bookmarkEnd w:id="19"/>
+    <w:bookmarkStart w:id="20" w:name="第12题"/>
+    <w:p>
+      <w:pPr>
+        <w:pStyle w:val="Heading3"/>
+        <w:spacing w:before="280" w:after="120"/>
+      </w:pPr>
+      <w:r>
+        <w:rPr>
+          <w:rFonts w:hint="eastAsia" w:ascii="Times New Roman" w:hAnsi="Times New Roman" w:eastAsia="SimHei" w:cs="Times New Roman"/>
+        </w:rPr>
+        <w:t>第</w:t>
+      </w:r>
+      <w:r>
+        <w:rPr>
+          <w:rFonts w:hint="eastAsia" w:ascii="Times New Roman" w:hAnsi="Times New Roman" w:eastAsia="Times New Roman" w:cs="Times New Roman"/>
+        </w:rPr>
+        <w:t>12</w:t>
+      </w:r>
+      <w:r>
+        <w:rPr>
+          <w:rFonts w:hint="eastAsia" w:ascii="Times New Roman" w:hAnsi="Times New Roman" w:eastAsia="SimHei" w:cs="Times New Roman"/>
+        </w:rPr>
+        <w:t>题</w:t>
+      </w:r>
+    </w:p>
+    <w:p>
+      <w:pPr>
+        <w:pStyle w:val="FirstParagraph"/>
+        <w:ind w:firstLine="420"/>
+      </w:pPr>
+      <w:r>
+        <w:rPr>
+          <w:rFonts w:hint="eastAsia" w:ascii="Times New Roman" w:hAnsi="Times New Roman" w:eastAsia="FangSong" w:cs="Times New Roman"/>
+        </w:rPr>
+        <w:t>已知以下数据</w:t>
+      </w:r>
+      <w:r>
+        <w:rPr>
+          <w:rFonts w:hint="eastAsia" w:ascii="Times New Roman" w:hAnsi="Times New Roman" w:eastAsia="Times New Roman" w:cs="Times New Roman"/>
+        </w:rPr>
+        <w:t>：Ca</w:t>
+      </w:r>
+      <w:r>
+        <w:rPr>
+          <w:rFonts w:ascii="Times New Roman" w:hAnsi="Times New Roman" w:eastAsia="Times New Roman" w:cs="Times New Roman"/>
+        </w:rPr>
+        <w:t xml:space="preserve"> </w:t>
+      </w:r>
+      <w:r>
+        <w:rPr>
+          <w:rFonts w:hint="eastAsia" w:ascii="Times New Roman" w:hAnsi="Times New Roman" w:eastAsia="FangSong" w:cs="Times New Roman"/>
+        </w:rPr>
+        <w:t xml:space="preserve">的升华热为</w:t>
+      </w:r>
+      <w:r>
+        <w:rPr>
+          <w:rFonts w:ascii="Times New Roman" w:hAnsi="Times New Roman" w:eastAsia="Times New Roman" w:cs="Times New Roman"/>
+        </w:rPr>
+        <w:t xml:space="preserve"> </w:t>
+      </w:r>
+      <w:r>
+        <w:rPr>
+          <w:rFonts w:hint="eastAsia" w:ascii="Times New Roman" w:hAnsi="Times New Roman" w:eastAsia="Times New Roman" w:cs="Times New Roman"/>
+        </w:rPr>
+        <w:t xml:space="preserve">193kJ/mol，Ca</w:t>
+      </w:r>
+      <w:r>
+        <w:rPr>
+          <w:rFonts w:ascii="Times New Roman" w:hAnsi="Times New Roman" w:eastAsia="Times New Roman" w:cs="Times New Roman"/>
+        </w:rPr>
+        <w:t xml:space="preserve"> </w:t>
+      </w:r>
+      <w:r>
+        <w:rPr>
+          <w:rFonts w:hint="eastAsia" w:ascii="Times New Roman" w:hAnsi="Times New Roman" w:eastAsia="FangSong" w:cs="Times New Roman"/>
+        </w:rPr>
+        <w:t xml:space="preserve">的第一和第二电离能分别为</w:t>
+      </w:r>
+      <w:r>
+        <w:rPr>
+          <w:rFonts w:ascii="Times New Roman" w:hAnsi="Times New Roman" w:eastAsia="Times New Roman" w:cs="Times New Roman"/>
+        </w:rPr>
+        <w:t xml:space="preserve"> 590 </w:t>
+      </w:r>
+      <w:r>
+        <w:rPr>
+          <w:rFonts w:hint="eastAsia" w:ascii="Times New Roman" w:hAnsi="Times New Roman" w:eastAsia="FangSong" w:cs="Times New Roman"/>
+        </w:rPr>
+        <w:t xml:space="preserve">和</w:t>
+      </w:r>
+      <w:r>
+        <w:rPr>
+          <w:rFonts w:ascii="Times New Roman" w:hAnsi="Times New Roman" w:eastAsia="Times New Roman" w:cs="Times New Roman"/>
+        </w:rPr>
+        <w:t xml:space="preserve"> </w:t>
+      </w:r>
+      <w:r>
+        <w:rPr>
+          <w:rFonts w:hint="eastAsia" w:ascii="Times New Roman" w:hAnsi="Times New Roman" w:eastAsia="Times New Roman" w:cs="Times New Roman"/>
+        </w:rPr>
+        <w:t xml:space="preserve">1010kJ/mol，</w:t>
+      </w:r>
+      <w:r>
+        <w:rPr>
+          <w:rFonts w:ascii="Times New Roman" w:hAnsi="Times New Roman" w:eastAsia="Times New Roman" w:cs="Times New Roman"/>
+        </w:rPr>
+        <w:t xml:space="preserve"> </w:t>
+      </w:r>
+      <m:oMath>
+        <m:sSub>
+          <m:e>
+            <m:r>
+              <m:t>O</m:t>
+            </m:r>
+          </m:e>
+          <m:sub>
+            <m:r>
+              <m:t>2</m:t>
+            </m:r>
           </m:sub>
         </m:sSub>
-        <m:sSub>
+      </m:oMath>
+      <w:r>
+        <w:rPr>
+          <w:rFonts w:ascii="Times New Roman" w:hAnsi="Times New Roman" w:eastAsia="Times New Roman" w:cs="Times New Roman"/>
+        </w:rPr>
+        <w:t xml:space="preserve"> </w:t>
+      </w:r>
+      <w:r>
+        <w:rPr>
+          <w:rFonts w:hint="eastAsia" w:ascii="Times New Roman" w:hAnsi="Times New Roman" w:eastAsia="FangSong" w:cs="Times New Roman"/>
+        </w:rPr>
+        <w:t xml:space="preserve">的键能为</w:t>
+      </w:r>
+      <w:r>
+        <w:rPr>
+          <w:rFonts w:ascii="Times New Roman" w:hAnsi="Times New Roman" w:eastAsia="Times New Roman" w:cs="Times New Roman"/>
+        </w:rPr>
+        <w:t xml:space="preserve"> </w:t>
+      </w:r>
+      <w:r>
+        <w:rPr>
+          <w:rFonts w:hint="eastAsia" w:ascii="Times New Roman" w:hAnsi="Times New Roman" w:eastAsia="Times New Roman" w:cs="Times New Roman"/>
+        </w:rPr>
+        <w:t xml:space="preserve">498kJ/mol，O</w:t>
+      </w:r>
+      <w:r>
+        <w:rPr>
+          <w:rFonts w:ascii="Times New Roman" w:hAnsi="Times New Roman" w:eastAsia="Times New Roman" w:cs="Times New Roman"/>
+        </w:rPr>
+        <w:t xml:space="preserve"> </w:t>
+      </w:r>
+      <w:r>
+        <w:rPr>
+          <w:rFonts w:hint="eastAsia" w:ascii="Times New Roman" w:hAnsi="Times New Roman" w:eastAsia="FangSong" w:cs="Times New Roman"/>
+        </w:rPr>
+        <w:t xml:space="preserve">的第一和第二电子亲和能分别为</w:t>
+      </w:r>
+      <w:r>
+        <w:rPr>
+          <w:rFonts w:ascii="Times New Roman" w:hAnsi="Times New Roman" w:eastAsia="Times New Roman" w:cs="Times New Roman"/>
+        </w:rPr>
+        <w:t xml:space="preserve"> 141 </w:t>
+      </w:r>
+      <w:r>
+        <w:rPr>
+          <w:rFonts w:hint="eastAsia" w:ascii="Times New Roman" w:hAnsi="Times New Roman" w:eastAsia="FangSong" w:cs="Times New Roman"/>
+        </w:rPr>
+        <w:t xml:space="preserve">和</w:t>
+      </w:r>
+      <w:r>
+        <w:rPr>
+          <w:rFonts w:ascii="Times New Roman" w:hAnsi="Times New Roman" w:eastAsia="Times New Roman" w:cs="Times New Roman"/>
+        </w:rPr>
+        <w:t xml:space="preserve"> </w:t>
+      </w:r>
+      <w:r>
+        <w:rPr>
+          <w:rFonts w:hint="eastAsia" w:ascii="Times New Roman" w:hAnsi="Times New Roman" w:eastAsia="Times New Roman" w:cs="Times New Roman"/>
+        </w:rPr>
+        <w:t xml:space="preserve">-878kJ/mol，CaO</w:t>
+      </w:r>
+      <w:r>
+        <w:rPr>
+          <w:rFonts w:ascii="Times New Roman" w:hAnsi="Times New Roman" w:eastAsia="Times New Roman" w:cs="Times New Roman"/>
+        </w:rPr>
+        <w:t xml:space="preserve"> </w:t>
+      </w:r>
+      <w:r>
+        <w:rPr>
+          <w:rFonts w:hint="eastAsia" w:ascii="Times New Roman" w:hAnsi="Times New Roman" w:eastAsia="FangSong" w:cs="Times New Roman"/>
+        </w:rPr>
+        <w:t xml:space="preserve">的标准摩尔生成焓为</w:t>
+      </w:r>
+      <w:r>
+        <w:rPr>
+          <w:rFonts w:ascii="Times New Roman" w:hAnsi="Times New Roman" w:eastAsia="Times New Roman" w:cs="Times New Roman"/>
+        </w:rPr>
+        <w:t xml:space="preserve"> -635kJ/mol。</w:t>
+      </w:r>
+    </w:p>
+    <w:p>
+      <w:pPr>
+        <w:pStyle w:val="BodyText"/>
+        <w:ind w:firstLine="420"/>
+      </w:pPr>
+      <w:r>
+        <w:rPr>
+          <w:rFonts w:ascii="Times New Roman" w:hAnsi="Times New Roman" w:eastAsia="Times New Roman" w:cs="Times New Roman"/>
+        </w:rPr>
+        <w:t xml:space="preserve">76-1 </w:t>
+      </w:r>
+      <w:r>
+        <w:rPr>
+          <w:rFonts w:hint="eastAsia" w:ascii="Times New Roman" w:hAnsi="Times New Roman" w:eastAsia="FangSong" w:cs="Times New Roman"/>
+        </w:rPr>
+        <w:t xml:space="preserve">从实验数据中求出</w:t>
+      </w:r>
+      <w:r>
+        <w:rPr>
+          <w:rFonts w:ascii="Times New Roman" w:hAnsi="Times New Roman" w:eastAsia="Times New Roman" w:cs="Times New Roman"/>
+        </w:rPr>
+        <w:t xml:space="preserve"> CaO </w:t>
+      </w:r>
+      <w:r>
+        <w:rPr>
+          <w:rFonts w:hint="eastAsia" w:ascii="Times New Roman" w:hAnsi="Times New Roman" w:eastAsia="FangSong" w:cs="Times New Roman"/>
+        </w:rPr>
+        <w:t>的晶格能</w:t>
+      </w:r>
+      <w:r>
+        <w:rPr>
+          <w:rFonts w:hint="eastAsia" w:ascii="Times New Roman" w:hAnsi="Times New Roman" w:eastAsia="Times New Roman" w:cs="Times New Roman"/>
+        </w:rPr>
+        <w:t>。</w:t>
+      </w:r>
+    </w:p>
+    <w:p>
+      <w:pPr>
+        <w:pStyle w:val="BodyText"/>
+        <w:ind w:firstLine="420"/>
+      </w:pPr>
+      <w:r>
+        <w:rPr>
+          <w:rFonts w:ascii="Times New Roman" w:hAnsi="Times New Roman" w:eastAsia="Times New Roman" w:cs="Times New Roman"/>
+        </w:rPr>
+        <w:t xml:space="preserve">76-2 </w:t>
+      </w:r>
+      <w:r>
+        <w:rPr>
+          <w:rFonts w:hint="eastAsia" w:ascii="Times New Roman" w:hAnsi="Times New Roman" w:eastAsia="FangSong" w:cs="Times New Roman"/>
+        </w:rPr>
+        <w:t>晶格能也可以从理论上求出</w:t>
+      </w:r>
+      <w:r>
+        <w:rPr>
+          <w:rFonts w:hint="eastAsia" w:ascii="Times New Roman" w:hAnsi="Times New Roman" w:eastAsia="Times New Roman" w:cs="Times New Roman"/>
+        </w:rPr>
+        <w:t>。</w:t>
+      </w:r>
+      <w:r>
+        <w:rPr>
+          <w:rFonts w:hint="eastAsia" w:ascii="Times New Roman" w:hAnsi="Times New Roman" w:eastAsia="FangSong" w:cs="Times New Roman"/>
+        </w:rPr>
+        <w:t>已知</w:t>
+      </w:r>
+      <w:r>
+        <w:rPr>
+          <w:rFonts w:ascii="Times New Roman" w:hAnsi="Times New Roman" w:eastAsia="Times New Roman" w:cs="Times New Roman"/>
+        </w:rPr>
+        <w:t xml:space="preserve"> CaO </w:t>
+      </w:r>
+      <w:r>
+        <w:rPr>
+          <w:rFonts w:hint="eastAsia" w:ascii="Times New Roman" w:hAnsi="Times New Roman" w:eastAsia="FangSong" w:cs="Times New Roman"/>
+        </w:rPr>
+        <w:t xml:space="preserve">是</w:t>
+      </w:r>
+      <w:r>
+        <w:rPr>
+          <w:rFonts w:ascii="Times New Roman" w:hAnsi="Times New Roman" w:eastAsia="Times New Roman" w:cs="Times New Roman"/>
+        </w:rPr>
+        <w:t xml:space="preserve"> NaCl </w:t>
+      </w:r>
+      <w:r>
+        <w:rPr>
+          <w:rFonts w:hint="eastAsia" w:ascii="Times New Roman" w:hAnsi="Times New Roman" w:eastAsia="FangSong" w:cs="Times New Roman"/>
+        </w:rPr>
+        <w:t>型结构</w:t>
+      </w:r>
+      <w:r>
+        <w:rPr>
+          <w:rFonts w:hint="eastAsia" w:ascii="Times New Roman" w:hAnsi="Times New Roman" w:eastAsia="Times New Roman" w:cs="Times New Roman"/>
+        </w:rPr>
+        <w:t>，</w:t>
+      </w:r>
+      <w:r>
+        <w:rPr>
+          <w:rFonts w:hint="eastAsia" w:ascii="Times New Roman" w:hAnsi="Times New Roman" w:eastAsia="FangSong" w:cs="Times New Roman"/>
+        </w:rPr>
+        <w:t>晶胞参数为</w:t>
+      </w:r>
+      <w:r>
+        <w:rPr>
+          <w:rFonts w:ascii="Times New Roman" w:hAnsi="Times New Roman" w:eastAsia="Times New Roman" w:cs="Times New Roman"/>
+        </w:rPr>
+        <w:t xml:space="preserve"> </w:t>
+      </w:r>
+      <w:r>
+        <w:rPr>
+          <w:rFonts w:hint="eastAsia" w:ascii="Times New Roman" w:hAnsi="Times New Roman" w:eastAsia="Times New Roman" w:cs="Times New Roman"/>
+        </w:rPr>
+        <w:t>0.480nm。</w:t>
+      </w:r>
+      <w:r>
+        <w:rPr>
+          <w:rFonts w:hint="eastAsia" w:ascii="Times New Roman" w:hAnsi="Times New Roman" w:eastAsia="FangSong" w:cs="Times New Roman"/>
+        </w:rPr>
+        <w:t>假设我们只考虑一个</w:t>
+      </w:r>
+      <w:r>
+        <w:rPr>
+          <w:rFonts w:ascii="Times New Roman" w:hAnsi="Times New Roman" w:eastAsia="Times New Roman" w:cs="Times New Roman"/>
+        </w:rPr>
+        <w:t xml:space="preserve"> </w:t>
+      </w:r>
+      <m:oMath>
+        <m:r>
+          <m:t>C</m:t>
+        </m:r>
+        <m:sSup>
           <m:e>
+            <m:r>
+              <m:t>a</m:t>
+            </m:r>
+          </m:e>
+          <m:sup>
+            <m:r>
+              <m:t>2</m:t>
+            </m:r>
             <m:r>
               <m:rPr>
                 <m:sty m:val="p"/>
               </m:rPr>
-              <m:t>)</m:t>
+              <m:t>+</m:t>
+            </m:r>
+          </m:sup>
+        </m:sSup>
+      </m:oMath>
+      <w:r>
+        <w:rPr>
+          <w:rFonts w:ascii="Times New Roman" w:hAnsi="Times New Roman" w:eastAsia="Times New Roman" w:cs="Times New Roman"/>
+        </w:rPr>
+        <w:t xml:space="preserve"> </w:t>
+      </w:r>
+      <w:r>
+        <w:rPr>
+          <w:rFonts w:hint="eastAsia" w:ascii="Times New Roman" w:hAnsi="Times New Roman" w:eastAsia="FangSong" w:cs="Times New Roman"/>
+        </w:rPr>
+        <w:t>周围最近和次近的离子</w:t>
+      </w:r>
+      <w:r>
+        <w:rPr>
+          <w:rFonts w:hint="eastAsia" w:ascii="Times New Roman" w:hAnsi="Times New Roman" w:eastAsia="Times New Roman" w:cs="Times New Roman"/>
+        </w:rPr>
+        <w:t>，</w:t>
+      </w:r>
+      <w:r>
+        <w:rPr>
+          <w:rFonts w:hint="eastAsia" w:ascii="Times New Roman" w:hAnsi="Times New Roman" w:eastAsia="FangSong" w:cs="Times New Roman"/>
+        </w:rPr>
+        <w:t>求该</w:t>
+      </w:r>
+      <w:r>
+        <w:rPr>
+          <w:rFonts w:ascii="Times New Roman" w:hAnsi="Times New Roman" w:eastAsia="Times New Roman" w:cs="Times New Roman"/>
+        </w:rPr>
+        <w:t xml:space="preserve"> </w:t>
+      </w:r>
+      <m:oMath>
+        <m:r>
+          <m:t>C</m:t>
+        </m:r>
+        <m:sSup>
+          <m:e>
+            <m:r>
+              <m:t>a</m:t>
             </m:r>
           </m:e>
-          <m:sub>
+          <m:sup>
+            <m:r>
+              <m:t>2</m:t>
+            </m:r>
             <m:r>
               <m:rPr>
                 <m:sty m:val="p"/>
               </m:rPr>
-              <m:t>2</m:t>
-            </m:r>
-          </m:sub>
-        </m:sSub>
+              <m:t>+</m:t>
+            </m:r>
+          </m:sup>
+        </m:sSup>
       </m:oMath>
       <w:r>
         <w:rPr>
@@ -6415,27 +7017,718 @@
         <w:rPr>
           <w:rFonts w:hint="eastAsia" w:ascii="Times New Roman" w:hAnsi="Times New Roman" w:eastAsia="FangSong" w:cs="Times New Roman"/>
         </w:rPr>
-        <w:t xml:space="preserve">热分解为</w:t>
-      </w:r>
-      <w:r>
-        <w:rPr>
-          <w:rFonts w:ascii="Times New Roman" w:hAnsi="Times New Roman" w:eastAsia="Times New Roman" w:cs="Times New Roman"/>
-        </w:rPr>
-        <w:t xml:space="preserve"> </w:t>
-      </w:r>
-      <w:r>
-        <w:rPr>
-          <w:rFonts w:hint="eastAsia" w:ascii="Times New Roman" w:hAnsi="Times New Roman" w:eastAsia="Times New Roman" w:cs="Times New Roman"/>
-        </w:rPr>
-        <w:t xml:space="preserve">HgO；</w:t>
+        <w:t>静电势能的大小</w:t>
+      </w:r>
+      <w:r>
+        <w:rPr>
+          <w:rFonts w:hint="eastAsia" w:ascii="Times New Roman" w:hAnsi="Times New Roman" w:eastAsia="Times New Roman" w:cs="Times New Roman"/>
+        </w:rPr>
+        <w:t>。</w:t>
       </w:r>
     </w:p>
     <w:p>
       <w:pPr>
+        <w:spacing w:before="160" w:after="80"/>
+      </w:pPr>
+      <w:r>
+        <w:pict>
+          <v:rect style="width:0;height:1.5pt" o:hralign="center" o:hrstd="t" o:hr="t"/>
+        </w:pict>
+      </w:r>
+    </w:p>
+    <w:bookmarkEnd w:id="20"/>
+    <w:bookmarkStart w:id="21" w:name="第13题"/>
+    <w:p>
+      <w:pPr>
+        <w:pStyle w:val="Heading3"/>
+        <w:spacing w:before="280" w:after="120"/>
+      </w:pPr>
+      <w:r>
+        <w:rPr>
+          <w:rFonts w:hint="eastAsia" w:ascii="Times New Roman" w:hAnsi="Times New Roman" w:eastAsia="SimHei" w:cs="Times New Roman"/>
+        </w:rPr>
+        <w:t>第</w:t>
+      </w:r>
+      <w:r>
+        <w:rPr>
+          <w:rFonts w:hint="eastAsia" w:ascii="Times New Roman" w:hAnsi="Times New Roman" w:eastAsia="Times New Roman" w:cs="Times New Roman"/>
+        </w:rPr>
+        <w:t>13</w:t>
+      </w:r>
+      <w:r>
+        <w:rPr>
+          <w:rFonts w:hint="eastAsia" w:ascii="Times New Roman" w:hAnsi="Times New Roman" w:eastAsia="SimHei" w:cs="Times New Roman"/>
+        </w:rPr>
+        <w:t>题</w:t>
+      </w:r>
+    </w:p>
+    <w:p>
+      <w:pPr>
+        <w:pStyle w:val="FirstParagraph"/>
+        <w:ind w:firstLine="420"/>
+      </w:pPr>
+      <w:r>
+        <w:rPr>
+          <w:rFonts w:hint="eastAsia" w:ascii="Times New Roman" w:hAnsi="Times New Roman" w:eastAsia="FangSong" w:cs="Times New Roman"/>
+        </w:rPr>
+        <w:t xml:space="preserve">钒与</w:t>
+      </w:r>
+      <w:r>
+        <w:rPr>
+          <w:rFonts w:ascii="Times New Roman" w:hAnsi="Times New Roman" w:eastAsia="Times New Roman" w:cs="Times New Roman"/>
+        </w:rPr>
+        <w:t xml:space="preserve"> </w:t>
+      </w:r>
+      <w:r>
+        <w:rPr>
+          <w:rFonts w:hint="eastAsia" w:ascii="Times New Roman" w:hAnsi="Times New Roman" w:eastAsia="Times New Roman" w:cs="Times New Roman"/>
+        </w:rPr>
+        <w:t>N-</w:t>
+      </w:r>
+      <w:r>
+        <w:rPr>
+          <w:rFonts w:hint="eastAsia" w:ascii="Times New Roman" w:hAnsi="Times New Roman" w:eastAsia="FangSong" w:cs="Times New Roman"/>
+        </w:rPr>
+        <w:t>苯甲酰</w:t>
+      </w:r>
+      <w:r>
+        <w:rPr>
+          <w:rFonts w:hint="eastAsia" w:ascii="Times New Roman" w:hAnsi="Times New Roman" w:eastAsia="Times New Roman" w:cs="Times New Roman"/>
+        </w:rPr>
+        <w:t>-N-</w:t>
+      </w:r>
+      <w:r>
+        <w:rPr>
+          <w:rFonts w:hint="eastAsia" w:ascii="Times New Roman" w:hAnsi="Times New Roman" w:eastAsia="FangSong" w:cs="Times New Roman"/>
+        </w:rPr>
+        <w:t>苯基羟胺</w:t>
+      </w:r>
+      <w:r>
+        <w:rPr>
+          <w:rFonts w:hint="eastAsia" w:ascii="Times New Roman" w:hAnsi="Times New Roman" w:eastAsia="Times New Roman" w:cs="Times New Roman"/>
+        </w:rPr>
+        <w:t>(213g/mol)</w:t>
+      </w:r>
+      <w:r>
+        <w:rPr>
+          <w:rFonts w:hint="eastAsia" w:ascii="Times New Roman" w:hAnsi="Times New Roman" w:eastAsia="FangSong" w:cs="Times New Roman"/>
+        </w:rPr>
+        <w:t>根离子在</w:t>
+      </w:r>
+      <w:r>
+        <w:rPr>
+          <w:rFonts w:ascii="Times New Roman" w:hAnsi="Times New Roman" w:eastAsia="Times New Roman" w:cs="Times New Roman"/>
+        </w:rPr>
+        <w:t xml:space="preserve"> 4mol/L </w:t>
+      </w:r>
+      <w:r>
+        <w:rPr>
+          <w:rFonts w:hint="eastAsia" w:ascii="Times New Roman" w:hAnsi="Times New Roman" w:eastAsia="FangSong" w:cs="Times New Roman"/>
+        </w:rPr>
+        <w:t>盐酸介质中形成紫红色的单核配合物</w:t>
+      </w:r>
+      <w:r>
+        <w:rPr>
+          <w:rFonts w:hint="eastAsia" w:ascii="Times New Roman" w:hAnsi="Times New Roman" w:eastAsia="Times New Roman" w:cs="Times New Roman"/>
+        </w:rPr>
+        <w:t>，</w:t>
+      </w:r>
+      <w:r>
+        <w:rPr>
+          <w:rFonts w:hint="eastAsia" w:ascii="Times New Roman" w:hAnsi="Times New Roman" w:eastAsia="FangSong" w:cs="Times New Roman"/>
+        </w:rPr>
+        <w:t>该配合物溶液可进行比色测定</w:t>
+      </w:r>
+      <w:r>
+        <w:rPr>
+          <w:rFonts w:hint="eastAsia" w:ascii="Times New Roman" w:hAnsi="Times New Roman" w:eastAsia="Times New Roman" w:cs="Times New Roman"/>
+        </w:rPr>
+        <w:t>，</w:t>
+      </w:r>
+      <w:r>
+        <w:rPr>
+          <w:rFonts w:hint="eastAsia" w:ascii="Times New Roman" w:hAnsi="Times New Roman" w:eastAsia="FangSong" w:cs="Times New Roman"/>
+        </w:rPr>
+        <w:t>用以定量测定钢中钒的含量</w:t>
+      </w:r>
+      <w:r>
+        <w:rPr>
+          <w:rFonts w:hint="eastAsia" w:ascii="Times New Roman" w:hAnsi="Times New Roman" w:eastAsia="Times New Roman" w:cs="Times New Roman"/>
+        </w:rPr>
+        <w:t>。</w:t>
+      </w:r>
+      <w:r>
+        <w:rPr>
+          <w:rFonts w:hint="eastAsia" w:ascii="Times New Roman" w:hAnsi="Times New Roman" w:eastAsia="FangSong" w:cs="Times New Roman"/>
+        </w:rPr>
+        <w:t>该配合物是电中性分子</w:t>
+      </w:r>
+      <w:r>
+        <w:rPr>
+          <w:rFonts w:hint="eastAsia" w:ascii="Times New Roman" w:hAnsi="Times New Roman" w:eastAsia="Times New Roman" w:cs="Times New Roman"/>
+        </w:rPr>
+        <w:t>，</w:t>
+      </w:r>
+      <w:r>
+        <w:rPr>
+          <w:rFonts w:hint="eastAsia" w:ascii="Times New Roman" w:hAnsi="Times New Roman" w:eastAsia="FangSong" w:cs="Times New Roman"/>
+        </w:rPr>
+        <w:t>实验测得其氧的质量分数为</w:t>
+      </w:r>
+      <w:r>
+        <w:rPr>
+          <w:rFonts w:ascii="Times New Roman" w:hAnsi="Times New Roman" w:eastAsia="Times New Roman" w:cs="Times New Roman"/>
+        </w:rPr>
+        <w:t xml:space="preserve"> 15.2%。</w:t>
+      </w:r>
+    </w:p>
+    <w:p>
+      <w:pPr>
+        <w:pStyle w:val="Compact"/>
         <w:numPr>
           <w:ilvl w:val="0"/>
           <w:numId w:val="1004"/>
         </w:numPr>
+        <w:ind w:firstLine="420"/>
+      </w:pPr>
+      <w:r>
+        <w:rPr>
+          <w:rFonts w:hint="eastAsia" w:ascii="Times New Roman" w:hAnsi="Times New Roman" w:eastAsia="FangSong" w:cs="Times New Roman"/>
+        </w:rPr>
+        <w:t>通过计算确定该配合物的化学式</w:t>
+      </w:r>
+      <w:r>
+        <w:rPr>
+          <w:rFonts w:hint="eastAsia" w:ascii="Times New Roman" w:hAnsi="Times New Roman" w:eastAsia="Times New Roman" w:cs="Times New Roman"/>
+        </w:rPr>
+        <w:t>。</w:t>
+      </w:r>
+    </w:p>
+    <w:p>
+      <w:pPr>
+        <w:pStyle w:val="Compact"/>
+        <w:numPr>
+          <w:ilvl w:val="0"/>
+          <w:numId w:val="1004"/>
+        </w:numPr>
+        <w:ind w:firstLine="420"/>
+      </w:pPr>
+      <w:r>
+        <w:rPr>
+          <w:rFonts w:hint="eastAsia" w:ascii="Times New Roman" w:hAnsi="Times New Roman" w:eastAsia="FangSong" w:cs="Times New Roman"/>
+        </w:rPr>
+        <w:t>该配合物共有几种可能立体结构体</w:t>
+      </w:r>
+      <w:r>
+        <w:rPr>
+          <w:rFonts w:hint="eastAsia" w:ascii="Times New Roman" w:hAnsi="Times New Roman" w:eastAsia="Times New Roman" w:cs="Times New Roman"/>
+        </w:rPr>
+        <w:t>(</w:t>
+      </w:r>
+      <w:r>
+        <w:rPr>
+          <w:rFonts w:hint="eastAsia" w:ascii="Times New Roman" w:hAnsi="Times New Roman" w:eastAsia="FangSong" w:cs="Times New Roman"/>
+        </w:rPr>
+        <w:t>不包括光学异构体</w:t>
+      </w:r>
+      <w:r>
+        <w:rPr>
+          <w:rFonts w:hint="eastAsia" w:ascii="Times New Roman" w:hAnsi="Times New Roman" w:eastAsia="Times New Roman" w:cs="Times New Roman"/>
+        </w:rPr>
+        <w:t>)?</w:t>
+      </w:r>
+      <w:r>
+        <w:rPr>
+          <w:rFonts w:ascii="Times New Roman" w:hAnsi="Times New Roman" w:eastAsia="Times New Roman" w:cs="Times New Roman"/>
+        </w:rPr>
+        <w:t xml:space="preserve"> </w:t>
+      </w:r>
+      <w:r>
+        <w:rPr>
+          <w:rFonts w:hint="eastAsia" w:ascii="Times New Roman" w:hAnsi="Times New Roman" w:eastAsia="FangSong" w:cs="Times New Roman"/>
+        </w:rPr>
+        <w:t>画出其中最稳定的一种</w:t>
+      </w:r>
+      <w:r>
+        <w:rPr>
+          <w:rFonts w:hint="eastAsia" w:ascii="Times New Roman" w:hAnsi="Times New Roman" w:eastAsia="Times New Roman" w:cs="Times New Roman"/>
+        </w:rPr>
+        <w:t>。</w:t>
+      </w:r>
+    </w:p>
+    <w:p>
+      <w:pPr>
+        <w:spacing w:before="160" w:after="80"/>
+      </w:pPr>
+      <w:r>
+        <w:pict>
+          <v:rect style="width:0;height:1.5pt" o:hralign="center" o:hrstd="t" o:hr="t"/>
+        </w:pict>
+      </w:r>
+    </w:p>
+    <w:bookmarkEnd w:id="21"/>
+    <w:bookmarkStart w:id="22" w:name="第14题"/>
+    <w:p>
+      <w:pPr>
+        <w:pStyle w:val="Heading3"/>
+        <w:spacing w:before="280" w:after="120"/>
+      </w:pPr>
+      <w:r>
+        <w:rPr>
+          <w:rFonts w:hint="eastAsia" w:ascii="Times New Roman" w:hAnsi="Times New Roman" w:eastAsia="SimHei" w:cs="Times New Roman"/>
+        </w:rPr>
+        <w:t>第</w:t>
+      </w:r>
+      <w:r>
+        <w:rPr>
+          <w:rFonts w:hint="eastAsia" w:ascii="Times New Roman" w:hAnsi="Times New Roman" w:eastAsia="Times New Roman" w:cs="Times New Roman"/>
+        </w:rPr>
+        <w:t>14</w:t>
+      </w:r>
+      <w:r>
+        <w:rPr>
+          <w:rFonts w:hint="eastAsia" w:ascii="Times New Roman" w:hAnsi="Times New Roman" w:eastAsia="SimHei" w:cs="Times New Roman"/>
+        </w:rPr>
+        <w:t>题</w:t>
+      </w:r>
+    </w:p>
+    <w:p>
+      <w:pPr>
+        <w:pStyle w:val="FirstParagraph"/>
+        <w:ind w:firstLine="420"/>
+      </w:pPr>
+      <w:r>
+        <w:rPr>
+          <w:rFonts w:hint="eastAsia" w:ascii="Times New Roman" w:hAnsi="Times New Roman" w:eastAsia="FangSong" w:cs="Times New Roman"/>
+        </w:rPr>
+        <w:t>一般说来</w:t>
+      </w:r>
+      <w:r>
+        <w:rPr>
+          <w:rFonts w:hint="eastAsia" w:ascii="Times New Roman" w:hAnsi="Times New Roman" w:eastAsia="Times New Roman" w:cs="Times New Roman"/>
+        </w:rPr>
+        <w:t>,</w:t>
+      </w:r>
+      <w:r>
+        <w:rPr>
+          <w:rFonts w:ascii="Times New Roman" w:hAnsi="Times New Roman" w:eastAsia="Times New Roman" w:cs="Times New Roman"/>
+        </w:rPr>
+        <w:t xml:space="preserve"> Co(Ⅲ) </w:t>
+      </w:r>
+      <w:r>
+        <w:rPr>
+          <w:rFonts w:hint="eastAsia" w:ascii="Times New Roman" w:hAnsi="Times New Roman" w:eastAsia="FangSong" w:cs="Times New Roman"/>
+        </w:rPr>
+        <w:t>具有强氧化性</w:t>
+      </w:r>
+      <w:r>
+        <w:rPr>
+          <w:rFonts w:hint="eastAsia" w:ascii="Times New Roman" w:hAnsi="Times New Roman" w:eastAsia="Times New Roman" w:cs="Times New Roman"/>
+        </w:rPr>
+        <w:t>,</w:t>
+      </w:r>
+      <w:r>
+        <w:rPr>
+          <w:rFonts w:ascii="Times New Roman" w:hAnsi="Times New Roman" w:eastAsia="Times New Roman" w:cs="Times New Roman"/>
+        </w:rPr>
+        <w:t xml:space="preserve"> </w:t>
+      </w:r>
+      <w:r>
+        <w:rPr>
+          <w:rFonts w:hint="eastAsia" w:ascii="Times New Roman" w:hAnsi="Times New Roman" w:eastAsia="FangSong" w:cs="Times New Roman"/>
+        </w:rPr>
+        <w:t xml:space="preserve">极易被还原为</w:t>
+      </w:r>
+      <w:r>
+        <w:rPr>
+          <w:rFonts w:ascii="Times New Roman" w:hAnsi="Times New Roman" w:eastAsia="Times New Roman" w:cs="Times New Roman"/>
+        </w:rPr>
+        <w:t xml:space="preserve"> </w:t>
+      </w:r>
+      <w:r>
+        <w:rPr>
+          <w:rFonts w:hint="eastAsia" w:ascii="Times New Roman" w:hAnsi="Times New Roman" w:eastAsia="Times New Roman" w:cs="Times New Roman"/>
+        </w:rPr>
+        <w:t>Co(Ⅱ)。</w:t>
+      </w:r>
+      <w:r>
+        <w:rPr>
+          <w:rFonts w:hint="eastAsia" w:ascii="Times New Roman" w:hAnsi="Times New Roman" w:eastAsia="FangSong" w:cs="Times New Roman"/>
+        </w:rPr>
+        <w:t>然而在配合物中</w:t>
+      </w:r>
+      <w:r>
+        <w:rPr>
+          <w:rFonts w:hint="eastAsia" w:ascii="Times New Roman" w:hAnsi="Times New Roman" w:eastAsia="Times New Roman" w:cs="Times New Roman"/>
+        </w:rPr>
+        <w:t>,</w:t>
+      </w:r>
+      <w:r>
+        <w:rPr>
+          <w:rFonts w:ascii="Times New Roman" w:hAnsi="Times New Roman" w:eastAsia="Times New Roman" w:cs="Times New Roman"/>
+        </w:rPr>
+        <w:t xml:space="preserve"> Co(Ⅲ) </w:t>
+      </w:r>
+      <w:r>
+        <w:rPr>
+          <w:rFonts w:hint="eastAsia" w:ascii="Times New Roman" w:hAnsi="Times New Roman" w:eastAsia="FangSong" w:cs="Times New Roman"/>
+        </w:rPr>
+        <w:t xml:space="preserve">配合物的稳定性却大于</w:t>
+      </w:r>
+      <w:r>
+        <w:rPr>
+          <w:rFonts w:ascii="Times New Roman" w:hAnsi="Times New Roman" w:eastAsia="Times New Roman" w:cs="Times New Roman"/>
+        </w:rPr>
+        <w:t xml:space="preserve"> </w:t>
+      </w:r>
+      <w:r>
+        <w:rPr>
+          <w:rFonts w:hint="eastAsia" w:ascii="Times New Roman" w:hAnsi="Times New Roman" w:eastAsia="Times New Roman" w:cs="Times New Roman"/>
+        </w:rPr>
+        <w:t>Co(Ⅱ)。</w:t>
+      </w:r>
+      <w:r>
+        <w:rPr>
+          <w:rFonts w:hint="eastAsia" w:ascii="Times New Roman" w:hAnsi="Times New Roman" w:eastAsia="FangSong" w:cs="Times New Roman"/>
+        </w:rPr>
+        <w:t>有人通过</w:t>
+      </w:r>
+      <w:r>
+        <w:rPr>
+          <w:rFonts w:ascii="Times New Roman" w:hAnsi="Times New Roman" w:eastAsia="Times New Roman" w:cs="Times New Roman"/>
+        </w:rPr>
+        <w:t xml:space="preserve"> 8.076g CoCl</w:t>
+      </w:r>
+      <w:r>
+        <w:rPr>
+          <w:rFonts w:ascii="Times New Roman" w:hAnsi="Times New Roman" w:eastAsia="Times New Roman" w:cs="Times New Roman"/>
+          <w:vertAlign w:val="subscript"/>
+        </w:rPr>
+        <w:t>2</w:t>
+      </w:r>
+      <w:r>
+        <w:rPr>
+          <w:rFonts w:ascii="Times New Roman" w:hAnsi="Times New Roman" w:eastAsia="Times New Roman" w:cs="Times New Roman"/>
+        </w:rPr>
+        <w:t>·4H</w:t>
+      </w:r>
+      <w:r>
+        <w:rPr>
+          <w:rFonts w:ascii="Times New Roman" w:hAnsi="Times New Roman" w:eastAsia="Times New Roman" w:cs="Times New Roman"/>
+          <w:vertAlign w:val="subscript"/>
+        </w:rPr>
+        <w:t>2</w:t>
+      </w:r>
+      <w:r>
+        <w:rPr>
+          <w:rFonts w:ascii="Times New Roman" w:hAnsi="Times New Roman" w:eastAsia="Times New Roman" w:cs="Times New Roman"/>
+        </w:rPr>
+        <w:t xml:space="preserve">O </w:t>
+      </w:r>
+      <w:r>
+        <w:rPr>
+          <w:rFonts w:hint="eastAsia" w:ascii="Times New Roman" w:hAnsi="Times New Roman" w:eastAsia="FangSong" w:cs="Times New Roman"/>
+        </w:rPr>
+        <w:t xml:space="preserve">与过量过氧化氢和足量氨的乙醇溶液反应正好得</w:t>
+      </w:r>
+      <w:r>
+        <w:rPr>
+          <w:rFonts w:ascii="Times New Roman" w:hAnsi="Times New Roman" w:eastAsia="Times New Roman" w:cs="Times New Roman"/>
+        </w:rPr>
+        <w:t xml:space="preserve"> 8.076g </w:t>
+      </w:r>
+      <w:r>
+        <w:rPr>
+          <w:rFonts w:hint="eastAsia" w:ascii="Times New Roman" w:hAnsi="Times New Roman" w:eastAsia="FangSong" w:cs="Times New Roman"/>
+        </w:rPr>
+        <w:t xml:space="preserve">的</w:t>
+      </w:r>
+      <w:r>
+        <w:rPr>
+          <w:rFonts w:ascii="Times New Roman" w:hAnsi="Times New Roman" w:eastAsia="Times New Roman" w:cs="Times New Roman"/>
+        </w:rPr>
+        <w:t xml:space="preserve"> A </w:t>
+      </w:r>
+      <w:r>
+        <w:rPr>
+          <w:rFonts w:hint="eastAsia" w:ascii="Times New Roman" w:hAnsi="Times New Roman" w:eastAsia="FangSong" w:cs="Times New Roman"/>
+        </w:rPr>
+        <w:t>物质</w:t>
+      </w:r>
+      <w:r>
+        <w:rPr>
+          <w:rFonts w:hint="eastAsia" w:ascii="Times New Roman" w:hAnsi="Times New Roman" w:eastAsia="Times New Roman" w:cs="Times New Roman"/>
+        </w:rPr>
+        <w:t>,</w:t>
+      </w:r>
+      <w:r>
+        <w:rPr>
+          <w:rFonts w:ascii="Times New Roman" w:hAnsi="Times New Roman" w:eastAsia="Times New Roman" w:cs="Times New Roman"/>
+        </w:rPr>
+        <w:t xml:space="preserve"> </w:t>
+      </w:r>
+      <w:r>
+        <w:rPr>
+          <w:rFonts w:hint="eastAsia" w:ascii="Times New Roman" w:hAnsi="Times New Roman" w:eastAsia="FangSong" w:cs="Times New Roman"/>
+        </w:rPr>
+        <w:t xml:space="preserve">产率为</w:t>
+      </w:r>
+      <w:r>
+        <w:rPr>
+          <w:rFonts w:ascii="Times New Roman" w:hAnsi="Times New Roman" w:eastAsia="Times New Roman" w:cs="Times New Roman"/>
+        </w:rPr>
+        <w:t xml:space="preserve"> </w:t>
+      </w:r>
+      <w:r>
+        <w:rPr>
+          <w:rFonts w:hint="eastAsia" w:ascii="Times New Roman" w:hAnsi="Times New Roman" w:eastAsia="Times New Roman" w:cs="Times New Roman"/>
+        </w:rPr>
+        <w:t>90.96%。</w:t>
+      </w:r>
+      <w:r>
+        <w:rPr>
+          <w:rFonts w:hint="eastAsia" w:ascii="Times New Roman" w:hAnsi="Times New Roman" w:eastAsia="FangSong" w:cs="Times New Roman"/>
+        </w:rPr>
+        <w:t>元素分析表明</w:t>
+      </w:r>
+      <w:r>
+        <w:rPr>
+          <w:rFonts w:ascii="Times New Roman" w:hAnsi="Times New Roman" w:eastAsia="Times New Roman" w:cs="Times New Roman"/>
+        </w:rPr>
+        <w:t xml:space="preserve"> A </w:t>
+      </w:r>
+      <w:r>
+        <w:rPr>
+          <w:rFonts w:hint="eastAsia" w:ascii="Times New Roman" w:hAnsi="Times New Roman" w:eastAsia="FangSong" w:cs="Times New Roman"/>
+        </w:rPr>
+        <w:t xml:space="preserve">中含</w:t>
+      </w:r>
+      <w:r>
+        <w:rPr>
+          <w:rFonts w:ascii="Times New Roman" w:hAnsi="Times New Roman" w:eastAsia="Times New Roman" w:cs="Times New Roman"/>
+        </w:rPr>
+        <w:t xml:space="preserve"> Cl 31.94%, </w:t>
+      </w:r>
+      <w:r>
+        <w:rPr>
+          <w:rFonts w:hint="eastAsia" w:ascii="Times New Roman" w:hAnsi="Times New Roman" w:eastAsia="FangSong" w:cs="Times New Roman"/>
+        </w:rPr>
+        <w:t xml:space="preserve">含</w:t>
+      </w:r>
+      <w:r>
+        <w:rPr>
+          <w:rFonts w:ascii="Times New Roman" w:hAnsi="Times New Roman" w:eastAsia="Times New Roman" w:cs="Times New Roman"/>
+        </w:rPr>
+        <w:t xml:space="preserve"> N </w:t>
+      </w:r>
+      <w:r>
+        <w:rPr>
+          <w:rFonts w:hint="eastAsia" w:ascii="Times New Roman" w:hAnsi="Times New Roman" w:eastAsia="Times New Roman" w:cs="Times New Roman"/>
+        </w:rPr>
+        <w:t>28.40%。</w:t>
+      </w:r>
+      <w:r>
+        <w:rPr>
+          <w:rFonts w:hint="eastAsia" w:ascii="Times New Roman" w:hAnsi="Times New Roman" w:eastAsia="FangSong" w:cs="Times New Roman"/>
+        </w:rPr>
+        <w:t>红外光谱中没有发现</w:t>
+      </w:r>
+      <w:r>
+        <w:rPr>
+          <w:rFonts w:ascii="Times New Roman" w:hAnsi="Times New Roman" w:eastAsia="Times New Roman" w:cs="Times New Roman"/>
+        </w:rPr>
+        <w:t xml:space="preserve"> Co—Cl </w:t>
+      </w:r>
+      <w:r>
+        <w:rPr>
+          <w:rFonts w:hint="eastAsia" w:ascii="Times New Roman" w:hAnsi="Times New Roman" w:eastAsia="FangSong" w:cs="Times New Roman"/>
+        </w:rPr>
+        <w:t>键</w:t>
+      </w:r>
+      <w:r>
+        <w:rPr>
+          <w:rFonts w:hint="eastAsia" w:ascii="Times New Roman" w:hAnsi="Times New Roman" w:eastAsia="Times New Roman" w:cs="Times New Roman"/>
+        </w:rPr>
+        <w:t>。</w:t>
+      </w:r>
+      <w:r>
+        <w:rPr>
+          <w:rFonts w:hint="eastAsia" w:ascii="Times New Roman" w:hAnsi="Times New Roman" w:eastAsia="FangSong" w:cs="Times New Roman"/>
+        </w:rPr>
+        <w:t>单晶衍射表明</w:t>
+      </w:r>
+      <w:r>
+        <w:rPr>
+          <w:rFonts w:ascii="Times New Roman" w:hAnsi="Times New Roman" w:eastAsia="Times New Roman" w:cs="Times New Roman"/>
+        </w:rPr>
+        <w:t xml:space="preserve"> A </w:t>
+      </w:r>
+      <w:r>
+        <w:rPr>
+          <w:rFonts w:hint="eastAsia" w:ascii="Times New Roman" w:hAnsi="Times New Roman" w:eastAsia="FangSong" w:cs="Times New Roman"/>
+        </w:rPr>
+        <w:t>分子中含有对称面</w:t>
+      </w:r>
+      <w:r>
+        <w:rPr>
+          <w:rFonts w:hint="eastAsia" w:ascii="Times New Roman" w:hAnsi="Times New Roman" w:eastAsia="Times New Roman" w:cs="Times New Roman"/>
+        </w:rPr>
+        <w:t>。</w:t>
+      </w:r>
+      <w:r>
+        <w:rPr>
+          <w:rFonts w:hint="eastAsia" w:ascii="Times New Roman" w:hAnsi="Times New Roman" w:eastAsia="FangSong" w:cs="Times New Roman"/>
+        </w:rPr>
+        <w:t>分子呈顺磁性</w:t>
+      </w:r>
+      <w:r>
+        <w:rPr>
+          <w:rFonts w:hint="eastAsia" w:ascii="Times New Roman" w:hAnsi="Times New Roman" w:eastAsia="Times New Roman" w:cs="Times New Roman"/>
+        </w:rPr>
+        <w:t>。</w:t>
+      </w:r>
+    </w:p>
+    <w:p>
+      <w:pPr>
+        <w:pStyle w:val="Compact"/>
+        <w:numPr>
+          <w:ilvl w:val="0"/>
+          <w:numId w:val="1005"/>
+        </w:numPr>
+        <w:ind w:firstLine="420"/>
+      </w:pPr>
+      <w:r>
+        <w:rPr>
+          <w:rFonts w:hint="eastAsia" w:ascii="Times New Roman" w:hAnsi="Times New Roman" w:eastAsia="FangSong" w:cs="Times New Roman"/>
+        </w:rPr>
+        <w:t xml:space="preserve">推出</w:t>
+      </w:r>
+      <w:r>
+        <w:rPr>
+          <w:rFonts w:ascii="Times New Roman" w:hAnsi="Times New Roman" w:eastAsia="Times New Roman" w:cs="Times New Roman"/>
+        </w:rPr>
+        <w:t xml:space="preserve"> A </w:t>
+      </w:r>
+      <w:r>
+        <w:rPr>
+          <w:rFonts w:hint="eastAsia" w:ascii="Times New Roman" w:hAnsi="Times New Roman" w:eastAsia="FangSong" w:cs="Times New Roman"/>
+        </w:rPr>
+        <w:t>的分子式并画出其结构式</w:t>
+      </w:r>
+      <w:r>
+        <w:rPr>
+          <w:rFonts w:hint="eastAsia" w:ascii="Times New Roman" w:hAnsi="Times New Roman" w:eastAsia="Times New Roman" w:cs="Times New Roman"/>
+        </w:rPr>
+        <w:t>。</w:t>
+      </w:r>
+    </w:p>
+    <w:p>
+      <w:pPr>
+        <w:pStyle w:val="Compact"/>
+        <w:numPr>
+          <w:ilvl w:val="0"/>
+          <w:numId w:val="1005"/>
+        </w:numPr>
+        <w:ind w:firstLine="420"/>
+      </w:pPr>
+      <w:r>
+        <w:rPr>
+          <w:rFonts w:hint="eastAsia" w:ascii="Times New Roman" w:hAnsi="Times New Roman" w:eastAsia="FangSong" w:cs="Times New Roman"/>
+        </w:rPr>
+        <w:t xml:space="preserve">写出合成</w:t>
+      </w:r>
+      <w:r>
+        <w:rPr>
+          <w:rFonts w:ascii="Times New Roman" w:hAnsi="Times New Roman" w:eastAsia="Times New Roman" w:cs="Times New Roman"/>
+        </w:rPr>
+        <w:t xml:space="preserve"> A </w:t>
+      </w:r>
+      <w:r>
+        <w:rPr>
+          <w:rFonts w:hint="eastAsia" w:ascii="Times New Roman" w:hAnsi="Times New Roman" w:eastAsia="FangSong" w:cs="Times New Roman"/>
+        </w:rPr>
+        <w:t>的反应方程式</w:t>
+      </w:r>
+      <w:r>
+        <w:rPr>
+          <w:rFonts w:hint="eastAsia" w:ascii="Times New Roman" w:hAnsi="Times New Roman" w:eastAsia="Times New Roman" w:cs="Times New Roman"/>
+        </w:rPr>
+        <w:t>。</w:t>
+      </w:r>
+    </w:p>
+    <w:p>
+      <w:pPr>
+        <w:pStyle w:val="Compact"/>
+        <w:numPr>
+          <w:ilvl w:val="0"/>
+          <w:numId w:val="1005"/>
+        </w:numPr>
+        <w:ind w:firstLine="420"/>
+      </w:pPr>
+      <w:r>
+        <w:rPr>
+          <w:rFonts w:hint="eastAsia" w:ascii="Times New Roman" w:hAnsi="Times New Roman" w:eastAsia="FangSong" w:cs="Times New Roman"/>
+        </w:rPr>
+        <w:t xml:space="preserve">指出</w:t>
+      </w:r>
+      <w:r>
+        <w:rPr>
+          <w:rFonts w:ascii="Times New Roman" w:hAnsi="Times New Roman" w:eastAsia="Times New Roman" w:cs="Times New Roman"/>
+        </w:rPr>
+        <w:t xml:space="preserve"> A </w:t>
+      </w:r>
+      <w:r>
+        <w:rPr>
+          <w:rFonts w:hint="eastAsia" w:ascii="Times New Roman" w:hAnsi="Times New Roman" w:eastAsia="FangSong" w:cs="Times New Roman"/>
+        </w:rPr>
+        <w:t>中氧元素的氧化态以及中心钴离子的价电子排布和杂化方式</w:t>
+      </w:r>
+      <w:r>
+        <w:rPr>
+          <w:rFonts w:hint="eastAsia" w:ascii="Times New Roman" w:hAnsi="Times New Roman" w:eastAsia="Times New Roman" w:cs="Times New Roman"/>
+        </w:rPr>
+        <w:t>。</w:t>
+      </w:r>
+    </w:p>
+    <w:p>
+      <w:pPr>
+        <w:spacing w:before="160" w:after="80"/>
+      </w:pPr>
+      <w:r>
+        <w:pict>
+          <v:rect style="width:0;height:1.5pt" o:hralign="center" o:hrstd="t" o:hr="t"/>
+        </w:pict>
+      </w:r>
+    </w:p>
+    <w:bookmarkEnd w:id="22"/>
+    <w:bookmarkStart w:id="26" w:name="第15题"/>
+    <w:p>
+      <w:pPr>
+        <w:pStyle w:val="Heading3"/>
+        <w:spacing w:before="280" w:after="120"/>
+      </w:pPr>
+      <w:r>
+        <w:rPr>
+          <w:rFonts w:hint="eastAsia" w:ascii="Times New Roman" w:hAnsi="Times New Roman" w:eastAsia="SimHei" w:cs="Times New Roman"/>
+        </w:rPr>
+        <w:t>第</w:t>
+      </w:r>
+      <w:r>
+        <w:rPr>
+          <w:rFonts w:hint="eastAsia" w:ascii="Times New Roman" w:hAnsi="Times New Roman" w:eastAsia="Times New Roman" w:cs="Times New Roman"/>
+        </w:rPr>
+        <w:t>15</w:t>
+      </w:r>
+      <w:r>
+        <w:rPr>
+          <w:rFonts w:hint="eastAsia" w:ascii="Times New Roman" w:hAnsi="Times New Roman" w:eastAsia="SimHei" w:cs="Times New Roman"/>
+        </w:rPr>
+        <w:t>题</w:t>
+      </w:r>
+    </w:p>
+    <w:p>
+      <w:pPr>
+        <w:pStyle w:val="FirstParagraph"/>
         <w:ind w:firstLine="420"/>
       </w:pPr>
       <m:oMath>
@@ -6451,28 +7744,28 @@
           <m:rPr>
             <m:sty m:val="p"/>
           </m:rPr>
-          <m:t>H</m:t>
+          <m:t>C</m:t>
         </m:r>
         <m:r>
           <m:rPr>
             <m:sty m:val="p"/>
           </m:rPr>
-          <m:t>g</m:t>
+          <m:t>O</m:t>
         </m:r>
         <m:r>
           <m:rPr>
             <m:sty m:val="p"/>
           </m:rPr>
-          <m:t>(</m:t>
-        </m:r>
-        <m:r>
-          <m:rPr>
-            <m:sty m:val="p"/>
-          </m:rPr>
-          <m:t>N</m:t>
+          <m:t>,</m:t>
         </m:r>
         <m:sSub>
           <m:e>
+            <m:r>
+              <m:rPr>
+                <m:sty m:val="p"/>
+              </m:rPr>
+              <m:t>C</m:t>
+            </m:r>
             <m:r>
               <m:rPr>
                 <m:sty m:val="p"/>
@@ -6482,27 +7775,77 @@
           </m:e>
           <m:sub>
             <m:r>
+              <m:t>2</m:t>
+            </m:r>
+          </m:sub>
+        </m:sSub>
+      </m:oMath>
+      <w:r>
+        <w:rPr>
+          <w:rFonts w:ascii="Times New Roman" w:hAnsi="Times New Roman" w:eastAsia="Times New Roman" w:cs="Times New Roman"/>
+        </w:rPr>
+        <w:t xml:space="preserve"> </w:t>
+      </w:r>
+      <w:r>
+        <w:rPr>
+          <w:rFonts w:hint="eastAsia" w:ascii="Times New Roman" w:hAnsi="Times New Roman" w:eastAsia="FangSong" w:cs="Times New Roman"/>
+        </w:rPr>
+        <w:t>是常见的碳族氧化物</w:t>
+      </w:r>
+      <w:r>
+        <w:rPr>
+          <w:rFonts w:hint="eastAsia" w:ascii="Times New Roman" w:hAnsi="Times New Roman" w:eastAsia="Times New Roman" w:cs="Times New Roman"/>
+        </w:rPr>
+        <w:t>。</w:t>
+      </w:r>
+      <w:r>
+        <w:rPr>
+          <w:rFonts w:hint="eastAsia" w:ascii="Times New Roman" w:hAnsi="Times New Roman" w:eastAsia="FangSong" w:cs="Times New Roman"/>
+        </w:rPr>
+        <w:t>与之类似的硅不同</w:t>
+      </w:r>
+      <w:r>
+        <w:rPr>
+          <w:rFonts w:hint="eastAsia" w:ascii="Times New Roman" w:hAnsi="Times New Roman" w:eastAsia="Times New Roman" w:cs="Times New Roman"/>
+        </w:rPr>
+        <w:t>，</w:t>
+      </w:r>
+      <w:r>
+        <w:rPr>
+          <w:rFonts w:hint="eastAsia" w:ascii="Times New Roman" w:hAnsi="Times New Roman" w:eastAsia="FangSong" w:cs="Times New Roman"/>
+        </w:rPr>
+        <w:t>虽然</w:t>
+      </w:r>
+      <w:r>
+        <w:rPr>
+          <w:rFonts w:ascii="Times New Roman" w:hAnsi="Times New Roman" w:eastAsia="Times New Roman" w:cs="Times New Roman"/>
+        </w:rPr>
+        <w:t xml:space="preserve"> </w:t>
+      </w:r>
+      <m:oMath>
+        <m:sSub>
+          <m:e>
+            <m:r>
               <m:rPr>
                 <m:sty m:val="p"/>
               </m:rPr>
-              <m:t>3</m:t>
-            </m:r>
-          </m:sub>
-        </m:sSub>
-        <m:sSub>
-          <m:e>
+              <m:t>S</m:t>
+            </m:r>
             <m:r>
               <m:rPr>
                 <m:sty m:val="p"/>
               </m:rPr>
-              <m:t>)</m:t>
-            </m:r>
-          </m:e>
-          <m:sub>
+              <m:t>i</m:t>
+            </m:r>
             <m:r>
               <m:rPr>
                 <m:sty m:val="p"/>
               </m:rPr>
+              <m:t>O</m:t>
+            </m:r>
+          </m:e>
+          <m:sub>
+            <m:r>
               <m:t>2</m:t>
             </m:r>
           </m:sub>
@@ -6518,55 +7861,7 @@
         <w:rPr>
           <w:rFonts w:hint="eastAsia" w:ascii="Times New Roman" w:hAnsi="Times New Roman" w:eastAsia="FangSong" w:cs="Times New Roman"/>
         </w:rPr>
-        <w:t xml:space="preserve">与足量</w:t>
-      </w:r>
-      <w:r>
-        <w:rPr>
-          <w:rFonts w:ascii="Times New Roman" w:hAnsi="Times New Roman" w:eastAsia="Times New Roman" w:cs="Times New Roman"/>
-        </w:rPr>
-        <w:t xml:space="preserve"> NaOH </w:t>
-      </w:r>
-      <w:r>
-        <w:rPr>
-          <w:rFonts w:hint="eastAsia" w:ascii="Times New Roman" w:hAnsi="Times New Roman" w:eastAsia="FangSong" w:cs="Times New Roman"/>
-        </w:rPr>
-        <w:t xml:space="preserve">溶液反应</w:t>
-      </w:r>
-      <w:r>
-        <w:rPr>
-          <w:rFonts w:ascii="Times New Roman" w:hAnsi="Times New Roman" w:eastAsia="Times New Roman" w:cs="Times New Roman"/>
-        </w:rPr>
-        <w:t xml:space="preserve"> HgO。</w:t>
-      </w:r>
-    </w:p>
-    <w:p>
-      <w:pPr>
-        <w:pStyle w:val="FirstParagraph"/>
-        <w:ind w:firstLine="420"/>
-      </w:pPr>
-      <w:r>
-        <w:rPr>
-          <w:rFonts w:ascii="Times New Roman" w:hAnsi="Times New Roman" w:eastAsia="Times New Roman" w:cs="Times New Roman"/>
-        </w:rPr>
-        <w:t xml:space="preserve">HgS </w:t>
-      </w:r>
-      <w:r>
-        <w:rPr>
-          <w:rFonts w:hint="eastAsia" w:ascii="Times New Roman" w:hAnsi="Times New Roman" w:eastAsia="FangSong" w:cs="Times New Roman"/>
-        </w:rPr>
-        <w:t>同样有红</w:t>
-      </w:r>
-      <w:r>
-        <w:rPr>
-          <w:rFonts w:hint="eastAsia" w:ascii="Times New Roman" w:hAnsi="Times New Roman" w:eastAsia="Times New Roman" w:cs="Times New Roman"/>
-        </w:rPr>
-        <w:t>、</w:t>
-      </w:r>
-      <w:r>
-        <w:rPr>
-          <w:rFonts w:hint="eastAsia" w:ascii="Times New Roman" w:hAnsi="Times New Roman" w:eastAsia="FangSong" w:cs="Times New Roman"/>
-        </w:rPr>
-        <w:t>黑两种颜色</w:t>
+        <w:t>是常见的</w:t>
       </w:r>
       <w:r>
         <w:rPr>
@@ -6578,19 +7873,103 @@
         <w:rPr>
           <w:rFonts w:hint="eastAsia" w:ascii="Times New Roman" w:hAnsi="Times New Roman" w:eastAsia="FangSong" w:cs="Times New Roman"/>
         </w:rPr>
-        <w:t>两者晶型不同</w:t>
-      </w:r>
-      <w:r>
-        <w:rPr>
-          <w:rFonts w:hint="eastAsia" w:ascii="Times New Roman" w:hAnsi="Times New Roman" w:eastAsia="Times New Roman" w:cs="Times New Roman"/>
-        </w:rPr>
-        <w:t>：</w:t>
-      </w:r>
-      <w:r>
-        <w:rPr>
-          <w:rFonts w:hint="eastAsia" w:ascii="Times New Roman" w:hAnsi="Times New Roman" w:eastAsia="FangSong" w:cs="Times New Roman"/>
-        </w:rPr>
-        <w:t>红色的</w:t>
+        <w:t>但是</w:t>
+      </w:r>
+      <w:r>
+        <w:rPr>
+          <w:rFonts w:hint="eastAsia" w:ascii="Times New Roman" w:hAnsi="Times New Roman" w:eastAsia="Times New Roman" w:cs="Times New Roman"/>
+        </w:rPr>
+        <w:t>SiO</w:t>
+      </w:r>
+      <w:r>
+        <w:rPr>
+          <w:rFonts w:hint="eastAsia" w:ascii="Times New Roman" w:hAnsi="Times New Roman" w:eastAsia="FangSong" w:cs="Times New Roman"/>
+        </w:rPr>
+        <w:t>却是非常不稳定的物种</w:t>
+      </w:r>
+      <w:r>
+        <w:rPr>
+          <w:rFonts w:hint="eastAsia" w:ascii="Times New Roman" w:hAnsi="Times New Roman" w:eastAsia="Times New Roman" w:cs="Times New Roman"/>
+        </w:rPr>
+        <w:t>。</w:t>
+      </w:r>
+      <w:r>
+        <w:rPr>
+          <w:rFonts w:hint="eastAsia" w:ascii="Times New Roman" w:hAnsi="Times New Roman" w:eastAsia="FangSong" w:cs="Times New Roman"/>
+        </w:rPr>
+        <w:t>通过配位化学中的给</w:t>
+      </w:r>
+      <w:r>
+        <w:rPr>
+          <w:rFonts w:hint="eastAsia" w:ascii="Times New Roman" w:hAnsi="Times New Roman" w:eastAsia="Times New Roman" w:cs="Times New Roman"/>
+        </w:rPr>
+        <w:t>-</w:t>
+      </w:r>
+      <w:r>
+        <w:rPr>
+          <w:rFonts w:hint="eastAsia" w:ascii="Times New Roman" w:hAnsi="Times New Roman" w:eastAsia="FangSong" w:cs="Times New Roman"/>
+        </w:rPr>
+        <w:t>受体作用的合成策略</w:t>
+      </w:r>
+      <w:r>
+        <w:rPr>
+          <w:rFonts w:hint="eastAsia" w:ascii="Times New Roman" w:hAnsi="Times New Roman" w:eastAsia="Times New Roman" w:cs="Times New Roman"/>
+        </w:rPr>
+        <w:t>，</w:t>
+      </w:r>
+      <w:r>
+        <w:rPr>
+          <w:rFonts w:hint="eastAsia" w:ascii="Times New Roman" w:hAnsi="Times New Roman" w:eastAsia="FangSong" w:cs="Times New Roman"/>
+        </w:rPr>
+        <w:t>可以在下面的反应观察到一种特殊的</w:t>
+      </w:r>
+      <w:r>
+        <w:rPr>
+          <w:rFonts w:hint="eastAsia" w:ascii="Times New Roman" w:hAnsi="Times New Roman" w:eastAsia="Times New Roman" w:cs="Times New Roman"/>
+        </w:rPr>
+        <w:t>SiO</w:t>
+      </w:r>
+      <w:r>
+        <w:rPr>
+          <w:rFonts w:hint="eastAsia" w:ascii="Times New Roman" w:hAnsi="Times New Roman" w:eastAsia="FangSong" w:cs="Times New Roman"/>
+        </w:rPr>
+        <w:t>结构</w:t>
+      </w:r>
+      <w:r>
+        <w:rPr>
+          <w:rFonts w:hint="eastAsia" w:ascii="Times New Roman" w:hAnsi="Times New Roman" w:eastAsia="Times New Roman" w:cs="Times New Roman"/>
+        </w:rPr>
+        <w:t>B。</w:t>
+      </w:r>
+      <w:r>
+        <w:rPr>
+          <w:rFonts w:hint="eastAsia" w:ascii="Times New Roman" w:hAnsi="Times New Roman" w:eastAsia="FangSong" w:cs="Times New Roman"/>
+        </w:rPr>
+        <w:t>其中</w:t>
+      </w:r>
+      <w:r>
+        <w:rPr>
+          <w:rFonts w:hint="eastAsia" w:ascii="Times New Roman" w:hAnsi="Times New Roman" w:eastAsia="Times New Roman" w:cs="Times New Roman"/>
+        </w:rPr>
+        <w:t>，A</w:t>
+      </w:r>
+      <w:r>
+        <w:rPr>
+          <w:rFonts w:hint="eastAsia" w:ascii="Times New Roman" w:hAnsi="Times New Roman" w:eastAsia="FangSong" w:cs="Times New Roman"/>
+        </w:rPr>
+        <w:t>为最终产物</w:t>
+      </w:r>
+      <w:r>
+        <w:rPr>
+          <w:rFonts w:hint="eastAsia" w:ascii="Times New Roman" w:hAnsi="Times New Roman" w:eastAsia="Times New Roman" w:cs="Times New Roman"/>
+        </w:rPr>
+        <w:t>，</w:t>
+      </w:r>
+      <w:r>
+        <w:rPr>
+          <w:rFonts w:hint="eastAsia" w:ascii="Times New Roman" w:hAnsi="Times New Roman" w:eastAsia="FangSong" w:cs="Times New Roman"/>
+        </w:rPr>
+        <w:t>底物和等量</w:t>
       </w:r>
       <w:r>
         <w:rPr>
@@ -6599,306 +7978,27 @@
         <w:t xml:space="preserve"> </w:t>
       </w:r>
       <m:oMath>
-        <m:r>
-          <m:t>α</m:t>
-        </m:r>
-      </m:oMath>
-      <w:r>
-        <w:rPr>
-          <w:rFonts w:ascii="Times New Roman" w:hAnsi="Times New Roman" w:eastAsia="Times New Roman" w:cs="Times New Roman"/>
-        </w:rPr>
-        <w:t xml:space="preserve">-HgS </w:t>
-      </w:r>
-      <w:r>
-        <w:rPr>
-          <w:rFonts w:hint="eastAsia" w:ascii="Times New Roman" w:hAnsi="Times New Roman" w:eastAsia="FangSong" w:cs="Times New Roman"/>
-        </w:rPr>
-        <w:t>为岩盐</w:t>
-      </w:r>
-      <w:r>
-        <w:rPr>
-          <w:rFonts w:hint="eastAsia" w:ascii="Times New Roman" w:hAnsi="Times New Roman" w:eastAsia="Times New Roman" w:cs="Times New Roman"/>
-        </w:rPr>
-        <w:t>（NaCl）</w:t>
-      </w:r>
-      <w:r>
-        <w:rPr>
-          <w:rFonts w:hint="eastAsia" w:ascii="Times New Roman" w:hAnsi="Times New Roman" w:eastAsia="FangSong" w:cs="Times New Roman"/>
-        </w:rPr>
-        <w:t>型</w:t>
-      </w:r>
-      <w:r>
-        <w:rPr>
-          <w:rFonts w:hint="eastAsia" w:ascii="Times New Roman" w:hAnsi="Times New Roman" w:eastAsia="Times New Roman" w:cs="Times New Roman"/>
-        </w:rPr>
-        <w:t>，</w:t>
-      </w:r>
-      <w:r>
-        <w:rPr>
-          <w:rFonts w:hint="eastAsia" w:ascii="Times New Roman" w:hAnsi="Times New Roman" w:eastAsia="FangSong" w:cs="Times New Roman"/>
-        </w:rPr>
-        <w:t>黑色的</w:t>
-      </w:r>
-      <w:r>
-        <w:rPr>
-          <w:rFonts w:ascii="Times New Roman" w:hAnsi="Times New Roman" w:eastAsia="Times New Roman" w:cs="Times New Roman"/>
-        </w:rPr>
-        <w:t xml:space="preserve"> </w:t>
-      </w:r>
-      <m:oMath>
-        <m:r>
-          <m:t>β</m:t>
-        </m:r>
-      </m:oMath>
-      <w:r>
-        <w:rPr>
-          <w:rFonts w:ascii="Times New Roman" w:hAnsi="Times New Roman" w:eastAsia="Times New Roman" w:cs="Times New Roman"/>
-        </w:rPr>
-        <w:t xml:space="preserve">-HgS </w:t>
-      </w:r>
-      <w:r>
-        <w:rPr>
-          <w:rFonts w:hint="eastAsia" w:ascii="Times New Roman" w:hAnsi="Times New Roman" w:eastAsia="FangSong" w:cs="Times New Roman"/>
-        </w:rPr>
-        <w:t>为闪锌矿型</w:t>
-      </w:r>
-      <w:r>
-        <w:rPr>
-          <w:rFonts w:hint="eastAsia" w:ascii="Times New Roman" w:hAnsi="Times New Roman" w:eastAsia="Times New Roman" w:cs="Times New Roman"/>
-        </w:rPr>
-        <w:t>。</w:t>
-      </w:r>
-    </w:p>
-    <w:p>
-      <w:pPr>
-        <w:pStyle w:val="BodyText"/>
-        <w:ind w:firstLine="420"/>
-      </w:pPr>
-      <w:r>
-        <w:rPr>
-          <w:rFonts w:ascii="Times New Roman" w:hAnsi="Times New Roman" w:eastAsia="Times New Roman" w:cs="Times New Roman"/>
-          <w:b/>
-          <w:bCs/>
-        </w:rPr>
-        <w:t xml:space="preserve">(3)</w:t>
-      </w:r>
-      <w:r>
-        <w:rPr>
-          <w:rFonts w:ascii="Times New Roman" w:hAnsi="Times New Roman" w:eastAsia="Times New Roman" w:cs="Times New Roman"/>
-        </w:rPr>
-        <w:t xml:space="preserve"> </w:t>
-      </w:r>
-      <w:r>
-        <w:rPr>
-          <w:rFonts w:hint="eastAsia" w:ascii="Times New Roman" w:hAnsi="Times New Roman" w:eastAsia="FangSong" w:cs="Times New Roman"/>
-        </w:rPr>
-        <w:t xml:space="preserve">假设两种矿石中</w:t>
-      </w:r>
-      <w:r>
-        <w:rPr>
-          <w:rFonts w:ascii="Times New Roman" w:hAnsi="Times New Roman" w:eastAsia="Times New Roman" w:cs="Times New Roman"/>
-        </w:rPr>
-        <w:t xml:space="preserve"> Hg—S </w:t>
-      </w:r>
-      <w:r>
-        <w:rPr>
-          <w:rFonts w:hint="eastAsia" w:ascii="Times New Roman" w:hAnsi="Times New Roman" w:eastAsia="FangSong" w:cs="Times New Roman"/>
-        </w:rPr>
-        <w:t>键长相同</w:t>
-      </w:r>
-      <w:r>
-        <w:rPr>
-          <w:rFonts w:hint="eastAsia" w:ascii="Times New Roman" w:hAnsi="Times New Roman" w:eastAsia="Times New Roman" w:cs="Times New Roman"/>
-        </w:rPr>
-        <w:t>，</w:t>
-      </w:r>
-      <w:r>
-        <w:rPr>
-          <w:rFonts w:hint="eastAsia" w:ascii="Times New Roman" w:hAnsi="Times New Roman" w:eastAsia="FangSong" w:cs="Times New Roman"/>
-        </w:rPr>
-        <w:t>求</w:t>
-      </w:r>
-      <w:r>
-        <w:rPr>
-          <w:rFonts w:ascii="Times New Roman" w:hAnsi="Times New Roman" w:eastAsia="Times New Roman" w:cs="Times New Roman"/>
-        </w:rPr>
-        <w:t xml:space="preserve"> </w:t>
-      </w:r>
-      <m:oMath>
-        <m:r>
-          <m:t>α</m:t>
-        </m:r>
-      </m:oMath>
-      <w:r>
-        <w:rPr>
-          <w:rFonts w:ascii="Times New Roman" w:hAnsi="Times New Roman" w:eastAsia="Times New Roman" w:cs="Times New Roman"/>
-        </w:rPr>
-        <w:t xml:space="preserve">-HgS </w:t>
-      </w:r>
-      <w:r>
-        <w:rPr>
-          <w:rFonts w:hint="eastAsia" w:ascii="Times New Roman" w:hAnsi="Times New Roman" w:eastAsia="FangSong" w:cs="Times New Roman"/>
-        </w:rPr>
-        <w:t xml:space="preserve">和</w:t>
-      </w:r>
-      <w:r>
-        <w:rPr>
-          <w:rFonts w:ascii="Times New Roman" w:hAnsi="Times New Roman" w:eastAsia="Times New Roman" w:cs="Times New Roman"/>
-        </w:rPr>
-        <w:t xml:space="preserve"> </w:t>
-      </w:r>
-      <m:oMath>
-        <m:r>
-          <m:t>β</m:t>
-        </m:r>
-      </m:oMath>
-      <w:r>
-        <w:rPr>
-          <w:rFonts w:ascii="Times New Roman" w:hAnsi="Times New Roman" w:eastAsia="Times New Roman" w:cs="Times New Roman"/>
-        </w:rPr>
-        <w:t xml:space="preserve">-HgS </w:t>
-      </w:r>
-      <w:r>
-        <w:rPr>
-          <w:rFonts w:hint="eastAsia" w:ascii="Times New Roman" w:hAnsi="Times New Roman" w:eastAsia="FangSong" w:cs="Times New Roman"/>
-        </w:rPr>
-        <w:t>的密度比</w:t>
-      </w:r>
-      <w:r>
-        <w:rPr>
-          <w:rFonts w:hint="eastAsia" w:ascii="Times New Roman" w:hAnsi="Times New Roman" w:eastAsia="Times New Roman" w:cs="Times New Roman"/>
-        </w:rPr>
-        <w:t>。</w:t>
-      </w:r>
-    </w:p>
-    <w:p>
-      <w:pPr>
-        <w:pStyle w:val="BodyText"/>
-        <w:ind w:firstLine="420"/>
-      </w:pPr>
-      <w:r>
-        <w:rPr>
-          <w:rFonts w:ascii="Times New Roman" w:hAnsi="Times New Roman" w:eastAsia="Times New Roman" w:cs="Times New Roman"/>
-          <w:b/>
-          <w:bCs/>
-        </w:rPr>
-        <w:t xml:space="preserve">(4)</w:t>
-      </w:r>
-      <w:r>
-        <w:rPr>
-          <w:rFonts w:ascii="Times New Roman" w:hAnsi="Times New Roman" w:eastAsia="Times New Roman" w:cs="Times New Roman"/>
-        </w:rPr>
-        <w:t xml:space="preserve"> </w:t>
-      </w:r>
-      <w:r>
-        <w:rPr>
-          <w:rFonts w:hint="eastAsia" w:ascii="Times New Roman" w:hAnsi="Times New Roman" w:eastAsia="FangSong" w:cs="Times New Roman"/>
-        </w:rPr>
-        <w:t>实际上</w:t>
-      </w:r>
-      <w:r>
-        <w:rPr>
-          <w:rFonts w:hint="eastAsia" w:ascii="Times New Roman" w:hAnsi="Times New Roman" w:eastAsia="Times New Roman" w:cs="Times New Roman"/>
-        </w:rPr>
-        <w:t>，</w:t>
-      </w:r>
-      <m:oMath>
-        <m:r>
-          <m:t>α</m:t>
-        </m:r>
-      </m:oMath>
-      <w:r>
-        <w:rPr>
-          <w:rFonts w:ascii="Times New Roman" w:hAnsi="Times New Roman" w:eastAsia="Times New Roman" w:cs="Times New Roman"/>
-        </w:rPr>
-        <w:t xml:space="preserve">-HgS </w:t>
-      </w:r>
-      <w:r>
-        <w:rPr>
-          <w:rFonts w:hint="eastAsia" w:ascii="Times New Roman" w:hAnsi="Times New Roman" w:eastAsia="FangSong" w:cs="Times New Roman"/>
-        </w:rPr>
-        <w:t xml:space="preserve">和</w:t>
-      </w:r>
-      <w:r>
-        <w:rPr>
-          <w:rFonts w:ascii="Times New Roman" w:hAnsi="Times New Roman" w:eastAsia="Times New Roman" w:cs="Times New Roman"/>
-        </w:rPr>
-        <w:t xml:space="preserve"> </w:t>
-      </w:r>
-      <m:oMath>
-        <m:r>
-          <m:t>β</m:t>
-        </m:r>
-      </m:oMath>
-      <w:r>
-        <w:rPr>
-          <w:rFonts w:ascii="Times New Roman" w:hAnsi="Times New Roman" w:eastAsia="Times New Roman" w:cs="Times New Roman"/>
-        </w:rPr>
-        <w:t xml:space="preserve">-HgS </w:t>
-      </w:r>
-      <w:r>
-        <w:rPr>
-          <w:rFonts w:hint="eastAsia" w:ascii="Times New Roman" w:hAnsi="Times New Roman" w:eastAsia="FangSong" w:cs="Times New Roman"/>
-        </w:rPr>
-        <w:t xml:space="preserve">的密度分别为</w:t>
-      </w:r>
-      <w:r>
-        <w:rPr>
-          <w:rFonts w:ascii="Times New Roman" w:hAnsi="Times New Roman" w:eastAsia="Times New Roman" w:cs="Times New Roman"/>
-        </w:rPr>
-        <w:t xml:space="preserve"> </w:t>
-      </w:r>
-      <m:oMath>
-        <m:oMathPr>
-          <m:ctrlPr>
-            <w:rPr>
-              <w:sz w:val="28"/>
-              <w:szCs w:val="28"/>
-            </w:rPr>
-          </m:ctrlPr>
-        </m:oMathPr>
-        <m:r>
-          <m:t>8.10</m:t>
-        </m:r>
-        <m:r>
-          <m:t> </m:t>
-        </m:r>
-        <m:r>
-          <m:rPr>
-            <m:sty m:val="p"/>
-          </m:rPr>
-          <m:t>g</m:t>
-        </m:r>
-        <m:r>
-          <m:rPr>
-            <m:sty m:val="p"/>
-          </m:rPr>
-          <m:t>/</m:t>
-        </m:r>
-        <m:r>
-          <m:rPr>
-            <m:sty m:val="p"/>
-          </m:rPr>
-          <m:t>c</m:t>
-        </m:r>
-        <m:sSup>
+        <m:sSub>
           <m:e>
             <m:r>
               <m:rPr>
                 <m:sty m:val="p"/>
               </m:rPr>
-              <m:t>m</m:t>
-            </m:r>
-          </m:e>
-          <m:sup>
+              <m:t>C</m:t>
+            </m:r>
             <m:r>
               <m:rPr>
                 <m:sty m:val="p"/>
               </m:rPr>
-              <m:t>3</m:t>
-            </m:r>
-          </m:sup>
-        </m:sSup>
+              <m:t>O</m:t>
+            </m:r>
+          </m:e>
+          <m:sub>
+            <m:r>
+              <m:t>2</m:t>
+            </m:r>
+          </m:sub>
+        </m:sSub>
       </m:oMath>
       <w:r>
         <w:rPr>
@@ -6910,7 +8010,31 @@
         <w:rPr>
           <w:rFonts w:hint="eastAsia" w:ascii="Times New Roman" w:hAnsi="Times New Roman" w:eastAsia="FangSong" w:cs="Times New Roman"/>
         </w:rPr>
-        <w:t xml:space="preserve">和</w:t>
+        <w:t>反应并脱去等量</w:t>
+      </w:r>
+      <w:r>
+        <w:rPr>
+          <w:rFonts w:hint="eastAsia" w:ascii="Times New Roman" w:hAnsi="Times New Roman" w:eastAsia="Times New Roman" w:cs="Times New Roman"/>
+        </w:rPr>
+        <w:t>CO</w:t>
+      </w:r>
+      <w:r>
+        <w:rPr>
+          <w:rFonts w:hint="eastAsia" w:ascii="Times New Roman" w:hAnsi="Times New Roman" w:eastAsia="FangSong" w:cs="Times New Roman"/>
+        </w:rPr>
+        <w:t>得到</w:t>
+      </w:r>
+      <w:r>
+        <w:rPr>
+          <w:rFonts w:hint="eastAsia" w:ascii="Times New Roman" w:hAnsi="Times New Roman" w:eastAsia="Times New Roman" w:cs="Times New Roman"/>
+        </w:rPr>
+        <w:t>B，</w:t>
+      </w:r>
+      <w:r>
+        <w:rPr>
+          <w:rFonts w:hint="eastAsia" w:ascii="Times New Roman" w:hAnsi="Times New Roman" w:eastAsia="FangSong" w:cs="Times New Roman"/>
+        </w:rPr>
+        <w:t>再和等量</w:t>
       </w:r>
       <w:r>
         <w:rPr>
@@ -6919,256 +8043,63 @@
         <w:t xml:space="preserve"> </w:t>
       </w:r>
       <m:oMath>
-        <m:oMathPr>
-          <m:ctrlPr>
-            <w:rPr>
-              <w:sz w:val="28"/>
-              <w:szCs w:val="28"/>
-            </w:rPr>
-          </m:ctrlPr>
-        </m:oMathPr>
-        <m:r>
-          <m:t>7.73</m:t>
-        </m:r>
-        <m:r>
-          <m:t> </m:t>
-        </m:r>
-        <m:r>
-          <m:rPr>
-            <m:sty m:val="p"/>
-          </m:rPr>
-          <m:t>g</m:t>
-        </m:r>
-        <m:r>
-          <m:rPr>
-            <m:sty m:val="p"/>
-          </m:rPr>
-          <m:t>/</m:t>
-        </m:r>
-        <m:r>
-          <m:rPr>
-            <m:sty m:val="p"/>
-          </m:rPr>
-          <m:t>c</m:t>
-        </m:r>
-        <m:sSup>
+        <m:sSub>
           <m:e>
             <m:r>
               <m:rPr>
                 <m:sty m:val="p"/>
               </m:rPr>
-              <m:t>m</m:t>
-            </m:r>
-          </m:e>
-          <m:sup>
+              <m:t>C</m:t>
+            </m:r>
             <m:r>
               <m:rPr>
                 <m:sty m:val="p"/>
               </m:rPr>
-              <m:t>3</m:t>
-            </m:r>
-          </m:sup>
-        </m:sSup>
+              <m:t>O</m:t>
+            </m:r>
+          </m:e>
+          <m:sub>
+            <m:r>
+              <m:t>2</m:t>
+            </m:r>
+          </m:sub>
+        </m:sSub>
       </m:oMath>
       <w:r>
         <w:rPr>
-          <w:rFonts w:hint="eastAsia" w:ascii="Times New Roman" w:hAnsi="Times New Roman" w:eastAsia="Times New Roman" w:cs="Times New Roman"/>
-        </w:rPr>
-        <w:t>。</w:t>
-      </w:r>
-      <w:r>
-        <w:rPr>
-          <w:rFonts w:hint="eastAsia" w:ascii="Times New Roman" w:hAnsi="Times New Roman" w:eastAsia="FangSong" w:cs="Times New Roman"/>
-        </w:rPr>
-        <w:t>通过计算写出</w:t>
-      </w:r>
-      <w:r>
-        <w:rPr>
-          <w:rFonts w:ascii="Times New Roman" w:hAnsi="Times New Roman" w:eastAsia="Times New Roman" w:cs="Times New Roman"/>
-        </w:rPr>
-        <w:t xml:space="preserve"> </w:t>
-      </w:r>
-      <m:oMath>
-        <m:r>
-          <m:t>α</m:t>
-        </m:r>
-      </m:oMath>
-      <w:r>
-        <w:rPr>
-          <w:rFonts w:ascii="Times New Roman" w:hAnsi="Times New Roman" w:eastAsia="Times New Roman" w:cs="Times New Roman"/>
-        </w:rPr>
-        <w:t xml:space="preserve">-HgS </w:t>
-      </w:r>
-      <w:r>
-        <w:rPr>
-          <w:rFonts w:hint="eastAsia" w:ascii="Times New Roman" w:hAnsi="Times New Roman" w:eastAsia="FangSong" w:cs="Times New Roman"/>
-        </w:rPr>
-        <w:t xml:space="preserve">和</w:t>
-      </w:r>
-      <w:r>
-        <w:rPr>
-          <w:rFonts w:ascii="Times New Roman" w:hAnsi="Times New Roman" w:eastAsia="Times New Roman" w:cs="Times New Roman"/>
-        </w:rPr>
-        <w:t xml:space="preserve"> </w:t>
-      </w:r>
-      <m:oMath>
-        <m:r>
-          <m:t>β</m:t>
-        </m:r>
-      </m:oMath>
-      <w:r>
-        <w:rPr>
-          <w:rFonts w:ascii="Times New Roman" w:hAnsi="Times New Roman" w:eastAsia="Times New Roman" w:cs="Times New Roman"/>
-        </w:rPr>
-        <w:t xml:space="preserve">-HgS </w:t>
-      </w:r>
-      <w:r>
-        <w:rPr>
-          <w:rFonts w:hint="eastAsia" w:ascii="Times New Roman" w:hAnsi="Times New Roman" w:eastAsia="FangSong" w:cs="Times New Roman"/>
-        </w:rPr>
-        <w:t xml:space="preserve">中</w:t>
-      </w:r>
-      <w:r>
-        <w:rPr>
-          <w:rFonts w:ascii="Times New Roman" w:hAnsi="Times New Roman" w:eastAsia="Times New Roman" w:cs="Times New Roman"/>
-        </w:rPr>
-        <w:t xml:space="preserve"> Hg—S </w:t>
-      </w:r>
-      <w:r>
-        <w:rPr>
-          <w:rFonts w:hint="eastAsia" w:ascii="Times New Roman" w:hAnsi="Times New Roman" w:eastAsia="FangSong" w:cs="Times New Roman"/>
-        </w:rPr>
-        <w:t>键长并解释这种差异</w:t>
-      </w:r>
-      <w:r>
-        <w:rPr>
-          <w:rFonts w:hint="eastAsia" w:ascii="Times New Roman" w:hAnsi="Times New Roman" w:eastAsia="Times New Roman" w:cs="Times New Roman"/>
-        </w:rPr>
-        <w:t>。</w:t>
-      </w:r>
-    </w:p>
-    <w:p>
-      <w:pPr>
-        <w:spacing w:before="160" w:after="80"/>
-      </w:pPr>
-      <w:r>
-        <w:pict>
-          <v:rect style="width:0;height:1.5pt" o:hralign="center" o:hrstd="t" o:hr="t"/>
-        </w:pict>
-      </w:r>
-    </w:p>
-    <w:p>
-      <w:pPr>
-        <w:spacing w:before="160" w:after="80"/>
-      </w:pPr>
-      <w:r>
-        <w:pict>
-          <v:rect style="width:0;height:1.5pt" o:hralign="center" o:hrstd="t" o:hr="t"/>
-        </w:pict>
-      </w:r>
-    </w:p>
-    <w:bookmarkEnd w:id="19"/>
-    <w:bookmarkStart w:id="20" w:name="第12题"/>
-    <w:p>
-      <w:pPr>
-        <w:pStyle w:val="Heading3"/>
-        <w:spacing w:before="280" w:after="120"/>
-      </w:pPr>
-      <w:r>
-        <w:rPr>
-          <w:rFonts w:hint="eastAsia" w:ascii="Times New Roman" w:hAnsi="Times New Roman" w:eastAsia="SimHei" w:cs="Times New Roman"/>
-        </w:rPr>
-        <w:t>第</w:t>
-      </w:r>
-      <w:r>
-        <w:rPr>
-          <w:rFonts w:hint="eastAsia" w:ascii="Times New Roman" w:hAnsi="Times New Roman" w:eastAsia="Times New Roman" w:cs="Times New Roman"/>
-        </w:rPr>
-        <w:t>12</w:t>
-      </w:r>
-      <w:r>
-        <w:rPr>
-          <w:rFonts w:hint="eastAsia" w:ascii="Times New Roman" w:hAnsi="Times New Roman" w:eastAsia="SimHei" w:cs="Times New Roman"/>
-        </w:rPr>
-        <w:t>题</w:t>
-      </w:r>
-    </w:p>
-    <w:p>
-      <w:pPr>
-        <w:pStyle w:val="FirstParagraph"/>
-        <w:ind w:firstLine="420"/>
-      </w:pPr>
-      <w:r>
-        <w:rPr>
-          <w:rFonts w:hint="eastAsia" w:ascii="Times New Roman" w:hAnsi="Times New Roman" w:eastAsia="FangSong" w:cs="Times New Roman"/>
-        </w:rPr>
-        <w:t>已知以下数据</w:t>
-      </w:r>
-      <w:r>
-        <w:rPr>
-          <w:rFonts w:hint="eastAsia" w:ascii="Times New Roman" w:hAnsi="Times New Roman" w:eastAsia="Times New Roman" w:cs="Times New Roman"/>
-        </w:rPr>
-        <w:t>：Ca</w:t>
-      </w:r>
-      <w:r>
-        <w:rPr>
-          <w:rFonts w:ascii="Times New Roman" w:hAnsi="Times New Roman" w:eastAsia="Times New Roman" w:cs="Times New Roman"/>
-        </w:rPr>
-        <w:t xml:space="preserve"> </w:t>
-      </w:r>
-      <w:r>
-        <w:rPr>
-          <w:rFonts w:hint="eastAsia" w:ascii="Times New Roman" w:hAnsi="Times New Roman" w:eastAsia="FangSong" w:cs="Times New Roman"/>
-        </w:rPr>
-        <w:t xml:space="preserve">的升华热为</w:t>
-      </w:r>
-      <w:r>
-        <w:rPr>
-          <w:rFonts w:ascii="Times New Roman" w:hAnsi="Times New Roman" w:eastAsia="Times New Roman" w:cs="Times New Roman"/>
-        </w:rPr>
-        <w:t xml:space="preserve"> </w:t>
-      </w:r>
-      <w:r>
-        <w:rPr>
-          <w:rFonts w:hint="eastAsia" w:ascii="Times New Roman" w:hAnsi="Times New Roman" w:eastAsia="Times New Roman" w:cs="Times New Roman"/>
-        </w:rPr>
-        <w:t xml:space="preserve">193kJ/mol，Ca</w:t>
-      </w:r>
-      <w:r>
-        <w:rPr>
-          <w:rFonts w:ascii="Times New Roman" w:hAnsi="Times New Roman" w:eastAsia="Times New Roman" w:cs="Times New Roman"/>
-        </w:rPr>
-        <w:t xml:space="preserve"> </w:t>
-      </w:r>
-      <w:r>
-        <w:rPr>
-          <w:rFonts w:hint="eastAsia" w:ascii="Times New Roman" w:hAnsi="Times New Roman" w:eastAsia="FangSong" w:cs="Times New Roman"/>
-        </w:rPr>
-        <w:t xml:space="preserve">的第一和第二电离能分别为</w:t>
-      </w:r>
-      <w:r>
-        <w:rPr>
-          <w:rFonts w:ascii="Times New Roman" w:hAnsi="Times New Roman" w:eastAsia="Times New Roman" w:cs="Times New Roman"/>
-        </w:rPr>
-        <w:t xml:space="preserve"> 590 </w:t>
-      </w:r>
-      <w:r>
-        <w:rPr>
-          <w:rFonts w:hint="eastAsia" w:ascii="Times New Roman" w:hAnsi="Times New Roman" w:eastAsia="FangSong" w:cs="Times New Roman"/>
-        </w:rPr>
-        <w:t xml:space="preserve">和</w:t>
-      </w:r>
-      <w:r>
-        <w:rPr>
-          <w:rFonts w:ascii="Times New Roman" w:hAnsi="Times New Roman" w:eastAsia="Times New Roman" w:cs="Times New Roman"/>
-        </w:rPr>
-        <w:t xml:space="preserve"> </w:t>
-      </w:r>
-      <w:r>
-        <w:rPr>
-          <w:rFonts w:hint="eastAsia" w:ascii="Times New Roman" w:hAnsi="Times New Roman" w:eastAsia="Times New Roman" w:cs="Times New Roman"/>
-        </w:rPr>
-        <w:t xml:space="preserve">1010kJ/mol，</w:t>
+          <w:rFonts w:ascii="Times New Roman" w:hAnsi="Times New Roman" w:eastAsia="Times New Roman" w:cs="Times New Roman"/>
+        </w:rPr>
+        <w:t xml:space="preserve"> </w:t>
+      </w:r>
+      <w:r>
+        <w:rPr>
+          <w:rFonts w:hint="eastAsia" w:ascii="Times New Roman" w:hAnsi="Times New Roman" w:eastAsia="FangSong" w:cs="Times New Roman"/>
+        </w:rPr>
+        <w:t>反应并脱去等量</w:t>
+      </w:r>
+      <w:r>
+        <w:rPr>
+          <w:rFonts w:hint="eastAsia" w:ascii="Times New Roman" w:hAnsi="Times New Roman" w:eastAsia="Times New Roman" w:cs="Times New Roman"/>
+        </w:rPr>
+        <w:t>CO</w:t>
+      </w:r>
+      <w:r>
+        <w:rPr>
+          <w:rFonts w:hint="eastAsia" w:ascii="Times New Roman" w:hAnsi="Times New Roman" w:eastAsia="FangSong" w:cs="Times New Roman"/>
+        </w:rPr>
+        <w:t>得到</w:t>
+      </w:r>
+      <w:r>
+        <w:rPr>
+          <w:rFonts w:hint="eastAsia" w:ascii="Times New Roman" w:hAnsi="Times New Roman" w:eastAsia="Times New Roman" w:cs="Times New Roman"/>
+        </w:rPr>
+        <w:t>C，</w:t>
+      </w:r>
+      <w:r>
+        <w:rPr>
+          <w:rFonts w:hint="eastAsia" w:ascii="Times New Roman" w:hAnsi="Times New Roman" w:eastAsia="FangSong" w:cs="Times New Roman"/>
+        </w:rPr>
+        <w:t>最后和两当量</w:t>
       </w:r>
       <w:r>
         <w:rPr>
@@ -7180,6 +8111,15 @@
         <m:sSub>
           <m:e>
             <m:r>
+              <m:rPr>
+                <m:sty m:val="p"/>
+              </m:rPr>
+              <m:t>C</m:t>
+            </m:r>
+            <m:r>
+              <m:rPr>
+                <m:sty m:val="p"/>
+              </m:rPr>
               <m:t>O</m:t>
             </m:r>
           </m:e>
@@ -7200,453 +8140,73 @@
         <w:rPr>
           <w:rFonts w:hint="eastAsia" w:ascii="Times New Roman" w:hAnsi="Times New Roman" w:eastAsia="FangSong" w:cs="Times New Roman"/>
         </w:rPr>
-        <w:t xml:space="preserve">的键能为</w:t>
-      </w:r>
-      <w:r>
-        <w:rPr>
-          <w:rFonts w:ascii="Times New Roman" w:hAnsi="Times New Roman" w:eastAsia="Times New Roman" w:cs="Times New Roman"/>
-        </w:rPr>
-        <w:t xml:space="preserve"> </w:t>
-      </w:r>
-      <w:r>
-        <w:rPr>
-          <w:rFonts w:hint="eastAsia" w:ascii="Times New Roman" w:hAnsi="Times New Roman" w:eastAsia="Times New Roman" w:cs="Times New Roman"/>
-        </w:rPr>
-        <w:t xml:space="preserve">498kJ/mol，O</w:t>
-      </w:r>
-      <w:r>
-        <w:rPr>
-          <w:rFonts w:ascii="Times New Roman" w:hAnsi="Times New Roman" w:eastAsia="Times New Roman" w:cs="Times New Roman"/>
-        </w:rPr>
-        <w:t xml:space="preserve"> </w:t>
-      </w:r>
-      <w:r>
-        <w:rPr>
-          <w:rFonts w:hint="eastAsia" w:ascii="Times New Roman" w:hAnsi="Times New Roman" w:eastAsia="FangSong" w:cs="Times New Roman"/>
-        </w:rPr>
-        <w:t xml:space="preserve">的第一和第二电子亲和能分别为</w:t>
-      </w:r>
-      <w:r>
-        <w:rPr>
-          <w:rFonts w:ascii="Times New Roman" w:hAnsi="Times New Roman" w:eastAsia="Times New Roman" w:cs="Times New Roman"/>
-        </w:rPr>
-        <w:t xml:space="preserve"> 141 </w:t>
-      </w:r>
-      <w:r>
-        <w:rPr>
-          <w:rFonts w:hint="eastAsia" w:ascii="Times New Roman" w:hAnsi="Times New Roman" w:eastAsia="FangSong" w:cs="Times New Roman"/>
-        </w:rPr>
-        <w:t xml:space="preserve">和</w:t>
-      </w:r>
-      <w:r>
-        <w:rPr>
-          <w:rFonts w:ascii="Times New Roman" w:hAnsi="Times New Roman" w:eastAsia="Times New Roman" w:cs="Times New Roman"/>
-        </w:rPr>
-        <w:t xml:space="preserve"> </w:t>
-      </w:r>
-      <w:r>
-        <w:rPr>
-          <w:rFonts w:hint="eastAsia" w:ascii="Times New Roman" w:hAnsi="Times New Roman" w:eastAsia="Times New Roman" w:cs="Times New Roman"/>
-        </w:rPr>
-        <w:t xml:space="preserve">-878kJ/mol，CaO</w:t>
-      </w:r>
-      <w:r>
-        <w:rPr>
-          <w:rFonts w:ascii="Times New Roman" w:hAnsi="Times New Roman" w:eastAsia="Times New Roman" w:cs="Times New Roman"/>
-        </w:rPr>
-        <w:t xml:space="preserve"> </w:t>
-      </w:r>
-      <w:r>
-        <w:rPr>
-          <w:rFonts w:hint="eastAsia" w:ascii="Times New Roman" w:hAnsi="Times New Roman" w:eastAsia="FangSong" w:cs="Times New Roman"/>
-        </w:rPr>
-        <w:t xml:space="preserve">的标准摩尔生成焓为</w:t>
-      </w:r>
-      <w:r>
-        <w:rPr>
-          <w:rFonts w:ascii="Times New Roman" w:hAnsi="Times New Roman" w:eastAsia="Times New Roman" w:cs="Times New Roman"/>
-        </w:rPr>
-        <w:t xml:space="preserve"> -635kJ/mol。</w:t>
+        <w:t>反应得到</w:t>
+      </w:r>
+      <w:r>
+        <w:rPr>
+          <w:rFonts w:hint="eastAsia" w:ascii="Times New Roman" w:hAnsi="Times New Roman" w:eastAsia="Times New Roman" w:cs="Times New Roman"/>
+        </w:rPr>
+        <w:t>A，R</w:t>
+      </w:r>
+      <w:r>
+        <w:rPr>
+          <w:rFonts w:hint="eastAsia" w:ascii="Times New Roman" w:hAnsi="Times New Roman" w:eastAsia="FangSong" w:cs="Times New Roman"/>
+        </w:rPr>
+        <w:t>为大体积芳基</w:t>
+      </w:r>
+      <w:r>
+        <w:rPr>
+          <w:rFonts w:hint="eastAsia" w:ascii="Times New Roman" w:hAnsi="Times New Roman" w:eastAsia="Times New Roman" w:cs="Times New Roman"/>
+        </w:rPr>
+        <w:t>。</w:t>
       </w:r>
     </w:p>
     <w:p>
       <w:pPr>
-        <w:numPr>
-          <w:ilvl w:val="0"/>
-          <w:numId w:val="1005"/>
-        </w:numPr>
+        <w:pStyle w:val="BodyText"/>
         <w:ind w:firstLine="420"/>
       </w:pPr>
       <w:r>
         <w:rPr>
-          <w:rFonts w:hint="eastAsia" w:ascii="Times New Roman" w:hAnsi="Times New Roman" w:eastAsia="FangSong" w:cs="Times New Roman"/>
-        </w:rPr>
-        <w:t xml:space="preserve">从实验数据中求出</w:t>
-      </w:r>
-      <w:r>
-        <w:rPr>
-          <w:rFonts w:ascii="Times New Roman" w:hAnsi="Times New Roman" w:eastAsia="Times New Roman" w:cs="Times New Roman"/>
-        </w:rPr>
-        <w:t xml:space="preserve"> CaO </w:t>
-      </w:r>
-      <w:r>
-        <w:rPr>
-          <w:rFonts w:hint="eastAsia" w:ascii="Times New Roman" w:hAnsi="Times New Roman" w:eastAsia="FangSong" w:cs="Times New Roman"/>
-        </w:rPr>
-        <w:t>的晶格能</w:t>
-      </w:r>
-      <w:r>
-        <w:rPr>
-          <w:rFonts w:hint="eastAsia" w:ascii="Times New Roman" w:hAnsi="Times New Roman" w:eastAsia="Times New Roman" w:cs="Times New Roman"/>
-        </w:rPr>
-        <w:t>。</w:t>
-      </w:r>
-    </w:p>
-    <w:p>
-      <w:pPr>
-        <w:numPr>
-          <w:ilvl w:val="0"/>
-          <w:numId w:val="1005"/>
-        </w:numPr>
-        <w:ind w:firstLine="420"/>
-      </w:pPr>
-      <w:r>
-        <w:rPr>
-          <w:rFonts w:hint="eastAsia" w:ascii="Times New Roman" w:hAnsi="Times New Roman" w:eastAsia="FangSong" w:cs="Times New Roman"/>
-        </w:rPr>
-        <w:t>晶格能也可以从理论上求出</w:t>
-      </w:r>
-      <w:r>
-        <w:rPr>
-          <w:rFonts w:hint="eastAsia" w:ascii="Times New Roman" w:hAnsi="Times New Roman" w:eastAsia="Times New Roman" w:cs="Times New Roman"/>
-        </w:rPr>
-        <w:t>。</w:t>
-      </w:r>
-      <w:r>
-        <w:rPr>
-          <w:rFonts w:hint="eastAsia" w:ascii="Times New Roman" w:hAnsi="Times New Roman" w:eastAsia="FangSong" w:cs="Times New Roman"/>
-        </w:rPr>
-        <w:t>已知</w:t>
-      </w:r>
-      <w:r>
-        <w:rPr>
-          <w:rFonts w:ascii="Times New Roman" w:hAnsi="Times New Roman" w:eastAsia="Times New Roman" w:cs="Times New Roman"/>
-        </w:rPr>
-        <w:t xml:space="preserve"> CaO </w:t>
-      </w:r>
-      <w:r>
-        <w:rPr>
-          <w:rFonts w:hint="eastAsia" w:ascii="Times New Roman" w:hAnsi="Times New Roman" w:eastAsia="FangSong" w:cs="Times New Roman"/>
-        </w:rPr>
-        <w:t xml:space="preserve">是</w:t>
-      </w:r>
-      <w:r>
-        <w:rPr>
-          <w:rFonts w:ascii="Times New Roman" w:hAnsi="Times New Roman" w:eastAsia="Times New Roman" w:cs="Times New Roman"/>
-        </w:rPr>
-        <w:t xml:space="preserve"> NaCl </w:t>
-      </w:r>
-      <w:r>
-        <w:rPr>
-          <w:rFonts w:hint="eastAsia" w:ascii="Times New Roman" w:hAnsi="Times New Roman" w:eastAsia="FangSong" w:cs="Times New Roman"/>
-        </w:rPr>
-        <w:t>型结构</w:t>
-      </w:r>
-      <w:r>
-        <w:rPr>
-          <w:rFonts w:hint="eastAsia" w:ascii="Times New Roman" w:hAnsi="Times New Roman" w:eastAsia="Times New Roman" w:cs="Times New Roman"/>
-        </w:rPr>
-        <w:t>，</w:t>
-      </w:r>
-      <w:r>
-        <w:rPr>
-          <w:rFonts w:hint="eastAsia" w:ascii="Times New Roman" w:hAnsi="Times New Roman" w:eastAsia="FangSong" w:cs="Times New Roman"/>
-        </w:rPr>
-        <w:t>晶胞参数为</w:t>
-      </w:r>
-      <w:r>
-        <w:rPr>
-          <w:rFonts w:ascii="Times New Roman" w:hAnsi="Times New Roman" w:eastAsia="Times New Roman" w:cs="Times New Roman"/>
-        </w:rPr>
-        <w:t xml:space="preserve"> </w:t>
-      </w:r>
-      <w:r>
-        <w:rPr>
-          <w:rFonts w:hint="eastAsia" w:ascii="Times New Roman" w:hAnsi="Times New Roman" w:eastAsia="Times New Roman" w:cs="Times New Roman"/>
-        </w:rPr>
-        <w:t>0.480nm。</w:t>
-      </w:r>
-      <w:r>
-        <w:rPr>
-          <w:rFonts w:hint="eastAsia" w:ascii="Times New Roman" w:hAnsi="Times New Roman" w:eastAsia="FangSong" w:cs="Times New Roman"/>
-        </w:rPr>
-        <w:t>假设我们只考虑一个</w:t>
-      </w:r>
-      <w:r>
-        <w:rPr>
-          <w:rFonts w:ascii="Times New Roman" w:hAnsi="Times New Roman" w:eastAsia="Times New Roman" w:cs="Times New Roman"/>
-        </w:rPr>
-        <w:t xml:space="preserve"> </w:t>
-      </w:r>
-      <m:oMath>
-        <m:r>
-          <m:t>C</m:t>
-        </m:r>
-        <m:sSup>
-          <m:e>
-            <m:r>
-              <m:t>a</m:t>
-            </m:r>
-          </m:e>
-          <m:sup>
-            <m:r>
-              <m:t>2</m:t>
-            </m:r>
-            <m:r>
-              <m:rPr>
-                <m:sty m:val="p"/>
-              </m:rPr>
-              <m:t>+</m:t>
-            </m:r>
-          </m:sup>
-        </m:sSup>
-      </m:oMath>
-      <w:r>
-        <w:rPr>
-          <w:rFonts w:ascii="Times New Roman" w:hAnsi="Times New Roman" w:eastAsia="Times New Roman" w:cs="Times New Roman"/>
-        </w:rPr>
-        <w:t xml:space="preserve"> </w:t>
-      </w:r>
-      <w:r>
-        <w:rPr>
-          <w:rFonts w:hint="eastAsia" w:ascii="Times New Roman" w:hAnsi="Times New Roman" w:eastAsia="FangSong" w:cs="Times New Roman"/>
-        </w:rPr>
-        <w:t>周围最近和次近的离子</w:t>
-      </w:r>
-      <w:r>
-        <w:rPr>
-          <w:rFonts w:hint="eastAsia" w:ascii="Times New Roman" w:hAnsi="Times New Roman" w:eastAsia="Times New Roman" w:cs="Times New Roman"/>
-        </w:rPr>
-        <w:t>，</w:t>
-      </w:r>
-      <w:r>
-        <w:rPr>
-          <w:rFonts w:hint="eastAsia" w:ascii="Times New Roman" w:hAnsi="Times New Roman" w:eastAsia="FangSong" w:cs="Times New Roman"/>
-        </w:rPr>
-        <w:t>求该</w:t>
-      </w:r>
-      <w:r>
-        <w:rPr>
-          <w:rFonts w:ascii="Times New Roman" w:hAnsi="Times New Roman" w:eastAsia="Times New Roman" w:cs="Times New Roman"/>
-        </w:rPr>
-        <w:t xml:space="preserve"> </w:t>
-      </w:r>
-      <m:oMath>
-        <m:r>
-          <m:t>C</m:t>
-        </m:r>
-        <m:sSup>
-          <m:e>
-            <m:r>
-              <m:t>a</m:t>
-            </m:r>
-          </m:e>
-          <m:sup>
-            <m:r>
-              <m:t>2</m:t>
-            </m:r>
-            <m:r>
-              <m:rPr>
-                <m:sty m:val="p"/>
-              </m:rPr>
-              <m:t>+</m:t>
-            </m:r>
-          </m:sup>
-        </m:sSup>
-      </m:oMath>
-      <w:r>
-        <w:rPr>
-          <w:rFonts w:ascii="Times New Roman" w:hAnsi="Times New Roman" w:eastAsia="Times New Roman" w:cs="Times New Roman"/>
-        </w:rPr>
-        <w:t xml:space="preserve"> </w:t>
-      </w:r>
-      <w:r>
-        <w:rPr>
-          <w:rFonts w:hint="eastAsia" w:ascii="Times New Roman" w:hAnsi="Times New Roman" w:eastAsia="FangSong" w:cs="Times New Roman"/>
-        </w:rPr>
-        <w:t>静电势能的大小</w:t>
-      </w:r>
-      <w:r>
-        <w:rPr>
-          <w:rFonts w:hint="eastAsia" w:ascii="Times New Roman" w:hAnsi="Times New Roman" w:eastAsia="Times New Roman" w:cs="Times New Roman"/>
-        </w:rPr>
-        <w:t>。</w:t>
-      </w:r>
-    </w:p>
-    <w:p>
-      <w:pPr>
-        <w:spacing w:before="160" w:after="80"/>
-      </w:pPr>
-      <w:r>
-        <w:pict>
-          <v:rect style="width:0;height:1.5pt" o:hralign="center" o:hrstd="t" o:hr="t"/>
-        </w:pict>
-      </w:r>
-    </w:p>
-    <w:p>
-      <w:pPr>
-        <w:spacing w:before="160" w:after="80"/>
-      </w:pPr>
-      <w:r>
-        <w:pict>
-          <v:rect style="width:0;height:1.5pt" o:hralign="center" o:hrstd="t" o:hr="t"/>
-        </w:pict>
-      </w:r>
-    </w:p>
-    <w:bookmarkEnd w:id="20"/>
-    <w:bookmarkStart w:id="21" w:name="第13题"/>
-    <w:p>
-      <w:pPr>
-        <w:pStyle w:val="Heading3"/>
-        <w:spacing w:before="280" w:after="120"/>
-      </w:pPr>
-      <w:r>
-        <w:rPr>
-          <w:rFonts w:hint="eastAsia" w:ascii="Times New Roman" w:hAnsi="Times New Roman" w:eastAsia="SimHei" w:cs="Times New Roman"/>
-        </w:rPr>
-        <w:t>第</w:t>
-      </w:r>
-      <w:r>
-        <w:rPr>
-          <w:rFonts w:hint="eastAsia" w:ascii="Times New Roman" w:hAnsi="Times New Roman" w:eastAsia="Times New Roman" w:cs="Times New Roman"/>
-        </w:rPr>
-        <w:t>13</w:t>
-      </w:r>
-      <w:r>
-        <w:rPr>
-          <w:rFonts w:hint="eastAsia" w:ascii="Times New Roman" w:hAnsi="Times New Roman" w:eastAsia="SimHei" w:cs="Times New Roman"/>
-        </w:rPr>
-        <w:t>题</w:t>
-      </w:r>
-    </w:p>
-    <w:p>
-      <w:pPr>
-        <w:pStyle w:val="FirstParagraph"/>
-        <w:ind w:firstLine="420"/>
-      </w:pPr>
-      <w:r>
-        <w:rPr>
-          <w:rFonts w:hint="eastAsia" w:ascii="Times New Roman" w:hAnsi="Times New Roman" w:eastAsia="FangSong" w:cs="Times New Roman"/>
-        </w:rPr>
-        <w:t xml:space="preserve">钒与</w:t>
-      </w:r>
-      <w:r>
-        <w:rPr>
-          <w:rFonts w:ascii="Times New Roman" w:hAnsi="Times New Roman" w:eastAsia="Times New Roman" w:cs="Times New Roman"/>
-        </w:rPr>
-        <w:t xml:space="preserve"> </w:t>
-      </w:r>
-      <w:r>
-        <w:rPr>
-          <w:rFonts w:hint="eastAsia" w:ascii="Times New Roman" w:hAnsi="Times New Roman" w:eastAsia="Times New Roman" w:cs="Times New Roman"/>
-        </w:rPr>
-        <w:t>N-</w:t>
-      </w:r>
-      <w:r>
-        <w:rPr>
-          <w:rFonts w:hint="eastAsia" w:ascii="Times New Roman" w:hAnsi="Times New Roman" w:eastAsia="FangSong" w:cs="Times New Roman"/>
-        </w:rPr>
-        <w:t>苯甲酰</w:t>
-      </w:r>
-      <w:r>
-        <w:rPr>
-          <w:rFonts w:hint="eastAsia" w:ascii="Times New Roman" w:hAnsi="Times New Roman" w:eastAsia="Times New Roman" w:cs="Times New Roman"/>
-        </w:rPr>
-        <w:t>-N-</w:t>
-      </w:r>
-      <w:r>
-        <w:rPr>
-          <w:rFonts w:hint="eastAsia" w:ascii="Times New Roman" w:hAnsi="Times New Roman" w:eastAsia="FangSong" w:cs="Times New Roman"/>
-        </w:rPr>
-        <w:t>苯基羟胺</w:t>
-      </w:r>
-      <w:r>
-        <w:rPr>
-          <w:rFonts w:hint="eastAsia" w:ascii="Times New Roman" w:hAnsi="Times New Roman" w:eastAsia="Times New Roman" w:cs="Times New Roman"/>
-        </w:rPr>
-        <w:t>(213g/mol)</w:t>
-      </w:r>
-      <w:r>
-        <w:rPr>
-          <w:rFonts w:hint="eastAsia" w:ascii="Times New Roman" w:hAnsi="Times New Roman" w:eastAsia="FangSong" w:cs="Times New Roman"/>
-        </w:rPr>
-        <w:t>根离子在</w:t>
-      </w:r>
-      <w:r>
-        <w:rPr>
-          <w:rFonts w:ascii="Times New Roman" w:hAnsi="Times New Roman" w:eastAsia="Times New Roman" w:cs="Times New Roman"/>
-        </w:rPr>
-        <w:t xml:space="preserve"> 4mol/L </w:t>
-      </w:r>
-      <w:r>
-        <w:rPr>
-          <w:rFonts w:hint="eastAsia" w:ascii="Times New Roman" w:hAnsi="Times New Roman" w:eastAsia="FangSong" w:cs="Times New Roman"/>
-        </w:rPr>
-        <w:t>盐酸介质中形成紫红色的单核配合物</w:t>
-      </w:r>
-      <w:r>
-        <w:rPr>
-          <w:rFonts w:hint="eastAsia" w:ascii="Times New Roman" w:hAnsi="Times New Roman" w:eastAsia="Times New Roman" w:cs="Times New Roman"/>
-        </w:rPr>
-        <w:t>，</w:t>
-      </w:r>
-      <w:r>
-        <w:rPr>
-          <w:rFonts w:hint="eastAsia" w:ascii="Times New Roman" w:hAnsi="Times New Roman" w:eastAsia="FangSong" w:cs="Times New Roman"/>
-        </w:rPr>
-        <w:t>该配合物溶液可进行比色测定</w:t>
-      </w:r>
-      <w:r>
-        <w:rPr>
-          <w:rFonts w:hint="eastAsia" w:ascii="Times New Roman" w:hAnsi="Times New Roman" w:eastAsia="Times New Roman" w:cs="Times New Roman"/>
-        </w:rPr>
-        <w:t>，</w:t>
-      </w:r>
-      <w:r>
-        <w:rPr>
-          <w:rFonts w:hint="eastAsia" w:ascii="Times New Roman" w:hAnsi="Times New Roman" w:eastAsia="FangSong" w:cs="Times New Roman"/>
-        </w:rPr>
-        <w:t>用以定量测定钢中钒的含量</w:t>
-      </w:r>
-      <w:r>
-        <w:rPr>
-          <w:rFonts w:hint="eastAsia" w:ascii="Times New Roman" w:hAnsi="Times New Roman" w:eastAsia="Times New Roman" w:cs="Times New Roman"/>
-        </w:rPr>
-        <w:t>。</w:t>
-      </w:r>
-      <w:r>
-        <w:rPr>
-          <w:rFonts w:hint="eastAsia" w:ascii="Times New Roman" w:hAnsi="Times New Roman" w:eastAsia="FangSong" w:cs="Times New Roman"/>
-        </w:rPr>
-        <w:t>该配合物是电中性分子</w:t>
-      </w:r>
-      <w:r>
-        <w:rPr>
-          <w:rFonts w:hint="eastAsia" w:ascii="Times New Roman" w:hAnsi="Times New Roman" w:eastAsia="Times New Roman" w:cs="Times New Roman"/>
-        </w:rPr>
-        <w:t>，</w:t>
-      </w:r>
-      <w:r>
-        <w:rPr>
-          <w:rFonts w:hint="eastAsia" w:ascii="Times New Roman" w:hAnsi="Times New Roman" w:eastAsia="FangSong" w:cs="Times New Roman"/>
-        </w:rPr>
-        <w:t>实验测得其氧的质量分数为</w:t>
-      </w:r>
-      <w:r>
-        <w:rPr>
-          <w:rFonts w:ascii="Times New Roman" w:hAnsi="Times New Roman" w:eastAsia="Times New Roman" w:cs="Times New Roman"/>
-        </w:rPr>
-        <w:t xml:space="preserve"> 15.2%。</w:t>
+          <w:rFonts w:hint="eastAsia" w:ascii="Times New Roman" w:hAnsi="Times New Roman" w:eastAsia="Times New Roman" w:cs="Times New Roman"/>
+        </w:rPr>
+        <w:t>（</w:t>
+      </w:r>
+      <w:r>
+        <w:rPr>
+          <w:rFonts w:hint="eastAsia" w:ascii="Times New Roman" w:hAnsi="Times New Roman" w:eastAsia="FangSong" w:cs="Times New Roman"/>
+        </w:rPr>
+        <w:t>注</w:t>
+      </w:r>
+      <w:r>
+        <w:rPr>
+          <w:rFonts w:hint="eastAsia" w:ascii="Times New Roman" w:hAnsi="Times New Roman" w:eastAsia="Times New Roman" w:cs="Times New Roman"/>
+        </w:rPr>
+        <w:t>：</w:t>
+      </w:r>
+      <w:r>
+        <w:rPr>
+          <w:rFonts w:hint="eastAsia" w:ascii="Times New Roman" w:hAnsi="Times New Roman" w:eastAsia="FangSong" w:cs="Times New Roman"/>
+        </w:rPr>
+        <w:t>原题含化学反应方程式图片</w:t>
+      </w:r>
+      <w:r>
+        <w:rPr>
+          <w:rFonts w:hint="eastAsia" w:ascii="Times New Roman" w:hAnsi="Times New Roman" w:eastAsia="Times New Roman" w:cs="Times New Roman"/>
+        </w:rPr>
+        <w:t>，OCR</w:t>
+      </w:r>
+      <w:r>
+        <w:rPr>
+          <w:rFonts w:hint="eastAsia" w:ascii="Times New Roman" w:hAnsi="Times New Roman" w:eastAsia="FangSong" w:cs="Times New Roman"/>
+        </w:rPr>
+        <w:t>原文中为图片引用</w:t>
+      </w:r>
+      <w:r>
+        <w:rPr>
+          <w:rFonts w:hint="eastAsia" w:ascii="Times New Roman" w:hAnsi="Times New Roman" w:eastAsia="Times New Roman" w:cs="Times New Roman"/>
+        </w:rPr>
+        <w:t>）</w:t>
       </w:r>
     </w:p>
     <w:p>
@@ -7662,7 +8222,85 @@
         <w:rPr>
           <w:rFonts w:hint="eastAsia" w:ascii="Times New Roman" w:hAnsi="Times New Roman" w:eastAsia="FangSong" w:cs="Times New Roman"/>
         </w:rPr>
-        <w:t>通过计算确定该配合物的化学式</w:t>
+        <w:t xml:space="preserve">已知</w:t>
+      </w:r>
+      <w:r>
+        <w:rPr>
+          <w:rFonts w:ascii="Times New Roman" w:hAnsi="Times New Roman" w:eastAsia="Times New Roman" w:cs="Times New Roman"/>
+        </w:rPr>
+        <w:t xml:space="preserve"> A </w:t>
+      </w:r>
+      <w:r>
+        <w:rPr>
+          <w:rFonts w:hint="eastAsia" w:ascii="Times New Roman" w:hAnsi="Times New Roman" w:eastAsia="FangSong" w:cs="Times New Roman"/>
+        </w:rPr>
+        <w:t xml:space="preserve">中</w:t>
+      </w:r>
+      <w:r>
+        <w:rPr>
+          <w:rFonts w:ascii="Times New Roman" w:hAnsi="Times New Roman" w:eastAsia="Times New Roman" w:cs="Times New Roman"/>
+        </w:rPr>
+        <w:t xml:space="preserve"> Si </w:t>
+      </w:r>
+      <w:r>
+        <w:rPr>
+          <w:rFonts w:hint="eastAsia" w:ascii="Times New Roman" w:hAnsi="Times New Roman" w:eastAsia="FangSong" w:cs="Times New Roman"/>
+        </w:rPr>
+        <w:t xml:space="preserve">的配位数为</w:t>
+      </w:r>
+      <w:r>
+        <w:rPr>
+          <w:rFonts w:ascii="Times New Roman" w:hAnsi="Times New Roman" w:eastAsia="Times New Roman" w:cs="Times New Roman"/>
+        </w:rPr>
+        <w:t xml:space="preserve"> </w:t>
+      </w:r>
+      <w:r>
+        <w:rPr>
+          <w:rFonts w:hint="eastAsia" w:ascii="Times New Roman" w:hAnsi="Times New Roman" w:eastAsia="Times New Roman" w:cs="Times New Roman"/>
+        </w:rPr>
+        <w:t>6，</w:t>
+      </w:r>
+      <w:r>
+        <w:rPr>
+          <w:rFonts w:hint="eastAsia" w:ascii="Times New Roman" w:hAnsi="Times New Roman" w:eastAsia="FangSong" w:cs="Times New Roman"/>
+        </w:rPr>
+        <w:t>给出</w:t>
+      </w:r>
+      <w:r>
+        <w:rPr>
+          <w:rFonts w:ascii="Times New Roman" w:hAnsi="Times New Roman" w:eastAsia="Times New Roman" w:cs="Times New Roman"/>
+        </w:rPr>
+        <w:t xml:space="preserve"> A、B、C </w:t>
+      </w:r>
+      <w:r>
+        <w:rPr>
+          <w:rFonts w:hint="eastAsia" w:ascii="Times New Roman" w:hAnsi="Times New Roman" w:eastAsia="FangSong" w:cs="Times New Roman"/>
+        </w:rPr>
+        <w:t>的结构</w:t>
+      </w:r>
+      <w:r>
+        <w:rPr>
+          <w:rFonts w:hint="eastAsia" w:ascii="Times New Roman" w:hAnsi="Times New Roman" w:eastAsia="Times New Roman" w:cs="Times New Roman"/>
+        </w:rPr>
+        <w:t>，</w:t>
+      </w:r>
+      <w:r>
+        <w:rPr>
+          <w:rFonts w:hint="eastAsia" w:ascii="Times New Roman" w:hAnsi="Times New Roman" w:eastAsia="FangSong" w:cs="Times New Roman"/>
+        </w:rPr>
+        <w:t>其中</w:t>
+      </w:r>
+      <w:r>
+        <w:rPr>
+          <w:rFonts w:ascii="Times New Roman" w:hAnsi="Times New Roman" w:eastAsia="Times New Roman" w:cs="Times New Roman"/>
+        </w:rPr>
+        <w:t xml:space="preserve"> C </w:t>
+      </w:r>
+      <w:r>
+        <w:rPr>
+          <w:rFonts w:hint="eastAsia" w:ascii="Times New Roman" w:hAnsi="Times New Roman" w:eastAsia="FangSong" w:cs="Times New Roman"/>
+        </w:rPr>
+        <w:t>请另写出共振式</w:t>
       </w:r>
       <w:r>
         <w:rPr>
@@ -7677,1131 +8315,6 @@
         <w:numPr>
           <w:ilvl w:val="0"/>
           <w:numId w:val="1006"/>
-        </w:numPr>
-        <w:ind w:firstLine="420"/>
-      </w:pPr>
-      <w:r>
-        <w:rPr>
-          <w:rFonts w:hint="eastAsia" w:ascii="Times New Roman" w:hAnsi="Times New Roman" w:eastAsia="FangSong" w:cs="Times New Roman"/>
-        </w:rPr>
-        <w:t>该配合物共有几种可能立体结构体</w:t>
-      </w:r>
-      <w:r>
-        <w:rPr>
-          <w:rFonts w:hint="eastAsia" w:ascii="Times New Roman" w:hAnsi="Times New Roman" w:eastAsia="Times New Roman" w:cs="Times New Roman"/>
-        </w:rPr>
-        <w:t>(</w:t>
-      </w:r>
-      <w:r>
-        <w:rPr>
-          <w:rFonts w:hint="eastAsia" w:ascii="Times New Roman" w:hAnsi="Times New Roman" w:eastAsia="FangSong" w:cs="Times New Roman"/>
-        </w:rPr>
-        <w:t>不包括光学异构体</w:t>
-      </w:r>
-      <w:r>
-        <w:rPr>
-          <w:rFonts w:hint="eastAsia" w:ascii="Times New Roman" w:hAnsi="Times New Roman" w:eastAsia="Times New Roman" w:cs="Times New Roman"/>
-        </w:rPr>
-        <w:t>)?</w:t>
-      </w:r>
-      <w:r>
-        <w:rPr>
-          <w:rFonts w:ascii="Times New Roman" w:hAnsi="Times New Roman" w:eastAsia="Times New Roman" w:cs="Times New Roman"/>
-        </w:rPr>
-        <w:t xml:space="preserve"> </w:t>
-      </w:r>
-      <w:r>
-        <w:rPr>
-          <w:rFonts w:hint="eastAsia" w:ascii="Times New Roman" w:hAnsi="Times New Roman" w:eastAsia="FangSong" w:cs="Times New Roman"/>
-        </w:rPr>
-        <w:t>画出其中最稳定的一种</w:t>
-      </w:r>
-      <w:r>
-        <w:rPr>
-          <w:rFonts w:hint="eastAsia" w:ascii="Times New Roman" w:hAnsi="Times New Roman" w:eastAsia="Times New Roman" w:cs="Times New Roman"/>
-        </w:rPr>
-        <w:t>。</w:t>
-      </w:r>
-    </w:p>
-    <w:p>
-      <w:pPr>
-        <w:spacing w:before="160" w:after="80"/>
-      </w:pPr>
-      <w:r>
-        <w:pict>
-          <v:rect style="width:0;height:1.5pt" o:hralign="center" o:hrstd="t" o:hr="t"/>
-        </w:pict>
-      </w:r>
-    </w:p>
-    <w:p>
-      <w:pPr>
-        <w:spacing w:before="160" w:after="80"/>
-      </w:pPr>
-      <w:r>
-        <w:pict>
-          <v:rect style="width:0;height:1.5pt" o:hralign="center" o:hrstd="t" o:hr="t"/>
-        </w:pict>
-      </w:r>
-    </w:p>
-    <w:bookmarkEnd w:id="21"/>
-    <w:bookmarkStart w:id="22" w:name="第14题"/>
-    <w:p>
-      <w:pPr>
-        <w:pStyle w:val="Heading3"/>
-        <w:spacing w:before="280" w:after="120"/>
-      </w:pPr>
-      <w:r>
-        <w:rPr>
-          <w:rFonts w:hint="eastAsia" w:ascii="Times New Roman" w:hAnsi="Times New Roman" w:eastAsia="SimHei" w:cs="Times New Roman"/>
-        </w:rPr>
-        <w:t>第</w:t>
-      </w:r>
-      <w:r>
-        <w:rPr>
-          <w:rFonts w:hint="eastAsia" w:ascii="Times New Roman" w:hAnsi="Times New Roman" w:eastAsia="Times New Roman" w:cs="Times New Roman"/>
-        </w:rPr>
-        <w:t>14</w:t>
-      </w:r>
-      <w:r>
-        <w:rPr>
-          <w:rFonts w:hint="eastAsia" w:ascii="Times New Roman" w:hAnsi="Times New Roman" w:eastAsia="SimHei" w:cs="Times New Roman"/>
-        </w:rPr>
-        <w:t>题</w:t>
-      </w:r>
-    </w:p>
-    <w:p>
-      <w:pPr>
-        <w:pStyle w:val="FirstParagraph"/>
-        <w:ind w:firstLine="420"/>
-      </w:pPr>
-      <w:r>
-        <w:rPr>
-          <w:rFonts w:hint="eastAsia" w:ascii="Times New Roman" w:hAnsi="Times New Roman" w:eastAsia="FangSong" w:cs="Times New Roman"/>
-        </w:rPr>
-        <w:t>一般说来</w:t>
-      </w:r>
-      <w:r>
-        <w:rPr>
-          <w:rFonts w:hint="eastAsia" w:ascii="Times New Roman" w:hAnsi="Times New Roman" w:eastAsia="Times New Roman" w:cs="Times New Roman"/>
-        </w:rPr>
-        <w:t>,</w:t>
-      </w:r>
-      <w:r>
-        <w:rPr>
-          <w:rFonts w:ascii="Times New Roman" w:hAnsi="Times New Roman" w:eastAsia="Times New Roman" w:cs="Times New Roman"/>
-        </w:rPr>
-        <w:t xml:space="preserve"> Co(Ⅲ) </w:t>
-      </w:r>
-      <w:r>
-        <w:rPr>
-          <w:rFonts w:hint="eastAsia" w:ascii="Times New Roman" w:hAnsi="Times New Roman" w:eastAsia="FangSong" w:cs="Times New Roman"/>
-        </w:rPr>
-        <w:t>具有强氧化性</w:t>
-      </w:r>
-      <w:r>
-        <w:rPr>
-          <w:rFonts w:hint="eastAsia" w:ascii="Times New Roman" w:hAnsi="Times New Roman" w:eastAsia="Times New Roman" w:cs="Times New Roman"/>
-        </w:rPr>
-        <w:t>,</w:t>
-      </w:r>
-      <w:r>
-        <w:rPr>
-          <w:rFonts w:ascii="Times New Roman" w:hAnsi="Times New Roman" w:eastAsia="Times New Roman" w:cs="Times New Roman"/>
-        </w:rPr>
-        <w:t xml:space="preserve"> </w:t>
-      </w:r>
-      <w:r>
-        <w:rPr>
-          <w:rFonts w:hint="eastAsia" w:ascii="Times New Roman" w:hAnsi="Times New Roman" w:eastAsia="FangSong" w:cs="Times New Roman"/>
-        </w:rPr>
-        <w:t xml:space="preserve">极易被还原为</w:t>
-      </w:r>
-      <w:r>
-        <w:rPr>
-          <w:rFonts w:ascii="Times New Roman" w:hAnsi="Times New Roman" w:eastAsia="Times New Roman" w:cs="Times New Roman"/>
-        </w:rPr>
-        <w:t xml:space="preserve"> </w:t>
-      </w:r>
-      <w:r>
-        <w:rPr>
-          <w:rFonts w:hint="eastAsia" w:ascii="Times New Roman" w:hAnsi="Times New Roman" w:eastAsia="Times New Roman" w:cs="Times New Roman"/>
-        </w:rPr>
-        <w:t>Co(Ⅱ)。</w:t>
-      </w:r>
-      <w:r>
-        <w:rPr>
-          <w:rFonts w:hint="eastAsia" w:ascii="Times New Roman" w:hAnsi="Times New Roman" w:eastAsia="FangSong" w:cs="Times New Roman"/>
-        </w:rPr>
-        <w:t>然而在配合物中</w:t>
-      </w:r>
-      <w:r>
-        <w:rPr>
-          <w:rFonts w:hint="eastAsia" w:ascii="Times New Roman" w:hAnsi="Times New Roman" w:eastAsia="Times New Roman" w:cs="Times New Roman"/>
-        </w:rPr>
-        <w:t>,</w:t>
-      </w:r>
-      <w:r>
-        <w:rPr>
-          <w:rFonts w:ascii="Times New Roman" w:hAnsi="Times New Roman" w:eastAsia="Times New Roman" w:cs="Times New Roman"/>
-        </w:rPr>
-        <w:t xml:space="preserve"> Co(Ⅲ) </w:t>
-      </w:r>
-      <w:r>
-        <w:rPr>
-          <w:rFonts w:hint="eastAsia" w:ascii="Times New Roman" w:hAnsi="Times New Roman" w:eastAsia="FangSong" w:cs="Times New Roman"/>
-        </w:rPr>
-        <w:t xml:space="preserve">配合物的稳定性却大于</w:t>
-      </w:r>
-      <w:r>
-        <w:rPr>
-          <w:rFonts w:ascii="Times New Roman" w:hAnsi="Times New Roman" w:eastAsia="Times New Roman" w:cs="Times New Roman"/>
-        </w:rPr>
-        <w:t xml:space="preserve"> </w:t>
-      </w:r>
-      <w:r>
-        <w:rPr>
-          <w:rFonts w:hint="eastAsia" w:ascii="Times New Roman" w:hAnsi="Times New Roman" w:eastAsia="Times New Roman" w:cs="Times New Roman"/>
-        </w:rPr>
-        <w:t>Co(Ⅱ)。</w:t>
-      </w:r>
-      <w:r>
-        <w:rPr>
-          <w:rFonts w:hint="eastAsia" w:ascii="Times New Roman" w:hAnsi="Times New Roman" w:eastAsia="FangSong" w:cs="Times New Roman"/>
-        </w:rPr>
-        <w:t>有人通过</w:t>
-      </w:r>
-      <w:r>
-        <w:rPr>
-          <w:rFonts w:ascii="Times New Roman" w:hAnsi="Times New Roman" w:eastAsia="Times New Roman" w:cs="Times New Roman"/>
-        </w:rPr>
-        <w:t xml:space="preserve"> 8.076g CoCl</w:t>
-      </w:r>
-      <w:r>
-        <w:rPr>
-          <w:rFonts w:ascii="Times New Roman" w:hAnsi="Times New Roman" w:eastAsia="Times New Roman" w:cs="Times New Roman"/>
-          <w:vertAlign w:val="subscript"/>
-        </w:rPr>
-        <w:t>2</w:t>
-      </w:r>
-      <w:r>
-        <w:rPr>
-          <w:rFonts w:ascii="Times New Roman" w:hAnsi="Times New Roman" w:eastAsia="Times New Roman" w:cs="Times New Roman"/>
-        </w:rPr>
-        <w:t>·4H</w:t>
-      </w:r>
-      <w:r>
-        <w:rPr>
-          <w:rFonts w:ascii="Times New Roman" w:hAnsi="Times New Roman" w:eastAsia="Times New Roman" w:cs="Times New Roman"/>
-          <w:vertAlign w:val="subscript"/>
-        </w:rPr>
-        <w:t>2</w:t>
-      </w:r>
-      <w:r>
-        <w:rPr>
-          <w:rFonts w:ascii="Times New Roman" w:hAnsi="Times New Roman" w:eastAsia="Times New Roman" w:cs="Times New Roman"/>
-        </w:rPr>
-        <w:t xml:space="preserve">O </w:t>
-      </w:r>
-      <w:r>
-        <w:rPr>
-          <w:rFonts w:hint="eastAsia" w:ascii="Times New Roman" w:hAnsi="Times New Roman" w:eastAsia="FangSong" w:cs="Times New Roman"/>
-        </w:rPr>
-        <w:t xml:space="preserve">与过量过氧化氢和足量氨的乙醇溶液反应正好得</w:t>
-      </w:r>
-      <w:r>
-        <w:rPr>
-          <w:rFonts w:ascii="Times New Roman" w:hAnsi="Times New Roman" w:eastAsia="Times New Roman" w:cs="Times New Roman"/>
-        </w:rPr>
-        <w:t xml:space="preserve"> 8.076g </w:t>
-      </w:r>
-      <w:r>
-        <w:rPr>
-          <w:rFonts w:hint="eastAsia" w:ascii="Times New Roman" w:hAnsi="Times New Roman" w:eastAsia="FangSong" w:cs="Times New Roman"/>
-        </w:rPr>
-        <w:t xml:space="preserve">的</w:t>
-      </w:r>
-      <w:r>
-        <w:rPr>
-          <w:rFonts w:ascii="Times New Roman" w:hAnsi="Times New Roman" w:eastAsia="Times New Roman" w:cs="Times New Roman"/>
-        </w:rPr>
-        <w:t xml:space="preserve"> A </w:t>
-      </w:r>
-      <w:r>
-        <w:rPr>
-          <w:rFonts w:hint="eastAsia" w:ascii="Times New Roman" w:hAnsi="Times New Roman" w:eastAsia="FangSong" w:cs="Times New Roman"/>
-        </w:rPr>
-        <w:t>物质</w:t>
-      </w:r>
-      <w:r>
-        <w:rPr>
-          <w:rFonts w:hint="eastAsia" w:ascii="Times New Roman" w:hAnsi="Times New Roman" w:eastAsia="Times New Roman" w:cs="Times New Roman"/>
-        </w:rPr>
-        <w:t>,</w:t>
-      </w:r>
-      <w:r>
-        <w:rPr>
-          <w:rFonts w:ascii="Times New Roman" w:hAnsi="Times New Roman" w:eastAsia="Times New Roman" w:cs="Times New Roman"/>
-        </w:rPr>
-        <w:t xml:space="preserve"> </w:t>
-      </w:r>
-      <w:r>
-        <w:rPr>
-          <w:rFonts w:hint="eastAsia" w:ascii="Times New Roman" w:hAnsi="Times New Roman" w:eastAsia="FangSong" w:cs="Times New Roman"/>
-        </w:rPr>
-        <w:t xml:space="preserve">产率为</w:t>
-      </w:r>
-      <w:r>
-        <w:rPr>
-          <w:rFonts w:ascii="Times New Roman" w:hAnsi="Times New Roman" w:eastAsia="Times New Roman" w:cs="Times New Roman"/>
-        </w:rPr>
-        <w:t xml:space="preserve"> </w:t>
-      </w:r>
-      <w:r>
-        <w:rPr>
-          <w:rFonts w:hint="eastAsia" w:ascii="Times New Roman" w:hAnsi="Times New Roman" w:eastAsia="Times New Roman" w:cs="Times New Roman"/>
-        </w:rPr>
-        <w:t>90.96%。</w:t>
-      </w:r>
-      <w:r>
-        <w:rPr>
-          <w:rFonts w:hint="eastAsia" w:ascii="Times New Roman" w:hAnsi="Times New Roman" w:eastAsia="FangSong" w:cs="Times New Roman"/>
-        </w:rPr>
-        <w:t>元素分析表明</w:t>
-      </w:r>
-      <w:r>
-        <w:rPr>
-          <w:rFonts w:ascii="Times New Roman" w:hAnsi="Times New Roman" w:eastAsia="Times New Roman" w:cs="Times New Roman"/>
-        </w:rPr>
-        <w:t xml:space="preserve"> A </w:t>
-      </w:r>
-      <w:r>
-        <w:rPr>
-          <w:rFonts w:hint="eastAsia" w:ascii="Times New Roman" w:hAnsi="Times New Roman" w:eastAsia="FangSong" w:cs="Times New Roman"/>
-        </w:rPr>
-        <w:t xml:space="preserve">中含</w:t>
-      </w:r>
-      <w:r>
-        <w:rPr>
-          <w:rFonts w:ascii="Times New Roman" w:hAnsi="Times New Roman" w:eastAsia="Times New Roman" w:cs="Times New Roman"/>
-        </w:rPr>
-        <w:t xml:space="preserve"> Cl 31.94%, </w:t>
-      </w:r>
-      <w:r>
-        <w:rPr>
-          <w:rFonts w:hint="eastAsia" w:ascii="Times New Roman" w:hAnsi="Times New Roman" w:eastAsia="FangSong" w:cs="Times New Roman"/>
-        </w:rPr>
-        <w:t xml:space="preserve">含</w:t>
-      </w:r>
-      <w:r>
-        <w:rPr>
-          <w:rFonts w:ascii="Times New Roman" w:hAnsi="Times New Roman" w:eastAsia="Times New Roman" w:cs="Times New Roman"/>
-        </w:rPr>
-        <w:t xml:space="preserve"> N </w:t>
-      </w:r>
-      <w:r>
-        <w:rPr>
-          <w:rFonts w:hint="eastAsia" w:ascii="Times New Roman" w:hAnsi="Times New Roman" w:eastAsia="Times New Roman" w:cs="Times New Roman"/>
-        </w:rPr>
-        <w:t>28.40%。</w:t>
-      </w:r>
-      <w:r>
-        <w:rPr>
-          <w:rFonts w:hint="eastAsia" w:ascii="Times New Roman" w:hAnsi="Times New Roman" w:eastAsia="FangSong" w:cs="Times New Roman"/>
-        </w:rPr>
-        <w:t>红外光谱中没有发现</w:t>
-      </w:r>
-      <w:r>
-        <w:rPr>
-          <w:rFonts w:ascii="Times New Roman" w:hAnsi="Times New Roman" w:eastAsia="Times New Roman" w:cs="Times New Roman"/>
-        </w:rPr>
-        <w:t xml:space="preserve"> Co—Cl </w:t>
-      </w:r>
-      <w:r>
-        <w:rPr>
-          <w:rFonts w:hint="eastAsia" w:ascii="Times New Roman" w:hAnsi="Times New Roman" w:eastAsia="FangSong" w:cs="Times New Roman"/>
-        </w:rPr>
-        <w:t>键</w:t>
-      </w:r>
-      <w:r>
-        <w:rPr>
-          <w:rFonts w:hint="eastAsia" w:ascii="Times New Roman" w:hAnsi="Times New Roman" w:eastAsia="Times New Roman" w:cs="Times New Roman"/>
-        </w:rPr>
-        <w:t>。</w:t>
-      </w:r>
-      <w:r>
-        <w:rPr>
-          <w:rFonts w:hint="eastAsia" w:ascii="Times New Roman" w:hAnsi="Times New Roman" w:eastAsia="FangSong" w:cs="Times New Roman"/>
-        </w:rPr>
-        <w:t>单晶衍射表明</w:t>
-      </w:r>
-      <w:r>
-        <w:rPr>
-          <w:rFonts w:ascii="Times New Roman" w:hAnsi="Times New Roman" w:eastAsia="Times New Roman" w:cs="Times New Roman"/>
-        </w:rPr>
-        <w:t xml:space="preserve"> A </w:t>
-      </w:r>
-      <w:r>
-        <w:rPr>
-          <w:rFonts w:hint="eastAsia" w:ascii="Times New Roman" w:hAnsi="Times New Roman" w:eastAsia="FangSong" w:cs="Times New Roman"/>
-        </w:rPr>
-        <w:t>分子中含有对称面</w:t>
-      </w:r>
-      <w:r>
-        <w:rPr>
-          <w:rFonts w:hint="eastAsia" w:ascii="Times New Roman" w:hAnsi="Times New Roman" w:eastAsia="Times New Roman" w:cs="Times New Roman"/>
-        </w:rPr>
-        <w:t>。</w:t>
-      </w:r>
-      <w:r>
-        <w:rPr>
-          <w:rFonts w:hint="eastAsia" w:ascii="Times New Roman" w:hAnsi="Times New Roman" w:eastAsia="FangSong" w:cs="Times New Roman"/>
-        </w:rPr>
-        <w:t>分子呈顺磁性</w:t>
-      </w:r>
-      <w:r>
-        <w:rPr>
-          <w:rFonts w:hint="eastAsia" w:ascii="Times New Roman" w:hAnsi="Times New Roman" w:eastAsia="Times New Roman" w:cs="Times New Roman"/>
-        </w:rPr>
-        <w:t>。</w:t>
-      </w:r>
-    </w:p>
-    <w:p>
-      <w:pPr>
-        <w:pStyle w:val="Compact"/>
-        <w:numPr>
-          <w:ilvl w:val="0"/>
-          <w:numId w:val="1007"/>
-        </w:numPr>
-        <w:ind w:firstLine="420"/>
-      </w:pPr>
-      <w:r>
-        <w:rPr>
-          <w:rFonts w:hint="eastAsia" w:ascii="Times New Roman" w:hAnsi="Times New Roman" w:eastAsia="FangSong" w:cs="Times New Roman"/>
-        </w:rPr>
-        <w:t xml:space="preserve">推出</w:t>
-      </w:r>
-      <w:r>
-        <w:rPr>
-          <w:rFonts w:ascii="Times New Roman" w:hAnsi="Times New Roman" w:eastAsia="Times New Roman" w:cs="Times New Roman"/>
-        </w:rPr>
-        <w:t xml:space="preserve"> A </w:t>
-      </w:r>
-      <w:r>
-        <w:rPr>
-          <w:rFonts w:hint="eastAsia" w:ascii="Times New Roman" w:hAnsi="Times New Roman" w:eastAsia="FangSong" w:cs="Times New Roman"/>
-        </w:rPr>
-        <w:t>的分子式并画出其结构式</w:t>
-      </w:r>
-      <w:r>
-        <w:rPr>
-          <w:rFonts w:hint="eastAsia" w:ascii="Times New Roman" w:hAnsi="Times New Roman" w:eastAsia="Times New Roman" w:cs="Times New Roman"/>
-        </w:rPr>
-        <w:t>。</w:t>
-      </w:r>
-    </w:p>
-    <w:p>
-      <w:pPr>
-        <w:pStyle w:val="Compact"/>
-        <w:numPr>
-          <w:ilvl w:val="0"/>
-          <w:numId w:val="1007"/>
-        </w:numPr>
-        <w:ind w:firstLine="420"/>
-      </w:pPr>
-      <w:r>
-        <w:rPr>
-          <w:rFonts w:hint="eastAsia" w:ascii="Times New Roman" w:hAnsi="Times New Roman" w:eastAsia="FangSong" w:cs="Times New Roman"/>
-        </w:rPr>
-        <w:t xml:space="preserve">写出合成</w:t>
-      </w:r>
-      <w:r>
-        <w:rPr>
-          <w:rFonts w:ascii="Times New Roman" w:hAnsi="Times New Roman" w:eastAsia="Times New Roman" w:cs="Times New Roman"/>
-        </w:rPr>
-        <w:t xml:space="preserve"> A </w:t>
-      </w:r>
-      <w:r>
-        <w:rPr>
-          <w:rFonts w:hint="eastAsia" w:ascii="Times New Roman" w:hAnsi="Times New Roman" w:eastAsia="FangSong" w:cs="Times New Roman"/>
-        </w:rPr>
-        <w:t>的反应方程式</w:t>
-      </w:r>
-      <w:r>
-        <w:rPr>
-          <w:rFonts w:hint="eastAsia" w:ascii="Times New Roman" w:hAnsi="Times New Roman" w:eastAsia="Times New Roman" w:cs="Times New Roman"/>
-        </w:rPr>
-        <w:t>。</w:t>
-      </w:r>
-    </w:p>
-    <w:p>
-      <w:pPr>
-        <w:pStyle w:val="Compact"/>
-        <w:numPr>
-          <w:ilvl w:val="0"/>
-          <w:numId w:val="1007"/>
-        </w:numPr>
-        <w:ind w:firstLine="420"/>
-      </w:pPr>
-      <w:r>
-        <w:rPr>
-          <w:rFonts w:hint="eastAsia" w:ascii="Times New Roman" w:hAnsi="Times New Roman" w:eastAsia="FangSong" w:cs="Times New Roman"/>
-        </w:rPr>
-        <w:t xml:space="preserve">指出</w:t>
-      </w:r>
-      <w:r>
-        <w:rPr>
-          <w:rFonts w:ascii="Times New Roman" w:hAnsi="Times New Roman" w:eastAsia="Times New Roman" w:cs="Times New Roman"/>
-        </w:rPr>
-        <w:t xml:space="preserve"> A </w:t>
-      </w:r>
-      <w:r>
-        <w:rPr>
-          <w:rFonts w:hint="eastAsia" w:ascii="Times New Roman" w:hAnsi="Times New Roman" w:eastAsia="FangSong" w:cs="Times New Roman"/>
-        </w:rPr>
-        <w:t>中氧元素的氧化态以及中心钴离子的价电子排布和杂化方式</w:t>
-      </w:r>
-      <w:r>
-        <w:rPr>
-          <w:rFonts w:hint="eastAsia" w:ascii="Times New Roman" w:hAnsi="Times New Roman" w:eastAsia="Times New Roman" w:cs="Times New Roman"/>
-        </w:rPr>
-        <w:t>。</w:t>
-      </w:r>
-    </w:p>
-    <w:p>
-      <w:pPr>
-        <w:spacing w:before="160" w:after="80"/>
-      </w:pPr>
-      <w:r>
-        <w:pict>
-          <v:rect style="width:0;height:1.5pt" o:hralign="center" o:hrstd="t" o:hr="t"/>
-        </w:pict>
-      </w:r>
-    </w:p>
-    <w:p>
-      <w:pPr>
-        <w:spacing w:before="160" w:after="80"/>
-      </w:pPr>
-      <w:r>
-        <w:pict>
-          <v:rect style="width:0;height:1.5pt" o:hralign="center" o:hrstd="t" o:hr="t"/>
-        </w:pict>
-      </w:r>
-    </w:p>
-    <w:bookmarkEnd w:id="22"/>
-    <w:bookmarkStart w:id="26" w:name="第15题"/>
-    <w:p>
-      <w:pPr>
-        <w:pStyle w:val="Heading3"/>
-        <w:spacing w:before="280" w:after="120"/>
-      </w:pPr>
-      <w:r>
-        <w:rPr>
-          <w:rFonts w:hint="eastAsia" w:ascii="Times New Roman" w:hAnsi="Times New Roman" w:eastAsia="SimHei" w:cs="Times New Roman"/>
-        </w:rPr>
-        <w:t>第</w:t>
-      </w:r>
-      <w:r>
-        <w:rPr>
-          <w:rFonts w:hint="eastAsia" w:ascii="Times New Roman" w:hAnsi="Times New Roman" w:eastAsia="Times New Roman" w:cs="Times New Roman"/>
-        </w:rPr>
-        <w:t>15</w:t>
-      </w:r>
-      <w:r>
-        <w:rPr>
-          <w:rFonts w:hint="eastAsia" w:ascii="Times New Roman" w:hAnsi="Times New Roman" w:eastAsia="SimHei" w:cs="Times New Roman"/>
-        </w:rPr>
-        <w:t>题</w:t>
-      </w:r>
-    </w:p>
-    <w:p>
-      <w:pPr>
-        <w:pStyle w:val="FirstParagraph"/>
-        <w:ind w:firstLine="420"/>
-      </w:pPr>
-      <m:oMath>
-        <m:oMathPr>
-          <m:ctrlPr>
-            <w:rPr>
-              <w:sz w:val="28"/>
-              <w:szCs w:val="28"/>
-            </w:rPr>
-          </m:ctrlPr>
-        </m:oMathPr>
-        <m:r>
-          <m:rPr>
-            <m:sty m:val="p"/>
-          </m:rPr>
-          <m:t>C</m:t>
-        </m:r>
-        <m:r>
-          <m:rPr>
-            <m:sty m:val="p"/>
-          </m:rPr>
-          <m:t>O</m:t>
-        </m:r>
-        <m:r>
-          <m:rPr>
-            <m:sty m:val="p"/>
-          </m:rPr>
-          <m:t>,</m:t>
-        </m:r>
-        <m:sSub>
-          <m:e>
-            <m:r>
-              <m:rPr>
-                <m:sty m:val="p"/>
-              </m:rPr>
-              <m:t>C</m:t>
-            </m:r>
-            <m:r>
-              <m:rPr>
-                <m:sty m:val="p"/>
-              </m:rPr>
-              <m:t>O</m:t>
-            </m:r>
-          </m:e>
-          <m:sub>
-            <m:r>
-              <m:t>2</m:t>
-            </m:r>
-          </m:sub>
-        </m:sSub>
-      </m:oMath>
-      <w:r>
-        <w:rPr>
-          <w:rFonts w:ascii="Times New Roman" w:hAnsi="Times New Roman" w:eastAsia="Times New Roman" w:cs="Times New Roman"/>
-        </w:rPr>
-        <w:t xml:space="preserve"> </w:t>
-      </w:r>
-      <w:r>
-        <w:rPr>
-          <w:rFonts w:hint="eastAsia" w:ascii="Times New Roman" w:hAnsi="Times New Roman" w:eastAsia="FangSong" w:cs="Times New Roman"/>
-        </w:rPr>
-        <w:t>是常见的碳族氧化物</w:t>
-      </w:r>
-      <w:r>
-        <w:rPr>
-          <w:rFonts w:hint="eastAsia" w:ascii="Times New Roman" w:hAnsi="Times New Roman" w:eastAsia="Times New Roman" w:cs="Times New Roman"/>
-        </w:rPr>
-        <w:t>。</w:t>
-      </w:r>
-      <w:r>
-        <w:rPr>
-          <w:rFonts w:hint="eastAsia" w:ascii="Times New Roman" w:hAnsi="Times New Roman" w:eastAsia="FangSong" w:cs="Times New Roman"/>
-        </w:rPr>
-        <w:t>与之类似的硅不同</w:t>
-      </w:r>
-      <w:r>
-        <w:rPr>
-          <w:rFonts w:hint="eastAsia" w:ascii="Times New Roman" w:hAnsi="Times New Roman" w:eastAsia="Times New Roman" w:cs="Times New Roman"/>
-        </w:rPr>
-        <w:t>，</w:t>
-      </w:r>
-      <w:r>
-        <w:rPr>
-          <w:rFonts w:hint="eastAsia" w:ascii="Times New Roman" w:hAnsi="Times New Roman" w:eastAsia="FangSong" w:cs="Times New Roman"/>
-        </w:rPr>
-        <w:t>虽然</w:t>
-      </w:r>
-      <w:r>
-        <w:rPr>
-          <w:rFonts w:ascii="Times New Roman" w:hAnsi="Times New Roman" w:eastAsia="Times New Roman" w:cs="Times New Roman"/>
-        </w:rPr>
-        <w:t xml:space="preserve"> </w:t>
-      </w:r>
-      <m:oMath>
-        <m:sSub>
-          <m:e>
-            <m:r>
-              <m:rPr>
-                <m:sty m:val="p"/>
-              </m:rPr>
-              <m:t>S</m:t>
-            </m:r>
-            <m:r>
-              <m:rPr>
-                <m:sty m:val="p"/>
-              </m:rPr>
-              <m:t>i</m:t>
-            </m:r>
-            <m:r>
-              <m:rPr>
-                <m:sty m:val="p"/>
-              </m:rPr>
-              <m:t>O</m:t>
-            </m:r>
-          </m:e>
-          <m:sub>
-            <m:r>
-              <m:t>2</m:t>
-            </m:r>
-          </m:sub>
-        </m:sSub>
-      </m:oMath>
-      <w:r>
-        <w:rPr>
-          <w:rFonts w:ascii="Times New Roman" w:hAnsi="Times New Roman" w:eastAsia="Times New Roman" w:cs="Times New Roman"/>
-        </w:rPr>
-        <w:t xml:space="preserve"> </w:t>
-      </w:r>
-      <w:r>
-        <w:rPr>
-          <w:rFonts w:hint="eastAsia" w:ascii="Times New Roman" w:hAnsi="Times New Roman" w:eastAsia="FangSong" w:cs="Times New Roman"/>
-        </w:rPr>
-        <w:t>是常见的</w:t>
-      </w:r>
-      <w:r>
-        <w:rPr>
-          <w:rFonts w:hint="eastAsia" w:ascii="Times New Roman" w:hAnsi="Times New Roman" w:eastAsia="Times New Roman" w:cs="Times New Roman"/>
-        </w:rPr>
-        <w:t>，</w:t>
-      </w:r>
-      <w:r>
-        <w:rPr>
-          <w:rFonts w:hint="eastAsia" w:ascii="Times New Roman" w:hAnsi="Times New Roman" w:eastAsia="FangSong" w:cs="Times New Roman"/>
-        </w:rPr>
-        <w:t>但是</w:t>
-      </w:r>
-      <w:r>
-        <w:rPr>
-          <w:rFonts w:hint="eastAsia" w:ascii="Times New Roman" w:hAnsi="Times New Roman" w:eastAsia="Times New Roman" w:cs="Times New Roman"/>
-        </w:rPr>
-        <w:t>SiO</w:t>
-      </w:r>
-      <w:r>
-        <w:rPr>
-          <w:rFonts w:hint="eastAsia" w:ascii="Times New Roman" w:hAnsi="Times New Roman" w:eastAsia="FangSong" w:cs="Times New Roman"/>
-        </w:rPr>
-        <w:t>却是非常不稳定的物种</w:t>
-      </w:r>
-      <w:r>
-        <w:rPr>
-          <w:rFonts w:hint="eastAsia" w:ascii="Times New Roman" w:hAnsi="Times New Roman" w:eastAsia="Times New Roman" w:cs="Times New Roman"/>
-        </w:rPr>
-        <w:t>。</w:t>
-      </w:r>
-      <w:r>
-        <w:rPr>
-          <w:rFonts w:hint="eastAsia" w:ascii="Times New Roman" w:hAnsi="Times New Roman" w:eastAsia="FangSong" w:cs="Times New Roman"/>
-        </w:rPr>
-        <w:t>通过配位化学中的给</w:t>
-      </w:r>
-      <w:r>
-        <w:rPr>
-          <w:rFonts w:hint="eastAsia" w:ascii="Times New Roman" w:hAnsi="Times New Roman" w:eastAsia="Times New Roman" w:cs="Times New Roman"/>
-        </w:rPr>
-        <w:t>-</w:t>
-      </w:r>
-      <w:r>
-        <w:rPr>
-          <w:rFonts w:hint="eastAsia" w:ascii="Times New Roman" w:hAnsi="Times New Roman" w:eastAsia="FangSong" w:cs="Times New Roman"/>
-        </w:rPr>
-        <w:t>受体作用的合成策略</w:t>
-      </w:r>
-      <w:r>
-        <w:rPr>
-          <w:rFonts w:hint="eastAsia" w:ascii="Times New Roman" w:hAnsi="Times New Roman" w:eastAsia="Times New Roman" w:cs="Times New Roman"/>
-        </w:rPr>
-        <w:t>，</w:t>
-      </w:r>
-      <w:r>
-        <w:rPr>
-          <w:rFonts w:hint="eastAsia" w:ascii="Times New Roman" w:hAnsi="Times New Roman" w:eastAsia="FangSong" w:cs="Times New Roman"/>
-        </w:rPr>
-        <w:t>可以在下面的反应观察到一种特殊的</w:t>
-      </w:r>
-      <w:r>
-        <w:rPr>
-          <w:rFonts w:hint="eastAsia" w:ascii="Times New Roman" w:hAnsi="Times New Roman" w:eastAsia="Times New Roman" w:cs="Times New Roman"/>
-        </w:rPr>
-        <w:t>SiO</w:t>
-      </w:r>
-      <w:r>
-        <w:rPr>
-          <w:rFonts w:hint="eastAsia" w:ascii="Times New Roman" w:hAnsi="Times New Roman" w:eastAsia="FangSong" w:cs="Times New Roman"/>
-        </w:rPr>
-        <w:t>结构</w:t>
-      </w:r>
-      <w:r>
-        <w:rPr>
-          <w:rFonts w:hint="eastAsia" w:ascii="Times New Roman" w:hAnsi="Times New Roman" w:eastAsia="Times New Roman" w:cs="Times New Roman"/>
-        </w:rPr>
-        <w:t>B。</w:t>
-      </w:r>
-      <w:r>
-        <w:rPr>
-          <w:rFonts w:hint="eastAsia" w:ascii="Times New Roman" w:hAnsi="Times New Roman" w:eastAsia="FangSong" w:cs="Times New Roman"/>
-        </w:rPr>
-        <w:t>其中</w:t>
-      </w:r>
-      <w:r>
-        <w:rPr>
-          <w:rFonts w:hint="eastAsia" w:ascii="Times New Roman" w:hAnsi="Times New Roman" w:eastAsia="Times New Roman" w:cs="Times New Roman"/>
-        </w:rPr>
-        <w:t>，A</w:t>
-      </w:r>
-      <w:r>
-        <w:rPr>
-          <w:rFonts w:hint="eastAsia" w:ascii="Times New Roman" w:hAnsi="Times New Roman" w:eastAsia="FangSong" w:cs="Times New Roman"/>
-        </w:rPr>
-        <w:t>为最终产物</w:t>
-      </w:r>
-      <w:r>
-        <w:rPr>
-          <w:rFonts w:hint="eastAsia" w:ascii="Times New Roman" w:hAnsi="Times New Roman" w:eastAsia="Times New Roman" w:cs="Times New Roman"/>
-        </w:rPr>
-        <w:t>，</w:t>
-      </w:r>
-      <w:r>
-        <w:rPr>
-          <w:rFonts w:hint="eastAsia" w:ascii="Times New Roman" w:hAnsi="Times New Roman" w:eastAsia="FangSong" w:cs="Times New Roman"/>
-        </w:rPr>
-        <w:t>底物和等量</w:t>
-      </w:r>
-      <w:r>
-        <w:rPr>
-          <w:rFonts w:ascii="Times New Roman" w:hAnsi="Times New Roman" w:eastAsia="Times New Roman" w:cs="Times New Roman"/>
-        </w:rPr>
-        <w:t xml:space="preserve"> </w:t>
-      </w:r>
-      <m:oMath>
-        <m:sSub>
-          <m:e>
-            <m:r>
-              <m:rPr>
-                <m:sty m:val="p"/>
-              </m:rPr>
-              <m:t>C</m:t>
-            </m:r>
-            <m:r>
-              <m:rPr>
-                <m:sty m:val="p"/>
-              </m:rPr>
-              <m:t>O</m:t>
-            </m:r>
-          </m:e>
-          <m:sub>
-            <m:r>
-              <m:t>2</m:t>
-            </m:r>
-          </m:sub>
-        </m:sSub>
-      </m:oMath>
-      <w:r>
-        <w:rPr>
-          <w:rFonts w:ascii="Times New Roman" w:hAnsi="Times New Roman" w:eastAsia="Times New Roman" w:cs="Times New Roman"/>
-        </w:rPr>
-        <w:t xml:space="preserve"> </w:t>
-      </w:r>
-      <w:r>
-        <w:rPr>
-          <w:rFonts w:hint="eastAsia" w:ascii="Times New Roman" w:hAnsi="Times New Roman" w:eastAsia="FangSong" w:cs="Times New Roman"/>
-        </w:rPr>
-        <w:t>反应并脱去等量</w:t>
-      </w:r>
-      <w:r>
-        <w:rPr>
-          <w:rFonts w:hint="eastAsia" w:ascii="Times New Roman" w:hAnsi="Times New Roman" w:eastAsia="Times New Roman" w:cs="Times New Roman"/>
-        </w:rPr>
-        <w:t>CO</w:t>
-      </w:r>
-      <w:r>
-        <w:rPr>
-          <w:rFonts w:hint="eastAsia" w:ascii="Times New Roman" w:hAnsi="Times New Roman" w:eastAsia="FangSong" w:cs="Times New Roman"/>
-        </w:rPr>
-        <w:t>得到</w:t>
-      </w:r>
-      <w:r>
-        <w:rPr>
-          <w:rFonts w:hint="eastAsia" w:ascii="Times New Roman" w:hAnsi="Times New Roman" w:eastAsia="Times New Roman" w:cs="Times New Roman"/>
-        </w:rPr>
-        <w:t>B，</w:t>
-      </w:r>
-      <w:r>
-        <w:rPr>
-          <w:rFonts w:hint="eastAsia" w:ascii="Times New Roman" w:hAnsi="Times New Roman" w:eastAsia="FangSong" w:cs="Times New Roman"/>
-        </w:rPr>
-        <w:t>再和等量</w:t>
-      </w:r>
-      <w:r>
-        <w:rPr>
-          <w:rFonts w:ascii="Times New Roman" w:hAnsi="Times New Roman" w:eastAsia="Times New Roman" w:cs="Times New Roman"/>
-        </w:rPr>
-        <w:t xml:space="preserve"> </w:t>
-      </w:r>
-      <m:oMath>
-        <m:sSub>
-          <m:e>
-            <m:r>
-              <m:rPr>
-                <m:sty m:val="p"/>
-              </m:rPr>
-              <m:t>C</m:t>
-            </m:r>
-            <m:r>
-              <m:rPr>
-                <m:sty m:val="p"/>
-              </m:rPr>
-              <m:t>O</m:t>
-            </m:r>
-          </m:e>
-          <m:sub>
-            <m:r>
-              <m:t>2</m:t>
-            </m:r>
-          </m:sub>
-        </m:sSub>
-      </m:oMath>
-      <w:r>
-        <w:rPr>
-          <w:rFonts w:ascii="Times New Roman" w:hAnsi="Times New Roman" w:eastAsia="Times New Roman" w:cs="Times New Roman"/>
-        </w:rPr>
-        <w:t xml:space="preserve"> </w:t>
-      </w:r>
-      <w:r>
-        <w:rPr>
-          <w:rFonts w:hint="eastAsia" w:ascii="Times New Roman" w:hAnsi="Times New Roman" w:eastAsia="FangSong" w:cs="Times New Roman"/>
-        </w:rPr>
-        <w:t>反应并脱去等量</w:t>
-      </w:r>
-      <w:r>
-        <w:rPr>
-          <w:rFonts w:hint="eastAsia" w:ascii="Times New Roman" w:hAnsi="Times New Roman" w:eastAsia="Times New Roman" w:cs="Times New Roman"/>
-        </w:rPr>
-        <w:t>CO</w:t>
-      </w:r>
-      <w:r>
-        <w:rPr>
-          <w:rFonts w:hint="eastAsia" w:ascii="Times New Roman" w:hAnsi="Times New Roman" w:eastAsia="FangSong" w:cs="Times New Roman"/>
-        </w:rPr>
-        <w:t>得到</w:t>
-      </w:r>
-      <w:r>
-        <w:rPr>
-          <w:rFonts w:hint="eastAsia" w:ascii="Times New Roman" w:hAnsi="Times New Roman" w:eastAsia="Times New Roman" w:cs="Times New Roman"/>
-        </w:rPr>
-        <w:t>C，</w:t>
-      </w:r>
-      <w:r>
-        <w:rPr>
-          <w:rFonts w:hint="eastAsia" w:ascii="Times New Roman" w:hAnsi="Times New Roman" w:eastAsia="FangSong" w:cs="Times New Roman"/>
-        </w:rPr>
-        <w:t>最后和两当量</w:t>
-      </w:r>
-      <w:r>
-        <w:rPr>
-          <w:rFonts w:ascii="Times New Roman" w:hAnsi="Times New Roman" w:eastAsia="Times New Roman" w:cs="Times New Roman"/>
-        </w:rPr>
-        <w:t xml:space="preserve"> </w:t>
-      </w:r>
-      <m:oMath>
-        <m:sSub>
-          <m:e>
-            <m:r>
-              <m:rPr>
-                <m:sty m:val="p"/>
-              </m:rPr>
-              <m:t>C</m:t>
-            </m:r>
-            <m:r>
-              <m:rPr>
-                <m:sty m:val="p"/>
-              </m:rPr>
-              <m:t>O</m:t>
-            </m:r>
-          </m:e>
-          <m:sub>
-            <m:r>
-              <m:t>2</m:t>
-            </m:r>
-          </m:sub>
-        </m:sSub>
-      </m:oMath>
-      <w:r>
-        <w:rPr>
-          <w:rFonts w:ascii="Times New Roman" w:hAnsi="Times New Roman" w:eastAsia="Times New Roman" w:cs="Times New Roman"/>
-        </w:rPr>
-        <w:t xml:space="preserve"> </w:t>
-      </w:r>
-      <w:r>
-        <w:rPr>
-          <w:rFonts w:hint="eastAsia" w:ascii="Times New Roman" w:hAnsi="Times New Roman" w:eastAsia="FangSong" w:cs="Times New Roman"/>
-        </w:rPr>
-        <w:t>反应得到</w:t>
-      </w:r>
-      <w:r>
-        <w:rPr>
-          <w:rFonts w:hint="eastAsia" w:ascii="Times New Roman" w:hAnsi="Times New Roman" w:eastAsia="Times New Roman" w:cs="Times New Roman"/>
-        </w:rPr>
-        <w:t>A，R</w:t>
-      </w:r>
-      <w:r>
-        <w:rPr>
-          <w:rFonts w:hint="eastAsia" w:ascii="Times New Roman" w:hAnsi="Times New Roman" w:eastAsia="FangSong" w:cs="Times New Roman"/>
-        </w:rPr>
-        <w:t>为大体积芳基</w:t>
-      </w:r>
-      <w:r>
-        <w:rPr>
-          <w:rFonts w:hint="eastAsia" w:ascii="Times New Roman" w:hAnsi="Times New Roman" w:eastAsia="Times New Roman" w:cs="Times New Roman"/>
-        </w:rPr>
-        <w:t>。</w:t>
-      </w:r>
-    </w:p>
-    <w:p>
-      <w:pPr>
-        <w:pStyle w:val="BodyText"/>
-        <w:ind w:firstLine="420"/>
-      </w:pPr>
-      <w:r>
-        <w:rPr>
-          <w:rFonts w:hint="eastAsia" w:ascii="Times New Roman" w:hAnsi="Times New Roman" w:eastAsia="Times New Roman" w:cs="Times New Roman"/>
-        </w:rPr>
-        <w:t>（</w:t>
-      </w:r>
-      <w:r>
-        <w:rPr>
-          <w:rFonts w:hint="eastAsia" w:ascii="Times New Roman" w:hAnsi="Times New Roman" w:eastAsia="FangSong" w:cs="Times New Roman"/>
-        </w:rPr>
-        <w:t>注</w:t>
-      </w:r>
-      <w:r>
-        <w:rPr>
-          <w:rFonts w:hint="eastAsia" w:ascii="Times New Roman" w:hAnsi="Times New Roman" w:eastAsia="Times New Roman" w:cs="Times New Roman"/>
-        </w:rPr>
-        <w:t>：</w:t>
-      </w:r>
-      <w:r>
-        <w:rPr>
-          <w:rFonts w:hint="eastAsia" w:ascii="Times New Roman" w:hAnsi="Times New Roman" w:eastAsia="FangSong" w:cs="Times New Roman"/>
-        </w:rPr>
-        <w:t>原题含化学反应方程式图片</w:t>
-      </w:r>
-      <w:r>
-        <w:rPr>
-          <w:rFonts w:hint="eastAsia" w:ascii="Times New Roman" w:hAnsi="Times New Roman" w:eastAsia="Times New Roman" w:cs="Times New Roman"/>
-        </w:rPr>
-        <w:t>，OCR</w:t>
-      </w:r>
-      <w:r>
-        <w:rPr>
-          <w:rFonts w:hint="eastAsia" w:ascii="Times New Roman" w:hAnsi="Times New Roman" w:eastAsia="FangSong" w:cs="Times New Roman"/>
-        </w:rPr>
-        <w:t>原文中为图片引用</w:t>
-      </w:r>
-      <w:r>
-        <w:rPr>
-          <w:rFonts w:hint="eastAsia" w:ascii="Times New Roman" w:hAnsi="Times New Roman" w:eastAsia="Times New Roman" w:cs="Times New Roman"/>
-        </w:rPr>
-        <w:t>）</w:t>
-      </w:r>
-    </w:p>
-    <w:p>
-      <w:pPr>
-        <w:pStyle w:val="Compact"/>
-        <w:numPr>
-          <w:ilvl w:val="0"/>
-          <w:numId w:val="1008"/>
-        </w:numPr>
-        <w:ind w:firstLine="420"/>
-      </w:pPr>
-      <w:r>
-        <w:rPr>
-          <w:rFonts w:hint="eastAsia" w:ascii="Times New Roman" w:hAnsi="Times New Roman" w:eastAsia="FangSong" w:cs="Times New Roman"/>
-        </w:rPr>
-        <w:t xml:space="preserve">已知</w:t>
-      </w:r>
-      <w:r>
-        <w:rPr>
-          <w:rFonts w:ascii="Times New Roman" w:hAnsi="Times New Roman" w:eastAsia="Times New Roman" w:cs="Times New Roman"/>
-        </w:rPr>
-        <w:t xml:space="preserve"> A </w:t>
-      </w:r>
-      <w:r>
-        <w:rPr>
-          <w:rFonts w:hint="eastAsia" w:ascii="Times New Roman" w:hAnsi="Times New Roman" w:eastAsia="FangSong" w:cs="Times New Roman"/>
-        </w:rPr>
-        <w:t xml:space="preserve">中</w:t>
-      </w:r>
-      <w:r>
-        <w:rPr>
-          <w:rFonts w:ascii="Times New Roman" w:hAnsi="Times New Roman" w:eastAsia="Times New Roman" w:cs="Times New Roman"/>
-        </w:rPr>
-        <w:t xml:space="preserve"> Si </w:t>
-      </w:r>
-      <w:r>
-        <w:rPr>
-          <w:rFonts w:hint="eastAsia" w:ascii="Times New Roman" w:hAnsi="Times New Roman" w:eastAsia="FangSong" w:cs="Times New Roman"/>
-        </w:rPr>
-        <w:t xml:space="preserve">的配位数为</w:t>
-      </w:r>
-      <w:r>
-        <w:rPr>
-          <w:rFonts w:ascii="Times New Roman" w:hAnsi="Times New Roman" w:eastAsia="Times New Roman" w:cs="Times New Roman"/>
-        </w:rPr>
-        <w:t xml:space="preserve"> </w:t>
-      </w:r>
-      <w:r>
-        <w:rPr>
-          <w:rFonts w:hint="eastAsia" w:ascii="Times New Roman" w:hAnsi="Times New Roman" w:eastAsia="Times New Roman" w:cs="Times New Roman"/>
-        </w:rPr>
-        <w:t>6，</w:t>
-      </w:r>
-      <w:r>
-        <w:rPr>
-          <w:rFonts w:hint="eastAsia" w:ascii="Times New Roman" w:hAnsi="Times New Roman" w:eastAsia="FangSong" w:cs="Times New Roman"/>
-        </w:rPr>
-        <w:t>给出</w:t>
-      </w:r>
-      <w:r>
-        <w:rPr>
-          <w:rFonts w:ascii="Times New Roman" w:hAnsi="Times New Roman" w:eastAsia="Times New Roman" w:cs="Times New Roman"/>
-        </w:rPr>
-        <w:t xml:space="preserve"> A、B、C </w:t>
-      </w:r>
-      <w:r>
-        <w:rPr>
-          <w:rFonts w:hint="eastAsia" w:ascii="Times New Roman" w:hAnsi="Times New Roman" w:eastAsia="FangSong" w:cs="Times New Roman"/>
-        </w:rPr>
-        <w:t>的结构</w:t>
-      </w:r>
-      <w:r>
-        <w:rPr>
-          <w:rFonts w:hint="eastAsia" w:ascii="Times New Roman" w:hAnsi="Times New Roman" w:eastAsia="Times New Roman" w:cs="Times New Roman"/>
-        </w:rPr>
-        <w:t>，</w:t>
-      </w:r>
-      <w:r>
-        <w:rPr>
-          <w:rFonts w:hint="eastAsia" w:ascii="Times New Roman" w:hAnsi="Times New Roman" w:eastAsia="FangSong" w:cs="Times New Roman"/>
-        </w:rPr>
-        <w:t>其中</w:t>
-      </w:r>
-      <w:r>
-        <w:rPr>
-          <w:rFonts w:ascii="Times New Roman" w:hAnsi="Times New Roman" w:eastAsia="Times New Roman" w:cs="Times New Roman"/>
-        </w:rPr>
-        <w:t xml:space="preserve"> C </w:t>
-      </w:r>
-      <w:r>
-        <w:rPr>
-          <w:rFonts w:hint="eastAsia" w:ascii="Times New Roman" w:hAnsi="Times New Roman" w:eastAsia="FangSong" w:cs="Times New Roman"/>
-        </w:rPr>
-        <w:t>请另写出共振式</w:t>
-      </w:r>
-      <w:r>
-        <w:rPr>
-          <w:rFonts w:hint="eastAsia" w:ascii="Times New Roman" w:hAnsi="Times New Roman" w:eastAsia="Times New Roman" w:cs="Times New Roman"/>
-        </w:rPr>
-        <w:t>。</w:t>
-      </w:r>
-    </w:p>
-    <w:p>
-      <w:pPr>
-        <w:pStyle w:val="Compact"/>
-        <w:numPr>
-          <w:ilvl w:val="0"/>
-          <w:numId w:val="1008"/>
         </w:numPr>
         <w:ind w:firstLine="420"/>
       </w:pPr>
@@ -8928,16 +8441,6 @@
         </w:pict>
       </w:r>
     </w:p>
-    <w:p>
-      <w:pPr>
-        <w:spacing w:before="160" w:after="80"/>
-      </w:pPr>
-      <w:r>
-        <w:pict>
-          <v:rect style="width:0;height:1.5pt" o:hralign="center" o:hrstd="t" o:hr="t"/>
-        </w:pict>
-      </w:r>
-    </w:p>
     <w:bookmarkEnd w:id="26"/>
     <w:bookmarkStart w:id="27" w:name="第16题"/>
     <w:p>
@@ -9083,7 +8586,7 @@
         <w:pStyle w:val="Compact"/>
         <w:numPr>
           <w:ilvl w:val="0"/>
-          <w:numId w:val="1009"/>
+          <w:numId w:val="1007"/>
         </w:numPr>
         <w:ind w:firstLine="420"/>
       </w:pPr>
@@ -9389,7 +8892,7 @@
         <w:pStyle w:val="Compact"/>
         <w:numPr>
           <w:ilvl w:val="0"/>
-          <w:numId w:val="1009"/>
+          <w:numId w:val="1007"/>
         </w:numPr>
         <w:ind w:firstLine="420"/>
       </w:pPr>
@@ -9646,16 +9149,6 @@
         </w:pict>
       </w:r>
     </w:p>
-    <w:p>
-      <w:pPr>
-        <w:spacing w:before="160" w:after="80"/>
-      </w:pPr>
-      <w:r>
-        <w:pict>
-          <v:rect style="width:0;height:1.5pt" o:hralign="center" o:hrstd="t" o:hr="t"/>
-        </w:pict>
-      </w:r>
-    </w:p>
     <w:bookmarkEnd w:id="27"/>
     <w:bookmarkStart w:id="28" w:name="第17题"/>
     <w:p>
@@ -9699,7 +9192,7 @@
         <w:pStyle w:val="Compact"/>
         <w:numPr>
           <w:ilvl w:val="0"/>
-          <w:numId w:val="1010"/>
+          <w:numId w:val="1008"/>
         </w:numPr>
         <w:ind w:firstLine="420"/>
       </w:pPr>
@@ -9721,7 +9214,7 @@
         <w:pStyle w:val="Compact"/>
         <w:numPr>
           <w:ilvl w:val="0"/>
-          <w:numId w:val="1010"/>
+          <w:numId w:val="1008"/>
         </w:numPr>
         <w:ind w:firstLine="420"/>
       </w:pPr>
@@ -9767,7 +9260,7 @@
         <w:pStyle w:val="Compact"/>
         <w:numPr>
           <w:ilvl w:val="0"/>
-          <w:numId w:val="1010"/>
+          <w:numId w:val="1008"/>
         </w:numPr>
         <w:ind w:firstLine="420"/>
       </w:pPr>
@@ -9879,7 +9372,7 @@
         <w:pStyle w:val="Compact"/>
         <w:numPr>
           <w:ilvl w:val="0"/>
-          <w:numId w:val="1010"/>
+          <w:numId w:val="1008"/>
         </w:numPr>
         <w:ind w:firstLine="420"/>
       </w:pPr>
@@ -9998,16 +9491,6 @@
           <w:rFonts w:ascii="Times New Roman" w:hAnsi="Times New Roman" w:eastAsia="Times New Roman" w:cs="Times New Roman"/>
         </w:rPr>
         <w:t xml:space="preserve"> p</w:t>
-      </w:r>
-    </w:p>
-    <w:p>
-      <w:pPr>
-        <w:spacing w:before="160" w:after="80"/>
-      </w:pPr>
-      <w:r>
-        <w:pict>
-          <v:rect style="width:0;height:1.5pt" o:hralign="center" o:hrstd="t" o:hr="t"/>
-        </w:pict>
       </w:r>
     </w:p>
     <w:p>
@@ -10132,16 +9615,6 @@
         </w:pict>
       </w:r>
     </w:p>
-    <w:p>
-      <w:pPr>
-        <w:spacing w:before="160" w:after="80"/>
-      </w:pPr>
-      <w:r>
-        <w:pict>
-          <v:rect style="width:0;height:1.5pt" o:hralign="center" o:hrstd="t" o:hr="t"/>
-        </w:pict>
-      </w:r>
-    </w:p>
     <w:bookmarkEnd w:id="32"/>
     <w:bookmarkStart w:id="33" w:name="第19题"/>
     <w:p>
@@ -10461,7 +9934,7 @@
         <w:pStyle w:val="Compact"/>
         <w:numPr>
           <w:ilvl w:val="0"/>
-          <w:numId w:val="1011"/>
+          <w:numId w:val="1009"/>
         </w:numPr>
         <w:ind w:firstLine="420"/>
       </w:pPr>
@@ -10477,21 +9950,11 @@
         </w:rPr>
         <w:t xml:space="preserve">逐渐增大</w:t>
       </w:r>
-    </w:p>
-    <w:p>
-      <w:pPr>
-        <w:pStyle w:val="Compact"/>
-        <w:numPr>
-          <w:ilvl w:val="0"/>
-          <w:numId w:val="1011"/>
-        </w:numPr>
-        <w:ind w:firstLine="420"/>
-      </w:pPr>
-      <w:r>
-        <w:rPr>
-          <w:rFonts w:ascii="Times New Roman" w:hAnsi="Times New Roman" w:eastAsia="Times New Roman" w:cs="Times New Roman"/>
-        </w:rPr>
-        <w:t xml:space="preserve">B. </w:t>
+      <w:r>
+        <w:rPr>
+          <w:rFonts w:ascii="Times New Roman" w:hAnsi="Times New Roman" w:eastAsia="Times New Roman" w:cs="Times New Roman"/>
+        </w:rPr>
+        <w:t xml:space="preserve">　　B. </w:t>
       </w:r>
       <w:r>
         <w:rPr>
@@ -10499,21 +9962,11 @@
         </w:rPr>
         <w:t xml:space="preserve">逐渐减小</w:t>
       </w:r>
-    </w:p>
-    <w:p>
-      <w:pPr>
-        <w:pStyle w:val="Compact"/>
-        <w:numPr>
-          <w:ilvl w:val="0"/>
-          <w:numId w:val="1011"/>
-        </w:numPr>
-        <w:ind w:firstLine="420"/>
-      </w:pPr>
-      <w:r>
-        <w:rPr>
-          <w:rFonts w:ascii="Times New Roman" w:hAnsi="Times New Roman" w:eastAsia="Times New Roman" w:cs="Times New Roman"/>
-        </w:rPr>
-        <w:t xml:space="preserve">C. </w:t>
+      <w:r>
+        <w:rPr>
+          <w:rFonts w:ascii="Times New Roman" w:hAnsi="Times New Roman" w:eastAsia="Times New Roman" w:cs="Times New Roman"/>
+        </w:rPr>
+        <w:t xml:space="preserve">　　C. </w:t>
       </w:r>
       <w:r>
         <w:rPr>
@@ -10521,37 +9974,17 @@
         </w:rPr>
         <w:t xml:space="preserve">先增大后减小</w:t>
       </w:r>
-    </w:p>
-    <w:p>
-      <w:pPr>
-        <w:pStyle w:val="Compact"/>
-        <w:numPr>
-          <w:ilvl w:val="0"/>
-          <w:numId w:val="1011"/>
-        </w:numPr>
-        <w:ind w:firstLine="420"/>
-      </w:pPr>
-      <w:r>
-        <w:rPr>
-          <w:rFonts w:ascii="Times New Roman" w:hAnsi="Times New Roman" w:eastAsia="Times New Roman" w:cs="Times New Roman"/>
-        </w:rPr>
-        <w:t xml:space="preserve">D. </w:t>
+      <w:r>
+        <w:rPr>
+          <w:rFonts w:ascii="Times New Roman" w:hAnsi="Times New Roman" w:eastAsia="Times New Roman" w:cs="Times New Roman"/>
+        </w:rPr>
+        <w:t xml:space="preserve">　　D. </w:t>
       </w:r>
       <w:r>
         <w:rPr>
           <w:rFonts w:hint="eastAsia" w:ascii="Times New Roman" w:hAnsi="Times New Roman" w:eastAsia="FangSong" w:cs="Times New Roman"/>
         </w:rPr>
         <w:t xml:space="preserve">先减小后增大</w:t>
-      </w:r>
-    </w:p>
-    <w:p>
-      <w:pPr>
-        <w:spacing w:before="160" w:after="80"/>
-      </w:pPr>
-      <w:r>
-        <w:pict>
-          <v:rect style="width:0;height:1.5pt" o:hralign="center" o:hrstd="t" o:hr="t"/>
-        </w:pict>
       </w:r>
     </w:p>
     <w:p>
@@ -10912,7 +10345,7 @@
         <w:pStyle w:val="Compact"/>
         <w:numPr>
           <w:ilvl w:val="0"/>
-          <w:numId w:val="1012"/>
+          <w:numId w:val="1010"/>
         </w:numPr>
         <w:ind w:firstLine="420"/>
       </w:pPr>
@@ -11006,7 +10439,7 @@
         <w:pStyle w:val="Compact"/>
         <w:numPr>
           <w:ilvl w:val="0"/>
-          <w:numId w:val="1012"/>
+          <w:numId w:val="1010"/>
         </w:numPr>
         <w:ind w:firstLine="420"/>
       </w:pPr>
@@ -11077,7 +10510,7 @@
         <w:pStyle w:val="Compact"/>
         <w:numPr>
           <w:ilvl w:val="0"/>
-          <w:numId w:val="1012"/>
+          <w:numId w:val="1010"/>
         </w:numPr>
         <w:ind w:firstLine="420"/>
       </w:pPr>
@@ -11163,7 +10596,7 @@
         <w:pStyle w:val="Compact"/>
         <w:numPr>
           <w:ilvl w:val="0"/>
-          <w:numId w:val="1012"/>
+          <w:numId w:val="1010"/>
         </w:numPr>
         <w:ind w:firstLine="420"/>
       </w:pPr>
@@ -11190,16 +10623,6 @@
           <w:rFonts w:hint="eastAsia" w:ascii="Times New Roman" w:hAnsi="Times New Roman" w:eastAsia="FangSong" w:cs="Times New Roman"/>
         </w:rPr>
         <w:t xml:space="preserve">值基本上不发生变化</w:t>
-      </w:r>
-    </w:p>
-    <w:p>
-      <w:pPr>
-        <w:spacing w:before="160" w:after="80"/>
-      </w:pPr>
-      <w:r>
-        <w:pict>
-          <v:rect style="width:0;height:1.5pt" o:hralign="center" o:hrstd="t" o:hr="t"/>
-        </w:pict>
       </w:r>
     </w:p>
     <w:p>
@@ -11947,58 +11370,6 @@
     </w:p>
     <w:p>
       <w:pPr>
-        <w:pStyle w:val="BodyText"/>
-        <w:ind w:firstLine="420"/>
-      </w:pPr>
-      <w:r>
-        <w:rPr>
-          <w:rFonts w:hint="eastAsia" w:ascii="Times New Roman" w:hAnsi="Times New Roman" w:eastAsia="FangSong" w:cs="Times New Roman"/>
-        </w:rPr>
-        <w:t>写出上述各反应的化学方程式</w:t>
-      </w:r>
-      <w:r>
-        <w:rPr>
-          <w:rFonts w:hint="eastAsia" w:ascii="Times New Roman" w:hAnsi="Times New Roman" w:eastAsia="Times New Roman" w:cs="Times New Roman"/>
-        </w:rPr>
-        <w:t>（</w:t>
-      </w:r>
-      <w:r>
-        <w:rPr>
-          <w:rFonts w:hint="eastAsia" w:ascii="Times New Roman" w:hAnsi="Times New Roman" w:eastAsia="FangSong" w:cs="Times New Roman"/>
-        </w:rPr>
-        <w:t>若为溶液中的离子反应</w:t>
-      </w:r>
-      <w:r>
-        <w:rPr>
-          <w:rFonts w:hint="eastAsia" w:ascii="Times New Roman" w:hAnsi="Times New Roman" w:eastAsia="Times New Roman" w:cs="Times New Roman"/>
-        </w:rPr>
-        <w:t>，</w:t>
-      </w:r>
-      <w:r>
-        <w:rPr>
-          <w:rFonts w:hint="eastAsia" w:ascii="Times New Roman" w:hAnsi="Times New Roman" w:eastAsia="FangSong" w:cs="Times New Roman"/>
-        </w:rPr>
-        <w:t>同时写出离子方程式</w:t>
-      </w:r>
-      <w:r>
-        <w:rPr>
-          <w:rFonts w:hint="eastAsia" w:ascii="Times New Roman" w:hAnsi="Times New Roman" w:eastAsia="Times New Roman" w:cs="Times New Roman"/>
-        </w:rPr>
-        <w:t>）。</w:t>
-      </w:r>
-    </w:p>
-    <w:p>
-      <w:pPr>
-        <w:spacing w:before="160" w:after="80"/>
-      </w:pPr>
-      <w:r>
-        <w:pict>
-          <v:rect style="width:0;height:1.5pt" o:hralign="center" o:hrstd="t" o:hr="t"/>
-        </w:pict>
-      </w:r>
-    </w:p>
-    <w:p>
-      <w:pPr>
         <w:spacing w:before="160" w:after="80"/>
       </w:pPr>
       <w:r>
@@ -12176,16 +11547,6 @@
           <w:rFonts w:hint="eastAsia" w:ascii="Times New Roman" w:hAnsi="Times New Roman" w:eastAsia="Times New Roman" w:cs="Times New Roman"/>
         </w:rPr>
         <w:t>。</w:t>
-      </w:r>
-    </w:p>
-    <w:p>
-      <w:pPr>
-        <w:spacing w:before="160" w:after="80"/>
-      </w:pPr>
-      <w:r>
-        <w:pict>
-          <v:rect style="width:0;height:1.5pt" o:hralign="center" o:hrstd="t" o:hr="t"/>
-        </w:pict>
       </w:r>
     </w:p>
     <w:p>
@@ -12758,16 +12119,6 @@
         </w:pict>
       </w:r>
     </w:p>
-    <w:p>
-      <w:pPr>
-        <w:spacing w:before="160" w:after="80"/>
-      </w:pPr>
-      <w:r>
-        <w:pict>
-          <v:rect style="width:0;height:1.5pt" o:hralign="center" o:hrstd="t" o:hr="t"/>
-        </w:pict>
-      </w:r>
-    </w:p>
     <w:bookmarkEnd w:id="40"/>
     <w:bookmarkStart w:id="47" w:name="第24题"/>
     <w:p>
@@ -13454,12 +12805,15 @@
     </w:p>
     <w:p>
       <w:pPr>
-        <w:numPr>
-          <w:ilvl w:val="0"/>
-          <w:numId w:val="1013"/>
-        </w:numPr>
+        <w:pStyle w:val="BodyText"/>
         <w:ind w:firstLine="420"/>
       </w:pPr>
+      <w:r>
+        <w:rPr>
+          <w:rFonts w:ascii="Times New Roman" w:hAnsi="Times New Roman" w:eastAsia="Times New Roman" w:cs="Times New Roman"/>
+        </w:rPr>
+        <w:t xml:space="preserve">10-1 </w:t>
+      </w:r>
       <w:r>
         <w:rPr>
           <w:rFonts w:hint="eastAsia" w:ascii="Times New Roman" w:hAnsi="Times New Roman" w:eastAsia="FangSong" w:cs="Times New Roman"/>
@@ -13511,12 +12865,15 @@
     </w:p>
     <w:p>
       <w:pPr>
-        <w:numPr>
-          <w:ilvl w:val="0"/>
-          <w:numId w:val="1013"/>
-        </w:numPr>
+        <w:pStyle w:val="BodyText"/>
         <w:ind w:firstLine="420"/>
       </w:pPr>
+      <w:r>
+        <w:rPr>
+          <w:rFonts w:ascii="Times New Roman" w:hAnsi="Times New Roman" w:eastAsia="Times New Roman" w:cs="Times New Roman"/>
+        </w:rPr>
+        <w:t xml:space="preserve">10-2 </w:t>
+      </w:r>
       <w:r>
         <w:rPr>
           <w:rFonts w:hint="eastAsia" w:ascii="Times New Roman" w:hAnsi="Times New Roman" w:eastAsia="FangSong" w:cs="Times New Roman"/>
@@ -13626,12 +12983,15 @@
     </w:p>
     <w:p>
       <w:pPr>
-        <w:numPr>
-          <w:ilvl w:val="0"/>
-          <w:numId w:val="1013"/>
-        </w:numPr>
+        <w:pStyle w:val="BodyText"/>
         <w:ind w:firstLine="420"/>
       </w:pPr>
+      <w:r>
+        <w:rPr>
+          <w:rFonts w:ascii="Times New Roman" w:hAnsi="Times New Roman" w:eastAsia="Times New Roman" w:cs="Times New Roman"/>
+        </w:rPr>
+        <w:t xml:space="preserve">10-3 </w:t>
+      </w:r>
       <w:r>
         <w:rPr>
           <w:rFonts w:hint="eastAsia" w:ascii="Times New Roman" w:hAnsi="Times New Roman" w:eastAsia="FangSong" w:cs="Times New Roman"/>
@@ -13647,14 +13007,17 @@
     </w:p>
     <w:p>
       <w:pPr>
-        <w:numPr>
-          <w:ilvl w:val="0"/>
-          <w:numId w:val="1013"/>
-        </w:numPr>
+        <w:pStyle w:val="BodyText"/>
         <w:ind w:firstLine="420"/>
       </w:pPr>
       <w:r>
         <w:rPr>
+          <w:rFonts w:ascii="Times New Roman" w:hAnsi="Times New Roman" w:eastAsia="Times New Roman" w:cs="Times New Roman"/>
+        </w:rPr>
+        <w:t xml:space="preserve">10-4 </w:t>
+      </w:r>
+      <w:r>
+        <w:rPr>
           <w:rFonts w:hint="eastAsia" w:ascii="Times New Roman" w:hAnsi="Times New Roman" w:eastAsia="FangSong" w:cs="Times New Roman"/>
         </w:rPr>
         <w:t>该超分子化合物在什么温度以下稳定</w:t>
@@ -13676,16 +13039,6 @@
           <w:rFonts w:hint="eastAsia" w:ascii="Times New Roman" w:hAnsi="Times New Roman" w:eastAsia="Times New Roman" w:cs="Times New Roman"/>
         </w:rPr>
         <w:t>？</w:t>
-      </w:r>
-    </w:p>
-    <w:p>
-      <w:pPr>
-        <w:spacing w:before="160" w:after="80"/>
-      </w:pPr>
-      <w:r>
-        <w:pict>
-          <v:rect style="width:0;height:1.5pt" o:hralign="center" o:hrstd="t" o:hr="t"/>
-        </w:pict>
       </w:r>
     </w:p>
     <w:p>
@@ -14614,12 +13967,15 @@
     </w:p>
     <w:p>
       <w:pPr>
-        <w:numPr>
-          <w:ilvl w:val="0"/>
-          <w:numId w:val="1014"/>
-        </w:numPr>
+        <w:pStyle w:val="BodyText"/>
         <w:ind w:firstLine="420"/>
       </w:pPr>
+      <w:r>
+        <w:rPr>
+          <w:rFonts w:ascii="Times New Roman" w:hAnsi="Times New Roman" w:eastAsia="Times New Roman" w:cs="Times New Roman"/>
+        </w:rPr>
+        <w:t xml:space="preserve">7-1 </w:t>
+      </w:r>
       <w:r>
         <w:rPr>
           <w:rFonts w:hint="eastAsia" w:ascii="Times New Roman" w:hAnsi="Times New Roman" w:eastAsia="FangSong" w:cs="Times New Roman"/>
@@ -14635,12 +13991,15 @@
     </w:p>
     <w:p>
       <w:pPr>
-        <w:numPr>
-          <w:ilvl w:val="0"/>
-          <w:numId w:val="1014"/>
-        </w:numPr>
+        <w:pStyle w:val="BodyText"/>
         <w:ind w:firstLine="420"/>
       </w:pPr>
+      <w:r>
+        <w:rPr>
+          <w:rFonts w:ascii="Times New Roman" w:hAnsi="Times New Roman" w:eastAsia="Times New Roman" w:cs="Times New Roman"/>
+        </w:rPr>
+        <w:t xml:space="preserve">7-2 </w:t>
+      </w:r>
       <w:r>
         <w:rPr>
           <w:rFonts w:hint="eastAsia" w:ascii="Times New Roman" w:hAnsi="Times New Roman" w:eastAsia="FangSong" w:cs="Times New Roman"/>
@@ -14696,16 +14055,6 @@
           <w:rFonts w:hint="eastAsia" w:ascii="Times New Roman" w:hAnsi="Times New Roman" w:eastAsia="Times New Roman" w:cs="Times New Roman"/>
         </w:rPr>
         <w:t>。</w:t>
-      </w:r>
-    </w:p>
-    <w:p>
-      <w:pPr>
-        <w:spacing w:before="160" w:after="80"/>
-      </w:pPr>
-      <w:r>
-        <w:pict>
-          <v:rect style="width:0;height:1.5pt" o:hralign="center" o:hrstd="t" o:hr="t"/>
-        </w:pict>
       </w:r>
     </w:p>
     <w:p>
@@ -15201,16 +14550,6 @@
           <w:rFonts w:hint="eastAsia" w:ascii="Times New Roman" w:hAnsi="Times New Roman" w:eastAsia="Times New Roman" w:cs="Times New Roman"/>
         </w:rPr>
         <w:t>。</w:t>
-      </w:r>
-    </w:p>
-    <w:p>
-      <w:pPr>
-        <w:spacing w:before="160" w:after="80"/>
-      </w:pPr>
-      <w:r>
-        <w:pict>
-          <v:rect style="width:0;height:1.5pt" o:hralign="center" o:hrstd="t" o:hr="t"/>
-        </w:pict>
       </w:r>
     </w:p>
     <w:p>
@@ -15477,91 +14816,6 @@
       </w:rPr>
     </w:lvl>
   </w:abstractNum>
-  <w:abstractNum w:abstractNumId="99411">
-    <w:nsid w:val="00A99411"/>
-    <w:multiLevelType w:val="multilevel"/>
-    <w:lvl w:ilvl="0">
-      <w:start w:val="1"/>
-      <w:numFmt w:val="decimal"/>
-      <w:lvlText w:val="%1."/>
-      <w:lvlJc w:val="left"/>
-      <w:pPr>
-        <w:ind w:left="720" w:hanging="360"/>
-      </w:pPr>
-    </w:lvl>
-    <w:lvl w:ilvl="1">
-      <w:start w:val="1"/>
-      <w:numFmt w:val="decimal"/>
-      <w:lvlText w:val="%2."/>
-      <w:lvlJc w:val="left"/>
-      <w:pPr>
-        <w:ind w:left="1440" w:hanging="360"/>
-      </w:pPr>
-    </w:lvl>
-    <w:lvl w:ilvl="2">
-      <w:start w:val="1"/>
-      <w:numFmt w:val="decimal"/>
-      <w:lvlText w:val="%3."/>
-      <w:lvlJc w:val="left"/>
-      <w:pPr>
-        <w:ind w:left="2160" w:hanging="360"/>
-      </w:pPr>
-    </w:lvl>
-    <w:lvl w:ilvl="3">
-      <w:start w:val="1"/>
-      <w:numFmt w:val="decimal"/>
-      <w:lvlText w:val="%4."/>
-      <w:lvlJc w:val="left"/>
-      <w:pPr>
-        <w:ind w:left="2880" w:hanging="360"/>
-      </w:pPr>
-    </w:lvl>
-    <w:lvl w:ilvl="4">
-      <w:start w:val="1"/>
-      <w:numFmt w:val="decimal"/>
-      <w:lvlText w:val="%5."/>
-      <w:lvlJc w:val="left"/>
-      <w:pPr>
-        <w:ind w:left="3600" w:hanging="360"/>
-      </w:pPr>
-    </w:lvl>
-    <w:lvl w:ilvl="5">
-      <w:start w:val="1"/>
-      <w:numFmt w:val="decimal"/>
-      <w:lvlText w:val="%6."/>
-      <w:lvlJc w:val="left"/>
-      <w:pPr>
-        <w:ind w:left="4320" w:hanging="360"/>
-      </w:pPr>
-    </w:lvl>
-    <w:lvl w:ilvl="6">
-      <w:start w:val="1"/>
-      <w:numFmt w:val="decimal"/>
-      <w:lvlText w:val="%7."/>
-      <w:lvlJc w:val="left"/>
-      <w:pPr>
-        <w:ind w:left="5040" w:hanging="360"/>
-      </w:pPr>
-    </w:lvl>
-    <w:lvl w:ilvl="7">
-      <w:start w:val="1"/>
-      <w:numFmt w:val="decimal"/>
-      <w:lvlText w:val="%8."/>
-      <w:lvlJc w:val="left"/>
-      <w:pPr>
-        <w:ind w:left="5760" w:hanging="360"/>
-      </w:pPr>
-    </w:lvl>
-    <w:lvl w:ilvl="8">
-      <w:start w:val="1"/>
-      <w:numFmt w:val="decimal"/>
-      <w:lvlText w:val="%9."/>
-      <w:lvlJc w:val="left"/>
-      <w:pPr>
-        <w:ind w:left="6480" w:hanging="360"/>
-      </w:pPr>
-    </w:lvl>
-  </w:abstractNum>
   <w:abstractNum w:abstractNumId="99431">
     <w:nsid w:val="00A99431"/>
     <w:multiLevelType w:val="multilevel"/>
@@ -15732,6 +14986,91 @@
       </w:pPr>
     </w:lvl>
   </w:abstractNum>
+  <w:abstractNum w:abstractNumId="99411">
+    <w:nsid w:val="00A99411"/>
+    <w:multiLevelType w:val="multilevel"/>
+    <w:lvl w:ilvl="0">
+      <w:start w:val="1"/>
+      <w:numFmt w:val="decimal"/>
+      <w:lvlText w:val="%1."/>
+      <w:lvlJc w:val="left"/>
+      <w:pPr>
+        <w:ind w:left="720" w:hanging="360"/>
+      </w:pPr>
+    </w:lvl>
+    <w:lvl w:ilvl="1">
+      <w:start w:val="1"/>
+      <w:numFmt w:val="decimal"/>
+      <w:lvlText w:val="%2."/>
+      <w:lvlJc w:val="left"/>
+      <w:pPr>
+        <w:ind w:left="1440" w:hanging="360"/>
+      </w:pPr>
+    </w:lvl>
+    <w:lvl w:ilvl="2">
+      <w:start w:val="1"/>
+      <w:numFmt w:val="decimal"/>
+      <w:lvlText w:val="%3."/>
+      <w:lvlJc w:val="left"/>
+      <w:pPr>
+        <w:ind w:left="2160" w:hanging="360"/>
+      </w:pPr>
+    </w:lvl>
+    <w:lvl w:ilvl="3">
+      <w:start w:val="1"/>
+      <w:numFmt w:val="decimal"/>
+      <w:lvlText w:val="%4."/>
+      <w:lvlJc w:val="left"/>
+      <w:pPr>
+        <w:ind w:left="2880" w:hanging="360"/>
+      </w:pPr>
+    </w:lvl>
+    <w:lvl w:ilvl="4">
+      <w:start w:val="1"/>
+      <w:numFmt w:val="decimal"/>
+      <w:lvlText w:val="%5."/>
+      <w:lvlJc w:val="left"/>
+      <w:pPr>
+        <w:ind w:left="3600" w:hanging="360"/>
+      </w:pPr>
+    </w:lvl>
+    <w:lvl w:ilvl="5">
+      <w:start w:val="1"/>
+      <w:numFmt w:val="decimal"/>
+      <w:lvlText w:val="%6."/>
+      <w:lvlJc w:val="left"/>
+      <w:pPr>
+        <w:ind w:left="4320" w:hanging="360"/>
+      </w:pPr>
+    </w:lvl>
+    <w:lvl w:ilvl="6">
+      <w:start w:val="1"/>
+      <w:numFmt w:val="decimal"/>
+      <w:lvlText w:val="%7."/>
+      <w:lvlJc w:val="left"/>
+      <w:pPr>
+        <w:ind w:left="5040" w:hanging="360"/>
+      </w:pPr>
+    </w:lvl>
+    <w:lvl w:ilvl="7">
+      <w:start w:val="1"/>
+      <w:numFmt w:val="decimal"/>
+      <w:lvlText w:val="%8."/>
+      <w:lvlJc w:val="left"/>
+      <w:pPr>
+        <w:ind w:left="5760" w:hanging="360"/>
+      </w:pPr>
+    </w:lvl>
+    <w:lvl w:ilvl="8">
+      <w:start w:val="1"/>
+      <w:numFmt w:val="decimal"/>
+      <w:lvlText w:val="%9."/>
+      <w:lvlJc w:val="left"/>
+      <w:pPr>
+        <w:ind w:left="6480" w:hanging="360"/>
+      </w:pPr>
+    </w:lvl>
+  </w:abstractNum>
   <w:num w:numId="1000">
     <w:abstractNumId w:val="990"/>
   </w:num>
@@ -15739,6 +15078,66 @@
     <w:abstractNumId w:val="991"/>
   </w:num>
   <w:num w:numId="1002">
+    <w:abstractNumId w:val="99431"/>
+    <w:lvlOverride w:ilvl="0">
+      <w:startOverride w:val="1"/>
+    </w:lvlOverride>
+    <w:lvlOverride w:ilvl="1">
+      <w:startOverride w:val="1"/>
+    </w:lvlOverride>
+    <w:lvlOverride w:ilvl="2">
+      <w:startOverride w:val="1"/>
+    </w:lvlOverride>
+    <w:lvlOverride w:ilvl="3">
+      <w:startOverride w:val="1"/>
+    </w:lvlOverride>
+    <w:lvlOverride w:ilvl="4">
+      <w:startOverride w:val="1"/>
+    </w:lvlOverride>
+    <w:lvlOverride w:ilvl="5">
+      <w:startOverride w:val="1"/>
+    </w:lvlOverride>
+    <w:lvlOverride w:ilvl="6">
+      <w:startOverride w:val="1"/>
+    </w:lvlOverride>
+    <w:lvlOverride w:ilvl="7">
+      <w:startOverride w:val="1"/>
+    </w:lvlOverride>
+    <w:lvlOverride w:ilvl="8">
+      <w:startOverride w:val="1"/>
+    </w:lvlOverride>
+  </w:num>
+  <w:num w:numId="1003">
+    <w:abstractNumId w:val="99731"/>
+    <w:lvlOverride w:ilvl="0">
+      <w:startOverride w:val="1"/>
+    </w:lvlOverride>
+    <w:lvlOverride w:ilvl="1">
+      <w:startOverride w:val="1"/>
+    </w:lvlOverride>
+    <w:lvlOverride w:ilvl="2">
+      <w:startOverride w:val="1"/>
+    </w:lvlOverride>
+    <w:lvlOverride w:ilvl="3">
+      <w:startOverride w:val="1"/>
+    </w:lvlOverride>
+    <w:lvlOverride w:ilvl="4">
+      <w:startOverride w:val="1"/>
+    </w:lvlOverride>
+    <w:lvlOverride w:ilvl="5">
+      <w:startOverride w:val="1"/>
+    </w:lvlOverride>
+    <w:lvlOverride w:ilvl="6">
+      <w:startOverride w:val="1"/>
+    </w:lvlOverride>
+    <w:lvlOverride w:ilvl="7">
+      <w:startOverride w:val="1"/>
+    </w:lvlOverride>
+    <w:lvlOverride w:ilvl="8">
+      <w:startOverride w:val="1"/>
+    </w:lvlOverride>
+  </w:num>
+  <w:num w:numId="1004">
     <w:abstractNumId w:val="99411"/>
     <w:lvlOverride w:ilvl="0">
       <w:startOverride w:val="1"/>
@@ -15768,68 +15167,8 @@
       <w:startOverride w:val="1"/>
     </w:lvlOverride>
   </w:num>
-  <w:num w:numId="1003">
-    <w:abstractNumId w:val="99431"/>
-    <w:lvlOverride w:ilvl="0">
-      <w:startOverride w:val="1"/>
-    </w:lvlOverride>
-    <w:lvlOverride w:ilvl="1">
-      <w:startOverride w:val="1"/>
-    </w:lvlOverride>
-    <w:lvlOverride w:ilvl="2">
-      <w:startOverride w:val="1"/>
-    </w:lvlOverride>
-    <w:lvlOverride w:ilvl="3">
-      <w:startOverride w:val="1"/>
-    </w:lvlOverride>
-    <w:lvlOverride w:ilvl="4">
-      <w:startOverride w:val="1"/>
-    </w:lvlOverride>
-    <w:lvlOverride w:ilvl="5">
-      <w:startOverride w:val="1"/>
-    </w:lvlOverride>
-    <w:lvlOverride w:ilvl="6">
-      <w:startOverride w:val="1"/>
-    </w:lvlOverride>
-    <w:lvlOverride w:ilvl="7">
-      <w:startOverride w:val="1"/>
-    </w:lvlOverride>
-    <w:lvlOverride w:ilvl="8">
-      <w:startOverride w:val="1"/>
-    </w:lvlOverride>
-  </w:num>
-  <w:num w:numId="1004">
-    <w:abstractNumId w:val="99731"/>
-    <w:lvlOverride w:ilvl="0">
-      <w:startOverride w:val="1"/>
-    </w:lvlOverride>
-    <w:lvlOverride w:ilvl="1">
-      <w:startOverride w:val="1"/>
-    </w:lvlOverride>
-    <w:lvlOverride w:ilvl="2">
-      <w:startOverride w:val="1"/>
-    </w:lvlOverride>
-    <w:lvlOverride w:ilvl="3">
-      <w:startOverride w:val="1"/>
-    </w:lvlOverride>
-    <w:lvlOverride w:ilvl="4">
-      <w:startOverride w:val="1"/>
-    </w:lvlOverride>
-    <w:lvlOverride w:ilvl="5">
-      <w:startOverride w:val="1"/>
-    </w:lvlOverride>
-    <w:lvlOverride w:ilvl="6">
-      <w:startOverride w:val="1"/>
-    </w:lvlOverride>
-    <w:lvlOverride w:ilvl="7">
-      <w:startOverride w:val="1"/>
-    </w:lvlOverride>
-    <w:lvlOverride w:ilvl="8">
-      <w:startOverride w:val="1"/>
-    </w:lvlOverride>
-  </w:num>
   <w:num w:numId="1005">
-    <w:abstractNumId w:val="99431"/>
+    <w:abstractNumId w:val="99411"/>
     <w:lvlOverride w:ilvl="0">
       <w:startOverride w:val="1"/>
     </w:lvlOverride>
@@ -15919,133 +15258,13 @@
     </w:lvlOverride>
   </w:num>
   <w:num w:numId="1008">
-    <w:abstractNumId w:val="99411"/>
-    <w:lvlOverride w:ilvl="0">
-      <w:startOverride w:val="1"/>
-    </w:lvlOverride>
-    <w:lvlOverride w:ilvl="1">
-      <w:startOverride w:val="1"/>
-    </w:lvlOverride>
-    <w:lvlOverride w:ilvl="2">
-      <w:startOverride w:val="1"/>
-    </w:lvlOverride>
-    <w:lvlOverride w:ilvl="3">
-      <w:startOverride w:val="1"/>
-    </w:lvlOverride>
-    <w:lvlOverride w:ilvl="4">
-      <w:startOverride w:val="1"/>
-    </w:lvlOverride>
-    <w:lvlOverride w:ilvl="5">
-      <w:startOverride w:val="1"/>
-    </w:lvlOverride>
-    <w:lvlOverride w:ilvl="6">
-      <w:startOverride w:val="1"/>
-    </w:lvlOverride>
-    <w:lvlOverride w:ilvl="7">
-      <w:startOverride w:val="1"/>
-    </w:lvlOverride>
-    <w:lvlOverride w:ilvl="8">
-      <w:startOverride w:val="1"/>
-    </w:lvlOverride>
+    <w:abstractNumId w:val="991"/>
   </w:num>
   <w:num w:numId="1009">
-    <w:abstractNumId w:val="99411"/>
-    <w:lvlOverride w:ilvl="0">
-      <w:startOverride w:val="1"/>
-    </w:lvlOverride>
-    <w:lvlOverride w:ilvl="1">
-      <w:startOverride w:val="1"/>
-    </w:lvlOverride>
-    <w:lvlOverride w:ilvl="2">
-      <w:startOverride w:val="1"/>
-    </w:lvlOverride>
-    <w:lvlOverride w:ilvl="3">
-      <w:startOverride w:val="1"/>
-    </w:lvlOverride>
-    <w:lvlOverride w:ilvl="4">
-      <w:startOverride w:val="1"/>
-    </w:lvlOverride>
-    <w:lvlOverride w:ilvl="5">
-      <w:startOverride w:val="1"/>
-    </w:lvlOverride>
-    <w:lvlOverride w:ilvl="6">
-      <w:startOverride w:val="1"/>
-    </w:lvlOverride>
-    <w:lvlOverride w:ilvl="7">
-      <w:startOverride w:val="1"/>
-    </w:lvlOverride>
-    <w:lvlOverride w:ilvl="8">
-      <w:startOverride w:val="1"/>
-    </w:lvlOverride>
+    <w:abstractNumId w:val="991"/>
   </w:num>
   <w:num w:numId="1010">
     <w:abstractNumId w:val="991"/>
-  </w:num>
-  <w:num w:numId="1011">
-    <w:abstractNumId w:val="991"/>
-  </w:num>
-  <w:num w:numId="1012">
-    <w:abstractNumId w:val="991"/>
-  </w:num>
-  <w:num w:numId="1013">
-    <w:abstractNumId w:val="99431"/>
-    <w:lvlOverride w:ilvl="0">
-      <w:startOverride w:val="1"/>
-    </w:lvlOverride>
-    <w:lvlOverride w:ilvl="1">
-      <w:startOverride w:val="1"/>
-    </w:lvlOverride>
-    <w:lvlOverride w:ilvl="2">
-      <w:startOverride w:val="1"/>
-    </w:lvlOverride>
-    <w:lvlOverride w:ilvl="3">
-      <w:startOverride w:val="1"/>
-    </w:lvlOverride>
-    <w:lvlOverride w:ilvl="4">
-      <w:startOverride w:val="1"/>
-    </w:lvlOverride>
-    <w:lvlOverride w:ilvl="5">
-      <w:startOverride w:val="1"/>
-    </w:lvlOverride>
-    <w:lvlOverride w:ilvl="6">
-      <w:startOverride w:val="1"/>
-    </w:lvlOverride>
-    <w:lvlOverride w:ilvl="7">
-      <w:startOverride w:val="1"/>
-    </w:lvlOverride>
-    <w:lvlOverride w:ilvl="8">
-      <w:startOverride w:val="1"/>
-    </w:lvlOverride>
-  </w:num>
-  <w:num w:numId="1014">
-    <w:abstractNumId w:val="99431"/>
-    <w:lvlOverride w:ilvl="0">
-      <w:startOverride w:val="1"/>
-    </w:lvlOverride>
-    <w:lvlOverride w:ilvl="1">
-      <w:startOverride w:val="1"/>
-    </w:lvlOverride>
-    <w:lvlOverride w:ilvl="2">
-      <w:startOverride w:val="1"/>
-    </w:lvlOverride>
-    <w:lvlOverride w:ilvl="3">
-      <w:startOverride w:val="1"/>
-    </w:lvlOverride>
-    <w:lvlOverride w:ilvl="4">
-      <w:startOverride w:val="1"/>
-    </w:lvlOverride>
-    <w:lvlOverride w:ilvl="5">
-      <w:startOverride w:val="1"/>
-    </w:lvlOverride>
-    <w:lvlOverride w:ilvl="6">
-      <w:startOverride w:val="1"/>
-    </w:lvlOverride>
-    <w:lvlOverride w:ilvl="7">
-      <w:startOverride w:val="1"/>
-    </w:lvlOverride>
-    <w:lvlOverride w:ilvl="8">
-      <w:startOverride w:val="1"/>
-    </w:lvlOverride>
   </w:num>
 </w:numbering>
 </file>

--- a/00-首页/题组Word/第一轮·综合套卷/第一轮综合卷11（学生版）.docx
+++ b/00-首页/题组Word/第一轮·综合套卷/第一轮综合卷11（学生版）.docx
@@ -1826,7 +1826,7 @@
         <w:rPr>
           <w:rFonts w:ascii="Times New Roman" w:hAnsi="Times New Roman" w:eastAsia="Times New Roman" w:cs="Times New Roman"/>
         </w:rPr>
-        <w:t xml:space="preserve">A.</w:t>
+        <w:t xml:space="preserve">- A.</w:t>
       </w:r>
       <w:r>
         <w:rPr>
@@ -1893,7 +1893,7 @@
         <w:rPr>
           <w:rFonts w:ascii="Times New Roman" w:hAnsi="Times New Roman" w:eastAsia="Times New Roman" w:cs="Times New Roman"/>
         </w:rPr>
-        <w:t xml:space="preserve">B.</w:t>
+        <w:t xml:space="preserve">- B.</w:t>
       </w:r>
       <w:r>
         <w:rPr>
@@ -1960,7 +1960,7 @@
         <w:rPr>
           <w:rFonts w:ascii="Times New Roman" w:hAnsi="Times New Roman" w:eastAsia="Times New Roman" w:cs="Times New Roman"/>
         </w:rPr>
-        <w:t xml:space="preserve">C.</w:t>
+        <w:t xml:space="preserve">- C.</w:t>
       </w:r>
       <w:r>
         <w:rPr>
@@ -2036,7 +2036,7 @@
         <w:rPr>
           <w:rFonts w:ascii="Times New Roman" w:hAnsi="Times New Roman" w:eastAsia="Times New Roman" w:cs="Times New Roman"/>
         </w:rPr>
-        <w:t xml:space="preserve">D.</w:t>
+        <w:t xml:space="preserve">- D.</w:t>
       </w:r>
       <w:r>
         <w:rPr>
@@ -3304,7 +3304,7 @@
         <w:rPr>
           <w:rFonts w:ascii="Times New Roman" w:hAnsi="Times New Roman" w:eastAsia="Times New Roman" w:cs="Times New Roman"/>
         </w:rPr>
-        <w:t xml:space="preserve">A.</w:t>
+        <w:t xml:space="preserve">- A.</w:t>
       </w:r>
       <w:r>
         <w:rPr>
@@ -3442,7 +3442,7 @@
         <w:rPr>
           <w:rFonts w:ascii="Times New Roman" w:hAnsi="Times New Roman" w:eastAsia="Times New Roman" w:cs="Times New Roman"/>
         </w:rPr>
-        <w:t xml:space="preserve">B.</w:t>
+        <w:t xml:space="preserve">- B.</w:t>
       </w:r>
       <w:r>
         <w:rPr>
@@ -3571,7 +3571,7 @@
         <w:rPr>
           <w:rFonts w:ascii="Times New Roman" w:hAnsi="Times New Roman" w:eastAsia="Times New Roman" w:cs="Times New Roman"/>
         </w:rPr>
-        <w:t xml:space="preserve">C.</w:t>
+        <w:t xml:space="preserve">- C.</w:t>
       </w:r>
       <w:r>
         <w:rPr>
@@ -3673,7 +3673,7 @@
         <w:rPr>
           <w:rFonts w:ascii="Times New Roman" w:hAnsi="Times New Roman" w:eastAsia="Times New Roman" w:cs="Times New Roman"/>
         </w:rPr>
-        <w:t xml:space="preserve">D.</w:t>
+        <w:t xml:space="preserve">- D.</w:t>
       </w:r>
       <w:r>
         <w:rPr>
@@ -4935,7 +4935,7 @@
           <w:b/>
           <w:bCs/>
         </w:rPr>
-        <w:t xml:space="preserve">73-1</w:t>
+        <w:t xml:space="preserve">(1)</w:t>
       </w:r>
       <w:r>
         <w:rPr>
@@ -4991,7 +4991,7 @@
           <w:b/>
           <w:bCs/>
         </w:rPr>
-        <w:t xml:space="preserve">73-2</w:t>
+        <w:t xml:space="preserve">(2)</w:t>
       </w:r>
       <w:r>
         <w:rPr>
@@ -5580,88 +5580,85 @@
     </w:p>
     <w:p>
       <w:pPr>
-        <w:spacing w:before="160" w:after="80"/>
-      </w:pPr>
-      <w:r>
-        <w:pict>
-          <v:rect style="width:0;height:1.5pt" o:hralign="center" o:hrstd="t" o:hr="t"/>
-        </w:pict>
-      </w:r>
-    </w:p>
-    <w:bookmarkEnd w:id="18"/>
-    <w:bookmarkStart w:id="19" w:name="第11题"/>
-    <w:p>
-      <w:pPr>
-        <w:pStyle w:val="Heading3"/>
-        <w:spacing w:before="280" w:after="120"/>
-      </w:pPr>
-      <w:r>
-        <w:rPr>
-          <w:rFonts w:hint="eastAsia" w:ascii="Times New Roman" w:hAnsi="Times New Roman" w:eastAsia="SimHei" w:cs="Times New Roman"/>
-        </w:rPr>
-        <w:t>第</w:t>
-      </w:r>
-      <w:r>
-        <w:rPr>
-          <w:rFonts w:hint="eastAsia" w:ascii="Times New Roman" w:hAnsi="Times New Roman" w:eastAsia="Times New Roman" w:cs="Times New Roman"/>
-        </w:rPr>
-        <w:t>11</w:t>
-      </w:r>
-      <w:r>
-        <w:rPr>
-          <w:rFonts w:hint="eastAsia" w:ascii="Times New Roman" w:hAnsi="Times New Roman" w:eastAsia="SimHei" w:cs="Times New Roman"/>
-        </w:rPr>
-        <w:t>题</w:t>
+        <w:numPr>
+          <w:ilvl w:val="0"/>
+          <w:numId w:val="1003"/>
+        </w:numPr>
+        <w:ind w:firstLine="420"/>
+      </w:pPr>
+      <w:r>
+        <w:rPr>
+          <w:rFonts w:hint="eastAsia" w:ascii="Times New Roman" w:hAnsi="Times New Roman" w:eastAsia="FangSong" w:cs="Times New Roman"/>
+        </w:rPr>
+        <w:t xml:space="preserve">请画出</w:t>
+      </w:r>
+      <w:r>
+        <w:rPr>
+          <w:rFonts w:ascii="Times New Roman" w:hAnsi="Times New Roman" w:eastAsia="Times New Roman" w:cs="Times New Roman"/>
+        </w:rPr>
+        <w:t xml:space="preserve"> </w:t>
+      </w:r>
+      <m:oMath>
+        <m:r>
+          <m:t>γ</m:t>
+        </m:r>
+      </m:oMath>
+      <w:r>
+        <w:rPr>
+          <w:rFonts w:ascii="Times New Roman" w:hAnsi="Times New Roman" w:eastAsia="Times New Roman" w:cs="Times New Roman"/>
+        </w:rPr>
+        <w:t xml:space="preserve"> </w:t>
+      </w:r>
+      <w:r>
+        <w:rPr>
+          <w:rFonts w:ascii="Times New Roman" w:hAnsi="Times New Roman" w:eastAsia="Times New Roman" w:cs="Times New Roman"/>
+        </w:rPr>
+        <w:t xml:space="preserve">-MgAgSb </w:t>
+      </w:r>
+      <w:r>
+        <w:rPr>
+          <w:rFonts w:hint="eastAsia" w:ascii="Times New Roman" w:hAnsi="Times New Roman" w:eastAsia="FangSong" w:cs="Times New Roman"/>
+        </w:rPr>
+        <w:t>的正当晶胞</w:t>
+      </w:r>
+      <w:r>
+        <w:rPr>
+          <w:rFonts w:hint="eastAsia" w:ascii="Times New Roman" w:hAnsi="Times New Roman" w:eastAsia="Times New Roman" w:cs="Times New Roman"/>
+        </w:rPr>
+        <w:t>。</w:t>
       </w:r>
     </w:p>
     <w:p>
       <w:pPr>
-        <w:pStyle w:val="FirstParagraph"/>
+        <w:numPr>
+          <w:ilvl w:val="0"/>
+          <w:numId w:val="1003"/>
+        </w:numPr>
         <w:ind w:firstLine="420"/>
       </w:pPr>
       <w:r>
         <w:rPr>
-          <w:rFonts w:ascii="Times New Roman" w:hAnsi="Times New Roman" w:eastAsia="Times New Roman" w:cs="Times New Roman"/>
-          <w:b/>
-          <w:bCs/>
-        </w:rPr>
-        <w:t xml:space="preserve">75-1</w:t>
-      </w:r>
-      <w:r>
-        <w:rPr>
-          <w:rFonts w:ascii="Times New Roman" w:hAnsi="Times New Roman" w:eastAsia="Times New Roman" w:cs="Times New Roman"/>
-        </w:rPr>
-        <w:t xml:space="preserve"> </w:t>
-      </w:r>
-      <w:r>
-        <w:rPr>
-          <w:rFonts w:hint="eastAsia" w:ascii="Times New Roman" w:hAnsi="Times New Roman" w:eastAsia="FangSong" w:cs="Times New Roman"/>
-        </w:rPr>
-        <w:t xml:space="preserve">将</w:t>
-      </w:r>
-      <w:r>
-        <w:rPr>
-          <w:rFonts w:ascii="Times New Roman" w:hAnsi="Times New Roman" w:eastAsia="Times New Roman" w:cs="Times New Roman"/>
-        </w:rPr>
-        <w:t xml:space="preserve"> ZnO </w:t>
-      </w:r>
-      <w:r>
-        <w:rPr>
-          <w:rFonts w:hint="eastAsia" w:ascii="Times New Roman" w:hAnsi="Times New Roman" w:eastAsia="FangSong" w:cs="Times New Roman"/>
-        </w:rPr>
-        <w:t xml:space="preserve">和</w:t>
-      </w:r>
-      <w:r>
-        <w:rPr>
-          <w:rFonts w:ascii="Times New Roman" w:hAnsi="Times New Roman" w:eastAsia="Times New Roman" w:cs="Times New Roman"/>
-        </w:rPr>
-        <w:t xml:space="preserve"> Zn </w:t>
-      </w:r>
-      <w:r>
-        <w:rPr>
-          <w:rFonts w:hint="eastAsia" w:ascii="Times New Roman" w:hAnsi="Times New Roman" w:eastAsia="FangSong" w:cs="Times New Roman"/>
-        </w:rPr>
-        <w:t xml:space="preserve">混合后隔绝空气加热可得到</w:t>
+          <w:rFonts w:hint="eastAsia" w:ascii="Times New Roman" w:hAnsi="Times New Roman" w:eastAsia="FangSong" w:cs="Times New Roman"/>
+        </w:rPr>
+        <w:t>计算说明在高温下银离子能否自由移动而导电</w:t>
+      </w:r>
+      <w:r>
+        <w:rPr>
+          <w:rFonts w:hint="eastAsia" w:ascii="Times New Roman" w:hAnsi="Times New Roman" w:eastAsia="Times New Roman" w:cs="Times New Roman"/>
+        </w:rPr>
+        <w:t>。</w:t>
+      </w:r>
+      <w:r>
+        <w:rPr>
+          <w:rFonts w:hint="eastAsia" w:ascii="Times New Roman" w:hAnsi="Times New Roman" w:eastAsia="FangSong" w:cs="Times New Roman"/>
+        </w:rPr>
+        <w:t>离子半径数据</w:t>
+      </w:r>
+      <w:r>
+        <w:rPr>
+          <w:rFonts w:hint="eastAsia" w:ascii="Times New Roman" w:hAnsi="Times New Roman" w:eastAsia="Times New Roman" w:cs="Times New Roman"/>
+        </w:rPr>
+        <w:t>：</w:t>
       </w:r>
       <w:r>
         <w:rPr>
@@ -5679,209 +5676,87 @@
           </m:ctrlPr>
         </m:oMathPr>
         <m:r>
+          <m:t>r</m:t>
+        </m:r>
+        <m:r>
           <m:rPr>
             <m:sty m:val="p"/>
           </m:rPr>
-          <m:t>Z</m:t>
-        </m:r>
+          <m:t>(</m:t>
+        </m:r>
+        <m:sSup>
+          <m:e>
+            <m:r>
+              <m:rPr>
+                <m:sty m:val="p"/>
+              </m:rPr>
+              <m:t>M</m:t>
+            </m:r>
+            <m:r>
+              <m:rPr>
+                <m:sty m:val="p"/>
+              </m:rPr>
+              <m:t>g</m:t>
+            </m:r>
+          </m:e>
+          <m:sup>
+            <m:r>
+              <m:t>2</m:t>
+            </m:r>
+            <m:r>
+              <m:rPr>
+                <m:sty m:val="p"/>
+              </m:rPr>
+              <m:t>+</m:t>
+            </m:r>
+          </m:sup>
+        </m:sSup>
         <m:r>
           <m:rPr>
             <m:sty m:val="p"/>
           </m:rPr>
-          <m:t>n</m:t>
-        </m:r>
-        <m:sSub>
-          <m:e>
-            <m:r>
-              <m:rPr>
-                <m:sty m:val="p"/>
-              </m:rPr>
-              <m:t>O</m:t>
-            </m:r>
-          </m:e>
-          <m:sub>
-            <m:r>
-              <m:rPr>
-                <m:sty m:val="p"/>
-              </m:rPr>
-              <m:t>1</m:t>
-            </m:r>
-            <m:r>
-              <m:rPr>
-                <m:sty m:val="p"/>
-              </m:rPr>
-              <m:t>−</m:t>
-            </m:r>
-            <m:r>
-              <m:rPr>
-                <m:sty m:val="p"/>
-              </m:rPr>
-              <m:t>x</m:t>
-            </m:r>
-          </m:sub>
-        </m:sSub>
+          <m:t>)</m:t>
+        </m:r>
+        <m:r>
+          <m:rPr>
+            <m:sty m:val="p"/>
+          </m:rPr>
+          <m:t>=</m:t>
+        </m:r>
+        <m:r>
+          <m:t>72</m:t>
+        </m:r>
+        <m:r>
+          <m:rPr>
+            <m:sty m:val="p"/>
+          </m:rPr>
+          <m:t>p</m:t>
+        </m:r>
+        <m:r>
+          <m:rPr>
+            <m:sty m:val="p"/>
+          </m:rPr>
+          <m:t>m</m:t>
+        </m:r>
       </m:oMath>
       <w:r>
         <w:rPr>
-          <w:rFonts w:hint="eastAsia" w:ascii="Times New Roman" w:hAnsi="Times New Roman" w:eastAsia="Times New Roman" w:cs="Times New Roman"/>
-        </w:rPr>
-        <w:t>，</w:t>
-      </w:r>
-      <w:r>
-        <w:rPr>
-          <w:rFonts w:hint="eastAsia" w:ascii="Times New Roman" w:hAnsi="Times New Roman" w:eastAsia="FangSong" w:cs="Times New Roman"/>
-        </w:rPr>
-        <w:t>通过调整</w:t>
-      </w:r>
-      <w:r>
-        <w:rPr>
-          <w:rFonts w:ascii="Times New Roman" w:hAnsi="Times New Roman" w:eastAsia="Times New Roman" w:cs="Times New Roman"/>
-        </w:rPr>
-        <w:t xml:space="preserve"> ZnO/Zn </w:t>
-      </w:r>
-      <w:r>
-        <w:rPr>
-          <w:rFonts w:hint="eastAsia" w:ascii="Times New Roman" w:hAnsi="Times New Roman" w:eastAsia="FangSong" w:cs="Times New Roman"/>
-        </w:rPr>
-        <w:t>的比例可以得到不同颜色的化合物</w:t>
-      </w:r>
-      <w:r>
-        <w:rPr>
-          <w:rFonts w:hint="eastAsia" w:ascii="Times New Roman" w:hAnsi="Times New Roman" w:eastAsia="Times New Roman" w:cs="Times New Roman"/>
-        </w:rPr>
-        <w:t>，</w:t>
-      </w:r>
-      <w:r>
-        <w:rPr>
-          <w:rFonts w:hint="eastAsia" w:ascii="Times New Roman" w:hAnsi="Times New Roman" w:eastAsia="FangSong" w:cs="Times New Roman"/>
-        </w:rPr>
-        <w:t>解释原因</w:t>
-      </w:r>
-      <w:r>
-        <w:rPr>
-          <w:rFonts w:hint="eastAsia" w:ascii="Times New Roman" w:hAnsi="Times New Roman" w:eastAsia="Times New Roman" w:cs="Times New Roman"/>
-        </w:rPr>
-        <w:t>。</w:t>
-      </w:r>
-    </w:p>
-    <w:p>
-      <w:pPr>
-        <w:pStyle w:val="BodyText"/>
-        <w:ind w:firstLine="420"/>
-      </w:pPr>
-      <w:r>
-        <w:rPr>
-          <w:rFonts w:ascii="Times New Roman" w:hAnsi="Times New Roman" w:eastAsia="Times New Roman" w:cs="Times New Roman"/>
-          <w:b/>
-          <w:bCs/>
-        </w:rPr>
-        <w:t xml:space="preserve">75-2</w:t>
-      </w:r>
-      <w:r>
-        <w:rPr>
-          <w:rFonts w:ascii="Times New Roman" w:hAnsi="Times New Roman" w:eastAsia="Times New Roman" w:cs="Times New Roman"/>
-        </w:rPr>
-        <w:t xml:space="preserve"> </w:t>
-      </w:r>
-      <w:r>
-        <w:rPr>
-          <w:rFonts w:ascii="Times New Roman" w:hAnsi="Times New Roman" w:eastAsia="Times New Roman" w:cs="Times New Roman"/>
-        </w:rPr>
-        <w:t xml:space="preserve">ZnO </w:t>
-      </w:r>
-      <w:r>
-        <w:rPr>
-          <w:rFonts w:hint="eastAsia" w:ascii="Times New Roman" w:hAnsi="Times New Roman" w:eastAsia="FangSong" w:cs="Times New Roman"/>
-        </w:rPr>
-        <w:t>呈白色</w:t>
-      </w:r>
-      <w:r>
-        <w:rPr>
-          <w:rFonts w:hint="eastAsia" w:ascii="Times New Roman" w:hAnsi="Times New Roman" w:eastAsia="Times New Roman" w:cs="Times New Roman"/>
-        </w:rPr>
-        <w:t>，</w:t>
-      </w:r>
-      <w:r>
-        <w:rPr>
-          <w:rFonts w:hint="eastAsia" w:ascii="Times New Roman" w:hAnsi="Times New Roman" w:eastAsia="FangSong" w:cs="Times New Roman"/>
-        </w:rPr>
-        <w:t>而</w:t>
-      </w:r>
-      <w:r>
-        <w:rPr>
-          <w:rFonts w:ascii="Times New Roman" w:hAnsi="Times New Roman" w:eastAsia="Times New Roman" w:cs="Times New Roman"/>
-        </w:rPr>
-        <w:t xml:space="preserve"> HgO </w:t>
-      </w:r>
-      <w:r>
-        <w:rPr>
-          <w:rFonts w:hint="eastAsia" w:ascii="Times New Roman" w:hAnsi="Times New Roman" w:eastAsia="FangSong" w:cs="Times New Roman"/>
-        </w:rPr>
-        <w:t>有红色</w:t>
-      </w:r>
-      <w:r>
-        <w:rPr>
-          <w:rFonts w:hint="eastAsia" w:ascii="Times New Roman" w:hAnsi="Times New Roman" w:eastAsia="Times New Roman" w:cs="Times New Roman"/>
-        </w:rPr>
-        <w:t>、</w:t>
-      </w:r>
-      <w:r>
-        <w:rPr>
-          <w:rFonts w:hint="eastAsia" w:ascii="Times New Roman" w:hAnsi="Times New Roman" w:eastAsia="FangSong" w:cs="Times New Roman"/>
-        </w:rPr>
-        <w:t>黄色</w:t>
-      </w:r>
-      <w:r>
-        <w:rPr>
-          <w:rFonts w:hint="eastAsia" w:ascii="Times New Roman" w:hAnsi="Times New Roman" w:eastAsia="Times New Roman" w:cs="Times New Roman"/>
-        </w:rPr>
-        <w:t>。</w:t>
-      </w:r>
-      <w:r>
-        <w:rPr>
-          <w:rFonts w:hint="eastAsia" w:ascii="Times New Roman" w:hAnsi="Times New Roman" w:eastAsia="FangSong" w:cs="Times New Roman"/>
-        </w:rPr>
-        <w:t>红黄颜色的差异是由颗粒大小决定的</w:t>
-      </w:r>
-      <w:r>
-        <w:rPr>
-          <w:rFonts w:hint="eastAsia" w:ascii="Times New Roman" w:hAnsi="Times New Roman" w:eastAsia="Times New Roman" w:cs="Times New Roman"/>
-        </w:rPr>
-        <w:t>，</w:t>
-      </w:r>
-      <w:r>
-        <w:rPr>
-          <w:rFonts w:hint="eastAsia" w:ascii="Times New Roman" w:hAnsi="Times New Roman" w:eastAsia="FangSong" w:cs="Times New Roman"/>
-        </w:rPr>
-        <w:t>黄色氧化汞的颗粒较小</w:t>
-      </w:r>
-      <w:r>
-        <w:rPr>
-          <w:rFonts w:hint="eastAsia" w:ascii="Times New Roman" w:hAnsi="Times New Roman" w:eastAsia="Times New Roman" w:cs="Times New Roman"/>
-        </w:rPr>
-        <w:t>。</w:t>
-      </w:r>
-      <w:r>
-        <w:rPr>
-          <w:rFonts w:hint="eastAsia" w:ascii="Times New Roman" w:hAnsi="Times New Roman" w:eastAsia="FangSong" w:cs="Times New Roman"/>
-        </w:rPr>
-        <w:t>试写出以下方程式并推测固体产物的颜色</w:t>
-      </w:r>
-      <w:r>
-        <w:rPr>
-          <w:rFonts w:hint="eastAsia" w:ascii="Times New Roman" w:hAnsi="Times New Roman" w:eastAsia="Times New Roman" w:cs="Times New Roman"/>
-        </w:rPr>
-        <w:t>：</w:t>
-      </w:r>
-    </w:p>
-    <w:p>
-      <w:pPr>
-        <w:numPr>
-          <w:ilvl w:val="0"/>
-          <w:numId w:val="1003"/>
-        </w:numPr>
-        <w:ind w:firstLine="420"/>
-      </w:pPr>
+          <w:rFonts w:ascii="Times New Roman" w:hAnsi="Times New Roman" w:eastAsia="Times New Roman" w:cs="Times New Roman"/>
+        </w:rPr>
+        <w:t xml:space="preserve"> </w:t>
+      </w:r>
+      <w:r>
+        <w:rPr>
+          <w:rFonts w:hint="eastAsia" w:ascii="Times New Roman" w:hAnsi="Times New Roman" w:eastAsia="Times New Roman" w:cs="Times New Roman"/>
+        </w:rPr>
+        <w:t xml:space="preserve">，</w:t>
+      </w:r>
+      <w:r>
+        <w:rPr>
+          <w:rFonts w:ascii="Times New Roman" w:hAnsi="Times New Roman" w:eastAsia="Times New Roman" w:cs="Times New Roman"/>
+        </w:rPr>
+        <w:t xml:space="preserve"> </w:t>
+      </w:r>
       <m:oMath>
         <m:oMathPr>
           <m:ctrlPr>
@@ -5892,16 +5767,7 @@
           </m:ctrlPr>
         </m:oMathPr>
         <m:r>
-          <m:rPr>
-            <m:sty m:val="p"/>
-          </m:rPr>
-          <m:t>H</m:t>
-        </m:r>
-        <m:r>
-          <m:rPr>
-            <m:sty m:val="p"/>
-          </m:rPr>
-          <m:t>g</m:t>
+          <m:t>r</m:t>
         </m:r>
         <m:r>
           <m:rPr>
@@ -5909,48 +5775,60 @@
           </m:rPr>
           <m:t>(</m:t>
         </m:r>
+        <m:sSup>
+          <m:e>
+            <m:r>
+              <m:rPr>
+                <m:sty m:val="p"/>
+              </m:rPr>
+              <m:t>S</m:t>
+            </m:r>
+            <m:r>
+              <m:rPr>
+                <m:sty m:val="p"/>
+              </m:rPr>
+              <m:t>b</m:t>
+            </m:r>
+          </m:e>
+          <m:sup>
+            <m:r>
+              <m:t>3</m:t>
+            </m:r>
+            <m:r>
+              <m:rPr>
+                <m:sty m:val="p"/>
+              </m:rPr>
+              <m:t>−</m:t>
+            </m:r>
+          </m:sup>
+        </m:sSup>
         <m:r>
           <m:rPr>
             <m:sty m:val="p"/>
           </m:rPr>
-          <m:t>N</m:t>
-        </m:r>
-        <m:sSub>
-          <m:e>
-            <m:r>
-              <m:rPr>
-                <m:sty m:val="p"/>
-              </m:rPr>
-              <m:t>O</m:t>
-            </m:r>
-          </m:e>
-          <m:sub>
-            <m:r>
-              <m:rPr>
-                <m:sty m:val="p"/>
-              </m:rPr>
-              <m:t>3</m:t>
-            </m:r>
-          </m:sub>
-        </m:sSub>
-        <m:sSub>
-          <m:e>
-            <m:r>
-              <m:rPr>
-                <m:sty m:val="p"/>
-              </m:rPr>
-              <m:t>)</m:t>
-            </m:r>
-          </m:e>
-          <m:sub>
-            <m:r>
-              <m:rPr>
-                <m:sty m:val="p"/>
-              </m:rPr>
-              <m:t>2</m:t>
-            </m:r>
-          </m:sub>
-        </m:sSub>
+          <m:t>)</m:t>
+        </m:r>
+        <m:r>
+          <m:rPr>
+            <m:sty m:val="p"/>
+          </m:rPr>
+          <m:t>=</m:t>
+        </m:r>
+        <m:r>
+          <m:t>220</m:t>
+        </m:r>
+        <m:r>
+          <m:rPr>
+            <m:sty m:val="p"/>
+          </m:rPr>
+          <m:t>p</m:t>
+        </m:r>
+        <m:r>
+          <m:rPr>
+            <m:sty m:val="p"/>
+          </m:rPr>
+          <m:t>m</m:t>
+        </m:r>
       </m:oMath>
       <w:r>
         <w:rPr>
@@ -5960,31 +5838,16 @@
       </w:r>
       <w:r>
         <w:rPr>
-          <w:rFonts w:hint="eastAsia" w:ascii="Times New Roman" w:hAnsi="Times New Roman" w:eastAsia="FangSong" w:cs="Times New Roman"/>
-        </w:rPr>
-        <w:t xml:space="preserve">热分解为</w:t>
-      </w:r>
-      <w:r>
-        <w:rPr>
-          <w:rFonts w:ascii="Times New Roman" w:hAnsi="Times New Roman" w:eastAsia="Times New Roman" w:cs="Times New Roman"/>
-        </w:rPr>
-        <w:t xml:space="preserve"> </w:t>
-      </w:r>
-      <w:r>
-        <w:rPr>
-          <w:rFonts w:hint="eastAsia" w:ascii="Times New Roman" w:hAnsi="Times New Roman" w:eastAsia="Times New Roman" w:cs="Times New Roman"/>
-        </w:rPr>
-        <w:t xml:space="preserve">HgO；</w:t>
-      </w:r>
-    </w:p>
-    <w:p>
-      <w:pPr>
-        <w:numPr>
-          <w:ilvl w:val="0"/>
-          <w:numId w:val="1003"/>
-        </w:numPr>
-        <w:ind w:firstLine="420"/>
-      </w:pPr>
+          <w:rFonts w:hint="eastAsia" w:ascii="Times New Roman" w:hAnsi="Times New Roman" w:eastAsia="Times New Roman" w:cs="Times New Roman"/>
+        </w:rPr>
+        <w:t xml:space="preserve">，</w:t>
+      </w:r>
+      <w:r>
+        <w:rPr>
+          <w:rFonts w:ascii="Times New Roman" w:hAnsi="Times New Roman" w:eastAsia="Times New Roman" w:cs="Times New Roman"/>
+        </w:rPr>
+        <w:t xml:space="preserve"> </w:t>
+      </w:r>
       <m:oMath>
         <m:oMathPr>
           <m:ctrlPr>
@@ -5995,16 +5858,7 @@
           </m:ctrlPr>
         </m:oMathPr>
         <m:r>
-          <m:rPr>
-            <m:sty m:val="p"/>
-          </m:rPr>
-          <m:t>H</m:t>
-        </m:r>
-        <m:r>
-          <m:rPr>
-            <m:sty m:val="p"/>
-          </m:rPr>
-          <m:t>g</m:t>
+          <m:t>r</m:t>
         </m:r>
         <m:r>
           <m:rPr>
@@ -6012,48 +5866,57 @@
           </m:rPr>
           <m:t>(</m:t>
         </m:r>
+        <m:sSup>
+          <m:e>
+            <m:r>
+              <m:rPr>
+                <m:sty m:val="p"/>
+              </m:rPr>
+              <m:t>A</m:t>
+            </m:r>
+            <m:r>
+              <m:rPr>
+                <m:sty m:val="p"/>
+              </m:rPr>
+              <m:t>g</m:t>
+            </m:r>
+          </m:e>
+          <m:sup>
+            <m:r>
+              <m:rPr>
+                <m:sty m:val="p"/>
+              </m:rPr>
+              <m:t>+</m:t>
+            </m:r>
+          </m:sup>
+        </m:sSup>
         <m:r>
           <m:rPr>
             <m:sty m:val="p"/>
           </m:rPr>
-          <m:t>N</m:t>
-        </m:r>
-        <m:sSub>
-          <m:e>
-            <m:r>
-              <m:rPr>
-                <m:sty m:val="p"/>
-              </m:rPr>
-              <m:t>O</m:t>
-            </m:r>
-          </m:e>
-          <m:sub>
-            <m:r>
-              <m:rPr>
-                <m:sty m:val="p"/>
-              </m:rPr>
-              <m:t>3</m:t>
-            </m:r>
-          </m:sub>
-        </m:sSub>
-        <m:sSub>
-          <m:e>
-            <m:r>
-              <m:rPr>
-                <m:sty m:val="p"/>
-              </m:rPr>
-              <m:t>)</m:t>
-            </m:r>
-          </m:e>
-          <m:sub>
-            <m:r>
-              <m:rPr>
-                <m:sty m:val="p"/>
-              </m:rPr>
-              <m:t>2</m:t>
-            </m:r>
-          </m:sub>
-        </m:sSub>
+          <m:t>)</m:t>
+        </m:r>
+        <m:r>
+          <m:rPr>
+            <m:sty m:val="p"/>
+          </m:rPr>
+          <m:t>=</m:t>
+        </m:r>
+        <m:r>
+          <m:t>115</m:t>
+        </m:r>
+        <m:r>
+          <m:rPr>
+            <m:sty m:val="p"/>
+          </m:rPr>
+          <m:t>p</m:t>
+        </m:r>
+        <m:r>
+          <m:rPr>
+            <m:sty m:val="p"/>
+          </m:rPr>
+          <m:t>m</m:t>
+        </m:r>
       </m:oMath>
       <w:r>
         <w:rPr>
@@ -6063,224 +5926,77 @@
       </w:r>
       <w:r>
         <w:rPr>
-          <w:rFonts w:hint="eastAsia" w:ascii="Times New Roman" w:hAnsi="Times New Roman" w:eastAsia="FangSong" w:cs="Times New Roman"/>
-        </w:rPr>
-        <w:t xml:space="preserve">与足量</w:t>
-      </w:r>
-      <w:r>
-        <w:rPr>
-          <w:rFonts w:ascii="Times New Roman" w:hAnsi="Times New Roman" w:eastAsia="Times New Roman" w:cs="Times New Roman"/>
-        </w:rPr>
-        <w:t xml:space="preserve"> NaOH </w:t>
-      </w:r>
-      <w:r>
-        <w:rPr>
-          <w:rFonts w:hint="eastAsia" w:ascii="Times New Roman" w:hAnsi="Times New Roman" w:eastAsia="FangSong" w:cs="Times New Roman"/>
-        </w:rPr>
-        <w:t xml:space="preserve">溶液反应</w:t>
-      </w:r>
-      <w:r>
-        <w:rPr>
-          <w:rFonts w:ascii="Times New Roman" w:hAnsi="Times New Roman" w:eastAsia="Times New Roman" w:cs="Times New Roman"/>
-        </w:rPr>
-        <w:t xml:space="preserve"> HgO。</w:t>
+          <w:rFonts w:ascii="Times New Roman" w:hAnsi="Times New Roman" w:eastAsia="Times New Roman" w:cs="Times New Roman"/>
+        </w:rPr>
+        <w:t xml:space="preserve">。</w:t>
       </w:r>
     </w:p>
     <w:p>
       <w:pPr>
+        <w:spacing w:before="160" w:after="80"/>
+      </w:pPr>
+      <w:r>
+        <w:pict>
+          <v:rect style="width:0;height:1.5pt" o:hralign="center" o:hrstd="t" o:hr="t"/>
+        </w:pict>
+      </w:r>
+    </w:p>
+    <w:bookmarkEnd w:id="18"/>
+    <w:bookmarkStart w:id="19" w:name="第11题"/>
+    <w:p>
+      <w:pPr>
+        <w:pStyle w:val="Heading3"/>
+        <w:spacing w:before="280" w:after="120"/>
+      </w:pPr>
+      <w:r>
+        <w:rPr>
+          <w:rFonts w:hint="eastAsia" w:ascii="Times New Roman" w:hAnsi="Times New Roman" w:eastAsia="SimHei" w:cs="Times New Roman"/>
+        </w:rPr>
+        <w:t>第</w:t>
+      </w:r>
+      <w:r>
+        <w:rPr>
+          <w:rFonts w:hint="eastAsia" w:ascii="Times New Roman" w:hAnsi="Times New Roman" w:eastAsia="Times New Roman" w:cs="Times New Roman"/>
+        </w:rPr>
+        <w:t>11</w:t>
+      </w:r>
+      <w:r>
+        <w:rPr>
+          <w:rFonts w:hint="eastAsia" w:ascii="Times New Roman" w:hAnsi="Times New Roman" w:eastAsia="SimHei" w:cs="Times New Roman"/>
+        </w:rPr>
+        <w:t>题</w:t>
+      </w:r>
+    </w:p>
+    <w:p>
+      <w:pPr>
         <w:pStyle w:val="FirstParagraph"/>
         <w:ind w:firstLine="420"/>
       </w:pPr>
       <w:r>
         <w:rPr>
           <w:rFonts w:ascii="Times New Roman" w:hAnsi="Times New Roman" w:eastAsia="Times New Roman" w:cs="Times New Roman"/>
-        </w:rPr>
-        <w:t xml:space="preserve">HgS </w:t>
-      </w:r>
-      <w:r>
-        <w:rPr>
-          <w:rFonts w:hint="eastAsia" w:ascii="Times New Roman" w:hAnsi="Times New Roman" w:eastAsia="FangSong" w:cs="Times New Roman"/>
-        </w:rPr>
-        <w:t>同样有红</w:t>
-      </w:r>
-      <w:r>
-        <w:rPr>
-          <w:rFonts w:hint="eastAsia" w:ascii="Times New Roman" w:hAnsi="Times New Roman" w:eastAsia="Times New Roman" w:cs="Times New Roman"/>
-        </w:rPr>
-        <w:t>、</w:t>
-      </w:r>
-      <w:r>
-        <w:rPr>
-          <w:rFonts w:hint="eastAsia" w:ascii="Times New Roman" w:hAnsi="Times New Roman" w:eastAsia="FangSong" w:cs="Times New Roman"/>
-        </w:rPr>
-        <w:t>黑两种颜色</w:t>
-      </w:r>
-      <w:r>
-        <w:rPr>
-          <w:rFonts w:hint="eastAsia" w:ascii="Times New Roman" w:hAnsi="Times New Roman" w:eastAsia="Times New Roman" w:cs="Times New Roman"/>
-        </w:rPr>
-        <w:t>，</w:t>
-      </w:r>
-      <w:r>
-        <w:rPr>
-          <w:rFonts w:hint="eastAsia" w:ascii="Times New Roman" w:hAnsi="Times New Roman" w:eastAsia="FangSong" w:cs="Times New Roman"/>
-        </w:rPr>
-        <w:t>两者晶型不同</w:t>
-      </w:r>
-      <w:r>
-        <w:rPr>
-          <w:rFonts w:hint="eastAsia" w:ascii="Times New Roman" w:hAnsi="Times New Roman" w:eastAsia="Times New Roman" w:cs="Times New Roman"/>
-        </w:rPr>
-        <w:t>：</w:t>
-      </w:r>
-      <w:r>
-        <w:rPr>
-          <w:rFonts w:hint="eastAsia" w:ascii="Times New Roman" w:hAnsi="Times New Roman" w:eastAsia="FangSong" w:cs="Times New Roman"/>
-        </w:rPr>
-        <w:t>红色的</w:t>
-      </w:r>
-      <w:r>
-        <w:rPr>
-          <w:rFonts w:ascii="Times New Roman" w:hAnsi="Times New Roman" w:eastAsia="Times New Roman" w:cs="Times New Roman"/>
-        </w:rPr>
-        <w:t xml:space="preserve"> </w:t>
-      </w:r>
-      <m:oMath>
-        <m:r>
-          <m:t>α</m:t>
-        </m:r>
-      </m:oMath>
-      <w:r>
-        <w:rPr>
-          <w:rFonts w:ascii="Times New Roman" w:hAnsi="Times New Roman" w:eastAsia="Times New Roman" w:cs="Times New Roman"/>
-        </w:rPr>
-        <w:t xml:space="preserve">-HgS </w:t>
-      </w:r>
-      <w:r>
-        <w:rPr>
-          <w:rFonts w:hint="eastAsia" w:ascii="Times New Roman" w:hAnsi="Times New Roman" w:eastAsia="FangSong" w:cs="Times New Roman"/>
-        </w:rPr>
-        <w:t>为岩盐</w:t>
-      </w:r>
-      <w:r>
-        <w:rPr>
-          <w:rFonts w:hint="eastAsia" w:ascii="Times New Roman" w:hAnsi="Times New Roman" w:eastAsia="Times New Roman" w:cs="Times New Roman"/>
-        </w:rPr>
-        <w:t>（NaCl）</w:t>
-      </w:r>
-      <w:r>
-        <w:rPr>
-          <w:rFonts w:hint="eastAsia" w:ascii="Times New Roman" w:hAnsi="Times New Roman" w:eastAsia="FangSong" w:cs="Times New Roman"/>
-        </w:rPr>
-        <w:t>型</w:t>
-      </w:r>
-      <w:r>
-        <w:rPr>
-          <w:rFonts w:hint="eastAsia" w:ascii="Times New Roman" w:hAnsi="Times New Roman" w:eastAsia="Times New Roman" w:cs="Times New Roman"/>
-        </w:rPr>
-        <w:t>，</w:t>
-      </w:r>
-      <w:r>
-        <w:rPr>
-          <w:rFonts w:hint="eastAsia" w:ascii="Times New Roman" w:hAnsi="Times New Roman" w:eastAsia="FangSong" w:cs="Times New Roman"/>
-        </w:rPr>
-        <w:t>黑色的</w:t>
-      </w:r>
-      <w:r>
-        <w:rPr>
-          <w:rFonts w:ascii="Times New Roman" w:hAnsi="Times New Roman" w:eastAsia="Times New Roman" w:cs="Times New Roman"/>
-        </w:rPr>
-        <w:t xml:space="preserve"> </w:t>
-      </w:r>
-      <m:oMath>
-        <m:r>
-          <m:t>β</m:t>
-        </m:r>
-      </m:oMath>
-      <w:r>
-        <w:rPr>
-          <w:rFonts w:ascii="Times New Roman" w:hAnsi="Times New Roman" w:eastAsia="Times New Roman" w:cs="Times New Roman"/>
-        </w:rPr>
-        <w:t xml:space="preserve">-HgS </w:t>
-      </w:r>
-      <w:r>
-        <w:rPr>
-          <w:rFonts w:hint="eastAsia" w:ascii="Times New Roman" w:hAnsi="Times New Roman" w:eastAsia="FangSong" w:cs="Times New Roman"/>
-        </w:rPr>
-        <w:t>为闪锌矿型</w:t>
-      </w:r>
-      <w:r>
-        <w:rPr>
-          <w:rFonts w:hint="eastAsia" w:ascii="Times New Roman" w:hAnsi="Times New Roman" w:eastAsia="Times New Roman" w:cs="Times New Roman"/>
-        </w:rPr>
-        <w:t>。</w:t>
-      </w:r>
-    </w:p>
-    <w:p>
-      <w:pPr>
-        <w:pStyle w:val="BodyText"/>
-        <w:ind w:firstLine="420"/>
-      </w:pPr>
-      <w:r>
-        <w:rPr>
-          <w:rFonts w:ascii="Times New Roman" w:hAnsi="Times New Roman" w:eastAsia="Times New Roman" w:cs="Times New Roman"/>
           <w:b/>
           <w:bCs/>
         </w:rPr>
-        <w:t xml:space="preserve">75-3</w:t>
-      </w:r>
-      <w:r>
-        <w:rPr>
-          <w:rFonts w:ascii="Times New Roman" w:hAnsi="Times New Roman" w:eastAsia="Times New Roman" w:cs="Times New Roman"/>
-        </w:rPr>
-        <w:t xml:space="preserve"> </w:t>
-      </w:r>
-      <w:r>
-        <w:rPr>
-          <w:rFonts w:hint="eastAsia" w:ascii="Times New Roman" w:hAnsi="Times New Roman" w:eastAsia="FangSong" w:cs="Times New Roman"/>
-        </w:rPr>
-        <w:t xml:space="preserve">假设两种矿石中</w:t>
-      </w:r>
-      <w:r>
-        <w:rPr>
-          <w:rFonts w:ascii="Times New Roman" w:hAnsi="Times New Roman" w:eastAsia="Times New Roman" w:cs="Times New Roman"/>
-        </w:rPr>
-        <w:t xml:space="preserve"> Hg—S </w:t>
-      </w:r>
-      <w:r>
-        <w:rPr>
-          <w:rFonts w:hint="eastAsia" w:ascii="Times New Roman" w:hAnsi="Times New Roman" w:eastAsia="FangSong" w:cs="Times New Roman"/>
-        </w:rPr>
-        <w:t>键长相同</w:t>
-      </w:r>
-      <w:r>
-        <w:rPr>
-          <w:rFonts w:hint="eastAsia" w:ascii="Times New Roman" w:hAnsi="Times New Roman" w:eastAsia="Times New Roman" w:cs="Times New Roman"/>
-        </w:rPr>
-        <w:t>，</w:t>
-      </w:r>
-      <w:r>
-        <w:rPr>
-          <w:rFonts w:hint="eastAsia" w:ascii="Times New Roman" w:hAnsi="Times New Roman" w:eastAsia="FangSong" w:cs="Times New Roman"/>
-        </w:rPr>
-        <w:t>求</w:t>
-      </w:r>
-      <w:r>
-        <w:rPr>
-          <w:rFonts w:ascii="Times New Roman" w:hAnsi="Times New Roman" w:eastAsia="Times New Roman" w:cs="Times New Roman"/>
-        </w:rPr>
-        <w:t xml:space="preserve"> </w:t>
-      </w:r>
-      <m:oMath>
-        <m:r>
-          <m:t>α</m:t>
-        </m:r>
-      </m:oMath>
-      <w:r>
-        <w:rPr>
-          <w:rFonts w:ascii="Times New Roman" w:hAnsi="Times New Roman" w:eastAsia="Times New Roman" w:cs="Times New Roman"/>
-        </w:rPr>
-        <w:t xml:space="preserve">-HgS </w:t>
+        <w:t xml:space="preserve">(1)</w:t>
+      </w:r>
+      <w:r>
+        <w:rPr>
+          <w:rFonts w:ascii="Times New Roman" w:hAnsi="Times New Roman" w:eastAsia="Times New Roman" w:cs="Times New Roman"/>
+        </w:rPr>
+        <w:t xml:space="preserve"> </w:t>
+      </w:r>
+      <w:r>
+        <w:rPr>
+          <w:rFonts w:hint="eastAsia" w:ascii="Times New Roman" w:hAnsi="Times New Roman" w:eastAsia="FangSong" w:cs="Times New Roman"/>
+        </w:rPr>
+        <w:t xml:space="preserve">将</w:t>
+      </w:r>
+      <w:r>
+        <w:rPr>
+          <w:rFonts w:ascii="Times New Roman" w:hAnsi="Times New Roman" w:eastAsia="Times New Roman" w:cs="Times New Roman"/>
+        </w:rPr>
+        <w:t xml:space="preserve"> ZnO </w:t>
       </w:r>
       <w:r>
         <w:rPr>
@@ -6292,102 +6008,13 @@
         <w:rPr>
           <w:rFonts w:ascii="Times New Roman" w:hAnsi="Times New Roman" w:eastAsia="Times New Roman" w:cs="Times New Roman"/>
         </w:rPr>
-        <w:t xml:space="preserve"> </w:t>
-      </w:r>
-      <m:oMath>
-        <m:r>
-          <m:t>β</m:t>
-        </m:r>
-      </m:oMath>
-      <w:r>
-        <w:rPr>
-          <w:rFonts w:ascii="Times New Roman" w:hAnsi="Times New Roman" w:eastAsia="Times New Roman" w:cs="Times New Roman"/>
-        </w:rPr>
-        <w:t xml:space="preserve">-HgS </w:t>
-      </w:r>
-      <w:r>
-        <w:rPr>
-          <w:rFonts w:hint="eastAsia" w:ascii="Times New Roman" w:hAnsi="Times New Roman" w:eastAsia="FangSong" w:cs="Times New Roman"/>
-        </w:rPr>
-        <w:t>的密度比</w:t>
-      </w:r>
-      <w:r>
-        <w:rPr>
-          <w:rFonts w:hint="eastAsia" w:ascii="Times New Roman" w:hAnsi="Times New Roman" w:eastAsia="Times New Roman" w:cs="Times New Roman"/>
-        </w:rPr>
-        <w:t>。</w:t>
-      </w:r>
-    </w:p>
-    <w:p>
-      <w:pPr>
-        <w:pStyle w:val="BodyText"/>
-        <w:ind w:firstLine="420"/>
-      </w:pPr>
-      <w:r>
-        <w:rPr>
-          <w:rFonts w:ascii="Times New Roman" w:hAnsi="Times New Roman" w:eastAsia="Times New Roman" w:cs="Times New Roman"/>
-          <w:b/>
-          <w:bCs/>
-        </w:rPr>
-        <w:t xml:space="preserve">75-4</w:t>
-      </w:r>
-      <w:r>
-        <w:rPr>
-          <w:rFonts w:ascii="Times New Roman" w:hAnsi="Times New Roman" w:eastAsia="Times New Roman" w:cs="Times New Roman"/>
-        </w:rPr>
-        <w:t xml:space="preserve"> </w:t>
-      </w:r>
-      <w:r>
-        <w:rPr>
-          <w:rFonts w:hint="eastAsia" w:ascii="Times New Roman" w:hAnsi="Times New Roman" w:eastAsia="FangSong" w:cs="Times New Roman"/>
-        </w:rPr>
-        <w:t>实际上</w:t>
-      </w:r>
-      <w:r>
-        <w:rPr>
-          <w:rFonts w:hint="eastAsia" w:ascii="Times New Roman" w:hAnsi="Times New Roman" w:eastAsia="Times New Roman" w:cs="Times New Roman"/>
-        </w:rPr>
-        <w:t>，</w:t>
-      </w:r>
-      <m:oMath>
-        <m:r>
-          <m:t>α</m:t>
-        </m:r>
-      </m:oMath>
-      <w:r>
-        <w:rPr>
-          <w:rFonts w:ascii="Times New Roman" w:hAnsi="Times New Roman" w:eastAsia="Times New Roman" w:cs="Times New Roman"/>
-        </w:rPr>
-        <w:t xml:space="preserve">-HgS </w:t>
-      </w:r>
-      <w:r>
-        <w:rPr>
-          <w:rFonts w:hint="eastAsia" w:ascii="Times New Roman" w:hAnsi="Times New Roman" w:eastAsia="FangSong" w:cs="Times New Roman"/>
-        </w:rPr>
-        <w:t xml:space="preserve">和</w:t>
-      </w:r>
-      <w:r>
-        <w:rPr>
-          <w:rFonts w:ascii="Times New Roman" w:hAnsi="Times New Roman" w:eastAsia="Times New Roman" w:cs="Times New Roman"/>
-        </w:rPr>
-        <w:t xml:space="preserve"> </w:t>
-      </w:r>
-      <m:oMath>
-        <m:r>
-          <m:t>β</m:t>
-        </m:r>
-      </m:oMath>
-      <w:r>
-        <w:rPr>
-          <w:rFonts w:ascii="Times New Roman" w:hAnsi="Times New Roman" w:eastAsia="Times New Roman" w:cs="Times New Roman"/>
-        </w:rPr>
-        <w:t xml:space="preserve">-HgS </w:t>
-      </w:r>
-      <w:r>
-        <w:rPr>
-          <w:rFonts w:hint="eastAsia" w:ascii="Times New Roman" w:hAnsi="Times New Roman" w:eastAsia="FangSong" w:cs="Times New Roman"/>
-        </w:rPr>
-        <w:t xml:space="preserve">的密度分别为</w:t>
+        <w:t xml:space="preserve"> Zn </w:t>
+      </w:r>
+      <w:r>
+        <w:rPr>
+          <w:rFonts w:hint="eastAsia" w:ascii="Times New Roman" w:hAnsi="Times New Roman" w:eastAsia="FangSong" w:cs="Times New Roman"/>
+        </w:rPr>
+        <w:t xml:space="preserve">混合后隔绝空气加热可得到</w:t>
       </w:r>
       <w:r>
         <w:rPr>
@@ -6405,66 +6032,209 @@
           </m:ctrlPr>
         </m:oMathPr>
         <m:r>
-          <m:t>8.10</m:t>
-        </m:r>
-        <m:r>
-          <m:t> </m:t>
-        </m:r>
-        <m:r>
           <m:rPr>
             <m:sty m:val="p"/>
           </m:rPr>
-          <m:t>g</m:t>
+          <m:t>Z</m:t>
         </m:r>
         <m:r>
           <m:rPr>
             <m:sty m:val="p"/>
           </m:rPr>
-          <m:t>/</m:t>
-        </m:r>
-        <m:r>
-          <m:rPr>
-            <m:sty m:val="p"/>
-          </m:rPr>
-          <m:t>c</m:t>
-        </m:r>
-        <m:sSup>
+          <m:t>n</m:t>
+        </m:r>
+        <m:sSub>
           <m:e>
             <m:r>
               <m:rPr>
                 <m:sty m:val="p"/>
               </m:rPr>
-              <m:t>m</m:t>
+              <m:t>O</m:t>
             </m:r>
           </m:e>
-          <m:sup>
-            <m:r>
-              <m:rPr>
-                <m:sty m:val="p"/>
-              </m:rPr>
-              <m:t>3</m:t>
-            </m:r>
-          </m:sup>
-        </m:sSup>
+          <m:sub>
+            <m:r>
+              <m:rPr>
+                <m:sty m:val="p"/>
+              </m:rPr>
+              <m:t>1</m:t>
+            </m:r>
+            <m:r>
+              <m:rPr>
+                <m:sty m:val="p"/>
+              </m:rPr>
+              <m:t>−</m:t>
+            </m:r>
+            <m:r>
+              <m:rPr>
+                <m:sty m:val="p"/>
+              </m:rPr>
+              <m:t>x</m:t>
+            </m:r>
+          </m:sub>
+        </m:sSub>
       </m:oMath>
       <w:r>
         <w:rPr>
-          <w:rFonts w:ascii="Times New Roman" w:hAnsi="Times New Roman" w:eastAsia="Times New Roman" w:cs="Times New Roman"/>
-        </w:rPr>
-        <w:t xml:space="preserve"> </w:t>
-      </w:r>
-      <w:r>
-        <w:rPr>
-          <w:rFonts w:hint="eastAsia" w:ascii="Times New Roman" w:hAnsi="Times New Roman" w:eastAsia="FangSong" w:cs="Times New Roman"/>
-        </w:rPr>
-        <w:t xml:space="preserve">和</w:t>
-      </w:r>
-      <w:r>
-        <w:rPr>
-          <w:rFonts w:ascii="Times New Roman" w:hAnsi="Times New Roman" w:eastAsia="Times New Roman" w:cs="Times New Roman"/>
-        </w:rPr>
-        <w:t xml:space="preserve"> </w:t>
-      </w:r>
+          <w:rFonts w:hint="eastAsia" w:ascii="Times New Roman" w:hAnsi="Times New Roman" w:eastAsia="Times New Roman" w:cs="Times New Roman"/>
+        </w:rPr>
+        <w:t>，</w:t>
+      </w:r>
+      <w:r>
+        <w:rPr>
+          <w:rFonts w:hint="eastAsia" w:ascii="Times New Roman" w:hAnsi="Times New Roman" w:eastAsia="FangSong" w:cs="Times New Roman"/>
+        </w:rPr>
+        <w:t>通过调整</w:t>
+      </w:r>
+      <w:r>
+        <w:rPr>
+          <w:rFonts w:ascii="Times New Roman" w:hAnsi="Times New Roman" w:eastAsia="Times New Roman" w:cs="Times New Roman"/>
+        </w:rPr>
+        <w:t xml:space="preserve"> ZnO/Zn </w:t>
+      </w:r>
+      <w:r>
+        <w:rPr>
+          <w:rFonts w:hint="eastAsia" w:ascii="Times New Roman" w:hAnsi="Times New Roman" w:eastAsia="FangSong" w:cs="Times New Roman"/>
+        </w:rPr>
+        <w:t>的比例可以得到不同颜色的化合物</w:t>
+      </w:r>
+      <w:r>
+        <w:rPr>
+          <w:rFonts w:hint="eastAsia" w:ascii="Times New Roman" w:hAnsi="Times New Roman" w:eastAsia="Times New Roman" w:cs="Times New Roman"/>
+        </w:rPr>
+        <w:t>，</w:t>
+      </w:r>
+      <w:r>
+        <w:rPr>
+          <w:rFonts w:hint="eastAsia" w:ascii="Times New Roman" w:hAnsi="Times New Roman" w:eastAsia="FangSong" w:cs="Times New Roman"/>
+        </w:rPr>
+        <w:t>解释原因</w:t>
+      </w:r>
+      <w:r>
+        <w:rPr>
+          <w:rFonts w:hint="eastAsia" w:ascii="Times New Roman" w:hAnsi="Times New Roman" w:eastAsia="Times New Roman" w:cs="Times New Roman"/>
+        </w:rPr>
+        <w:t>。</w:t>
+      </w:r>
+    </w:p>
+    <w:p>
+      <w:pPr>
+        <w:pStyle w:val="BodyText"/>
+        <w:ind w:firstLine="420"/>
+      </w:pPr>
+      <w:r>
+        <w:rPr>
+          <w:rFonts w:ascii="Times New Roman" w:hAnsi="Times New Roman" w:eastAsia="Times New Roman" w:cs="Times New Roman"/>
+          <w:b/>
+          <w:bCs/>
+        </w:rPr>
+        <w:t xml:space="preserve">(2)</w:t>
+      </w:r>
+      <w:r>
+        <w:rPr>
+          <w:rFonts w:ascii="Times New Roman" w:hAnsi="Times New Roman" w:eastAsia="Times New Roman" w:cs="Times New Roman"/>
+        </w:rPr>
+        <w:t xml:space="preserve"> </w:t>
+      </w:r>
+      <w:r>
+        <w:rPr>
+          <w:rFonts w:ascii="Times New Roman" w:hAnsi="Times New Roman" w:eastAsia="Times New Roman" w:cs="Times New Roman"/>
+        </w:rPr>
+        <w:t xml:space="preserve">ZnO </w:t>
+      </w:r>
+      <w:r>
+        <w:rPr>
+          <w:rFonts w:hint="eastAsia" w:ascii="Times New Roman" w:hAnsi="Times New Roman" w:eastAsia="FangSong" w:cs="Times New Roman"/>
+        </w:rPr>
+        <w:t>呈白色</w:t>
+      </w:r>
+      <w:r>
+        <w:rPr>
+          <w:rFonts w:hint="eastAsia" w:ascii="Times New Roman" w:hAnsi="Times New Roman" w:eastAsia="Times New Roman" w:cs="Times New Roman"/>
+        </w:rPr>
+        <w:t>，</w:t>
+      </w:r>
+      <w:r>
+        <w:rPr>
+          <w:rFonts w:hint="eastAsia" w:ascii="Times New Roman" w:hAnsi="Times New Roman" w:eastAsia="FangSong" w:cs="Times New Roman"/>
+        </w:rPr>
+        <w:t>而</w:t>
+      </w:r>
+      <w:r>
+        <w:rPr>
+          <w:rFonts w:ascii="Times New Roman" w:hAnsi="Times New Roman" w:eastAsia="Times New Roman" w:cs="Times New Roman"/>
+        </w:rPr>
+        <w:t xml:space="preserve"> HgO </w:t>
+      </w:r>
+      <w:r>
+        <w:rPr>
+          <w:rFonts w:hint="eastAsia" w:ascii="Times New Roman" w:hAnsi="Times New Roman" w:eastAsia="FangSong" w:cs="Times New Roman"/>
+        </w:rPr>
+        <w:t>有红色</w:t>
+      </w:r>
+      <w:r>
+        <w:rPr>
+          <w:rFonts w:hint="eastAsia" w:ascii="Times New Roman" w:hAnsi="Times New Roman" w:eastAsia="Times New Roman" w:cs="Times New Roman"/>
+        </w:rPr>
+        <w:t>、</w:t>
+      </w:r>
+      <w:r>
+        <w:rPr>
+          <w:rFonts w:hint="eastAsia" w:ascii="Times New Roman" w:hAnsi="Times New Roman" w:eastAsia="FangSong" w:cs="Times New Roman"/>
+        </w:rPr>
+        <w:t>黄色</w:t>
+      </w:r>
+      <w:r>
+        <w:rPr>
+          <w:rFonts w:hint="eastAsia" w:ascii="Times New Roman" w:hAnsi="Times New Roman" w:eastAsia="Times New Roman" w:cs="Times New Roman"/>
+        </w:rPr>
+        <w:t>。</w:t>
+      </w:r>
+      <w:r>
+        <w:rPr>
+          <w:rFonts w:hint="eastAsia" w:ascii="Times New Roman" w:hAnsi="Times New Roman" w:eastAsia="FangSong" w:cs="Times New Roman"/>
+        </w:rPr>
+        <w:t>红黄颜色的差异是由颗粒大小决定的</w:t>
+      </w:r>
+      <w:r>
+        <w:rPr>
+          <w:rFonts w:hint="eastAsia" w:ascii="Times New Roman" w:hAnsi="Times New Roman" w:eastAsia="Times New Roman" w:cs="Times New Roman"/>
+        </w:rPr>
+        <w:t>，</w:t>
+      </w:r>
+      <w:r>
+        <w:rPr>
+          <w:rFonts w:hint="eastAsia" w:ascii="Times New Roman" w:hAnsi="Times New Roman" w:eastAsia="FangSong" w:cs="Times New Roman"/>
+        </w:rPr>
+        <w:t>黄色氧化汞的颗粒较小</w:t>
+      </w:r>
+      <w:r>
+        <w:rPr>
+          <w:rFonts w:hint="eastAsia" w:ascii="Times New Roman" w:hAnsi="Times New Roman" w:eastAsia="Times New Roman" w:cs="Times New Roman"/>
+        </w:rPr>
+        <w:t>。</w:t>
+      </w:r>
+      <w:r>
+        <w:rPr>
+          <w:rFonts w:hint="eastAsia" w:ascii="Times New Roman" w:hAnsi="Times New Roman" w:eastAsia="FangSong" w:cs="Times New Roman"/>
+        </w:rPr>
+        <w:t>试写出以下方程式并推测固体产物的颜色</w:t>
+      </w:r>
+      <w:r>
+        <w:rPr>
+          <w:rFonts w:hint="eastAsia" w:ascii="Times New Roman" w:hAnsi="Times New Roman" w:eastAsia="Times New Roman" w:cs="Times New Roman"/>
+        </w:rPr>
+        <w:t>：</w:t>
+      </w:r>
+    </w:p>
+    <w:p>
+      <w:pPr>
+        <w:numPr>
+          <w:ilvl w:val="0"/>
+          <w:numId w:val="1004"/>
+        </w:numPr>
+        <w:ind w:firstLine="420"/>
+      </w:pPr>
       <m:oMath>
         <m:oMathPr>
           <m:ctrlPr>
@@ -6475,10 +6245,10 @@
           </m:ctrlPr>
         </m:oMathPr>
         <m:r>
-          <m:t>7.73</m:t>
-        </m:r>
-        <m:r>
-          <m:t> </m:t>
+          <m:rPr>
+            <m:sty m:val="p"/>
+          </m:rPr>
+          <m:t>H</m:t>
         </m:r>
         <m:r>
           <m:rPr>
@@ -6490,238 +6260,46 @@
           <m:rPr>
             <m:sty m:val="p"/>
           </m:rPr>
-          <m:t>/</m:t>
+          <m:t>(</m:t>
         </m:r>
         <m:r>
           <m:rPr>
             <m:sty m:val="p"/>
           </m:rPr>
-          <m:t>c</m:t>
-        </m:r>
-        <m:sSup>
-          <m:e>
-            <m:r>
-              <m:rPr>
-                <m:sty m:val="p"/>
-              </m:rPr>
-              <m:t>m</m:t>
-            </m:r>
-          </m:e>
-          <m:sup>
-            <m:r>
-              <m:rPr>
-                <m:sty m:val="p"/>
-              </m:rPr>
-              <m:t>3</m:t>
-            </m:r>
-          </m:sup>
-        </m:sSup>
-      </m:oMath>
-      <w:r>
-        <w:rPr>
-          <w:rFonts w:hint="eastAsia" w:ascii="Times New Roman" w:hAnsi="Times New Roman" w:eastAsia="Times New Roman" w:cs="Times New Roman"/>
-        </w:rPr>
-        <w:t>。</w:t>
-      </w:r>
-      <w:r>
-        <w:rPr>
-          <w:rFonts w:hint="eastAsia" w:ascii="Times New Roman" w:hAnsi="Times New Roman" w:eastAsia="FangSong" w:cs="Times New Roman"/>
-        </w:rPr>
-        <w:t>通过计算写出</w:t>
-      </w:r>
-      <w:r>
-        <w:rPr>
-          <w:rFonts w:ascii="Times New Roman" w:hAnsi="Times New Roman" w:eastAsia="Times New Roman" w:cs="Times New Roman"/>
-        </w:rPr>
-        <w:t xml:space="preserve"> </w:t>
-      </w:r>
-      <m:oMath>
-        <m:r>
-          <m:t>α</m:t>
-        </m:r>
-      </m:oMath>
-      <w:r>
-        <w:rPr>
-          <w:rFonts w:ascii="Times New Roman" w:hAnsi="Times New Roman" w:eastAsia="Times New Roman" w:cs="Times New Roman"/>
-        </w:rPr>
-        <w:t xml:space="preserve">-HgS </w:t>
-      </w:r>
-      <w:r>
-        <w:rPr>
-          <w:rFonts w:hint="eastAsia" w:ascii="Times New Roman" w:hAnsi="Times New Roman" w:eastAsia="FangSong" w:cs="Times New Roman"/>
-        </w:rPr>
-        <w:t xml:space="preserve">和</w:t>
-      </w:r>
-      <w:r>
-        <w:rPr>
-          <w:rFonts w:ascii="Times New Roman" w:hAnsi="Times New Roman" w:eastAsia="Times New Roman" w:cs="Times New Roman"/>
-        </w:rPr>
-        <w:t xml:space="preserve"> </w:t>
-      </w:r>
-      <m:oMath>
-        <m:r>
-          <m:t>β</m:t>
-        </m:r>
-      </m:oMath>
-      <w:r>
-        <w:rPr>
-          <w:rFonts w:ascii="Times New Roman" w:hAnsi="Times New Roman" w:eastAsia="Times New Roman" w:cs="Times New Roman"/>
-        </w:rPr>
-        <w:t xml:space="preserve">-HgS </w:t>
-      </w:r>
-      <w:r>
-        <w:rPr>
-          <w:rFonts w:hint="eastAsia" w:ascii="Times New Roman" w:hAnsi="Times New Roman" w:eastAsia="FangSong" w:cs="Times New Roman"/>
-        </w:rPr>
-        <w:t xml:space="preserve">中</w:t>
-      </w:r>
-      <w:r>
-        <w:rPr>
-          <w:rFonts w:ascii="Times New Roman" w:hAnsi="Times New Roman" w:eastAsia="Times New Roman" w:cs="Times New Roman"/>
-        </w:rPr>
-        <w:t xml:space="preserve"> Hg—S </w:t>
-      </w:r>
-      <w:r>
-        <w:rPr>
-          <w:rFonts w:hint="eastAsia" w:ascii="Times New Roman" w:hAnsi="Times New Roman" w:eastAsia="FangSong" w:cs="Times New Roman"/>
-        </w:rPr>
-        <w:t>键长并解释这种差异</w:t>
-      </w:r>
-      <w:r>
-        <w:rPr>
-          <w:rFonts w:hint="eastAsia" w:ascii="Times New Roman" w:hAnsi="Times New Roman" w:eastAsia="Times New Roman" w:cs="Times New Roman"/>
-        </w:rPr>
-        <w:t>。</w:t>
-      </w:r>
-    </w:p>
-    <w:p>
-      <w:pPr>
-        <w:spacing w:before="160" w:after="80"/>
-      </w:pPr>
-      <w:r>
-        <w:pict>
-          <v:rect style="width:0;height:1.5pt" o:hralign="center" o:hrstd="t" o:hr="t"/>
-        </w:pict>
-      </w:r>
-    </w:p>
-    <w:bookmarkEnd w:id="19"/>
-    <w:bookmarkStart w:id="20" w:name="第12题"/>
-    <w:p>
-      <w:pPr>
-        <w:pStyle w:val="Heading3"/>
-        <w:spacing w:before="280" w:after="120"/>
-      </w:pPr>
-      <w:r>
-        <w:rPr>
-          <w:rFonts w:hint="eastAsia" w:ascii="Times New Roman" w:hAnsi="Times New Roman" w:eastAsia="SimHei" w:cs="Times New Roman"/>
-        </w:rPr>
-        <w:t>第</w:t>
-      </w:r>
-      <w:r>
-        <w:rPr>
-          <w:rFonts w:hint="eastAsia" w:ascii="Times New Roman" w:hAnsi="Times New Roman" w:eastAsia="Times New Roman" w:cs="Times New Roman"/>
-        </w:rPr>
-        <w:t>12</w:t>
-      </w:r>
-      <w:r>
-        <w:rPr>
-          <w:rFonts w:hint="eastAsia" w:ascii="Times New Roman" w:hAnsi="Times New Roman" w:eastAsia="SimHei" w:cs="Times New Roman"/>
-        </w:rPr>
-        <w:t>题</w:t>
-      </w:r>
-    </w:p>
-    <w:p>
-      <w:pPr>
-        <w:pStyle w:val="FirstParagraph"/>
-        <w:ind w:firstLine="420"/>
-      </w:pPr>
-      <w:r>
-        <w:rPr>
-          <w:rFonts w:hint="eastAsia" w:ascii="Times New Roman" w:hAnsi="Times New Roman" w:eastAsia="FangSong" w:cs="Times New Roman"/>
-        </w:rPr>
-        <w:t>已知以下数据</w:t>
-      </w:r>
-      <w:r>
-        <w:rPr>
-          <w:rFonts w:hint="eastAsia" w:ascii="Times New Roman" w:hAnsi="Times New Roman" w:eastAsia="Times New Roman" w:cs="Times New Roman"/>
-        </w:rPr>
-        <w:t>：Ca</w:t>
-      </w:r>
-      <w:r>
-        <w:rPr>
-          <w:rFonts w:ascii="Times New Roman" w:hAnsi="Times New Roman" w:eastAsia="Times New Roman" w:cs="Times New Roman"/>
-        </w:rPr>
-        <w:t xml:space="preserve"> </w:t>
-      </w:r>
-      <w:r>
-        <w:rPr>
-          <w:rFonts w:hint="eastAsia" w:ascii="Times New Roman" w:hAnsi="Times New Roman" w:eastAsia="FangSong" w:cs="Times New Roman"/>
-        </w:rPr>
-        <w:t xml:space="preserve">的升华热为</w:t>
-      </w:r>
-      <w:r>
-        <w:rPr>
-          <w:rFonts w:ascii="Times New Roman" w:hAnsi="Times New Roman" w:eastAsia="Times New Roman" w:cs="Times New Roman"/>
-        </w:rPr>
-        <w:t xml:space="preserve"> </w:t>
-      </w:r>
-      <w:r>
-        <w:rPr>
-          <w:rFonts w:hint="eastAsia" w:ascii="Times New Roman" w:hAnsi="Times New Roman" w:eastAsia="Times New Roman" w:cs="Times New Roman"/>
-        </w:rPr>
-        <w:t xml:space="preserve">193kJ/mol，Ca</w:t>
-      </w:r>
-      <w:r>
-        <w:rPr>
-          <w:rFonts w:ascii="Times New Roman" w:hAnsi="Times New Roman" w:eastAsia="Times New Roman" w:cs="Times New Roman"/>
-        </w:rPr>
-        <w:t xml:space="preserve"> </w:t>
-      </w:r>
-      <w:r>
-        <w:rPr>
-          <w:rFonts w:hint="eastAsia" w:ascii="Times New Roman" w:hAnsi="Times New Roman" w:eastAsia="FangSong" w:cs="Times New Roman"/>
-        </w:rPr>
-        <w:t xml:space="preserve">的第一和第二电离能分别为</w:t>
-      </w:r>
-      <w:r>
-        <w:rPr>
-          <w:rFonts w:ascii="Times New Roman" w:hAnsi="Times New Roman" w:eastAsia="Times New Roman" w:cs="Times New Roman"/>
-        </w:rPr>
-        <w:t xml:space="preserve"> 590 </w:t>
-      </w:r>
-      <w:r>
-        <w:rPr>
-          <w:rFonts w:hint="eastAsia" w:ascii="Times New Roman" w:hAnsi="Times New Roman" w:eastAsia="FangSong" w:cs="Times New Roman"/>
-        </w:rPr>
-        <w:t xml:space="preserve">和</w:t>
-      </w:r>
-      <w:r>
-        <w:rPr>
-          <w:rFonts w:ascii="Times New Roman" w:hAnsi="Times New Roman" w:eastAsia="Times New Roman" w:cs="Times New Roman"/>
-        </w:rPr>
-        <w:t xml:space="preserve"> </w:t>
-      </w:r>
-      <w:r>
-        <w:rPr>
-          <w:rFonts w:hint="eastAsia" w:ascii="Times New Roman" w:hAnsi="Times New Roman" w:eastAsia="Times New Roman" w:cs="Times New Roman"/>
-        </w:rPr>
-        <w:t xml:space="preserve">1010kJ/mol，</w:t>
-      </w:r>
-      <w:r>
-        <w:rPr>
-          <w:rFonts w:ascii="Times New Roman" w:hAnsi="Times New Roman" w:eastAsia="Times New Roman" w:cs="Times New Roman"/>
-        </w:rPr>
-        <w:t xml:space="preserve"> </w:t>
-      </w:r>
-      <m:oMath>
+          <m:t>N</m:t>
+        </m:r>
         <m:sSub>
           <m:e>
             <m:r>
+              <m:rPr>
+                <m:sty m:val="p"/>
+              </m:rPr>
               <m:t>O</m:t>
             </m:r>
           </m:e>
           <m:sub>
             <m:r>
+              <m:rPr>
+                <m:sty m:val="p"/>
+              </m:rPr>
+              <m:t>3</m:t>
+            </m:r>
+          </m:sub>
+        </m:sSub>
+        <m:sSub>
+          <m:e>
+            <m:r>
+              <m:rPr>
+                <m:sty m:val="p"/>
+              </m:rPr>
+              <m:t>)</m:t>
+            </m:r>
+          </m:e>
+          <m:sub>
+            <m:r>
+              <m:rPr>
+                <m:sty m:val="p"/>
+              </m:rPr>
               <m:t>2</m:t>
             </m:r>
           </m:sub>
@@ -6737,998 +6315,27 @@
         <w:rPr>
           <w:rFonts w:hint="eastAsia" w:ascii="Times New Roman" w:hAnsi="Times New Roman" w:eastAsia="FangSong" w:cs="Times New Roman"/>
         </w:rPr>
-        <w:t xml:space="preserve">的键能为</w:t>
-      </w:r>
-      <w:r>
-        <w:rPr>
-          <w:rFonts w:ascii="Times New Roman" w:hAnsi="Times New Roman" w:eastAsia="Times New Roman" w:cs="Times New Roman"/>
-        </w:rPr>
-        <w:t xml:space="preserve"> </w:t>
-      </w:r>
-      <w:r>
-        <w:rPr>
-          <w:rFonts w:hint="eastAsia" w:ascii="Times New Roman" w:hAnsi="Times New Roman" w:eastAsia="Times New Roman" w:cs="Times New Roman"/>
-        </w:rPr>
-        <w:t xml:space="preserve">498kJ/mol，O</w:t>
-      </w:r>
-      <w:r>
-        <w:rPr>
-          <w:rFonts w:ascii="Times New Roman" w:hAnsi="Times New Roman" w:eastAsia="Times New Roman" w:cs="Times New Roman"/>
-        </w:rPr>
-        <w:t xml:space="preserve"> </w:t>
-      </w:r>
-      <w:r>
-        <w:rPr>
-          <w:rFonts w:hint="eastAsia" w:ascii="Times New Roman" w:hAnsi="Times New Roman" w:eastAsia="FangSong" w:cs="Times New Roman"/>
-        </w:rPr>
-        <w:t xml:space="preserve">的第一和第二电子亲和能分别为</w:t>
-      </w:r>
-      <w:r>
-        <w:rPr>
-          <w:rFonts w:ascii="Times New Roman" w:hAnsi="Times New Roman" w:eastAsia="Times New Roman" w:cs="Times New Roman"/>
-        </w:rPr>
-        <w:t xml:space="preserve"> 141 </w:t>
-      </w:r>
-      <w:r>
-        <w:rPr>
-          <w:rFonts w:hint="eastAsia" w:ascii="Times New Roman" w:hAnsi="Times New Roman" w:eastAsia="FangSong" w:cs="Times New Roman"/>
-        </w:rPr>
-        <w:t xml:space="preserve">和</w:t>
-      </w:r>
-      <w:r>
-        <w:rPr>
-          <w:rFonts w:ascii="Times New Roman" w:hAnsi="Times New Roman" w:eastAsia="Times New Roman" w:cs="Times New Roman"/>
-        </w:rPr>
-        <w:t xml:space="preserve"> </w:t>
-      </w:r>
-      <w:r>
-        <w:rPr>
-          <w:rFonts w:hint="eastAsia" w:ascii="Times New Roman" w:hAnsi="Times New Roman" w:eastAsia="Times New Roman" w:cs="Times New Roman"/>
-        </w:rPr>
-        <w:t xml:space="preserve">-878kJ/mol，CaO</w:t>
-      </w:r>
-      <w:r>
-        <w:rPr>
-          <w:rFonts w:ascii="Times New Roman" w:hAnsi="Times New Roman" w:eastAsia="Times New Roman" w:cs="Times New Roman"/>
-        </w:rPr>
-        <w:t xml:space="preserve"> </w:t>
-      </w:r>
-      <w:r>
-        <w:rPr>
-          <w:rFonts w:hint="eastAsia" w:ascii="Times New Roman" w:hAnsi="Times New Roman" w:eastAsia="FangSong" w:cs="Times New Roman"/>
-        </w:rPr>
-        <w:t xml:space="preserve">的标准摩尔生成焓为</w:t>
-      </w:r>
-      <w:r>
-        <w:rPr>
-          <w:rFonts w:ascii="Times New Roman" w:hAnsi="Times New Roman" w:eastAsia="Times New Roman" w:cs="Times New Roman"/>
-        </w:rPr>
-        <w:t xml:space="preserve"> -635kJ/mol。</w:t>
+        <w:t xml:space="preserve">热分解为</w:t>
+      </w:r>
+      <w:r>
+        <w:rPr>
+          <w:rFonts w:ascii="Times New Roman" w:hAnsi="Times New Roman" w:eastAsia="Times New Roman" w:cs="Times New Roman"/>
+        </w:rPr>
+        <w:t xml:space="preserve"> </w:t>
+      </w:r>
+      <w:r>
+        <w:rPr>
+          <w:rFonts w:hint="eastAsia" w:ascii="Times New Roman" w:hAnsi="Times New Roman" w:eastAsia="Times New Roman" w:cs="Times New Roman"/>
+        </w:rPr>
+        <w:t xml:space="preserve">HgO；</w:t>
       </w:r>
     </w:p>
     <w:p>
       <w:pPr>
-        <w:pStyle w:val="BodyText"/>
-        <w:ind w:firstLine="420"/>
-      </w:pPr>
-      <w:r>
-        <w:rPr>
-          <w:rFonts w:ascii="Times New Roman" w:hAnsi="Times New Roman" w:eastAsia="Times New Roman" w:cs="Times New Roman"/>
-        </w:rPr>
-        <w:t xml:space="preserve">76-1 </w:t>
-      </w:r>
-      <w:r>
-        <w:rPr>
-          <w:rFonts w:hint="eastAsia" w:ascii="Times New Roman" w:hAnsi="Times New Roman" w:eastAsia="FangSong" w:cs="Times New Roman"/>
-        </w:rPr>
-        <w:t xml:space="preserve">从实验数据中求出</w:t>
-      </w:r>
-      <w:r>
-        <w:rPr>
-          <w:rFonts w:ascii="Times New Roman" w:hAnsi="Times New Roman" w:eastAsia="Times New Roman" w:cs="Times New Roman"/>
-        </w:rPr>
-        <w:t xml:space="preserve"> CaO </w:t>
-      </w:r>
-      <w:r>
-        <w:rPr>
-          <w:rFonts w:hint="eastAsia" w:ascii="Times New Roman" w:hAnsi="Times New Roman" w:eastAsia="FangSong" w:cs="Times New Roman"/>
-        </w:rPr>
-        <w:t>的晶格能</w:t>
-      </w:r>
-      <w:r>
-        <w:rPr>
-          <w:rFonts w:hint="eastAsia" w:ascii="Times New Roman" w:hAnsi="Times New Roman" w:eastAsia="Times New Roman" w:cs="Times New Roman"/>
-        </w:rPr>
-        <w:t>。</w:t>
-      </w:r>
-    </w:p>
-    <w:p>
-      <w:pPr>
-        <w:pStyle w:val="BodyText"/>
-        <w:ind w:firstLine="420"/>
-      </w:pPr>
-      <w:r>
-        <w:rPr>
-          <w:rFonts w:ascii="Times New Roman" w:hAnsi="Times New Roman" w:eastAsia="Times New Roman" w:cs="Times New Roman"/>
-        </w:rPr>
-        <w:t xml:space="preserve">76-2 </w:t>
-      </w:r>
-      <w:r>
-        <w:rPr>
-          <w:rFonts w:hint="eastAsia" w:ascii="Times New Roman" w:hAnsi="Times New Roman" w:eastAsia="FangSong" w:cs="Times New Roman"/>
-        </w:rPr>
-        <w:t>晶格能也可以从理论上求出</w:t>
-      </w:r>
-      <w:r>
-        <w:rPr>
-          <w:rFonts w:hint="eastAsia" w:ascii="Times New Roman" w:hAnsi="Times New Roman" w:eastAsia="Times New Roman" w:cs="Times New Roman"/>
-        </w:rPr>
-        <w:t>。</w:t>
-      </w:r>
-      <w:r>
-        <w:rPr>
-          <w:rFonts w:hint="eastAsia" w:ascii="Times New Roman" w:hAnsi="Times New Roman" w:eastAsia="FangSong" w:cs="Times New Roman"/>
-        </w:rPr>
-        <w:t>已知</w:t>
-      </w:r>
-      <w:r>
-        <w:rPr>
-          <w:rFonts w:ascii="Times New Roman" w:hAnsi="Times New Roman" w:eastAsia="Times New Roman" w:cs="Times New Roman"/>
-        </w:rPr>
-        <w:t xml:space="preserve"> CaO </w:t>
-      </w:r>
-      <w:r>
-        <w:rPr>
-          <w:rFonts w:hint="eastAsia" w:ascii="Times New Roman" w:hAnsi="Times New Roman" w:eastAsia="FangSong" w:cs="Times New Roman"/>
-        </w:rPr>
-        <w:t xml:space="preserve">是</w:t>
-      </w:r>
-      <w:r>
-        <w:rPr>
-          <w:rFonts w:ascii="Times New Roman" w:hAnsi="Times New Roman" w:eastAsia="Times New Roman" w:cs="Times New Roman"/>
-        </w:rPr>
-        <w:t xml:space="preserve"> NaCl </w:t>
-      </w:r>
-      <w:r>
-        <w:rPr>
-          <w:rFonts w:hint="eastAsia" w:ascii="Times New Roman" w:hAnsi="Times New Roman" w:eastAsia="FangSong" w:cs="Times New Roman"/>
-        </w:rPr>
-        <w:t>型结构</w:t>
-      </w:r>
-      <w:r>
-        <w:rPr>
-          <w:rFonts w:hint="eastAsia" w:ascii="Times New Roman" w:hAnsi="Times New Roman" w:eastAsia="Times New Roman" w:cs="Times New Roman"/>
-        </w:rPr>
-        <w:t>，</w:t>
-      </w:r>
-      <w:r>
-        <w:rPr>
-          <w:rFonts w:hint="eastAsia" w:ascii="Times New Roman" w:hAnsi="Times New Roman" w:eastAsia="FangSong" w:cs="Times New Roman"/>
-        </w:rPr>
-        <w:t>晶胞参数为</w:t>
-      </w:r>
-      <w:r>
-        <w:rPr>
-          <w:rFonts w:ascii="Times New Roman" w:hAnsi="Times New Roman" w:eastAsia="Times New Roman" w:cs="Times New Roman"/>
-        </w:rPr>
-        <w:t xml:space="preserve"> </w:t>
-      </w:r>
-      <w:r>
-        <w:rPr>
-          <w:rFonts w:hint="eastAsia" w:ascii="Times New Roman" w:hAnsi="Times New Roman" w:eastAsia="Times New Roman" w:cs="Times New Roman"/>
-        </w:rPr>
-        <w:t>0.480nm。</w:t>
-      </w:r>
-      <w:r>
-        <w:rPr>
-          <w:rFonts w:hint="eastAsia" w:ascii="Times New Roman" w:hAnsi="Times New Roman" w:eastAsia="FangSong" w:cs="Times New Roman"/>
-        </w:rPr>
-        <w:t>假设我们只考虑一个</w:t>
-      </w:r>
-      <w:r>
-        <w:rPr>
-          <w:rFonts w:ascii="Times New Roman" w:hAnsi="Times New Roman" w:eastAsia="Times New Roman" w:cs="Times New Roman"/>
-        </w:rPr>
-        <w:t xml:space="preserve"> </w:t>
-      </w:r>
-      <m:oMath>
-        <m:r>
-          <m:t>C</m:t>
-        </m:r>
-        <m:sSup>
-          <m:e>
-            <m:r>
-              <m:t>a</m:t>
-            </m:r>
-          </m:e>
-          <m:sup>
-            <m:r>
-              <m:t>2</m:t>
-            </m:r>
-            <m:r>
-              <m:rPr>
-                <m:sty m:val="p"/>
-              </m:rPr>
-              <m:t>+</m:t>
-            </m:r>
-          </m:sup>
-        </m:sSup>
-      </m:oMath>
-      <w:r>
-        <w:rPr>
-          <w:rFonts w:ascii="Times New Roman" w:hAnsi="Times New Roman" w:eastAsia="Times New Roman" w:cs="Times New Roman"/>
-        </w:rPr>
-        <w:t xml:space="preserve"> </w:t>
-      </w:r>
-      <w:r>
-        <w:rPr>
-          <w:rFonts w:hint="eastAsia" w:ascii="Times New Roman" w:hAnsi="Times New Roman" w:eastAsia="FangSong" w:cs="Times New Roman"/>
-        </w:rPr>
-        <w:t>周围最近和次近的离子</w:t>
-      </w:r>
-      <w:r>
-        <w:rPr>
-          <w:rFonts w:hint="eastAsia" w:ascii="Times New Roman" w:hAnsi="Times New Roman" w:eastAsia="Times New Roman" w:cs="Times New Roman"/>
-        </w:rPr>
-        <w:t>，</w:t>
-      </w:r>
-      <w:r>
-        <w:rPr>
-          <w:rFonts w:hint="eastAsia" w:ascii="Times New Roman" w:hAnsi="Times New Roman" w:eastAsia="FangSong" w:cs="Times New Roman"/>
-        </w:rPr>
-        <w:t>求该</w:t>
-      </w:r>
-      <w:r>
-        <w:rPr>
-          <w:rFonts w:ascii="Times New Roman" w:hAnsi="Times New Roman" w:eastAsia="Times New Roman" w:cs="Times New Roman"/>
-        </w:rPr>
-        <w:t xml:space="preserve"> </w:t>
-      </w:r>
-      <m:oMath>
-        <m:r>
-          <m:t>C</m:t>
-        </m:r>
-        <m:sSup>
-          <m:e>
-            <m:r>
-              <m:t>a</m:t>
-            </m:r>
-          </m:e>
-          <m:sup>
-            <m:r>
-              <m:t>2</m:t>
-            </m:r>
-            <m:r>
-              <m:rPr>
-                <m:sty m:val="p"/>
-              </m:rPr>
-              <m:t>+</m:t>
-            </m:r>
-          </m:sup>
-        </m:sSup>
-      </m:oMath>
-      <w:r>
-        <w:rPr>
-          <w:rFonts w:ascii="Times New Roman" w:hAnsi="Times New Roman" w:eastAsia="Times New Roman" w:cs="Times New Roman"/>
-        </w:rPr>
-        <w:t xml:space="preserve"> </w:t>
-      </w:r>
-      <w:r>
-        <w:rPr>
-          <w:rFonts w:hint="eastAsia" w:ascii="Times New Roman" w:hAnsi="Times New Roman" w:eastAsia="FangSong" w:cs="Times New Roman"/>
-        </w:rPr>
-        <w:t>静电势能的大小</w:t>
-      </w:r>
-      <w:r>
-        <w:rPr>
-          <w:rFonts w:hint="eastAsia" w:ascii="Times New Roman" w:hAnsi="Times New Roman" w:eastAsia="Times New Roman" w:cs="Times New Roman"/>
-        </w:rPr>
-        <w:t>。</w:t>
-      </w:r>
-    </w:p>
-    <w:p>
-      <w:pPr>
-        <w:spacing w:before="160" w:after="80"/>
-      </w:pPr>
-      <w:r>
-        <w:pict>
-          <v:rect style="width:0;height:1.5pt" o:hralign="center" o:hrstd="t" o:hr="t"/>
-        </w:pict>
-      </w:r>
-    </w:p>
-    <w:bookmarkEnd w:id="20"/>
-    <w:bookmarkStart w:id="21" w:name="第13题"/>
-    <w:p>
-      <w:pPr>
-        <w:pStyle w:val="Heading3"/>
-        <w:spacing w:before="280" w:after="120"/>
-      </w:pPr>
-      <w:r>
-        <w:rPr>
-          <w:rFonts w:hint="eastAsia" w:ascii="Times New Roman" w:hAnsi="Times New Roman" w:eastAsia="SimHei" w:cs="Times New Roman"/>
-        </w:rPr>
-        <w:t>第</w:t>
-      </w:r>
-      <w:r>
-        <w:rPr>
-          <w:rFonts w:hint="eastAsia" w:ascii="Times New Roman" w:hAnsi="Times New Roman" w:eastAsia="Times New Roman" w:cs="Times New Roman"/>
-        </w:rPr>
-        <w:t>13</w:t>
-      </w:r>
-      <w:r>
-        <w:rPr>
-          <w:rFonts w:hint="eastAsia" w:ascii="Times New Roman" w:hAnsi="Times New Roman" w:eastAsia="SimHei" w:cs="Times New Roman"/>
-        </w:rPr>
-        <w:t>题</w:t>
-      </w:r>
-    </w:p>
-    <w:p>
-      <w:pPr>
-        <w:pStyle w:val="FirstParagraph"/>
-        <w:ind w:firstLine="420"/>
-      </w:pPr>
-      <w:r>
-        <w:rPr>
-          <w:rFonts w:hint="eastAsia" w:ascii="Times New Roman" w:hAnsi="Times New Roman" w:eastAsia="FangSong" w:cs="Times New Roman"/>
-        </w:rPr>
-        <w:t xml:space="preserve">钒与</w:t>
-      </w:r>
-      <w:r>
-        <w:rPr>
-          <w:rFonts w:ascii="Times New Roman" w:hAnsi="Times New Roman" w:eastAsia="Times New Roman" w:cs="Times New Roman"/>
-        </w:rPr>
-        <w:t xml:space="preserve"> </w:t>
-      </w:r>
-      <w:r>
-        <w:rPr>
-          <w:rFonts w:hint="eastAsia" w:ascii="Times New Roman" w:hAnsi="Times New Roman" w:eastAsia="Times New Roman" w:cs="Times New Roman"/>
-        </w:rPr>
-        <w:t>N-</w:t>
-      </w:r>
-      <w:r>
-        <w:rPr>
-          <w:rFonts w:hint="eastAsia" w:ascii="Times New Roman" w:hAnsi="Times New Roman" w:eastAsia="FangSong" w:cs="Times New Roman"/>
-        </w:rPr>
-        <w:t>苯甲酰</w:t>
-      </w:r>
-      <w:r>
-        <w:rPr>
-          <w:rFonts w:hint="eastAsia" w:ascii="Times New Roman" w:hAnsi="Times New Roman" w:eastAsia="Times New Roman" w:cs="Times New Roman"/>
-        </w:rPr>
-        <w:t>-N-</w:t>
-      </w:r>
-      <w:r>
-        <w:rPr>
-          <w:rFonts w:hint="eastAsia" w:ascii="Times New Roman" w:hAnsi="Times New Roman" w:eastAsia="FangSong" w:cs="Times New Roman"/>
-        </w:rPr>
-        <w:t>苯基羟胺</w:t>
-      </w:r>
-      <w:r>
-        <w:rPr>
-          <w:rFonts w:hint="eastAsia" w:ascii="Times New Roman" w:hAnsi="Times New Roman" w:eastAsia="Times New Roman" w:cs="Times New Roman"/>
-        </w:rPr>
-        <w:t>(213g/mol)</w:t>
-      </w:r>
-      <w:r>
-        <w:rPr>
-          <w:rFonts w:hint="eastAsia" w:ascii="Times New Roman" w:hAnsi="Times New Roman" w:eastAsia="FangSong" w:cs="Times New Roman"/>
-        </w:rPr>
-        <w:t>根离子在</w:t>
-      </w:r>
-      <w:r>
-        <w:rPr>
-          <w:rFonts w:ascii="Times New Roman" w:hAnsi="Times New Roman" w:eastAsia="Times New Roman" w:cs="Times New Roman"/>
-        </w:rPr>
-        <w:t xml:space="preserve"> 4mol/L </w:t>
-      </w:r>
-      <w:r>
-        <w:rPr>
-          <w:rFonts w:hint="eastAsia" w:ascii="Times New Roman" w:hAnsi="Times New Roman" w:eastAsia="FangSong" w:cs="Times New Roman"/>
-        </w:rPr>
-        <w:t>盐酸介质中形成紫红色的单核配合物</w:t>
-      </w:r>
-      <w:r>
-        <w:rPr>
-          <w:rFonts w:hint="eastAsia" w:ascii="Times New Roman" w:hAnsi="Times New Roman" w:eastAsia="Times New Roman" w:cs="Times New Roman"/>
-        </w:rPr>
-        <w:t>，</w:t>
-      </w:r>
-      <w:r>
-        <w:rPr>
-          <w:rFonts w:hint="eastAsia" w:ascii="Times New Roman" w:hAnsi="Times New Roman" w:eastAsia="FangSong" w:cs="Times New Roman"/>
-        </w:rPr>
-        <w:t>该配合物溶液可进行比色测定</w:t>
-      </w:r>
-      <w:r>
-        <w:rPr>
-          <w:rFonts w:hint="eastAsia" w:ascii="Times New Roman" w:hAnsi="Times New Roman" w:eastAsia="Times New Roman" w:cs="Times New Roman"/>
-        </w:rPr>
-        <w:t>，</w:t>
-      </w:r>
-      <w:r>
-        <w:rPr>
-          <w:rFonts w:hint="eastAsia" w:ascii="Times New Roman" w:hAnsi="Times New Roman" w:eastAsia="FangSong" w:cs="Times New Roman"/>
-        </w:rPr>
-        <w:t>用以定量测定钢中钒的含量</w:t>
-      </w:r>
-      <w:r>
-        <w:rPr>
-          <w:rFonts w:hint="eastAsia" w:ascii="Times New Roman" w:hAnsi="Times New Roman" w:eastAsia="Times New Roman" w:cs="Times New Roman"/>
-        </w:rPr>
-        <w:t>。</w:t>
-      </w:r>
-      <w:r>
-        <w:rPr>
-          <w:rFonts w:hint="eastAsia" w:ascii="Times New Roman" w:hAnsi="Times New Roman" w:eastAsia="FangSong" w:cs="Times New Roman"/>
-        </w:rPr>
-        <w:t>该配合物是电中性分子</w:t>
-      </w:r>
-      <w:r>
-        <w:rPr>
-          <w:rFonts w:hint="eastAsia" w:ascii="Times New Roman" w:hAnsi="Times New Roman" w:eastAsia="Times New Roman" w:cs="Times New Roman"/>
-        </w:rPr>
-        <w:t>，</w:t>
-      </w:r>
-      <w:r>
-        <w:rPr>
-          <w:rFonts w:hint="eastAsia" w:ascii="Times New Roman" w:hAnsi="Times New Roman" w:eastAsia="FangSong" w:cs="Times New Roman"/>
-        </w:rPr>
-        <w:t>实验测得其氧的质量分数为</w:t>
-      </w:r>
-      <w:r>
-        <w:rPr>
-          <w:rFonts w:ascii="Times New Roman" w:hAnsi="Times New Roman" w:eastAsia="Times New Roman" w:cs="Times New Roman"/>
-        </w:rPr>
-        <w:t xml:space="preserve"> 15.2%。</w:t>
-      </w:r>
-    </w:p>
-    <w:p>
-      <w:pPr>
-        <w:pStyle w:val="Compact"/>
         <w:numPr>
           <w:ilvl w:val="0"/>
           <w:numId w:val="1004"/>
         </w:numPr>
-        <w:ind w:firstLine="420"/>
-      </w:pPr>
-      <w:r>
-        <w:rPr>
-          <w:rFonts w:hint="eastAsia" w:ascii="Times New Roman" w:hAnsi="Times New Roman" w:eastAsia="FangSong" w:cs="Times New Roman"/>
-        </w:rPr>
-        <w:t>通过计算确定该配合物的化学式</w:t>
-      </w:r>
-      <w:r>
-        <w:rPr>
-          <w:rFonts w:hint="eastAsia" w:ascii="Times New Roman" w:hAnsi="Times New Roman" w:eastAsia="Times New Roman" w:cs="Times New Roman"/>
-        </w:rPr>
-        <w:t>。</w:t>
-      </w:r>
-    </w:p>
-    <w:p>
-      <w:pPr>
-        <w:pStyle w:val="Compact"/>
-        <w:numPr>
-          <w:ilvl w:val="0"/>
-          <w:numId w:val="1004"/>
-        </w:numPr>
-        <w:ind w:firstLine="420"/>
-      </w:pPr>
-      <w:r>
-        <w:rPr>
-          <w:rFonts w:hint="eastAsia" w:ascii="Times New Roman" w:hAnsi="Times New Roman" w:eastAsia="FangSong" w:cs="Times New Roman"/>
-        </w:rPr>
-        <w:t>该配合物共有几种可能立体结构体</w:t>
-      </w:r>
-      <w:r>
-        <w:rPr>
-          <w:rFonts w:hint="eastAsia" w:ascii="Times New Roman" w:hAnsi="Times New Roman" w:eastAsia="Times New Roman" w:cs="Times New Roman"/>
-        </w:rPr>
-        <w:t>(</w:t>
-      </w:r>
-      <w:r>
-        <w:rPr>
-          <w:rFonts w:hint="eastAsia" w:ascii="Times New Roman" w:hAnsi="Times New Roman" w:eastAsia="FangSong" w:cs="Times New Roman"/>
-        </w:rPr>
-        <w:t>不包括光学异构体</w:t>
-      </w:r>
-      <w:r>
-        <w:rPr>
-          <w:rFonts w:hint="eastAsia" w:ascii="Times New Roman" w:hAnsi="Times New Roman" w:eastAsia="Times New Roman" w:cs="Times New Roman"/>
-        </w:rPr>
-        <w:t>)?</w:t>
-      </w:r>
-      <w:r>
-        <w:rPr>
-          <w:rFonts w:ascii="Times New Roman" w:hAnsi="Times New Roman" w:eastAsia="Times New Roman" w:cs="Times New Roman"/>
-        </w:rPr>
-        <w:t xml:space="preserve"> </w:t>
-      </w:r>
-      <w:r>
-        <w:rPr>
-          <w:rFonts w:hint="eastAsia" w:ascii="Times New Roman" w:hAnsi="Times New Roman" w:eastAsia="FangSong" w:cs="Times New Roman"/>
-        </w:rPr>
-        <w:t>画出其中最稳定的一种</w:t>
-      </w:r>
-      <w:r>
-        <w:rPr>
-          <w:rFonts w:hint="eastAsia" w:ascii="Times New Roman" w:hAnsi="Times New Roman" w:eastAsia="Times New Roman" w:cs="Times New Roman"/>
-        </w:rPr>
-        <w:t>。</w:t>
-      </w:r>
-    </w:p>
-    <w:p>
-      <w:pPr>
-        <w:spacing w:before="160" w:after="80"/>
-      </w:pPr>
-      <w:r>
-        <w:pict>
-          <v:rect style="width:0;height:1.5pt" o:hralign="center" o:hrstd="t" o:hr="t"/>
-        </w:pict>
-      </w:r>
-    </w:p>
-    <w:bookmarkEnd w:id="21"/>
-    <w:bookmarkStart w:id="22" w:name="第14题"/>
-    <w:p>
-      <w:pPr>
-        <w:pStyle w:val="Heading3"/>
-        <w:spacing w:before="280" w:after="120"/>
-      </w:pPr>
-      <w:r>
-        <w:rPr>
-          <w:rFonts w:hint="eastAsia" w:ascii="Times New Roman" w:hAnsi="Times New Roman" w:eastAsia="SimHei" w:cs="Times New Roman"/>
-        </w:rPr>
-        <w:t>第</w:t>
-      </w:r>
-      <w:r>
-        <w:rPr>
-          <w:rFonts w:hint="eastAsia" w:ascii="Times New Roman" w:hAnsi="Times New Roman" w:eastAsia="Times New Roman" w:cs="Times New Roman"/>
-        </w:rPr>
-        <w:t>14</w:t>
-      </w:r>
-      <w:r>
-        <w:rPr>
-          <w:rFonts w:hint="eastAsia" w:ascii="Times New Roman" w:hAnsi="Times New Roman" w:eastAsia="SimHei" w:cs="Times New Roman"/>
-        </w:rPr>
-        <w:t>题</w:t>
-      </w:r>
-    </w:p>
-    <w:p>
-      <w:pPr>
-        <w:pStyle w:val="FirstParagraph"/>
-        <w:ind w:firstLine="420"/>
-      </w:pPr>
-      <w:r>
-        <w:rPr>
-          <w:rFonts w:hint="eastAsia" w:ascii="Times New Roman" w:hAnsi="Times New Roman" w:eastAsia="FangSong" w:cs="Times New Roman"/>
-        </w:rPr>
-        <w:t>一般说来</w:t>
-      </w:r>
-      <w:r>
-        <w:rPr>
-          <w:rFonts w:hint="eastAsia" w:ascii="Times New Roman" w:hAnsi="Times New Roman" w:eastAsia="Times New Roman" w:cs="Times New Roman"/>
-        </w:rPr>
-        <w:t>,</w:t>
-      </w:r>
-      <w:r>
-        <w:rPr>
-          <w:rFonts w:ascii="Times New Roman" w:hAnsi="Times New Roman" w:eastAsia="Times New Roman" w:cs="Times New Roman"/>
-        </w:rPr>
-        <w:t xml:space="preserve"> Co(Ⅲ) </w:t>
-      </w:r>
-      <w:r>
-        <w:rPr>
-          <w:rFonts w:hint="eastAsia" w:ascii="Times New Roman" w:hAnsi="Times New Roman" w:eastAsia="FangSong" w:cs="Times New Roman"/>
-        </w:rPr>
-        <w:t>具有强氧化性</w:t>
-      </w:r>
-      <w:r>
-        <w:rPr>
-          <w:rFonts w:hint="eastAsia" w:ascii="Times New Roman" w:hAnsi="Times New Roman" w:eastAsia="Times New Roman" w:cs="Times New Roman"/>
-        </w:rPr>
-        <w:t>,</w:t>
-      </w:r>
-      <w:r>
-        <w:rPr>
-          <w:rFonts w:ascii="Times New Roman" w:hAnsi="Times New Roman" w:eastAsia="Times New Roman" w:cs="Times New Roman"/>
-        </w:rPr>
-        <w:t xml:space="preserve"> </w:t>
-      </w:r>
-      <w:r>
-        <w:rPr>
-          <w:rFonts w:hint="eastAsia" w:ascii="Times New Roman" w:hAnsi="Times New Roman" w:eastAsia="FangSong" w:cs="Times New Roman"/>
-        </w:rPr>
-        <w:t xml:space="preserve">极易被还原为</w:t>
-      </w:r>
-      <w:r>
-        <w:rPr>
-          <w:rFonts w:ascii="Times New Roman" w:hAnsi="Times New Roman" w:eastAsia="Times New Roman" w:cs="Times New Roman"/>
-        </w:rPr>
-        <w:t xml:space="preserve"> </w:t>
-      </w:r>
-      <w:r>
-        <w:rPr>
-          <w:rFonts w:hint="eastAsia" w:ascii="Times New Roman" w:hAnsi="Times New Roman" w:eastAsia="Times New Roman" w:cs="Times New Roman"/>
-        </w:rPr>
-        <w:t>Co(Ⅱ)。</w:t>
-      </w:r>
-      <w:r>
-        <w:rPr>
-          <w:rFonts w:hint="eastAsia" w:ascii="Times New Roman" w:hAnsi="Times New Roman" w:eastAsia="FangSong" w:cs="Times New Roman"/>
-        </w:rPr>
-        <w:t>然而在配合物中</w:t>
-      </w:r>
-      <w:r>
-        <w:rPr>
-          <w:rFonts w:hint="eastAsia" w:ascii="Times New Roman" w:hAnsi="Times New Roman" w:eastAsia="Times New Roman" w:cs="Times New Roman"/>
-        </w:rPr>
-        <w:t>,</w:t>
-      </w:r>
-      <w:r>
-        <w:rPr>
-          <w:rFonts w:ascii="Times New Roman" w:hAnsi="Times New Roman" w:eastAsia="Times New Roman" w:cs="Times New Roman"/>
-        </w:rPr>
-        <w:t xml:space="preserve"> Co(Ⅲ) </w:t>
-      </w:r>
-      <w:r>
-        <w:rPr>
-          <w:rFonts w:hint="eastAsia" w:ascii="Times New Roman" w:hAnsi="Times New Roman" w:eastAsia="FangSong" w:cs="Times New Roman"/>
-        </w:rPr>
-        <w:t xml:space="preserve">配合物的稳定性却大于</w:t>
-      </w:r>
-      <w:r>
-        <w:rPr>
-          <w:rFonts w:ascii="Times New Roman" w:hAnsi="Times New Roman" w:eastAsia="Times New Roman" w:cs="Times New Roman"/>
-        </w:rPr>
-        <w:t xml:space="preserve"> </w:t>
-      </w:r>
-      <w:r>
-        <w:rPr>
-          <w:rFonts w:hint="eastAsia" w:ascii="Times New Roman" w:hAnsi="Times New Roman" w:eastAsia="Times New Roman" w:cs="Times New Roman"/>
-        </w:rPr>
-        <w:t>Co(Ⅱ)。</w:t>
-      </w:r>
-      <w:r>
-        <w:rPr>
-          <w:rFonts w:hint="eastAsia" w:ascii="Times New Roman" w:hAnsi="Times New Roman" w:eastAsia="FangSong" w:cs="Times New Roman"/>
-        </w:rPr>
-        <w:t>有人通过</w:t>
-      </w:r>
-      <w:r>
-        <w:rPr>
-          <w:rFonts w:ascii="Times New Roman" w:hAnsi="Times New Roman" w:eastAsia="Times New Roman" w:cs="Times New Roman"/>
-        </w:rPr>
-        <w:t xml:space="preserve"> 8.076g CoCl</w:t>
-      </w:r>
-      <w:r>
-        <w:rPr>
-          <w:rFonts w:ascii="Times New Roman" w:hAnsi="Times New Roman" w:eastAsia="Times New Roman" w:cs="Times New Roman"/>
-          <w:vertAlign w:val="subscript"/>
-        </w:rPr>
-        <w:t>2</w:t>
-      </w:r>
-      <w:r>
-        <w:rPr>
-          <w:rFonts w:ascii="Times New Roman" w:hAnsi="Times New Roman" w:eastAsia="Times New Roman" w:cs="Times New Roman"/>
-        </w:rPr>
-        <w:t>·4H</w:t>
-      </w:r>
-      <w:r>
-        <w:rPr>
-          <w:rFonts w:ascii="Times New Roman" w:hAnsi="Times New Roman" w:eastAsia="Times New Roman" w:cs="Times New Roman"/>
-          <w:vertAlign w:val="subscript"/>
-        </w:rPr>
-        <w:t>2</w:t>
-      </w:r>
-      <w:r>
-        <w:rPr>
-          <w:rFonts w:ascii="Times New Roman" w:hAnsi="Times New Roman" w:eastAsia="Times New Roman" w:cs="Times New Roman"/>
-        </w:rPr>
-        <w:t xml:space="preserve">O </w:t>
-      </w:r>
-      <w:r>
-        <w:rPr>
-          <w:rFonts w:hint="eastAsia" w:ascii="Times New Roman" w:hAnsi="Times New Roman" w:eastAsia="FangSong" w:cs="Times New Roman"/>
-        </w:rPr>
-        <w:t xml:space="preserve">与过量过氧化氢和足量氨的乙醇溶液反应正好得</w:t>
-      </w:r>
-      <w:r>
-        <w:rPr>
-          <w:rFonts w:ascii="Times New Roman" w:hAnsi="Times New Roman" w:eastAsia="Times New Roman" w:cs="Times New Roman"/>
-        </w:rPr>
-        <w:t xml:space="preserve"> 8.076g </w:t>
-      </w:r>
-      <w:r>
-        <w:rPr>
-          <w:rFonts w:hint="eastAsia" w:ascii="Times New Roman" w:hAnsi="Times New Roman" w:eastAsia="FangSong" w:cs="Times New Roman"/>
-        </w:rPr>
-        <w:t xml:space="preserve">的</w:t>
-      </w:r>
-      <w:r>
-        <w:rPr>
-          <w:rFonts w:ascii="Times New Roman" w:hAnsi="Times New Roman" w:eastAsia="Times New Roman" w:cs="Times New Roman"/>
-        </w:rPr>
-        <w:t xml:space="preserve"> A </w:t>
-      </w:r>
-      <w:r>
-        <w:rPr>
-          <w:rFonts w:hint="eastAsia" w:ascii="Times New Roman" w:hAnsi="Times New Roman" w:eastAsia="FangSong" w:cs="Times New Roman"/>
-        </w:rPr>
-        <w:t>物质</w:t>
-      </w:r>
-      <w:r>
-        <w:rPr>
-          <w:rFonts w:hint="eastAsia" w:ascii="Times New Roman" w:hAnsi="Times New Roman" w:eastAsia="Times New Roman" w:cs="Times New Roman"/>
-        </w:rPr>
-        <w:t>,</w:t>
-      </w:r>
-      <w:r>
-        <w:rPr>
-          <w:rFonts w:ascii="Times New Roman" w:hAnsi="Times New Roman" w:eastAsia="Times New Roman" w:cs="Times New Roman"/>
-        </w:rPr>
-        <w:t xml:space="preserve"> </w:t>
-      </w:r>
-      <w:r>
-        <w:rPr>
-          <w:rFonts w:hint="eastAsia" w:ascii="Times New Roman" w:hAnsi="Times New Roman" w:eastAsia="FangSong" w:cs="Times New Roman"/>
-        </w:rPr>
-        <w:t xml:space="preserve">产率为</w:t>
-      </w:r>
-      <w:r>
-        <w:rPr>
-          <w:rFonts w:ascii="Times New Roman" w:hAnsi="Times New Roman" w:eastAsia="Times New Roman" w:cs="Times New Roman"/>
-        </w:rPr>
-        <w:t xml:space="preserve"> </w:t>
-      </w:r>
-      <w:r>
-        <w:rPr>
-          <w:rFonts w:hint="eastAsia" w:ascii="Times New Roman" w:hAnsi="Times New Roman" w:eastAsia="Times New Roman" w:cs="Times New Roman"/>
-        </w:rPr>
-        <w:t>90.96%。</w:t>
-      </w:r>
-      <w:r>
-        <w:rPr>
-          <w:rFonts w:hint="eastAsia" w:ascii="Times New Roman" w:hAnsi="Times New Roman" w:eastAsia="FangSong" w:cs="Times New Roman"/>
-        </w:rPr>
-        <w:t>元素分析表明</w:t>
-      </w:r>
-      <w:r>
-        <w:rPr>
-          <w:rFonts w:ascii="Times New Roman" w:hAnsi="Times New Roman" w:eastAsia="Times New Roman" w:cs="Times New Roman"/>
-        </w:rPr>
-        <w:t xml:space="preserve"> A </w:t>
-      </w:r>
-      <w:r>
-        <w:rPr>
-          <w:rFonts w:hint="eastAsia" w:ascii="Times New Roman" w:hAnsi="Times New Roman" w:eastAsia="FangSong" w:cs="Times New Roman"/>
-        </w:rPr>
-        <w:t xml:space="preserve">中含</w:t>
-      </w:r>
-      <w:r>
-        <w:rPr>
-          <w:rFonts w:ascii="Times New Roman" w:hAnsi="Times New Roman" w:eastAsia="Times New Roman" w:cs="Times New Roman"/>
-        </w:rPr>
-        <w:t xml:space="preserve"> Cl 31.94%, </w:t>
-      </w:r>
-      <w:r>
-        <w:rPr>
-          <w:rFonts w:hint="eastAsia" w:ascii="Times New Roman" w:hAnsi="Times New Roman" w:eastAsia="FangSong" w:cs="Times New Roman"/>
-        </w:rPr>
-        <w:t xml:space="preserve">含</w:t>
-      </w:r>
-      <w:r>
-        <w:rPr>
-          <w:rFonts w:ascii="Times New Roman" w:hAnsi="Times New Roman" w:eastAsia="Times New Roman" w:cs="Times New Roman"/>
-        </w:rPr>
-        <w:t xml:space="preserve"> N </w:t>
-      </w:r>
-      <w:r>
-        <w:rPr>
-          <w:rFonts w:hint="eastAsia" w:ascii="Times New Roman" w:hAnsi="Times New Roman" w:eastAsia="Times New Roman" w:cs="Times New Roman"/>
-        </w:rPr>
-        <w:t>28.40%。</w:t>
-      </w:r>
-      <w:r>
-        <w:rPr>
-          <w:rFonts w:hint="eastAsia" w:ascii="Times New Roman" w:hAnsi="Times New Roman" w:eastAsia="FangSong" w:cs="Times New Roman"/>
-        </w:rPr>
-        <w:t>红外光谱中没有发现</w:t>
-      </w:r>
-      <w:r>
-        <w:rPr>
-          <w:rFonts w:ascii="Times New Roman" w:hAnsi="Times New Roman" w:eastAsia="Times New Roman" w:cs="Times New Roman"/>
-        </w:rPr>
-        <w:t xml:space="preserve"> Co—Cl </w:t>
-      </w:r>
-      <w:r>
-        <w:rPr>
-          <w:rFonts w:hint="eastAsia" w:ascii="Times New Roman" w:hAnsi="Times New Roman" w:eastAsia="FangSong" w:cs="Times New Roman"/>
-        </w:rPr>
-        <w:t>键</w:t>
-      </w:r>
-      <w:r>
-        <w:rPr>
-          <w:rFonts w:hint="eastAsia" w:ascii="Times New Roman" w:hAnsi="Times New Roman" w:eastAsia="Times New Roman" w:cs="Times New Roman"/>
-        </w:rPr>
-        <w:t>。</w:t>
-      </w:r>
-      <w:r>
-        <w:rPr>
-          <w:rFonts w:hint="eastAsia" w:ascii="Times New Roman" w:hAnsi="Times New Roman" w:eastAsia="FangSong" w:cs="Times New Roman"/>
-        </w:rPr>
-        <w:t>单晶衍射表明</w:t>
-      </w:r>
-      <w:r>
-        <w:rPr>
-          <w:rFonts w:ascii="Times New Roman" w:hAnsi="Times New Roman" w:eastAsia="Times New Roman" w:cs="Times New Roman"/>
-        </w:rPr>
-        <w:t xml:space="preserve"> A </w:t>
-      </w:r>
-      <w:r>
-        <w:rPr>
-          <w:rFonts w:hint="eastAsia" w:ascii="Times New Roman" w:hAnsi="Times New Roman" w:eastAsia="FangSong" w:cs="Times New Roman"/>
-        </w:rPr>
-        <w:t>分子中含有对称面</w:t>
-      </w:r>
-      <w:r>
-        <w:rPr>
-          <w:rFonts w:hint="eastAsia" w:ascii="Times New Roman" w:hAnsi="Times New Roman" w:eastAsia="Times New Roman" w:cs="Times New Roman"/>
-        </w:rPr>
-        <w:t>。</w:t>
-      </w:r>
-      <w:r>
-        <w:rPr>
-          <w:rFonts w:hint="eastAsia" w:ascii="Times New Roman" w:hAnsi="Times New Roman" w:eastAsia="FangSong" w:cs="Times New Roman"/>
-        </w:rPr>
-        <w:t>分子呈顺磁性</w:t>
-      </w:r>
-      <w:r>
-        <w:rPr>
-          <w:rFonts w:hint="eastAsia" w:ascii="Times New Roman" w:hAnsi="Times New Roman" w:eastAsia="Times New Roman" w:cs="Times New Roman"/>
-        </w:rPr>
-        <w:t>。</w:t>
-      </w:r>
-    </w:p>
-    <w:p>
-      <w:pPr>
-        <w:pStyle w:val="Compact"/>
-        <w:numPr>
-          <w:ilvl w:val="0"/>
-          <w:numId w:val="1005"/>
-        </w:numPr>
-        <w:ind w:firstLine="420"/>
-      </w:pPr>
-      <w:r>
-        <w:rPr>
-          <w:rFonts w:hint="eastAsia" w:ascii="Times New Roman" w:hAnsi="Times New Roman" w:eastAsia="FangSong" w:cs="Times New Roman"/>
-        </w:rPr>
-        <w:t xml:space="preserve">推出</w:t>
-      </w:r>
-      <w:r>
-        <w:rPr>
-          <w:rFonts w:ascii="Times New Roman" w:hAnsi="Times New Roman" w:eastAsia="Times New Roman" w:cs="Times New Roman"/>
-        </w:rPr>
-        <w:t xml:space="preserve"> A </w:t>
-      </w:r>
-      <w:r>
-        <w:rPr>
-          <w:rFonts w:hint="eastAsia" w:ascii="Times New Roman" w:hAnsi="Times New Roman" w:eastAsia="FangSong" w:cs="Times New Roman"/>
-        </w:rPr>
-        <w:t>的分子式并画出其结构式</w:t>
-      </w:r>
-      <w:r>
-        <w:rPr>
-          <w:rFonts w:hint="eastAsia" w:ascii="Times New Roman" w:hAnsi="Times New Roman" w:eastAsia="Times New Roman" w:cs="Times New Roman"/>
-        </w:rPr>
-        <w:t>。</w:t>
-      </w:r>
-    </w:p>
-    <w:p>
-      <w:pPr>
-        <w:pStyle w:val="Compact"/>
-        <w:numPr>
-          <w:ilvl w:val="0"/>
-          <w:numId w:val="1005"/>
-        </w:numPr>
-        <w:ind w:firstLine="420"/>
-      </w:pPr>
-      <w:r>
-        <w:rPr>
-          <w:rFonts w:hint="eastAsia" w:ascii="Times New Roman" w:hAnsi="Times New Roman" w:eastAsia="FangSong" w:cs="Times New Roman"/>
-        </w:rPr>
-        <w:t xml:space="preserve">写出合成</w:t>
-      </w:r>
-      <w:r>
-        <w:rPr>
-          <w:rFonts w:ascii="Times New Roman" w:hAnsi="Times New Roman" w:eastAsia="Times New Roman" w:cs="Times New Roman"/>
-        </w:rPr>
-        <w:t xml:space="preserve"> A </w:t>
-      </w:r>
-      <w:r>
-        <w:rPr>
-          <w:rFonts w:hint="eastAsia" w:ascii="Times New Roman" w:hAnsi="Times New Roman" w:eastAsia="FangSong" w:cs="Times New Roman"/>
-        </w:rPr>
-        <w:t>的反应方程式</w:t>
-      </w:r>
-      <w:r>
-        <w:rPr>
-          <w:rFonts w:hint="eastAsia" w:ascii="Times New Roman" w:hAnsi="Times New Roman" w:eastAsia="Times New Roman" w:cs="Times New Roman"/>
-        </w:rPr>
-        <w:t>。</w:t>
-      </w:r>
-    </w:p>
-    <w:p>
-      <w:pPr>
-        <w:pStyle w:val="Compact"/>
-        <w:numPr>
-          <w:ilvl w:val="0"/>
-          <w:numId w:val="1005"/>
-        </w:numPr>
-        <w:ind w:firstLine="420"/>
-      </w:pPr>
-      <w:r>
-        <w:rPr>
-          <w:rFonts w:hint="eastAsia" w:ascii="Times New Roman" w:hAnsi="Times New Roman" w:eastAsia="FangSong" w:cs="Times New Roman"/>
-        </w:rPr>
-        <w:t xml:space="preserve">指出</w:t>
-      </w:r>
-      <w:r>
-        <w:rPr>
-          <w:rFonts w:ascii="Times New Roman" w:hAnsi="Times New Roman" w:eastAsia="Times New Roman" w:cs="Times New Roman"/>
-        </w:rPr>
-        <w:t xml:space="preserve"> A </w:t>
-      </w:r>
-      <w:r>
-        <w:rPr>
-          <w:rFonts w:hint="eastAsia" w:ascii="Times New Roman" w:hAnsi="Times New Roman" w:eastAsia="FangSong" w:cs="Times New Roman"/>
-        </w:rPr>
-        <w:t>中氧元素的氧化态以及中心钴离子的价电子排布和杂化方式</w:t>
-      </w:r>
-      <w:r>
-        <w:rPr>
-          <w:rFonts w:hint="eastAsia" w:ascii="Times New Roman" w:hAnsi="Times New Roman" w:eastAsia="Times New Roman" w:cs="Times New Roman"/>
-        </w:rPr>
-        <w:t>。</w:t>
-      </w:r>
-    </w:p>
-    <w:p>
-      <w:pPr>
-        <w:spacing w:before="160" w:after="80"/>
-      </w:pPr>
-      <w:r>
-        <w:pict>
-          <v:rect style="width:0;height:1.5pt" o:hralign="center" o:hrstd="t" o:hr="t"/>
-        </w:pict>
-      </w:r>
-    </w:p>
-    <w:bookmarkEnd w:id="22"/>
-    <w:bookmarkStart w:id="26" w:name="第15题"/>
-    <w:p>
-      <w:pPr>
-        <w:pStyle w:val="Heading3"/>
-        <w:spacing w:before="280" w:after="120"/>
-      </w:pPr>
-      <w:r>
-        <w:rPr>
-          <w:rFonts w:hint="eastAsia" w:ascii="Times New Roman" w:hAnsi="Times New Roman" w:eastAsia="SimHei" w:cs="Times New Roman"/>
-        </w:rPr>
-        <w:t>第</w:t>
-      </w:r>
-      <w:r>
-        <w:rPr>
-          <w:rFonts w:hint="eastAsia" w:ascii="Times New Roman" w:hAnsi="Times New Roman" w:eastAsia="Times New Roman" w:cs="Times New Roman"/>
-        </w:rPr>
-        <w:t>15</w:t>
-      </w:r>
-      <w:r>
-        <w:rPr>
-          <w:rFonts w:hint="eastAsia" w:ascii="Times New Roman" w:hAnsi="Times New Roman" w:eastAsia="SimHei" w:cs="Times New Roman"/>
-        </w:rPr>
-        <w:t>题</w:t>
-      </w:r>
-    </w:p>
-    <w:p>
-      <w:pPr>
-        <w:pStyle w:val="FirstParagraph"/>
         <w:ind w:firstLine="420"/>
       </w:pPr>
       <m:oMath>
@@ -7744,19 +6351,25 @@
           <m:rPr>
             <m:sty m:val="p"/>
           </m:rPr>
-          <m:t>C</m:t>
+          <m:t>H</m:t>
         </m:r>
         <m:r>
           <m:rPr>
             <m:sty m:val="p"/>
           </m:rPr>
-          <m:t>O</m:t>
+          <m:t>g</m:t>
         </m:r>
         <m:r>
           <m:rPr>
             <m:sty m:val="p"/>
           </m:rPr>
-          <m:t>,</m:t>
+          <m:t>(</m:t>
+        </m:r>
+        <m:r>
+          <m:rPr>
+            <m:sty m:val="p"/>
+          </m:rPr>
+          <m:t>N</m:t>
         </m:r>
         <m:sSub>
           <m:e>
@@ -7764,17 +6377,32 @@
               <m:rPr>
                 <m:sty m:val="p"/>
               </m:rPr>
-              <m:t>C</m:t>
-            </m:r>
-            <m:r>
-              <m:rPr>
-                <m:sty m:val="p"/>
-              </m:rPr>
               <m:t>O</m:t>
             </m:r>
           </m:e>
           <m:sub>
             <m:r>
+              <m:rPr>
+                <m:sty m:val="p"/>
+              </m:rPr>
+              <m:t>3</m:t>
+            </m:r>
+          </m:sub>
+        </m:sSub>
+        <m:sSub>
+          <m:e>
+            <m:r>
+              <m:rPr>
+                <m:sty m:val="p"/>
+              </m:rPr>
+              <m:t>)</m:t>
+            </m:r>
+          </m:e>
+          <m:sub>
+            <m:r>
+              <m:rPr>
+                <m:sty m:val="p"/>
+              </m:rPr>
               <m:t>2</m:t>
             </m:r>
           </m:sub>
@@ -7790,7 +6418,149 @@
         <w:rPr>
           <w:rFonts w:hint="eastAsia" w:ascii="Times New Roman" w:hAnsi="Times New Roman" w:eastAsia="FangSong" w:cs="Times New Roman"/>
         </w:rPr>
-        <w:t>是常见的碳族氧化物</w:t>
+        <w:t xml:space="preserve">与足量</w:t>
+      </w:r>
+      <w:r>
+        <w:rPr>
+          <w:rFonts w:ascii="Times New Roman" w:hAnsi="Times New Roman" w:eastAsia="Times New Roman" w:cs="Times New Roman"/>
+        </w:rPr>
+        <w:t xml:space="preserve"> NaOH </w:t>
+      </w:r>
+      <w:r>
+        <w:rPr>
+          <w:rFonts w:hint="eastAsia" w:ascii="Times New Roman" w:hAnsi="Times New Roman" w:eastAsia="FangSong" w:cs="Times New Roman"/>
+        </w:rPr>
+        <w:t xml:space="preserve">溶液反应</w:t>
+      </w:r>
+      <w:r>
+        <w:rPr>
+          <w:rFonts w:ascii="Times New Roman" w:hAnsi="Times New Roman" w:eastAsia="Times New Roman" w:cs="Times New Roman"/>
+        </w:rPr>
+        <w:t xml:space="preserve"> HgO。</w:t>
+      </w:r>
+    </w:p>
+    <w:p>
+      <w:pPr>
+        <w:pStyle w:val="FirstParagraph"/>
+        <w:ind w:firstLine="420"/>
+      </w:pPr>
+      <w:r>
+        <w:rPr>
+          <w:rFonts w:ascii="Times New Roman" w:hAnsi="Times New Roman" w:eastAsia="Times New Roman" w:cs="Times New Roman"/>
+        </w:rPr>
+        <w:t xml:space="preserve">HgS </w:t>
+      </w:r>
+      <w:r>
+        <w:rPr>
+          <w:rFonts w:hint="eastAsia" w:ascii="Times New Roman" w:hAnsi="Times New Roman" w:eastAsia="FangSong" w:cs="Times New Roman"/>
+        </w:rPr>
+        <w:t>同样有红</w:t>
+      </w:r>
+      <w:r>
+        <w:rPr>
+          <w:rFonts w:hint="eastAsia" w:ascii="Times New Roman" w:hAnsi="Times New Roman" w:eastAsia="Times New Roman" w:cs="Times New Roman"/>
+        </w:rPr>
+        <w:t>、</w:t>
+      </w:r>
+      <w:r>
+        <w:rPr>
+          <w:rFonts w:hint="eastAsia" w:ascii="Times New Roman" w:hAnsi="Times New Roman" w:eastAsia="FangSong" w:cs="Times New Roman"/>
+        </w:rPr>
+        <w:t>黑两种颜色</w:t>
+      </w:r>
+      <w:r>
+        <w:rPr>
+          <w:rFonts w:hint="eastAsia" w:ascii="Times New Roman" w:hAnsi="Times New Roman" w:eastAsia="Times New Roman" w:cs="Times New Roman"/>
+        </w:rPr>
+        <w:t>，</w:t>
+      </w:r>
+      <w:r>
+        <w:rPr>
+          <w:rFonts w:hint="eastAsia" w:ascii="Times New Roman" w:hAnsi="Times New Roman" w:eastAsia="FangSong" w:cs="Times New Roman"/>
+        </w:rPr>
+        <w:t>两者晶型不同</w:t>
+      </w:r>
+      <w:r>
+        <w:rPr>
+          <w:rFonts w:hint="eastAsia" w:ascii="Times New Roman" w:hAnsi="Times New Roman" w:eastAsia="Times New Roman" w:cs="Times New Roman"/>
+        </w:rPr>
+        <w:t>：</w:t>
+      </w:r>
+      <w:r>
+        <w:rPr>
+          <w:rFonts w:hint="eastAsia" w:ascii="Times New Roman" w:hAnsi="Times New Roman" w:eastAsia="FangSong" w:cs="Times New Roman"/>
+        </w:rPr>
+        <w:t>红色的</w:t>
+      </w:r>
+      <w:r>
+        <w:rPr>
+          <w:rFonts w:ascii="Times New Roman" w:hAnsi="Times New Roman" w:eastAsia="Times New Roman" w:cs="Times New Roman"/>
+        </w:rPr>
+        <w:t xml:space="preserve"> </w:t>
+      </w:r>
+      <m:oMath>
+        <m:r>
+          <m:t>α</m:t>
+        </m:r>
+      </m:oMath>
+      <w:r>
+        <w:rPr>
+          <w:rFonts w:ascii="Times New Roman" w:hAnsi="Times New Roman" w:eastAsia="Times New Roman" w:cs="Times New Roman"/>
+        </w:rPr>
+        <w:t xml:space="preserve">-HgS </w:t>
+      </w:r>
+      <w:r>
+        <w:rPr>
+          <w:rFonts w:hint="eastAsia" w:ascii="Times New Roman" w:hAnsi="Times New Roman" w:eastAsia="FangSong" w:cs="Times New Roman"/>
+        </w:rPr>
+        <w:t>为岩盐</w:t>
+      </w:r>
+      <w:r>
+        <w:rPr>
+          <w:rFonts w:hint="eastAsia" w:ascii="Times New Roman" w:hAnsi="Times New Roman" w:eastAsia="Times New Roman" w:cs="Times New Roman"/>
+        </w:rPr>
+        <w:t>（NaCl）</w:t>
+      </w:r>
+      <w:r>
+        <w:rPr>
+          <w:rFonts w:hint="eastAsia" w:ascii="Times New Roman" w:hAnsi="Times New Roman" w:eastAsia="FangSong" w:cs="Times New Roman"/>
+        </w:rPr>
+        <w:t>型</w:t>
+      </w:r>
+      <w:r>
+        <w:rPr>
+          <w:rFonts w:hint="eastAsia" w:ascii="Times New Roman" w:hAnsi="Times New Roman" w:eastAsia="Times New Roman" w:cs="Times New Roman"/>
+        </w:rPr>
+        <w:t>，</w:t>
+      </w:r>
+      <w:r>
+        <w:rPr>
+          <w:rFonts w:hint="eastAsia" w:ascii="Times New Roman" w:hAnsi="Times New Roman" w:eastAsia="FangSong" w:cs="Times New Roman"/>
+        </w:rPr>
+        <w:t>黑色的</w:t>
+      </w:r>
+      <w:r>
+        <w:rPr>
+          <w:rFonts w:ascii="Times New Roman" w:hAnsi="Times New Roman" w:eastAsia="Times New Roman" w:cs="Times New Roman"/>
+        </w:rPr>
+        <w:t xml:space="preserve"> </w:t>
+      </w:r>
+      <m:oMath>
+        <m:r>
+          <m:t>β</m:t>
+        </m:r>
+      </m:oMath>
+      <w:r>
+        <w:rPr>
+          <w:rFonts w:ascii="Times New Roman" w:hAnsi="Times New Roman" w:eastAsia="Times New Roman" w:cs="Times New Roman"/>
+        </w:rPr>
+        <w:t xml:space="preserve">-HgS </w:t>
+      </w:r>
+      <w:r>
+        <w:rPr>
+          <w:rFonts w:hint="eastAsia" w:ascii="Times New Roman" w:hAnsi="Times New Roman" w:eastAsia="FangSong" w:cs="Times New Roman"/>
+        </w:rPr>
+        <w:t>为闪锌矿型</w:t>
       </w:r>
       <w:r>
         <w:rPr>
@@ -7798,11 +6568,43 @@
         </w:rPr>
         <w:t>。</w:t>
       </w:r>
-      <w:r>
-        <w:rPr>
-          <w:rFonts w:hint="eastAsia" w:ascii="Times New Roman" w:hAnsi="Times New Roman" w:eastAsia="FangSong" w:cs="Times New Roman"/>
-        </w:rPr>
-        <w:t>与之类似的硅不同</w:t>
+    </w:p>
+    <w:p>
+      <w:pPr>
+        <w:pStyle w:val="BodyText"/>
+        <w:ind w:firstLine="420"/>
+      </w:pPr>
+      <w:r>
+        <w:rPr>
+          <w:rFonts w:ascii="Times New Roman" w:hAnsi="Times New Roman" w:eastAsia="Times New Roman" w:cs="Times New Roman"/>
+          <w:b/>
+          <w:bCs/>
+        </w:rPr>
+        <w:t xml:space="preserve">(3)</w:t>
+      </w:r>
+      <w:r>
+        <w:rPr>
+          <w:rFonts w:ascii="Times New Roman" w:hAnsi="Times New Roman" w:eastAsia="Times New Roman" w:cs="Times New Roman"/>
+        </w:rPr>
+        <w:t xml:space="preserve"> </w:t>
+      </w:r>
+      <w:r>
+        <w:rPr>
+          <w:rFonts w:hint="eastAsia" w:ascii="Times New Roman" w:hAnsi="Times New Roman" w:eastAsia="FangSong" w:cs="Times New Roman"/>
+        </w:rPr>
+        <w:t xml:space="preserve">假设两种矿石中</w:t>
+      </w:r>
+      <w:r>
+        <w:rPr>
+          <w:rFonts w:ascii="Times New Roman" w:hAnsi="Times New Roman" w:eastAsia="Times New Roman" w:cs="Times New Roman"/>
+        </w:rPr>
+        <w:t xml:space="preserve"> Hg—S </w:t>
+      </w:r>
+      <w:r>
+        <w:rPr>
+          <w:rFonts w:hint="eastAsia" w:ascii="Times New Roman" w:hAnsi="Times New Roman" w:eastAsia="FangSong" w:cs="Times New Roman"/>
+        </w:rPr>
+        <w:t>键长相同</w:t>
       </w:r>
       <w:r>
         <w:rPr>
@@ -7814,7 +6616,449 @@
         <w:rPr>
           <w:rFonts w:hint="eastAsia" w:ascii="Times New Roman" w:hAnsi="Times New Roman" w:eastAsia="FangSong" w:cs="Times New Roman"/>
         </w:rPr>
-        <w:t>虽然</w:t>
+        <w:t>求</w:t>
+      </w:r>
+      <w:r>
+        <w:rPr>
+          <w:rFonts w:ascii="Times New Roman" w:hAnsi="Times New Roman" w:eastAsia="Times New Roman" w:cs="Times New Roman"/>
+        </w:rPr>
+        <w:t xml:space="preserve"> </w:t>
+      </w:r>
+      <m:oMath>
+        <m:r>
+          <m:t>α</m:t>
+        </m:r>
+      </m:oMath>
+      <w:r>
+        <w:rPr>
+          <w:rFonts w:ascii="Times New Roman" w:hAnsi="Times New Roman" w:eastAsia="Times New Roman" w:cs="Times New Roman"/>
+        </w:rPr>
+        <w:t xml:space="preserve">-HgS </w:t>
+      </w:r>
+      <w:r>
+        <w:rPr>
+          <w:rFonts w:hint="eastAsia" w:ascii="Times New Roman" w:hAnsi="Times New Roman" w:eastAsia="FangSong" w:cs="Times New Roman"/>
+        </w:rPr>
+        <w:t xml:space="preserve">和</w:t>
+      </w:r>
+      <w:r>
+        <w:rPr>
+          <w:rFonts w:ascii="Times New Roman" w:hAnsi="Times New Roman" w:eastAsia="Times New Roman" w:cs="Times New Roman"/>
+        </w:rPr>
+        <w:t xml:space="preserve"> </w:t>
+      </w:r>
+      <m:oMath>
+        <m:r>
+          <m:t>β</m:t>
+        </m:r>
+      </m:oMath>
+      <w:r>
+        <w:rPr>
+          <w:rFonts w:ascii="Times New Roman" w:hAnsi="Times New Roman" w:eastAsia="Times New Roman" w:cs="Times New Roman"/>
+        </w:rPr>
+        <w:t xml:space="preserve">-HgS </w:t>
+      </w:r>
+      <w:r>
+        <w:rPr>
+          <w:rFonts w:hint="eastAsia" w:ascii="Times New Roman" w:hAnsi="Times New Roman" w:eastAsia="FangSong" w:cs="Times New Roman"/>
+        </w:rPr>
+        <w:t>的密度比</w:t>
+      </w:r>
+      <w:r>
+        <w:rPr>
+          <w:rFonts w:hint="eastAsia" w:ascii="Times New Roman" w:hAnsi="Times New Roman" w:eastAsia="Times New Roman" w:cs="Times New Roman"/>
+        </w:rPr>
+        <w:t>。</w:t>
+      </w:r>
+    </w:p>
+    <w:p>
+      <w:pPr>
+        <w:pStyle w:val="BodyText"/>
+        <w:ind w:firstLine="420"/>
+      </w:pPr>
+      <w:r>
+        <w:rPr>
+          <w:rFonts w:ascii="Times New Roman" w:hAnsi="Times New Roman" w:eastAsia="Times New Roman" w:cs="Times New Roman"/>
+          <w:b/>
+          <w:bCs/>
+        </w:rPr>
+        <w:t xml:space="preserve">(4)</w:t>
+      </w:r>
+      <w:r>
+        <w:rPr>
+          <w:rFonts w:ascii="Times New Roman" w:hAnsi="Times New Roman" w:eastAsia="Times New Roman" w:cs="Times New Roman"/>
+        </w:rPr>
+        <w:t xml:space="preserve"> </w:t>
+      </w:r>
+      <w:r>
+        <w:rPr>
+          <w:rFonts w:hint="eastAsia" w:ascii="Times New Roman" w:hAnsi="Times New Roman" w:eastAsia="FangSong" w:cs="Times New Roman"/>
+        </w:rPr>
+        <w:t>实际上</w:t>
+      </w:r>
+      <w:r>
+        <w:rPr>
+          <w:rFonts w:hint="eastAsia" w:ascii="Times New Roman" w:hAnsi="Times New Roman" w:eastAsia="Times New Roman" w:cs="Times New Roman"/>
+        </w:rPr>
+        <w:t>，</w:t>
+      </w:r>
+      <m:oMath>
+        <m:r>
+          <m:t>α</m:t>
+        </m:r>
+      </m:oMath>
+      <w:r>
+        <w:rPr>
+          <w:rFonts w:ascii="Times New Roman" w:hAnsi="Times New Roman" w:eastAsia="Times New Roman" w:cs="Times New Roman"/>
+        </w:rPr>
+        <w:t xml:space="preserve">-HgS </w:t>
+      </w:r>
+      <w:r>
+        <w:rPr>
+          <w:rFonts w:hint="eastAsia" w:ascii="Times New Roman" w:hAnsi="Times New Roman" w:eastAsia="FangSong" w:cs="Times New Roman"/>
+        </w:rPr>
+        <w:t xml:space="preserve">和</w:t>
+      </w:r>
+      <w:r>
+        <w:rPr>
+          <w:rFonts w:ascii="Times New Roman" w:hAnsi="Times New Roman" w:eastAsia="Times New Roman" w:cs="Times New Roman"/>
+        </w:rPr>
+        <w:t xml:space="preserve"> </w:t>
+      </w:r>
+      <m:oMath>
+        <m:r>
+          <m:t>β</m:t>
+        </m:r>
+      </m:oMath>
+      <w:r>
+        <w:rPr>
+          <w:rFonts w:ascii="Times New Roman" w:hAnsi="Times New Roman" w:eastAsia="Times New Roman" w:cs="Times New Roman"/>
+        </w:rPr>
+        <w:t xml:space="preserve">-HgS </w:t>
+      </w:r>
+      <w:r>
+        <w:rPr>
+          <w:rFonts w:hint="eastAsia" w:ascii="Times New Roman" w:hAnsi="Times New Roman" w:eastAsia="FangSong" w:cs="Times New Roman"/>
+        </w:rPr>
+        <w:t xml:space="preserve">的密度分别为</w:t>
+      </w:r>
+      <w:r>
+        <w:rPr>
+          <w:rFonts w:ascii="Times New Roman" w:hAnsi="Times New Roman" w:eastAsia="Times New Roman" w:cs="Times New Roman"/>
+        </w:rPr>
+        <w:t xml:space="preserve"> </w:t>
+      </w:r>
+      <m:oMath>
+        <m:oMathPr>
+          <m:ctrlPr>
+            <w:rPr>
+              <w:sz w:val="28"/>
+              <w:szCs w:val="28"/>
+            </w:rPr>
+          </m:ctrlPr>
+        </m:oMathPr>
+        <m:r>
+          <m:t>8.10</m:t>
+        </m:r>
+        <m:r>
+          <m:t> </m:t>
+        </m:r>
+        <m:r>
+          <m:rPr>
+            <m:sty m:val="p"/>
+          </m:rPr>
+          <m:t>g</m:t>
+        </m:r>
+        <m:r>
+          <m:rPr>
+            <m:sty m:val="p"/>
+          </m:rPr>
+          <m:t>/</m:t>
+        </m:r>
+        <m:r>
+          <m:rPr>
+            <m:sty m:val="p"/>
+          </m:rPr>
+          <m:t>c</m:t>
+        </m:r>
+        <m:sSup>
+          <m:e>
+            <m:r>
+              <m:rPr>
+                <m:sty m:val="p"/>
+              </m:rPr>
+              <m:t>m</m:t>
+            </m:r>
+          </m:e>
+          <m:sup>
+            <m:r>
+              <m:rPr>
+                <m:sty m:val="p"/>
+              </m:rPr>
+              <m:t>3</m:t>
+            </m:r>
+          </m:sup>
+        </m:sSup>
+      </m:oMath>
+      <w:r>
+        <w:rPr>
+          <w:rFonts w:ascii="Times New Roman" w:hAnsi="Times New Roman" w:eastAsia="Times New Roman" w:cs="Times New Roman"/>
+        </w:rPr>
+        <w:t xml:space="preserve"> </w:t>
+      </w:r>
+      <w:r>
+        <w:rPr>
+          <w:rFonts w:hint="eastAsia" w:ascii="Times New Roman" w:hAnsi="Times New Roman" w:eastAsia="FangSong" w:cs="Times New Roman"/>
+        </w:rPr>
+        <w:t xml:space="preserve">和</w:t>
+      </w:r>
+      <w:r>
+        <w:rPr>
+          <w:rFonts w:ascii="Times New Roman" w:hAnsi="Times New Roman" w:eastAsia="Times New Roman" w:cs="Times New Roman"/>
+        </w:rPr>
+        <w:t xml:space="preserve"> </w:t>
+      </w:r>
+      <m:oMath>
+        <m:oMathPr>
+          <m:ctrlPr>
+            <w:rPr>
+              <w:sz w:val="28"/>
+              <w:szCs w:val="28"/>
+            </w:rPr>
+          </m:ctrlPr>
+        </m:oMathPr>
+        <m:r>
+          <m:t>7.73</m:t>
+        </m:r>
+        <m:r>
+          <m:t> </m:t>
+        </m:r>
+        <m:r>
+          <m:rPr>
+            <m:sty m:val="p"/>
+          </m:rPr>
+          <m:t>g</m:t>
+        </m:r>
+        <m:r>
+          <m:rPr>
+            <m:sty m:val="p"/>
+          </m:rPr>
+          <m:t>/</m:t>
+        </m:r>
+        <m:r>
+          <m:rPr>
+            <m:sty m:val="p"/>
+          </m:rPr>
+          <m:t>c</m:t>
+        </m:r>
+        <m:sSup>
+          <m:e>
+            <m:r>
+              <m:rPr>
+                <m:sty m:val="p"/>
+              </m:rPr>
+              <m:t>m</m:t>
+            </m:r>
+          </m:e>
+          <m:sup>
+            <m:r>
+              <m:rPr>
+                <m:sty m:val="p"/>
+              </m:rPr>
+              <m:t>3</m:t>
+            </m:r>
+          </m:sup>
+        </m:sSup>
+      </m:oMath>
+      <w:r>
+        <w:rPr>
+          <w:rFonts w:hint="eastAsia" w:ascii="Times New Roman" w:hAnsi="Times New Roman" w:eastAsia="Times New Roman" w:cs="Times New Roman"/>
+        </w:rPr>
+        <w:t>。</w:t>
+      </w:r>
+      <w:r>
+        <w:rPr>
+          <w:rFonts w:hint="eastAsia" w:ascii="Times New Roman" w:hAnsi="Times New Roman" w:eastAsia="FangSong" w:cs="Times New Roman"/>
+        </w:rPr>
+        <w:t>通过计算写出</w:t>
+      </w:r>
+      <w:r>
+        <w:rPr>
+          <w:rFonts w:ascii="Times New Roman" w:hAnsi="Times New Roman" w:eastAsia="Times New Roman" w:cs="Times New Roman"/>
+        </w:rPr>
+        <w:t xml:space="preserve"> </w:t>
+      </w:r>
+      <m:oMath>
+        <m:r>
+          <m:t>α</m:t>
+        </m:r>
+      </m:oMath>
+      <w:r>
+        <w:rPr>
+          <w:rFonts w:ascii="Times New Roman" w:hAnsi="Times New Roman" w:eastAsia="Times New Roman" w:cs="Times New Roman"/>
+        </w:rPr>
+        <w:t xml:space="preserve">-HgS </w:t>
+      </w:r>
+      <w:r>
+        <w:rPr>
+          <w:rFonts w:hint="eastAsia" w:ascii="Times New Roman" w:hAnsi="Times New Roman" w:eastAsia="FangSong" w:cs="Times New Roman"/>
+        </w:rPr>
+        <w:t xml:space="preserve">和</w:t>
+      </w:r>
+      <w:r>
+        <w:rPr>
+          <w:rFonts w:ascii="Times New Roman" w:hAnsi="Times New Roman" w:eastAsia="Times New Roman" w:cs="Times New Roman"/>
+        </w:rPr>
+        <w:t xml:space="preserve"> </w:t>
+      </w:r>
+      <m:oMath>
+        <m:r>
+          <m:t>β</m:t>
+        </m:r>
+      </m:oMath>
+      <w:r>
+        <w:rPr>
+          <w:rFonts w:ascii="Times New Roman" w:hAnsi="Times New Roman" w:eastAsia="Times New Roman" w:cs="Times New Roman"/>
+        </w:rPr>
+        <w:t xml:space="preserve">-HgS </w:t>
+      </w:r>
+      <w:r>
+        <w:rPr>
+          <w:rFonts w:hint="eastAsia" w:ascii="Times New Roman" w:hAnsi="Times New Roman" w:eastAsia="FangSong" w:cs="Times New Roman"/>
+        </w:rPr>
+        <w:t xml:space="preserve">中</w:t>
+      </w:r>
+      <w:r>
+        <w:rPr>
+          <w:rFonts w:ascii="Times New Roman" w:hAnsi="Times New Roman" w:eastAsia="Times New Roman" w:cs="Times New Roman"/>
+        </w:rPr>
+        <w:t xml:space="preserve"> Hg—S </w:t>
+      </w:r>
+      <w:r>
+        <w:rPr>
+          <w:rFonts w:hint="eastAsia" w:ascii="Times New Roman" w:hAnsi="Times New Roman" w:eastAsia="FangSong" w:cs="Times New Roman"/>
+        </w:rPr>
+        <w:t>键长并解释这种差异</w:t>
+      </w:r>
+      <w:r>
+        <w:rPr>
+          <w:rFonts w:hint="eastAsia" w:ascii="Times New Roman" w:hAnsi="Times New Roman" w:eastAsia="Times New Roman" w:cs="Times New Roman"/>
+        </w:rPr>
+        <w:t>。</w:t>
+      </w:r>
+    </w:p>
+    <w:p>
+      <w:pPr>
+        <w:spacing w:before="160" w:after="80"/>
+      </w:pPr>
+      <w:r>
+        <w:pict>
+          <v:rect style="width:0;height:1.5pt" o:hralign="center" o:hrstd="t" o:hr="t"/>
+        </w:pict>
+      </w:r>
+    </w:p>
+    <w:bookmarkEnd w:id="19"/>
+    <w:bookmarkStart w:id="20" w:name="第12题"/>
+    <w:p>
+      <w:pPr>
+        <w:pStyle w:val="Heading3"/>
+        <w:spacing w:before="280" w:after="120"/>
+      </w:pPr>
+      <w:r>
+        <w:rPr>
+          <w:rFonts w:hint="eastAsia" w:ascii="Times New Roman" w:hAnsi="Times New Roman" w:eastAsia="SimHei" w:cs="Times New Roman"/>
+        </w:rPr>
+        <w:t>第</w:t>
+      </w:r>
+      <w:r>
+        <w:rPr>
+          <w:rFonts w:hint="eastAsia" w:ascii="Times New Roman" w:hAnsi="Times New Roman" w:eastAsia="Times New Roman" w:cs="Times New Roman"/>
+        </w:rPr>
+        <w:t>12</w:t>
+      </w:r>
+      <w:r>
+        <w:rPr>
+          <w:rFonts w:hint="eastAsia" w:ascii="Times New Roman" w:hAnsi="Times New Roman" w:eastAsia="SimHei" w:cs="Times New Roman"/>
+        </w:rPr>
+        <w:t>题</w:t>
+      </w:r>
+    </w:p>
+    <w:p>
+      <w:pPr>
+        <w:pStyle w:val="FirstParagraph"/>
+        <w:ind w:firstLine="420"/>
+      </w:pPr>
+      <w:r>
+        <w:rPr>
+          <w:rFonts w:hint="eastAsia" w:ascii="Times New Roman" w:hAnsi="Times New Roman" w:eastAsia="FangSong" w:cs="Times New Roman"/>
+        </w:rPr>
+        <w:t>已知以下数据</w:t>
+      </w:r>
+      <w:r>
+        <w:rPr>
+          <w:rFonts w:hint="eastAsia" w:ascii="Times New Roman" w:hAnsi="Times New Roman" w:eastAsia="Times New Roman" w:cs="Times New Roman"/>
+        </w:rPr>
+        <w:t>：Ca</w:t>
+      </w:r>
+      <w:r>
+        <w:rPr>
+          <w:rFonts w:ascii="Times New Roman" w:hAnsi="Times New Roman" w:eastAsia="Times New Roman" w:cs="Times New Roman"/>
+        </w:rPr>
+        <w:t xml:space="preserve"> </w:t>
+      </w:r>
+      <w:r>
+        <w:rPr>
+          <w:rFonts w:hint="eastAsia" w:ascii="Times New Roman" w:hAnsi="Times New Roman" w:eastAsia="FangSong" w:cs="Times New Roman"/>
+        </w:rPr>
+        <w:t xml:space="preserve">的升华热为</w:t>
+      </w:r>
+      <w:r>
+        <w:rPr>
+          <w:rFonts w:ascii="Times New Roman" w:hAnsi="Times New Roman" w:eastAsia="Times New Roman" w:cs="Times New Roman"/>
+        </w:rPr>
+        <w:t xml:space="preserve"> </w:t>
+      </w:r>
+      <w:r>
+        <w:rPr>
+          <w:rFonts w:hint="eastAsia" w:ascii="Times New Roman" w:hAnsi="Times New Roman" w:eastAsia="Times New Roman" w:cs="Times New Roman"/>
+        </w:rPr>
+        <w:t xml:space="preserve">193kJ/mol，Ca</w:t>
+      </w:r>
+      <w:r>
+        <w:rPr>
+          <w:rFonts w:ascii="Times New Roman" w:hAnsi="Times New Roman" w:eastAsia="Times New Roman" w:cs="Times New Roman"/>
+        </w:rPr>
+        <w:t xml:space="preserve"> </w:t>
+      </w:r>
+      <w:r>
+        <w:rPr>
+          <w:rFonts w:hint="eastAsia" w:ascii="Times New Roman" w:hAnsi="Times New Roman" w:eastAsia="FangSong" w:cs="Times New Roman"/>
+        </w:rPr>
+        <w:t xml:space="preserve">的第一和第二电离能分别为</w:t>
+      </w:r>
+      <w:r>
+        <w:rPr>
+          <w:rFonts w:ascii="Times New Roman" w:hAnsi="Times New Roman" w:eastAsia="Times New Roman" w:cs="Times New Roman"/>
+        </w:rPr>
+        <w:t xml:space="preserve"> 590 </w:t>
+      </w:r>
+      <w:r>
+        <w:rPr>
+          <w:rFonts w:hint="eastAsia" w:ascii="Times New Roman" w:hAnsi="Times New Roman" w:eastAsia="FangSong" w:cs="Times New Roman"/>
+        </w:rPr>
+        <w:t xml:space="preserve">和</w:t>
+      </w:r>
+      <w:r>
+        <w:rPr>
+          <w:rFonts w:ascii="Times New Roman" w:hAnsi="Times New Roman" w:eastAsia="Times New Roman" w:cs="Times New Roman"/>
+        </w:rPr>
+        <w:t xml:space="preserve"> </w:t>
+      </w:r>
+      <w:r>
+        <w:rPr>
+          <w:rFonts w:hint="eastAsia" w:ascii="Times New Roman" w:hAnsi="Times New Roman" w:eastAsia="Times New Roman" w:cs="Times New Roman"/>
+        </w:rPr>
+        <w:t xml:space="preserve">1010kJ/mol，</w:t>
       </w:r>
       <w:r>
         <w:rPr>
@@ -7826,21 +7070,6 @@
         <m:sSub>
           <m:e>
             <m:r>
-              <m:rPr>
-                <m:sty m:val="p"/>
-              </m:rPr>
-              <m:t>S</m:t>
-            </m:r>
-            <m:r>
-              <m:rPr>
-                <m:sty m:val="p"/>
-              </m:rPr>
-              <m:t>i</m:t>
-            </m:r>
-            <m:r>
-              <m:rPr>
-                <m:sty m:val="p"/>
-              </m:rPr>
               <m:t>O</m:t>
             </m:r>
           </m:e>
@@ -7861,352 +7090,443 @@
         <w:rPr>
           <w:rFonts w:hint="eastAsia" w:ascii="Times New Roman" w:hAnsi="Times New Roman" w:eastAsia="FangSong" w:cs="Times New Roman"/>
         </w:rPr>
-        <w:t>是常见的</w:t>
-      </w:r>
-      <w:r>
-        <w:rPr>
-          <w:rFonts w:hint="eastAsia" w:ascii="Times New Roman" w:hAnsi="Times New Roman" w:eastAsia="Times New Roman" w:cs="Times New Roman"/>
-        </w:rPr>
-        <w:t>，</w:t>
-      </w:r>
-      <w:r>
-        <w:rPr>
-          <w:rFonts w:hint="eastAsia" w:ascii="Times New Roman" w:hAnsi="Times New Roman" w:eastAsia="FangSong" w:cs="Times New Roman"/>
-        </w:rPr>
-        <w:t>但是</w:t>
-      </w:r>
-      <w:r>
-        <w:rPr>
-          <w:rFonts w:hint="eastAsia" w:ascii="Times New Roman" w:hAnsi="Times New Roman" w:eastAsia="Times New Roman" w:cs="Times New Roman"/>
-        </w:rPr>
-        <w:t>SiO</w:t>
-      </w:r>
-      <w:r>
-        <w:rPr>
-          <w:rFonts w:hint="eastAsia" w:ascii="Times New Roman" w:hAnsi="Times New Roman" w:eastAsia="FangSong" w:cs="Times New Roman"/>
-        </w:rPr>
-        <w:t>却是非常不稳定的物种</w:t>
-      </w:r>
-      <w:r>
-        <w:rPr>
-          <w:rFonts w:hint="eastAsia" w:ascii="Times New Roman" w:hAnsi="Times New Roman" w:eastAsia="Times New Roman" w:cs="Times New Roman"/>
-        </w:rPr>
-        <w:t>。</w:t>
-      </w:r>
-      <w:r>
-        <w:rPr>
-          <w:rFonts w:hint="eastAsia" w:ascii="Times New Roman" w:hAnsi="Times New Roman" w:eastAsia="FangSong" w:cs="Times New Roman"/>
-        </w:rPr>
-        <w:t>通过配位化学中的给</w:t>
-      </w:r>
-      <w:r>
-        <w:rPr>
-          <w:rFonts w:hint="eastAsia" w:ascii="Times New Roman" w:hAnsi="Times New Roman" w:eastAsia="Times New Roman" w:cs="Times New Roman"/>
-        </w:rPr>
-        <w:t>-</w:t>
-      </w:r>
-      <w:r>
-        <w:rPr>
-          <w:rFonts w:hint="eastAsia" w:ascii="Times New Roman" w:hAnsi="Times New Roman" w:eastAsia="FangSong" w:cs="Times New Roman"/>
-        </w:rPr>
-        <w:t>受体作用的合成策略</w:t>
-      </w:r>
-      <w:r>
-        <w:rPr>
-          <w:rFonts w:hint="eastAsia" w:ascii="Times New Roman" w:hAnsi="Times New Roman" w:eastAsia="Times New Roman" w:cs="Times New Roman"/>
-        </w:rPr>
-        <w:t>，</w:t>
-      </w:r>
-      <w:r>
-        <w:rPr>
-          <w:rFonts w:hint="eastAsia" w:ascii="Times New Roman" w:hAnsi="Times New Roman" w:eastAsia="FangSong" w:cs="Times New Roman"/>
-        </w:rPr>
-        <w:t>可以在下面的反应观察到一种特殊的</w:t>
-      </w:r>
-      <w:r>
-        <w:rPr>
-          <w:rFonts w:hint="eastAsia" w:ascii="Times New Roman" w:hAnsi="Times New Roman" w:eastAsia="Times New Roman" w:cs="Times New Roman"/>
-        </w:rPr>
-        <w:t>SiO</w:t>
-      </w:r>
-      <w:r>
-        <w:rPr>
-          <w:rFonts w:hint="eastAsia" w:ascii="Times New Roman" w:hAnsi="Times New Roman" w:eastAsia="FangSong" w:cs="Times New Roman"/>
-        </w:rPr>
-        <w:t>结构</w:t>
-      </w:r>
-      <w:r>
-        <w:rPr>
-          <w:rFonts w:hint="eastAsia" w:ascii="Times New Roman" w:hAnsi="Times New Roman" w:eastAsia="Times New Roman" w:cs="Times New Roman"/>
-        </w:rPr>
-        <w:t>B。</w:t>
-      </w:r>
-      <w:r>
-        <w:rPr>
-          <w:rFonts w:hint="eastAsia" w:ascii="Times New Roman" w:hAnsi="Times New Roman" w:eastAsia="FangSong" w:cs="Times New Roman"/>
-        </w:rPr>
-        <w:t>其中</w:t>
-      </w:r>
-      <w:r>
-        <w:rPr>
-          <w:rFonts w:hint="eastAsia" w:ascii="Times New Roman" w:hAnsi="Times New Roman" w:eastAsia="Times New Roman" w:cs="Times New Roman"/>
-        </w:rPr>
-        <w:t>，A</w:t>
-      </w:r>
-      <w:r>
-        <w:rPr>
-          <w:rFonts w:hint="eastAsia" w:ascii="Times New Roman" w:hAnsi="Times New Roman" w:eastAsia="FangSong" w:cs="Times New Roman"/>
-        </w:rPr>
-        <w:t>为最终产物</w:t>
-      </w:r>
-      <w:r>
-        <w:rPr>
-          <w:rFonts w:hint="eastAsia" w:ascii="Times New Roman" w:hAnsi="Times New Roman" w:eastAsia="Times New Roman" w:cs="Times New Roman"/>
-        </w:rPr>
-        <w:t>，</w:t>
-      </w:r>
-      <w:r>
-        <w:rPr>
-          <w:rFonts w:hint="eastAsia" w:ascii="Times New Roman" w:hAnsi="Times New Roman" w:eastAsia="FangSong" w:cs="Times New Roman"/>
-        </w:rPr>
-        <w:t>底物和等量</w:t>
-      </w:r>
-      <w:r>
-        <w:rPr>
-          <w:rFonts w:ascii="Times New Roman" w:hAnsi="Times New Roman" w:eastAsia="Times New Roman" w:cs="Times New Roman"/>
-        </w:rPr>
-        <w:t xml:space="preserve"> </w:t>
-      </w:r>
-      <m:oMath>
-        <m:sSub>
-          <m:e>
-            <m:r>
-              <m:rPr>
-                <m:sty m:val="p"/>
-              </m:rPr>
-              <m:t>C</m:t>
-            </m:r>
-            <m:r>
-              <m:rPr>
-                <m:sty m:val="p"/>
-              </m:rPr>
-              <m:t>O</m:t>
-            </m:r>
-          </m:e>
-          <m:sub>
-            <m:r>
-              <m:t>2</m:t>
-            </m:r>
-          </m:sub>
-        </m:sSub>
-      </m:oMath>
-      <w:r>
-        <w:rPr>
-          <w:rFonts w:ascii="Times New Roman" w:hAnsi="Times New Roman" w:eastAsia="Times New Roman" w:cs="Times New Roman"/>
-        </w:rPr>
-        <w:t xml:space="preserve"> </w:t>
-      </w:r>
-      <w:r>
-        <w:rPr>
-          <w:rFonts w:hint="eastAsia" w:ascii="Times New Roman" w:hAnsi="Times New Roman" w:eastAsia="FangSong" w:cs="Times New Roman"/>
-        </w:rPr>
-        <w:t>反应并脱去等量</w:t>
-      </w:r>
-      <w:r>
-        <w:rPr>
-          <w:rFonts w:hint="eastAsia" w:ascii="Times New Roman" w:hAnsi="Times New Roman" w:eastAsia="Times New Roman" w:cs="Times New Roman"/>
-        </w:rPr>
-        <w:t>CO</w:t>
-      </w:r>
-      <w:r>
-        <w:rPr>
-          <w:rFonts w:hint="eastAsia" w:ascii="Times New Roman" w:hAnsi="Times New Roman" w:eastAsia="FangSong" w:cs="Times New Roman"/>
-        </w:rPr>
-        <w:t>得到</w:t>
-      </w:r>
-      <w:r>
-        <w:rPr>
-          <w:rFonts w:hint="eastAsia" w:ascii="Times New Roman" w:hAnsi="Times New Roman" w:eastAsia="Times New Roman" w:cs="Times New Roman"/>
-        </w:rPr>
-        <w:t>B，</w:t>
-      </w:r>
-      <w:r>
-        <w:rPr>
-          <w:rFonts w:hint="eastAsia" w:ascii="Times New Roman" w:hAnsi="Times New Roman" w:eastAsia="FangSong" w:cs="Times New Roman"/>
-        </w:rPr>
-        <w:t>再和等量</w:t>
-      </w:r>
-      <w:r>
-        <w:rPr>
-          <w:rFonts w:ascii="Times New Roman" w:hAnsi="Times New Roman" w:eastAsia="Times New Roman" w:cs="Times New Roman"/>
-        </w:rPr>
-        <w:t xml:space="preserve"> </w:t>
-      </w:r>
-      <m:oMath>
-        <m:sSub>
-          <m:e>
-            <m:r>
-              <m:rPr>
-                <m:sty m:val="p"/>
-              </m:rPr>
-              <m:t>C</m:t>
-            </m:r>
-            <m:r>
-              <m:rPr>
-                <m:sty m:val="p"/>
-              </m:rPr>
-              <m:t>O</m:t>
-            </m:r>
-          </m:e>
-          <m:sub>
-            <m:r>
-              <m:t>2</m:t>
-            </m:r>
-          </m:sub>
-        </m:sSub>
-      </m:oMath>
-      <w:r>
-        <w:rPr>
-          <w:rFonts w:ascii="Times New Roman" w:hAnsi="Times New Roman" w:eastAsia="Times New Roman" w:cs="Times New Roman"/>
-        </w:rPr>
-        <w:t xml:space="preserve"> </w:t>
-      </w:r>
-      <w:r>
-        <w:rPr>
-          <w:rFonts w:hint="eastAsia" w:ascii="Times New Roman" w:hAnsi="Times New Roman" w:eastAsia="FangSong" w:cs="Times New Roman"/>
-        </w:rPr>
-        <w:t>反应并脱去等量</w:t>
-      </w:r>
-      <w:r>
-        <w:rPr>
-          <w:rFonts w:hint="eastAsia" w:ascii="Times New Roman" w:hAnsi="Times New Roman" w:eastAsia="Times New Roman" w:cs="Times New Roman"/>
-        </w:rPr>
-        <w:t>CO</w:t>
-      </w:r>
-      <w:r>
-        <w:rPr>
-          <w:rFonts w:hint="eastAsia" w:ascii="Times New Roman" w:hAnsi="Times New Roman" w:eastAsia="FangSong" w:cs="Times New Roman"/>
-        </w:rPr>
-        <w:t>得到</w:t>
-      </w:r>
-      <w:r>
-        <w:rPr>
-          <w:rFonts w:hint="eastAsia" w:ascii="Times New Roman" w:hAnsi="Times New Roman" w:eastAsia="Times New Roman" w:cs="Times New Roman"/>
-        </w:rPr>
-        <w:t>C，</w:t>
-      </w:r>
-      <w:r>
-        <w:rPr>
-          <w:rFonts w:hint="eastAsia" w:ascii="Times New Roman" w:hAnsi="Times New Roman" w:eastAsia="FangSong" w:cs="Times New Roman"/>
-        </w:rPr>
-        <w:t>最后和两当量</w:t>
-      </w:r>
-      <w:r>
-        <w:rPr>
-          <w:rFonts w:ascii="Times New Roman" w:hAnsi="Times New Roman" w:eastAsia="Times New Roman" w:cs="Times New Roman"/>
-        </w:rPr>
-        <w:t xml:space="preserve"> </w:t>
-      </w:r>
-      <m:oMath>
-        <m:sSub>
-          <m:e>
-            <m:r>
-              <m:rPr>
-                <m:sty m:val="p"/>
-              </m:rPr>
-              <m:t>C</m:t>
-            </m:r>
-            <m:r>
-              <m:rPr>
-                <m:sty m:val="p"/>
-              </m:rPr>
-              <m:t>O</m:t>
-            </m:r>
-          </m:e>
-          <m:sub>
-            <m:r>
-              <m:t>2</m:t>
-            </m:r>
-          </m:sub>
-        </m:sSub>
-      </m:oMath>
-      <w:r>
-        <w:rPr>
-          <w:rFonts w:ascii="Times New Roman" w:hAnsi="Times New Roman" w:eastAsia="Times New Roman" w:cs="Times New Roman"/>
-        </w:rPr>
-        <w:t xml:space="preserve"> </w:t>
-      </w:r>
-      <w:r>
-        <w:rPr>
-          <w:rFonts w:hint="eastAsia" w:ascii="Times New Roman" w:hAnsi="Times New Roman" w:eastAsia="FangSong" w:cs="Times New Roman"/>
-        </w:rPr>
-        <w:t>反应得到</w:t>
-      </w:r>
-      <w:r>
-        <w:rPr>
-          <w:rFonts w:hint="eastAsia" w:ascii="Times New Roman" w:hAnsi="Times New Roman" w:eastAsia="Times New Roman" w:cs="Times New Roman"/>
-        </w:rPr>
-        <w:t>A，R</w:t>
-      </w:r>
-      <w:r>
-        <w:rPr>
-          <w:rFonts w:hint="eastAsia" w:ascii="Times New Roman" w:hAnsi="Times New Roman" w:eastAsia="FangSong" w:cs="Times New Roman"/>
-        </w:rPr>
-        <w:t>为大体积芳基</w:t>
-      </w:r>
-      <w:r>
-        <w:rPr>
-          <w:rFonts w:hint="eastAsia" w:ascii="Times New Roman" w:hAnsi="Times New Roman" w:eastAsia="Times New Roman" w:cs="Times New Roman"/>
-        </w:rPr>
-        <w:t>。</w:t>
+        <w:t xml:space="preserve">的键能为</w:t>
+      </w:r>
+      <w:r>
+        <w:rPr>
+          <w:rFonts w:ascii="Times New Roman" w:hAnsi="Times New Roman" w:eastAsia="Times New Roman" w:cs="Times New Roman"/>
+        </w:rPr>
+        <w:t xml:space="preserve"> </w:t>
+      </w:r>
+      <w:r>
+        <w:rPr>
+          <w:rFonts w:hint="eastAsia" w:ascii="Times New Roman" w:hAnsi="Times New Roman" w:eastAsia="Times New Roman" w:cs="Times New Roman"/>
+        </w:rPr>
+        <w:t xml:space="preserve">498kJ/mol，O</w:t>
+      </w:r>
+      <w:r>
+        <w:rPr>
+          <w:rFonts w:ascii="Times New Roman" w:hAnsi="Times New Roman" w:eastAsia="Times New Roman" w:cs="Times New Roman"/>
+        </w:rPr>
+        <w:t xml:space="preserve"> </w:t>
+      </w:r>
+      <w:r>
+        <w:rPr>
+          <w:rFonts w:hint="eastAsia" w:ascii="Times New Roman" w:hAnsi="Times New Roman" w:eastAsia="FangSong" w:cs="Times New Roman"/>
+        </w:rPr>
+        <w:t xml:space="preserve">的第一和第二电子亲和能分别为</w:t>
+      </w:r>
+      <w:r>
+        <w:rPr>
+          <w:rFonts w:ascii="Times New Roman" w:hAnsi="Times New Roman" w:eastAsia="Times New Roman" w:cs="Times New Roman"/>
+        </w:rPr>
+        <w:t xml:space="preserve"> 141 </w:t>
+      </w:r>
+      <w:r>
+        <w:rPr>
+          <w:rFonts w:hint="eastAsia" w:ascii="Times New Roman" w:hAnsi="Times New Roman" w:eastAsia="FangSong" w:cs="Times New Roman"/>
+        </w:rPr>
+        <w:t xml:space="preserve">和</w:t>
+      </w:r>
+      <w:r>
+        <w:rPr>
+          <w:rFonts w:ascii="Times New Roman" w:hAnsi="Times New Roman" w:eastAsia="Times New Roman" w:cs="Times New Roman"/>
+        </w:rPr>
+        <w:t xml:space="preserve"> </w:t>
+      </w:r>
+      <w:r>
+        <w:rPr>
+          <w:rFonts w:hint="eastAsia" w:ascii="Times New Roman" w:hAnsi="Times New Roman" w:eastAsia="Times New Roman" w:cs="Times New Roman"/>
+        </w:rPr>
+        <w:t xml:space="preserve">-878kJ/mol，CaO</w:t>
+      </w:r>
+      <w:r>
+        <w:rPr>
+          <w:rFonts w:ascii="Times New Roman" w:hAnsi="Times New Roman" w:eastAsia="Times New Roman" w:cs="Times New Roman"/>
+        </w:rPr>
+        <w:t xml:space="preserve"> </w:t>
+      </w:r>
+      <w:r>
+        <w:rPr>
+          <w:rFonts w:hint="eastAsia" w:ascii="Times New Roman" w:hAnsi="Times New Roman" w:eastAsia="FangSong" w:cs="Times New Roman"/>
+        </w:rPr>
+        <w:t xml:space="preserve">的标准摩尔生成焓为</w:t>
+      </w:r>
+      <w:r>
+        <w:rPr>
+          <w:rFonts w:ascii="Times New Roman" w:hAnsi="Times New Roman" w:eastAsia="Times New Roman" w:cs="Times New Roman"/>
+        </w:rPr>
+        <w:t xml:space="preserve"> -635kJ/mol。</w:t>
       </w:r>
     </w:p>
     <w:p>
       <w:pPr>
-        <w:pStyle w:val="BodyText"/>
+        <w:numPr>
+          <w:ilvl w:val="0"/>
+          <w:numId w:val="1005"/>
+        </w:numPr>
         <w:ind w:firstLine="420"/>
       </w:pPr>
       <w:r>
         <w:rPr>
-          <w:rFonts w:hint="eastAsia" w:ascii="Times New Roman" w:hAnsi="Times New Roman" w:eastAsia="Times New Roman" w:cs="Times New Roman"/>
-        </w:rPr>
-        <w:t>（</w:t>
-      </w:r>
-      <w:r>
-        <w:rPr>
-          <w:rFonts w:hint="eastAsia" w:ascii="Times New Roman" w:hAnsi="Times New Roman" w:eastAsia="FangSong" w:cs="Times New Roman"/>
-        </w:rPr>
-        <w:t>注</w:t>
-      </w:r>
-      <w:r>
-        <w:rPr>
-          <w:rFonts w:hint="eastAsia" w:ascii="Times New Roman" w:hAnsi="Times New Roman" w:eastAsia="Times New Roman" w:cs="Times New Roman"/>
-        </w:rPr>
-        <w:t>：</w:t>
-      </w:r>
-      <w:r>
-        <w:rPr>
-          <w:rFonts w:hint="eastAsia" w:ascii="Times New Roman" w:hAnsi="Times New Roman" w:eastAsia="FangSong" w:cs="Times New Roman"/>
-        </w:rPr>
-        <w:t>原题含化学反应方程式图片</w:t>
-      </w:r>
-      <w:r>
-        <w:rPr>
-          <w:rFonts w:hint="eastAsia" w:ascii="Times New Roman" w:hAnsi="Times New Roman" w:eastAsia="Times New Roman" w:cs="Times New Roman"/>
-        </w:rPr>
-        <w:t>，OCR</w:t>
-      </w:r>
-      <w:r>
-        <w:rPr>
-          <w:rFonts w:hint="eastAsia" w:ascii="Times New Roman" w:hAnsi="Times New Roman" w:eastAsia="FangSong" w:cs="Times New Roman"/>
-        </w:rPr>
-        <w:t>原文中为图片引用</w:t>
-      </w:r>
-      <w:r>
-        <w:rPr>
-          <w:rFonts w:hint="eastAsia" w:ascii="Times New Roman" w:hAnsi="Times New Roman" w:eastAsia="Times New Roman" w:cs="Times New Roman"/>
-        </w:rPr>
-        <w:t>）</w:t>
+          <w:rFonts w:hint="eastAsia" w:ascii="Times New Roman" w:hAnsi="Times New Roman" w:eastAsia="FangSong" w:cs="Times New Roman"/>
+        </w:rPr>
+        <w:t xml:space="preserve">从实验数据中求出</w:t>
+      </w:r>
+      <w:r>
+        <w:rPr>
+          <w:rFonts w:ascii="Times New Roman" w:hAnsi="Times New Roman" w:eastAsia="Times New Roman" w:cs="Times New Roman"/>
+        </w:rPr>
+        <w:t xml:space="preserve"> CaO </w:t>
+      </w:r>
+      <w:r>
+        <w:rPr>
+          <w:rFonts w:hint="eastAsia" w:ascii="Times New Roman" w:hAnsi="Times New Roman" w:eastAsia="FangSong" w:cs="Times New Roman"/>
+        </w:rPr>
+        <w:t>的晶格能</w:t>
+      </w:r>
+      <w:r>
+        <w:rPr>
+          <w:rFonts w:hint="eastAsia" w:ascii="Times New Roman" w:hAnsi="Times New Roman" w:eastAsia="Times New Roman" w:cs="Times New Roman"/>
+        </w:rPr>
+        <w:t>。</w:t>
+      </w:r>
+    </w:p>
+    <w:p>
+      <w:pPr>
+        <w:numPr>
+          <w:ilvl w:val="0"/>
+          <w:numId w:val="1005"/>
+        </w:numPr>
+        <w:ind w:firstLine="420"/>
+      </w:pPr>
+      <w:r>
+        <w:rPr>
+          <w:rFonts w:hint="eastAsia" w:ascii="Times New Roman" w:hAnsi="Times New Roman" w:eastAsia="FangSong" w:cs="Times New Roman"/>
+        </w:rPr>
+        <w:t>晶格能也可以从理论上求出</w:t>
+      </w:r>
+      <w:r>
+        <w:rPr>
+          <w:rFonts w:hint="eastAsia" w:ascii="Times New Roman" w:hAnsi="Times New Roman" w:eastAsia="Times New Roman" w:cs="Times New Roman"/>
+        </w:rPr>
+        <w:t>。</w:t>
+      </w:r>
+      <w:r>
+        <w:rPr>
+          <w:rFonts w:hint="eastAsia" w:ascii="Times New Roman" w:hAnsi="Times New Roman" w:eastAsia="FangSong" w:cs="Times New Roman"/>
+        </w:rPr>
+        <w:t>已知</w:t>
+      </w:r>
+      <w:r>
+        <w:rPr>
+          <w:rFonts w:ascii="Times New Roman" w:hAnsi="Times New Roman" w:eastAsia="Times New Roman" w:cs="Times New Roman"/>
+        </w:rPr>
+        <w:t xml:space="preserve"> CaO </w:t>
+      </w:r>
+      <w:r>
+        <w:rPr>
+          <w:rFonts w:hint="eastAsia" w:ascii="Times New Roman" w:hAnsi="Times New Roman" w:eastAsia="FangSong" w:cs="Times New Roman"/>
+        </w:rPr>
+        <w:t xml:space="preserve">是</w:t>
+      </w:r>
+      <w:r>
+        <w:rPr>
+          <w:rFonts w:ascii="Times New Roman" w:hAnsi="Times New Roman" w:eastAsia="Times New Roman" w:cs="Times New Roman"/>
+        </w:rPr>
+        <w:t xml:space="preserve"> NaCl </w:t>
+      </w:r>
+      <w:r>
+        <w:rPr>
+          <w:rFonts w:hint="eastAsia" w:ascii="Times New Roman" w:hAnsi="Times New Roman" w:eastAsia="FangSong" w:cs="Times New Roman"/>
+        </w:rPr>
+        <w:t>型结构</w:t>
+      </w:r>
+      <w:r>
+        <w:rPr>
+          <w:rFonts w:hint="eastAsia" w:ascii="Times New Roman" w:hAnsi="Times New Roman" w:eastAsia="Times New Roman" w:cs="Times New Roman"/>
+        </w:rPr>
+        <w:t>，</w:t>
+      </w:r>
+      <w:r>
+        <w:rPr>
+          <w:rFonts w:hint="eastAsia" w:ascii="Times New Roman" w:hAnsi="Times New Roman" w:eastAsia="FangSong" w:cs="Times New Roman"/>
+        </w:rPr>
+        <w:t>晶胞参数为</w:t>
+      </w:r>
+      <w:r>
+        <w:rPr>
+          <w:rFonts w:ascii="Times New Roman" w:hAnsi="Times New Roman" w:eastAsia="Times New Roman" w:cs="Times New Roman"/>
+        </w:rPr>
+        <w:t xml:space="preserve"> </w:t>
+      </w:r>
+      <w:r>
+        <w:rPr>
+          <w:rFonts w:hint="eastAsia" w:ascii="Times New Roman" w:hAnsi="Times New Roman" w:eastAsia="Times New Roman" w:cs="Times New Roman"/>
+        </w:rPr>
+        <w:t>0.480nm。</w:t>
+      </w:r>
+      <w:r>
+        <w:rPr>
+          <w:rFonts w:hint="eastAsia" w:ascii="Times New Roman" w:hAnsi="Times New Roman" w:eastAsia="FangSong" w:cs="Times New Roman"/>
+        </w:rPr>
+        <w:t>假设我们只考虑一个</w:t>
+      </w:r>
+      <w:r>
+        <w:rPr>
+          <w:rFonts w:ascii="Times New Roman" w:hAnsi="Times New Roman" w:eastAsia="Times New Roman" w:cs="Times New Roman"/>
+        </w:rPr>
+        <w:t xml:space="preserve"> </w:t>
+      </w:r>
+      <m:oMath>
+        <m:r>
+          <m:t>C</m:t>
+        </m:r>
+        <m:sSup>
+          <m:e>
+            <m:r>
+              <m:t>a</m:t>
+            </m:r>
+          </m:e>
+          <m:sup>
+            <m:r>
+              <m:t>2</m:t>
+            </m:r>
+            <m:r>
+              <m:rPr>
+                <m:sty m:val="p"/>
+              </m:rPr>
+              <m:t>+</m:t>
+            </m:r>
+          </m:sup>
+        </m:sSup>
+      </m:oMath>
+      <w:r>
+        <w:rPr>
+          <w:rFonts w:ascii="Times New Roman" w:hAnsi="Times New Roman" w:eastAsia="Times New Roman" w:cs="Times New Roman"/>
+        </w:rPr>
+        <w:t xml:space="preserve"> </w:t>
+      </w:r>
+      <w:r>
+        <w:rPr>
+          <w:rFonts w:hint="eastAsia" w:ascii="Times New Roman" w:hAnsi="Times New Roman" w:eastAsia="FangSong" w:cs="Times New Roman"/>
+        </w:rPr>
+        <w:t>周围最近和次近的离子</w:t>
+      </w:r>
+      <w:r>
+        <w:rPr>
+          <w:rFonts w:hint="eastAsia" w:ascii="Times New Roman" w:hAnsi="Times New Roman" w:eastAsia="Times New Roman" w:cs="Times New Roman"/>
+        </w:rPr>
+        <w:t>，</w:t>
+      </w:r>
+      <w:r>
+        <w:rPr>
+          <w:rFonts w:hint="eastAsia" w:ascii="Times New Roman" w:hAnsi="Times New Roman" w:eastAsia="FangSong" w:cs="Times New Roman"/>
+        </w:rPr>
+        <w:t>求该</w:t>
+      </w:r>
+      <w:r>
+        <w:rPr>
+          <w:rFonts w:ascii="Times New Roman" w:hAnsi="Times New Roman" w:eastAsia="Times New Roman" w:cs="Times New Roman"/>
+        </w:rPr>
+        <w:t xml:space="preserve"> </w:t>
+      </w:r>
+      <m:oMath>
+        <m:r>
+          <m:t>C</m:t>
+        </m:r>
+        <m:sSup>
+          <m:e>
+            <m:r>
+              <m:t>a</m:t>
+            </m:r>
+          </m:e>
+          <m:sup>
+            <m:r>
+              <m:t>2</m:t>
+            </m:r>
+            <m:r>
+              <m:rPr>
+                <m:sty m:val="p"/>
+              </m:rPr>
+              <m:t>+</m:t>
+            </m:r>
+          </m:sup>
+        </m:sSup>
+      </m:oMath>
+      <w:r>
+        <w:rPr>
+          <w:rFonts w:ascii="Times New Roman" w:hAnsi="Times New Roman" w:eastAsia="Times New Roman" w:cs="Times New Roman"/>
+        </w:rPr>
+        <w:t xml:space="preserve"> </w:t>
+      </w:r>
+      <w:r>
+        <w:rPr>
+          <w:rFonts w:hint="eastAsia" w:ascii="Times New Roman" w:hAnsi="Times New Roman" w:eastAsia="FangSong" w:cs="Times New Roman"/>
+        </w:rPr>
+        <w:t>静电势能的大小</w:t>
+      </w:r>
+      <w:r>
+        <w:rPr>
+          <w:rFonts w:hint="eastAsia" w:ascii="Times New Roman" w:hAnsi="Times New Roman" w:eastAsia="Times New Roman" w:cs="Times New Roman"/>
+        </w:rPr>
+        <w:t>。</w:t>
+      </w:r>
+    </w:p>
+    <w:p>
+      <w:pPr>
+        <w:spacing w:before="160" w:after="80"/>
+      </w:pPr>
+      <w:r>
+        <w:pict>
+          <v:rect style="width:0;height:1.5pt" o:hralign="center" o:hrstd="t" o:hr="t"/>
+        </w:pict>
+      </w:r>
+    </w:p>
+    <w:bookmarkEnd w:id="20"/>
+    <w:bookmarkStart w:id="21" w:name="第13题"/>
+    <w:p>
+      <w:pPr>
+        <w:pStyle w:val="Heading3"/>
+        <w:spacing w:before="280" w:after="120"/>
+      </w:pPr>
+      <w:r>
+        <w:rPr>
+          <w:rFonts w:hint="eastAsia" w:ascii="Times New Roman" w:hAnsi="Times New Roman" w:eastAsia="SimHei" w:cs="Times New Roman"/>
+        </w:rPr>
+        <w:t>第</w:t>
+      </w:r>
+      <w:r>
+        <w:rPr>
+          <w:rFonts w:hint="eastAsia" w:ascii="Times New Roman" w:hAnsi="Times New Roman" w:eastAsia="Times New Roman" w:cs="Times New Roman"/>
+        </w:rPr>
+        <w:t>13</w:t>
+      </w:r>
+      <w:r>
+        <w:rPr>
+          <w:rFonts w:hint="eastAsia" w:ascii="Times New Roman" w:hAnsi="Times New Roman" w:eastAsia="SimHei" w:cs="Times New Roman"/>
+        </w:rPr>
+        <w:t>题</w:t>
+      </w:r>
+    </w:p>
+    <w:p>
+      <w:pPr>
+        <w:pStyle w:val="FirstParagraph"/>
+        <w:ind w:firstLine="420"/>
+      </w:pPr>
+      <w:r>
+        <w:rPr>
+          <w:rFonts w:hint="eastAsia" w:ascii="Times New Roman" w:hAnsi="Times New Roman" w:eastAsia="FangSong" w:cs="Times New Roman"/>
+        </w:rPr>
+        <w:t xml:space="preserve">钒与</w:t>
+      </w:r>
+      <w:r>
+        <w:rPr>
+          <w:rFonts w:ascii="Times New Roman" w:hAnsi="Times New Roman" w:eastAsia="Times New Roman" w:cs="Times New Roman"/>
+        </w:rPr>
+        <w:t xml:space="preserve"> </w:t>
+      </w:r>
+      <w:r>
+        <w:rPr>
+          <w:rFonts w:hint="eastAsia" w:ascii="Times New Roman" w:hAnsi="Times New Roman" w:eastAsia="Times New Roman" w:cs="Times New Roman"/>
+        </w:rPr>
+        <w:t>N-</w:t>
+      </w:r>
+      <w:r>
+        <w:rPr>
+          <w:rFonts w:hint="eastAsia" w:ascii="Times New Roman" w:hAnsi="Times New Roman" w:eastAsia="FangSong" w:cs="Times New Roman"/>
+        </w:rPr>
+        <w:t>苯甲酰</w:t>
+      </w:r>
+      <w:r>
+        <w:rPr>
+          <w:rFonts w:hint="eastAsia" w:ascii="Times New Roman" w:hAnsi="Times New Roman" w:eastAsia="Times New Roman" w:cs="Times New Roman"/>
+        </w:rPr>
+        <w:t>-N-</w:t>
+      </w:r>
+      <w:r>
+        <w:rPr>
+          <w:rFonts w:hint="eastAsia" w:ascii="Times New Roman" w:hAnsi="Times New Roman" w:eastAsia="FangSong" w:cs="Times New Roman"/>
+        </w:rPr>
+        <w:t>苯基羟胺</w:t>
+      </w:r>
+      <w:r>
+        <w:rPr>
+          <w:rFonts w:hint="eastAsia" w:ascii="Times New Roman" w:hAnsi="Times New Roman" w:eastAsia="Times New Roman" w:cs="Times New Roman"/>
+        </w:rPr>
+        <w:t>(213g/mol)</w:t>
+      </w:r>
+      <w:r>
+        <w:rPr>
+          <w:rFonts w:hint="eastAsia" w:ascii="Times New Roman" w:hAnsi="Times New Roman" w:eastAsia="FangSong" w:cs="Times New Roman"/>
+        </w:rPr>
+        <w:t>根离子在</w:t>
+      </w:r>
+      <w:r>
+        <w:rPr>
+          <w:rFonts w:ascii="Times New Roman" w:hAnsi="Times New Roman" w:eastAsia="Times New Roman" w:cs="Times New Roman"/>
+        </w:rPr>
+        <w:t xml:space="preserve"> 4mol/L </w:t>
+      </w:r>
+      <w:r>
+        <w:rPr>
+          <w:rFonts w:hint="eastAsia" w:ascii="Times New Roman" w:hAnsi="Times New Roman" w:eastAsia="FangSong" w:cs="Times New Roman"/>
+        </w:rPr>
+        <w:t>盐酸介质中形成紫红色的单核配合物</w:t>
+      </w:r>
+      <w:r>
+        <w:rPr>
+          <w:rFonts w:hint="eastAsia" w:ascii="Times New Roman" w:hAnsi="Times New Roman" w:eastAsia="Times New Roman" w:cs="Times New Roman"/>
+        </w:rPr>
+        <w:t>，</w:t>
+      </w:r>
+      <w:r>
+        <w:rPr>
+          <w:rFonts w:hint="eastAsia" w:ascii="Times New Roman" w:hAnsi="Times New Roman" w:eastAsia="FangSong" w:cs="Times New Roman"/>
+        </w:rPr>
+        <w:t>该配合物溶液可进行比色测定</w:t>
+      </w:r>
+      <w:r>
+        <w:rPr>
+          <w:rFonts w:hint="eastAsia" w:ascii="Times New Roman" w:hAnsi="Times New Roman" w:eastAsia="Times New Roman" w:cs="Times New Roman"/>
+        </w:rPr>
+        <w:t>，</w:t>
+      </w:r>
+      <w:r>
+        <w:rPr>
+          <w:rFonts w:hint="eastAsia" w:ascii="Times New Roman" w:hAnsi="Times New Roman" w:eastAsia="FangSong" w:cs="Times New Roman"/>
+        </w:rPr>
+        <w:t>用以定量测定钢中钒的含量</w:t>
+      </w:r>
+      <w:r>
+        <w:rPr>
+          <w:rFonts w:hint="eastAsia" w:ascii="Times New Roman" w:hAnsi="Times New Roman" w:eastAsia="Times New Roman" w:cs="Times New Roman"/>
+        </w:rPr>
+        <w:t>。</w:t>
+      </w:r>
+      <w:r>
+        <w:rPr>
+          <w:rFonts w:hint="eastAsia" w:ascii="Times New Roman" w:hAnsi="Times New Roman" w:eastAsia="FangSong" w:cs="Times New Roman"/>
+        </w:rPr>
+        <w:t>该配合物是电中性分子</w:t>
+      </w:r>
+      <w:r>
+        <w:rPr>
+          <w:rFonts w:hint="eastAsia" w:ascii="Times New Roman" w:hAnsi="Times New Roman" w:eastAsia="Times New Roman" w:cs="Times New Roman"/>
+        </w:rPr>
+        <w:t>，</w:t>
+      </w:r>
+      <w:r>
+        <w:rPr>
+          <w:rFonts w:hint="eastAsia" w:ascii="Times New Roman" w:hAnsi="Times New Roman" w:eastAsia="FangSong" w:cs="Times New Roman"/>
+        </w:rPr>
+        <w:t>实验测得其氧的质量分数为</w:t>
+      </w:r>
+      <w:r>
+        <w:rPr>
+          <w:rFonts w:ascii="Times New Roman" w:hAnsi="Times New Roman" w:eastAsia="Times New Roman" w:cs="Times New Roman"/>
+        </w:rPr>
+        <w:t xml:space="preserve"> 15.2%。</w:t>
       </w:r>
     </w:p>
     <w:p>
@@ -8222,85 +7542,7 @@
         <w:rPr>
           <w:rFonts w:hint="eastAsia" w:ascii="Times New Roman" w:hAnsi="Times New Roman" w:eastAsia="FangSong" w:cs="Times New Roman"/>
         </w:rPr>
-        <w:t xml:space="preserve">已知</w:t>
-      </w:r>
-      <w:r>
-        <w:rPr>
-          <w:rFonts w:ascii="Times New Roman" w:hAnsi="Times New Roman" w:eastAsia="Times New Roman" w:cs="Times New Roman"/>
-        </w:rPr>
-        <w:t xml:space="preserve"> A </w:t>
-      </w:r>
-      <w:r>
-        <w:rPr>
-          <w:rFonts w:hint="eastAsia" w:ascii="Times New Roman" w:hAnsi="Times New Roman" w:eastAsia="FangSong" w:cs="Times New Roman"/>
-        </w:rPr>
-        <w:t xml:space="preserve">中</w:t>
-      </w:r>
-      <w:r>
-        <w:rPr>
-          <w:rFonts w:ascii="Times New Roman" w:hAnsi="Times New Roman" w:eastAsia="Times New Roman" w:cs="Times New Roman"/>
-        </w:rPr>
-        <w:t xml:space="preserve"> Si </w:t>
-      </w:r>
-      <w:r>
-        <w:rPr>
-          <w:rFonts w:hint="eastAsia" w:ascii="Times New Roman" w:hAnsi="Times New Roman" w:eastAsia="FangSong" w:cs="Times New Roman"/>
-        </w:rPr>
-        <w:t xml:space="preserve">的配位数为</w:t>
-      </w:r>
-      <w:r>
-        <w:rPr>
-          <w:rFonts w:ascii="Times New Roman" w:hAnsi="Times New Roman" w:eastAsia="Times New Roman" w:cs="Times New Roman"/>
-        </w:rPr>
-        <w:t xml:space="preserve"> </w:t>
-      </w:r>
-      <w:r>
-        <w:rPr>
-          <w:rFonts w:hint="eastAsia" w:ascii="Times New Roman" w:hAnsi="Times New Roman" w:eastAsia="Times New Roman" w:cs="Times New Roman"/>
-        </w:rPr>
-        <w:t>6，</w:t>
-      </w:r>
-      <w:r>
-        <w:rPr>
-          <w:rFonts w:hint="eastAsia" w:ascii="Times New Roman" w:hAnsi="Times New Roman" w:eastAsia="FangSong" w:cs="Times New Roman"/>
-        </w:rPr>
-        <w:t>给出</w:t>
-      </w:r>
-      <w:r>
-        <w:rPr>
-          <w:rFonts w:ascii="Times New Roman" w:hAnsi="Times New Roman" w:eastAsia="Times New Roman" w:cs="Times New Roman"/>
-        </w:rPr>
-        <w:t xml:space="preserve"> A、B、C </w:t>
-      </w:r>
-      <w:r>
-        <w:rPr>
-          <w:rFonts w:hint="eastAsia" w:ascii="Times New Roman" w:hAnsi="Times New Roman" w:eastAsia="FangSong" w:cs="Times New Roman"/>
-        </w:rPr>
-        <w:t>的结构</w:t>
-      </w:r>
-      <w:r>
-        <w:rPr>
-          <w:rFonts w:hint="eastAsia" w:ascii="Times New Roman" w:hAnsi="Times New Roman" w:eastAsia="Times New Roman" w:cs="Times New Roman"/>
-        </w:rPr>
-        <w:t>，</w:t>
-      </w:r>
-      <w:r>
-        <w:rPr>
-          <w:rFonts w:hint="eastAsia" w:ascii="Times New Roman" w:hAnsi="Times New Roman" w:eastAsia="FangSong" w:cs="Times New Roman"/>
-        </w:rPr>
-        <w:t>其中</w:t>
-      </w:r>
-      <w:r>
-        <w:rPr>
-          <w:rFonts w:ascii="Times New Roman" w:hAnsi="Times New Roman" w:eastAsia="Times New Roman" w:cs="Times New Roman"/>
-        </w:rPr>
-        <w:t xml:space="preserve"> C </w:t>
-      </w:r>
-      <w:r>
-        <w:rPr>
-          <w:rFonts w:hint="eastAsia" w:ascii="Times New Roman" w:hAnsi="Times New Roman" w:eastAsia="FangSong" w:cs="Times New Roman"/>
-        </w:rPr>
-        <w:t>请另写出共振式</w:t>
+        <w:t>通过计算确定该配合物的化学式</w:t>
       </w:r>
       <w:r>
         <w:rPr>
@@ -8315,6 +7557,1111 @@
         <w:numPr>
           <w:ilvl w:val="0"/>
           <w:numId w:val="1006"/>
+        </w:numPr>
+        <w:ind w:firstLine="420"/>
+      </w:pPr>
+      <w:r>
+        <w:rPr>
+          <w:rFonts w:hint="eastAsia" w:ascii="Times New Roman" w:hAnsi="Times New Roman" w:eastAsia="FangSong" w:cs="Times New Roman"/>
+        </w:rPr>
+        <w:t>该配合物共有几种可能立体结构体</w:t>
+      </w:r>
+      <w:r>
+        <w:rPr>
+          <w:rFonts w:hint="eastAsia" w:ascii="Times New Roman" w:hAnsi="Times New Roman" w:eastAsia="Times New Roman" w:cs="Times New Roman"/>
+        </w:rPr>
+        <w:t>(</w:t>
+      </w:r>
+      <w:r>
+        <w:rPr>
+          <w:rFonts w:hint="eastAsia" w:ascii="Times New Roman" w:hAnsi="Times New Roman" w:eastAsia="FangSong" w:cs="Times New Roman"/>
+        </w:rPr>
+        <w:t>不包括光学异构体</w:t>
+      </w:r>
+      <w:r>
+        <w:rPr>
+          <w:rFonts w:hint="eastAsia" w:ascii="Times New Roman" w:hAnsi="Times New Roman" w:eastAsia="Times New Roman" w:cs="Times New Roman"/>
+        </w:rPr>
+        <w:t>)?</w:t>
+      </w:r>
+      <w:r>
+        <w:rPr>
+          <w:rFonts w:ascii="Times New Roman" w:hAnsi="Times New Roman" w:eastAsia="Times New Roman" w:cs="Times New Roman"/>
+        </w:rPr>
+        <w:t xml:space="preserve"> </w:t>
+      </w:r>
+      <w:r>
+        <w:rPr>
+          <w:rFonts w:hint="eastAsia" w:ascii="Times New Roman" w:hAnsi="Times New Roman" w:eastAsia="FangSong" w:cs="Times New Roman"/>
+        </w:rPr>
+        <w:t>画出其中最稳定的一种</w:t>
+      </w:r>
+      <w:r>
+        <w:rPr>
+          <w:rFonts w:hint="eastAsia" w:ascii="Times New Roman" w:hAnsi="Times New Roman" w:eastAsia="Times New Roman" w:cs="Times New Roman"/>
+        </w:rPr>
+        <w:t>。</w:t>
+      </w:r>
+    </w:p>
+    <w:p>
+      <w:pPr>
+        <w:spacing w:before="160" w:after="80"/>
+      </w:pPr>
+      <w:r>
+        <w:pict>
+          <v:rect style="width:0;height:1.5pt" o:hralign="center" o:hrstd="t" o:hr="t"/>
+        </w:pict>
+      </w:r>
+    </w:p>
+    <w:bookmarkEnd w:id="21"/>
+    <w:bookmarkStart w:id="22" w:name="第14题"/>
+    <w:p>
+      <w:pPr>
+        <w:pStyle w:val="Heading3"/>
+        <w:spacing w:before="280" w:after="120"/>
+      </w:pPr>
+      <w:r>
+        <w:rPr>
+          <w:rFonts w:hint="eastAsia" w:ascii="Times New Roman" w:hAnsi="Times New Roman" w:eastAsia="SimHei" w:cs="Times New Roman"/>
+        </w:rPr>
+        <w:t>第</w:t>
+      </w:r>
+      <w:r>
+        <w:rPr>
+          <w:rFonts w:hint="eastAsia" w:ascii="Times New Roman" w:hAnsi="Times New Roman" w:eastAsia="Times New Roman" w:cs="Times New Roman"/>
+        </w:rPr>
+        <w:t>14</w:t>
+      </w:r>
+      <w:r>
+        <w:rPr>
+          <w:rFonts w:hint="eastAsia" w:ascii="Times New Roman" w:hAnsi="Times New Roman" w:eastAsia="SimHei" w:cs="Times New Roman"/>
+        </w:rPr>
+        <w:t>题</w:t>
+      </w:r>
+    </w:p>
+    <w:p>
+      <w:pPr>
+        <w:pStyle w:val="FirstParagraph"/>
+        <w:ind w:firstLine="420"/>
+      </w:pPr>
+      <w:r>
+        <w:rPr>
+          <w:rFonts w:hint="eastAsia" w:ascii="Times New Roman" w:hAnsi="Times New Roman" w:eastAsia="FangSong" w:cs="Times New Roman"/>
+        </w:rPr>
+        <w:t>一般说来</w:t>
+      </w:r>
+      <w:r>
+        <w:rPr>
+          <w:rFonts w:hint="eastAsia" w:ascii="Times New Roman" w:hAnsi="Times New Roman" w:eastAsia="Times New Roman" w:cs="Times New Roman"/>
+        </w:rPr>
+        <w:t>,</w:t>
+      </w:r>
+      <w:r>
+        <w:rPr>
+          <w:rFonts w:ascii="Times New Roman" w:hAnsi="Times New Roman" w:eastAsia="Times New Roman" w:cs="Times New Roman"/>
+        </w:rPr>
+        <w:t xml:space="preserve"> Co(Ⅲ) </w:t>
+      </w:r>
+      <w:r>
+        <w:rPr>
+          <w:rFonts w:hint="eastAsia" w:ascii="Times New Roman" w:hAnsi="Times New Roman" w:eastAsia="FangSong" w:cs="Times New Roman"/>
+        </w:rPr>
+        <w:t>具有强氧化性</w:t>
+      </w:r>
+      <w:r>
+        <w:rPr>
+          <w:rFonts w:hint="eastAsia" w:ascii="Times New Roman" w:hAnsi="Times New Roman" w:eastAsia="Times New Roman" w:cs="Times New Roman"/>
+        </w:rPr>
+        <w:t>,</w:t>
+      </w:r>
+      <w:r>
+        <w:rPr>
+          <w:rFonts w:ascii="Times New Roman" w:hAnsi="Times New Roman" w:eastAsia="Times New Roman" w:cs="Times New Roman"/>
+        </w:rPr>
+        <w:t xml:space="preserve"> </w:t>
+      </w:r>
+      <w:r>
+        <w:rPr>
+          <w:rFonts w:hint="eastAsia" w:ascii="Times New Roman" w:hAnsi="Times New Roman" w:eastAsia="FangSong" w:cs="Times New Roman"/>
+        </w:rPr>
+        <w:t xml:space="preserve">极易被还原为</w:t>
+      </w:r>
+      <w:r>
+        <w:rPr>
+          <w:rFonts w:ascii="Times New Roman" w:hAnsi="Times New Roman" w:eastAsia="Times New Roman" w:cs="Times New Roman"/>
+        </w:rPr>
+        <w:t xml:space="preserve"> </w:t>
+      </w:r>
+      <w:r>
+        <w:rPr>
+          <w:rFonts w:hint="eastAsia" w:ascii="Times New Roman" w:hAnsi="Times New Roman" w:eastAsia="Times New Roman" w:cs="Times New Roman"/>
+        </w:rPr>
+        <w:t>Co(Ⅱ)。</w:t>
+      </w:r>
+      <w:r>
+        <w:rPr>
+          <w:rFonts w:hint="eastAsia" w:ascii="Times New Roman" w:hAnsi="Times New Roman" w:eastAsia="FangSong" w:cs="Times New Roman"/>
+        </w:rPr>
+        <w:t>然而在配合物中</w:t>
+      </w:r>
+      <w:r>
+        <w:rPr>
+          <w:rFonts w:hint="eastAsia" w:ascii="Times New Roman" w:hAnsi="Times New Roman" w:eastAsia="Times New Roman" w:cs="Times New Roman"/>
+        </w:rPr>
+        <w:t>,</w:t>
+      </w:r>
+      <w:r>
+        <w:rPr>
+          <w:rFonts w:ascii="Times New Roman" w:hAnsi="Times New Roman" w:eastAsia="Times New Roman" w:cs="Times New Roman"/>
+        </w:rPr>
+        <w:t xml:space="preserve"> Co(Ⅲ) </w:t>
+      </w:r>
+      <w:r>
+        <w:rPr>
+          <w:rFonts w:hint="eastAsia" w:ascii="Times New Roman" w:hAnsi="Times New Roman" w:eastAsia="FangSong" w:cs="Times New Roman"/>
+        </w:rPr>
+        <w:t xml:space="preserve">配合物的稳定性却大于</w:t>
+      </w:r>
+      <w:r>
+        <w:rPr>
+          <w:rFonts w:ascii="Times New Roman" w:hAnsi="Times New Roman" w:eastAsia="Times New Roman" w:cs="Times New Roman"/>
+        </w:rPr>
+        <w:t xml:space="preserve"> </w:t>
+      </w:r>
+      <w:r>
+        <w:rPr>
+          <w:rFonts w:hint="eastAsia" w:ascii="Times New Roman" w:hAnsi="Times New Roman" w:eastAsia="Times New Roman" w:cs="Times New Roman"/>
+        </w:rPr>
+        <w:t>Co(Ⅱ)。</w:t>
+      </w:r>
+      <w:r>
+        <w:rPr>
+          <w:rFonts w:hint="eastAsia" w:ascii="Times New Roman" w:hAnsi="Times New Roman" w:eastAsia="FangSong" w:cs="Times New Roman"/>
+        </w:rPr>
+        <w:t>有人通过</w:t>
+      </w:r>
+      <w:r>
+        <w:rPr>
+          <w:rFonts w:ascii="Times New Roman" w:hAnsi="Times New Roman" w:eastAsia="Times New Roman" w:cs="Times New Roman"/>
+        </w:rPr>
+        <w:t xml:space="preserve"> 8.076g CoCl</w:t>
+      </w:r>
+      <w:r>
+        <w:rPr>
+          <w:rFonts w:ascii="Times New Roman" w:hAnsi="Times New Roman" w:eastAsia="Times New Roman" w:cs="Times New Roman"/>
+          <w:vertAlign w:val="subscript"/>
+        </w:rPr>
+        <w:t>2</w:t>
+      </w:r>
+      <w:r>
+        <w:rPr>
+          <w:rFonts w:ascii="Times New Roman" w:hAnsi="Times New Roman" w:eastAsia="Times New Roman" w:cs="Times New Roman"/>
+        </w:rPr>
+        <w:t>·4H</w:t>
+      </w:r>
+      <w:r>
+        <w:rPr>
+          <w:rFonts w:ascii="Times New Roman" w:hAnsi="Times New Roman" w:eastAsia="Times New Roman" w:cs="Times New Roman"/>
+          <w:vertAlign w:val="subscript"/>
+        </w:rPr>
+        <w:t>2</w:t>
+      </w:r>
+      <w:r>
+        <w:rPr>
+          <w:rFonts w:ascii="Times New Roman" w:hAnsi="Times New Roman" w:eastAsia="Times New Roman" w:cs="Times New Roman"/>
+        </w:rPr>
+        <w:t xml:space="preserve">O </w:t>
+      </w:r>
+      <w:r>
+        <w:rPr>
+          <w:rFonts w:hint="eastAsia" w:ascii="Times New Roman" w:hAnsi="Times New Roman" w:eastAsia="FangSong" w:cs="Times New Roman"/>
+        </w:rPr>
+        <w:t xml:space="preserve">与过量过氧化氢和足量氨的乙醇溶液反应正好得</w:t>
+      </w:r>
+      <w:r>
+        <w:rPr>
+          <w:rFonts w:ascii="Times New Roman" w:hAnsi="Times New Roman" w:eastAsia="Times New Roman" w:cs="Times New Roman"/>
+        </w:rPr>
+        <w:t xml:space="preserve"> 8.076g </w:t>
+      </w:r>
+      <w:r>
+        <w:rPr>
+          <w:rFonts w:hint="eastAsia" w:ascii="Times New Roman" w:hAnsi="Times New Roman" w:eastAsia="FangSong" w:cs="Times New Roman"/>
+        </w:rPr>
+        <w:t xml:space="preserve">的</w:t>
+      </w:r>
+      <w:r>
+        <w:rPr>
+          <w:rFonts w:ascii="Times New Roman" w:hAnsi="Times New Roman" w:eastAsia="Times New Roman" w:cs="Times New Roman"/>
+        </w:rPr>
+        <w:t xml:space="preserve"> A </w:t>
+      </w:r>
+      <w:r>
+        <w:rPr>
+          <w:rFonts w:hint="eastAsia" w:ascii="Times New Roman" w:hAnsi="Times New Roman" w:eastAsia="FangSong" w:cs="Times New Roman"/>
+        </w:rPr>
+        <w:t>物质</w:t>
+      </w:r>
+      <w:r>
+        <w:rPr>
+          <w:rFonts w:hint="eastAsia" w:ascii="Times New Roman" w:hAnsi="Times New Roman" w:eastAsia="Times New Roman" w:cs="Times New Roman"/>
+        </w:rPr>
+        <w:t>,</w:t>
+      </w:r>
+      <w:r>
+        <w:rPr>
+          <w:rFonts w:ascii="Times New Roman" w:hAnsi="Times New Roman" w:eastAsia="Times New Roman" w:cs="Times New Roman"/>
+        </w:rPr>
+        <w:t xml:space="preserve"> </w:t>
+      </w:r>
+      <w:r>
+        <w:rPr>
+          <w:rFonts w:hint="eastAsia" w:ascii="Times New Roman" w:hAnsi="Times New Roman" w:eastAsia="FangSong" w:cs="Times New Roman"/>
+        </w:rPr>
+        <w:t xml:space="preserve">产率为</w:t>
+      </w:r>
+      <w:r>
+        <w:rPr>
+          <w:rFonts w:ascii="Times New Roman" w:hAnsi="Times New Roman" w:eastAsia="Times New Roman" w:cs="Times New Roman"/>
+        </w:rPr>
+        <w:t xml:space="preserve"> </w:t>
+      </w:r>
+      <w:r>
+        <w:rPr>
+          <w:rFonts w:hint="eastAsia" w:ascii="Times New Roman" w:hAnsi="Times New Roman" w:eastAsia="Times New Roman" w:cs="Times New Roman"/>
+        </w:rPr>
+        <w:t>90.96%。</w:t>
+      </w:r>
+      <w:r>
+        <w:rPr>
+          <w:rFonts w:hint="eastAsia" w:ascii="Times New Roman" w:hAnsi="Times New Roman" w:eastAsia="FangSong" w:cs="Times New Roman"/>
+        </w:rPr>
+        <w:t>元素分析表明</w:t>
+      </w:r>
+      <w:r>
+        <w:rPr>
+          <w:rFonts w:ascii="Times New Roman" w:hAnsi="Times New Roman" w:eastAsia="Times New Roman" w:cs="Times New Roman"/>
+        </w:rPr>
+        <w:t xml:space="preserve"> A </w:t>
+      </w:r>
+      <w:r>
+        <w:rPr>
+          <w:rFonts w:hint="eastAsia" w:ascii="Times New Roman" w:hAnsi="Times New Roman" w:eastAsia="FangSong" w:cs="Times New Roman"/>
+        </w:rPr>
+        <w:t xml:space="preserve">中含</w:t>
+      </w:r>
+      <w:r>
+        <w:rPr>
+          <w:rFonts w:ascii="Times New Roman" w:hAnsi="Times New Roman" w:eastAsia="Times New Roman" w:cs="Times New Roman"/>
+        </w:rPr>
+        <w:t xml:space="preserve"> Cl 31.94%, </w:t>
+      </w:r>
+      <w:r>
+        <w:rPr>
+          <w:rFonts w:hint="eastAsia" w:ascii="Times New Roman" w:hAnsi="Times New Roman" w:eastAsia="FangSong" w:cs="Times New Roman"/>
+        </w:rPr>
+        <w:t xml:space="preserve">含</w:t>
+      </w:r>
+      <w:r>
+        <w:rPr>
+          <w:rFonts w:ascii="Times New Roman" w:hAnsi="Times New Roman" w:eastAsia="Times New Roman" w:cs="Times New Roman"/>
+        </w:rPr>
+        <w:t xml:space="preserve"> N </w:t>
+      </w:r>
+      <w:r>
+        <w:rPr>
+          <w:rFonts w:hint="eastAsia" w:ascii="Times New Roman" w:hAnsi="Times New Roman" w:eastAsia="Times New Roman" w:cs="Times New Roman"/>
+        </w:rPr>
+        <w:t>28.40%。</w:t>
+      </w:r>
+      <w:r>
+        <w:rPr>
+          <w:rFonts w:hint="eastAsia" w:ascii="Times New Roman" w:hAnsi="Times New Roman" w:eastAsia="FangSong" w:cs="Times New Roman"/>
+        </w:rPr>
+        <w:t>红外光谱中没有发现</w:t>
+      </w:r>
+      <w:r>
+        <w:rPr>
+          <w:rFonts w:ascii="Times New Roman" w:hAnsi="Times New Roman" w:eastAsia="Times New Roman" w:cs="Times New Roman"/>
+        </w:rPr>
+        <w:t xml:space="preserve"> Co—Cl </w:t>
+      </w:r>
+      <w:r>
+        <w:rPr>
+          <w:rFonts w:hint="eastAsia" w:ascii="Times New Roman" w:hAnsi="Times New Roman" w:eastAsia="FangSong" w:cs="Times New Roman"/>
+        </w:rPr>
+        <w:t>键</w:t>
+      </w:r>
+      <w:r>
+        <w:rPr>
+          <w:rFonts w:hint="eastAsia" w:ascii="Times New Roman" w:hAnsi="Times New Roman" w:eastAsia="Times New Roman" w:cs="Times New Roman"/>
+        </w:rPr>
+        <w:t>。</w:t>
+      </w:r>
+      <w:r>
+        <w:rPr>
+          <w:rFonts w:hint="eastAsia" w:ascii="Times New Roman" w:hAnsi="Times New Roman" w:eastAsia="FangSong" w:cs="Times New Roman"/>
+        </w:rPr>
+        <w:t>单晶衍射表明</w:t>
+      </w:r>
+      <w:r>
+        <w:rPr>
+          <w:rFonts w:ascii="Times New Roman" w:hAnsi="Times New Roman" w:eastAsia="Times New Roman" w:cs="Times New Roman"/>
+        </w:rPr>
+        <w:t xml:space="preserve"> A </w:t>
+      </w:r>
+      <w:r>
+        <w:rPr>
+          <w:rFonts w:hint="eastAsia" w:ascii="Times New Roman" w:hAnsi="Times New Roman" w:eastAsia="FangSong" w:cs="Times New Roman"/>
+        </w:rPr>
+        <w:t>分子中含有对称面</w:t>
+      </w:r>
+      <w:r>
+        <w:rPr>
+          <w:rFonts w:hint="eastAsia" w:ascii="Times New Roman" w:hAnsi="Times New Roman" w:eastAsia="Times New Roman" w:cs="Times New Roman"/>
+        </w:rPr>
+        <w:t>。</w:t>
+      </w:r>
+      <w:r>
+        <w:rPr>
+          <w:rFonts w:hint="eastAsia" w:ascii="Times New Roman" w:hAnsi="Times New Roman" w:eastAsia="FangSong" w:cs="Times New Roman"/>
+        </w:rPr>
+        <w:t>分子呈顺磁性</w:t>
+      </w:r>
+      <w:r>
+        <w:rPr>
+          <w:rFonts w:hint="eastAsia" w:ascii="Times New Roman" w:hAnsi="Times New Roman" w:eastAsia="Times New Roman" w:cs="Times New Roman"/>
+        </w:rPr>
+        <w:t>。</w:t>
+      </w:r>
+    </w:p>
+    <w:p>
+      <w:pPr>
+        <w:pStyle w:val="Compact"/>
+        <w:numPr>
+          <w:ilvl w:val="0"/>
+          <w:numId w:val="1007"/>
+        </w:numPr>
+        <w:ind w:firstLine="420"/>
+      </w:pPr>
+      <w:r>
+        <w:rPr>
+          <w:rFonts w:hint="eastAsia" w:ascii="Times New Roman" w:hAnsi="Times New Roman" w:eastAsia="FangSong" w:cs="Times New Roman"/>
+        </w:rPr>
+        <w:t xml:space="preserve">推出</w:t>
+      </w:r>
+      <w:r>
+        <w:rPr>
+          <w:rFonts w:ascii="Times New Roman" w:hAnsi="Times New Roman" w:eastAsia="Times New Roman" w:cs="Times New Roman"/>
+        </w:rPr>
+        <w:t xml:space="preserve"> A </w:t>
+      </w:r>
+      <w:r>
+        <w:rPr>
+          <w:rFonts w:hint="eastAsia" w:ascii="Times New Roman" w:hAnsi="Times New Roman" w:eastAsia="FangSong" w:cs="Times New Roman"/>
+        </w:rPr>
+        <w:t>的分子式并画出其结构式</w:t>
+      </w:r>
+      <w:r>
+        <w:rPr>
+          <w:rFonts w:hint="eastAsia" w:ascii="Times New Roman" w:hAnsi="Times New Roman" w:eastAsia="Times New Roman" w:cs="Times New Roman"/>
+        </w:rPr>
+        <w:t>。</w:t>
+      </w:r>
+    </w:p>
+    <w:p>
+      <w:pPr>
+        <w:pStyle w:val="Compact"/>
+        <w:numPr>
+          <w:ilvl w:val="0"/>
+          <w:numId w:val="1007"/>
+        </w:numPr>
+        <w:ind w:firstLine="420"/>
+      </w:pPr>
+      <w:r>
+        <w:rPr>
+          <w:rFonts w:hint="eastAsia" w:ascii="Times New Roman" w:hAnsi="Times New Roman" w:eastAsia="FangSong" w:cs="Times New Roman"/>
+        </w:rPr>
+        <w:t xml:space="preserve">写出合成</w:t>
+      </w:r>
+      <w:r>
+        <w:rPr>
+          <w:rFonts w:ascii="Times New Roman" w:hAnsi="Times New Roman" w:eastAsia="Times New Roman" w:cs="Times New Roman"/>
+        </w:rPr>
+        <w:t xml:space="preserve"> A </w:t>
+      </w:r>
+      <w:r>
+        <w:rPr>
+          <w:rFonts w:hint="eastAsia" w:ascii="Times New Roman" w:hAnsi="Times New Roman" w:eastAsia="FangSong" w:cs="Times New Roman"/>
+        </w:rPr>
+        <w:t>的反应方程式</w:t>
+      </w:r>
+      <w:r>
+        <w:rPr>
+          <w:rFonts w:hint="eastAsia" w:ascii="Times New Roman" w:hAnsi="Times New Roman" w:eastAsia="Times New Roman" w:cs="Times New Roman"/>
+        </w:rPr>
+        <w:t>。</w:t>
+      </w:r>
+    </w:p>
+    <w:p>
+      <w:pPr>
+        <w:pStyle w:val="Compact"/>
+        <w:numPr>
+          <w:ilvl w:val="0"/>
+          <w:numId w:val="1007"/>
+        </w:numPr>
+        <w:ind w:firstLine="420"/>
+      </w:pPr>
+      <w:r>
+        <w:rPr>
+          <w:rFonts w:hint="eastAsia" w:ascii="Times New Roman" w:hAnsi="Times New Roman" w:eastAsia="FangSong" w:cs="Times New Roman"/>
+        </w:rPr>
+        <w:t xml:space="preserve">指出</w:t>
+      </w:r>
+      <w:r>
+        <w:rPr>
+          <w:rFonts w:ascii="Times New Roman" w:hAnsi="Times New Roman" w:eastAsia="Times New Roman" w:cs="Times New Roman"/>
+        </w:rPr>
+        <w:t xml:space="preserve"> A </w:t>
+      </w:r>
+      <w:r>
+        <w:rPr>
+          <w:rFonts w:hint="eastAsia" w:ascii="Times New Roman" w:hAnsi="Times New Roman" w:eastAsia="FangSong" w:cs="Times New Roman"/>
+        </w:rPr>
+        <w:t>中氧元素的氧化态以及中心钴离子的价电子排布和杂化方式</w:t>
+      </w:r>
+      <w:r>
+        <w:rPr>
+          <w:rFonts w:hint="eastAsia" w:ascii="Times New Roman" w:hAnsi="Times New Roman" w:eastAsia="Times New Roman" w:cs="Times New Roman"/>
+        </w:rPr>
+        <w:t>。</w:t>
+      </w:r>
+    </w:p>
+    <w:p>
+      <w:pPr>
+        <w:spacing w:before="160" w:after="80"/>
+      </w:pPr>
+      <w:r>
+        <w:pict>
+          <v:rect style="width:0;height:1.5pt" o:hralign="center" o:hrstd="t" o:hr="t"/>
+        </w:pict>
+      </w:r>
+    </w:p>
+    <w:bookmarkEnd w:id="22"/>
+    <w:bookmarkStart w:id="26" w:name="第15题"/>
+    <w:p>
+      <w:pPr>
+        <w:pStyle w:val="Heading3"/>
+        <w:spacing w:before="280" w:after="120"/>
+      </w:pPr>
+      <w:r>
+        <w:rPr>
+          <w:rFonts w:hint="eastAsia" w:ascii="Times New Roman" w:hAnsi="Times New Roman" w:eastAsia="SimHei" w:cs="Times New Roman"/>
+        </w:rPr>
+        <w:t>第</w:t>
+      </w:r>
+      <w:r>
+        <w:rPr>
+          <w:rFonts w:hint="eastAsia" w:ascii="Times New Roman" w:hAnsi="Times New Roman" w:eastAsia="Times New Roman" w:cs="Times New Roman"/>
+        </w:rPr>
+        <w:t>15</w:t>
+      </w:r>
+      <w:r>
+        <w:rPr>
+          <w:rFonts w:hint="eastAsia" w:ascii="Times New Roman" w:hAnsi="Times New Roman" w:eastAsia="SimHei" w:cs="Times New Roman"/>
+        </w:rPr>
+        <w:t>题</w:t>
+      </w:r>
+    </w:p>
+    <w:p>
+      <w:pPr>
+        <w:pStyle w:val="FirstParagraph"/>
+        <w:ind w:firstLine="420"/>
+      </w:pPr>
+      <m:oMath>
+        <m:oMathPr>
+          <m:ctrlPr>
+            <w:rPr>
+              <w:sz w:val="28"/>
+              <w:szCs w:val="28"/>
+            </w:rPr>
+          </m:ctrlPr>
+        </m:oMathPr>
+        <m:r>
+          <m:rPr>
+            <m:sty m:val="p"/>
+          </m:rPr>
+          <m:t>C</m:t>
+        </m:r>
+        <m:r>
+          <m:rPr>
+            <m:sty m:val="p"/>
+          </m:rPr>
+          <m:t>O</m:t>
+        </m:r>
+        <m:r>
+          <m:rPr>
+            <m:sty m:val="p"/>
+          </m:rPr>
+          <m:t>,</m:t>
+        </m:r>
+        <m:sSub>
+          <m:e>
+            <m:r>
+              <m:rPr>
+                <m:sty m:val="p"/>
+              </m:rPr>
+              <m:t>C</m:t>
+            </m:r>
+            <m:r>
+              <m:rPr>
+                <m:sty m:val="p"/>
+              </m:rPr>
+              <m:t>O</m:t>
+            </m:r>
+          </m:e>
+          <m:sub>
+            <m:r>
+              <m:t>2</m:t>
+            </m:r>
+          </m:sub>
+        </m:sSub>
+      </m:oMath>
+      <w:r>
+        <w:rPr>
+          <w:rFonts w:ascii="Times New Roman" w:hAnsi="Times New Roman" w:eastAsia="Times New Roman" w:cs="Times New Roman"/>
+        </w:rPr>
+        <w:t xml:space="preserve"> </w:t>
+      </w:r>
+      <w:r>
+        <w:rPr>
+          <w:rFonts w:hint="eastAsia" w:ascii="Times New Roman" w:hAnsi="Times New Roman" w:eastAsia="FangSong" w:cs="Times New Roman"/>
+        </w:rPr>
+        <w:t>是常见的碳族氧化物</w:t>
+      </w:r>
+      <w:r>
+        <w:rPr>
+          <w:rFonts w:hint="eastAsia" w:ascii="Times New Roman" w:hAnsi="Times New Roman" w:eastAsia="Times New Roman" w:cs="Times New Roman"/>
+        </w:rPr>
+        <w:t>。</w:t>
+      </w:r>
+      <w:r>
+        <w:rPr>
+          <w:rFonts w:hint="eastAsia" w:ascii="Times New Roman" w:hAnsi="Times New Roman" w:eastAsia="FangSong" w:cs="Times New Roman"/>
+        </w:rPr>
+        <w:t>与之类似的硅不同</w:t>
+      </w:r>
+      <w:r>
+        <w:rPr>
+          <w:rFonts w:hint="eastAsia" w:ascii="Times New Roman" w:hAnsi="Times New Roman" w:eastAsia="Times New Roman" w:cs="Times New Roman"/>
+        </w:rPr>
+        <w:t>，</w:t>
+      </w:r>
+      <w:r>
+        <w:rPr>
+          <w:rFonts w:hint="eastAsia" w:ascii="Times New Roman" w:hAnsi="Times New Roman" w:eastAsia="FangSong" w:cs="Times New Roman"/>
+        </w:rPr>
+        <w:t>虽然</w:t>
+      </w:r>
+      <w:r>
+        <w:rPr>
+          <w:rFonts w:ascii="Times New Roman" w:hAnsi="Times New Roman" w:eastAsia="Times New Roman" w:cs="Times New Roman"/>
+        </w:rPr>
+        <w:t xml:space="preserve"> </w:t>
+      </w:r>
+      <m:oMath>
+        <m:sSub>
+          <m:e>
+            <m:r>
+              <m:rPr>
+                <m:sty m:val="p"/>
+              </m:rPr>
+              <m:t>S</m:t>
+            </m:r>
+            <m:r>
+              <m:rPr>
+                <m:sty m:val="p"/>
+              </m:rPr>
+              <m:t>i</m:t>
+            </m:r>
+            <m:r>
+              <m:rPr>
+                <m:sty m:val="p"/>
+              </m:rPr>
+              <m:t>O</m:t>
+            </m:r>
+          </m:e>
+          <m:sub>
+            <m:r>
+              <m:t>2</m:t>
+            </m:r>
+          </m:sub>
+        </m:sSub>
+      </m:oMath>
+      <w:r>
+        <w:rPr>
+          <w:rFonts w:ascii="Times New Roman" w:hAnsi="Times New Roman" w:eastAsia="Times New Roman" w:cs="Times New Roman"/>
+        </w:rPr>
+        <w:t xml:space="preserve"> </w:t>
+      </w:r>
+      <w:r>
+        <w:rPr>
+          <w:rFonts w:hint="eastAsia" w:ascii="Times New Roman" w:hAnsi="Times New Roman" w:eastAsia="FangSong" w:cs="Times New Roman"/>
+        </w:rPr>
+        <w:t>是常见的</w:t>
+      </w:r>
+      <w:r>
+        <w:rPr>
+          <w:rFonts w:hint="eastAsia" w:ascii="Times New Roman" w:hAnsi="Times New Roman" w:eastAsia="Times New Roman" w:cs="Times New Roman"/>
+        </w:rPr>
+        <w:t>，</w:t>
+      </w:r>
+      <w:r>
+        <w:rPr>
+          <w:rFonts w:hint="eastAsia" w:ascii="Times New Roman" w:hAnsi="Times New Roman" w:eastAsia="FangSong" w:cs="Times New Roman"/>
+        </w:rPr>
+        <w:t>但是</w:t>
+      </w:r>
+      <w:r>
+        <w:rPr>
+          <w:rFonts w:hint="eastAsia" w:ascii="Times New Roman" w:hAnsi="Times New Roman" w:eastAsia="Times New Roman" w:cs="Times New Roman"/>
+        </w:rPr>
+        <w:t>SiO</w:t>
+      </w:r>
+      <w:r>
+        <w:rPr>
+          <w:rFonts w:hint="eastAsia" w:ascii="Times New Roman" w:hAnsi="Times New Roman" w:eastAsia="FangSong" w:cs="Times New Roman"/>
+        </w:rPr>
+        <w:t>却是非常不稳定的物种</w:t>
+      </w:r>
+      <w:r>
+        <w:rPr>
+          <w:rFonts w:hint="eastAsia" w:ascii="Times New Roman" w:hAnsi="Times New Roman" w:eastAsia="Times New Roman" w:cs="Times New Roman"/>
+        </w:rPr>
+        <w:t>。</w:t>
+      </w:r>
+      <w:r>
+        <w:rPr>
+          <w:rFonts w:hint="eastAsia" w:ascii="Times New Roman" w:hAnsi="Times New Roman" w:eastAsia="FangSong" w:cs="Times New Roman"/>
+        </w:rPr>
+        <w:t>通过配位化学中的给</w:t>
+      </w:r>
+      <w:r>
+        <w:rPr>
+          <w:rFonts w:hint="eastAsia" w:ascii="Times New Roman" w:hAnsi="Times New Roman" w:eastAsia="Times New Roman" w:cs="Times New Roman"/>
+        </w:rPr>
+        <w:t>-</w:t>
+      </w:r>
+      <w:r>
+        <w:rPr>
+          <w:rFonts w:hint="eastAsia" w:ascii="Times New Roman" w:hAnsi="Times New Roman" w:eastAsia="FangSong" w:cs="Times New Roman"/>
+        </w:rPr>
+        <w:t>受体作用的合成策略</w:t>
+      </w:r>
+      <w:r>
+        <w:rPr>
+          <w:rFonts w:hint="eastAsia" w:ascii="Times New Roman" w:hAnsi="Times New Roman" w:eastAsia="Times New Roman" w:cs="Times New Roman"/>
+        </w:rPr>
+        <w:t>，</w:t>
+      </w:r>
+      <w:r>
+        <w:rPr>
+          <w:rFonts w:hint="eastAsia" w:ascii="Times New Roman" w:hAnsi="Times New Roman" w:eastAsia="FangSong" w:cs="Times New Roman"/>
+        </w:rPr>
+        <w:t>可以在下面的反应观察到一种特殊的</w:t>
+      </w:r>
+      <w:r>
+        <w:rPr>
+          <w:rFonts w:hint="eastAsia" w:ascii="Times New Roman" w:hAnsi="Times New Roman" w:eastAsia="Times New Roman" w:cs="Times New Roman"/>
+        </w:rPr>
+        <w:t>SiO</w:t>
+      </w:r>
+      <w:r>
+        <w:rPr>
+          <w:rFonts w:hint="eastAsia" w:ascii="Times New Roman" w:hAnsi="Times New Roman" w:eastAsia="FangSong" w:cs="Times New Roman"/>
+        </w:rPr>
+        <w:t>结构</w:t>
+      </w:r>
+      <w:r>
+        <w:rPr>
+          <w:rFonts w:hint="eastAsia" w:ascii="Times New Roman" w:hAnsi="Times New Roman" w:eastAsia="Times New Roman" w:cs="Times New Roman"/>
+        </w:rPr>
+        <w:t>B。</w:t>
+      </w:r>
+      <w:r>
+        <w:rPr>
+          <w:rFonts w:hint="eastAsia" w:ascii="Times New Roman" w:hAnsi="Times New Roman" w:eastAsia="FangSong" w:cs="Times New Roman"/>
+        </w:rPr>
+        <w:t>其中</w:t>
+      </w:r>
+      <w:r>
+        <w:rPr>
+          <w:rFonts w:hint="eastAsia" w:ascii="Times New Roman" w:hAnsi="Times New Roman" w:eastAsia="Times New Roman" w:cs="Times New Roman"/>
+        </w:rPr>
+        <w:t>，A</w:t>
+      </w:r>
+      <w:r>
+        <w:rPr>
+          <w:rFonts w:hint="eastAsia" w:ascii="Times New Roman" w:hAnsi="Times New Roman" w:eastAsia="FangSong" w:cs="Times New Roman"/>
+        </w:rPr>
+        <w:t>为最终产物</w:t>
+      </w:r>
+      <w:r>
+        <w:rPr>
+          <w:rFonts w:hint="eastAsia" w:ascii="Times New Roman" w:hAnsi="Times New Roman" w:eastAsia="Times New Roman" w:cs="Times New Roman"/>
+        </w:rPr>
+        <w:t>，</w:t>
+      </w:r>
+      <w:r>
+        <w:rPr>
+          <w:rFonts w:hint="eastAsia" w:ascii="Times New Roman" w:hAnsi="Times New Roman" w:eastAsia="FangSong" w:cs="Times New Roman"/>
+        </w:rPr>
+        <w:t>底物和等量</w:t>
+      </w:r>
+      <w:r>
+        <w:rPr>
+          <w:rFonts w:ascii="Times New Roman" w:hAnsi="Times New Roman" w:eastAsia="Times New Roman" w:cs="Times New Roman"/>
+        </w:rPr>
+        <w:t xml:space="preserve"> </w:t>
+      </w:r>
+      <m:oMath>
+        <m:sSub>
+          <m:e>
+            <m:r>
+              <m:rPr>
+                <m:sty m:val="p"/>
+              </m:rPr>
+              <m:t>C</m:t>
+            </m:r>
+            <m:r>
+              <m:rPr>
+                <m:sty m:val="p"/>
+              </m:rPr>
+              <m:t>O</m:t>
+            </m:r>
+          </m:e>
+          <m:sub>
+            <m:r>
+              <m:t>2</m:t>
+            </m:r>
+          </m:sub>
+        </m:sSub>
+      </m:oMath>
+      <w:r>
+        <w:rPr>
+          <w:rFonts w:ascii="Times New Roman" w:hAnsi="Times New Roman" w:eastAsia="Times New Roman" w:cs="Times New Roman"/>
+        </w:rPr>
+        <w:t xml:space="preserve"> </w:t>
+      </w:r>
+      <w:r>
+        <w:rPr>
+          <w:rFonts w:hint="eastAsia" w:ascii="Times New Roman" w:hAnsi="Times New Roman" w:eastAsia="FangSong" w:cs="Times New Roman"/>
+        </w:rPr>
+        <w:t>反应并脱去等量</w:t>
+      </w:r>
+      <w:r>
+        <w:rPr>
+          <w:rFonts w:hint="eastAsia" w:ascii="Times New Roman" w:hAnsi="Times New Roman" w:eastAsia="Times New Roman" w:cs="Times New Roman"/>
+        </w:rPr>
+        <w:t>CO</w:t>
+      </w:r>
+      <w:r>
+        <w:rPr>
+          <w:rFonts w:hint="eastAsia" w:ascii="Times New Roman" w:hAnsi="Times New Roman" w:eastAsia="FangSong" w:cs="Times New Roman"/>
+        </w:rPr>
+        <w:t>得到</w:t>
+      </w:r>
+      <w:r>
+        <w:rPr>
+          <w:rFonts w:hint="eastAsia" w:ascii="Times New Roman" w:hAnsi="Times New Roman" w:eastAsia="Times New Roman" w:cs="Times New Roman"/>
+        </w:rPr>
+        <w:t>B，</w:t>
+      </w:r>
+      <w:r>
+        <w:rPr>
+          <w:rFonts w:hint="eastAsia" w:ascii="Times New Roman" w:hAnsi="Times New Roman" w:eastAsia="FangSong" w:cs="Times New Roman"/>
+        </w:rPr>
+        <w:t>再和等量</w:t>
+      </w:r>
+      <w:r>
+        <w:rPr>
+          <w:rFonts w:ascii="Times New Roman" w:hAnsi="Times New Roman" w:eastAsia="Times New Roman" w:cs="Times New Roman"/>
+        </w:rPr>
+        <w:t xml:space="preserve"> </w:t>
+      </w:r>
+      <m:oMath>
+        <m:sSub>
+          <m:e>
+            <m:r>
+              <m:rPr>
+                <m:sty m:val="p"/>
+              </m:rPr>
+              <m:t>C</m:t>
+            </m:r>
+            <m:r>
+              <m:rPr>
+                <m:sty m:val="p"/>
+              </m:rPr>
+              <m:t>O</m:t>
+            </m:r>
+          </m:e>
+          <m:sub>
+            <m:r>
+              <m:t>2</m:t>
+            </m:r>
+          </m:sub>
+        </m:sSub>
+      </m:oMath>
+      <w:r>
+        <w:rPr>
+          <w:rFonts w:ascii="Times New Roman" w:hAnsi="Times New Roman" w:eastAsia="Times New Roman" w:cs="Times New Roman"/>
+        </w:rPr>
+        <w:t xml:space="preserve"> </w:t>
+      </w:r>
+      <w:r>
+        <w:rPr>
+          <w:rFonts w:hint="eastAsia" w:ascii="Times New Roman" w:hAnsi="Times New Roman" w:eastAsia="FangSong" w:cs="Times New Roman"/>
+        </w:rPr>
+        <w:t>反应并脱去等量</w:t>
+      </w:r>
+      <w:r>
+        <w:rPr>
+          <w:rFonts w:hint="eastAsia" w:ascii="Times New Roman" w:hAnsi="Times New Roman" w:eastAsia="Times New Roman" w:cs="Times New Roman"/>
+        </w:rPr>
+        <w:t>CO</w:t>
+      </w:r>
+      <w:r>
+        <w:rPr>
+          <w:rFonts w:hint="eastAsia" w:ascii="Times New Roman" w:hAnsi="Times New Roman" w:eastAsia="FangSong" w:cs="Times New Roman"/>
+        </w:rPr>
+        <w:t>得到</w:t>
+      </w:r>
+      <w:r>
+        <w:rPr>
+          <w:rFonts w:hint="eastAsia" w:ascii="Times New Roman" w:hAnsi="Times New Roman" w:eastAsia="Times New Roman" w:cs="Times New Roman"/>
+        </w:rPr>
+        <w:t>C，</w:t>
+      </w:r>
+      <w:r>
+        <w:rPr>
+          <w:rFonts w:hint="eastAsia" w:ascii="Times New Roman" w:hAnsi="Times New Roman" w:eastAsia="FangSong" w:cs="Times New Roman"/>
+        </w:rPr>
+        <w:t>最后和两当量</w:t>
+      </w:r>
+      <w:r>
+        <w:rPr>
+          <w:rFonts w:ascii="Times New Roman" w:hAnsi="Times New Roman" w:eastAsia="Times New Roman" w:cs="Times New Roman"/>
+        </w:rPr>
+        <w:t xml:space="preserve"> </w:t>
+      </w:r>
+      <m:oMath>
+        <m:sSub>
+          <m:e>
+            <m:r>
+              <m:rPr>
+                <m:sty m:val="p"/>
+              </m:rPr>
+              <m:t>C</m:t>
+            </m:r>
+            <m:r>
+              <m:rPr>
+                <m:sty m:val="p"/>
+              </m:rPr>
+              <m:t>O</m:t>
+            </m:r>
+          </m:e>
+          <m:sub>
+            <m:r>
+              <m:t>2</m:t>
+            </m:r>
+          </m:sub>
+        </m:sSub>
+      </m:oMath>
+      <w:r>
+        <w:rPr>
+          <w:rFonts w:ascii="Times New Roman" w:hAnsi="Times New Roman" w:eastAsia="Times New Roman" w:cs="Times New Roman"/>
+        </w:rPr>
+        <w:t xml:space="preserve"> </w:t>
+      </w:r>
+      <w:r>
+        <w:rPr>
+          <w:rFonts w:hint="eastAsia" w:ascii="Times New Roman" w:hAnsi="Times New Roman" w:eastAsia="FangSong" w:cs="Times New Roman"/>
+        </w:rPr>
+        <w:t>反应得到</w:t>
+      </w:r>
+      <w:r>
+        <w:rPr>
+          <w:rFonts w:hint="eastAsia" w:ascii="Times New Roman" w:hAnsi="Times New Roman" w:eastAsia="Times New Roman" w:cs="Times New Roman"/>
+        </w:rPr>
+        <w:t>A，R</w:t>
+      </w:r>
+      <w:r>
+        <w:rPr>
+          <w:rFonts w:hint="eastAsia" w:ascii="Times New Roman" w:hAnsi="Times New Roman" w:eastAsia="FangSong" w:cs="Times New Roman"/>
+        </w:rPr>
+        <w:t>为大体积芳基</w:t>
+      </w:r>
+      <w:r>
+        <w:rPr>
+          <w:rFonts w:hint="eastAsia" w:ascii="Times New Roman" w:hAnsi="Times New Roman" w:eastAsia="Times New Roman" w:cs="Times New Roman"/>
+        </w:rPr>
+        <w:t>。</w:t>
+      </w:r>
+    </w:p>
+    <w:p>
+      <w:pPr>
+        <w:pStyle w:val="BodyText"/>
+        <w:ind w:firstLine="420"/>
+      </w:pPr>
+      <w:r>
+        <w:rPr>
+          <w:rFonts w:hint="eastAsia" w:ascii="Times New Roman" w:hAnsi="Times New Roman" w:eastAsia="Times New Roman" w:cs="Times New Roman"/>
+        </w:rPr>
+        <w:t>（</w:t>
+      </w:r>
+      <w:r>
+        <w:rPr>
+          <w:rFonts w:hint="eastAsia" w:ascii="Times New Roman" w:hAnsi="Times New Roman" w:eastAsia="FangSong" w:cs="Times New Roman"/>
+        </w:rPr>
+        <w:t>注</w:t>
+      </w:r>
+      <w:r>
+        <w:rPr>
+          <w:rFonts w:hint="eastAsia" w:ascii="Times New Roman" w:hAnsi="Times New Roman" w:eastAsia="Times New Roman" w:cs="Times New Roman"/>
+        </w:rPr>
+        <w:t>：</w:t>
+      </w:r>
+      <w:r>
+        <w:rPr>
+          <w:rFonts w:hint="eastAsia" w:ascii="Times New Roman" w:hAnsi="Times New Roman" w:eastAsia="FangSong" w:cs="Times New Roman"/>
+        </w:rPr>
+        <w:t>原题含化学反应方程式图片</w:t>
+      </w:r>
+      <w:r>
+        <w:rPr>
+          <w:rFonts w:hint="eastAsia" w:ascii="Times New Roman" w:hAnsi="Times New Roman" w:eastAsia="Times New Roman" w:cs="Times New Roman"/>
+        </w:rPr>
+        <w:t>，OCR</w:t>
+      </w:r>
+      <w:r>
+        <w:rPr>
+          <w:rFonts w:hint="eastAsia" w:ascii="Times New Roman" w:hAnsi="Times New Roman" w:eastAsia="FangSong" w:cs="Times New Roman"/>
+        </w:rPr>
+        <w:t>原文中为图片引用</w:t>
+      </w:r>
+      <w:r>
+        <w:rPr>
+          <w:rFonts w:hint="eastAsia" w:ascii="Times New Roman" w:hAnsi="Times New Roman" w:eastAsia="Times New Roman" w:cs="Times New Roman"/>
+        </w:rPr>
+        <w:t>）</w:t>
+      </w:r>
+    </w:p>
+    <w:p>
+      <w:pPr>
+        <w:pStyle w:val="Compact"/>
+        <w:numPr>
+          <w:ilvl w:val="0"/>
+          <w:numId w:val="1008"/>
+        </w:numPr>
+        <w:ind w:firstLine="420"/>
+      </w:pPr>
+      <w:r>
+        <w:rPr>
+          <w:rFonts w:hint="eastAsia" w:ascii="Times New Roman" w:hAnsi="Times New Roman" w:eastAsia="FangSong" w:cs="Times New Roman"/>
+        </w:rPr>
+        <w:t xml:space="preserve">已知</w:t>
+      </w:r>
+      <w:r>
+        <w:rPr>
+          <w:rFonts w:ascii="Times New Roman" w:hAnsi="Times New Roman" w:eastAsia="Times New Roman" w:cs="Times New Roman"/>
+        </w:rPr>
+        <w:t xml:space="preserve"> A </w:t>
+      </w:r>
+      <w:r>
+        <w:rPr>
+          <w:rFonts w:hint="eastAsia" w:ascii="Times New Roman" w:hAnsi="Times New Roman" w:eastAsia="FangSong" w:cs="Times New Roman"/>
+        </w:rPr>
+        <w:t xml:space="preserve">中</w:t>
+      </w:r>
+      <w:r>
+        <w:rPr>
+          <w:rFonts w:ascii="Times New Roman" w:hAnsi="Times New Roman" w:eastAsia="Times New Roman" w:cs="Times New Roman"/>
+        </w:rPr>
+        <w:t xml:space="preserve"> Si </w:t>
+      </w:r>
+      <w:r>
+        <w:rPr>
+          <w:rFonts w:hint="eastAsia" w:ascii="Times New Roman" w:hAnsi="Times New Roman" w:eastAsia="FangSong" w:cs="Times New Roman"/>
+        </w:rPr>
+        <w:t xml:space="preserve">的配位数为</w:t>
+      </w:r>
+      <w:r>
+        <w:rPr>
+          <w:rFonts w:ascii="Times New Roman" w:hAnsi="Times New Roman" w:eastAsia="Times New Roman" w:cs="Times New Roman"/>
+        </w:rPr>
+        <w:t xml:space="preserve"> </w:t>
+      </w:r>
+      <w:r>
+        <w:rPr>
+          <w:rFonts w:hint="eastAsia" w:ascii="Times New Roman" w:hAnsi="Times New Roman" w:eastAsia="Times New Roman" w:cs="Times New Roman"/>
+        </w:rPr>
+        <w:t>6，</w:t>
+      </w:r>
+      <w:r>
+        <w:rPr>
+          <w:rFonts w:hint="eastAsia" w:ascii="Times New Roman" w:hAnsi="Times New Roman" w:eastAsia="FangSong" w:cs="Times New Roman"/>
+        </w:rPr>
+        <w:t>给出</w:t>
+      </w:r>
+      <w:r>
+        <w:rPr>
+          <w:rFonts w:ascii="Times New Roman" w:hAnsi="Times New Roman" w:eastAsia="Times New Roman" w:cs="Times New Roman"/>
+        </w:rPr>
+        <w:t xml:space="preserve"> A、B、C </w:t>
+      </w:r>
+      <w:r>
+        <w:rPr>
+          <w:rFonts w:hint="eastAsia" w:ascii="Times New Roman" w:hAnsi="Times New Roman" w:eastAsia="FangSong" w:cs="Times New Roman"/>
+        </w:rPr>
+        <w:t>的结构</w:t>
+      </w:r>
+      <w:r>
+        <w:rPr>
+          <w:rFonts w:hint="eastAsia" w:ascii="Times New Roman" w:hAnsi="Times New Roman" w:eastAsia="Times New Roman" w:cs="Times New Roman"/>
+        </w:rPr>
+        <w:t>，</w:t>
+      </w:r>
+      <w:r>
+        <w:rPr>
+          <w:rFonts w:hint="eastAsia" w:ascii="Times New Roman" w:hAnsi="Times New Roman" w:eastAsia="FangSong" w:cs="Times New Roman"/>
+        </w:rPr>
+        <w:t>其中</w:t>
+      </w:r>
+      <w:r>
+        <w:rPr>
+          <w:rFonts w:ascii="Times New Roman" w:hAnsi="Times New Roman" w:eastAsia="Times New Roman" w:cs="Times New Roman"/>
+        </w:rPr>
+        <w:t xml:space="preserve"> C </w:t>
+      </w:r>
+      <w:r>
+        <w:rPr>
+          <w:rFonts w:hint="eastAsia" w:ascii="Times New Roman" w:hAnsi="Times New Roman" w:eastAsia="FangSong" w:cs="Times New Roman"/>
+        </w:rPr>
+        <w:t>请另写出共振式</w:t>
+      </w:r>
+      <w:r>
+        <w:rPr>
+          <w:rFonts w:hint="eastAsia" w:ascii="Times New Roman" w:hAnsi="Times New Roman" w:eastAsia="Times New Roman" w:cs="Times New Roman"/>
+        </w:rPr>
+        <w:t>。</w:t>
+      </w:r>
+    </w:p>
+    <w:p>
+      <w:pPr>
+        <w:pStyle w:val="Compact"/>
+        <w:numPr>
+          <w:ilvl w:val="0"/>
+          <w:numId w:val="1008"/>
         </w:numPr>
         <w:ind w:firstLine="420"/>
       </w:pPr>
@@ -8586,7 +8933,7 @@
         <w:pStyle w:val="Compact"/>
         <w:numPr>
           <w:ilvl w:val="0"/>
-          <w:numId w:val="1007"/>
+          <w:numId w:val="1009"/>
         </w:numPr>
         <w:ind w:firstLine="420"/>
       </w:pPr>
@@ -8892,7 +9239,7 @@
         <w:pStyle w:val="Compact"/>
         <w:numPr>
           <w:ilvl w:val="0"/>
-          <w:numId w:val="1007"/>
+          <w:numId w:val="1009"/>
         </w:numPr>
         <w:ind w:firstLine="420"/>
       </w:pPr>
@@ -9192,7 +9539,7 @@
         <w:pStyle w:val="Compact"/>
         <w:numPr>
           <w:ilvl w:val="0"/>
-          <w:numId w:val="1008"/>
+          <w:numId w:val="1010"/>
         </w:numPr>
         <w:ind w:firstLine="420"/>
       </w:pPr>
@@ -9214,7 +9561,7 @@
         <w:pStyle w:val="Compact"/>
         <w:numPr>
           <w:ilvl w:val="0"/>
-          <w:numId w:val="1008"/>
+          <w:numId w:val="1010"/>
         </w:numPr>
         <w:ind w:firstLine="420"/>
       </w:pPr>
@@ -9260,7 +9607,7 @@
         <w:pStyle w:val="Compact"/>
         <w:numPr>
           <w:ilvl w:val="0"/>
-          <w:numId w:val="1008"/>
+          <w:numId w:val="1010"/>
         </w:numPr>
         <w:ind w:firstLine="420"/>
       </w:pPr>
@@ -9372,7 +9719,7 @@
         <w:pStyle w:val="Compact"/>
         <w:numPr>
           <w:ilvl w:val="0"/>
-          <w:numId w:val="1008"/>
+          <w:numId w:val="1010"/>
         </w:numPr>
         <w:ind w:firstLine="420"/>
       </w:pPr>
@@ -9934,7 +10281,7 @@
         <w:pStyle w:val="Compact"/>
         <w:numPr>
           <w:ilvl w:val="0"/>
-          <w:numId w:val="1009"/>
+          <w:numId w:val="1011"/>
         </w:numPr>
         <w:ind w:firstLine="420"/>
       </w:pPr>
@@ -9950,11 +10297,21 @@
         </w:rPr>
         <w:t xml:space="preserve">逐渐增大</w:t>
       </w:r>
-      <w:r>
-        <w:rPr>
-          <w:rFonts w:ascii="Times New Roman" w:hAnsi="Times New Roman" w:eastAsia="Times New Roman" w:cs="Times New Roman"/>
-        </w:rPr>
-        <w:t xml:space="preserve">　　B. </w:t>
+    </w:p>
+    <w:p>
+      <w:pPr>
+        <w:pStyle w:val="Compact"/>
+        <w:numPr>
+          <w:ilvl w:val="0"/>
+          <w:numId w:val="1011"/>
+        </w:numPr>
+        <w:ind w:firstLine="420"/>
+      </w:pPr>
+      <w:r>
+        <w:rPr>
+          <w:rFonts w:ascii="Times New Roman" w:hAnsi="Times New Roman" w:eastAsia="Times New Roman" w:cs="Times New Roman"/>
+        </w:rPr>
+        <w:t xml:space="preserve">B. </w:t>
       </w:r>
       <w:r>
         <w:rPr>
@@ -9962,11 +10319,21 @@
         </w:rPr>
         <w:t xml:space="preserve">逐渐减小</w:t>
       </w:r>
-      <w:r>
-        <w:rPr>
-          <w:rFonts w:ascii="Times New Roman" w:hAnsi="Times New Roman" w:eastAsia="Times New Roman" w:cs="Times New Roman"/>
-        </w:rPr>
-        <w:t xml:space="preserve">　　C. </w:t>
+    </w:p>
+    <w:p>
+      <w:pPr>
+        <w:pStyle w:val="Compact"/>
+        <w:numPr>
+          <w:ilvl w:val="0"/>
+          <w:numId w:val="1011"/>
+        </w:numPr>
+        <w:ind w:firstLine="420"/>
+      </w:pPr>
+      <w:r>
+        <w:rPr>
+          <w:rFonts w:ascii="Times New Roman" w:hAnsi="Times New Roman" w:eastAsia="Times New Roman" w:cs="Times New Roman"/>
+        </w:rPr>
+        <w:t xml:space="preserve">C. </w:t>
       </w:r>
       <w:r>
         <w:rPr>
@@ -9974,11 +10341,21 @@
         </w:rPr>
         <w:t xml:space="preserve">先增大后减小</w:t>
       </w:r>
-      <w:r>
-        <w:rPr>
-          <w:rFonts w:ascii="Times New Roman" w:hAnsi="Times New Roman" w:eastAsia="Times New Roman" w:cs="Times New Roman"/>
-        </w:rPr>
-        <w:t xml:space="preserve">　　D. </w:t>
+    </w:p>
+    <w:p>
+      <w:pPr>
+        <w:pStyle w:val="Compact"/>
+        <w:numPr>
+          <w:ilvl w:val="0"/>
+          <w:numId w:val="1011"/>
+        </w:numPr>
+        <w:ind w:firstLine="420"/>
+      </w:pPr>
+      <w:r>
+        <w:rPr>
+          <w:rFonts w:ascii="Times New Roman" w:hAnsi="Times New Roman" w:eastAsia="Times New Roman" w:cs="Times New Roman"/>
+        </w:rPr>
+        <w:t xml:space="preserve">D. </w:t>
       </w:r>
       <w:r>
         <w:rPr>
@@ -10345,7 +10722,7 @@
         <w:pStyle w:val="Compact"/>
         <w:numPr>
           <w:ilvl w:val="0"/>
-          <w:numId w:val="1010"/>
+          <w:numId w:val="1012"/>
         </w:numPr>
         <w:ind w:firstLine="420"/>
       </w:pPr>
@@ -10439,7 +10816,7 @@
         <w:pStyle w:val="Compact"/>
         <w:numPr>
           <w:ilvl w:val="0"/>
-          <w:numId w:val="1010"/>
+          <w:numId w:val="1012"/>
         </w:numPr>
         <w:ind w:firstLine="420"/>
       </w:pPr>
@@ -10510,7 +10887,7 @@
         <w:pStyle w:val="Compact"/>
         <w:numPr>
           <w:ilvl w:val="0"/>
-          <w:numId w:val="1010"/>
+          <w:numId w:val="1012"/>
         </w:numPr>
         <w:ind w:firstLine="420"/>
       </w:pPr>
@@ -10596,7 +10973,7 @@
         <w:pStyle w:val="Compact"/>
         <w:numPr>
           <w:ilvl w:val="0"/>
-          <w:numId w:val="1010"/>
+          <w:numId w:val="1012"/>
         </w:numPr>
         <w:ind w:firstLine="420"/>
       </w:pPr>
@@ -10664,6 +11041,27 @@
     <w:p>
       <w:pPr>
         <w:pStyle w:val="FirstParagraph"/>
+        <w:ind w:firstLine="420"/>
+      </w:pPr>
+      <w:r>
+        <w:rPr>
+          <w:rFonts w:hint="eastAsia" w:ascii="Times New Roman" w:hAnsi="Times New Roman" w:eastAsia="FangSong" w:cs="Times New Roman"/>
+        </w:rPr>
+        <w:t>写出下列各化学反应的方程式</w:t>
+      </w:r>
+      <w:r>
+        <w:rPr>
+          <w:rFonts w:hint="eastAsia" w:ascii="Times New Roman" w:hAnsi="Times New Roman" w:eastAsia="Times New Roman" w:cs="Times New Roman"/>
+        </w:rPr>
+        <w:t>：</w:t>
+      </w:r>
+    </w:p>
+    <w:p>
+      <w:pPr>
+        <w:numPr>
+          <w:ilvl w:val="0"/>
+          <w:numId w:val="1013"/>
+        </w:numPr>
         <w:ind w:firstLine="420"/>
       </w:pPr>
       <w:r>
@@ -10806,7 +11204,10 @@
     </w:p>
     <w:p>
       <w:pPr>
-        <w:pStyle w:val="BodyText"/>
+        <w:numPr>
+          <w:ilvl w:val="0"/>
+          <w:numId w:val="1013"/>
+        </w:numPr>
         <w:ind w:firstLine="420"/>
       </w:pPr>
       <w:r>
@@ -11002,7 +11403,10 @@
     </w:p>
     <w:p>
       <w:pPr>
-        <w:pStyle w:val="BodyText"/>
+        <w:numPr>
+          <w:ilvl w:val="0"/>
+          <w:numId w:val="1013"/>
+        </w:numPr>
         <w:ind w:firstLine="420"/>
       </w:pPr>
       <w:r>
@@ -11193,7 +11597,10 @@
     </w:p>
     <w:p>
       <w:pPr>
-        <w:pStyle w:val="BodyText"/>
+        <w:numPr>
+          <w:ilvl w:val="0"/>
+          <w:numId w:val="1013"/>
+        </w:numPr>
         <w:ind w:firstLine="420"/>
       </w:pPr>
       <w:r>
@@ -12805,15 +13212,12 @@
     </w:p>
     <w:p>
       <w:pPr>
-        <w:pStyle w:val="BodyText"/>
+        <w:numPr>
+          <w:ilvl w:val="0"/>
+          <w:numId w:val="1014"/>
+        </w:numPr>
         <w:ind w:firstLine="420"/>
       </w:pPr>
-      <w:r>
-        <w:rPr>
-          <w:rFonts w:ascii="Times New Roman" w:hAnsi="Times New Roman" w:eastAsia="Times New Roman" w:cs="Times New Roman"/>
-        </w:rPr>
-        <w:t xml:space="preserve">10-1 </w:t>
-      </w:r>
       <w:r>
         <w:rPr>
           <w:rFonts w:hint="eastAsia" w:ascii="Times New Roman" w:hAnsi="Times New Roman" w:eastAsia="FangSong" w:cs="Times New Roman"/>
@@ -12865,15 +13269,12 @@
     </w:p>
     <w:p>
       <w:pPr>
-        <w:pStyle w:val="BodyText"/>
+        <w:numPr>
+          <w:ilvl w:val="0"/>
+          <w:numId w:val="1014"/>
+        </w:numPr>
         <w:ind w:firstLine="420"/>
       </w:pPr>
-      <w:r>
-        <w:rPr>
-          <w:rFonts w:ascii="Times New Roman" w:hAnsi="Times New Roman" w:eastAsia="Times New Roman" w:cs="Times New Roman"/>
-        </w:rPr>
-        <w:t xml:space="preserve">10-2 </w:t>
-      </w:r>
       <w:r>
         <w:rPr>
           <w:rFonts w:hint="eastAsia" w:ascii="Times New Roman" w:hAnsi="Times New Roman" w:eastAsia="FangSong" w:cs="Times New Roman"/>
@@ -12983,15 +13384,12 @@
     </w:p>
     <w:p>
       <w:pPr>
-        <w:pStyle w:val="BodyText"/>
+        <w:numPr>
+          <w:ilvl w:val="0"/>
+          <w:numId w:val="1014"/>
+        </w:numPr>
         <w:ind w:firstLine="420"/>
       </w:pPr>
-      <w:r>
-        <w:rPr>
-          <w:rFonts w:ascii="Times New Roman" w:hAnsi="Times New Roman" w:eastAsia="Times New Roman" w:cs="Times New Roman"/>
-        </w:rPr>
-        <w:t xml:space="preserve">10-3 </w:t>
-      </w:r>
       <w:r>
         <w:rPr>
           <w:rFonts w:hint="eastAsia" w:ascii="Times New Roman" w:hAnsi="Times New Roman" w:eastAsia="FangSong" w:cs="Times New Roman"/>
@@ -13007,15 +13405,12 @@
     </w:p>
     <w:p>
       <w:pPr>
-        <w:pStyle w:val="BodyText"/>
+        <w:numPr>
+          <w:ilvl w:val="0"/>
+          <w:numId w:val="1014"/>
+        </w:numPr>
         <w:ind w:firstLine="420"/>
       </w:pPr>
-      <w:r>
-        <w:rPr>
-          <w:rFonts w:ascii="Times New Roman" w:hAnsi="Times New Roman" w:eastAsia="Times New Roman" w:cs="Times New Roman"/>
-        </w:rPr>
-        <w:t xml:space="preserve">10-4 </w:t>
-      </w:r>
       <w:r>
         <w:rPr>
           <w:rFonts w:hint="eastAsia" w:ascii="Times New Roman" w:hAnsi="Times New Roman" w:eastAsia="FangSong" w:cs="Times New Roman"/>
@@ -13967,15 +14362,12 @@
     </w:p>
     <w:p>
       <w:pPr>
-        <w:pStyle w:val="BodyText"/>
+        <w:numPr>
+          <w:ilvl w:val="0"/>
+          <w:numId w:val="1015"/>
+        </w:numPr>
         <w:ind w:firstLine="420"/>
       </w:pPr>
-      <w:r>
-        <w:rPr>
-          <w:rFonts w:ascii="Times New Roman" w:hAnsi="Times New Roman" w:eastAsia="Times New Roman" w:cs="Times New Roman"/>
-        </w:rPr>
-        <w:t xml:space="preserve">7-1 </w:t>
-      </w:r>
       <w:r>
         <w:rPr>
           <w:rFonts w:hint="eastAsia" w:ascii="Times New Roman" w:hAnsi="Times New Roman" w:eastAsia="FangSong" w:cs="Times New Roman"/>
@@ -13991,15 +14383,12 @@
     </w:p>
     <w:p>
       <w:pPr>
-        <w:pStyle w:val="BodyText"/>
+        <w:numPr>
+          <w:ilvl w:val="0"/>
+          <w:numId w:val="1015"/>
+        </w:numPr>
         <w:ind w:firstLine="420"/>
       </w:pPr>
-      <w:r>
-        <w:rPr>
-          <w:rFonts w:ascii="Times New Roman" w:hAnsi="Times New Roman" w:eastAsia="Times New Roman" w:cs="Times New Roman"/>
-        </w:rPr>
-        <w:t xml:space="preserve">7-2 </w:t>
-      </w:r>
       <w:r>
         <w:rPr>
           <w:rFonts w:hint="eastAsia" w:ascii="Times New Roman" w:hAnsi="Times New Roman" w:eastAsia="FangSong" w:cs="Times New Roman"/>
@@ -15108,6 +15497,36 @@
     </w:lvlOverride>
   </w:num>
   <w:num w:numId="1003">
+    <w:abstractNumId w:val="99431"/>
+    <w:lvlOverride w:ilvl="0">
+      <w:startOverride w:val="1"/>
+    </w:lvlOverride>
+    <w:lvlOverride w:ilvl="1">
+      <w:startOverride w:val="1"/>
+    </w:lvlOverride>
+    <w:lvlOverride w:ilvl="2">
+      <w:startOverride w:val="1"/>
+    </w:lvlOverride>
+    <w:lvlOverride w:ilvl="3">
+      <w:startOverride w:val="1"/>
+    </w:lvlOverride>
+    <w:lvlOverride w:ilvl="4">
+      <w:startOverride w:val="1"/>
+    </w:lvlOverride>
+    <w:lvlOverride w:ilvl="5">
+      <w:startOverride w:val="1"/>
+    </w:lvlOverride>
+    <w:lvlOverride w:ilvl="6">
+      <w:startOverride w:val="1"/>
+    </w:lvlOverride>
+    <w:lvlOverride w:ilvl="7">
+      <w:startOverride w:val="1"/>
+    </w:lvlOverride>
+    <w:lvlOverride w:ilvl="8">
+      <w:startOverride w:val="1"/>
+    </w:lvlOverride>
+  </w:num>
+  <w:num w:numId="1004">
     <w:abstractNumId w:val="99731"/>
     <w:lvlOverride w:ilvl="0">
       <w:startOverride w:val="1"/>
@@ -15137,38 +15556,8 @@
       <w:startOverride w:val="1"/>
     </w:lvlOverride>
   </w:num>
-  <w:num w:numId="1004">
-    <w:abstractNumId w:val="99411"/>
-    <w:lvlOverride w:ilvl="0">
-      <w:startOverride w:val="1"/>
-    </w:lvlOverride>
-    <w:lvlOverride w:ilvl="1">
-      <w:startOverride w:val="1"/>
-    </w:lvlOverride>
-    <w:lvlOverride w:ilvl="2">
-      <w:startOverride w:val="1"/>
-    </w:lvlOverride>
-    <w:lvlOverride w:ilvl="3">
-      <w:startOverride w:val="1"/>
-    </w:lvlOverride>
-    <w:lvlOverride w:ilvl="4">
-      <w:startOverride w:val="1"/>
-    </w:lvlOverride>
-    <w:lvlOverride w:ilvl="5">
-      <w:startOverride w:val="1"/>
-    </w:lvlOverride>
-    <w:lvlOverride w:ilvl="6">
-      <w:startOverride w:val="1"/>
-    </w:lvlOverride>
-    <w:lvlOverride w:ilvl="7">
-      <w:startOverride w:val="1"/>
-    </w:lvlOverride>
-    <w:lvlOverride w:ilvl="8">
-      <w:startOverride w:val="1"/>
-    </w:lvlOverride>
-  </w:num>
   <w:num w:numId="1005">
-    <w:abstractNumId w:val="99411"/>
+    <w:abstractNumId w:val="99431"/>
     <w:lvlOverride w:ilvl="0">
       <w:startOverride w:val="1"/>
     </w:lvlOverride>
@@ -15258,13 +15647,163 @@
     </w:lvlOverride>
   </w:num>
   <w:num w:numId="1008">
-    <w:abstractNumId w:val="991"/>
+    <w:abstractNumId w:val="99411"/>
+    <w:lvlOverride w:ilvl="0">
+      <w:startOverride w:val="1"/>
+    </w:lvlOverride>
+    <w:lvlOverride w:ilvl="1">
+      <w:startOverride w:val="1"/>
+    </w:lvlOverride>
+    <w:lvlOverride w:ilvl="2">
+      <w:startOverride w:val="1"/>
+    </w:lvlOverride>
+    <w:lvlOverride w:ilvl="3">
+      <w:startOverride w:val="1"/>
+    </w:lvlOverride>
+    <w:lvlOverride w:ilvl="4">
+      <w:startOverride w:val="1"/>
+    </w:lvlOverride>
+    <w:lvlOverride w:ilvl="5">
+      <w:startOverride w:val="1"/>
+    </w:lvlOverride>
+    <w:lvlOverride w:ilvl="6">
+      <w:startOverride w:val="1"/>
+    </w:lvlOverride>
+    <w:lvlOverride w:ilvl="7">
+      <w:startOverride w:val="1"/>
+    </w:lvlOverride>
+    <w:lvlOverride w:ilvl="8">
+      <w:startOverride w:val="1"/>
+    </w:lvlOverride>
   </w:num>
   <w:num w:numId="1009">
-    <w:abstractNumId w:val="991"/>
+    <w:abstractNumId w:val="99411"/>
+    <w:lvlOverride w:ilvl="0">
+      <w:startOverride w:val="1"/>
+    </w:lvlOverride>
+    <w:lvlOverride w:ilvl="1">
+      <w:startOverride w:val="1"/>
+    </w:lvlOverride>
+    <w:lvlOverride w:ilvl="2">
+      <w:startOverride w:val="1"/>
+    </w:lvlOverride>
+    <w:lvlOverride w:ilvl="3">
+      <w:startOverride w:val="1"/>
+    </w:lvlOverride>
+    <w:lvlOverride w:ilvl="4">
+      <w:startOverride w:val="1"/>
+    </w:lvlOverride>
+    <w:lvlOverride w:ilvl="5">
+      <w:startOverride w:val="1"/>
+    </w:lvlOverride>
+    <w:lvlOverride w:ilvl="6">
+      <w:startOverride w:val="1"/>
+    </w:lvlOverride>
+    <w:lvlOverride w:ilvl="7">
+      <w:startOverride w:val="1"/>
+    </w:lvlOverride>
+    <w:lvlOverride w:ilvl="8">
+      <w:startOverride w:val="1"/>
+    </w:lvlOverride>
   </w:num>
   <w:num w:numId="1010">
     <w:abstractNumId w:val="991"/>
+  </w:num>
+  <w:num w:numId="1011">
+    <w:abstractNumId w:val="991"/>
+  </w:num>
+  <w:num w:numId="1012">
+    <w:abstractNumId w:val="991"/>
+  </w:num>
+  <w:num w:numId="1013">
+    <w:abstractNumId w:val="99431"/>
+    <w:lvlOverride w:ilvl="0">
+      <w:startOverride w:val="1"/>
+    </w:lvlOverride>
+    <w:lvlOverride w:ilvl="1">
+      <w:startOverride w:val="1"/>
+    </w:lvlOverride>
+    <w:lvlOverride w:ilvl="2">
+      <w:startOverride w:val="1"/>
+    </w:lvlOverride>
+    <w:lvlOverride w:ilvl="3">
+      <w:startOverride w:val="1"/>
+    </w:lvlOverride>
+    <w:lvlOverride w:ilvl="4">
+      <w:startOverride w:val="1"/>
+    </w:lvlOverride>
+    <w:lvlOverride w:ilvl="5">
+      <w:startOverride w:val="1"/>
+    </w:lvlOverride>
+    <w:lvlOverride w:ilvl="6">
+      <w:startOverride w:val="1"/>
+    </w:lvlOverride>
+    <w:lvlOverride w:ilvl="7">
+      <w:startOverride w:val="1"/>
+    </w:lvlOverride>
+    <w:lvlOverride w:ilvl="8">
+      <w:startOverride w:val="1"/>
+    </w:lvlOverride>
+  </w:num>
+  <w:num w:numId="1014">
+    <w:abstractNumId w:val="99431"/>
+    <w:lvlOverride w:ilvl="0">
+      <w:startOverride w:val="1"/>
+    </w:lvlOverride>
+    <w:lvlOverride w:ilvl="1">
+      <w:startOverride w:val="1"/>
+    </w:lvlOverride>
+    <w:lvlOverride w:ilvl="2">
+      <w:startOverride w:val="1"/>
+    </w:lvlOverride>
+    <w:lvlOverride w:ilvl="3">
+      <w:startOverride w:val="1"/>
+    </w:lvlOverride>
+    <w:lvlOverride w:ilvl="4">
+      <w:startOverride w:val="1"/>
+    </w:lvlOverride>
+    <w:lvlOverride w:ilvl="5">
+      <w:startOverride w:val="1"/>
+    </w:lvlOverride>
+    <w:lvlOverride w:ilvl="6">
+      <w:startOverride w:val="1"/>
+    </w:lvlOverride>
+    <w:lvlOverride w:ilvl="7">
+      <w:startOverride w:val="1"/>
+    </w:lvlOverride>
+    <w:lvlOverride w:ilvl="8">
+      <w:startOverride w:val="1"/>
+    </w:lvlOverride>
+  </w:num>
+  <w:num w:numId="1015">
+    <w:abstractNumId w:val="99431"/>
+    <w:lvlOverride w:ilvl="0">
+      <w:startOverride w:val="1"/>
+    </w:lvlOverride>
+    <w:lvlOverride w:ilvl="1">
+      <w:startOverride w:val="1"/>
+    </w:lvlOverride>
+    <w:lvlOverride w:ilvl="2">
+      <w:startOverride w:val="1"/>
+    </w:lvlOverride>
+    <w:lvlOverride w:ilvl="3">
+      <w:startOverride w:val="1"/>
+    </w:lvlOverride>
+    <w:lvlOverride w:ilvl="4">
+      <w:startOverride w:val="1"/>
+    </w:lvlOverride>
+    <w:lvlOverride w:ilvl="5">
+      <w:startOverride w:val="1"/>
+    </w:lvlOverride>
+    <w:lvlOverride w:ilvl="6">
+      <w:startOverride w:val="1"/>
+    </w:lvlOverride>
+    <w:lvlOverride w:ilvl="7">
+      <w:startOverride w:val="1"/>
+    </w:lvlOverride>
+    <w:lvlOverride w:ilvl="8">
+      <w:startOverride w:val="1"/>
+    </w:lvlOverride>
   </w:num>
 </w:numbering>
 </file>

--- a/00-首页/题组Word/第一轮·综合套卷/第一轮综合卷11（学生版）.docx
+++ b/00-首页/题组Word/第一轮·综合套卷/第一轮综合卷11（学生版）.docx
@@ -2,7 +2,7 @@
 <file path=word/document.xml><?xml version="1.0" encoding="utf-8"?>
 <w:document xmlns:w="http://schemas.openxmlformats.org/wordprocessingml/2006/main" xmlns:m="http://schemas.openxmlformats.org/officeDocument/2006/math" xmlns:r="http://schemas.openxmlformats.org/officeDocument/2006/relationships" xmlns:o="urn:schemas-microsoft-com:office:office" xmlns:v="urn:schemas-microsoft-com:vml" xmlns:w10="urn:schemas-microsoft-com:office:word" xmlns:a="http://schemas.openxmlformats.org/drawingml/2006/main" xmlns:pic="http://schemas.openxmlformats.org/drawingml/2006/picture" xmlns:wp="http://schemas.openxmlformats.org/drawingml/2006/wordprocessingDrawing">
   <w:body>
-    <w:bookmarkStart w:id="51" w:name="第一轮综合练习-第11卷"/>
+    <w:bookmarkStart w:id="48" w:name="第一轮综合练习-第11卷"/>
     <w:p>
       <w:pPr>
         <w:pStyle w:val="Heading1"/>
@@ -104,7 +104,7 @@
         </w:pict>
       </w:r>
     </w:p>
-    <w:bookmarkStart w:id="50" w:name="题目"/>
+    <w:bookmarkStart w:id="47" w:name="题目"/>
     <w:p>
       <w:pPr>
         <w:pStyle w:val="Heading2"/>
@@ -8048,7 +8048,7 @@
       </w:r>
     </w:p>
     <w:bookmarkEnd w:id="22"/>
-    <w:bookmarkStart w:id="26" w:name="第15题"/>
+    <w:bookmarkStart w:id="23" w:name="第15题"/>
     <w:p>
       <w:pPr>
         <w:pStyle w:val="Heading3"/>
@@ -8681,8 +8681,7 @@
     <w:p>
       <w:pPr>
         <w:pStyle w:val="FirstParagraph"/>
-        <w:spacing w:before="160" w:after="80"/>
-        <w:jc w:val="center"/>
+        <w:ind w:firstLine="420"/>
       </w:pPr>
       <w:r>
         <w:rPr>
@@ -8725,57 +8724,6 @@
           <w:rFonts w:hint="eastAsia" w:ascii="Times New Roman" w:hAnsi="Times New Roman" w:eastAsia="Times New Roman" w:cs="Times New Roman"/>
         </w:rPr>
         <w:t>）</w:t>
-      </w:r>
-      <w:r>
-        <w:rPr>
-          <w:rFonts w:ascii="Times New Roman" w:hAnsi="Times New Roman" w:eastAsia="Times New Roman" w:cs="Times New Roman"/>
-        </w:rPr>
-        <w:t xml:space="preserve"> </w:t>
-      </w:r>
-      <w:r>
-        <w:rPr>
-          <w:rFonts w:ascii="Times New Roman" w:hAnsi="Times New Roman" w:eastAsia="Times New Roman" w:cs="Times New Roman"/>
-        </w:rPr>
-        <w:drawing>
-          <wp:inline>
-            <wp:extent cx="3600000" cy="2308332"/>
-            <wp:effectExtent b="0" l="0" r="0" t="0"/>
-            <wp:docPr descr="" title="" id="24" name="Picture"/>
-            <a:graphic>
-              <a:graphicData uri="http://schemas.openxmlformats.org/drawingml/2006/picture">
-                <pic:pic>
-                  <pic:nvPicPr>
-                    <pic:cNvPr descr="7937fa3a4ad6d5d9124ba067bca2710abd9c4ab591c0e70741f298f0452bda78.png" id="25" name="Picture"/>
-                    <pic:cNvPicPr>
-                      <a:picLocks noChangeArrowheads="1" noChangeAspect="1"/>
-                    </pic:cNvPicPr>
-                  </pic:nvPicPr>
-                  <pic:blipFill>
-                    <a:blip r:embed="rId23"/>
-                    <a:stretch>
-                      <a:fillRect/>
-                    </a:stretch>
-                  </pic:blipFill>
-                  <pic:spPr bwMode="auto">
-                    <a:xfrm>
-                      <a:off x="0" y="0"/>
-                      <a:ext cx="3600000" cy="2308332"/>
-                    </a:xfrm>
-                    <a:prstGeom prst="rect">
-                      <a:avLst/>
-                    </a:prstGeom>
-                    <a:noFill/>
-                    <a:ln w="9525">
-                      <a:noFill/>
-                      <a:headEnd/>
-                      <a:tailEnd/>
-                    </a:ln>
-                  </pic:spPr>
-                </pic:pic>
-              </a:graphicData>
-            </a:graphic>
-          </wp:inline>
-        </w:drawing>
       </w:r>
     </w:p>
     <w:p>
@@ -8788,8 +8736,8 @@
         </w:pict>
       </w:r>
     </w:p>
-    <w:bookmarkEnd w:id="26"/>
-    <w:bookmarkStart w:id="27" w:name="第16题"/>
+    <w:bookmarkEnd w:id="23"/>
+    <w:bookmarkStart w:id="24" w:name="第16题"/>
     <w:p>
       <w:pPr>
         <w:pStyle w:val="Heading3"/>
@@ -9496,8 +9444,8 @@
         </w:pict>
       </w:r>
     </w:p>
-    <w:bookmarkEnd w:id="27"/>
-    <w:bookmarkStart w:id="28" w:name="第17题"/>
+    <w:bookmarkEnd w:id="24"/>
+    <w:bookmarkStart w:id="25" w:name="第17题"/>
     <w:p>
       <w:pPr>
         <w:pStyle w:val="Heading3"/>
@@ -9850,8 +9798,8 @@
         </w:pict>
       </w:r>
     </w:p>
-    <w:bookmarkEnd w:id="28"/>
-    <w:bookmarkStart w:id="32" w:name="第18题"/>
+    <w:bookmarkEnd w:id="25"/>
+    <w:bookmarkStart w:id="29" w:name="第18题"/>
     <w:p>
       <w:pPr>
         <w:pStyle w:val="Heading3"/>
@@ -9914,18 +9862,18 @@
           <wp:inline>
             <wp:extent cx="3600000" cy="690908"/>
             <wp:effectExtent b="0" l="0" r="0" t="0"/>
-            <wp:docPr descr="" title="" id="30" name="Picture"/>
+            <wp:docPr descr="" title="" id="27" name="Picture"/>
             <a:graphic>
               <a:graphicData uri="http://schemas.openxmlformats.org/drawingml/2006/picture">
                 <pic:pic>
                   <pic:nvPicPr>
-                    <pic:cNvPr descr="bf4abd03f46fc9c3.png" id="31" name="Picture"/>
+                    <pic:cNvPr descr="bf4abd03f46fc9c3.png" id="28" name="Picture"/>
                     <pic:cNvPicPr>
                       <a:picLocks noChangeArrowheads="1" noChangeAspect="1"/>
                     </pic:cNvPicPr>
                   </pic:nvPicPr>
                   <pic:blipFill>
-                    <a:blip r:embed="rId29"/>
+                    <a:blip r:embed="rId26"/>
                     <a:stretch>
                       <a:fillRect/>
                     </a:stretch>
@@ -9962,8 +9910,8 @@
         </w:pict>
       </w:r>
     </w:p>
-    <w:bookmarkEnd w:id="32"/>
-    <w:bookmarkStart w:id="33" w:name="第19题"/>
+    <w:bookmarkEnd w:id="29"/>
+    <w:bookmarkStart w:id="30" w:name="第19题"/>
     <w:p>
       <w:pPr>
         <w:pStyle w:val="Heading3"/>
@@ -10374,8 +10322,8 @@
         </w:pict>
       </w:r>
     </w:p>
-    <w:bookmarkEnd w:id="33"/>
-    <w:bookmarkStart w:id="37" w:name="第20题"/>
+    <w:bookmarkEnd w:id="30"/>
+    <w:bookmarkStart w:id="34" w:name="第20题"/>
     <w:p>
       <w:pPr>
         <w:pStyle w:val="Heading3"/>
@@ -10679,18 +10627,18 @@
           <wp:inline>
             <wp:extent cx="3600000" cy="1489250"/>
             <wp:effectExtent b="0" l="0" r="0" t="0"/>
-            <wp:docPr descr="" title="" id="35" name="Picture"/>
+            <wp:docPr descr="" title="" id="32" name="Picture"/>
             <a:graphic>
               <a:graphicData uri="http://schemas.openxmlformats.org/drawingml/2006/picture">
                 <pic:pic>
                   <pic:nvPicPr>
-                    <pic:cNvPr descr="38468233632903bb.png" id="36" name="Picture"/>
+                    <pic:cNvPr descr="38468233632903bb.png" id="33" name="Picture"/>
                     <pic:cNvPicPr>
                       <a:picLocks noChangeArrowheads="1" noChangeAspect="1"/>
                     </pic:cNvPicPr>
                   </pic:nvPicPr>
                   <pic:blipFill>
-                    <a:blip r:embed="rId34"/>
+                    <a:blip r:embed="rId31"/>
                     <a:stretch>
                       <a:fillRect/>
                     </a:stretch>
@@ -11012,8 +10960,8 @@
         </w:pict>
       </w:r>
     </w:p>
-    <w:bookmarkEnd w:id="37"/>
-    <w:bookmarkStart w:id="38" w:name="第21题"/>
+    <w:bookmarkEnd w:id="34"/>
+    <w:bookmarkStart w:id="35" w:name="第21题"/>
     <w:p>
       <w:pPr>
         <w:pStyle w:val="Heading3"/>
@@ -11785,8 +11733,8 @@
         </w:pict>
       </w:r>
     </w:p>
-    <w:bookmarkEnd w:id="38"/>
-    <w:bookmarkStart w:id="39" w:name="第22题"/>
+    <w:bookmarkEnd w:id="35"/>
+    <w:bookmarkStart w:id="36" w:name="第22题"/>
     <w:p>
       <w:pPr>
         <w:pStyle w:val="Heading3"/>
@@ -11966,8 +11914,8 @@
         </w:pict>
       </w:r>
     </w:p>
-    <w:bookmarkEnd w:id="39"/>
-    <w:bookmarkStart w:id="40" w:name="第23题"/>
+    <w:bookmarkEnd w:id="36"/>
+    <w:bookmarkStart w:id="37" w:name="第23题"/>
     <w:p>
       <w:pPr>
         <w:pStyle w:val="Heading3"/>
@@ -12526,8 +12474,8 @@
         </w:pict>
       </w:r>
     </w:p>
-    <w:bookmarkEnd w:id="40"/>
-    <w:bookmarkStart w:id="47" w:name="第24题"/>
+    <w:bookmarkEnd w:id="37"/>
+    <w:bookmarkStart w:id="44" w:name="第24题"/>
     <w:p>
       <w:pPr>
         <w:pStyle w:val="Heading3"/>
@@ -12762,18 +12710,18 @@
           <wp:inline>
             <wp:extent cx="2654300" cy="1816100"/>
             <wp:effectExtent b="0" l="0" r="0" t="0"/>
-            <wp:docPr descr="" title="" id="42" name="Picture"/>
+            <wp:docPr descr="" title="" id="39" name="Picture"/>
             <a:graphic>
               <a:graphicData uri="http://schemas.openxmlformats.org/drawingml/2006/picture">
                 <pic:pic>
                   <pic:nvPicPr>
-                    <pic:cNvPr descr="f7d1189b37a09b50253b53792883563ae8eb6868f82a7445cb43180e89aabfd7.jpg" id="43" name="Picture"/>
+                    <pic:cNvPr descr="f7d1189b37a09b50253b53792883563ae8eb6868f82a7445cb43180e89aabfd7.jpg" id="40" name="Picture"/>
                     <pic:cNvPicPr>
                       <a:picLocks noChangeArrowheads="1" noChangeAspect="1"/>
                     </pic:cNvPicPr>
                   </pic:nvPicPr>
                   <pic:blipFill>
-                    <a:blip r:embed="rId41"/>
+                    <a:blip r:embed="rId38"/>
                     <a:stretch>
                       <a:fillRect/>
                     </a:stretch>
@@ -13130,18 +13078,18 @@
           <wp:inline>
             <wp:extent cx="3600000" cy="2543119"/>
             <wp:effectExtent b="0" l="0" r="0" t="0"/>
-            <wp:docPr descr="" title="" id="45" name="Picture"/>
+            <wp:docPr descr="" title="" id="42" name="Picture"/>
             <a:graphic>
               <a:graphicData uri="http://schemas.openxmlformats.org/drawingml/2006/picture">
                 <pic:pic>
                   <pic:nvPicPr>
-                    <pic:cNvPr descr="5b14386fb0b452fff0a37af3bf785b303ac550ebc7b4183db003f61e6424b355.jpg" id="46" name="Picture"/>
+                    <pic:cNvPr descr="5b14386fb0b452fff0a37af3bf785b303ac550ebc7b4183db003f61e6424b355.jpg" id="43" name="Picture"/>
                     <pic:cNvPicPr>
                       <a:picLocks noChangeArrowheads="1" noChangeAspect="1"/>
                     </pic:cNvPicPr>
                   </pic:nvPicPr>
                   <pic:blipFill>
-                    <a:blip r:embed="rId44"/>
+                    <a:blip r:embed="rId41"/>
                     <a:stretch>
                       <a:fillRect/>
                     </a:stretch>
@@ -13446,8 +13394,8 @@
         </w:pict>
       </w:r>
     </w:p>
-    <w:bookmarkEnd w:id="47"/>
-    <w:bookmarkStart w:id="48" w:name="第25题"/>
+    <w:bookmarkEnd w:id="44"/>
+    <w:bookmarkStart w:id="45" w:name="第25题"/>
     <w:p>
       <w:pPr>
         <w:pStyle w:val="Heading3"/>
@@ -14456,8 +14404,8 @@
         </w:pict>
       </w:r>
     </w:p>
-    <w:bookmarkEnd w:id="48"/>
-    <w:bookmarkStart w:id="49" w:name="第26题"/>
+    <w:bookmarkEnd w:id="45"/>
+    <w:bookmarkStart w:id="46" w:name="第26题"/>
     <w:p>
       <w:pPr>
         <w:pStyle w:val="Heading3"/>
@@ -14951,9 +14899,9 @@
         </w:pict>
       </w:r>
     </w:p>
-    <w:bookmarkEnd w:id="49"/>
-    <w:bookmarkEnd w:id="50"/>
-    <w:bookmarkEnd w:id="51"/>
+    <w:bookmarkEnd w:id="46"/>
+    <w:bookmarkEnd w:id="47"/>
+    <w:bookmarkEnd w:id="48"/>
     <w:sectPr>
       <w:footerReference w:type="default" r:id="rId9"/>
       <w:footnotePr>
